--- a/ОсновнойДокумент.docx
+++ b/ОсновнойДокумент.docx
@@ -2270,7 +2270,6 @@
           <w:color w:val="auto"/>
           <w:sz w:val="28"/>
           <w:szCs w:val="28"/>
-          <w:lang w:val="en-US"/>
         </w:rPr>
       </w:pPr>
       <w:r>
@@ -2431,7 +2430,16 @@
         <w:t>-</w:t>
       </w:r>
       <w:r>
-        <w:t>модели для правильного выполнения ими поставленных задач</w:t>
+        <w:t xml:space="preserve">модели для </w:t>
+      </w:r>
+      <w:r>
+        <w:t>успешного</w:t>
+      </w:r>
+      <w:r>
+        <w:t xml:space="preserve"> выполнения ими поставленных задач</w:t>
+      </w:r>
+      <w:r>
+        <w:t>.</w:t>
       </w:r>
     </w:p>
     <w:p>
@@ -2643,8 +2651,284 @@
     </w:p>
     <w:p>
       <w:pPr>
-        <w:pStyle w:val="AStyle"/>
-      </w:pPr>
+        <w:tabs>
+          <w:tab w:val="left" w:pos="1134"/>
+        </w:tabs>
+        <w:spacing w:after="0" w:line="360" w:lineRule="auto"/>
+        <w:jc w:val="both"/>
+        <w:rPr>
+          <w:rFonts w:ascii="Times New Roman" w:hAnsi="Times New Roman" w:cs="Times New Roman"/>
+          <w:sz w:val="28"/>
+          <w:szCs w:val="28"/>
+        </w:rPr>
+      </w:pPr>
+    </w:p>
+    <w:p>
+      <w:pPr>
+        <w:tabs>
+          <w:tab w:val="left" w:pos="1134"/>
+        </w:tabs>
+        <w:spacing w:after="0" w:line="360" w:lineRule="auto"/>
+        <w:jc w:val="both"/>
+        <w:rPr>
+          <w:rFonts w:ascii="Times New Roman" w:hAnsi="Times New Roman" w:cs="Times New Roman"/>
+          <w:sz w:val="28"/>
+          <w:szCs w:val="28"/>
+        </w:rPr>
+      </w:pPr>
+    </w:p>
+    <w:p>
+      <w:pPr>
+        <w:tabs>
+          <w:tab w:val="left" w:pos="1134"/>
+        </w:tabs>
+        <w:spacing w:after="0" w:line="360" w:lineRule="auto"/>
+        <w:jc w:val="both"/>
+        <w:rPr>
+          <w:rFonts w:ascii="Times New Roman" w:hAnsi="Times New Roman" w:cs="Times New Roman"/>
+          <w:sz w:val="28"/>
+          <w:szCs w:val="28"/>
+        </w:rPr>
+      </w:pPr>
+    </w:p>
+    <w:p>
+      <w:pPr>
+        <w:tabs>
+          <w:tab w:val="left" w:pos="1134"/>
+        </w:tabs>
+        <w:spacing w:after="0" w:line="360" w:lineRule="auto"/>
+        <w:jc w:val="both"/>
+        <w:rPr>
+          <w:rFonts w:ascii="Times New Roman" w:hAnsi="Times New Roman" w:cs="Times New Roman"/>
+          <w:sz w:val="28"/>
+          <w:szCs w:val="28"/>
+        </w:rPr>
+      </w:pPr>
+    </w:p>
+    <w:p>
+      <w:pPr>
+        <w:tabs>
+          <w:tab w:val="left" w:pos="1134"/>
+        </w:tabs>
+        <w:spacing w:after="0" w:line="360" w:lineRule="auto"/>
+        <w:jc w:val="both"/>
+        <w:rPr>
+          <w:rFonts w:ascii="Times New Roman" w:hAnsi="Times New Roman" w:cs="Times New Roman"/>
+          <w:sz w:val="28"/>
+          <w:szCs w:val="28"/>
+        </w:rPr>
+      </w:pPr>
+    </w:p>
+    <w:p>
+      <w:pPr>
+        <w:tabs>
+          <w:tab w:val="left" w:pos="1134"/>
+        </w:tabs>
+        <w:spacing w:after="0" w:line="360" w:lineRule="auto"/>
+        <w:jc w:val="both"/>
+        <w:rPr>
+          <w:rFonts w:ascii="Times New Roman" w:hAnsi="Times New Roman" w:cs="Times New Roman"/>
+          <w:sz w:val="28"/>
+          <w:szCs w:val="28"/>
+        </w:rPr>
+      </w:pPr>
+    </w:p>
+    <w:p>
+      <w:pPr>
+        <w:tabs>
+          <w:tab w:val="left" w:pos="1134"/>
+        </w:tabs>
+        <w:spacing w:after="0" w:line="360" w:lineRule="auto"/>
+        <w:jc w:val="both"/>
+        <w:rPr>
+          <w:rFonts w:ascii="Times New Roman" w:hAnsi="Times New Roman" w:cs="Times New Roman"/>
+          <w:sz w:val="28"/>
+          <w:szCs w:val="28"/>
+        </w:rPr>
+      </w:pPr>
+    </w:p>
+    <w:p>
+      <w:pPr>
+        <w:tabs>
+          <w:tab w:val="left" w:pos="1134"/>
+        </w:tabs>
+        <w:spacing w:after="0" w:line="360" w:lineRule="auto"/>
+        <w:jc w:val="both"/>
+        <w:rPr>
+          <w:rFonts w:ascii="Times New Roman" w:hAnsi="Times New Roman" w:cs="Times New Roman"/>
+          <w:sz w:val="28"/>
+          <w:szCs w:val="28"/>
+        </w:rPr>
+      </w:pPr>
+    </w:p>
+    <w:p>
+      <w:pPr>
+        <w:tabs>
+          <w:tab w:val="left" w:pos="1134"/>
+        </w:tabs>
+        <w:spacing w:after="0" w:line="360" w:lineRule="auto"/>
+        <w:jc w:val="both"/>
+        <w:rPr>
+          <w:rFonts w:ascii="Times New Roman" w:hAnsi="Times New Roman" w:cs="Times New Roman"/>
+          <w:sz w:val="28"/>
+          <w:szCs w:val="28"/>
+        </w:rPr>
+      </w:pPr>
+    </w:p>
+    <w:p>
+      <w:pPr>
+        <w:tabs>
+          <w:tab w:val="left" w:pos="1134"/>
+        </w:tabs>
+        <w:spacing w:after="0" w:line="360" w:lineRule="auto"/>
+        <w:jc w:val="both"/>
+        <w:rPr>
+          <w:rFonts w:ascii="Times New Roman" w:hAnsi="Times New Roman" w:cs="Times New Roman"/>
+          <w:sz w:val="28"/>
+          <w:szCs w:val="28"/>
+        </w:rPr>
+      </w:pPr>
+    </w:p>
+    <w:p>
+      <w:pPr>
+        <w:tabs>
+          <w:tab w:val="left" w:pos="1134"/>
+        </w:tabs>
+        <w:spacing w:after="0" w:line="360" w:lineRule="auto"/>
+        <w:jc w:val="both"/>
+        <w:rPr>
+          <w:rFonts w:ascii="Times New Roman" w:hAnsi="Times New Roman" w:cs="Times New Roman"/>
+          <w:sz w:val="28"/>
+          <w:szCs w:val="28"/>
+        </w:rPr>
+      </w:pPr>
+    </w:p>
+    <w:p>
+      <w:pPr>
+        <w:tabs>
+          <w:tab w:val="left" w:pos="1134"/>
+        </w:tabs>
+        <w:spacing w:after="0" w:line="360" w:lineRule="auto"/>
+        <w:jc w:val="both"/>
+        <w:rPr>
+          <w:rFonts w:ascii="Times New Roman" w:hAnsi="Times New Roman" w:cs="Times New Roman"/>
+          <w:sz w:val="28"/>
+          <w:szCs w:val="28"/>
+        </w:rPr>
+      </w:pPr>
+    </w:p>
+    <w:p>
+      <w:pPr>
+        <w:tabs>
+          <w:tab w:val="left" w:pos="1134"/>
+        </w:tabs>
+        <w:spacing w:after="0" w:line="360" w:lineRule="auto"/>
+        <w:jc w:val="both"/>
+        <w:rPr>
+          <w:rFonts w:ascii="Times New Roman" w:hAnsi="Times New Roman" w:cs="Times New Roman"/>
+          <w:sz w:val="28"/>
+          <w:szCs w:val="28"/>
+        </w:rPr>
+      </w:pPr>
+    </w:p>
+    <w:p>
+      <w:pPr>
+        <w:tabs>
+          <w:tab w:val="left" w:pos="1134"/>
+        </w:tabs>
+        <w:spacing w:after="0" w:line="360" w:lineRule="auto"/>
+        <w:jc w:val="both"/>
+        <w:rPr>
+          <w:rFonts w:ascii="Times New Roman" w:hAnsi="Times New Roman" w:cs="Times New Roman"/>
+          <w:sz w:val="28"/>
+          <w:szCs w:val="28"/>
+        </w:rPr>
+      </w:pPr>
+    </w:p>
+    <w:p>
+      <w:pPr>
+        <w:tabs>
+          <w:tab w:val="left" w:pos="1134"/>
+        </w:tabs>
+        <w:spacing w:after="0" w:line="360" w:lineRule="auto"/>
+        <w:jc w:val="both"/>
+        <w:rPr>
+          <w:rFonts w:ascii="Times New Roman" w:hAnsi="Times New Roman" w:cs="Times New Roman"/>
+          <w:sz w:val="28"/>
+          <w:szCs w:val="28"/>
+        </w:rPr>
+      </w:pPr>
+    </w:p>
+    <w:p>
+      <w:pPr>
+        <w:pStyle w:val="1"/>
+        <w:rPr>
+          <w:rFonts w:ascii="Times New Roman" w:hAnsi="Times New Roman" w:cs="Times New Roman"/>
+          <w:b/>
+          <w:bCs/>
+          <w:color w:val="auto"/>
+          <w:sz w:val="28"/>
+          <w:szCs w:val="28"/>
+        </w:rPr>
+      </w:pPr>
+      <w:r>
+        <w:rPr>
+          <w:rFonts w:ascii="Times New Roman" w:hAnsi="Times New Roman" w:cs="Times New Roman"/>
+          <w:b/>
+          <w:bCs/>
+          <w:color w:val="auto"/>
+          <w:sz w:val="28"/>
+          <w:szCs w:val="28"/>
+        </w:rPr>
+        <w:lastRenderedPageBreak/>
+        <w:t>1. ПЕРВИЧНЫЙ АНАЛИЗ НАБОРА ТАБЛИЧНЫХ ДАННЫХ</w:t>
+      </w:r>
+    </w:p>
+    <w:p>
+      <w:pPr>
+        <w:pStyle w:val="2"/>
+        <w:rPr>
+          <w:rFonts w:ascii="Times New Roman" w:hAnsi="Times New Roman" w:cs="Times New Roman"/>
+          <w:b/>
+          <w:bCs/>
+          <w:color w:val="auto"/>
+          <w:sz w:val="28"/>
+          <w:szCs w:val="28"/>
+        </w:rPr>
+      </w:pPr>
+      <w:r>
+        <w:rPr>
+          <w:rFonts w:ascii="Times New Roman" w:hAnsi="Times New Roman" w:cs="Times New Roman"/>
+          <w:b/>
+          <w:bCs/>
+          <w:color w:val="auto"/>
+          <w:sz w:val="28"/>
+          <w:szCs w:val="28"/>
+        </w:rPr>
+        <w:t>1.1</w:t>
+      </w:r>
+      <w:r>
+        <w:rPr>
+          <w:rFonts w:ascii="Times New Roman" w:hAnsi="Times New Roman" w:cs="Times New Roman"/>
+          <w:b/>
+          <w:bCs/>
+          <w:color w:val="auto"/>
+          <w:sz w:val="28"/>
+          <w:szCs w:val="28"/>
+        </w:rPr>
+        <w:t>.</w:t>
+      </w:r>
+      <w:r>
+        <w:rPr>
+          <w:rFonts w:ascii="Times New Roman" w:hAnsi="Times New Roman" w:cs="Times New Roman"/>
+          <w:b/>
+          <w:bCs/>
+          <w:color w:val="auto"/>
+          <w:sz w:val="28"/>
+          <w:szCs w:val="28"/>
+        </w:rPr>
+        <w:t xml:space="preserve"> Постановка задачи</w:t>
+      </w:r>
     </w:p>
     <w:p>
       <w:pPr>
@@ -2657,6 +2941,137 @@
           <w:szCs w:val="28"/>
         </w:rPr>
       </w:pPr>
+      <w:r>
+        <w:rPr>
+          <w:rFonts w:ascii="Times New Roman" w:hAnsi="Times New Roman" w:cs="Times New Roman"/>
+          <w:sz w:val="28"/>
+          <w:szCs w:val="28"/>
+        </w:rPr>
+        <w:t xml:space="preserve">Предметная область датасета: финансы. </w:t>
+      </w:r>
+      <w:r>
+        <w:rPr>
+          <w:rFonts w:ascii="Times New Roman" w:hAnsi="Times New Roman" w:cs="Times New Roman"/>
+          <w:sz w:val="28"/>
+          <w:szCs w:val="28"/>
+        </w:rPr>
+        <w:t xml:space="preserve">В современном мире существует </w:t>
+      </w:r>
+      <w:r>
+        <w:rPr>
+          <w:rFonts w:ascii="Times New Roman" w:hAnsi="Times New Roman" w:cs="Times New Roman"/>
+          <w:sz w:val="28"/>
+          <w:szCs w:val="28"/>
+        </w:rPr>
+        <w:t xml:space="preserve">серьезная проблема: мошенничество. Множество людей подвергаются давлению со стороны аферистов, взломам аккаунтов, из-за чего теряют свои сбережения и имущество. Данный набор данных позволит анализировать транзакции клиентов банков и </w:t>
+      </w:r>
+      <w:r>
+        <w:rPr>
+          <w:rFonts w:ascii="Times New Roman" w:hAnsi="Times New Roman" w:cs="Times New Roman"/>
+          <w:sz w:val="28"/>
+          <w:szCs w:val="28"/>
+        </w:rPr>
+        <w:t xml:space="preserve">классифицировать </w:t>
+      </w:r>
+      <w:r>
+        <w:rPr>
+          <w:rFonts w:ascii="Times New Roman" w:hAnsi="Times New Roman" w:cs="Times New Roman"/>
+          <w:sz w:val="28"/>
+          <w:szCs w:val="28"/>
+        </w:rPr>
+        <w:t>операции</w:t>
+      </w:r>
+      <w:r>
+        <w:rPr>
+          <w:rFonts w:ascii="Times New Roman" w:hAnsi="Times New Roman" w:cs="Times New Roman"/>
+          <w:sz w:val="28"/>
+          <w:szCs w:val="28"/>
+        </w:rPr>
+        <w:t xml:space="preserve"> </w:t>
+      </w:r>
+      <w:r>
+        <w:rPr>
+          <w:rFonts w:ascii="Times New Roman" w:hAnsi="Times New Roman" w:cs="Times New Roman"/>
+          <w:sz w:val="28"/>
+          <w:szCs w:val="28"/>
+        </w:rPr>
+        <w:t>на две категории</w:t>
+      </w:r>
+      <w:r>
+        <w:rPr>
+          <w:rFonts w:ascii="Times New Roman" w:hAnsi="Times New Roman" w:cs="Times New Roman"/>
+          <w:sz w:val="28"/>
+          <w:szCs w:val="28"/>
+        </w:rPr>
+        <w:t>: мошеннические или обычные</w:t>
+      </w:r>
+      <w:r>
+        <w:rPr>
+          <w:rFonts w:ascii="Times New Roman" w:hAnsi="Times New Roman" w:cs="Times New Roman"/>
+          <w:sz w:val="28"/>
+          <w:szCs w:val="28"/>
+        </w:rPr>
+        <w:t>.</w:t>
+      </w:r>
+      <w:r>
+        <w:rPr>
+          <w:rFonts w:ascii="Times New Roman" w:hAnsi="Times New Roman" w:cs="Times New Roman"/>
+          <w:sz w:val="28"/>
+          <w:szCs w:val="28"/>
+        </w:rPr>
+        <w:t xml:space="preserve"> </w:t>
+      </w:r>
+      <w:r>
+        <w:rPr>
+          <w:rFonts w:ascii="Times New Roman" w:hAnsi="Times New Roman" w:cs="Times New Roman"/>
+          <w:sz w:val="28"/>
+          <w:szCs w:val="28"/>
+        </w:rPr>
+        <w:t xml:space="preserve">Самые яркие признаки, по которым искусственный интеллект может определить класс транзакции: аномальная сумма, смена геопозиции и устройства и время перевода, которое несвойственно клиенту банка. На выходе получается </w:t>
+      </w:r>
+      <w:r>
+        <w:rPr>
+          <w:rFonts w:ascii="Times New Roman" w:hAnsi="Times New Roman" w:cs="Times New Roman"/>
+          <w:sz w:val="28"/>
+          <w:szCs w:val="28"/>
+        </w:rPr>
+        <w:t xml:space="preserve">класс операции. </w:t>
+      </w:r>
+    </w:p>
+    <w:p>
+      <w:pPr>
+        <w:pStyle w:val="2"/>
+        <w:rPr>
+          <w:rFonts w:ascii="Times New Roman" w:hAnsi="Times New Roman" w:cs="Times New Roman"/>
+          <w:b/>
+          <w:bCs/>
+          <w:color w:val="auto"/>
+          <w:sz w:val="28"/>
+          <w:szCs w:val="28"/>
+        </w:rPr>
+      </w:pPr>
+      <w:r>
+        <w:rPr>
+          <w:rFonts w:ascii="Times New Roman" w:hAnsi="Times New Roman" w:cs="Times New Roman"/>
+          <w:b/>
+          <w:bCs/>
+          <w:color w:val="auto"/>
+          <w:sz w:val="28"/>
+          <w:szCs w:val="28"/>
+        </w:rPr>
+        <w:t xml:space="preserve">1.2. </w:t>
+      </w:r>
+      <w:r>
+        <w:rPr>
+          <w:rFonts w:ascii="Times New Roman" w:hAnsi="Times New Roman" w:cs="Times New Roman"/>
+          <w:b/>
+          <w:bCs/>
+          <w:color w:val="auto"/>
+          <w:sz w:val="28"/>
+          <w:szCs w:val="28"/>
+        </w:rPr>
+        <w:t>Описание выбранного набора данных</w:t>
+      </w:r>
     </w:p>
     <w:p>
       <w:pPr>
@@ -2664,15 +3079,6444 @@
         <w:ind w:firstLine="709"/>
         <w:rPr>
           <w:rFonts w:ascii="Times New Roman" w:hAnsi="Times New Roman" w:cs="Times New Roman"/>
-          <w:b/>
-          <w:bCs/>
-          <w:sz w:val="28"/>
-          <w:szCs w:val="28"/>
-        </w:rPr>
-      </w:pPr>
+          <w:sz w:val="28"/>
+          <w:szCs w:val="28"/>
+        </w:rPr>
+      </w:pPr>
+      <w:r>
+        <w:rPr>
+          <w:rFonts w:ascii="Times New Roman" w:hAnsi="Times New Roman" w:cs="Times New Roman"/>
+          <w:sz w:val="28"/>
+          <w:szCs w:val="28"/>
+        </w:rPr>
+        <w:t>Набор</w:t>
+      </w:r>
+      <w:r>
+        <w:rPr>
+          <w:rFonts w:ascii="Times New Roman" w:hAnsi="Times New Roman" w:cs="Times New Roman"/>
+          <w:sz w:val="28"/>
+          <w:szCs w:val="28"/>
+        </w:rPr>
+        <w:t xml:space="preserve"> </w:t>
+      </w:r>
+      <w:r>
+        <w:rPr>
+          <w:rFonts w:ascii="Times New Roman" w:hAnsi="Times New Roman" w:cs="Times New Roman"/>
+          <w:sz w:val="28"/>
+          <w:szCs w:val="28"/>
+        </w:rPr>
+        <w:t>данных</w:t>
+      </w:r>
+      <w:r>
+        <w:rPr>
+          <w:rFonts w:ascii="Times New Roman" w:hAnsi="Times New Roman" w:cs="Times New Roman"/>
+          <w:sz w:val="28"/>
+          <w:szCs w:val="28"/>
+        </w:rPr>
+        <w:t xml:space="preserve"> </w:t>
+      </w:r>
+      <w:r>
+        <w:rPr>
+          <w:rFonts w:ascii="Times New Roman" w:hAnsi="Times New Roman" w:cs="Times New Roman"/>
+          <w:sz w:val="28"/>
+          <w:szCs w:val="28"/>
+        </w:rPr>
+        <w:t>«</w:t>
+      </w:r>
+      <w:r>
+        <w:rPr>
+          <w:rFonts w:ascii="Times New Roman" w:hAnsi="Times New Roman" w:cs="Times New Roman"/>
+          <w:sz w:val="28"/>
+          <w:szCs w:val="28"/>
+          <w:lang w:val="en-US"/>
+        </w:rPr>
+        <w:t>F</w:t>
+      </w:r>
+      <w:proofErr w:type="spellStart"/>
+      <w:r>
+        <w:rPr>
+          <w:rFonts w:ascii="Times New Roman" w:hAnsi="Times New Roman" w:cs="Times New Roman"/>
+          <w:sz w:val="28"/>
+          <w:szCs w:val="28"/>
+        </w:rPr>
+        <w:t>raud_detection_dataset</w:t>
+      </w:r>
+      <w:proofErr w:type="spellEnd"/>
+      <w:r>
+        <w:rPr>
+          <w:rFonts w:ascii="Times New Roman" w:hAnsi="Times New Roman" w:cs="Times New Roman"/>
+          <w:sz w:val="28"/>
+          <w:szCs w:val="28"/>
+        </w:rPr>
+        <w:t>»</w:t>
+      </w:r>
+      <w:r>
+        <w:rPr>
+          <w:rFonts w:ascii="Times New Roman" w:hAnsi="Times New Roman" w:cs="Times New Roman"/>
+          <w:sz w:val="28"/>
+          <w:szCs w:val="28"/>
+        </w:rPr>
+        <w:t xml:space="preserve"> </w:t>
+      </w:r>
+      <w:hyperlink r:id="rId14" w:history="1">
+        <w:r>
+          <w:rPr>
+            <w:rStyle w:val="ae"/>
+            <w:rFonts w:ascii="Times New Roman" w:hAnsi="Times New Roman" w:cs="Times New Roman"/>
+            <w:sz w:val="28"/>
+            <w:szCs w:val="28"/>
+          </w:rPr>
+          <w:t>[2]</w:t>
+        </w:r>
+      </w:hyperlink>
+      <w:r>
+        <w:rPr>
+          <w:rFonts w:ascii="Times New Roman" w:hAnsi="Times New Roman" w:cs="Times New Roman"/>
+          <w:sz w:val="28"/>
+          <w:szCs w:val="28"/>
+        </w:rPr>
+        <w:t xml:space="preserve"> </w:t>
+      </w:r>
+      <w:r>
+        <w:rPr>
+          <w:rFonts w:ascii="Times New Roman" w:hAnsi="Times New Roman" w:cs="Times New Roman"/>
+          <w:sz w:val="28"/>
+          <w:szCs w:val="28"/>
+        </w:rPr>
+        <w:t>включает</w:t>
+      </w:r>
+      <w:r>
+        <w:rPr>
+          <w:rFonts w:ascii="Times New Roman" w:hAnsi="Times New Roman" w:cs="Times New Roman"/>
+          <w:sz w:val="28"/>
+          <w:szCs w:val="28"/>
+        </w:rPr>
+        <w:t xml:space="preserve"> </w:t>
+      </w:r>
+      <w:r>
+        <w:rPr>
+          <w:rFonts w:ascii="Times New Roman" w:hAnsi="Times New Roman" w:cs="Times New Roman"/>
+          <w:sz w:val="28"/>
+          <w:szCs w:val="28"/>
+        </w:rPr>
+        <w:t>в</w:t>
+      </w:r>
+      <w:r>
+        <w:rPr>
+          <w:rFonts w:ascii="Times New Roman" w:hAnsi="Times New Roman" w:cs="Times New Roman"/>
+          <w:sz w:val="28"/>
+          <w:szCs w:val="28"/>
+        </w:rPr>
+        <w:t xml:space="preserve"> </w:t>
+      </w:r>
+      <w:r>
+        <w:rPr>
+          <w:rFonts w:ascii="Times New Roman" w:hAnsi="Times New Roman" w:cs="Times New Roman"/>
+          <w:sz w:val="28"/>
+          <w:szCs w:val="28"/>
+        </w:rPr>
+        <w:t>себя</w:t>
+      </w:r>
+      <w:r>
+        <w:rPr>
+          <w:rFonts w:ascii="Times New Roman" w:hAnsi="Times New Roman" w:cs="Times New Roman"/>
+          <w:sz w:val="28"/>
+          <w:szCs w:val="28"/>
+        </w:rPr>
+        <w:t xml:space="preserve"> </w:t>
+      </w:r>
+      <w:r>
+        <w:rPr>
+          <w:rFonts w:ascii="Times New Roman" w:hAnsi="Times New Roman" w:cs="Times New Roman"/>
+          <w:sz w:val="28"/>
+          <w:szCs w:val="28"/>
+        </w:rPr>
+        <w:t>10.000</w:t>
+      </w:r>
+      <w:r>
+        <w:rPr>
+          <w:rFonts w:ascii="Times New Roman" w:hAnsi="Times New Roman" w:cs="Times New Roman"/>
+          <w:sz w:val="28"/>
+          <w:szCs w:val="28"/>
+        </w:rPr>
+        <w:t xml:space="preserve"> </w:t>
+      </w:r>
+      <w:r>
+        <w:rPr>
+          <w:rFonts w:ascii="Times New Roman" w:hAnsi="Times New Roman" w:cs="Times New Roman"/>
+          <w:sz w:val="28"/>
+          <w:szCs w:val="28"/>
+        </w:rPr>
+        <w:t>записей различных транзакций</w:t>
+      </w:r>
+      <w:r>
+        <w:rPr>
+          <w:rFonts w:ascii="Times New Roman" w:hAnsi="Times New Roman" w:cs="Times New Roman"/>
+          <w:sz w:val="28"/>
+          <w:szCs w:val="28"/>
+        </w:rPr>
+        <w:t xml:space="preserve"> без пропусков</w:t>
+      </w:r>
+      <w:r>
+        <w:rPr>
+          <w:rFonts w:ascii="Times New Roman" w:hAnsi="Times New Roman" w:cs="Times New Roman"/>
+          <w:sz w:val="28"/>
+          <w:szCs w:val="28"/>
+        </w:rPr>
+        <w:t>, что является немалым объемом для табличного датасета. Ин</w:t>
+      </w:r>
+      <w:r>
+        <w:rPr>
+          <w:rFonts w:ascii="Times New Roman" w:hAnsi="Times New Roman" w:cs="Times New Roman"/>
+          <w:sz w:val="28"/>
+          <w:szCs w:val="28"/>
+        </w:rPr>
+        <w:t xml:space="preserve">формация о сборе данных отсутствует. </w:t>
+      </w:r>
+    </w:p>
+    <w:p>
+      <w:pPr>
+        <w:spacing w:line="360" w:lineRule="auto"/>
+        <w:ind w:firstLine="709"/>
+        <w:rPr>
+          <w:rFonts w:ascii="Times New Roman" w:hAnsi="Times New Roman" w:cs="Times New Roman"/>
+          <w:sz w:val="28"/>
+          <w:szCs w:val="28"/>
+        </w:rPr>
+      </w:pPr>
+      <w:r>
+        <w:rPr>
+          <w:rFonts w:ascii="Times New Roman" w:hAnsi="Times New Roman" w:cs="Times New Roman"/>
+          <w:sz w:val="28"/>
+          <w:szCs w:val="28"/>
+        </w:rPr>
+        <w:t>Признаки набора:</w:t>
+      </w:r>
+    </w:p>
+    <w:p>
+      <w:pPr>
+        <w:numPr>
+          <w:ilvl w:val="0"/>
+          <w:numId w:val="4"/>
+        </w:numPr>
+        <w:spacing w:line="360" w:lineRule="auto"/>
+        <w:rPr>
+          <w:rFonts w:ascii="Times New Roman" w:hAnsi="Times New Roman" w:cs="Times New Roman"/>
+          <w:sz w:val="28"/>
+          <w:szCs w:val="28"/>
+        </w:rPr>
+      </w:pPr>
+      <w:r>
+        <w:rPr>
+          <w:rFonts w:ascii="Times New Roman" w:hAnsi="Times New Roman" w:cs="Times New Roman"/>
+          <w:b/>
+          <w:bCs/>
+          <w:sz w:val="28"/>
+          <w:szCs w:val="28"/>
+          <w:lang w:val="en-US"/>
+        </w:rPr>
+        <w:t>transaction</w:t>
+      </w:r>
+      <w:r>
+        <w:rPr>
+          <w:rFonts w:ascii="Times New Roman" w:hAnsi="Times New Roman" w:cs="Times New Roman"/>
+          <w:b/>
+          <w:bCs/>
+          <w:sz w:val="28"/>
+          <w:szCs w:val="28"/>
+        </w:rPr>
+        <w:t>_</w:t>
+      </w:r>
+      <w:r>
+        <w:rPr>
+          <w:rFonts w:ascii="Times New Roman" w:hAnsi="Times New Roman" w:cs="Times New Roman"/>
+          <w:b/>
+          <w:bCs/>
+          <w:sz w:val="28"/>
+          <w:szCs w:val="28"/>
+          <w:lang w:val="en-US"/>
+        </w:rPr>
+        <w:t>id</w:t>
+      </w:r>
+      <w:r>
+        <w:rPr>
+          <w:rFonts w:ascii="Times New Roman" w:hAnsi="Times New Roman" w:cs="Times New Roman"/>
+          <w:sz w:val="28"/>
+          <w:szCs w:val="28"/>
+        </w:rPr>
+        <w:t xml:space="preserve">: </w:t>
+      </w:r>
+      <w:r>
+        <w:rPr>
+          <w:rFonts w:ascii="Times New Roman" w:hAnsi="Times New Roman" w:cs="Times New Roman"/>
+          <w:sz w:val="28"/>
+          <w:szCs w:val="28"/>
+        </w:rPr>
+        <w:t>Уникальный идентификатор для каждой транзакции</w:t>
+      </w:r>
+      <w:r>
+        <w:rPr>
+          <w:rFonts w:ascii="Times New Roman" w:hAnsi="Times New Roman" w:cs="Times New Roman"/>
+          <w:sz w:val="28"/>
+          <w:szCs w:val="28"/>
+        </w:rPr>
+        <w:t>. Тип данных:</w:t>
+      </w:r>
+      <w:r>
+        <w:rPr>
+          <w:rFonts w:ascii="Times New Roman" w:hAnsi="Times New Roman" w:cs="Times New Roman"/>
+          <w:sz w:val="28"/>
+          <w:szCs w:val="28"/>
+        </w:rPr>
+        <w:t xml:space="preserve"> </w:t>
+      </w:r>
+      <w:r>
+        <w:rPr>
+          <w:rFonts w:ascii="Times New Roman" w:hAnsi="Times New Roman" w:cs="Times New Roman"/>
+          <w:sz w:val="28"/>
+          <w:szCs w:val="28"/>
+        </w:rPr>
+        <w:t>строка</w:t>
+      </w:r>
+      <w:r>
+        <w:rPr>
+          <w:rFonts w:ascii="Times New Roman" w:hAnsi="Times New Roman" w:cs="Times New Roman"/>
+          <w:sz w:val="28"/>
+          <w:szCs w:val="28"/>
+        </w:rPr>
+        <w:t>;</w:t>
+      </w:r>
+    </w:p>
+    <w:p>
+      <w:pPr>
+        <w:numPr>
+          <w:ilvl w:val="0"/>
+          <w:numId w:val="4"/>
+        </w:numPr>
+        <w:tabs>
+          <w:tab w:val="num" w:pos="720"/>
+        </w:tabs>
+        <w:spacing w:line="360" w:lineRule="auto"/>
+        <w:rPr>
+          <w:rFonts w:ascii="Times New Roman" w:hAnsi="Times New Roman" w:cs="Times New Roman"/>
+          <w:sz w:val="28"/>
+          <w:szCs w:val="28"/>
+        </w:rPr>
+      </w:pPr>
+      <w:r>
+        <w:rPr>
+          <w:rFonts w:ascii="Times New Roman" w:hAnsi="Times New Roman" w:cs="Times New Roman"/>
+          <w:b/>
+          <w:bCs/>
+          <w:sz w:val="28"/>
+          <w:szCs w:val="28"/>
+          <w:lang w:val="en-US"/>
+        </w:rPr>
+        <w:t>user</w:t>
+      </w:r>
+      <w:r>
+        <w:rPr>
+          <w:rFonts w:ascii="Times New Roman" w:hAnsi="Times New Roman" w:cs="Times New Roman"/>
+          <w:b/>
+          <w:bCs/>
+          <w:sz w:val="28"/>
+          <w:szCs w:val="28"/>
+        </w:rPr>
+        <w:t>_</w:t>
+      </w:r>
+      <w:r>
+        <w:rPr>
+          <w:rFonts w:ascii="Times New Roman" w:hAnsi="Times New Roman" w:cs="Times New Roman"/>
+          <w:b/>
+          <w:bCs/>
+          <w:sz w:val="28"/>
+          <w:szCs w:val="28"/>
+          <w:lang w:val="en-US"/>
+        </w:rPr>
+        <w:t>id</w:t>
+      </w:r>
+      <w:r>
+        <w:rPr>
+          <w:rFonts w:ascii="Times New Roman" w:hAnsi="Times New Roman" w:cs="Times New Roman"/>
+          <w:sz w:val="28"/>
+          <w:szCs w:val="28"/>
+        </w:rPr>
+        <w:t xml:space="preserve">: </w:t>
+      </w:r>
+      <w:r>
+        <w:rPr>
+          <w:rFonts w:ascii="Times New Roman" w:hAnsi="Times New Roman" w:cs="Times New Roman"/>
+          <w:sz w:val="28"/>
+          <w:szCs w:val="28"/>
+        </w:rPr>
+        <w:t>Идентификатор пользователя</w:t>
+      </w:r>
+      <w:r>
+        <w:rPr>
+          <w:rFonts w:ascii="Times New Roman" w:hAnsi="Times New Roman" w:cs="Times New Roman"/>
+          <w:sz w:val="28"/>
+          <w:szCs w:val="28"/>
+        </w:rPr>
+        <w:t>. Тип данных:</w:t>
+      </w:r>
+      <w:r>
+        <w:rPr>
+          <w:rFonts w:ascii="Times New Roman" w:hAnsi="Times New Roman" w:cs="Times New Roman"/>
+          <w:sz w:val="28"/>
+          <w:szCs w:val="28"/>
+        </w:rPr>
+        <w:t xml:space="preserve"> </w:t>
+      </w:r>
+      <w:r>
+        <w:rPr>
+          <w:rFonts w:ascii="Times New Roman" w:hAnsi="Times New Roman" w:cs="Times New Roman"/>
+          <w:sz w:val="28"/>
+          <w:szCs w:val="28"/>
+        </w:rPr>
+        <w:t>строка</w:t>
+      </w:r>
+      <w:r>
+        <w:rPr>
+          <w:rFonts w:ascii="Times New Roman" w:hAnsi="Times New Roman" w:cs="Times New Roman"/>
+          <w:sz w:val="28"/>
+          <w:szCs w:val="28"/>
+        </w:rPr>
+        <w:t xml:space="preserve">; </w:t>
+      </w:r>
+    </w:p>
+    <w:p>
+      <w:pPr>
+        <w:numPr>
+          <w:ilvl w:val="0"/>
+          <w:numId w:val="4"/>
+        </w:numPr>
+        <w:tabs>
+          <w:tab w:val="num" w:pos="720"/>
+        </w:tabs>
+        <w:spacing w:line="360" w:lineRule="auto"/>
+        <w:rPr>
+          <w:rFonts w:ascii="Times New Roman" w:hAnsi="Times New Roman" w:cs="Times New Roman"/>
+          <w:sz w:val="28"/>
+          <w:szCs w:val="28"/>
+        </w:rPr>
+      </w:pPr>
+      <w:r>
+        <w:rPr>
+          <w:rFonts w:ascii="Times New Roman" w:hAnsi="Times New Roman" w:cs="Times New Roman"/>
+          <w:b/>
+          <w:bCs/>
+          <w:sz w:val="28"/>
+          <w:szCs w:val="28"/>
+          <w:lang w:val="en-US"/>
+        </w:rPr>
+        <w:t>amount</w:t>
+      </w:r>
+      <w:r>
+        <w:rPr>
+          <w:rFonts w:ascii="Times New Roman" w:hAnsi="Times New Roman" w:cs="Times New Roman"/>
+          <w:sz w:val="28"/>
+          <w:szCs w:val="28"/>
+        </w:rPr>
+        <w:t xml:space="preserve">: </w:t>
+      </w:r>
+      <w:r>
+        <w:rPr>
+          <w:rFonts w:ascii="Times New Roman" w:hAnsi="Times New Roman" w:cs="Times New Roman"/>
+          <w:sz w:val="28"/>
+          <w:szCs w:val="28"/>
+        </w:rPr>
+        <w:t>Сумма транзакции</w:t>
+      </w:r>
+      <w:r>
+        <w:rPr>
+          <w:rFonts w:ascii="Times New Roman" w:hAnsi="Times New Roman" w:cs="Times New Roman"/>
+          <w:sz w:val="28"/>
+          <w:szCs w:val="28"/>
+        </w:rPr>
+        <w:t>. Тип данных:</w:t>
+      </w:r>
+      <w:r>
+        <w:rPr>
+          <w:rFonts w:ascii="Times New Roman" w:hAnsi="Times New Roman" w:cs="Times New Roman"/>
+          <w:sz w:val="28"/>
+          <w:szCs w:val="28"/>
+        </w:rPr>
+        <w:t xml:space="preserve"> </w:t>
+      </w:r>
+      <w:r>
+        <w:rPr>
+          <w:rFonts w:ascii="Times New Roman" w:hAnsi="Times New Roman" w:cs="Times New Roman"/>
+          <w:sz w:val="28"/>
+          <w:szCs w:val="28"/>
+        </w:rPr>
+        <w:t>вещественное число</w:t>
+      </w:r>
+      <w:r>
+        <w:rPr>
+          <w:rFonts w:ascii="Times New Roman" w:hAnsi="Times New Roman" w:cs="Times New Roman"/>
+          <w:sz w:val="28"/>
+          <w:szCs w:val="28"/>
+        </w:rPr>
+        <w:t xml:space="preserve">; </w:t>
+      </w:r>
+    </w:p>
+    <w:p>
+      <w:pPr>
+        <w:numPr>
+          <w:ilvl w:val="0"/>
+          <w:numId w:val="4"/>
+        </w:numPr>
+        <w:tabs>
+          <w:tab w:val="num" w:pos="720"/>
+        </w:tabs>
+        <w:spacing w:line="360" w:lineRule="auto"/>
+        <w:rPr>
+          <w:rFonts w:ascii="Times New Roman" w:hAnsi="Times New Roman" w:cs="Times New Roman"/>
+          <w:sz w:val="28"/>
+          <w:szCs w:val="28"/>
+        </w:rPr>
+      </w:pPr>
+      <w:r>
+        <w:rPr>
+          <w:rFonts w:ascii="Times New Roman" w:hAnsi="Times New Roman" w:cs="Times New Roman"/>
+          <w:b/>
+          <w:bCs/>
+          <w:sz w:val="28"/>
+          <w:szCs w:val="28"/>
+          <w:lang w:val="en-US"/>
+        </w:rPr>
+        <w:t>merchant</w:t>
+      </w:r>
+      <w:r>
+        <w:rPr>
+          <w:rFonts w:ascii="Times New Roman" w:hAnsi="Times New Roman" w:cs="Times New Roman"/>
+          <w:b/>
+          <w:bCs/>
+          <w:sz w:val="28"/>
+          <w:szCs w:val="28"/>
+        </w:rPr>
+        <w:t>_</w:t>
+      </w:r>
+      <w:r>
+        <w:rPr>
+          <w:rFonts w:ascii="Times New Roman" w:hAnsi="Times New Roman" w:cs="Times New Roman"/>
+          <w:b/>
+          <w:bCs/>
+          <w:sz w:val="28"/>
+          <w:szCs w:val="28"/>
+          <w:lang w:val="en-US"/>
+        </w:rPr>
+        <w:t>category</w:t>
+      </w:r>
+      <w:r>
+        <w:rPr>
+          <w:rFonts w:ascii="Times New Roman" w:hAnsi="Times New Roman" w:cs="Times New Roman"/>
+          <w:sz w:val="28"/>
+          <w:szCs w:val="28"/>
+        </w:rPr>
+        <w:t>:</w:t>
+      </w:r>
+      <w:r>
+        <w:rPr>
+          <w:rFonts w:ascii="Times New Roman" w:hAnsi="Times New Roman" w:cs="Times New Roman"/>
+          <w:sz w:val="28"/>
+          <w:szCs w:val="28"/>
+        </w:rPr>
+        <w:t xml:space="preserve"> </w:t>
+      </w:r>
+      <w:r>
+        <w:rPr>
+          <w:rFonts w:ascii="Times New Roman" w:hAnsi="Times New Roman" w:cs="Times New Roman"/>
+          <w:sz w:val="28"/>
+          <w:szCs w:val="28"/>
+        </w:rPr>
+        <w:t>К</w:t>
+      </w:r>
+      <w:r>
+        <w:rPr>
+          <w:rFonts w:ascii="Times New Roman" w:hAnsi="Times New Roman" w:cs="Times New Roman"/>
+          <w:sz w:val="28"/>
+          <w:szCs w:val="28"/>
+        </w:rPr>
+        <w:t>атегория операции (например: АЗС, аптека, онлайн покупка)</w:t>
+      </w:r>
+      <w:r>
+        <w:rPr>
+          <w:rFonts w:ascii="Times New Roman" w:hAnsi="Times New Roman" w:cs="Times New Roman"/>
+          <w:sz w:val="28"/>
+          <w:szCs w:val="28"/>
+        </w:rPr>
+        <w:t>. Тип данных:</w:t>
+      </w:r>
+      <w:r>
+        <w:rPr>
+          <w:rFonts w:ascii="Times New Roman" w:hAnsi="Times New Roman" w:cs="Times New Roman"/>
+          <w:sz w:val="28"/>
+          <w:szCs w:val="28"/>
+        </w:rPr>
+        <w:t xml:space="preserve"> </w:t>
+      </w:r>
+      <w:r>
+        <w:rPr>
+          <w:rFonts w:ascii="Times New Roman" w:hAnsi="Times New Roman" w:cs="Times New Roman"/>
+          <w:sz w:val="28"/>
+          <w:szCs w:val="28"/>
+        </w:rPr>
+        <w:t>строка</w:t>
+      </w:r>
+      <w:r>
+        <w:rPr>
+          <w:rFonts w:ascii="Times New Roman" w:hAnsi="Times New Roman" w:cs="Times New Roman"/>
+          <w:sz w:val="28"/>
+          <w:szCs w:val="28"/>
+        </w:rPr>
+        <w:t>;</w:t>
+      </w:r>
+    </w:p>
+    <w:p>
+      <w:pPr>
+        <w:numPr>
+          <w:ilvl w:val="0"/>
+          <w:numId w:val="4"/>
+        </w:numPr>
+        <w:tabs>
+          <w:tab w:val="num" w:pos="720"/>
+        </w:tabs>
+        <w:spacing w:line="360" w:lineRule="auto"/>
+        <w:rPr>
+          <w:rFonts w:ascii="Times New Roman" w:hAnsi="Times New Roman" w:cs="Times New Roman"/>
+          <w:sz w:val="28"/>
+          <w:szCs w:val="28"/>
+        </w:rPr>
+      </w:pPr>
+      <w:r>
+        <w:rPr>
+          <w:rFonts w:ascii="Times New Roman" w:hAnsi="Times New Roman" w:cs="Times New Roman"/>
+          <w:b/>
+          <w:bCs/>
+          <w:sz w:val="28"/>
+          <w:szCs w:val="28"/>
+          <w:lang w:val="en-US"/>
+        </w:rPr>
+        <w:t>location</w:t>
+      </w:r>
+      <w:r>
+        <w:rPr>
+          <w:rFonts w:ascii="Times New Roman" w:hAnsi="Times New Roman" w:cs="Times New Roman"/>
+          <w:sz w:val="28"/>
+          <w:szCs w:val="28"/>
+        </w:rPr>
+        <w:t xml:space="preserve">: </w:t>
+      </w:r>
+      <w:r>
+        <w:rPr>
+          <w:rFonts w:ascii="Times New Roman" w:hAnsi="Times New Roman" w:cs="Times New Roman"/>
+          <w:sz w:val="28"/>
+          <w:szCs w:val="28"/>
+        </w:rPr>
+        <w:t>Страна, где была произведена</w:t>
+      </w:r>
+      <w:r>
+        <w:rPr>
+          <w:rFonts w:ascii="Times New Roman" w:hAnsi="Times New Roman" w:cs="Times New Roman"/>
+          <w:sz w:val="28"/>
+          <w:szCs w:val="28"/>
+        </w:rPr>
+        <w:t xml:space="preserve"> </w:t>
+      </w:r>
+      <w:r>
+        <w:rPr>
+          <w:rFonts w:ascii="Times New Roman" w:hAnsi="Times New Roman" w:cs="Times New Roman"/>
+          <w:sz w:val="28"/>
+          <w:szCs w:val="28"/>
+        </w:rPr>
+        <w:t xml:space="preserve">транзакция (например: </w:t>
+      </w:r>
+      <w:r>
+        <w:rPr>
+          <w:rFonts w:ascii="Times New Roman" w:hAnsi="Times New Roman" w:cs="Times New Roman"/>
+          <w:sz w:val="28"/>
+          <w:szCs w:val="28"/>
+          <w:lang w:val="en-US"/>
+        </w:rPr>
+        <w:t>UK</w:t>
+      </w:r>
+      <w:r>
+        <w:rPr>
+          <w:rFonts w:ascii="Times New Roman" w:hAnsi="Times New Roman" w:cs="Times New Roman"/>
+          <w:sz w:val="28"/>
+          <w:szCs w:val="28"/>
+        </w:rPr>
+        <w:t xml:space="preserve">, </w:t>
+      </w:r>
+      <w:r>
+        <w:rPr>
+          <w:rFonts w:ascii="Times New Roman" w:hAnsi="Times New Roman" w:cs="Times New Roman"/>
+          <w:sz w:val="28"/>
+          <w:szCs w:val="28"/>
+          <w:lang w:val="en-US"/>
+        </w:rPr>
+        <w:t>AU</w:t>
+      </w:r>
+      <w:r>
+        <w:rPr>
+          <w:rFonts w:ascii="Times New Roman" w:hAnsi="Times New Roman" w:cs="Times New Roman"/>
+          <w:sz w:val="28"/>
+          <w:szCs w:val="28"/>
+        </w:rPr>
+        <w:t xml:space="preserve">, </w:t>
+      </w:r>
+      <w:r>
+        <w:rPr>
+          <w:rFonts w:ascii="Times New Roman" w:hAnsi="Times New Roman" w:cs="Times New Roman"/>
+          <w:sz w:val="28"/>
+          <w:szCs w:val="28"/>
+          <w:lang w:val="en-US"/>
+        </w:rPr>
+        <w:t>US</w:t>
+      </w:r>
+      <w:r>
+        <w:rPr>
+          <w:rFonts w:ascii="Times New Roman" w:hAnsi="Times New Roman" w:cs="Times New Roman"/>
+          <w:sz w:val="28"/>
+          <w:szCs w:val="28"/>
+        </w:rPr>
+        <w:t>)</w:t>
+      </w:r>
+      <w:r>
+        <w:rPr>
+          <w:rFonts w:ascii="Times New Roman" w:hAnsi="Times New Roman" w:cs="Times New Roman"/>
+          <w:sz w:val="28"/>
+          <w:szCs w:val="28"/>
+        </w:rPr>
+        <w:t>. Тип данных:</w:t>
+      </w:r>
+      <w:r>
+        <w:rPr>
+          <w:rFonts w:ascii="Times New Roman" w:hAnsi="Times New Roman" w:cs="Times New Roman"/>
+          <w:sz w:val="28"/>
+          <w:szCs w:val="28"/>
+        </w:rPr>
+        <w:t xml:space="preserve"> </w:t>
+      </w:r>
+      <w:r>
+        <w:rPr>
+          <w:rFonts w:ascii="Times New Roman" w:hAnsi="Times New Roman" w:cs="Times New Roman"/>
+          <w:sz w:val="28"/>
+          <w:szCs w:val="28"/>
+        </w:rPr>
+        <w:t>строка</w:t>
+      </w:r>
+      <w:r>
+        <w:rPr>
+          <w:rFonts w:ascii="Times New Roman" w:hAnsi="Times New Roman" w:cs="Times New Roman"/>
+          <w:sz w:val="28"/>
+          <w:szCs w:val="28"/>
+        </w:rPr>
+        <w:t>;</w:t>
+      </w:r>
+    </w:p>
+    <w:p>
+      <w:pPr>
+        <w:numPr>
+          <w:ilvl w:val="0"/>
+          <w:numId w:val="4"/>
+        </w:numPr>
+        <w:tabs>
+          <w:tab w:val="num" w:pos="720"/>
+        </w:tabs>
+        <w:spacing w:line="360" w:lineRule="auto"/>
+        <w:rPr>
+          <w:rFonts w:ascii="Times New Roman" w:hAnsi="Times New Roman" w:cs="Times New Roman"/>
+          <w:sz w:val="28"/>
+          <w:szCs w:val="28"/>
+        </w:rPr>
+      </w:pPr>
+      <w:r>
+        <w:rPr>
+          <w:rFonts w:ascii="Times New Roman" w:hAnsi="Times New Roman" w:cs="Times New Roman"/>
+          <w:b/>
+          <w:bCs/>
+          <w:sz w:val="28"/>
+          <w:szCs w:val="28"/>
+          <w:lang w:val="en-US"/>
+        </w:rPr>
+        <w:t>timestamp</w:t>
+      </w:r>
+      <w:r>
+        <w:rPr>
+          <w:rFonts w:ascii="Times New Roman" w:hAnsi="Times New Roman" w:cs="Times New Roman"/>
+          <w:sz w:val="28"/>
+          <w:szCs w:val="28"/>
+        </w:rPr>
+        <w:t xml:space="preserve">: </w:t>
+      </w:r>
+      <w:r>
+        <w:rPr>
+          <w:rFonts w:ascii="Times New Roman" w:hAnsi="Times New Roman" w:cs="Times New Roman"/>
+          <w:sz w:val="28"/>
+          <w:szCs w:val="28"/>
+        </w:rPr>
+        <w:t xml:space="preserve">Время произведения транзакции формата «ГГГГ-ММ-ДД </w:t>
+      </w:r>
+      <w:proofErr w:type="gramStart"/>
+      <w:r>
+        <w:rPr>
+          <w:rFonts w:ascii="Times New Roman" w:hAnsi="Times New Roman" w:cs="Times New Roman"/>
+          <w:sz w:val="28"/>
+          <w:szCs w:val="28"/>
+        </w:rPr>
+        <w:t>ЧЧ:ММ</w:t>
+      </w:r>
+      <w:proofErr w:type="gramEnd"/>
+      <w:r>
+        <w:rPr>
+          <w:rFonts w:ascii="Times New Roman" w:hAnsi="Times New Roman" w:cs="Times New Roman"/>
+          <w:sz w:val="28"/>
+          <w:szCs w:val="28"/>
+        </w:rPr>
+        <w:t>:</w:t>
+      </w:r>
+      <w:proofErr w:type="gramStart"/>
+      <w:r>
+        <w:rPr>
+          <w:rFonts w:ascii="Times New Roman" w:hAnsi="Times New Roman" w:cs="Times New Roman"/>
+          <w:sz w:val="28"/>
+          <w:szCs w:val="28"/>
+        </w:rPr>
+        <w:t>СС.МС</w:t>
+      </w:r>
+      <w:proofErr w:type="gramEnd"/>
+      <w:r>
+        <w:rPr>
+          <w:rFonts w:ascii="Times New Roman" w:hAnsi="Times New Roman" w:cs="Times New Roman"/>
+          <w:sz w:val="28"/>
+          <w:szCs w:val="28"/>
+        </w:rPr>
+        <w:t>»</w:t>
+      </w:r>
+      <w:r>
+        <w:rPr>
+          <w:rFonts w:ascii="Times New Roman" w:hAnsi="Times New Roman" w:cs="Times New Roman"/>
+          <w:sz w:val="28"/>
+          <w:szCs w:val="28"/>
+        </w:rPr>
+        <w:t>. Тип данных:</w:t>
+      </w:r>
+      <w:r>
+        <w:rPr>
+          <w:rFonts w:ascii="Times New Roman" w:hAnsi="Times New Roman" w:cs="Times New Roman"/>
+          <w:sz w:val="28"/>
+          <w:szCs w:val="28"/>
+        </w:rPr>
+        <w:t xml:space="preserve"> </w:t>
+      </w:r>
+      <w:r>
+        <w:rPr>
+          <w:rFonts w:ascii="Times New Roman" w:hAnsi="Times New Roman" w:cs="Times New Roman"/>
+          <w:sz w:val="28"/>
+          <w:szCs w:val="28"/>
+        </w:rPr>
+        <w:t>дата и время</w:t>
+      </w:r>
+      <w:r>
+        <w:rPr>
+          <w:rFonts w:ascii="Times New Roman" w:hAnsi="Times New Roman" w:cs="Times New Roman"/>
+          <w:sz w:val="28"/>
+          <w:szCs w:val="28"/>
+        </w:rPr>
+        <w:t>;</w:t>
+      </w:r>
+    </w:p>
+    <w:p>
+      <w:pPr>
+        <w:numPr>
+          <w:ilvl w:val="0"/>
+          <w:numId w:val="4"/>
+        </w:numPr>
+        <w:tabs>
+          <w:tab w:val="num" w:pos="720"/>
+        </w:tabs>
+        <w:spacing w:line="360" w:lineRule="auto"/>
+        <w:rPr>
+          <w:rFonts w:ascii="Times New Roman" w:hAnsi="Times New Roman" w:cs="Times New Roman"/>
+          <w:sz w:val="28"/>
+          <w:szCs w:val="28"/>
+        </w:rPr>
+      </w:pPr>
+      <w:r>
+        <w:rPr>
+          <w:rFonts w:ascii="Times New Roman" w:hAnsi="Times New Roman" w:cs="Times New Roman"/>
+          <w:b/>
+          <w:bCs/>
+          <w:sz w:val="28"/>
+          <w:szCs w:val="28"/>
+          <w:lang w:val="en-US"/>
+        </w:rPr>
+        <w:lastRenderedPageBreak/>
+        <w:t>device</w:t>
+      </w:r>
+      <w:r>
+        <w:rPr>
+          <w:rFonts w:ascii="Times New Roman" w:hAnsi="Times New Roman" w:cs="Times New Roman"/>
+          <w:b/>
+          <w:bCs/>
+          <w:sz w:val="28"/>
+          <w:szCs w:val="28"/>
+        </w:rPr>
+        <w:t>_</w:t>
+      </w:r>
+      <w:r>
+        <w:rPr>
+          <w:rFonts w:ascii="Times New Roman" w:hAnsi="Times New Roman" w:cs="Times New Roman"/>
+          <w:b/>
+          <w:bCs/>
+          <w:sz w:val="28"/>
+          <w:szCs w:val="28"/>
+          <w:lang w:val="en-US"/>
+        </w:rPr>
+        <w:t>type</w:t>
+      </w:r>
+      <w:r>
+        <w:rPr>
+          <w:rFonts w:ascii="Times New Roman" w:hAnsi="Times New Roman" w:cs="Times New Roman"/>
+          <w:sz w:val="28"/>
+          <w:szCs w:val="28"/>
+        </w:rPr>
+        <w:t xml:space="preserve">: </w:t>
+      </w:r>
+      <w:r>
+        <w:rPr>
+          <w:rFonts w:ascii="Times New Roman" w:hAnsi="Times New Roman" w:cs="Times New Roman"/>
+          <w:sz w:val="28"/>
+          <w:szCs w:val="28"/>
+        </w:rPr>
+        <w:t xml:space="preserve">Устройство, на котором была произведена транзакция (например: </w:t>
+      </w:r>
+      <w:r>
+        <w:rPr>
+          <w:rFonts w:ascii="Times New Roman" w:hAnsi="Times New Roman" w:cs="Times New Roman"/>
+          <w:sz w:val="28"/>
+          <w:szCs w:val="28"/>
+          <w:lang w:val="en-US"/>
+        </w:rPr>
+        <w:t>ATM</w:t>
+      </w:r>
+      <w:r>
+        <w:rPr>
+          <w:rFonts w:ascii="Times New Roman" w:hAnsi="Times New Roman" w:cs="Times New Roman"/>
+          <w:sz w:val="28"/>
+          <w:szCs w:val="28"/>
+        </w:rPr>
+        <w:t xml:space="preserve">, </w:t>
+      </w:r>
+      <w:r>
+        <w:rPr>
+          <w:rFonts w:ascii="Times New Roman" w:hAnsi="Times New Roman" w:cs="Times New Roman"/>
+          <w:sz w:val="28"/>
+          <w:szCs w:val="28"/>
+          <w:lang w:val="en-US"/>
+        </w:rPr>
+        <w:t>Desktop</w:t>
+      </w:r>
+      <w:r>
+        <w:rPr>
+          <w:rFonts w:ascii="Times New Roman" w:hAnsi="Times New Roman" w:cs="Times New Roman"/>
+          <w:sz w:val="28"/>
+          <w:szCs w:val="28"/>
+        </w:rPr>
+        <w:t xml:space="preserve">, </w:t>
+      </w:r>
+      <w:r>
+        <w:rPr>
+          <w:rFonts w:ascii="Times New Roman" w:hAnsi="Times New Roman" w:cs="Times New Roman"/>
+          <w:sz w:val="28"/>
+          <w:szCs w:val="28"/>
+          <w:lang w:val="en-US"/>
+        </w:rPr>
+        <w:t>Mobile</w:t>
+      </w:r>
+      <w:r>
+        <w:rPr>
+          <w:rFonts w:ascii="Times New Roman" w:hAnsi="Times New Roman" w:cs="Times New Roman"/>
+          <w:sz w:val="28"/>
+          <w:szCs w:val="28"/>
+        </w:rPr>
+        <w:t>)</w:t>
+      </w:r>
+      <w:r>
+        <w:rPr>
+          <w:rFonts w:ascii="Times New Roman" w:hAnsi="Times New Roman" w:cs="Times New Roman"/>
+          <w:sz w:val="28"/>
+          <w:szCs w:val="28"/>
+        </w:rPr>
+        <w:t>. Тип данных:</w:t>
+      </w:r>
+      <w:r>
+        <w:rPr>
+          <w:rFonts w:ascii="Times New Roman" w:hAnsi="Times New Roman" w:cs="Times New Roman"/>
+          <w:sz w:val="28"/>
+          <w:szCs w:val="28"/>
+        </w:rPr>
+        <w:t xml:space="preserve"> </w:t>
+      </w:r>
+      <w:r>
+        <w:rPr>
+          <w:rFonts w:ascii="Times New Roman" w:hAnsi="Times New Roman" w:cs="Times New Roman"/>
+          <w:sz w:val="28"/>
+          <w:szCs w:val="28"/>
+        </w:rPr>
+        <w:t>строка</w:t>
+      </w:r>
+      <w:r>
+        <w:rPr>
+          <w:rFonts w:ascii="Times New Roman" w:hAnsi="Times New Roman" w:cs="Times New Roman"/>
+          <w:sz w:val="28"/>
+          <w:szCs w:val="28"/>
+        </w:rPr>
+        <w:t>;</w:t>
+      </w:r>
+    </w:p>
+    <w:p>
+      <w:pPr>
+        <w:numPr>
+          <w:ilvl w:val="0"/>
+          <w:numId w:val="4"/>
+        </w:numPr>
+        <w:tabs>
+          <w:tab w:val="num" w:pos="720"/>
+        </w:tabs>
+        <w:spacing w:line="360" w:lineRule="auto"/>
+        <w:rPr>
+          <w:rFonts w:ascii="Times New Roman" w:hAnsi="Times New Roman" w:cs="Times New Roman"/>
+          <w:sz w:val="28"/>
+          <w:szCs w:val="28"/>
+        </w:rPr>
+      </w:pPr>
+      <w:r>
+        <w:rPr>
+          <w:rFonts w:ascii="Times New Roman" w:hAnsi="Times New Roman" w:cs="Times New Roman"/>
+          <w:b/>
+          <w:bCs/>
+          <w:sz w:val="28"/>
+          <w:szCs w:val="28"/>
+          <w:lang w:val="en-US"/>
+        </w:rPr>
+        <w:t>user</w:t>
+      </w:r>
+      <w:r>
+        <w:rPr>
+          <w:rFonts w:ascii="Times New Roman" w:hAnsi="Times New Roman" w:cs="Times New Roman"/>
+          <w:b/>
+          <w:bCs/>
+          <w:sz w:val="28"/>
+          <w:szCs w:val="28"/>
+        </w:rPr>
+        <w:t>_</w:t>
+      </w:r>
+      <w:r>
+        <w:rPr>
+          <w:rFonts w:ascii="Times New Roman" w:hAnsi="Times New Roman" w:cs="Times New Roman"/>
+          <w:b/>
+          <w:bCs/>
+          <w:sz w:val="28"/>
+          <w:szCs w:val="28"/>
+          <w:lang w:val="en-US"/>
+        </w:rPr>
+        <w:t>age</w:t>
+      </w:r>
+      <w:r>
+        <w:rPr>
+          <w:rFonts w:ascii="Times New Roman" w:hAnsi="Times New Roman" w:cs="Times New Roman"/>
+          <w:sz w:val="28"/>
+          <w:szCs w:val="28"/>
+        </w:rPr>
+        <w:t xml:space="preserve">: </w:t>
+      </w:r>
+      <w:r>
+        <w:rPr>
+          <w:rFonts w:ascii="Times New Roman" w:hAnsi="Times New Roman" w:cs="Times New Roman"/>
+          <w:sz w:val="28"/>
+          <w:szCs w:val="28"/>
+        </w:rPr>
+        <w:t>Возраст пользователя</w:t>
+      </w:r>
+      <w:r>
+        <w:rPr>
+          <w:rFonts w:ascii="Times New Roman" w:hAnsi="Times New Roman" w:cs="Times New Roman"/>
+          <w:sz w:val="28"/>
+          <w:szCs w:val="28"/>
+        </w:rPr>
+        <w:t>. Тип данных:</w:t>
+      </w:r>
+      <w:r>
+        <w:rPr>
+          <w:rFonts w:ascii="Times New Roman" w:hAnsi="Times New Roman" w:cs="Times New Roman"/>
+          <w:sz w:val="28"/>
+          <w:szCs w:val="28"/>
+        </w:rPr>
+        <w:t xml:space="preserve"> </w:t>
+      </w:r>
+      <w:r>
+        <w:rPr>
+          <w:rFonts w:ascii="Times New Roman" w:hAnsi="Times New Roman" w:cs="Times New Roman"/>
+          <w:sz w:val="28"/>
+          <w:szCs w:val="28"/>
+        </w:rPr>
+        <w:t>целое число</w:t>
+      </w:r>
+      <w:r>
+        <w:rPr>
+          <w:rFonts w:ascii="Times New Roman" w:hAnsi="Times New Roman" w:cs="Times New Roman"/>
+          <w:sz w:val="28"/>
+          <w:szCs w:val="28"/>
+        </w:rPr>
+        <w:t>;</w:t>
+      </w:r>
+    </w:p>
+    <w:p>
+      <w:pPr>
+        <w:numPr>
+          <w:ilvl w:val="0"/>
+          <w:numId w:val="4"/>
+        </w:numPr>
+        <w:tabs>
+          <w:tab w:val="num" w:pos="720"/>
+        </w:tabs>
+        <w:spacing w:line="360" w:lineRule="auto"/>
+        <w:rPr>
+          <w:rFonts w:ascii="Times New Roman" w:hAnsi="Times New Roman" w:cs="Times New Roman"/>
+          <w:sz w:val="28"/>
+          <w:szCs w:val="28"/>
+        </w:rPr>
+      </w:pPr>
+      <w:r>
+        <w:rPr>
+          <w:rFonts w:ascii="Times New Roman" w:hAnsi="Times New Roman" w:cs="Times New Roman"/>
+          <w:b/>
+          <w:bCs/>
+          <w:sz w:val="28"/>
+          <w:szCs w:val="28"/>
+          <w:lang w:val="en-US"/>
+        </w:rPr>
+        <w:t>account</w:t>
+      </w:r>
+      <w:r>
+        <w:rPr>
+          <w:rFonts w:ascii="Times New Roman" w:hAnsi="Times New Roman" w:cs="Times New Roman"/>
+          <w:b/>
+          <w:bCs/>
+          <w:sz w:val="28"/>
+          <w:szCs w:val="28"/>
+        </w:rPr>
+        <w:t>_</w:t>
+      </w:r>
+      <w:r>
+        <w:rPr>
+          <w:rFonts w:ascii="Times New Roman" w:hAnsi="Times New Roman" w:cs="Times New Roman"/>
+          <w:b/>
+          <w:bCs/>
+          <w:sz w:val="28"/>
+          <w:szCs w:val="28"/>
+          <w:lang w:val="en-US"/>
+        </w:rPr>
+        <w:t>age</w:t>
+      </w:r>
+      <w:r>
+        <w:rPr>
+          <w:rFonts w:ascii="Times New Roman" w:hAnsi="Times New Roman" w:cs="Times New Roman"/>
+          <w:b/>
+          <w:bCs/>
+          <w:sz w:val="28"/>
+          <w:szCs w:val="28"/>
+        </w:rPr>
+        <w:t>_</w:t>
+      </w:r>
+      <w:r>
+        <w:rPr>
+          <w:rFonts w:ascii="Times New Roman" w:hAnsi="Times New Roman" w:cs="Times New Roman"/>
+          <w:b/>
+          <w:bCs/>
+          <w:sz w:val="28"/>
+          <w:szCs w:val="28"/>
+          <w:lang w:val="en-US"/>
+        </w:rPr>
+        <w:t>days</w:t>
+      </w:r>
+      <w:r>
+        <w:rPr>
+          <w:rFonts w:ascii="Times New Roman" w:hAnsi="Times New Roman" w:cs="Times New Roman"/>
+          <w:sz w:val="28"/>
+          <w:szCs w:val="28"/>
+        </w:rPr>
+        <w:t xml:space="preserve">: </w:t>
+      </w:r>
+      <w:r>
+        <w:rPr>
+          <w:rFonts w:ascii="Times New Roman" w:hAnsi="Times New Roman" w:cs="Times New Roman"/>
+          <w:sz w:val="28"/>
+          <w:szCs w:val="28"/>
+        </w:rPr>
+        <w:t>Возраст аккаунта в днях</w:t>
+      </w:r>
+      <w:r>
+        <w:rPr>
+          <w:rFonts w:ascii="Times New Roman" w:hAnsi="Times New Roman" w:cs="Times New Roman"/>
+          <w:sz w:val="28"/>
+          <w:szCs w:val="28"/>
+        </w:rPr>
+        <w:t>. Тип данных:</w:t>
+      </w:r>
+      <w:r>
+        <w:rPr>
+          <w:rFonts w:ascii="Times New Roman" w:hAnsi="Times New Roman" w:cs="Times New Roman"/>
+          <w:sz w:val="28"/>
+          <w:szCs w:val="28"/>
+        </w:rPr>
+        <w:t xml:space="preserve"> </w:t>
+      </w:r>
+      <w:r>
+        <w:rPr>
+          <w:rFonts w:ascii="Times New Roman" w:hAnsi="Times New Roman" w:cs="Times New Roman"/>
+          <w:sz w:val="28"/>
+          <w:szCs w:val="28"/>
+        </w:rPr>
+        <w:t>целое число</w:t>
+      </w:r>
+      <w:r>
+        <w:rPr>
+          <w:rFonts w:ascii="Times New Roman" w:hAnsi="Times New Roman" w:cs="Times New Roman"/>
+          <w:sz w:val="28"/>
+          <w:szCs w:val="28"/>
+        </w:rPr>
+        <w:t>;</w:t>
+      </w:r>
+    </w:p>
+    <w:p>
+      <w:pPr>
+        <w:numPr>
+          <w:ilvl w:val="0"/>
+          <w:numId w:val="4"/>
+        </w:numPr>
+        <w:tabs>
+          <w:tab w:val="num" w:pos="720"/>
+        </w:tabs>
+        <w:spacing w:line="360" w:lineRule="auto"/>
+        <w:rPr>
+          <w:rFonts w:ascii="Times New Roman" w:hAnsi="Times New Roman" w:cs="Times New Roman"/>
+          <w:sz w:val="28"/>
+          <w:szCs w:val="28"/>
+        </w:rPr>
+      </w:pPr>
+      <w:r>
+        <w:rPr>
+          <w:rFonts w:ascii="Times New Roman" w:hAnsi="Times New Roman" w:cs="Times New Roman"/>
+          <w:b/>
+          <w:bCs/>
+          <w:sz w:val="28"/>
+          <w:szCs w:val="28"/>
+        </w:rPr>
+        <w:t xml:space="preserve"> </w:t>
+      </w:r>
+      <w:r>
+        <w:rPr>
+          <w:rFonts w:ascii="Times New Roman" w:hAnsi="Times New Roman" w:cs="Times New Roman"/>
+          <w:b/>
+          <w:bCs/>
+          <w:sz w:val="28"/>
+          <w:szCs w:val="28"/>
+        </w:rPr>
+        <w:t>transaction_count_24h</w:t>
+      </w:r>
+      <w:r>
+        <w:rPr>
+          <w:rFonts w:ascii="Times New Roman" w:hAnsi="Times New Roman" w:cs="Times New Roman"/>
+          <w:sz w:val="28"/>
+          <w:szCs w:val="28"/>
+        </w:rPr>
+        <w:t xml:space="preserve">: </w:t>
+      </w:r>
+      <w:r>
+        <w:rPr>
+          <w:rFonts w:ascii="Times New Roman" w:hAnsi="Times New Roman" w:cs="Times New Roman"/>
+          <w:sz w:val="28"/>
+          <w:szCs w:val="28"/>
+        </w:rPr>
+        <w:t>Количество транзакций за последние 24 часа</w:t>
+      </w:r>
+      <w:r>
+        <w:rPr>
+          <w:rFonts w:ascii="Times New Roman" w:hAnsi="Times New Roman" w:cs="Times New Roman"/>
+          <w:sz w:val="28"/>
+          <w:szCs w:val="28"/>
+        </w:rPr>
+        <w:t>. Тип данных:</w:t>
+      </w:r>
+      <w:r>
+        <w:rPr>
+          <w:rFonts w:ascii="Times New Roman" w:hAnsi="Times New Roman" w:cs="Times New Roman"/>
+          <w:sz w:val="28"/>
+          <w:szCs w:val="28"/>
+        </w:rPr>
+        <w:t xml:space="preserve"> </w:t>
+      </w:r>
+      <w:r>
+        <w:rPr>
+          <w:rFonts w:ascii="Times New Roman" w:hAnsi="Times New Roman" w:cs="Times New Roman"/>
+          <w:sz w:val="28"/>
+          <w:szCs w:val="28"/>
+        </w:rPr>
+        <w:t>вещественное число</w:t>
+      </w:r>
+      <w:r>
+        <w:rPr>
+          <w:rFonts w:ascii="Times New Roman" w:hAnsi="Times New Roman" w:cs="Times New Roman"/>
+          <w:sz w:val="28"/>
+          <w:szCs w:val="28"/>
+        </w:rPr>
+        <w:t>;</w:t>
+      </w:r>
+    </w:p>
+    <w:p>
+      <w:pPr>
+        <w:numPr>
+          <w:ilvl w:val="0"/>
+          <w:numId w:val="4"/>
+        </w:numPr>
+        <w:tabs>
+          <w:tab w:val="num" w:pos="720"/>
+        </w:tabs>
+        <w:spacing w:line="360" w:lineRule="auto"/>
+        <w:rPr>
+          <w:rFonts w:ascii="Times New Roman" w:hAnsi="Times New Roman" w:cs="Times New Roman"/>
+          <w:sz w:val="28"/>
+          <w:szCs w:val="28"/>
+        </w:rPr>
+      </w:pPr>
+      <w:r>
+        <w:rPr>
+          <w:rFonts w:ascii="Times New Roman" w:hAnsi="Times New Roman" w:cs="Times New Roman"/>
+          <w:b/>
+          <w:bCs/>
+          <w:sz w:val="28"/>
+          <w:szCs w:val="28"/>
+        </w:rPr>
+        <w:t xml:space="preserve"> </w:t>
+      </w:r>
+      <w:proofErr w:type="spellStart"/>
+      <w:r>
+        <w:rPr>
+          <w:rFonts w:ascii="Times New Roman" w:hAnsi="Times New Roman" w:cs="Times New Roman"/>
+          <w:b/>
+          <w:bCs/>
+          <w:sz w:val="28"/>
+          <w:szCs w:val="28"/>
+        </w:rPr>
+        <w:t>avg_transaction_amount</w:t>
+      </w:r>
+      <w:proofErr w:type="spellEnd"/>
+      <w:r>
+        <w:rPr>
+          <w:rFonts w:ascii="Times New Roman" w:hAnsi="Times New Roman" w:cs="Times New Roman"/>
+          <w:sz w:val="28"/>
+          <w:szCs w:val="28"/>
+        </w:rPr>
+        <w:t xml:space="preserve">: </w:t>
+      </w:r>
+      <w:r>
+        <w:rPr>
+          <w:rFonts w:ascii="Times New Roman" w:hAnsi="Times New Roman" w:cs="Times New Roman"/>
+          <w:sz w:val="28"/>
+          <w:szCs w:val="28"/>
+        </w:rPr>
+        <w:t>Средняя сумма транзакции</w:t>
+      </w:r>
+      <w:r>
+        <w:rPr>
+          <w:rFonts w:ascii="Times New Roman" w:hAnsi="Times New Roman" w:cs="Times New Roman"/>
+          <w:sz w:val="28"/>
+          <w:szCs w:val="28"/>
+        </w:rPr>
+        <w:t>. Тип данных:</w:t>
+      </w:r>
+      <w:r>
+        <w:rPr>
+          <w:rFonts w:ascii="Times New Roman" w:hAnsi="Times New Roman" w:cs="Times New Roman"/>
+          <w:sz w:val="28"/>
+          <w:szCs w:val="28"/>
+        </w:rPr>
+        <w:t xml:space="preserve"> </w:t>
+      </w:r>
+      <w:r>
+        <w:rPr>
+          <w:rFonts w:ascii="Times New Roman" w:hAnsi="Times New Roman" w:cs="Times New Roman"/>
+          <w:sz w:val="28"/>
+          <w:szCs w:val="28"/>
+        </w:rPr>
+        <w:t>вещественное число</w:t>
+      </w:r>
+      <w:r>
+        <w:rPr>
+          <w:rFonts w:ascii="Times New Roman" w:hAnsi="Times New Roman" w:cs="Times New Roman"/>
+          <w:sz w:val="28"/>
+          <w:szCs w:val="28"/>
+        </w:rPr>
+        <w:t>;</w:t>
+      </w:r>
+      <w:r>
+        <w:rPr>
+          <w:rFonts w:ascii="Times New Roman" w:hAnsi="Times New Roman" w:cs="Times New Roman"/>
+          <w:sz w:val="28"/>
+          <w:szCs w:val="28"/>
+        </w:rPr>
+        <w:t xml:space="preserve"> </w:t>
+      </w:r>
+    </w:p>
+    <w:p>
+      <w:pPr>
+        <w:numPr>
+          <w:ilvl w:val="0"/>
+          <w:numId w:val="4"/>
+        </w:numPr>
+        <w:tabs>
+          <w:tab w:val="num" w:pos="720"/>
+        </w:tabs>
+        <w:spacing w:line="360" w:lineRule="auto"/>
+        <w:rPr>
+          <w:rFonts w:ascii="Times New Roman" w:hAnsi="Times New Roman" w:cs="Times New Roman"/>
+          <w:sz w:val="28"/>
+          <w:szCs w:val="28"/>
+        </w:rPr>
+      </w:pPr>
+      <w:r>
+        <w:rPr>
+          <w:rFonts w:ascii="Times New Roman" w:hAnsi="Times New Roman" w:cs="Times New Roman"/>
+          <w:b/>
+          <w:bCs/>
+          <w:sz w:val="28"/>
+          <w:szCs w:val="28"/>
+        </w:rPr>
+        <w:t xml:space="preserve"> </w:t>
+      </w:r>
+      <w:proofErr w:type="spellStart"/>
+      <w:r>
+        <w:rPr>
+          <w:rFonts w:ascii="Times New Roman" w:hAnsi="Times New Roman" w:cs="Times New Roman"/>
+          <w:b/>
+          <w:bCs/>
+          <w:sz w:val="28"/>
+          <w:szCs w:val="28"/>
+        </w:rPr>
+        <w:t>is_foreign_transaction</w:t>
+      </w:r>
+      <w:proofErr w:type="spellEnd"/>
+      <w:proofErr w:type="gramStart"/>
+      <w:r>
+        <w:rPr>
+          <w:rFonts w:ascii="Times New Roman" w:hAnsi="Times New Roman" w:cs="Times New Roman"/>
+          <w:sz w:val="28"/>
+          <w:szCs w:val="28"/>
+        </w:rPr>
+        <w:t xml:space="preserve">: </w:t>
+      </w:r>
+      <w:r>
+        <w:rPr>
+          <w:rFonts w:ascii="Times New Roman" w:hAnsi="Times New Roman" w:cs="Times New Roman"/>
+          <w:sz w:val="28"/>
+          <w:szCs w:val="28"/>
+        </w:rPr>
+        <w:t>Осуществляется</w:t>
+      </w:r>
+      <w:proofErr w:type="gramEnd"/>
+      <w:r>
+        <w:rPr>
+          <w:rFonts w:ascii="Times New Roman" w:hAnsi="Times New Roman" w:cs="Times New Roman"/>
+          <w:sz w:val="28"/>
+          <w:szCs w:val="28"/>
+        </w:rPr>
+        <w:t xml:space="preserve"> ли транзакция из-за рубежа</w:t>
+      </w:r>
+      <w:r>
+        <w:rPr>
+          <w:rFonts w:ascii="Times New Roman" w:hAnsi="Times New Roman" w:cs="Times New Roman"/>
+          <w:sz w:val="28"/>
+          <w:szCs w:val="28"/>
+        </w:rPr>
+        <w:t>. Тип данных:</w:t>
+      </w:r>
+      <w:r>
+        <w:rPr>
+          <w:rFonts w:ascii="Times New Roman" w:hAnsi="Times New Roman" w:cs="Times New Roman"/>
+          <w:sz w:val="28"/>
+          <w:szCs w:val="28"/>
+        </w:rPr>
+        <w:t xml:space="preserve"> </w:t>
+      </w:r>
+      <w:r>
+        <w:rPr>
+          <w:rFonts w:ascii="Times New Roman" w:hAnsi="Times New Roman" w:cs="Times New Roman"/>
+          <w:sz w:val="28"/>
+          <w:szCs w:val="28"/>
+        </w:rPr>
+        <w:t>вещественное число</w:t>
+      </w:r>
+      <w:r>
+        <w:rPr>
+          <w:rFonts w:ascii="Times New Roman" w:hAnsi="Times New Roman" w:cs="Times New Roman"/>
+          <w:sz w:val="28"/>
+          <w:szCs w:val="28"/>
+        </w:rPr>
+        <w:t>;</w:t>
+      </w:r>
+      <w:r>
+        <w:rPr>
+          <w:rFonts w:ascii="Times New Roman" w:hAnsi="Times New Roman" w:cs="Times New Roman"/>
+          <w:sz w:val="28"/>
+          <w:szCs w:val="28"/>
+        </w:rPr>
+        <w:t xml:space="preserve"> </w:t>
+      </w:r>
+    </w:p>
+    <w:p>
+      <w:pPr>
+        <w:numPr>
+          <w:ilvl w:val="0"/>
+          <w:numId w:val="4"/>
+        </w:numPr>
+        <w:tabs>
+          <w:tab w:val="num" w:pos="720"/>
+        </w:tabs>
+        <w:spacing w:line="360" w:lineRule="auto"/>
+        <w:rPr>
+          <w:rFonts w:ascii="Times New Roman" w:hAnsi="Times New Roman" w:cs="Times New Roman"/>
+          <w:sz w:val="28"/>
+          <w:szCs w:val="28"/>
+        </w:rPr>
+      </w:pPr>
+      <w:r>
+        <w:rPr>
+          <w:rFonts w:ascii="Times New Roman" w:hAnsi="Times New Roman" w:cs="Times New Roman"/>
+          <w:b/>
+          <w:bCs/>
+          <w:sz w:val="28"/>
+          <w:szCs w:val="28"/>
+        </w:rPr>
+        <w:t xml:space="preserve"> </w:t>
+      </w:r>
+      <w:proofErr w:type="spellStart"/>
+      <w:r>
+        <w:rPr>
+          <w:rFonts w:ascii="Times New Roman" w:hAnsi="Times New Roman" w:cs="Times New Roman"/>
+          <w:b/>
+          <w:bCs/>
+          <w:sz w:val="28"/>
+          <w:szCs w:val="28"/>
+        </w:rPr>
+        <w:t>is_weekend</w:t>
+      </w:r>
+      <w:proofErr w:type="spellEnd"/>
+      <w:proofErr w:type="gramStart"/>
+      <w:r>
+        <w:rPr>
+          <w:rFonts w:ascii="Times New Roman" w:hAnsi="Times New Roman" w:cs="Times New Roman"/>
+          <w:sz w:val="28"/>
+          <w:szCs w:val="28"/>
+        </w:rPr>
+        <w:t xml:space="preserve">: </w:t>
+      </w:r>
+      <w:r>
+        <w:rPr>
+          <w:rFonts w:ascii="Times New Roman" w:hAnsi="Times New Roman" w:cs="Times New Roman"/>
+          <w:sz w:val="28"/>
+          <w:szCs w:val="28"/>
+        </w:rPr>
+        <w:t>Была</w:t>
+      </w:r>
+      <w:proofErr w:type="gramEnd"/>
+      <w:r>
+        <w:rPr>
+          <w:rFonts w:ascii="Times New Roman" w:hAnsi="Times New Roman" w:cs="Times New Roman"/>
+          <w:sz w:val="28"/>
+          <w:szCs w:val="28"/>
+        </w:rPr>
+        <w:t xml:space="preserve"> ли транзакция осуществлена на выходных</w:t>
+      </w:r>
+      <w:r>
+        <w:rPr>
+          <w:rFonts w:ascii="Times New Roman" w:hAnsi="Times New Roman" w:cs="Times New Roman"/>
+          <w:sz w:val="28"/>
+          <w:szCs w:val="28"/>
+        </w:rPr>
+        <w:t>. Тип данных:</w:t>
+      </w:r>
+      <w:r>
+        <w:rPr>
+          <w:rFonts w:ascii="Times New Roman" w:hAnsi="Times New Roman" w:cs="Times New Roman"/>
+          <w:sz w:val="28"/>
+          <w:szCs w:val="28"/>
+        </w:rPr>
+        <w:t xml:space="preserve"> </w:t>
+      </w:r>
+      <w:r>
+        <w:rPr>
+          <w:rFonts w:ascii="Times New Roman" w:hAnsi="Times New Roman" w:cs="Times New Roman"/>
+          <w:sz w:val="28"/>
+          <w:szCs w:val="28"/>
+        </w:rPr>
+        <w:t>вещественное число</w:t>
+      </w:r>
+      <w:r>
+        <w:rPr>
+          <w:rFonts w:ascii="Times New Roman" w:hAnsi="Times New Roman" w:cs="Times New Roman"/>
+          <w:sz w:val="28"/>
+          <w:szCs w:val="28"/>
+        </w:rPr>
+        <w:t>;</w:t>
+      </w:r>
+    </w:p>
+    <w:p>
+      <w:pPr>
+        <w:numPr>
+          <w:ilvl w:val="0"/>
+          <w:numId w:val="4"/>
+        </w:numPr>
+        <w:tabs>
+          <w:tab w:val="num" w:pos="720"/>
+        </w:tabs>
+        <w:spacing w:line="360" w:lineRule="auto"/>
+        <w:rPr>
+          <w:rFonts w:ascii="Times New Roman" w:hAnsi="Times New Roman" w:cs="Times New Roman"/>
+          <w:sz w:val="28"/>
+          <w:szCs w:val="28"/>
+        </w:rPr>
+      </w:pPr>
+      <w:r>
+        <w:rPr>
+          <w:rFonts w:ascii="Times New Roman" w:hAnsi="Times New Roman" w:cs="Times New Roman"/>
+          <w:b/>
+          <w:bCs/>
+          <w:sz w:val="28"/>
+          <w:szCs w:val="28"/>
+          <w:lang w:val="en-US"/>
+        </w:rPr>
+        <w:t xml:space="preserve"> </w:t>
+      </w:r>
+      <w:proofErr w:type="spellStart"/>
+      <w:r>
+        <w:rPr>
+          <w:rFonts w:ascii="Times New Roman" w:hAnsi="Times New Roman" w:cs="Times New Roman"/>
+          <w:b/>
+          <w:bCs/>
+          <w:sz w:val="28"/>
+          <w:szCs w:val="28"/>
+          <w:lang w:val="en-US"/>
+        </w:rPr>
+        <w:t>hour_of_day</w:t>
+      </w:r>
+      <w:proofErr w:type="spellEnd"/>
+      <w:r>
+        <w:rPr>
+          <w:rFonts w:ascii="Times New Roman" w:hAnsi="Times New Roman" w:cs="Times New Roman"/>
+          <w:sz w:val="28"/>
+          <w:szCs w:val="28"/>
+          <w:lang w:val="en-US"/>
+        </w:rPr>
+        <w:t xml:space="preserve">: </w:t>
+      </w:r>
+      <w:r>
+        <w:rPr>
+          <w:rFonts w:ascii="Times New Roman" w:hAnsi="Times New Roman" w:cs="Times New Roman"/>
+          <w:sz w:val="28"/>
+          <w:szCs w:val="28"/>
+        </w:rPr>
+        <w:t>Время</w:t>
+      </w:r>
+      <w:r>
+        <w:rPr>
+          <w:rFonts w:ascii="Times New Roman" w:hAnsi="Times New Roman" w:cs="Times New Roman"/>
+          <w:sz w:val="28"/>
+          <w:szCs w:val="28"/>
+          <w:lang w:val="en-US"/>
+        </w:rPr>
+        <w:t xml:space="preserve"> </w:t>
+      </w:r>
+      <w:r>
+        <w:rPr>
+          <w:rFonts w:ascii="Times New Roman" w:hAnsi="Times New Roman" w:cs="Times New Roman"/>
+          <w:sz w:val="28"/>
+          <w:szCs w:val="28"/>
+        </w:rPr>
+        <w:t>суток</w:t>
+      </w:r>
+      <w:r>
+        <w:rPr>
+          <w:rFonts w:ascii="Times New Roman" w:hAnsi="Times New Roman" w:cs="Times New Roman"/>
+          <w:sz w:val="28"/>
+          <w:szCs w:val="28"/>
+          <w:lang w:val="en-US"/>
+        </w:rPr>
+        <w:t xml:space="preserve">. </w:t>
+      </w:r>
+      <w:r>
+        <w:rPr>
+          <w:rFonts w:ascii="Times New Roman" w:hAnsi="Times New Roman" w:cs="Times New Roman"/>
+          <w:sz w:val="28"/>
+          <w:szCs w:val="28"/>
+        </w:rPr>
+        <w:t>Тип данных:</w:t>
+      </w:r>
+      <w:r>
+        <w:rPr>
+          <w:rFonts w:ascii="Times New Roman" w:hAnsi="Times New Roman" w:cs="Times New Roman"/>
+          <w:sz w:val="28"/>
+          <w:szCs w:val="28"/>
+        </w:rPr>
+        <w:t xml:space="preserve"> </w:t>
+      </w:r>
+      <w:r>
+        <w:rPr>
+          <w:rFonts w:ascii="Times New Roman" w:hAnsi="Times New Roman" w:cs="Times New Roman"/>
+          <w:sz w:val="28"/>
+          <w:szCs w:val="28"/>
+        </w:rPr>
+        <w:t>вещественное число</w:t>
+      </w:r>
+      <w:r>
+        <w:rPr>
+          <w:rFonts w:ascii="Times New Roman" w:hAnsi="Times New Roman" w:cs="Times New Roman"/>
+          <w:sz w:val="28"/>
+          <w:szCs w:val="28"/>
+        </w:rPr>
+        <w:t>;</w:t>
+      </w:r>
+    </w:p>
+    <w:p>
+      <w:pPr>
+        <w:numPr>
+          <w:ilvl w:val="0"/>
+          <w:numId w:val="4"/>
+        </w:numPr>
+        <w:tabs>
+          <w:tab w:val="num" w:pos="720"/>
+        </w:tabs>
+        <w:spacing w:line="360" w:lineRule="auto"/>
+        <w:rPr>
+          <w:rFonts w:ascii="Times New Roman" w:hAnsi="Times New Roman" w:cs="Times New Roman"/>
+          <w:sz w:val="28"/>
+          <w:szCs w:val="28"/>
+        </w:rPr>
+      </w:pPr>
+      <w:r>
+        <w:rPr>
+          <w:rFonts w:ascii="Times New Roman" w:hAnsi="Times New Roman" w:cs="Times New Roman"/>
+          <w:b/>
+          <w:bCs/>
+          <w:sz w:val="28"/>
+          <w:szCs w:val="28"/>
+        </w:rPr>
+        <w:t xml:space="preserve"> </w:t>
+      </w:r>
+      <w:proofErr w:type="spellStart"/>
+      <w:r>
+        <w:rPr>
+          <w:rFonts w:ascii="Times New Roman" w:hAnsi="Times New Roman" w:cs="Times New Roman"/>
+          <w:b/>
+          <w:bCs/>
+          <w:sz w:val="28"/>
+          <w:szCs w:val="28"/>
+        </w:rPr>
+        <w:t>is_fraud</w:t>
+      </w:r>
+      <w:proofErr w:type="spellEnd"/>
+      <w:proofErr w:type="gramStart"/>
+      <w:r>
+        <w:rPr>
+          <w:rFonts w:ascii="Times New Roman" w:hAnsi="Times New Roman" w:cs="Times New Roman"/>
+          <w:sz w:val="28"/>
+          <w:szCs w:val="28"/>
+        </w:rPr>
+        <w:t xml:space="preserve">: </w:t>
+      </w:r>
+      <w:r>
+        <w:rPr>
+          <w:rFonts w:ascii="Times New Roman" w:hAnsi="Times New Roman" w:cs="Times New Roman"/>
+          <w:sz w:val="28"/>
+          <w:szCs w:val="28"/>
+        </w:rPr>
+        <w:t>Является</w:t>
+      </w:r>
+      <w:proofErr w:type="gramEnd"/>
+      <w:r>
+        <w:rPr>
+          <w:rFonts w:ascii="Times New Roman" w:hAnsi="Times New Roman" w:cs="Times New Roman"/>
+          <w:sz w:val="28"/>
+          <w:szCs w:val="28"/>
+        </w:rPr>
+        <w:t xml:space="preserve"> ли транзакция мошеннической</w:t>
+      </w:r>
+      <w:r>
+        <w:rPr>
+          <w:rFonts w:ascii="Times New Roman" w:hAnsi="Times New Roman" w:cs="Times New Roman"/>
+          <w:sz w:val="28"/>
+          <w:szCs w:val="28"/>
+        </w:rPr>
+        <w:t>. Тип данных:</w:t>
+      </w:r>
+      <w:r>
+        <w:rPr>
+          <w:rFonts w:ascii="Times New Roman" w:hAnsi="Times New Roman" w:cs="Times New Roman"/>
+          <w:sz w:val="28"/>
+          <w:szCs w:val="28"/>
+        </w:rPr>
+        <w:t xml:space="preserve"> </w:t>
+      </w:r>
+      <w:r>
+        <w:rPr>
+          <w:rFonts w:ascii="Times New Roman" w:hAnsi="Times New Roman" w:cs="Times New Roman"/>
+          <w:sz w:val="28"/>
+          <w:szCs w:val="28"/>
+        </w:rPr>
+        <w:t>логический тип (0 – нет, 1 – да)</w:t>
+      </w:r>
+      <w:r>
+        <w:rPr>
+          <w:rFonts w:ascii="Times New Roman" w:hAnsi="Times New Roman" w:cs="Times New Roman"/>
+          <w:sz w:val="28"/>
+          <w:szCs w:val="28"/>
+        </w:rPr>
+        <w:t>;</w:t>
+      </w:r>
+    </w:p>
+    <w:p>
+      <w:pPr>
+        <w:numPr>
+          <w:ilvl w:val="0"/>
+          <w:numId w:val="4"/>
+        </w:numPr>
+        <w:tabs>
+          <w:tab w:val="num" w:pos="720"/>
+        </w:tabs>
+        <w:spacing w:line="360" w:lineRule="auto"/>
+        <w:rPr>
+          <w:rFonts w:ascii="Times New Roman" w:hAnsi="Times New Roman" w:cs="Times New Roman"/>
+          <w:b/>
+          <w:bCs/>
+          <w:sz w:val="28"/>
+          <w:szCs w:val="28"/>
+        </w:rPr>
+      </w:pPr>
+      <w:r>
+        <w:rPr>
+          <w:rFonts w:ascii="Times New Roman" w:hAnsi="Times New Roman" w:cs="Times New Roman"/>
+          <w:b/>
+          <w:bCs/>
+          <w:sz w:val="28"/>
+          <w:szCs w:val="28"/>
+        </w:rPr>
+        <w:t xml:space="preserve"> </w:t>
+      </w:r>
+      <w:r>
+        <w:rPr>
+          <w:rFonts w:ascii="Times New Roman" w:hAnsi="Times New Roman" w:cs="Times New Roman"/>
+          <w:b/>
+          <w:bCs/>
+          <w:sz w:val="28"/>
+          <w:szCs w:val="28"/>
+          <w:lang w:val="en-US"/>
+        </w:rPr>
+        <w:t>day</w:t>
+      </w:r>
+      <w:r>
+        <w:rPr>
+          <w:rFonts w:ascii="Times New Roman" w:hAnsi="Times New Roman" w:cs="Times New Roman"/>
+          <w:b/>
+          <w:bCs/>
+          <w:sz w:val="28"/>
+          <w:szCs w:val="28"/>
+        </w:rPr>
+        <w:t>_</w:t>
+      </w:r>
+      <w:r>
+        <w:rPr>
+          <w:rFonts w:ascii="Times New Roman" w:hAnsi="Times New Roman" w:cs="Times New Roman"/>
+          <w:b/>
+          <w:bCs/>
+          <w:sz w:val="28"/>
+          <w:szCs w:val="28"/>
+          <w:lang w:val="en-US"/>
+        </w:rPr>
+        <w:t>of</w:t>
+      </w:r>
+      <w:r>
+        <w:rPr>
+          <w:rFonts w:ascii="Times New Roman" w:hAnsi="Times New Roman" w:cs="Times New Roman"/>
+          <w:b/>
+          <w:bCs/>
+          <w:sz w:val="28"/>
+          <w:szCs w:val="28"/>
+        </w:rPr>
+        <w:t>_</w:t>
+      </w:r>
+      <w:r>
+        <w:rPr>
+          <w:rFonts w:ascii="Times New Roman" w:hAnsi="Times New Roman" w:cs="Times New Roman"/>
+          <w:b/>
+          <w:bCs/>
+          <w:sz w:val="28"/>
+          <w:szCs w:val="28"/>
+          <w:lang w:val="en-US"/>
+        </w:rPr>
+        <w:t>week</w:t>
+      </w:r>
+      <w:r>
+        <w:rPr>
+          <w:rFonts w:ascii="Times New Roman" w:hAnsi="Times New Roman" w:cs="Times New Roman"/>
+          <w:sz w:val="28"/>
+          <w:szCs w:val="28"/>
+        </w:rPr>
+        <w:t xml:space="preserve">: </w:t>
+      </w:r>
+      <w:r>
+        <w:rPr>
+          <w:rFonts w:ascii="Times New Roman" w:hAnsi="Times New Roman" w:cs="Times New Roman"/>
+          <w:sz w:val="28"/>
+          <w:szCs w:val="28"/>
+        </w:rPr>
+        <w:t>День</w:t>
+      </w:r>
+      <w:r>
+        <w:rPr>
+          <w:rFonts w:ascii="Times New Roman" w:hAnsi="Times New Roman" w:cs="Times New Roman"/>
+          <w:sz w:val="28"/>
+          <w:szCs w:val="28"/>
+        </w:rPr>
+        <w:t xml:space="preserve"> </w:t>
+      </w:r>
+      <w:r>
+        <w:rPr>
+          <w:rFonts w:ascii="Times New Roman" w:hAnsi="Times New Roman" w:cs="Times New Roman"/>
+          <w:sz w:val="28"/>
+          <w:szCs w:val="28"/>
+        </w:rPr>
+        <w:t>недели</w:t>
+      </w:r>
+      <w:r>
+        <w:rPr>
+          <w:rFonts w:ascii="Times New Roman" w:hAnsi="Times New Roman" w:cs="Times New Roman"/>
+          <w:sz w:val="28"/>
+          <w:szCs w:val="28"/>
+        </w:rPr>
+        <w:t xml:space="preserve"> </w:t>
+      </w:r>
+      <w:r>
+        <w:rPr>
+          <w:rFonts w:ascii="Times New Roman" w:hAnsi="Times New Roman" w:cs="Times New Roman"/>
+          <w:sz w:val="28"/>
+          <w:szCs w:val="28"/>
+        </w:rPr>
+        <w:t>проведения операции (например, 0 – суббота, 1 - понедельник). Тип данных: целое число</w:t>
+      </w:r>
+    </w:p>
+    <w:p>
+      <w:pPr>
+        <w:numPr>
+          <w:ilvl w:val="0"/>
+          <w:numId w:val="4"/>
+        </w:numPr>
+        <w:tabs>
+          <w:tab w:val="num" w:pos="720"/>
+        </w:tabs>
+        <w:spacing w:line="360" w:lineRule="auto"/>
+        <w:rPr>
+          <w:rFonts w:ascii="Times New Roman" w:hAnsi="Times New Roman" w:cs="Times New Roman"/>
+          <w:b/>
+          <w:bCs/>
+          <w:sz w:val="28"/>
+          <w:szCs w:val="28"/>
+        </w:rPr>
+      </w:pPr>
+      <w:r>
+        <w:rPr>
+          <w:rFonts w:ascii="Times New Roman" w:hAnsi="Times New Roman" w:cs="Times New Roman"/>
+          <w:b/>
+          <w:bCs/>
+          <w:sz w:val="28"/>
+          <w:szCs w:val="28"/>
+        </w:rPr>
+        <w:t xml:space="preserve"> </w:t>
+      </w:r>
+      <w:r>
+        <w:rPr>
+          <w:rFonts w:ascii="Times New Roman" w:hAnsi="Times New Roman" w:cs="Times New Roman"/>
+          <w:b/>
+          <w:bCs/>
+          <w:sz w:val="28"/>
+          <w:szCs w:val="28"/>
+          <w:lang w:val="en-US"/>
+        </w:rPr>
+        <w:t>m</w:t>
+      </w:r>
+      <w:proofErr w:type="spellStart"/>
+      <w:r>
+        <w:rPr>
+          <w:rFonts w:ascii="Times New Roman" w:hAnsi="Times New Roman" w:cs="Times New Roman"/>
+          <w:b/>
+          <w:bCs/>
+          <w:sz w:val="28"/>
+          <w:szCs w:val="28"/>
+        </w:rPr>
+        <w:t>onth</w:t>
+      </w:r>
+      <w:proofErr w:type="spellEnd"/>
+      <w:r>
+        <w:rPr>
+          <w:rFonts w:ascii="Times New Roman" w:hAnsi="Times New Roman" w:cs="Times New Roman"/>
+          <w:b/>
+          <w:bCs/>
+          <w:sz w:val="28"/>
+          <w:szCs w:val="28"/>
+        </w:rPr>
+        <w:t xml:space="preserve">: </w:t>
+      </w:r>
+      <w:r>
+        <w:rPr>
+          <w:rFonts w:ascii="Times New Roman" w:hAnsi="Times New Roman" w:cs="Times New Roman"/>
+          <w:sz w:val="28"/>
+          <w:szCs w:val="28"/>
+        </w:rPr>
+        <w:t>Месяц, в котором проведена транзакция. Тип данных: целое число</w:t>
+      </w:r>
+      <w:r>
+        <w:rPr>
+          <w:rFonts w:ascii="Times New Roman" w:hAnsi="Times New Roman" w:cs="Times New Roman"/>
+          <w:sz w:val="28"/>
+          <w:szCs w:val="28"/>
+          <w:lang w:val="en-US"/>
+        </w:rPr>
+        <w:t>;</w:t>
+      </w:r>
+      <w:r>
+        <w:rPr>
+          <w:rFonts w:ascii="Times New Roman" w:hAnsi="Times New Roman" w:cs="Times New Roman"/>
+          <w:b/>
+          <w:bCs/>
+          <w:sz w:val="28"/>
+          <w:szCs w:val="28"/>
+        </w:rPr>
+        <w:t xml:space="preserve"> </w:t>
+      </w:r>
+    </w:p>
+    <w:p>
+      <w:pPr>
+        <w:numPr>
+          <w:ilvl w:val="0"/>
+          <w:numId w:val="4"/>
+        </w:numPr>
+        <w:tabs>
+          <w:tab w:val="num" w:pos="720"/>
+        </w:tabs>
+        <w:spacing w:line="360" w:lineRule="auto"/>
+        <w:rPr>
+          <w:rFonts w:ascii="Times New Roman" w:hAnsi="Times New Roman" w:cs="Times New Roman"/>
+          <w:b/>
+          <w:bCs/>
+          <w:sz w:val="28"/>
+          <w:szCs w:val="28"/>
+        </w:rPr>
+      </w:pPr>
+      <w:r>
+        <w:rPr>
+          <w:rFonts w:ascii="Times New Roman" w:hAnsi="Times New Roman" w:cs="Times New Roman"/>
+          <w:b/>
+          <w:bCs/>
+          <w:sz w:val="28"/>
+          <w:szCs w:val="28"/>
+        </w:rPr>
+        <w:t xml:space="preserve"> </w:t>
+      </w:r>
+      <w:proofErr w:type="spellStart"/>
+      <w:r>
+        <w:rPr>
+          <w:rFonts w:ascii="Times New Roman" w:hAnsi="Times New Roman" w:cs="Times New Roman"/>
+          <w:b/>
+          <w:bCs/>
+          <w:sz w:val="28"/>
+          <w:szCs w:val="28"/>
+        </w:rPr>
+        <w:t>is_month_end</w:t>
+      </w:r>
+      <w:proofErr w:type="spellEnd"/>
+      <w:proofErr w:type="gramStart"/>
+      <w:r>
+        <w:rPr>
+          <w:rFonts w:ascii="Times New Roman" w:hAnsi="Times New Roman" w:cs="Times New Roman"/>
+          <w:sz w:val="28"/>
+          <w:szCs w:val="28"/>
+        </w:rPr>
+        <w:t>: П</w:t>
+      </w:r>
+      <w:r>
+        <w:rPr>
+          <w:rFonts w:ascii="Times New Roman" w:hAnsi="Times New Roman" w:cs="Times New Roman"/>
+          <w:sz w:val="28"/>
+          <w:szCs w:val="28"/>
+        </w:rPr>
+        <w:t>оследние</w:t>
+      </w:r>
+      <w:proofErr w:type="gramEnd"/>
+      <w:r>
+        <w:rPr>
+          <w:rFonts w:ascii="Times New Roman" w:hAnsi="Times New Roman" w:cs="Times New Roman"/>
+          <w:sz w:val="28"/>
+          <w:szCs w:val="28"/>
+        </w:rPr>
+        <w:t xml:space="preserve"> дни месяца</w:t>
+      </w:r>
+      <w:r>
+        <w:rPr>
+          <w:rFonts w:ascii="Times New Roman" w:hAnsi="Times New Roman" w:cs="Times New Roman"/>
+          <w:sz w:val="28"/>
+          <w:szCs w:val="28"/>
+        </w:rPr>
+        <w:t xml:space="preserve">. </w:t>
+      </w:r>
+      <w:r>
+        <w:rPr>
+          <w:rFonts w:ascii="Times New Roman" w:hAnsi="Times New Roman" w:cs="Times New Roman"/>
+          <w:sz w:val="28"/>
+          <w:szCs w:val="28"/>
+        </w:rPr>
+        <w:t>Тип данных: логический тип</w:t>
+      </w:r>
+      <w:r>
+        <w:rPr>
+          <w:rFonts w:ascii="Times New Roman" w:hAnsi="Times New Roman" w:cs="Times New Roman"/>
+          <w:sz w:val="28"/>
+          <w:szCs w:val="28"/>
+        </w:rPr>
+        <w:t>;</w:t>
+      </w:r>
+    </w:p>
+    <w:p>
+      <w:pPr>
+        <w:numPr>
+          <w:ilvl w:val="0"/>
+          <w:numId w:val="4"/>
+        </w:numPr>
+        <w:tabs>
+          <w:tab w:val="num" w:pos="720"/>
+        </w:tabs>
+        <w:spacing w:line="360" w:lineRule="auto"/>
+        <w:rPr>
+          <w:rFonts w:ascii="Times New Roman" w:hAnsi="Times New Roman" w:cs="Times New Roman"/>
+          <w:sz w:val="28"/>
+          <w:szCs w:val="28"/>
+        </w:rPr>
+      </w:pPr>
+      <w:r>
+        <w:rPr>
+          <w:rFonts w:ascii="Times New Roman" w:hAnsi="Times New Roman" w:cs="Times New Roman"/>
+          <w:sz w:val="28"/>
+          <w:szCs w:val="28"/>
+        </w:rPr>
+        <w:t xml:space="preserve"> </w:t>
+      </w:r>
+      <w:proofErr w:type="spellStart"/>
+      <w:r>
+        <w:rPr>
+          <w:rFonts w:ascii="Times New Roman" w:hAnsi="Times New Roman" w:cs="Times New Roman"/>
+          <w:b/>
+          <w:bCs/>
+          <w:sz w:val="28"/>
+          <w:szCs w:val="28"/>
+        </w:rPr>
+        <w:t>is_month_start</w:t>
+      </w:r>
+      <w:proofErr w:type="spellEnd"/>
+      <w:r>
+        <w:rPr>
+          <w:rFonts w:ascii="Times New Roman" w:hAnsi="Times New Roman" w:cs="Times New Roman"/>
+          <w:sz w:val="28"/>
+          <w:szCs w:val="28"/>
+        </w:rPr>
+        <w:t>: П</w:t>
+      </w:r>
+      <w:r>
+        <w:rPr>
+          <w:rFonts w:ascii="Times New Roman" w:hAnsi="Times New Roman" w:cs="Times New Roman"/>
+          <w:sz w:val="28"/>
+          <w:szCs w:val="28"/>
+        </w:rPr>
+        <w:t>ервые дни месяца</w:t>
+      </w:r>
+      <w:r>
+        <w:rPr>
+          <w:rFonts w:ascii="Times New Roman" w:hAnsi="Times New Roman" w:cs="Times New Roman"/>
+          <w:sz w:val="28"/>
+          <w:szCs w:val="28"/>
+        </w:rPr>
+        <w:t xml:space="preserve">. </w:t>
+      </w:r>
+      <w:r>
+        <w:rPr>
+          <w:rFonts w:ascii="Times New Roman" w:hAnsi="Times New Roman" w:cs="Times New Roman"/>
+          <w:sz w:val="28"/>
+          <w:szCs w:val="28"/>
+        </w:rPr>
+        <w:t>Тип данных: логический тип</w:t>
+      </w:r>
+      <w:r>
+        <w:rPr>
+          <w:rFonts w:ascii="Times New Roman" w:hAnsi="Times New Roman" w:cs="Times New Roman"/>
+          <w:sz w:val="28"/>
+          <w:szCs w:val="28"/>
+        </w:rPr>
+        <w:t>;</w:t>
+      </w:r>
+    </w:p>
+    <w:p>
+      <w:pPr>
+        <w:numPr>
+          <w:ilvl w:val="0"/>
+          <w:numId w:val="4"/>
+        </w:numPr>
+        <w:tabs>
+          <w:tab w:val="num" w:pos="720"/>
+        </w:tabs>
+        <w:spacing w:line="360" w:lineRule="auto"/>
+        <w:rPr>
+          <w:rFonts w:ascii="Times New Roman" w:hAnsi="Times New Roman" w:cs="Times New Roman"/>
+          <w:b/>
+          <w:bCs/>
+          <w:sz w:val="28"/>
+          <w:szCs w:val="28"/>
+        </w:rPr>
+      </w:pPr>
+      <w:r>
+        <w:rPr>
+          <w:rFonts w:ascii="Times New Roman" w:hAnsi="Times New Roman" w:cs="Times New Roman"/>
+          <w:b/>
+          <w:bCs/>
+          <w:sz w:val="28"/>
+          <w:szCs w:val="28"/>
+        </w:rPr>
+        <w:lastRenderedPageBreak/>
+        <w:t xml:space="preserve"> </w:t>
+      </w:r>
+      <w:proofErr w:type="spellStart"/>
+      <w:r>
+        <w:rPr>
+          <w:rFonts w:ascii="Times New Roman" w:hAnsi="Times New Roman" w:cs="Times New Roman"/>
+          <w:b/>
+          <w:bCs/>
+          <w:sz w:val="28"/>
+          <w:szCs w:val="28"/>
+        </w:rPr>
+        <w:t>time_since_last_transaction</w:t>
+      </w:r>
+      <w:proofErr w:type="spellEnd"/>
+      <w:r>
+        <w:rPr>
+          <w:rFonts w:ascii="Times New Roman" w:hAnsi="Times New Roman" w:cs="Times New Roman"/>
+          <w:sz w:val="28"/>
+          <w:szCs w:val="28"/>
+        </w:rPr>
+        <w:t xml:space="preserve">: </w:t>
+      </w:r>
+      <w:r>
+        <w:rPr>
+          <w:rFonts w:ascii="Times New Roman" w:hAnsi="Times New Roman" w:cs="Times New Roman"/>
+          <w:sz w:val="28"/>
+          <w:szCs w:val="28"/>
+        </w:rPr>
+        <w:t>Время</w:t>
+      </w:r>
+      <w:r>
+        <w:rPr>
+          <w:rFonts w:ascii="Times New Roman" w:hAnsi="Times New Roman" w:cs="Times New Roman"/>
+          <w:sz w:val="28"/>
+          <w:szCs w:val="28"/>
+        </w:rPr>
+        <w:t xml:space="preserve">, </w:t>
+      </w:r>
+      <w:r>
+        <w:rPr>
+          <w:rFonts w:ascii="Times New Roman" w:hAnsi="Times New Roman" w:cs="Times New Roman"/>
+          <w:sz w:val="28"/>
+          <w:szCs w:val="28"/>
+        </w:rPr>
+        <w:t>прошедшее с момента последней транзакции пользователя.</w:t>
+      </w:r>
+      <w:r>
+        <w:rPr>
+          <w:rFonts w:ascii="Times New Roman" w:hAnsi="Times New Roman" w:cs="Times New Roman"/>
+          <w:sz w:val="28"/>
+          <w:szCs w:val="28"/>
+        </w:rPr>
+        <w:t xml:space="preserve"> Тип данных: целое число</w:t>
+      </w:r>
+    </w:p>
+    <w:p>
+      <w:pPr>
+        <w:numPr>
+          <w:ilvl w:val="0"/>
+          <w:numId w:val="4"/>
+        </w:numPr>
+        <w:tabs>
+          <w:tab w:val="num" w:pos="720"/>
+        </w:tabs>
+        <w:spacing w:line="360" w:lineRule="auto"/>
+        <w:rPr>
+          <w:rFonts w:ascii="Times New Roman" w:hAnsi="Times New Roman" w:cs="Times New Roman"/>
+          <w:b/>
+          <w:bCs/>
+          <w:sz w:val="28"/>
+          <w:szCs w:val="28"/>
+        </w:rPr>
+      </w:pPr>
+      <w:r>
+        <w:rPr>
+          <w:rFonts w:ascii="Times New Roman" w:hAnsi="Times New Roman" w:cs="Times New Roman"/>
+          <w:b/>
+          <w:bCs/>
+          <w:sz w:val="28"/>
+          <w:szCs w:val="28"/>
+        </w:rPr>
+        <w:t xml:space="preserve"> </w:t>
+      </w:r>
+      <w:r>
+        <w:rPr>
+          <w:rFonts w:ascii="Times New Roman" w:hAnsi="Times New Roman" w:cs="Times New Roman"/>
+          <w:b/>
+          <w:bCs/>
+          <w:sz w:val="28"/>
+          <w:szCs w:val="28"/>
+        </w:rPr>
+        <w:t>transaction_count_7d</w:t>
+      </w:r>
+      <w:r>
+        <w:rPr>
+          <w:rFonts w:ascii="Times New Roman" w:hAnsi="Times New Roman" w:cs="Times New Roman"/>
+          <w:sz w:val="28"/>
+          <w:szCs w:val="28"/>
+        </w:rPr>
+        <w:t xml:space="preserve">: </w:t>
+      </w:r>
+      <w:r>
+        <w:rPr>
+          <w:rFonts w:ascii="Times New Roman" w:hAnsi="Times New Roman" w:cs="Times New Roman"/>
+          <w:sz w:val="28"/>
+          <w:szCs w:val="28"/>
+        </w:rPr>
+        <w:t>Количество транзакций пользователя за последние 7 дней.</w:t>
+      </w:r>
+      <w:r>
+        <w:rPr>
+          <w:rFonts w:ascii="Times New Roman" w:hAnsi="Times New Roman" w:cs="Times New Roman"/>
+          <w:sz w:val="28"/>
+          <w:szCs w:val="28"/>
+        </w:rPr>
+        <w:t xml:space="preserve"> </w:t>
+      </w:r>
+      <w:r>
+        <w:rPr>
+          <w:rFonts w:ascii="Times New Roman" w:hAnsi="Times New Roman" w:cs="Times New Roman"/>
+          <w:sz w:val="28"/>
+          <w:szCs w:val="28"/>
+        </w:rPr>
+        <w:t xml:space="preserve">Тип данных: </w:t>
+      </w:r>
+      <w:r>
+        <w:rPr>
+          <w:rFonts w:ascii="Times New Roman" w:hAnsi="Times New Roman" w:cs="Times New Roman"/>
+          <w:sz w:val="28"/>
+          <w:szCs w:val="28"/>
+        </w:rPr>
+        <w:t>вещественное</w:t>
+      </w:r>
+      <w:r>
+        <w:rPr>
+          <w:rFonts w:ascii="Times New Roman" w:hAnsi="Times New Roman" w:cs="Times New Roman"/>
+          <w:sz w:val="28"/>
+          <w:szCs w:val="28"/>
+        </w:rPr>
+        <w:t xml:space="preserve"> число</w:t>
+      </w:r>
+      <w:r>
+        <w:rPr>
+          <w:rFonts w:ascii="Times New Roman" w:hAnsi="Times New Roman" w:cs="Times New Roman"/>
+          <w:sz w:val="28"/>
+          <w:szCs w:val="28"/>
+        </w:rPr>
+        <w:t>;</w:t>
+      </w:r>
+    </w:p>
+    <w:p>
+      <w:pPr>
+        <w:numPr>
+          <w:ilvl w:val="0"/>
+          <w:numId w:val="4"/>
+        </w:numPr>
+        <w:tabs>
+          <w:tab w:val="num" w:pos="720"/>
+        </w:tabs>
+        <w:spacing w:line="360" w:lineRule="auto"/>
+        <w:rPr>
+          <w:rFonts w:ascii="Times New Roman" w:hAnsi="Times New Roman" w:cs="Times New Roman"/>
+          <w:b/>
+          <w:bCs/>
+          <w:sz w:val="28"/>
+          <w:szCs w:val="28"/>
+        </w:rPr>
+      </w:pPr>
+      <w:r>
+        <w:rPr>
+          <w:rFonts w:ascii="Times New Roman" w:hAnsi="Times New Roman" w:cs="Times New Roman"/>
+          <w:b/>
+          <w:bCs/>
+          <w:sz w:val="28"/>
+          <w:szCs w:val="28"/>
+        </w:rPr>
+        <w:t xml:space="preserve"> </w:t>
+      </w:r>
+      <w:r>
+        <w:rPr>
+          <w:rFonts w:ascii="Times New Roman" w:hAnsi="Times New Roman" w:cs="Times New Roman"/>
+          <w:b/>
+          <w:bCs/>
+          <w:sz w:val="28"/>
+          <w:szCs w:val="28"/>
+        </w:rPr>
+        <w:t>transaction_count_30d</w:t>
+      </w:r>
+      <w:r>
+        <w:rPr>
+          <w:rFonts w:ascii="Times New Roman" w:hAnsi="Times New Roman" w:cs="Times New Roman"/>
+          <w:sz w:val="28"/>
+          <w:szCs w:val="28"/>
+        </w:rPr>
+        <w:t xml:space="preserve">: </w:t>
+      </w:r>
+      <w:r>
+        <w:rPr>
+          <w:rFonts w:ascii="Times New Roman" w:hAnsi="Times New Roman" w:cs="Times New Roman"/>
+          <w:sz w:val="28"/>
+          <w:szCs w:val="28"/>
+        </w:rPr>
+        <w:t>Количество транзакций пользователя за последние 30 дней.</w:t>
+      </w:r>
+      <w:r>
+        <w:rPr>
+          <w:rFonts w:ascii="Times New Roman" w:hAnsi="Times New Roman" w:cs="Times New Roman"/>
+          <w:sz w:val="28"/>
+          <w:szCs w:val="28"/>
+        </w:rPr>
+        <w:t xml:space="preserve"> </w:t>
+      </w:r>
+      <w:r>
+        <w:rPr>
+          <w:rFonts w:ascii="Times New Roman" w:hAnsi="Times New Roman" w:cs="Times New Roman"/>
+          <w:sz w:val="28"/>
+          <w:szCs w:val="28"/>
+        </w:rPr>
+        <w:t>Тип данных: вещественное число</w:t>
+      </w:r>
+      <w:r>
+        <w:rPr>
+          <w:rFonts w:ascii="Times New Roman" w:hAnsi="Times New Roman" w:cs="Times New Roman"/>
+          <w:sz w:val="28"/>
+          <w:szCs w:val="28"/>
+          <w:lang w:val="en-US"/>
+        </w:rPr>
+        <w:t>;</w:t>
+      </w:r>
+    </w:p>
+    <w:p>
+      <w:pPr>
+        <w:numPr>
+          <w:ilvl w:val="0"/>
+          <w:numId w:val="4"/>
+        </w:numPr>
+        <w:tabs>
+          <w:tab w:val="num" w:pos="720"/>
+        </w:tabs>
+        <w:spacing w:line="360" w:lineRule="auto"/>
+        <w:rPr>
+          <w:rFonts w:ascii="Times New Roman" w:hAnsi="Times New Roman" w:cs="Times New Roman"/>
+          <w:b/>
+          <w:bCs/>
+          <w:sz w:val="28"/>
+          <w:szCs w:val="28"/>
+        </w:rPr>
+      </w:pPr>
+      <w:r>
+        <w:rPr>
+          <w:rFonts w:ascii="Times New Roman" w:hAnsi="Times New Roman" w:cs="Times New Roman"/>
+          <w:b/>
+          <w:bCs/>
+          <w:sz w:val="28"/>
+          <w:szCs w:val="28"/>
+        </w:rPr>
+        <w:t xml:space="preserve"> </w:t>
+      </w:r>
+      <w:proofErr w:type="spellStart"/>
+      <w:r>
+        <w:rPr>
+          <w:rFonts w:ascii="Times New Roman" w:hAnsi="Times New Roman" w:cs="Times New Roman"/>
+          <w:b/>
+          <w:bCs/>
+          <w:sz w:val="28"/>
+          <w:szCs w:val="28"/>
+        </w:rPr>
+        <w:t>amount_zscore</w:t>
+      </w:r>
+      <w:proofErr w:type="spellEnd"/>
+      <w:r>
+        <w:rPr>
+          <w:rFonts w:ascii="Times New Roman" w:hAnsi="Times New Roman" w:cs="Times New Roman"/>
+          <w:sz w:val="28"/>
+          <w:szCs w:val="28"/>
+        </w:rPr>
+        <w:t xml:space="preserve">: </w:t>
+      </w:r>
+      <w:r>
+        <w:rPr>
+          <w:rFonts w:ascii="Times New Roman" w:hAnsi="Times New Roman" w:cs="Times New Roman"/>
+          <w:sz w:val="28"/>
+          <w:szCs w:val="28"/>
+        </w:rPr>
+        <w:t>Z-оценка</w:t>
+      </w:r>
+      <w:r>
+        <w:rPr>
+          <w:rFonts w:ascii="Times New Roman" w:hAnsi="Times New Roman" w:cs="Times New Roman"/>
+          <w:sz w:val="28"/>
+          <w:szCs w:val="28"/>
+        </w:rPr>
+        <w:t xml:space="preserve"> </w:t>
+      </w:r>
+      <w:r>
+        <w:rPr>
+          <w:rFonts w:ascii="Times New Roman" w:hAnsi="Times New Roman" w:cs="Times New Roman"/>
+          <w:sz w:val="28"/>
+          <w:szCs w:val="28"/>
+        </w:rPr>
+        <w:t>суммы текущей транзакции от среднего значения суммы транзакций пользователя.</w:t>
+      </w:r>
+      <w:r>
+        <w:rPr>
+          <w:rFonts w:ascii="Times New Roman" w:hAnsi="Times New Roman" w:cs="Times New Roman"/>
+          <w:sz w:val="28"/>
+          <w:szCs w:val="28"/>
+        </w:rPr>
+        <w:t xml:space="preserve"> </w:t>
+      </w:r>
+      <w:r>
+        <w:rPr>
+          <w:rFonts w:ascii="Times New Roman" w:hAnsi="Times New Roman" w:cs="Times New Roman"/>
+          <w:sz w:val="28"/>
+          <w:szCs w:val="28"/>
+        </w:rPr>
+        <w:t>Тип данных: вещественное число</w:t>
+      </w:r>
+      <w:r>
+        <w:rPr>
+          <w:rFonts w:ascii="Times New Roman" w:hAnsi="Times New Roman" w:cs="Times New Roman"/>
+          <w:sz w:val="28"/>
+          <w:szCs w:val="28"/>
+          <w:lang w:val="en-US"/>
+        </w:rPr>
+        <w:t>;</w:t>
+      </w:r>
+    </w:p>
+    <w:p>
+      <w:pPr>
+        <w:numPr>
+          <w:ilvl w:val="0"/>
+          <w:numId w:val="4"/>
+        </w:numPr>
+        <w:tabs>
+          <w:tab w:val="num" w:pos="720"/>
+        </w:tabs>
+        <w:spacing w:line="360" w:lineRule="auto"/>
+        <w:rPr>
+          <w:rFonts w:ascii="Times New Roman" w:hAnsi="Times New Roman" w:cs="Times New Roman"/>
+          <w:b/>
+          <w:bCs/>
+          <w:sz w:val="28"/>
+          <w:szCs w:val="28"/>
+        </w:rPr>
+      </w:pPr>
+      <w:r>
+        <w:rPr>
+          <w:rFonts w:ascii="Times New Roman" w:hAnsi="Times New Roman" w:cs="Times New Roman"/>
+          <w:b/>
+          <w:bCs/>
+          <w:sz w:val="28"/>
+          <w:szCs w:val="28"/>
+        </w:rPr>
+        <w:t xml:space="preserve"> </w:t>
+      </w:r>
+      <w:proofErr w:type="spellStart"/>
+      <w:r>
+        <w:rPr>
+          <w:rFonts w:ascii="Times New Roman" w:hAnsi="Times New Roman" w:cs="Times New Roman"/>
+          <w:b/>
+          <w:bCs/>
+          <w:sz w:val="28"/>
+          <w:szCs w:val="28"/>
+        </w:rPr>
+        <w:t>amount_percentile</w:t>
+      </w:r>
+      <w:proofErr w:type="spellEnd"/>
+      <w:r>
+        <w:rPr>
+          <w:rFonts w:ascii="Times New Roman" w:hAnsi="Times New Roman" w:cs="Times New Roman"/>
+          <w:sz w:val="28"/>
+          <w:szCs w:val="28"/>
+        </w:rPr>
+        <w:t xml:space="preserve">: </w:t>
+      </w:r>
+      <w:r>
+        <w:rPr>
+          <w:rFonts w:ascii="Times New Roman" w:hAnsi="Times New Roman" w:cs="Times New Roman"/>
+          <w:sz w:val="28"/>
+          <w:szCs w:val="28"/>
+        </w:rPr>
+        <w:t>Процентиль суммы текущей транзакции в распределении всех транзакций пользователя.</w:t>
+      </w:r>
+      <w:r>
+        <w:rPr>
+          <w:rFonts w:ascii="Times New Roman" w:hAnsi="Times New Roman" w:cs="Times New Roman"/>
+          <w:sz w:val="28"/>
+          <w:szCs w:val="28"/>
+        </w:rPr>
+        <w:t xml:space="preserve"> </w:t>
+      </w:r>
+      <w:r>
+        <w:rPr>
+          <w:rFonts w:ascii="Times New Roman" w:hAnsi="Times New Roman" w:cs="Times New Roman"/>
+          <w:sz w:val="28"/>
+          <w:szCs w:val="28"/>
+        </w:rPr>
+        <w:t>Тип данных: вещественное число</w:t>
+      </w:r>
+      <w:r>
+        <w:rPr>
+          <w:rFonts w:ascii="Times New Roman" w:hAnsi="Times New Roman" w:cs="Times New Roman"/>
+          <w:sz w:val="28"/>
+          <w:szCs w:val="28"/>
+          <w:lang w:val="en-US"/>
+        </w:rPr>
+        <w:t>;</w:t>
+      </w:r>
+    </w:p>
+    <w:p>
+      <w:pPr>
+        <w:numPr>
+          <w:ilvl w:val="0"/>
+          <w:numId w:val="4"/>
+        </w:numPr>
+        <w:tabs>
+          <w:tab w:val="num" w:pos="720"/>
+        </w:tabs>
+        <w:spacing w:line="360" w:lineRule="auto"/>
+        <w:rPr>
+          <w:rFonts w:ascii="Times New Roman" w:hAnsi="Times New Roman" w:cs="Times New Roman"/>
+          <w:b/>
+          <w:bCs/>
+          <w:sz w:val="28"/>
+          <w:szCs w:val="28"/>
+        </w:rPr>
+      </w:pPr>
+      <w:r>
+        <w:rPr>
+          <w:rFonts w:ascii="Times New Roman" w:hAnsi="Times New Roman" w:cs="Times New Roman"/>
+          <w:b/>
+          <w:bCs/>
+          <w:sz w:val="28"/>
+          <w:szCs w:val="28"/>
+        </w:rPr>
+        <w:t xml:space="preserve"> </w:t>
+      </w:r>
+      <w:r>
+        <w:rPr>
+          <w:rFonts w:ascii="Times New Roman" w:hAnsi="Times New Roman" w:cs="Times New Roman"/>
+          <w:b/>
+          <w:bCs/>
+          <w:sz w:val="28"/>
+          <w:szCs w:val="28"/>
+        </w:rPr>
+        <w:t>amount_rolling_mean_7d</w:t>
+      </w:r>
+      <w:r>
+        <w:rPr>
+          <w:rFonts w:ascii="Times New Roman" w:hAnsi="Times New Roman" w:cs="Times New Roman"/>
+          <w:sz w:val="28"/>
+          <w:szCs w:val="28"/>
+        </w:rPr>
+        <w:t>: С</w:t>
+      </w:r>
+      <w:r>
+        <w:rPr>
+          <w:rFonts w:ascii="Times New Roman" w:hAnsi="Times New Roman" w:cs="Times New Roman"/>
+          <w:sz w:val="28"/>
+          <w:szCs w:val="28"/>
+        </w:rPr>
+        <w:t>редн</w:t>
+      </w:r>
+      <w:r>
+        <w:rPr>
+          <w:rFonts w:ascii="Times New Roman" w:hAnsi="Times New Roman" w:cs="Times New Roman"/>
+          <w:sz w:val="28"/>
+          <w:szCs w:val="28"/>
+        </w:rPr>
+        <w:t>яя</w:t>
+      </w:r>
+      <w:r>
+        <w:rPr>
+          <w:rFonts w:ascii="Times New Roman" w:hAnsi="Times New Roman" w:cs="Times New Roman"/>
+          <w:sz w:val="28"/>
+          <w:szCs w:val="28"/>
+        </w:rPr>
+        <w:t xml:space="preserve"> сумм</w:t>
+      </w:r>
+      <w:r>
+        <w:rPr>
+          <w:rFonts w:ascii="Times New Roman" w:hAnsi="Times New Roman" w:cs="Times New Roman"/>
+          <w:sz w:val="28"/>
+          <w:szCs w:val="28"/>
+        </w:rPr>
+        <w:t>а</w:t>
+      </w:r>
+      <w:r>
+        <w:rPr>
+          <w:rFonts w:ascii="Times New Roman" w:hAnsi="Times New Roman" w:cs="Times New Roman"/>
+          <w:sz w:val="28"/>
+          <w:szCs w:val="28"/>
+        </w:rPr>
+        <w:t xml:space="preserve"> транзакций за последние 7 дней.</w:t>
+      </w:r>
+      <w:r>
+        <w:rPr>
+          <w:rFonts w:ascii="Times New Roman" w:hAnsi="Times New Roman" w:cs="Times New Roman"/>
+          <w:sz w:val="28"/>
+          <w:szCs w:val="28"/>
+        </w:rPr>
+        <w:t xml:space="preserve"> </w:t>
+      </w:r>
+      <w:r>
+        <w:rPr>
+          <w:rFonts w:ascii="Times New Roman" w:hAnsi="Times New Roman" w:cs="Times New Roman"/>
+          <w:sz w:val="28"/>
+          <w:szCs w:val="28"/>
+        </w:rPr>
+        <w:t>Тип данных: вещественное число</w:t>
+      </w:r>
+      <w:r>
+        <w:rPr>
+          <w:rFonts w:ascii="Times New Roman" w:hAnsi="Times New Roman" w:cs="Times New Roman"/>
+          <w:sz w:val="28"/>
+          <w:szCs w:val="28"/>
+          <w:lang w:val="en-US"/>
+        </w:rPr>
+        <w:t>;</w:t>
+      </w:r>
+    </w:p>
+    <w:p>
+      <w:pPr>
+        <w:numPr>
+          <w:ilvl w:val="0"/>
+          <w:numId w:val="4"/>
+        </w:numPr>
+        <w:tabs>
+          <w:tab w:val="num" w:pos="720"/>
+        </w:tabs>
+        <w:spacing w:line="360" w:lineRule="auto"/>
+        <w:rPr>
+          <w:rFonts w:ascii="Times New Roman" w:hAnsi="Times New Roman" w:cs="Times New Roman"/>
+          <w:b/>
+          <w:bCs/>
+          <w:sz w:val="28"/>
+          <w:szCs w:val="28"/>
+        </w:rPr>
+      </w:pPr>
+      <w:r>
+        <w:rPr>
+          <w:rFonts w:ascii="Times New Roman" w:hAnsi="Times New Roman" w:cs="Times New Roman"/>
+          <w:b/>
+          <w:bCs/>
+          <w:sz w:val="28"/>
+          <w:szCs w:val="28"/>
+        </w:rPr>
+        <w:t xml:space="preserve"> </w:t>
+      </w:r>
+      <w:r>
+        <w:rPr>
+          <w:rFonts w:ascii="Times New Roman" w:hAnsi="Times New Roman" w:cs="Times New Roman"/>
+          <w:b/>
+          <w:bCs/>
+          <w:sz w:val="28"/>
+          <w:szCs w:val="28"/>
+        </w:rPr>
+        <w:t>amount_rolling_std_7d</w:t>
+      </w:r>
+      <w:r>
+        <w:rPr>
+          <w:rFonts w:ascii="Times New Roman" w:hAnsi="Times New Roman" w:cs="Times New Roman"/>
+          <w:sz w:val="28"/>
+          <w:szCs w:val="28"/>
+        </w:rPr>
+        <w:t xml:space="preserve">: </w:t>
+      </w:r>
+      <w:r>
+        <w:rPr>
+          <w:rFonts w:ascii="Times New Roman" w:hAnsi="Times New Roman" w:cs="Times New Roman"/>
+          <w:sz w:val="28"/>
+          <w:szCs w:val="28"/>
+        </w:rPr>
+        <w:t>С</w:t>
+      </w:r>
+      <w:r>
+        <w:rPr>
+          <w:rFonts w:ascii="Times New Roman" w:hAnsi="Times New Roman" w:cs="Times New Roman"/>
+          <w:sz w:val="28"/>
+          <w:szCs w:val="28"/>
+        </w:rPr>
+        <w:t>тандартное отклонение суммы транзакций за последние 7 дней.</w:t>
+      </w:r>
+      <w:r>
+        <w:rPr>
+          <w:rFonts w:ascii="Times New Roman" w:hAnsi="Times New Roman" w:cs="Times New Roman"/>
+          <w:sz w:val="28"/>
+          <w:szCs w:val="28"/>
+        </w:rPr>
+        <w:t xml:space="preserve"> </w:t>
+      </w:r>
+      <w:r>
+        <w:rPr>
+          <w:rFonts w:ascii="Times New Roman" w:hAnsi="Times New Roman" w:cs="Times New Roman"/>
+          <w:sz w:val="28"/>
+          <w:szCs w:val="28"/>
+        </w:rPr>
+        <w:t>Тип данных: вещественное число</w:t>
+      </w:r>
+      <w:r>
+        <w:rPr>
+          <w:rFonts w:ascii="Times New Roman" w:hAnsi="Times New Roman" w:cs="Times New Roman"/>
+          <w:sz w:val="28"/>
+          <w:szCs w:val="28"/>
+          <w:lang w:val="en-US"/>
+        </w:rPr>
+        <w:t>;</w:t>
+      </w:r>
+    </w:p>
+    <w:p>
+      <w:pPr>
+        <w:numPr>
+          <w:ilvl w:val="0"/>
+          <w:numId w:val="4"/>
+        </w:numPr>
+        <w:tabs>
+          <w:tab w:val="num" w:pos="720"/>
+        </w:tabs>
+        <w:spacing w:line="360" w:lineRule="auto"/>
+        <w:rPr>
+          <w:rFonts w:ascii="Times New Roman" w:hAnsi="Times New Roman" w:cs="Times New Roman"/>
+          <w:b/>
+          <w:bCs/>
+          <w:sz w:val="28"/>
+          <w:szCs w:val="28"/>
+        </w:rPr>
+      </w:pPr>
+      <w:r>
+        <w:rPr>
+          <w:rFonts w:ascii="Times New Roman" w:hAnsi="Times New Roman" w:cs="Times New Roman"/>
+          <w:b/>
+          <w:bCs/>
+          <w:sz w:val="28"/>
+          <w:szCs w:val="28"/>
+        </w:rPr>
+        <w:t xml:space="preserve"> </w:t>
+      </w:r>
+      <w:proofErr w:type="spellStart"/>
+      <w:r>
+        <w:rPr>
+          <w:rFonts w:ascii="Times New Roman" w:hAnsi="Times New Roman" w:cs="Times New Roman"/>
+          <w:b/>
+          <w:bCs/>
+          <w:sz w:val="28"/>
+          <w:szCs w:val="28"/>
+        </w:rPr>
+        <w:t>location_changed</w:t>
+      </w:r>
+      <w:proofErr w:type="spellEnd"/>
+      <w:proofErr w:type="gramStart"/>
+      <w:r>
+        <w:rPr>
+          <w:rFonts w:ascii="Times New Roman" w:hAnsi="Times New Roman" w:cs="Times New Roman"/>
+          <w:sz w:val="28"/>
+          <w:szCs w:val="28"/>
+        </w:rPr>
+        <w:t xml:space="preserve">: </w:t>
+      </w:r>
+      <w:r>
+        <w:rPr>
+          <w:rFonts w:ascii="Times New Roman" w:hAnsi="Times New Roman" w:cs="Times New Roman"/>
+          <w:sz w:val="28"/>
+          <w:szCs w:val="28"/>
+        </w:rPr>
+        <w:t>И</w:t>
+      </w:r>
+      <w:r>
+        <w:rPr>
+          <w:rFonts w:ascii="Times New Roman" w:hAnsi="Times New Roman" w:cs="Times New Roman"/>
+          <w:sz w:val="28"/>
+          <w:szCs w:val="28"/>
+        </w:rPr>
+        <w:t>зменилась</w:t>
+      </w:r>
+      <w:proofErr w:type="gramEnd"/>
+      <w:r>
+        <w:rPr>
+          <w:rFonts w:ascii="Times New Roman" w:hAnsi="Times New Roman" w:cs="Times New Roman"/>
+          <w:sz w:val="28"/>
+          <w:szCs w:val="28"/>
+        </w:rPr>
+        <w:t xml:space="preserve"> ли страна совершения транзакции по сравнению с предыдущей.</w:t>
+      </w:r>
+      <w:r>
+        <w:rPr>
+          <w:rFonts w:ascii="Times New Roman" w:hAnsi="Times New Roman" w:cs="Times New Roman"/>
+          <w:sz w:val="28"/>
+          <w:szCs w:val="28"/>
+        </w:rPr>
+        <w:t xml:space="preserve"> </w:t>
+      </w:r>
+      <w:r>
+        <w:rPr>
+          <w:rFonts w:ascii="Times New Roman" w:hAnsi="Times New Roman" w:cs="Times New Roman"/>
+          <w:sz w:val="28"/>
+          <w:szCs w:val="28"/>
+        </w:rPr>
+        <w:t>Тип данных: логический тип</w:t>
+      </w:r>
+      <w:r>
+        <w:rPr>
+          <w:rFonts w:ascii="Times New Roman" w:hAnsi="Times New Roman" w:cs="Times New Roman"/>
+          <w:sz w:val="28"/>
+          <w:szCs w:val="28"/>
+        </w:rPr>
+        <w:t>;</w:t>
+      </w:r>
+    </w:p>
+    <w:p>
+      <w:pPr>
+        <w:numPr>
+          <w:ilvl w:val="0"/>
+          <w:numId w:val="4"/>
+        </w:numPr>
+        <w:tabs>
+          <w:tab w:val="num" w:pos="720"/>
+        </w:tabs>
+        <w:spacing w:line="360" w:lineRule="auto"/>
+        <w:rPr>
+          <w:rFonts w:ascii="Times New Roman" w:hAnsi="Times New Roman" w:cs="Times New Roman"/>
+          <w:b/>
+          <w:bCs/>
+          <w:sz w:val="28"/>
+          <w:szCs w:val="28"/>
+        </w:rPr>
+      </w:pPr>
+      <w:r>
+        <w:rPr>
+          <w:rFonts w:ascii="Times New Roman" w:hAnsi="Times New Roman" w:cs="Times New Roman"/>
+          <w:b/>
+          <w:bCs/>
+          <w:sz w:val="28"/>
+          <w:szCs w:val="28"/>
+        </w:rPr>
+        <w:t xml:space="preserve"> </w:t>
+      </w:r>
+      <w:proofErr w:type="spellStart"/>
+      <w:r>
+        <w:rPr>
+          <w:rFonts w:ascii="Times New Roman" w:hAnsi="Times New Roman" w:cs="Times New Roman"/>
+          <w:b/>
+          <w:bCs/>
+          <w:sz w:val="28"/>
+          <w:szCs w:val="28"/>
+        </w:rPr>
+        <w:t>device_changed</w:t>
+      </w:r>
+      <w:proofErr w:type="spellEnd"/>
+      <w:proofErr w:type="gramStart"/>
+      <w:r>
+        <w:rPr>
+          <w:rFonts w:ascii="Times New Roman" w:hAnsi="Times New Roman" w:cs="Times New Roman"/>
+          <w:sz w:val="28"/>
+          <w:szCs w:val="28"/>
+        </w:rPr>
+        <w:t xml:space="preserve">: </w:t>
+      </w:r>
+      <w:r>
+        <w:rPr>
+          <w:rFonts w:ascii="Times New Roman" w:hAnsi="Times New Roman" w:cs="Times New Roman"/>
+          <w:sz w:val="28"/>
+          <w:szCs w:val="28"/>
+        </w:rPr>
+        <w:t>И</w:t>
+      </w:r>
+      <w:r>
+        <w:rPr>
+          <w:rFonts w:ascii="Times New Roman" w:hAnsi="Times New Roman" w:cs="Times New Roman"/>
+          <w:sz w:val="28"/>
+          <w:szCs w:val="28"/>
+        </w:rPr>
+        <w:t>зменился</w:t>
+      </w:r>
+      <w:proofErr w:type="gramEnd"/>
+      <w:r>
+        <w:rPr>
+          <w:rFonts w:ascii="Times New Roman" w:hAnsi="Times New Roman" w:cs="Times New Roman"/>
+          <w:sz w:val="28"/>
+          <w:szCs w:val="28"/>
+        </w:rPr>
+        <w:t xml:space="preserve"> ли тип устройства по сравнению с предыдущей транзакцией.</w:t>
+      </w:r>
+      <w:r>
+        <w:rPr>
+          <w:rFonts w:ascii="Times New Roman" w:hAnsi="Times New Roman" w:cs="Times New Roman"/>
+          <w:sz w:val="28"/>
+          <w:szCs w:val="28"/>
+        </w:rPr>
+        <w:t xml:space="preserve"> </w:t>
+      </w:r>
+      <w:r>
+        <w:rPr>
+          <w:rFonts w:ascii="Times New Roman" w:hAnsi="Times New Roman" w:cs="Times New Roman"/>
+          <w:sz w:val="28"/>
+          <w:szCs w:val="28"/>
+        </w:rPr>
+        <w:t>Тип данных: логический тип</w:t>
+      </w:r>
+      <w:r>
+        <w:rPr>
+          <w:rFonts w:ascii="Times New Roman" w:hAnsi="Times New Roman" w:cs="Times New Roman"/>
+          <w:sz w:val="28"/>
+          <w:szCs w:val="28"/>
+        </w:rPr>
+        <w:t>;</w:t>
+      </w:r>
+    </w:p>
+    <w:p>
+      <w:pPr>
+        <w:numPr>
+          <w:ilvl w:val="0"/>
+          <w:numId w:val="4"/>
+        </w:numPr>
+        <w:tabs>
+          <w:tab w:val="num" w:pos="720"/>
+        </w:tabs>
+        <w:spacing w:line="360" w:lineRule="auto"/>
+        <w:rPr>
+          <w:rFonts w:ascii="Times New Roman" w:hAnsi="Times New Roman" w:cs="Times New Roman"/>
+          <w:sz w:val="28"/>
+          <w:szCs w:val="28"/>
+        </w:rPr>
+      </w:pPr>
+      <w:r>
+        <w:rPr>
+          <w:rFonts w:ascii="Times New Roman" w:hAnsi="Times New Roman" w:cs="Times New Roman"/>
+          <w:sz w:val="28"/>
+          <w:szCs w:val="28"/>
+        </w:rPr>
+        <w:t xml:space="preserve"> </w:t>
+      </w:r>
+      <w:proofErr w:type="spellStart"/>
+      <w:r>
+        <w:rPr>
+          <w:rFonts w:ascii="Times New Roman" w:hAnsi="Times New Roman" w:cs="Times New Roman"/>
+          <w:b/>
+          <w:bCs/>
+          <w:sz w:val="28"/>
+          <w:szCs w:val="28"/>
+        </w:rPr>
+        <w:t>merchant_category_changed</w:t>
+      </w:r>
+      <w:proofErr w:type="spellEnd"/>
+      <w:proofErr w:type="gramStart"/>
+      <w:r>
+        <w:rPr>
+          <w:rFonts w:ascii="Times New Roman" w:hAnsi="Times New Roman" w:cs="Times New Roman"/>
+          <w:sz w:val="28"/>
+          <w:szCs w:val="28"/>
+        </w:rPr>
+        <w:t xml:space="preserve">: </w:t>
+      </w:r>
+      <w:r>
+        <w:rPr>
+          <w:rFonts w:ascii="Times New Roman" w:hAnsi="Times New Roman" w:cs="Times New Roman"/>
+          <w:sz w:val="28"/>
+          <w:szCs w:val="28"/>
+        </w:rPr>
+        <w:t>И</w:t>
+      </w:r>
+      <w:r>
+        <w:rPr>
+          <w:rFonts w:ascii="Times New Roman" w:hAnsi="Times New Roman" w:cs="Times New Roman"/>
+          <w:sz w:val="28"/>
+          <w:szCs w:val="28"/>
+        </w:rPr>
+        <w:t>зменилась</w:t>
+      </w:r>
+      <w:proofErr w:type="gramEnd"/>
+      <w:r>
+        <w:rPr>
+          <w:rFonts w:ascii="Times New Roman" w:hAnsi="Times New Roman" w:cs="Times New Roman"/>
+          <w:sz w:val="28"/>
+          <w:szCs w:val="28"/>
+        </w:rPr>
+        <w:t xml:space="preserve"> ли категория магазина</w:t>
+      </w:r>
+      <w:r>
+        <w:rPr>
+          <w:rFonts w:ascii="Times New Roman" w:hAnsi="Times New Roman" w:cs="Times New Roman"/>
+          <w:sz w:val="28"/>
+          <w:szCs w:val="28"/>
+        </w:rPr>
+        <w:t>.</w:t>
+      </w:r>
+      <w:r>
+        <w:rPr>
+          <w:rFonts w:ascii="Times New Roman" w:hAnsi="Times New Roman" w:cs="Times New Roman"/>
+          <w:sz w:val="28"/>
+          <w:szCs w:val="28"/>
+        </w:rPr>
+        <w:t xml:space="preserve"> </w:t>
+      </w:r>
+      <w:r>
+        <w:rPr>
+          <w:rFonts w:ascii="Times New Roman" w:hAnsi="Times New Roman" w:cs="Times New Roman"/>
+          <w:sz w:val="28"/>
+          <w:szCs w:val="28"/>
+        </w:rPr>
+        <w:t>Тип данных: логический тип</w:t>
+      </w:r>
+      <w:r>
+        <w:rPr>
+          <w:rFonts w:ascii="Times New Roman" w:hAnsi="Times New Roman" w:cs="Times New Roman"/>
+          <w:sz w:val="28"/>
+          <w:szCs w:val="28"/>
+        </w:rPr>
+        <w:t>;</w:t>
+      </w:r>
+    </w:p>
+    <w:p>
+      <w:pPr>
+        <w:numPr>
+          <w:ilvl w:val="0"/>
+          <w:numId w:val="4"/>
+        </w:numPr>
+        <w:tabs>
+          <w:tab w:val="num" w:pos="720"/>
+        </w:tabs>
+        <w:spacing w:line="360" w:lineRule="auto"/>
+        <w:rPr>
+          <w:rFonts w:ascii="Times New Roman" w:hAnsi="Times New Roman" w:cs="Times New Roman"/>
+          <w:b/>
+          <w:bCs/>
+          <w:sz w:val="28"/>
+          <w:szCs w:val="28"/>
+        </w:rPr>
+      </w:pPr>
+      <w:r>
+        <w:rPr>
+          <w:rFonts w:ascii="Times New Roman" w:hAnsi="Times New Roman" w:cs="Times New Roman"/>
+          <w:b/>
+          <w:bCs/>
+          <w:sz w:val="28"/>
+          <w:szCs w:val="28"/>
+        </w:rPr>
+        <w:t xml:space="preserve"> </w:t>
+      </w:r>
+      <w:proofErr w:type="spellStart"/>
+      <w:r>
+        <w:rPr>
+          <w:rFonts w:ascii="Times New Roman" w:hAnsi="Times New Roman" w:cs="Times New Roman"/>
+          <w:b/>
+          <w:bCs/>
+          <w:sz w:val="28"/>
+          <w:szCs w:val="28"/>
+        </w:rPr>
+        <w:t>risk_score</w:t>
+      </w:r>
+      <w:proofErr w:type="spellEnd"/>
+      <w:r>
+        <w:rPr>
+          <w:rFonts w:ascii="Times New Roman" w:hAnsi="Times New Roman" w:cs="Times New Roman"/>
+          <w:sz w:val="28"/>
+          <w:szCs w:val="28"/>
+        </w:rPr>
+        <w:t>: Вероятность риска транзакции. Тип данных: вещественное число от 0 до 1</w:t>
+      </w:r>
+      <w:r>
+        <w:rPr>
+          <w:rFonts w:ascii="Times New Roman" w:hAnsi="Times New Roman" w:cs="Times New Roman"/>
+          <w:sz w:val="28"/>
+          <w:szCs w:val="28"/>
+        </w:rPr>
+        <w:t>;</w:t>
+      </w:r>
+    </w:p>
+    <w:p>
+      <w:pPr>
+        <w:numPr>
+          <w:ilvl w:val="0"/>
+          <w:numId w:val="4"/>
+        </w:numPr>
+        <w:tabs>
+          <w:tab w:val="num" w:pos="720"/>
+        </w:tabs>
+        <w:spacing w:line="360" w:lineRule="auto"/>
+        <w:rPr>
+          <w:rFonts w:ascii="Times New Roman" w:hAnsi="Times New Roman" w:cs="Times New Roman"/>
+          <w:b/>
+          <w:bCs/>
+          <w:sz w:val="28"/>
+          <w:szCs w:val="28"/>
+        </w:rPr>
+      </w:pPr>
+      <w:r>
+        <w:rPr>
+          <w:rFonts w:ascii="Times New Roman" w:hAnsi="Times New Roman" w:cs="Times New Roman"/>
+          <w:b/>
+          <w:bCs/>
+          <w:sz w:val="28"/>
+          <w:szCs w:val="28"/>
+        </w:rPr>
+        <w:lastRenderedPageBreak/>
+        <w:t xml:space="preserve"> </w:t>
+      </w:r>
+      <w:proofErr w:type="spellStart"/>
+      <w:r>
+        <w:rPr>
+          <w:rFonts w:ascii="Times New Roman" w:hAnsi="Times New Roman" w:cs="Times New Roman"/>
+          <w:b/>
+          <w:bCs/>
+          <w:sz w:val="28"/>
+          <w:szCs w:val="28"/>
+        </w:rPr>
+        <w:t>amount_x_transaction_count</w:t>
+      </w:r>
+      <w:proofErr w:type="spellEnd"/>
+      <w:r>
+        <w:rPr>
+          <w:rFonts w:ascii="Times New Roman" w:hAnsi="Times New Roman" w:cs="Times New Roman"/>
+          <w:sz w:val="28"/>
+          <w:szCs w:val="28"/>
+        </w:rPr>
+        <w:t xml:space="preserve">: </w:t>
+      </w:r>
+      <w:r>
+        <w:rPr>
+          <w:rFonts w:ascii="Times New Roman" w:hAnsi="Times New Roman" w:cs="Times New Roman"/>
+          <w:sz w:val="28"/>
+          <w:szCs w:val="28"/>
+        </w:rPr>
+        <w:t>Произведение суммы на количество транзакций</w:t>
+      </w:r>
+      <w:r>
+        <w:rPr>
+          <w:rFonts w:ascii="Times New Roman" w:hAnsi="Times New Roman" w:cs="Times New Roman"/>
+          <w:sz w:val="28"/>
+          <w:szCs w:val="28"/>
+        </w:rPr>
+        <w:t>. Тип данных: вещественное число</w:t>
+      </w:r>
+      <w:r>
+        <w:rPr>
+          <w:rFonts w:ascii="Times New Roman" w:hAnsi="Times New Roman" w:cs="Times New Roman"/>
+          <w:sz w:val="28"/>
+          <w:szCs w:val="28"/>
+        </w:rPr>
+        <w:t>;</w:t>
+      </w:r>
+    </w:p>
+    <w:p>
+      <w:pPr>
+        <w:numPr>
+          <w:ilvl w:val="0"/>
+          <w:numId w:val="4"/>
+        </w:numPr>
+        <w:tabs>
+          <w:tab w:val="num" w:pos="720"/>
+        </w:tabs>
+        <w:spacing w:line="360" w:lineRule="auto"/>
+        <w:rPr>
+          <w:rFonts w:ascii="Times New Roman" w:hAnsi="Times New Roman" w:cs="Times New Roman"/>
+          <w:b/>
+          <w:bCs/>
+          <w:sz w:val="28"/>
+          <w:szCs w:val="28"/>
+        </w:rPr>
+      </w:pPr>
+      <w:r>
+        <w:rPr>
+          <w:rFonts w:ascii="Times New Roman" w:hAnsi="Times New Roman" w:cs="Times New Roman"/>
+          <w:b/>
+          <w:bCs/>
+          <w:sz w:val="28"/>
+          <w:szCs w:val="28"/>
+        </w:rPr>
+        <w:t xml:space="preserve"> </w:t>
+      </w:r>
+      <w:proofErr w:type="spellStart"/>
+      <w:r>
+        <w:rPr>
+          <w:rFonts w:ascii="Times New Roman" w:hAnsi="Times New Roman" w:cs="Times New Roman"/>
+          <w:b/>
+          <w:bCs/>
+          <w:sz w:val="28"/>
+          <w:szCs w:val="28"/>
+        </w:rPr>
+        <w:t>amount_x_is_foreign</w:t>
+      </w:r>
+      <w:proofErr w:type="spellEnd"/>
+      <w:r>
+        <w:rPr>
+          <w:rFonts w:ascii="Times New Roman" w:hAnsi="Times New Roman" w:cs="Times New Roman"/>
+          <w:sz w:val="28"/>
+          <w:szCs w:val="28"/>
+        </w:rPr>
+        <w:t xml:space="preserve">: </w:t>
+      </w:r>
+      <w:r>
+        <w:rPr>
+          <w:rFonts w:ascii="Times New Roman" w:hAnsi="Times New Roman" w:cs="Times New Roman"/>
+          <w:sz w:val="28"/>
+          <w:szCs w:val="28"/>
+        </w:rPr>
+        <w:t>Произведение суммы на флаг иностранной транзакции.</w:t>
+      </w:r>
+      <w:r>
+        <w:rPr>
+          <w:rFonts w:ascii="Times New Roman" w:hAnsi="Times New Roman" w:cs="Times New Roman"/>
+          <w:sz w:val="28"/>
+          <w:szCs w:val="28"/>
+        </w:rPr>
+        <w:t xml:space="preserve"> </w:t>
+      </w:r>
+      <w:r>
+        <w:rPr>
+          <w:rFonts w:ascii="Times New Roman" w:hAnsi="Times New Roman" w:cs="Times New Roman"/>
+          <w:sz w:val="28"/>
+          <w:szCs w:val="28"/>
+        </w:rPr>
+        <w:t xml:space="preserve">Тип данных: </w:t>
+      </w:r>
+      <w:r>
+        <w:rPr>
+          <w:rFonts w:ascii="Times New Roman" w:hAnsi="Times New Roman" w:cs="Times New Roman"/>
+          <w:sz w:val="28"/>
+          <w:szCs w:val="28"/>
+        </w:rPr>
+        <w:t>вещественное</w:t>
+      </w:r>
+      <w:r>
+        <w:rPr>
+          <w:rFonts w:ascii="Times New Roman" w:hAnsi="Times New Roman" w:cs="Times New Roman"/>
+          <w:sz w:val="28"/>
+          <w:szCs w:val="28"/>
+        </w:rPr>
+        <w:t xml:space="preserve"> число</w:t>
+      </w:r>
+      <w:r>
+        <w:rPr>
+          <w:rFonts w:ascii="Times New Roman" w:hAnsi="Times New Roman" w:cs="Times New Roman"/>
+          <w:sz w:val="28"/>
+          <w:szCs w:val="28"/>
+        </w:rPr>
+        <w:t>;</w:t>
+      </w:r>
+    </w:p>
+    <w:p>
+      <w:pPr>
+        <w:numPr>
+          <w:ilvl w:val="0"/>
+          <w:numId w:val="4"/>
+        </w:numPr>
+        <w:tabs>
+          <w:tab w:val="num" w:pos="720"/>
+        </w:tabs>
+        <w:spacing w:line="360" w:lineRule="auto"/>
+        <w:rPr>
+          <w:rFonts w:ascii="Times New Roman" w:hAnsi="Times New Roman" w:cs="Times New Roman"/>
+          <w:b/>
+          <w:bCs/>
+          <w:sz w:val="28"/>
+          <w:szCs w:val="28"/>
+        </w:rPr>
+      </w:pPr>
+      <w:r>
+        <w:rPr>
+          <w:rFonts w:ascii="Times New Roman" w:hAnsi="Times New Roman" w:cs="Times New Roman"/>
+          <w:b/>
+          <w:bCs/>
+          <w:sz w:val="28"/>
+          <w:szCs w:val="28"/>
+        </w:rPr>
+        <w:t xml:space="preserve"> </w:t>
+      </w:r>
+      <w:r>
+        <w:rPr>
+          <w:rFonts w:ascii="Times New Roman" w:hAnsi="Times New Roman" w:cs="Times New Roman"/>
+          <w:b/>
+          <w:bCs/>
+          <w:sz w:val="28"/>
+          <w:szCs w:val="28"/>
+          <w:lang w:val="en-US"/>
+        </w:rPr>
+        <w:t>transaction</w:t>
+      </w:r>
+      <w:r>
+        <w:rPr>
+          <w:rFonts w:ascii="Times New Roman" w:hAnsi="Times New Roman" w:cs="Times New Roman"/>
+          <w:b/>
+          <w:bCs/>
+          <w:sz w:val="28"/>
+          <w:szCs w:val="28"/>
+        </w:rPr>
+        <w:t>_</w:t>
+      </w:r>
+      <w:r>
+        <w:rPr>
+          <w:rFonts w:ascii="Times New Roman" w:hAnsi="Times New Roman" w:cs="Times New Roman"/>
+          <w:b/>
+          <w:bCs/>
+          <w:sz w:val="28"/>
+          <w:szCs w:val="28"/>
+          <w:lang w:val="en-US"/>
+        </w:rPr>
+        <w:t>count</w:t>
+      </w:r>
+      <w:r>
+        <w:rPr>
+          <w:rFonts w:ascii="Times New Roman" w:hAnsi="Times New Roman" w:cs="Times New Roman"/>
+          <w:b/>
+          <w:bCs/>
+          <w:sz w:val="28"/>
+          <w:szCs w:val="28"/>
+        </w:rPr>
+        <w:t>_</w:t>
+      </w:r>
+      <w:r>
+        <w:rPr>
+          <w:rFonts w:ascii="Times New Roman" w:hAnsi="Times New Roman" w:cs="Times New Roman"/>
+          <w:b/>
+          <w:bCs/>
+          <w:sz w:val="28"/>
+          <w:szCs w:val="28"/>
+          <w:lang w:val="en-US"/>
+        </w:rPr>
+        <w:t>x</w:t>
+      </w:r>
+      <w:r>
+        <w:rPr>
+          <w:rFonts w:ascii="Times New Roman" w:hAnsi="Times New Roman" w:cs="Times New Roman"/>
+          <w:b/>
+          <w:bCs/>
+          <w:sz w:val="28"/>
+          <w:szCs w:val="28"/>
+        </w:rPr>
+        <w:t>_</w:t>
+      </w:r>
+      <w:r>
+        <w:rPr>
+          <w:rFonts w:ascii="Times New Roman" w:hAnsi="Times New Roman" w:cs="Times New Roman"/>
+          <w:b/>
+          <w:bCs/>
+          <w:sz w:val="28"/>
+          <w:szCs w:val="28"/>
+          <w:lang w:val="en-US"/>
+        </w:rPr>
+        <w:t>is</w:t>
+      </w:r>
+      <w:r>
+        <w:rPr>
+          <w:rFonts w:ascii="Times New Roman" w:hAnsi="Times New Roman" w:cs="Times New Roman"/>
+          <w:b/>
+          <w:bCs/>
+          <w:sz w:val="28"/>
+          <w:szCs w:val="28"/>
+        </w:rPr>
+        <w:t>_</w:t>
+      </w:r>
+      <w:r>
+        <w:rPr>
+          <w:rFonts w:ascii="Times New Roman" w:hAnsi="Times New Roman" w:cs="Times New Roman"/>
+          <w:b/>
+          <w:bCs/>
+          <w:sz w:val="28"/>
+          <w:szCs w:val="28"/>
+          <w:lang w:val="en-US"/>
+        </w:rPr>
+        <w:t>foreign</w:t>
+      </w:r>
+      <w:r>
+        <w:rPr>
+          <w:rFonts w:ascii="Times New Roman" w:hAnsi="Times New Roman" w:cs="Times New Roman"/>
+          <w:sz w:val="28"/>
+          <w:szCs w:val="28"/>
+        </w:rPr>
+        <w:t xml:space="preserve">: </w:t>
+      </w:r>
+      <w:r>
+        <w:rPr>
+          <w:rFonts w:ascii="Times New Roman" w:hAnsi="Times New Roman" w:cs="Times New Roman"/>
+          <w:sz w:val="28"/>
+          <w:szCs w:val="28"/>
+        </w:rPr>
+        <w:t>Произведение количества транзакций на флаг иностранной транзакции</w:t>
+      </w:r>
+      <w:r>
+        <w:rPr>
+          <w:rFonts w:ascii="Times New Roman" w:hAnsi="Times New Roman" w:cs="Times New Roman"/>
+          <w:sz w:val="28"/>
+          <w:szCs w:val="28"/>
+        </w:rPr>
+        <w:t>. Тип данных: целое число</w:t>
+      </w:r>
+      <w:r>
+        <w:rPr>
+          <w:rFonts w:ascii="Times New Roman" w:hAnsi="Times New Roman" w:cs="Times New Roman"/>
+          <w:sz w:val="28"/>
+          <w:szCs w:val="28"/>
+        </w:rPr>
+        <w:t>;</w:t>
+      </w:r>
+    </w:p>
+    <w:p>
+      <w:pPr>
+        <w:numPr>
+          <w:ilvl w:val="0"/>
+          <w:numId w:val="4"/>
+        </w:numPr>
+        <w:tabs>
+          <w:tab w:val="num" w:pos="720"/>
+        </w:tabs>
+        <w:spacing w:line="360" w:lineRule="auto"/>
+        <w:rPr>
+          <w:rFonts w:ascii="Times New Roman" w:hAnsi="Times New Roman" w:cs="Times New Roman"/>
+          <w:b/>
+          <w:bCs/>
+          <w:sz w:val="28"/>
+          <w:szCs w:val="28"/>
+        </w:rPr>
+      </w:pPr>
+      <w:r>
+        <w:rPr>
+          <w:rFonts w:ascii="Times New Roman" w:hAnsi="Times New Roman" w:cs="Times New Roman"/>
+          <w:b/>
+          <w:bCs/>
+          <w:sz w:val="28"/>
+          <w:szCs w:val="28"/>
+        </w:rPr>
+        <w:t xml:space="preserve"> </w:t>
+      </w:r>
+      <w:proofErr w:type="spellStart"/>
+      <w:r>
+        <w:rPr>
+          <w:rFonts w:ascii="Times New Roman" w:hAnsi="Times New Roman" w:cs="Times New Roman"/>
+          <w:b/>
+          <w:bCs/>
+          <w:sz w:val="28"/>
+          <w:szCs w:val="28"/>
+          <w:lang w:val="en-US"/>
+        </w:rPr>
+        <w:t>is_rush_hour</w:t>
+      </w:r>
+      <w:proofErr w:type="spellEnd"/>
+      <w:r>
+        <w:rPr>
+          <w:rFonts w:ascii="Times New Roman" w:hAnsi="Times New Roman" w:cs="Times New Roman"/>
+          <w:sz w:val="28"/>
+          <w:szCs w:val="28"/>
+          <w:lang w:val="en-US"/>
+        </w:rPr>
+        <w:t xml:space="preserve">: </w:t>
+      </w:r>
+      <w:r>
+        <w:rPr>
+          <w:rFonts w:ascii="Times New Roman" w:hAnsi="Times New Roman" w:cs="Times New Roman"/>
+          <w:sz w:val="28"/>
+          <w:szCs w:val="28"/>
+        </w:rPr>
+        <w:t>Час</w:t>
+      </w:r>
+      <w:r>
+        <w:rPr>
+          <w:rFonts w:ascii="Times New Roman" w:hAnsi="Times New Roman" w:cs="Times New Roman"/>
+          <w:sz w:val="28"/>
+          <w:szCs w:val="28"/>
+          <w:lang w:val="en-US"/>
+        </w:rPr>
+        <w:t>-</w:t>
+      </w:r>
+      <w:r>
+        <w:rPr>
+          <w:rFonts w:ascii="Times New Roman" w:hAnsi="Times New Roman" w:cs="Times New Roman"/>
+          <w:sz w:val="28"/>
+          <w:szCs w:val="28"/>
+        </w:rPr>
+        <w:t>пик</w:t>
+      </w:r>
+      <w:r>
+        <w:rPr>
+          <w:rFonts w:ascii="Times New Roman" w:hAnsi="Times New Roman" w:cs="Times New Roman"/>
+          <w:sz w:val="28"/>
+          <w:szCs w:val="28"/>
+          <w:lang w:val="en-US"/>
+        </w:rPr>
+        <w:t xml:space="preserve">. </w:t>
+      </w:r>
+      <w:r>
+        <w:rPr>
+          <w:rFonts w:ascii="Times New Roman" w:hAnsi="Times New Roman" w:cs="Times New Roman"/>
+          <w:sz w:val="28"/>
+          <w:szCs w:val="28"/>
+        </w:rPr>
+        <w:t>Тип данных: логический тип</w:t>
+      </w:r>
+      <w:r>
+        <w:rPr>
+          <w:rFonts w:ascii="Times New Roman" w:hAnsi="Times New Roman" w:cs="Times New Roman"/>
+          <w:sz w:val="28"/>
+          <w:szCs w:val="28"/>
+        </w:rPr>
+        <w:t>;</w:t>
+      </w:r>
+    </w:p>
+    <w:p>
+      <w:pPr>
+        <w:numPr>
+          <w:ilvl w:val="0"/>
+          <w:numId w:val="4"/>
+        </w:numPr>
+        <w:tabs>
+          <w:tab w:val="num" w:pos="720"/>
+        </w:tabs>
+        <w:spacing w:line="360" w:lineRule="auto"/>
+        <w:rPr>
+          <w:rFonts w:ascii="Times New Roman" w:hAnsi="Times New Roman" w:cs="Times New Roman"/>
+          <w:b/>
+          <w:bCs/>
+          <w:sz w:val="28"/>
+          <w:szCs w:val="28"/>
+          <w:lang w:val="en-US"/>
+        </w:rPr>
+      </w:pPr>
+      <w:r>
+        <w:rPr>
+          <w:rFonts w:ascii="Times New Roman" w:hAnsi="Times New Roman" w:cs="Times New Roman"/>
+          <w:b/>
+          <w:bCs/>
+          <w:sz w:val="28"/>
+          <w:szCs w:val="28"/>
+        </w:rPr>
+        <w:t xml:space="preserve"> </w:t>
+      </w:r>
+      <w:proofErr w:type="spellStart"/>
+      <w:r>
+        <w:rPr>
+          <w:rFonts w:ascii="Times New Roman" w:hAnsi="Times New Roman" w:cs="Times New Roman"/>
+          <w:b/>
+          <w:bCs/>
+          <w:sz w:val="28"/>
+          <w:szCs w:val="28"/>
+          <w:lang w:val="en-US"/>
+        </w:rPr>
+        <w:t>is_off_hours</w:t>
+      </w:r>
+      <w:proofErr w:type="spellEnd"/>
+      <w:r>
+        <w:rPr>
+          <w:rFonts w:ascii="Times New Roman" w:hAnsi="Times New Roman" w:cs="Times New Roman"/>
+          <w:sz w:val="28"/>
+          <w:szCs w:val="28"/>
+          <w:lang w:val="en-US"/>
+        </w:rPr>
+        <w:t xml:space="preserve">: </w:t>
+      </w:r>
+      <w:r>
+        <w:rPr>
+          <w:rFonts w:ascii="Times New Roman" w:hAnsi="Times New Roman" w:cs="Times New Roman"/>
+          <w:sz w:val="28"/>
+          <w:szCs w:val="28"/>
+        </w:rPr>
+        <w:t>Нерабочее</w:t>
+      </w:r>
+      <w:r>
+        <w:rPr>
+          <w:rFonts w:ascii="Times New Roman" w:hAnsi="Times New Roman" w:cs="Times New Roman"/>
+          <w:sz w:val="28"/>
+          <w:szCs w:val="28"/>
+          <w:lang w:val="en-US"/>
+        </w:rPr>
+        <w:t xml:space="preserve"> </w:t>
+      </w:r>
+      <w:r>
+        <w:rPr>
+          <w:rFonts w:ascii="Times New Roman" w:hAnsi="Times New Roman" w:cs="Times New Roman"/>
+          <w:sz w:val="28"/>
+          <w:szCs w:val="28"/>
+        </w:rPr>
+        <w:t>время</w:t>
+      </w:r>
+      <w:r>
+        <w:rPr>
+          <w:rFonts w:ascii="Times New Roman" w:hAnsi="Times New Roman" w:cs="Times New Roman"/>
+          <w:sz w:val="28"/>
+          <w:szCs w:val="28"/>
+          <w:lang w:val="en-US"/>
+        </w:rPr>
+        <w:t xml:space="preserve">. </w:t>
+      </w:r>
+      <w:r>
+        <w:rPr>
+          <w:rFonts w:ascii="Times New Roman" w:hAnsi="Times New Roman" w:cs="Times New Roman"/>
+          <w:sz w:val="28"/>
+          <w:szCs w:val="28"/>
+        </w:rPr>
+        <w:t>Тип данных: логический тип</w:t>
+      </w:r>
+      <w:r>
+        <w:rPr>
+          <w:rFonts w:ascii="Times New Roman" w:hAnsi="Times New Roman" w:cs="Times New Roman"/>
+          <w:sz w:val="28"/>
+          <w:szCs w:val="28"/>
+          <w:lang w:val="en-US"/>
+        </w:rPr>
+        <w:t>;</w:t>
+      </w:r>
+    </w:p>
+    <w:p>
+      <w:pPr>
+        <w:numPr>
+          <w:ilvl w:val="0"/>
+          <w:numId w:val="4"/>
+        </w:numPr>
+        <w:tabs>
+          <w:tab w:val="num" w:pos="720"/>
+        </w:tabs>
+        <w:spacing w:line="360" w:lineRule="auto"/>
+        <w:rPr>
+          <w:rFonts w:ascii="Times New Roman" w:hAnsi="Times New Roman" w:cs="Times New Roman"/>
+          <w:b/>
+          <w:bCs/>
+          <w:sz w:val="28"/>
+          <w:szCs w:val="28"/>
+        </w:rPr>
+      </w:pPr>
+      <w:r>
+        <w:rPr>
+          <w:rFonts w:ascii="Times New Roman" w:hAnsi="Times New Roman" w:cs="Times New Roman"/>
+          <w:b/>
+          <w:bCs/>
+          <w:sz w:val="28"/>
+          <w:szCs w:val="28"/>
+          <w:lang w:val="en-US"/>
+        </w:rPr>
+        <w:t xml:space="preserve"> </w:t>
+      </w:r>
+      <w:proofErr w:type="spellStart"/>
+      <w:r>
+        <w:rPr>
+          <w:rFonts w:ascii="Times New Roman" w:hAnsi="Times New Roman" w:cs="Times New Roman"/>
+          <w:b/>
+          <w:bCs/>
+          <w:sz w:val="28"/>
+          <w:szCs w:val="28"/>
+        </w:rPr>
+        <w:t>avg_amount_ratio</w:t>
+      </w:r>
+      <w:proofErr w:type="spellEnd"/>
+      <w:r>
+        <w:rPr>
+          <w:rFonts w:ascii="Times New Roman" w:hAnsi="Times New Roman" w:cs="Times New Roman"/>
+          <w:sz w:val="28"/>
+          <w:szCs w:val="28"/>
+        </w:rPr>
+        <w:t xml:space="preserve">: </w:t>
+      </w:r>
+      <w:r>
+        <w:rPr>
+          <w:rFonts w:ascii="Times New Roman" w:hAnsi="Times New Roman" w:cs="Times New Roman"/>
+          <w:sz w:val="28"/>
+          <w:szCs w:val="28"/>
+        </w:rPr>
+        <w:t>Отношение суммы транзакции к среднему значению</w:t>
+      </w:r>
+      <w:r>
+        <w:rPr>
+          <w:rFonts w:ascii="Times New Roman" w:hAnsi="Times New Roman" w:cs="Times New Roman"/>
+          <w:sz w:val="28"/>
+          <w:szCs w:val="28"/>
+        </w:rPr>
+        <w:t>. Тип данных: вещественное число</w:t>
+      </w:r>
+      <w:r>
+        <w:rPr>
+          <w:rFonts w:ascii="Times New Roman" w:hAnsi="Times New Roman" w:cs="Times New Roman"/>
+          <w:sz w:val="28"/>
+          <w:szCs w:val="28"/>
+        </w:rPr>
+        <w:t>;</w:t>
+      </w:r>
+    </w:p>
+    <w:p>
+      <w:pPr>
+        <w:numPr>
+          <w:ilvl w:val="0"/>
+          <w:numId w:val="4"/>
+        </w:numPr>
+        <w:tabs>
+          <w:tab w:val="num" w:pos="720"/>
+        </w:tabs>
+        <w:spacing w:line="360" w:lineRule="auto"/>
+        <w:rPr>
+          <w:rFonts w:ascii="Times New Roman" w:hAnsi="Times New Roman" w:cs="Times New Roman"/>
+          <w:b/>
+          <w:bCs/>
+          <w:sz w:val="28"/>
+          <w:szCs w:val="28"/>
+        </w:rPr>
+      </w:pPr>
+      <w:r>
+        <w:rPr>
+          <w:rFonts w:ascii="Times New Roman" w:hAnsi="Times New Roman" w:cs="Times New Roman"/>
+          <w:sz w:val="28"/>
+          <w:szCs w:val="28"/>
+        </w:rPr>
+        <w:t xml:space="preserve"> </w:t>
+      </w:r>
+      <w:proofErr w:type="spellStart"/>
+      <w:r>
+        <w:rPr>
+          <w:rFonts w:ascii="Times New Roman" w:hAnsi="Times New Roman" w:cs="Times New Roman"/>
+          <w:b/>
+          <w:bCs/>
+          <w:sz w:val="28"/>
+          <w:szCs w:val="28"/>
+        </w:rPr>
+        <w:t>transaction_velocity</w:t>
+      </w:r>
+      <w:proofErr w:type="spellEnd"/>
+      <w:r>
+        <w:rPr>
+          <w:rFonts w:ascii="Times New Roman" w:hAnsi="Times New Roman" w:cs="Times New Roman"/>
+          <w:sz w:val="28"/>
+          <w:szCs w:val="28"/>
+        </w:rPr>
+        <w:t xml:space="preserve">: </w:t>
+      </w:r>
+      <w:r>
+        <w:rPr>
+          <w:rFonts w:ascii="Times New Roman" w:hAnsi="Times New Roman" w:cs="Times New Roman"/>
+          <w:sz w:val="28"/>
+          <w:szCs w:val="28"/>
+        </w:rPr>
+        <w:t>К</w:t>
+      </w:r>
+      <w:r>
+        <w:rPr>
+          <w:rFonts w:ascii="Times New Roman" w:hAnsi="Times New Roman" w:cs="Times New Roman"/>
+          <w:sz w:val="28"/>
+          <w:szCs w:val="28"/>
+        </w:rPr>
+        <w:t>оличество транзакций за единицу времени</w:t>
+      </w:r>
+      <w:r>
+        <w:rPr>
+          <w:rFonts w:ascii="Times New Roman" w:hAnsi="Times New Roman" w:cs="Times New Roman"/>
+          <w:sz w:val="28"/>
+          <w:szCs w:val="28"/>
+        </w:rPr>
+        <w:t>. Тип данных: вещественное число.</w:t>
+      </w:r>
+    </w:p>
+    <w:p>
+      <w:pPr>
+        <w:spacing w:line="360" w:lineRule="auto"/>
+        <w:ind w:firstLine="708"/>
+        <w:rPr>
+          <w:rFonts w:ascii="Times New Roman" w:hAnsi="Times New Roman" w:cs="Times New Roman"/>
+          <w:sz w:val="28"/>
+          <w:szCs w:val="28"/>
+        </w:rPr>
+      </w:pPr>
+      <w:r>
+        <w:rPr>
+          <w:rFonts w:ascii="Times New Roman" w:hAnsi="Times New Roman" w:cs="Times New Roman"/>
+          <w:sz w:val="28"/>
+          <w:szCs w:val="28"/>
+        </w:rPr>
+        <w:t xml:space="preserve">Исходя из списка всех признаков можно сказать, что все данные, кроме возраста, были анонимизированы. Например, вместо потенциальных имени и фамилии представлен некий идентификатор пользователя. Локации, где были проведены транзакции сведены к двухбуквенным кодам стран. </w:t>
+      </w:r>
+    </w:p>
+    <w:p>
+      <w:pPr>
+        <w:pStyle w:val="2"/>
+        <w:rPr>
+          <w:rFonts w:ascii="Times New Roman" w:hAnsi="Times New Roman" w:cs="Times New Roman"/>
+          <w:b/>
+          <w:bCs/>
+          <w:color w:val="auto"/>
+          <w:sz w:val="28"/>
+          <w:szCs w:val="28"/>
+        </w:rPr>
+      </w:pPr>
+      <w:r>
+        <w:rPr>
+          <w:rFonts w:ascii="Times New Roman" w:hAnsi="Times New Roman" w:cs="Times New Roman"/>
+          <w:b/>
+          <w:bCs/>
+          <w:color w:val="auto"/>
+          <w:sz w:val="28"/>
+          <w:szCs w:val="28"/>
+        </w:rPr>
+        <w:t>1.3. Описание результатов первичного анализа</w:t>
+      </w:r>
+    </w:p>
+    <w:p>
+      <w:pPr>
+        <w:spacing w:line="360" w:lineRule="auto"/>
+        <w:rPr>
+          <w:rFonts w:ascii="Times New Roman" w:hAnsi="Times New Roman" w:cs="Times New Roman"/>
+          <w:sz w:val="28"/>
+          <w:szCs w:val="28"/>
+        </w:rPr>
+      </w:pPr>
+      <w:r>
+        <w:rPr>
+          <w:rFonts w:ascii="Times New Roman" w:hAnsi="Times New Roman" w:cs="Times New Roman"/>
+          <w:sz w:val="28"/>
+          <w:szCs w:val="28"/>
+        </w:rPr>
+        <w:t>1.3.1 Визуализация распределения признаков</w:t>
+      </w:r>
+    </w:p>
+    <w:p>
+      <w:pPr>
+        <w:spacing w:line="360" w:lineRule="auto"/>
+        <w:ind w:firstLine="709"/>
+        <w:rPr>
+          <w:rFonts w:ascii="Times New Roman" w:hAnsi="Times New Roman" w:cs="Times New Roman"/>
+          <w:sz w:val="28"/>
+          <w:szCs w:val="28"/>
+        </w:rPr>
+      </w:pPr>
+      <w:r>
+        <w:rPr>
+          <w:rFonts w:ascii="Times New Roman" w:hAnsi="Times New Roman" w:cs="Times New Roman"/>
+          <w:sz w:val="28"/>
+          <w:szCs w:val="28"/>
+        </w:rPr>
+        <w:t xml:space="preserve">На рис. 1 представлены графики распределения некоторых значений </w:t>
+      </w:r>
+      <w:r>
+        <w:rPr>
+          <w:rFonts w:ascii="Times New Roman" w:hAnsi="Times New Roman" w:cs="Times New Roman"/>
+          <w:sz w:val="28"/>
+          <w:szCs w:val="28"/>
+        </w:rPr>
+        <w:t>для числовых признаков табличного набора данных.</w:t>
+      </w:r>
+    </w:p>
+    <w:p>
+      <w:pPr>
+        <w:spacing w:line="360" w:lineRule="auto"/>
+        <w:ind w:firstLine="709"/>
+        <w:jc w:val="center"/>
+        <w:rPr>
+          <w:rFonts w:ascii="Times New Roman" w:hAnsi="Times New Roman" w:cs="Times New Roman"/>
+          <w:sz w:val="28"/>
+          <w:szCs w:val="28"/>
+        </w:rPr>
+      </w:pPr>
+      <w:r>
+        <w:rPr>
+          <w:rFonts w:ascii="Times New Roman" w:hAnsi="Times New Roman" w:cs="Times New Roman"/>
+          <w:noProof/>
+          <w:sz w:val="28"/>
+          <w:szCs w:val="28"/>
+        </w:rPr>
+        <w:drawing>
+          <wp:inline distT="0" distB="0" distL="0" distR="0" wp14:anchorId="76011C62" wp14:editId="577AA338">
+            <wp:extent cx="5479366" cy="1463040"/>
+            <wp:effectExtent l="0" t="0" r="7620" b="3810"/>
+            <wp:docPr id="70494878" name="Рисунок 1"/>
+            <wp:cNvGraphicFramePr>
+              <a:graphicFrameLocks xmlns:a="http://schemas.openxmlformats.org/drawingml/2006/main" noChangeAspect="1"/>
+            </wp:cNvGraphicFramePr>
+            <a:graphic xmlns:a="http://schemas.openxmlformats.org/drawingml/2006/main">
+              <a:graphicData uri="http://schemas.openxmlformats.org/drawingml/2006/picture">
+                <pic:pic xmlns:pic="http://schemas.openxmlformats.org/drawingml/2006/picture">
+                  <pic:nvPicPr>
+                    <pic:cNvPr id="0" name="Picture 1"/>
+                    <pic:cNvPicPr>
+                      <a:picLocks noChangeAspect="1" noChangeArrowheads="1"/>
+                    </pic:cNvPicPr>
+                  </pic:nvPicPr>
+                  <pic:blipFill>
+                    <a:blip r:embed="rId15" cstate="print">
+                      <a:extLst>
+                        <a:ext uri="{28A0092B-C50C-407E-A947-70E740481C1C}">
+                          <a14:useLocalDpi xmlns:a14="http://schemas.microsoft.com/office/drawing/2010/main" val="0"/>
+                        </a:ext>
+                      </a:extLst>
+                    </a:blip>
+                    <a:srcRect/>
+                    <a:stretch>
+                      <a:fillRect/>
+                    </a:stretch>
+                  </pic:blipFill>
+                  <pic:spPr bwMode="auto">
+                    <a:xfrm>
+                      <a:off x="0" y="0"/>
+                      <a:ext cx="5563563" cy="1485521"/>
+                    </a:xfrm>
+                    <a:prstGeom prst="rect">
+                      <a:avLst/>
+                    </a:prstGeom>
+                    <a:noFill/>
+                    <a:ln>
+                      <a:noFill/>
+                    </a:ln>
+                  </pic:spPr>
+                </pic:pic>
+              </a:graphicData>
+            </a:graphic>
+          </wp:inline>
+        </w:drawing>
+      </w:r>
+    </w:p>
+    <w:p>
+      <w:pPr>
+        <w:spacing w:line="360" w:lineRule="auto"/>
+        <w:ind w:firstLine="709"/>
+        <w:jc w:val="center"/>
+        <w:rPr>
+          <w:rFonts w:ascii="Times New Roman" w:hAnsi="Times New Roman" w:cs="Times New Roman"/>
+          <w:sz w:val="28"/>
+          <w:szCs w:val="28"/>
+        </w:rPr>
+      </w:pPr>
+      <w:r>
+        <w:rPr>
+          <w:rFonts w:ascii="Times New Roman" w:hAnsi="Times New Roman" w:cs="Times New Roman"/>
+          <w:b/>
+          <w:bCs/>
+          <w:sz w:val="28"/>
+          <w:szCs w:val="28"/>
+        </w:rPr>
+        <w:lastRenderedPageBreak/>
+        <w:t xml:space="preserve">Рисунок 1. </w:t>
+      </w:r>
+      <w:r>
+        <w:rPr>
+          <w:rFonts w:ascii="Times New Roman" w:hAnsi="Times New Roman" w:cs="Times New Roman"/>
+          <w:sz w:val="28"/>
+          <w:szCs w:val="28"/>
+        </w:rPr>
+        <w:t>Графики распределения числовых признаков</w:t>
+      </w:r>
+    </w:p>
+    <w:p>
+      <w:pPr>
+        <w:spacing w:line="360" w:lineRule="auto"/>
+        <w:ind w:firstLine="709"/>
+        <w:jc w:val="both"/>
+        <w:rPr>
+          <w:rFonts w:ascii="Times New Roman" w:hAnsi="Times New Roman" w:cs="Times New Roman"/>
+          <w:sz w:val="28"/>
+          <w:szCs w:val="28"/>
+        </w:rPr>
+      </w:pPr>
+      <w:r>
+        <w:rPr>
+          <w:rFonts w:ascii="Times New Roman" w:hAnsi="Times New Roman" w:cs="Times New Roman"/>
+          <w:sz w:val="28"/>
+          <w:szCs w:val="28"/>
+        </w:rPr>
+        <w:t xml:space="preserve">На основе рис. 1 можно сделать следующие выводы. Анализ распределения признака </w:t>
+      </w:r>
+      <w:r>
+        <w:rPr>
+          <w:rFonts w:ascii="Times New Roman" w:hAnsi="Times New Roman" w:cs="Times New Roman"/>
+          <w:b/>
+          <w:bCs/>
+          <w:sz w:val="28"/>
+          <w:szCs w:val="28"/>
+          <w:lang w:val="en-US"/>
+        </w:rPr>
+        <w:t>user</w:t>
+      </w:r>
+      <w:r>
+        <w:rPr>
+          <w:rFonts w:ascii="Times New Roman" w:hAnsi="Times New Roman" w:cs="Times New Roman"/>
+          <w:b/>
+          <w:bCs/>
+          <w:sz w:val="28"/>
+          <w:szCs w:val="28"/>
+        </w:rPr>
+        <w:t>_</w:t>
+      </w:r>
+      <w:r>
+        <w:rPr>
+          <w:rFonts w:ascii="Times New Roman" w:hAnsi="Times New Roman" w:cs="Times New Roman"/>
+          <w:b/>
+          <w:bCs/>
+          <w:sz w:val="28"/>
+          <w:szCs w:val="28"/>
+          <w:lang w:val="en-US"/>
+        </w:rPr>
+        <w:t>age</w:t>
+      </w:r>
+      <w:r>
+        <w:rPr>
+          <w:rFonts w:ascii="Times New Roman" w:hAnsi="Times New Roman" w:cs="Times New Roman"/>
+          <w:b/>
+          <w:bCs/>
+          <w:sz w:val="28"/>
+          <w:szCs w:val="28"/>
+        </w:rPr>
+        <w:t xml:space="preserve"> </w:t>
+      </w:r>
+      <w:r>
+        <w:rPr>
+          <w:rFonts w:ascii="Times New Roman" w:hAnsi="Times New Roman" w:cs="Times New Roman"/>
+          <w:sz w:val="28"/>
+          <w:szCs w:val="28"/>
+        </w:rPr>
+        <w:t xml:space="preserve">показывает равномерное распределение возраста от 20 до </w:t>
+      </w:r>
+      <w:r>
+        <w:rPr>
+          <w:rFonts w:ascii="Times New Roman" w:hAnsi="Times New Roman" w:cs="Times New Roman"/>
+          <w:sz w:val="28"/>
+          <w:szCs w:val="28"/>
+        </w:rPr>
+        <w:t xml:space="preserve">~80 </w:t>
+      </w:r>
+      <w:r>
+        <w:rPr>
+          <w:rFonts w:ascii="Times New Roman" w:hAnsi="Times New Roman" w:cs="Times New Roman"/>
+          <w:sz w:val="28"/>
+          <w:szCs w:val="28"/>
+        </w:rPr>
+        <w:t xml:space="preserve">лет, но людей младше 20 лет примерно на </w:t>
+      </w:r>
+      <w:r>
+        <w:rPr>
+          <w:rFonts w:ascii="Times New Roman" w:hAnsi="Times New Roman" w:cs="Times New Roman"/>
+          <w:sz w:val="28"/>
+          <w:szCs w:val="28"/>
+        </w:rPr>
+        <w:t xml:space="preserve">50% </w:t>
+      </w:r>
+      <w:r>
+        <w:rPr>
+          <w:rFonts w:ascii="Times New Roman" w:hAnsi="Times New Roman" w:cs="Times New Roman"/>
+          <w:sz w:val="28"/>
+          <w:szCs w:val="28"/>
+        </w:rPr>
+        <w:t>больше по сравнению с другими возрастами. Это не критично, но</w:t>
+      </w:r>
+      <w:r>
+        <w:rPr>
+          <w:rFonts w:ascii="Times New Roman" w:hAnsi="Times New Roman" w:cs="Times New Roman"/>
+          <w:sz w:val="28"/>
+          <w:szCs w:val="28"/>
+        </w:rPr>
+        <w:t xml:space="preserve"> </w:t>
+      </w:r>
+      <w:r>
+        <w:rPr>
+          <w:rFonts w:ascii="Times New Roman" w:hAnsi="Times New Roman" w:cs="Times New Roman"/>
+          <w:sz w:val="28"/>
+          <w:szCs w:val="28"/>
+        </w:rPr>
+        <w:t>искусственный интеллект может найти в этом ошибочную закономерность. К примеру, если в этой возрастной группе много мошенн</w:t>
+      </w:r>
+      <w:r>
+        <w:rPr>
+          <w:rFonts w:ascii="Times New Roman" w:hAnsi="Times New Roman" w:cs="Times New Roman"/>
+          <w:sz w:val="28"/>
+          <w:szCs w:val="28"/>
+        </w:rPr>
+        <w:t>и</w:t>
+      </w:r>
+      <w:r>
+        <w:rPr>
+          <w:rFonts w:ascii="Times New Roman" w:hAnsi="Times New Roman" w:cs="Times New Roman"/>
+          <w:sz w:val="28"/>
+          <w:szCs w:val="28"/>
+        </w:rPr>
+        <w:t xml:space="preserve">ческих операций, то ИИ, исходя из возраста пользователя, может предположить, что транзакция была </w:t>
+      </w:r>
+      <w:r>
+        <w:rPr>
+          <w:rFonts w:ascii="Times New Roman" w:hAnsi="Times New Roman" w:cs="Times New Roman"/>
+          <w:sz w:val="28"/>
+          <w:szCs w:val="28"/>
+        </w:rPr>
+        <w:t>преступной. На втором графике распределения транзакций по часам дня видно равномерное распределение, что благоприятно скажется на обучении искусственного интеллекта</w:t>
+      </w:r>
+      <w:r>
+        <w:rPr>
+          <w:rFonts w:ascii="Times New Roman" w:hAnsi="Times New Roman" w:cs="Times New Roman"/>
+          <w:sz w:val="28"/>
+          <w:szCs w:val="28"/>
+        </w:rPr>
+        <w:t>.</w:t>
+      </w:r>
+    </w:p>
+    <w:p>
+      <w:pPr>
+        <w:spacing w:line="360" w:lineRule="auto"/>
+        <w:jc w:val="both"/>
+        <w:rPr>
+          <w:rFonts w:ascii="Times New Roman" w:hAnsi="Times New Roman" w:cs="Times New Roman"/>
+          <w:sz w:val="28"/>
+          <w:szCs w:val="28"/>
+        </w:rPr>
+      </w:pPr>
+      <w:r>
+        <w:rPr>
+          <w:rFonts w:ascii="Times New Roman" w:hAnsi="Times New Roman" w:cs="Times New Roman"/>
+          <w:sz w:val="28"/>
+          <w:szCs w:val="28"/>
+        </w:rPr>
+        <w:t xml:space="preserve">1.3.2. Анализ на наличие пропусков в данных </w:t>
+      </w:r>
+    </w:p>
+    <w:p>
+      <w:pPr>
+        <w:spacing w:line="360" w:lineRule="auto"/>
+        <w:jc w:val="both"/>
+        <w:rPr>
+          <w:rFonts w:ascii="Times New Roman" w:hAnsi="Times New Roman" w:cs="Times New Roman"/>
+          <w:sz w:val="28"/>
+          <w:szCs w:val="28"/>
+        </w:rPr>
+      </w:pPr>
+      <w:r>
+        <w:rPr>
+          <w:rFonts w:ascii="Times New Roman" w:hAnsi="Times New Roman" w:cs="Times New Roman"/>
+          <w:sz w:val="28"/>
+          <w:szCs w:val="28"/>
+        </w:rPr>
+        <w:tab/>
+        <w:t>В табл. 1 приведена информация по количество пропущенных значений в каждом признаке набора данных</w:t>
+      </w:r>
+      <w:r>
+        <w:rPr>
+          <w:rFonts w:ascii="Times New Roman" w:hAnsi="Times New Roman" w:cs="Times New Roman"/>
+          <w:sz w:val="28"/>
+          <w:szCs w:val="28"/>
+        </w:rPr>
+        <w:t>.</w:t>
+      </w:r>
+    </w:p>
+    <w:p>
+      <w:pPr>
+        <w:spacing w:line="360" w:lineRule="auto"/>
+        <w:jc w:val="both"/>
+        <w:rPr>
+          <w:rFonts w:ascii="Times New Roman" w:hAnsi="Times New Roman" w:cs="Times New Roman"/>
+          <w:sz w:val="28"/>
+          <w:szCs w:val="28"/>
+        </w:rPr>
+      </w:pPr>
+      <w:r>
+        <w:rPr>
+          <w:rFonts w:ascii="Times New Roman" w:hAnsi="Times New Roman" w:cs="Times New Roman"/>
+          <w:sz w:val="28"/>
+          <w:szCs w:val="28"/>
+        </w:rPr>
+        <w:tab/>
+      </w:r>
+      <w:r>
+        <w:rPr>
+          <w:rFonts w:ascii="Times New Roman" w:hAnsi="Times New Roman" w:cs="Times New Roman"/>
+          <w:b/>
+          <w:bCs/>
+          <w:sz w:val="28"/>
+          <w:szCs w:val="28"/>
+        </w:rPr>
+        <w:t xml:space="preserve">Таблица 1. </w:t>
+      </w:r>
+      <w:r>
+        <w:rPr>
+          <w:rFonts w:ascii="Times New Roman" w:hAnsi="Times New Roman" w:cs="Times New Roman"/>
+          <w:sz w:val="28"/>
+          <w:szCs w:val="28"/>
+        </w:rPr>
+        <w:t xml:space="preserve">Количество и доля пропущенных значений по признакам </w:t>
+      </w:r>
+    </w:p>
+    <w:tbl>
+      <w:tblPr>
+        <w:tblStyle w:val="ad"/>
+        <w:tblW w:w="5653" w:type="dxa"/>
+        <w:jc w:val="center"/>
+        <w:tblLook w:val="04A0" w:firstRow="1" w:lastRow="0" w:firstColumn="1" w:lastColumn="0" w:noHBand="0" w:noVBand="1"/>
+      </w:tblPr>
+      <w:tblGrid>
+        <w:gridCol w:w="2763"/>
+        <w:gridCol w:w="1486"/>
+        <w:gridCol w:w="1404"/>
+      </w:tblGrid>
+      <w:tr>
+        <w:trPr>
+          <w:jc w:val="center"/>
+        </w:trPr>
+        <w:tc>
+          <w:tcPr>
+            <w:tcW w:w="2763" w:type="dxa"/>
+          </w:tcPr>
+          <w:p>
+            <w:pPr>
+              <w:spacing w:line="360" w:lineRule="auto"/>
+              <w:jc w:val="center"/>
+              <w:rPr>
+                <w:rFonts w:ascii="Times New Roman" w:hAnsi="Times New Roman" w:cs="Times New Roman"/>
+                <w:b/>
+                <w:bCs/>
+                <w:sz w:val="24"/>
+                <w:szCs w:val="24"/>
+              </w:rPr>
+            </w:pPr>
+            <w:r>
+              <w:rPr>
+                <w:rFonts w:ascii="Times New Roman" w:hAnsi="Times New Roman" w:cs="Times New Roman"/>
+                <w:b/>
+                <w:bCs/>
+                <w:sz w:val="24"/>
+                <w:szCs w:val="24"/>
+              </w:rPr>
+              <w:t>Признак</w:t>
+            </w:r>
+          </w:p>
+        </w:tc>
+        <w:tc>
+          <w:tcPr>
+            <w:tcW w:w="1486" w:type="dxa"/>
+          </w:tcPr>
+          <w:p>
+            <w:pPr>
+              <w:spacing w:line="360" w:lineRule="auto"/>
+              <w:jc w:val="center"/>
+              <w:rPr>
+                <w:rFonts w:ascii="Times New Roman" w:hAnsi="Times New Roman" w:cs="Times New Roman"/>
+                <w:b/>
+                <w:bCs/>
+                <w:sz w:val="24"/>
+                <w:szCs w:val="24"/>
+              </w:rPr>
+            </w:pPr>
+            <w:r>
+              <w:rPr>
+                <w:rFonts w:ascii="Times New Roman" w:hAnsi="Times New Roman" w:cs="Times New Roman"/>
+                <w:b/>
+                <w:bCs/>
+                <w:sz w:val="24"/>
+                <w:szCs w:val="24"/>
+              </w:rPr>
+              <w:t>Количество пропусков</w:t>
+            </w:r>
+          </w:p>
+        </w:tc>
+        <w:tc>
+          <w:tcPr>
+            <w:tcW w:w="1404" w:type="dxa"/>
+          </w:tcPr>
+          <w:p>
+            <w:pPr>
+              <w:spacing w:line="360" w:lineRule="auto"/>
+              <w:jc w:val="center"/>
+              <w:rPr>
+                <w:rFonts w:ascii="Times New Roman" w:hAnsi="Times New Roman" w:cs="Times New Roman"/>
+                <w:b/>
+                <w:bCs/>
+                <w:sz w:val="24"/>
+                <w:szCs w:val="24"/>
+              </w:rPr>
+            </w:pPr>
+            <w:r>
+              <w:rPr>
+                <w:rFonts w:ascii="Times New Roman" w:hAnsi="Times New Roman" w:cs="Times New Roman"/>
+                <w:b/>
+                <w:bCs/>
+                <w:sz w:val="24"/>
+                <w:szCs w:val="24"/>
+              </w:rPr>
+              <w:t>Доля пропусков, %</w:t>
+            </w:r>
+          </w:p>
+        </w:tc>
+      </w:tr>
+      <w:tr>
+        <w:trPr>
+          <w:jc w:val="center"/>
+        </w:trPr>
+        <w:tc>
+          <w:tcPr>
+            <w:tcW w:w="2763" w:type="dxa"/>
+          </w:tcPr>
+          <w:p>
+            <w:pPr>
+              <w:spacing w:line="360" w:lineRule="auto"/>
+              <w:jc w:val="center"/>
+              <w:rPr>
+                <w:rFonts w:ascii="Times New Roman" w:hAnsi="Times New Roman" w:cs="Times New Roman"/>
+                <w:b/>
+                <w:bCs/>
+                <w:sz w:val="24"/>
+                <w:szCs w:val="24"/>
+              </w:rPr>
+            </w:pPr>
+            <w:proofErr w:type="spellStart"/>
+            <w:r>
+              <w:rPr>
+                <w:rFonts w:ascii="Times New Roman" w:hAnsi="Times New Roman" w:cs="Times New Roman"/>
+                <w:b/>
+                <w:bCs/>
+                <w:sz w:val="24"/>
+                <w:szCs w:val="24"/>
+              </w:rPr>
+              <w:t>transaction_id</w:t>
+            </w:r>
+            <w:proofErr w:type="spellEnd"/>
+          </w:p>
+        </w:tc>
+        <w:tc>
+          <w:tcPr>
+            <w:tcW w:w="1486" w:type="dxa"/>
+          </w:tcPr>
+          <w:p>
+            <w:pPr>
+              <w:spacing w:line="360" w:lineRule="auto"/>
+              <w:jc w:val="center"/>
+              <w:rPr>
+                <w:rFonts w:ascii="Times New Roman" w:hAnsi="Times New Roman" w:cs="Times New Roman"/>
+                <w:sz w:val="24"/>
+                <w:szCs w:val="24"/>
+              </w:rPr>
+            </w:pPr>
+            <w:r>
+              <w:rPr>
+                <w:rFonts w:ascii="Times New Roman" w:hAnsi="Times New Roman" w:cs="Times New Roman"/>
+                <w:sz w:val="24"/>
+                <w:szCs w:val="24"/>
+              </w:rPr>
+              <w:t>0</w:t>
+            </w:r>
+          </w:p>
+        </w:tc>
+        <w:tc>
+          <w:tcPr>
+            <w:tcW w:w="1404" w:type="dxa"/>
+          </w:tcPr>
+          <w:p>
+            <w:pPr>
+              <w:spacing w:line="360" w:lineRule="auto"/>
+              <w:jc w:val="center"/>
+              <w:rPr>
+                <w:rFonts w:ascii="Times New Roman" w:hAnsi="Times New Roman" w:cs="Times New Roman"/>
+                <w:sz w:val="24"/>
+                <w:szCs w:val="24"/>
+              </w:rPr>
+            </w:pPr>
+            <w:r>
+              <w:rPr>
+                <w:rFonts w:ascii="Times New Roman" w:hAnsi="Times New Roman" w:cs="Times New Roman"/>
+                <w:sz w:val="24"/>
+                <w:szCs w:val="24"/>
+              </w:rPr>
+              <w:t>0</w:t>
+            </w:r>
+          </w:p>
+        </w:tc>
+      </w:tr>
+      <w:tr>
+        <w:trPr>
+          <w:jc w:val="center"/>
+        </w:trPr>
+        <w:tc>
+          <w:tcPr>
+            <w:tcW w:w="2763" w:type="dxa"/>
+          </w:tcPr>
+          <w:p>
+            <w:pPr>
+              <w:spacing w:line="360" w:lineRule="auto"/>
+              <w:jc w:val="center"/>
+              <w:rPr>
+                <w:rFonts w:ascii="Times New Roman" w:hAnsi="Times New Roman" w:cs="Times New Roman"/>
+                <w:b/>
+                <w:bCs/>
+                <w:sz w:val="24"/>
+                <w:szCs w:val="24"/>
+              </w:rPr>
+            </w:pPr>
+            <w:proofErr w:type="spellStart"/>
+            <w:r>
+              <w:rPr>
+                <w:rFonts w:ascii="Times New Roman" w:hAnsi="Times New Roman" w:cs="Times New Roman"/>
+                <w:b/>
+                <w:bCs/>
+                <w:sz w:val="24"/>
+                <w:szCs w:val="24"/>
+              </w:rPr>
+              <w:t>user_id</w:t>
+            </w:r>
+            <w:proofErr w:type="spellEnd"/>
+          </w:p>
+        </w:tc>
+        <w:tc>
+          <w:tcPr>
+            <w:tcW w:w="1486" w:type="dxa"/>
+          </w:tcPr>
+          <w:p>
+            <w:pPr>
+              <w:spacing w:line="360" w:lineRule="auto"/>
+              <w:jc w:val="center"/>
+              <w:rPr>
+                <w:rFonts w:ascii="Times New Roman" w:hAnsi="Times New Roman" w:cs="Times New Roman"/>
+                <w:sz w:val="24"/>
+                <w:szCs w:val="24"/>
+              </w:rPr>
+            </w:pPr>
+            <w:r>
+              <w:rPr>
+                <w:rFonts w:ascii="Times New Roman" w:hAnsi="Times New Roman" w:cs="Times New Roman"/>
+                <w:sz w:val="24"/>
+                <w:szCs w:val="24"/>
+              </w:rPr>
+              <w:t>0</w:t>
+            </w:r>
+          </w:p>
+        </w:tc>
+        <w:tc>
+          <w:tcPr>
+            <w:tcW w:w="1404" w:type="dxa"/>
+          </w:tcPr>
+          <w:p>
+            <w:pPr>
+              <w:spacing w:line="360" w:lineRule="auto"/>
+              <w:jc w:val="center"/>
+              <w:rPr>
+                <w:rFonts w:ascii="Times New Roman" w:hAnsi="Times New Roman" w:cs="Times New Roman"/>
+                <w:sz w:val="24"/>
+                <w:szCs w:val="24"/>
+              </w:rPr>
+            </w:pPr>
+            <w:r>
+              <w:rPr>
+                <w:rFonts w:ascii="Times New Roman" w:hAnsi="Times New Roman" w:cs="Times New Roman"/>
+                <w:sz w:val="24"/>
+                <w:szCs w:val="24"/>
+              </w:rPr>
+              <w:t>0</w:t>
+            </w:r>
+          </w:p>
+        </w:tc>
+      </w:tr>
+      <w:tr>
+        <w:trPr>
+          <w:jc w:val="center"/>
+        </w:trPr>
+        <w:tc>
+          <w:tcPr>
+            <w:tcW w:w="2763" w:type="dxa"/>
+          </w:tcPr>
+          <w:p>
+            <w:pPr>
+              <w:spacing w:line="360" w:lineRule="auto"/>
+              <w:jc w:val="center"/>
+              <w:rPr>
+                <w:rFonts w:ascii="Times New Roman" w:hAnsi="Times New Roman" w:cs="Times New Roman"/>
+                <w:b/>
+                <w:bCs/>
+                <w:sz w:val="24"/>
+                <w:szCs w:val="24"/>
+              </w:rPr>
+            </w:pPr>
+            <w:proofErr w:type="spellStart"/>
+            <w:r>
+              <w:rPr>
+                <w:rFonts w:ascii="Times New Roman" w:hAnsi="Times New Roman" w:cs="Times New Roman"/>
+                <w:b/>
+                <w:bCs/>
+                <w:sz w:val="24"/>
+                <w:szCs w:val="24"/>
+              </w:rPr>
+              <w:t>amount</w:t>
+            </w:r>
+            <w:proofErr w:type="spellEnd"/>
+          </w:p>
+        </w:tc>
+        <w:tc>
+          <w:tcPr>
+            <w:tcW w:w="1486" w:type="dxa"/>
+          </w:tcPr>
+          <w:p>
+            <w:pPr>
+              <w:spacing w:line="360" w:lineRule="auto"/>
+              <w:jc w:val="center"/>
+              <w:rPr>
+                <w:rFonts w:ascii="Times New Roman" w:hAnsi="Times New Roman" w:cs="Times New Roman"/>
+                <w:sz w:val="24"/>
+                <w:szCs w:val="24"/>
+              </w:rPr>
+            </w:pPr>
+            <w:r>
+              <w:rPr>
+                <w:rFonts w:ascii="Times New Roman" w:hAnsi="Times New Roman" w:cs="Times New Roman"/>
+                <w:sz w:val="24"/>
+                <w:szCs w:val="24"/>
+              </w:rPr>
+              <w:t>0</w:t>
+            </w:r>
+          </w:p>
+        </w:tc>
+        <w:tc>
+          <w:tcPr>
+            <w:tcW w:w="1404" w:type="dxa"/>
+          </w:tcPr>
+          <w:p>
+            <w:pPr>
+              <w:spacing w:line="360" w:lineRule="auto"/>
+              <w:jc w:val="center"/>
+              <w:rPr>
+                <w:rFonts w:ascii="Times New Roman" w:hAnsi="Times New Roman" w:cs="Times New Roman"/>
+                <w:sz w:val="24"/>
+                <w:szCs w:val="24"/>
+              </w:rPr>
+            </w:pPr>
+            <w:r>
+              <w:rPr>
+                <w:rFonts w:ascii="Times New Roman" w:hAnsi="Times New Roman" w:cs="Times New Roman"/>
+                <w:sz w:val="24"/>
+                <w:szCs w:val="24"/>
+              </w:rPr>
+              <w:t>0</w:t>
+            </w:r>
+          </w:p>
+        </w:tc>
+      </w:tr>
+      <w:tr>
+        <w:trPr>
+          <w:jc w:val="center"/>
+        </w:trPr>
+        <w:tc>
+          <w:tcPr>
+            <w:tcW w:w="2763" w:type="dxa"/>
+          </w:tcPr>
+          <w:p>
+            <w:pPr>
+              <w:spacing w:line="360" w:lineRule="auto"/>
+              <w:jc w:val="center"/>
+              <w:rPr>
+                <w:rFonts w:ascii="Times New Roman" w:hAnsi="Times New Roman" w:cs="Times New Roman"/>
+                <w:b/>
+                <w:bCs/>
+                <w:sz w:val="24"/>
+                <w:szCs w:val="24"/>
+              </w:rPr>
+            </w:pPr>
+            <w:proofErr w:type="spellStart"/>
+            <w:r>
+              <w:rPr>
+                <w:rFonts w:ascii="Times New Roman" w:hAnsi="Times New Roman" w:cs="Times New Roman"/>
+                <w:b/>
+                <w:bCs/>
+                <w:sz w:val="24"/>
+                <w:szCs w:val="24"/>
+              </w:rPr>
+              <w:t>merchant_category</w:t>
+            </w:r>
+            <w:proofErr w:type="spellEnd"/>
+          </w:p>
+        </w:tc>
+        <w:tc>
+          <w:tcPr>
+            <w:tcW w:w="1486" w:type="dxa"/>
+          </w:tcPr>
+          <w:p>
+            <w:pPr>
+              <w:spacing w:line="360" w:lineRule="auto"/>
+              <w:jc w:val="center"/>
+              <w:rPr>
+                <w:rFonts w:ascii="Times New Roman" w:hAnsi="Times New Roman" w:cs="Times New Roman"/>
+                <w:sz w:val="24"/>
+                <w:szCs w:val="24"/>
+              </w:rPr>
+            </w:pPr>
+            <w:r>
+              <w:rPr>
+                <w:rFonts w:ascii="Times New Roman" w:hAnsi="Times New Roman" w:cs="Times New Roman"/>
+                <w:sz w:val="24"/>
+                <w:szCs w:val="24"/>
+              </w:rPr>
+              <w:t>0</w:t>
+            </w:r>
+          </w:p>
+        </w:tc>
+        <w:tc>
+          <w:tcPr>
+            <w:tcW w:w="1404" w:type="dxa"/>
+          </w:tcPr>
+          <w:p>
+            <w:pPr>
+              <w:spacing w:line="360" w:lineRule="auto"/>
+              <w:jc w:val="center"/>
+              <w:rPr>
+                <w:rFonts w:ascii="Times New Roman" w:hAnsi="Times New Roman" w:cs="Times New Roman"/>
+                <w:sz w:val="24"/>
+                <w:szCs w:val="24"/>
+              </w:rPr>
+            </w:pPr>
+            <w:r>
+              <w:rPr>
+                <w:rFonts w:ascii="Times New Roman" w:hAnsi="Times New Roman" w:cs="Times New Roman"/>
+                <w:sz w:val="24"/>
+                <w:szCs w:val="24"/>
+              </w:rPr>
+              <w:t>0</w:t>
+            </w:r>
+          </w:p>
+        </w:tc>
+      </w:tr>
+      <w:tr>
+        <w:trPr>
+          <w:jc w:val="center"/>
+        </w:trPr>
+        <w:tc>
+          <w:tcPr>
+            <w:tcW w:w="2763" w:type="dxa"/>
+          </w:tcPr>
+          <w:p>
+            <w:pPr>
+              <w:spacing w:line="360" w:lineRule="auto"/>
+              <w:jc w:val="center"/>
+              <w:rPr>
+                <w:rFonts w:ascii="Times New Roman" w:hAnsi="Times New Roman" w:cs="Times New Roman"/>
+                <w:b/>
+                <w:bCs/>
+                <w:sz w:val="24"/>
+                <w:szCs w:val="24"/>
+              </w:rPr>
+            </w:pPr>
+            <w:proofErr w:type="spellStart"/>
+            <w:r>
+              <w:rPr>
+                <w:rFonts w:ascii="Times New Roman" w:hAnsi="Times New Roman" w:cs="Times New Roman"/>
+                <w:b/>
+                <w:bCs/>
+                <w:sz w:val="24"/>
+                <w:szCs w:val="24"/>
+              </w:rPr>
+              <w:t>location</w:t>
+            </w:r>
+            <w:proofErr w:type="spellEnd"/>
+          </w:p>
+        </w:tc>
+        <w:tc>
+          <w:tcPr>
+            <w:tcW w:w="1486" w:type="dxa"/>
+          </w:tcPr>
+          <w:p>
+            <w:pPr>
+              <w:spacing w:line="360" w:lineRule="auto"/>
+              <w:jc w:val="center"/>
+              <w:rPr>
+                <w:rFonts w:ascii="Times New Roman" w:hAnsi="Times New Roman" w:cs="Times New Roman"/>
+                <w:sz w:val="24"/>
+                <w:szCs w:val="24"/>
+              </w:rPr>
+            </w:pPr>
+            <w:r>
+              <w:rPr>
+                <w:rFonts w:ascii="Times New Roman" w:hAnsi="Times New Roman" w:cs="Times New Roman"/>
+                <w:sz w:val="24"/>
+                <w:szCs w:val="24"/>
+              </w:rPr>
+              <w:t>0</w:t>
+            </w:r>
+          </w:p>
+        </w:tc>
+        <w:tc>
+          <w:tcPr>
+            <w:tcW w:w="1404" w:type="dxa"/>
+          </w:tcPr>
+          <w:p>
+            <w:pPr>
+              <w:spacing w:line="360" w:lineRule="auto"/>
+              <w:jc w:val="center"/>
+              <w:rPr>
+                <w:rFonts w:ascii="Times New Roman" w:hAnsi="Times New Roman" w:cs="Times New Roman"/>
+                <w:sz w:val="24"/>
+                <w:szCs w:val="24"/>
+              </w:rPr>
+            </w:pPr>
+            <w:r>
+              <w:rPr>
+                <w:rFonts w:ascii="Times New Roman" w:hAnsi="Times New Roman" w:cs="Times New Roman"/>
+                <w:sz w:val="24"/>
+                <w:szCs w:val="24"/>
+              </w:rPr>
+              <w:t>0</w:t>
+            </w:r>
+          </w:p>
+        </w:tc>
+      </w:tr>
+      <w:tr>
+        <w:trPr>
+          <w:jc w:val="center"/>
+        </w:trPr>
+        <w:tc>
+          <w:tcPr>
+            <w:tcW w:w="2763" w:type="dxa"/>
+          </w:tcPr>
+          <w:p>
+            <w:pPr>
+              <w:spacing w:line="360" w:lineRule="auto"/>
+              <w:jc w:val="center"/>
+              <w:rPr>
+                <w:rFonts w:ascii="Times New Roman" w:hAnsi="Times New Roman" w:cs="Times New Roman"/>
+                <w:b/>
+                <w:bCs/>
+                <w:sz w:val="24"/>
+                <w:szCs w:val="24"/>
+              </w:rPr>
+            </w:pPr>
+            <w:proofErr w:type="spellStart"/>
+            <w:r>
+              <w:rPr>
+                <w:rFonts w:ascii="Times New Roman" w:hAnsi="Times New Roman" w:cs="Times New Roman"/>
+                <w:b/>
+                <w:bCs/>
+                <w:sz w:val="24"/>
+                <w:szCs w:val="24"/>
+              </w:rPr>
+              <w:t>timestamp</w:t>
+            </w:r>
+            <w:proofErr w:type="spellEnd"/>
+          </w:p>
+        </w:tc>
+        <w:tc>
+          <w:tcPr>
+            <w:tcW w:w="1486" w:type="dxa"/>
+          </w:tcPr>
+          <w:p>
+            <w:pPr>
+              <w:spacing w:line="360" w:lineRule="auto"/>
+              <w:jc w:val="center"/>
+              <w:rPr>
+                <w:rFonts w:ascii="Times New Roman" w:hAnsi="Times New Roman" w:cs="Times New Roman"/>
+                <w:sz w:val="24"/>
+                <w:szCs w:val="24"/>
+              </w:rPr>
+            </w:pPr>
+            <w:r>
+              <w:rPr>
+                <w:rFonts w:ascii="Times New Roman" w:hAnsi="Times New Roman" w:cs="Times New Roman"/>
+                <w:sz w:val="24"/>
+                <w:szCs w:val="24"/>
+              </w:rPr>
+              <w:t>0</w:t>
+            </w:r>
+          </w:p>
+        </w:tc>
+        <w:tc>
+          <w:tcPr>
+            <w:tcW w:w="1404" w:type="dxa"/>
+          </w:tcPr>
+          <w:p>
+            <w:pPr>
+              <w:spacing w:line="360" w:lineRule="auto"/>
+              <w:jc w:val="center"/>
+              <w:rPr>
+                <w:rFonts w:ascii="Times New Roman" w:hAnsi="Times New Roman" w:cs="Times New Roman"/>
+                <w:sz w:val="24"/>
+                <w:szCs w:val="24"/>
+              </w:rPr>
+            </w:pPr>
+            <w:r>
+              <w:rPr>
+                <w:rFonts w:ascii="Times New Roman" w:hAnsi="Times New Roman" w:cs="Times New Roman"/>
+                <w:sz w:val="24"/>
+                <w:szCs w:val="24"/>
+              </w:rPr>
+              <w:t>0</w:t>
+            </w:r>
+          </w:p>
+        </w:tc>
+      </w:tr>
+      <w:tr>
+        <w:trPr>
+          <w:jc w:val="center"/>
+        </w:trPr>
+        <w:tc>
+          <w:tcPr>
+            <w:tcW w:w="2763" w:type="dxa"/>
+          </w:tcPr>
+          <w:p>
+            <w:pPr>
+              <w:spacing w:line="360" w:lineRule="auto"/>
+              <w:jc w:val="center"/>
+              <w:rPr>
+                <w:rFonts w:ascii="Times New Roman" w:hAnsi="Times New Roman" w:cs="Times New Roman"/>
+                <w:b/>
+                <w:bCs/>
+                <w:sz w:val="24"/>
+                <w:szCs w:val="24"/>
+              </w:rPr>
+            </w:pPr>
+            <w:proofErr w:type="spellStart"/>
+            <w:r>
+              <w:rPr>
+                <w:rFonts w:ascii="Times New Roman" w:hAnsi="Times New Roman" w:cs="Times New Roman"/>
+                <w:b/>
+                <w:bCs/>
+                <w:sz w:val="24"/>
+                <w:szCs w:val="24"/>
+              </w:rPr>
+              <w:t>device_type</w:t>
+            </w:r>
+            <w:proofErr w:type="spellEnd"/>
+          </w:p>
+        </w:tc>
+        <w:tc>
+          <w:tcPr>
+            <w:tcW w:w="1486" w:type="dxa"/>
+          </w:tcPr>
+          <w:p>
+            <w:pPr>
+              <w:spacing w:line="360" w:lineRule="auto"/>
+              <w:jc w:val="center"/>
+              <w:rPr>
+                <w:rFonts w:ascii="Times New Roman" w:hAnsi="Times New Roman" w:cs="Times New Roman"/>
+                <w:sz w:val="24"/>
+                <w:szCs w:val="24"/>
+              </w:rPr>
+            </w:pPr>
+            <w:r>
+              <w:rPr>
+                <w:rFonts w:ascii="Times New Roman" w:hAnsi="Times New Roman" w:cs="Times New Roman"/>
+                <w:sz w:val="24"/>
+                <w:szCs w:val="24"/>
+              </w:rPr>
+              <w:t>0</w:t>
+            </w:r>
+          </w:p>
+        </w:tc>
+        <w:tc>
+          <w:tcPr>
+            <w:tcW w:w="1404" w:type="dxa"/>
+          </w:tcPr>
+          <w:p>
+            <w:pPr>
+              <w:spacing w:line="360" w:lineRule="auto"/>
+              <w:jc w:val="center"/>
+              <w:rPr>
+                <w:rFonts w:ascii="Times New Roman" w:hAnsi="Times New Roman" w:cs="Times New Roman"/>
+                <w:sz w:val="24"/>
+                <w:szCs w:val="24"/>
+              </w:rPr>
+            </w:pPr>
+            <w:r>
+              <w:rPr>
+                <w:rFonts w:ascii="Times New Roman" w:hAnsi="Times New Roman" w:cs="Times New Roman"/>
+                <w:sz w:val="24"/>
+                <w:szCs w:val="24"/>
+              </w:rPr>
+              <w:t>0</w:t>
+            </w:r>
+          </w:p>
+        </w:tc>
+      </w:tr>
+      <w:tr>
+        <w:trPr>
+          <w:jc w:val="center"/>
+        </w:trPr>
+        <w:tc>
+          <w:tcPr>
+            <w:tcW w:w="2763" w:type="dxa"/>
+          </w:tcPr>
+          <w:p>
+            <w:pPr>
+              <w:spacing w:line="360" w:lineRule="auto"/>
+              <w:jc w:val="center"/>
+              <w:rPr>
+                <w:rFonts w:ascii="Times New Roman" w:hAnsi="Times New Roman" w:cs="Times New Roman"/>
+                <w:b/>
+                <w:bCs/>
+                <w:sz w:val="24"/>
+                <w:szCs w:val="24"/>
+              </w:rPr>
+            </w:pPr>
+            <w:proofErr w:type="spellStart"/>
+            <w:r>
+              <w:rPr>
+                <w:rFonts w:ascii="Times New Roman" w:hAnsi="Times New Roman" w:cs="Times New Roman"/>
+                <w:b/>
+                <w:bCs/>
+                <w:sz w:val="24"/>
+                <w:szCs w:val="24"/>
+              </w:rPr>
+              <w:t>user_age</w:t>
+            </w:r>
+            <w:proofErr w:type="spellEnd"/>
+          </w:p>
+        </w:tc>
+        <w:tc>
+          <w:tcPr>
+            <w:tcW w:w="1486" w:type="dxa"/>
+          </w:tcPr>
+          <w:p>
+            <w:pPr>
+              <w:spacing w:line="360" w:lineRule="auto"/>
+              <w:jc w:val="center"/>
+              <w:rPr>
+                <w:rFonts w:ascii="Times New Roman" w:hAnsi="Times New Roman" w:cs="Times New Roman"/>
+                <w:sz w:val="24"/>
+                <w:szCs w:val="24"/>
+              </w:rPr>
+            </w:pPr>
+            <w:r>
+              <w:rPr>
+                <w:rFonts w:ascii="Times New Roman" w:hAnsi="Times New Roman" w:cs="Times New Roman"/>
+                <w:sz w:val="24"/>
+                <w:szCs w:val="24"/>
+              </w:rPr>
+              <w:t>0</w:t>
+            </w:r>
+          </w:p>
+        </w:tc>
+        <w:tc>
+          <w:tcPr>
+            <w:tcW w:w="1404" w:type="dxa"/>
+          </w:tcPr>
+          <w:p>
+            <w:pPr>
+              <w:spacing w:line="360" w:lineRule="auto"/>
+              <w:jc w:val="center"/>
+              <w:rPr>
+                <w:rFonts w:ascii="Times New Roman" w:hAnsi="Times New Roman" w:cs="Times New Roman"/>
+                <w:sz w:val="24"/>
+                <w:szCs w:val="24"/>
+              </w:rPr>
+            </w:pPr>
+            <w:r>
+              <w:rPr>
+                <w:rFonts w:ascii="Times New Roman" w:hAnsi="Times New Roman" w:cs="Times New Roman"/>
+                <w:sz w:val="24"/>
+                <w:szCs w:val="24"/>
+              </w:rPr>
+              <w:t>0</w:t>
+            </w:r>
+          </w:p>
+        </w:tc>
+      </w:tr>
+      <w:tr>
+        <w:trPr>
+          <w:jc w:val="center"/>
+        </w:trPr>
+        <w:tc>
+          <w:tcPr>
+            <w:tcW w:w="2763" w:type="dxa"/>
+          </w:tcPr>
+          <w:p>
+            <w:pPr>
+              <w:spacing w:line="360" w:lineRule="auto"/>
+              <w:jc w:val="center"/>
+              <w:rPr>
+                <w:rFonts w:ascii="Times New Roman" w:hAnsi="Times New Roman" w:cs="Times New Roman"/>
+                <w:b/>
+                <w:bCs/>
+                <w:sz w:val="24"/>
+                <w:szCs w:val="24"/>
+              </w:rPr>
+            </w:pPr>
+            <w:proofErr w:type="spellStart"/>
+            <w:r>
+              <w:rPr>
+                <w:rFonts w:ascii="Times New Roman" w:hAnsi="Times New Roman" w:cs="Times New Roman"/>
+                <w:b/>
+                <w:bCs/>
+                <w:sz w:val="24"/>
+                <w:szCs w:val="24"/>
+              </w:rPr>
+              <w:t>account_age_days</w:t>
+            </w:r>
+            <w:proofErr w:type="spellEnd"/>
+          </w:p>
+        </w:tc>
+        <w:tc>
+          <w:tcPr>
+            <w:tcW w:w="1486" w:type="dxa"/>
+          </w:tcPr>
+          <w:p>
+            <w:pPr>
+              <w:spacing w:line="360" w:lineRule="auto"/>
+              <w:jc w:val="center"/>
+              <w:rPr>
+                <w:rFonts w:ascii="Times New Roman" w:hAnsi="Times New Roman" w:cs="Times New Roman"/>
+                <w:sz w:val="24"/>
+                <w:szCs w:val="24"/>
+              </w:rPr>
+            </w:pPr>
+            <w:r>
+              <w:rPr>
+                <w:rFonts w:ascii="Times New Roman" w:hAnsi="Times New Roman" w:cs="Times New Roman"/>
+                <w:sz w:val="24"/>
+                <w:szCs w:val="24"/>
+              </w:rPr>
+              <w:t>0</w:t>
+            </w:r>
+          </w:p>
+        </w:tc>
+        <w:tc>
+          <w:tcPr>
+            <w:tcW w:w="1404" w:type="dxa"/>
+          </w:tcPr>
+          <w:p>
+            <w:pPr>
+              <w:spacing w:line="360" w:lineRule="auto"/>
+              <w:jc w:val="center"/>
+              <w:rPr>
+                <w:rFonts w:ascii="Times New Roman" w:hAnsi="Times New Roman" w:cs="Times New Roman"/>
+                <w:sz w:val="24"/>
+                <w:szCs w:val="24"/>
+              </w:rPr>
+            </w:pPr>
+            <w:r>
+              <w:rPr>
+                <w:rFonts w:ascii="Times New Roman" w:hAnsi="Times New Roman" w:cs="Times New Roman"/>
+                <w:sz w:val="24"/>
+                <w:szCs w:val="24"/>
+              </w:rPr>
+              <w:t>0</w:t>
+            </w:r>
+          </w:p>
+        </w:tc>
+      </w:tr>
+      <w:tr>
+        <w:trPr>
+          <w:jc w:val="center"/>
+        </w:trPr>
+        <w:tc>
+          <w:tcPr>
+            <w:tcW w:w="2763" w:type="dxa"/>
+          </w:tcPr>
+          <w:p>
+            <w:pPr>
+              <w:spacing w:line="360" w:lineRule="auto"/>
+              <w:jc w:val="center"/>
+              <w:rPr>
+                <w:rFonts w:ascii="Times New Roman" w:hAnsi="Times New Roman" w:cs="Times New Roman"/>
+                <w:b/>
+                <w:bCs/>
+                <w:sz w:val="24"/>
+                <w:szCs w:val="24"/>
+              </w:rPr>
+            </w:pPr>
+            <w:r>
+              <w:rPr>
+                <w:rFonts w:ascii="Times New Roman" w:hAnsi="Times New Roman" w:cs="Times New Roman"/>
+                <w:b/>
+                <w:bCs/>
+                <w:sz w:val="24"/>
+                <w:szCs w:val="24"/>
+              </w:rPr>
+              <w:t>transaction_count_24h</w:t>
+            </w:r>
+          </w:p>
+        </w:tc>
+        <w:tc>
+          <w:tcPr>
+            <w:tcW w:w="1486" w:type="dxa"/>
+          </w:tcPr>
+          <w:p>
+            <w:pPr>
+              <w:spacing w:line="360" w:lineRule="auto"/>
+              <w:jc w:val="center"/>
+              <w:rPr>
+                <w:rFonts w:ascii="Times New Roman" w:hAnsi="Times New Roman" w:cs="Times New Roman"/>
+                <w:sz w:val="24"/>
+                <w:szCs w:val="24"/>
+              </w:rPr>
+            </w:pPr>
+            <w:r>
+              <w:rPr>
+                <w:rFonts w:ascii="Times New Roman" w:hAnsi="Times New Roman" w:cs="Times New Roman"/>
+                <w:sz w:val="24"/>
+                <w:szCs w:val="24"/>
+              </w:rPr>
+              <w:t>0</w:t>
+            </w:r>
+          </w:p>
+        </w:tc>
+        <w:tc>
+          <w:tcPr>
+            <w:tcW w:w="1404" w:type="dxa"/>
+          </w:tcPr>
+          <w:p>
+            <w:pPr>
+              <w:spacing w:line="360" w:lineRule="auto"/>
+              <w:jc w:val="center"/>
+              <w:rPr>
+                <w:rFonts w:ascii="Times New Roman" w:hAnsi="Times New Roman" w:cs="Times New Roman"/>
+                <w:sz w:val="24"/>
+                <w:szCs w:val="24"/>
+              </w:rPr>
+            </w:pPr>
+            <w:r>
+              <w:rPr>
+                <w:rFonts w:ascii="Times New Roman" w:hAnsi="Times New Roman" w:cs="Times New Roman"/>
+                <w:sz w:val="24"/>
+                <w:szCs w:val="24"/>
+              </w:rPr>
+              <w:t>0</w:t>
+            </w:r>
+          </w:p>
+        </w:tc>
+      </w:tr>
+      <w:tr>
+        <w:trPr>
+          <w:jc w:val="center"/>
+        </w:trPr>
+        <w:tc>
+          <w:tcPr>
+            <w:tcW w:w="2763" w:type="dxa"/>
+          </w:tcPr>
+          <w:p>
+            <w:pPr>
+              <w:spacing w:line="360" w:lineRule="auto"/>
+              <w:jc w:val="center"/>
+              <w:rPr>
+                <w:rFonts w:ascii="Times New Roman" w:hAnsi="Times New Roman" w:cs="Times New Roman"/>
+                <w:b/>
+                <w:bCs/>
+                <w:sz w:val="24"/>
+                <w:szCs w:val="24"/>
+              </w:rPr>
+            </w:pPr>
+            <w:proofErr w:type="spellStart"/>
+            <w:r>
+              <w:rPr>
+                <w:rFonts w:ascii="Times New Roman" w:hAnsi="Times New Roman" w:cs="Times New Roman"/>
+                <w:b/>
+                <w:bCs/>
+                <w:sz w:val="24"/>
+                <w:szCs w:val="24"/>
+              </w:rPr>
+              <w:t>avg_transaction_amount</w:t>
+            </w:r>
+            <w:proofErr w:type="spellEnd"/>
+          </w:p>
+        </w:tc>
+        <w:tc>
+          <w:tcPr>
+            <w:tcW w:w="1486" w:type="dxa"/>
+          </w:tcPr>
+          <w:p>
+            <w:pPr>
+              <w:spacing w:line="360" w:lineRule="auto"/>
+              <w:jc w:val="center"/>
+              <w:rPr>
+                <w:rFonts w:ascii="Times New Roman" w:hAnsi="Times New Roman" w:cs="Times New Roman"/>
+                <w:sz w:val="24"/>
+                <w:szCs w:val="24"/>
+              </w:rPr>
+            </w:pPr>
+            <w:r>
+              <w:rPr>
+                <w:rFonts w:ascii="Times New Roman" w:hAnsi="Times New Roman" w:cs="Times New Roman"/>
+                <w:sz w:val="24"/>
+                <w:szCs w:val="24"/>
+              </w:rPr>
+              <w:t>0</w:t>
+            </w:r>
+          </w:p>
+        </w:tc>
+        <w:tc>
+          <w:tcPr>
+            <w:tcW w:w="1404" w:type="dxa"/>
+          </w:tcPr>
+          <w:p>
+            <w:pPr>
+              <w:spacing w:line="360" w:lineRule="auto"/>
+              <w:jc w:val="center"/>
+              <w:rPr>
+                <w:rFonts w:ascii="Times New Roman" w:hAnsi="Times New Roman" w:cs="Times New Roman"/>
+                <w:sz w:val="24"/>
+                <w:szCs w:val="24"/>
+              </w:rPr>
+            </w:pPr>
+            <w:r>
+              <w:rPr>
+                <w:rFonts w:ascii="Times New Roman" w:hAnsi="Times New Roman" w:cs="Times New Roman"/>
+                <w:sz w:val="24"/>
+                <w:szCs w:val="24"/>
+              </w:rPr>
+              <w:t>0</w:t>
+            </w:r>
+          </w:p>
+        </w:tc>
+      </w:tr>
+      <w:tr>
+        <w:trPr>
+          <w:jc w:val="center"/>
+        </w:trPr>
+        <w:tc>
+          <w:tcPr>
+            <w:tcW w:w="2763" w:type="dxa"/>
+          </w:tcPr>
+          <w:p>
+            <w:pPr>
+              <w:spacing w:line="360" w:lineRule="auto"/>
+              <w:jc w:val="center"/>
+              <w:rPr>
+                <w:rFonts w:ascii="Times New Roman" w:hAnsi="Times New Roman" w:cs="Times New Roman"/>
+                <w:b/>
+                <w:bCs/>
+                <w:sz w:val="24"/>
+                <w:szCs w:val="24"/>
+              </w:rPr>
+            </w:pPr>
+            <w:proofErr w:type="spellStart"/>
+            <w:r>
+              <w:rPr>
+                <w:rFonts w:ascii="Times New Roman" w:hAnsi="Times New Roman" w:cs="Times New Roman"/>
+                <w:b/>
+                <w:bCs/>
+                <w:sz w:val="24"/>
+                <w:szCs w:val="24"/>
+              </w:rPr>
+              <w:t>is_foreign_transaction</w:t>
+            </w:r>
+            <w:proofErr w:type="spellEnd"/>
+          </w:p>
+        </w:tc>
+        <w:tc>
+          <w:tcPr>
+            <w:tcW w:w="1486" w:type="dxa"/>
+          </w:tcPr>
+          <w:p>
+            <w:pPr>
+              <w:spacing w:line="360" w:lineRule="auto"/>
+              <w:jc w:val="center"/>
+              <w:rPr>
+                <w:rFonts w:ascii="Times New Roman" w:hAnsi="Times New Roman" w:cs="Times New Roman"/>
+                <w:sz w:val="24"/>
+                <w:szCs w:val="24"/>
+              </w:rPr>
+            </w:pPr>
+            <w:r>
+              <w:rPr>
+                <w:rFonts w:ascii="Times New Roman" w:hAnsi="Times New Roman" w:cs="Times New Roman"/>
+                <w:sz w:val="24"/>
+                <w:szCs w:val="24"/>
+              </w:rPr>
+              <w:t>0</w:t>
+            </w:r>
+          </w:p>
+        </w:tc>
+        <w:tc>
+          <w:tcPr>
+            <w:tcW w:w="1404" w:type="dxa"/>
+          </w:tcPr>
+          <w:p>
+            <w:pPr>
+              <w:spacing w:line="360" w:lineRule="auto"/>
+              <w:jc w:val="center"/>
+              <w:rPr>
+                <w:rFonts w:ascii="Times New Roman" w:hAnsi="Times New Roman" w:cs="Times New Roman"/>
+                <w:sz w:val="24"/>
+                <w:szCs w:val="24"/>
+              </w:rPr>
+            </w:pPr>
+            <w:r>
+              <w:rPr>
+                <w:rFonts w:ascii="Times New Roman" w:hAnsi="Times New Roman" w:cs="Times New Roman"/>
+                <w:sz w:val="24"/>
+                <w:szCs w:val="24"/>
+              </w:rPr>
+              <w:t>0</w:t>
+            </w:r>
+          </w:p>
+        </w:tc>
+      </w:tr>
+      <w:tr>
+        <w:trPr>
+          <w:jc w:val="center"/>
+        </w:trPr>
+        <w:tc>
+          <w:tcPr>
+            <w:tcW w:w="2763" w:type="dxa"/>
+          </w:tcPr>
+          <w:p>
+            <w:pPr>
+              <w:spacing w:line="360" w:lineRule="auto"/>
+              <w:jc w:val="center"/>
+              <w:rPr>
+                <w:rFonts w:ascii="Times New Roman" w:hAnsi="Times New Roman" w:cs="Times New Roman"/>
+                <w:b/>
+                <w:bCs/>
+                <w:sz w:val="24"/>
+                <w:szCs w:val="24"/>
+              </w:rPr>
+            </w:pPr>
+            <w:proofErr w:type="spellStart"/>
+            <w:r>
+              <w:rPr>
+                <w:rFonts w:ascii="Times New Roman" w:hAnsi="Times New Roman" w:cs="Times New Roman"/>
+                <w:b/>
+                <w:bCs/>
+                <w:sz w:val="24"/>
+                <w:szCs w:val="24"/>
+              </w:rPr>
+              <w:lastRenderedPageBreak/>
+              <w:t>is_weekend</w:t>
+            </w:r>
+            <w:proofErr w:type="spellEnd"/>
+          </w:p>
+        </w:tc>
+        <w:tc>
+          <w:tcPr>
+            <w:tcW w:w="1486" w:type="dxa"/>
+          </w:tcPr>
+          <w:p>
+            <w:pPr>
+              <w:spacing w:line="360" w:lineRule="auto"/>
+              <w:jc w:val="center"/>
+              <w:rPr>
+                <w:rFonts w:ascii="Times New Roman" w:hAnsi="Times New Roman" w:cs="Times New Roman"/>
+                <w:sz w:val="24"/>
+                <w:szCs w:val="24"/>
+              </w:rPr>
+            </w:pPr>
+            <w:r>
+              <w:rPr>
+                <w:rFonts w:ascii="Times New Roman" w:hAnsi="Times New Roman" w:cs="Times New Roman"/>
+                <w:sz w:val="24"/>
+                <w:szCs w:val="24"/>
+              </w:rPr>
+              <w:t>0</w:t>
+            </w:r>
+          </w:p>
+        </w:tc>
+        <w:tc>
+          <w:tcPr>
+            <w:tcW w:w="1404" w:type="dxa"/>
+          </w:tcPr>
+          <w:p>
+            <w:pPr>
+              <w:spacing w:line="360" w:lineRule="auto"/>
+              <w:jc w:val="center"/>
+              <w:rPr>
+                <w:rFonts w:ascii="Times New Roman" w:hAnsi="Times New Roman" w:cs="Times New Roman"/>
+                <w:sz w:val="24"/>
+                <w:szCs w:val="24"/>
+              </w:rPr>
+            </w:pPr>
+            <w:r>
+              <w:rPr>
+                <w:rFonts w:ascii="Times New Roman" w:hAnsi="Times New Roman" w:cs="Times New Roman"/>
+                <w:sz w:val="24"/>
+                <w:szCs w:val="24"/>
+              </w:rPr>
+              <w:t>0</w:t>
+            </w:r>
+          </w:p>
+        </w:tc>
+      </w:tr>
+      <w:tr>
+        <w:trPr>
+          <w:jc w:val="center"/>
+        </w:trPr>
+        <w:tc>
+          <w:tcPr>
+            <w:tcW w:w="2763" w:type="dxa"/>
+          </w:tcPr>
+          <w:p>
+            <w:pPr>
+              <w:spacing w:line="360" w:lineRule="auto"/>
+              <w:jc w:val="center"/>
+              <w:rPr>
+                <w:rFonts w:ascii="Times New Roman" w:hAnsi="Times New Roman" w:cs="Times New Roman"/>
+                <w:b/>
+                <w:bCs/>
+                <w:sz w:val="24"/>
+                <w:szCs w:val="24"/>
+              </w:rPr>
+            </w:pPr>
+            <w:proofErr w:type="spellStart"/>
+            <w:r>
+              <w:rPr>
+                <w:rFonts w:ascii="Times New Roman" w:hAnsi="Times New Roman" w:cs="Times New Roman"/>
+                <w:b/>
+                <w:bCs/>
+                <w:sz w:val="24"/>
+                <w:szCs w:val="24"/>
+              </w:rPr>
+              <w:t>hour_of_day</w:t>
+            </w:r>
+            <w:proofErr w:type="spellEnd"/>
+          </w:p>
+        </w:tc>
+        <w:tc>
+          <w:tcPr>
+            <w:tcW w:w="1486" w:type="dxa"/>
+          </w:tcPr>
+          <w:p>
+            <w:pPr>
+              <w:spacing w:line="360" w:lineRule="auto"/>
+              <w:jc w:val="center"/>
+              <w:rPr>
+                <w:rFonts w:ascii="Times New Roman" w:hAnsi="Times New Roman" w:cs="Times New Roman"/>
+                <w:sz w:val="24"/>
+                <w:szCs w:val="24"/>
+              </w:rPr>
+            </w:pPr>
+            <w:r>
+              <w:rPr>
+                <w:rFonts w:ascii="Times New Roman" w:hAnsi="Times New Roman" w:cs="Times New Roman"/>
+                <w:sz w:val="24"/>
+                <w:szCs w:val="24"/>
+              </w:rPr>
+              <w:t>0</w:t>
+            </w:r>
+          </w:p>
+        </w:tc>
+        <w:tc>
+          <w:tcPr>
+            <w:tcW w:w="1404" w:type="dxa"/>
+          </w:tcPr>
+          <w:p>
+            <w:pPr>
+              <w:spacing w:line="360" w:lineRule="auto"/>
+              <w:jc w:val="center"/>
+              <w:rPr>
+                <w:rFonts w:ascii="Times New Roman" w:hAnsi="Times New Roman" w:cs="Times New Roman"/>
+                <w:sz w:val="24"/>
+                <w:szCs w:val="24"/>
+              </w:rPr>
+            </w:pPr>
+            <w:r>
+              <w:rPr>
+                <w:rFonts w:ascii="Times New Roman" w:hAnsi="Times New Roman" w:cs="Times New Roman"/>
+                <w:sz w:val="24"/>
+                <w:szCs w:val="24"/>
+              </w:rPr>
+              <w:t>0</w:t>
+            </w:r>
+          </w:p>
+        </w:tc>
+      </w:tr>
+      <w:tr>
+        <w:trPr>
+          <w:jc w:val="center"/>
+        </w:trPr>
+        <w:tc>
+          <w:tcPr>
+            <w:tcW w:w="2763" w:type="dxa"/>
+          </w:tcPr>
+          <w:p>
+            <w:pPr>
+              <w:spacing w:line="360" w:lineRule="auto"/>
+              <w:jc w:val="center"/>
+              <w:rPr>
+                <w:rFonts w:ascii="Times New Roman" w:hAnsi="Times New Roman" w:cs="Times New Roman"/>
+                <w:b/>
+                <w:bCs/>
+                <w:sz w:val="24"/>
+                <w:szCs w:val="24"/>
+              </w:rPr>
+            </w:pPr>
+            <w:proofErr w:type="spellStart"/>
+            <w:r>
+              <w:rPr>
+                <w:rFonts w:ascii="Times New Roman" w:hAnsi="Times New Roman" w:cs="Times New Roman"/>
+                <w:b/>
+                <w:bCs/>
+                <w:sz w:val="24"/>
+                <w:szCs w:val="24"/>
+              </w:rPr>
+              <w:t>is_fraud</w:t>
+            </w:r>
+            <w:proofErr w:type="spellEnd"/>
+          </w:p>
+        </w:tc>
+        <w:tc>
+          <w:tcPr>
+            <w:tcW w:w="1486" w:type="dxa"/>
+          </w:tcPr>
+          <w:p>
+            <w:pPr>
+              <w:spacing w:line="360" w:lineRule="auto"/>
+              <w:jc w:val="center"/>
+              <w:rPr>
+                <w:rFonts w:ascii="Times New Roman" w:hAnsi="Times New Roman" w:cs="Times New Roman"/>
+                <w:sz w:val="24"/>
+                <w:szCs w:val="24"/>
+              </w:rPr>
+            </w:pPr>
+            <w:r>
+              <w:rPr>
+                <w:rFonts w:ascii="Times New Roman" w:hAnsi="Times New Roman" w:cs="Times New Roman"/>
+                <w:sz w:val="24"/>
+                <w:szCs w:val="24"/>
+              </w:rPr>
+              <w:t>0</w:t>
+            </w:r>
+          </w:p>
+        </w:tc>
+        <w:tc>
+          <w:tcPr>
+            <w:tcW w:w="1404" w:type="dxa"/>
+          </w:tcPr>
+          <w:p>
+            <w:pPr>
+              <w:spacing w:line="360" w:lineRule="auto"/>
+              <w:jc w:val="center"/>
+              <w:rPr>
+                <w:rFonts w:ascii="Times New Roman" w:hAnsi="Times New Roman" w:cs="Times New Roman"/>
+                <w:sz w:val="24"/>
+                <w:szCs w:val="24"/>
+              </w:rPr>
+            </w:pPr>
+            <w:r>
+              <w:rPr>
+                <w:rFonts w:ascii="Times New Roman" w:hAnsi="Times New Roman" w:cs="Times New Roman"/>
+                <w:sz w:val="24"/>
+                <w:szCs w:val="24"/>
+              </w:rPr>
+              <w:t>0</w:t>
+            </w:r>
+          </w:p>
+        </w:tc>
+      </w:tr>
+    </w:tbl>
+    <w:p>
+      <w:pPr>
+        <w:spacing w:line="360" w:lineRule="auto"/>
+        <w:jc w:val="both"/>
+        <w:rPr>
+          <w:rFonts w:ascii="Times New Roman" w:hAnsi="Times New Roman" w:cs="Times New Roman"/>
+          <w:sz w:val="28"/>
+          <w:szCs w:val="28"/>
+          <w:lang w:val="en-US"/>
+        </w:rPr>
+      </w:pPr>
+      <w:r>
+        <w:rPr>
+          <w:rFonts w:ascii="Times New Roman" w:hAnsi="Times New Roman" w:cs="Times New Roman"/>
+          <w:sz w:val="28"/>
+          <w:szCs w:val="28"/>
+        </w:rPr>
+        <w:tab/>
+      </w:r>
+      <w:r>
+        <w:rPr>
+          <w:rFonts w:ascii="Times New Roman" w:hAnsi="Times New Roman" w:cs="Times New Roman"/>
+          <w:sz w:val="28"/>
+          <w:szCs w:val="28"/>
+        </w:rPr>
+        <w:t xml:space="preserve">Можно </w:t>
+      </w:r>
+      <w:r>
+        <w:rPr>
+          <w:rFonts w:ascii="Times New Roman" w:hAnsi="Times New Roman" w:cs="Times New Roman"/>
+          <w:sz w:val="28"/>
+          <w:szCs w:val="28"/>
+        </w:rPr>
+        <w:t>у</w:t>
+      </w:r>
+      <w:r>
+        <w:rPr>
+          <w:rFonts w:ascii="Times New Roman" w:hAnsi="Times New Roman" w:cs="Times New Roman"/>
+          <w:sz w:val="28"/>
+          <w:szCs w:val="28"/>
+        </w:rPr>
+        <w:t xml:space="preserve">видеть, что признаки набора не содержат </w:t>
+      </w:r>
+      <w:r>
+        <w:rPr>
+          <w:rFonts w:ascii="Times New Roman" w:hAnsi="Times New Roman" w:cs="Times New Roman"/>
+          <w:sz w:val="28"/>
+          <w:szCs w:val="28"/>
+        </w:rPr>
+        <w:t>пропусков.</w:t>
+      </w:r>
+      <w:r>
+        <w:rPr>
+          <w:rFonts w:ascii="Times New Roman" w:hAnsi="Times New Roman" w:cs="Times New Roman"/>
+          <w:sz w:val="28"/>
+          <w:szCs w:val="28"/>
+        </w:rPr>
+        <w:t xml:space="preserve"> Отсутствие пропу</w:t>
+      </w:r>
+      <w:r>
+        <w:rPr>
+          <w:rFonts w:ascii="Times New Roman" w:hAnsi="Times New Roman" w:cs="Times New Roman"/>
+          <w:sz w:val="28"/>
+          <w:szCs w:val="28"/>
+        </w:rPr>
+        <w:t>щенных значений</w:t>
+      </w:r>
+      <w:r>
+        <w:rPr>
+          <w:rFonts w:ascii="Times New Roman" w:hAnsi="Times New Roman" w:cs="Times New Roman"/>
+          <w:sz w:val="28"/>
+          <w:szCs w:val="28"/>
+        </w:rPr>
+        <w:t xml:space="preserve"> позволяет использовать все записи для </w:t>
+      </w:r>
+      <w:r>
+        <w:rPr>
+          <w:rFonts w:ascii="Times New Roman" w:hAnsi="Times New Roman" w:cs="Times New Roman"/>
+          <w:sz w:val="28"/>
+          <w:szCs w:val="28"/>
+        </w:rPr>
+        <w:t>анализа и построения модели.</w:t>
+      </w:r>
+    </w:p>
+    <w:p>
+      <w:pPr>
+        <w:spacing w:line="360" w:lineRule="auto"/>
+        <w:jc w:val="both"/>
+        <w:rPr>
+          <w:rFonts w:ascii="Times New Roman" w:hAnsi="Times New Roman" w:cs="Times New Roman"/>
+          <w:sz w:val="28"/>
+          <w:szCs w:val="28"/>
+        </w:rPr>
+      </w:pPr>
+      <w:r>
+        <w:rPr>
+          <w:rFonts w:ascii="Times New Roman" w:hAnsi="Times New Roman" w:cs="Times New Roman"/>
+          <w:sz w:val="28"/>
+          <w:szCs w:val="28"/>
+        </w:rPr>
+        <w:t xml:space="preserve">1.3.3. </w:t>
+      </w:r>
+      <w:r>
+        <w:rPr>
+          <w:rFonts w:ascii="Times New Roman" w:hAnsi="Times New Roman" w:cs="Times New Roman"/>
+          <w:sz w:val="28"/>
+          <w:szCs w:val="28"/>
+        </w:rPr>
+        <w:t xml:space="preserve">Построение тепловых карт </w:t>
+      </w:r>
+    </w:p>
+    <w:p>
+      <w:pPr>
+        <w:spacing w:line="360" w:lineRule="auto"/>
+        <w:ind w:firstLine="708"/>
+        <w:jc w:val="both"/>
+        <w:rPr>
+          <w:rFonts w:ascii="Times New Roman" w:hAnsi="Times New Roman" w:cs="Times New Roman"/>
+          <w:sz w:val="28"/>
+          <w:szCs w:val="28"/>
+        </w:rPr>
+      </w:pPr>
+      <w:r>
+        <w:rPr>
+          <w:rFonts w:ascii="Times New Roman" w:hAnsi="Times New Roman" w:cs="Times New Roman"/>
+          <w:sz w:val="28"/>
+          <w:szCs w:val="28"/>
+        </w:rPr>
+        <w:t>На рис. 2 представлена тепловая карта мошеннических транзакций по дням недели и времени суток</w:t>
+      </w:r>
+      <w:r>
+        <w:rPr>
+          <w:rFonts w:ascii="Times New Roman" w:hAnsi="Times New Roman" w:cs="Times New Roman"/>
+          <w:sz w:val="28"/>
+          <w:szCs w:val="28"/>
+        </w:rPr>
+        <w:t>.</w:t>
+      </w:r>
+    </w:p>
+    <w:p>
+      <w:pPr>
+        <w:spacing w:line="360" w:lineRule="auto"/>
+        <w:jc w:val="both"/>
+        <w:rPr>
+          <w:rFonts w:ascii="Times New Roman" w:hAnsi="Times New Roman" w:cs="Times New Roman"/>
+          <w:sz w:val="28"/>
+          <w:szCs w:val="28"/>
+        </w:rPr>
+      </w:pPr>
+      <w:r>
+        <w:rPr>
+          <w:rFonts w:ascii="Times New Roman" w:hAnsi="Times New Roman" w:cs="Times New Roman"/>
+          <w:noProof/>
+          <w:sz w:val="28"/>
+          <w:szCs w:val="28"/>
+        </w:rPr>
+        <w:drawing>
+          <wp:inline distT="0" distB="0" distL="0" distR="0" wp14:anchorId="613F8B31" wp14:editId="68B575E7">
+            <wp:extent cx="5935980" cy="2971800"/>
+            <wp:effectExtent l="0" t="0" r="7620" b="0"/>
+            <wp:docPr id="7681382" name="Рисунок 3"/>
+            <wp:cNvGraphicFramePr>
+              <a:graphicFrameLocks xmlns:a="http://schemas.openxmlformats.org/drawingml/2006/main" noChangeAspect="1"/>
+            </wp:cNvGraphicFramePr>
+            <a:graphic xmlns:a="http://schemas.openxmlformats.org/drawingml/2006/main">
+              <a:graphicData uri="http://schemas.openxmlformats.org/drawingml/2006/picture">
+                <pic:pic xmlns:pic="http://schemas.openxmlformats.org/drawingml/2006/picture">
+                  <pic:nvPicPr>
+                    <pic:cNvPr id="0" name="Picture 3"/>
+                    <pic:cNvPicPr>
+                      <a:picLocks noChangeAspect="1" noChangeArrowheads="1"/>
+                    </pic:cNvPicPr>
+                  </pic:nvPicPr>
+                  <pic:blipFill>
+                    <a:blip r:embed="rId16">
+                      <a:extLst>
+                        <a:ext uri="{28A0092B-C50C-407E-A947-70E740481C1C}">
+                          <a14:useLocalDpi xmlns:a14="http://schemas.microsoft.com/office/drawing/2010/main" val="0"/>
+                        </a:ext>
+                      </a:extLst>
+                    </a:blip>
+                    <a:srcRect/>
+                    <a:stretch>
+                      <a:fillRect/>
+                    </a:stretch>
+                  </pic:blipFill>
+                  <pic:spPr bwMode="auto">
+                    <a:xfrm>
+                      <a:off x="0" y="0"/>
+                      <a:ext cx="5935980" cy="2971800"/>
+                    </a:xfrm>
+                    <a:prstGeom prst="rect">
+                      <a:avLst/>
+                    </a:prstGeom>
+                    <a:noFill/>
+                    <a:ln>
+                      <a:noFill/>
+                    </a:ln>
+                  </pic:spPr>
+                </pic:pic>
+              </a:graphicData>
+            </a:graphic>
+          </wp:inline>
+        </w:drawing>
+      </w:r>
+    </w:p>
+    <w:p>
+      <w:pPr>
+        <w:spacing w:line="360" w:lineRule="auto"/>
+        <w:jc w:val="center"/>
+        <w:rPr>
+          <w:rFonts w:ascii="Times New Roman" w:hAnsi="Times New Roman" w:cs="Times New Roman"/>
+          <w:sz w:val="28"/>
+          <w:szCs w:val="28"/>
+        </w:rPr>
+      </w:pPr>
+      <w:r>
+        <w:rPr>
+          <w:rFonts w:ascii="Times New Roman" w:hAnsi="Times New Roman" w:cs="Times New Roman"/>
+          <w:b/>
+          <w:bCs/>
+          <w:sz w:val="28"/>
+          <w:szCs w:val="28"/>
+        </w:rPr>
+        <w:t>Рисунок 2.</w:t>
+      </w:r>
+      <w:r>
+        <w:rPr>
+          <w:rFonts w:ascii="Times New Roman" w:hAnsi="Times New Roman" w:cs="Times New Roman"/>
+          <w:b/>
+          <w:bCs/>
+          <w:sz w:val="28"/>
+          <w:szCs w:val="28"/>
+        </w:rPr>
+        <w:t xml:space="preserve"> </w:t>
+      </w:r>
+      <w:r>
+        <w:rPr>
+          <w:rFonts w:ascii="Times New Roman" w:hAnsi="Times New Roman" w:cs="Times New Roman"/>
+          <w:sz w:val="28"/>
+          <w:szCs w:val="28"/>
+        </w:rPr>
+        <w:t>Тепловая карта преступных транзакций по дням и времени</w:t>
+      </w:r>
+    </w:p>
+    <w:p>
+      <w:pPr>
+        <w:spacing w:line="360" w:lineRule="auto"/>
+        <w:jc w:val="both"/>
+        <w:rPr>
+          <w:rFonts w:ascii="Times New Roman" w:hAnsi="Times New Roman" w:cs="Times New Roman"/>
+          <w:sz w:val="28"/>
+          <w:szCs w:val="28"/>
+        </w:rPr>
+      </w:pPr>
+      <w:r>
+        <w:rPr>
+          <w:rFonts w:ascii="Times New Roman" w:hAnsi="Times New Roman" w:cs="Times New Roman"/>
+          <w:sz w:val="28"/>
+          <w:szCs w:val="28"/>
+        </w:rPr>
+        <w:tab/>
+        <w:t xml:space="preserve">Наблюдается следующая ситуация: в большинстве случаев мошеннические транзакции проходят </w:t>
+      </w:r>
+      <w:r>
+        <w:rPr>
+          <w:rFonts w:ascii="Times New Roman" w:hAnsi="Times New Roman" w:cs="Times New Roman"/>
+          <w:sz w:val="28"/>
+          <w:szCs w:val="28"/>
+        </w:rPr>
+        <w:t>в нерабочие часы дня и в выходные. Например, в субботу (6 день недели) преступники активизируются больше всего (75 операций). Как итог, можно сказать, что благодаря этому набору данных можно выделить закономерность количества мошеннических транзакций в определенное время и дни.</w:t>
+      </w:r>
+    </w:p>
+    <w:p>
+      <w:pPr>
+        <w:spacing w:line="360" w:lineRule="auto"/>
+        <w:jc w:val="both"/>
+        <w:rPr>
+          <w:rFonts w:ascii="Times New Roman" w:hAnsi="Times New Roman" w:cs="Times New Roman"/>
+          <w:sz w:val="28"/>
+          <w:szCs w:val="28"/>
+        </w:rPr>
+      </w:pPr>
+      <w:r>
+        <w:rPr>
+          <w:rFonts w:ascii="Times New Roman" w:hAnsi="Times New Roman" w:cs="Times New Roman"/>
+          <w:sz w:val="28"/>
+          <w:szCs w:val="28"/>
+        </w:rPr>
+        <w:tab/>
+        <w:t>На рис. 3 представлена большая корреляционная тепловая карта по всем признакам из датасета.</w:t>
+      </w:r>
+    </w:p>
+    <w:p>
+      <w:pPr>
+        <w:spacing w:line="360" w:lineRule="auto"/>
+        <w:jc w:val="center"/>
+        <w:rPr>
+          <w:rFonts w:ascii="Times New Roman" w:hAnsi="Times New Roman" w:cs="Times New Roman"/>
+          <w:sz w:val="28"/>
+          <w:szCs w:val="28"/>
+        </w:rPr>
+      </w:pPr>
+      <w:r>
+        <w:rPr>
+          <w:rFonts w:ascii="Times New Roman" w:hAnsi="Times New Roman" w:cs="Times New Roman"/>
+          <w:noProof/>
+          <w:sz w:val="28"/>
+          <w:szCs w:val="28"/>
+        </w:rPr>
+        <w:lastRenderedPageBreak/>
+        <w:drawing>
+          <wp:inline distT="0" distB="0" distL="0" distR="0" wp14:anchorId="6AF30E8A" wp14:editId="2FD63596">
+            <wp:extent cx="6469380" cy="2910840"/>
+            <wp:effectExtent l="0" t="0" r="7620" b="3810"/>
+            <wp:docPr id="1053056548" name="Рисунок 4"/>
+            <wp:cNvGraphicFramePr>
+              <a:graphicFrameLocks xmlns:a="http://schemas.openxmlformats.org/drawingml/2006/main" noChangeAspect="1"/>
+            </wp:cNvGraphicFramePr>
+            <a:graphic xmlns:a="http://schemas.openxmlformats.org/drawingml/2006/main">
+              <a:graphicData uri="http://schemas.openxmlformats.org/drawingml/2006/picture">
+                <pic:pic xmlns:pic="http://schemas.openxmlformats.org/drawingml/2006/picture">
+                  <pic:nvPicPr>
+                    <pic:cNvPr id="0" name="Picture 4"/>
+                    <pic:cNvPicPr>
+                      <a:picLocks noChangeAspect="1" noChangeArrowheads="1"/>
+                    </pic:cNvPicPr>
+                  </pic:nvPicPr>
+                  <pic:blipFill>
+                    <a:blip r:embed="rId17">
+                      <a:extLst>
+                        <a:ext uri="{28A0092B-C50C-407E-A947-70E740481C1C}">
+                          <a14:useLocalDpi xmlns:a14="http://schemas.microsoft.com/office/drawing/2010/main" val="0"/>
+                        </a:ext>
+                      </a:extLst>
+                    </a:blip>
+                    <a:srcRect/>
+                    <a:stretch>
+                      <a:fillRect/>
+                    </a:stretch>
+                  </pic:blipFill>
+                  <pic:spPr bwMode="auto">
+                    <a:xfrm>
+                      <a:off x="0" y="0"/>
+                      <a:ext cx="6469380" cy="2910840"/>
+                    </a:xfrm>
+                    <a:prstGeom prst="rect">
+                      <a:avLst/>
+                    </a:prstGeom>
+                    <a:noFill/>
+                    <a:ln>
+                      <a:noFill/>
+                    </a:ln>
+                  </pic:spPr>
+                </pic:pic>
+              </a:graphicData>
+            </a:graphic>
+          </wp:inline>
+        </w:drawing>
+      </w:r>
+    </w:p>
+    <w:p>
+      <w:pPr>
+        <w:spacing w:line="360" w:lineRule="auto"/>
+        <w:jc w:val="center"/>
+        <w:rPr>
+          <w:rFonts w:ascii="Times New Roman" w:hAnsi="Times New Roman" w:cs="Times New Roman"/>
+          <w:sz w:val="28"/>
+          <w:szCs w:val="28"/>
+        </w:rPr>
+      </w:pPr>
+      <w:r>
+        <w:rPr>
+          <w:rFonts w:ascii="Times New Roman" w:hAnsi="Times New Roman" w:cs="Times New Roman"/>
+          <w:b/>
+          <w:bCs/>
+          <w:sz w:val="28"/>
+          <w:szCs w:val="28"/>
+        </w:rPr>
+        <w:t xml:space="preserve">Рисунок 3. </w:t>
+      </w:r>
+      <w:r>
+        <w:rPr>
+          <w:rFonts w:ascii="Times New Roman" w:hAnsi="Times New Roman" w:cs="Times New Roman"/>
+          <w:sz w:val="28"/>
+          <w:szCs w:val="28"/>
+        </w:rPr>
+        <w:t>Тепловая карта всех признаков набора данных</w:t>
+      </w:r>
+    </w:p>
+    <w:p>
+      <w:pPr>
+        <w:spacing w:line="360" w:lineRule="auto"/>
+        <w:rPr>
+          <w:rFonts w:ascii="Times New Roman" w:hAnsi="Times New Roman" w:cs="Times New Roman"/>
+          <w:sz w:val="28"/>
+          <w:szCs w:val="28"/>
+        </w:rPr>
+      </w:pPr>
+      <w:r>
+        <w:rPr>
+          <w:rFonts w:ascii="Times New Roman" w:hAnsi="Times New Roman" w:cs="Times New Roman"/>
+          <w:sz w:val="28"/>
+          <w:szCs w:val="28"/>
+        </w:rPr>
+        <w:t>1.3.4. Сравнение признака при разных значениях другого признака</w:t>
+      </w:r>
+    </w:p>
+    <w:p>
+      <w:pPr>
+        <w:spacing w:line="360" w:lineRule="auto"/>
+        <w:rPr>
+          <w:rFonts w:ascii="Times New Roman" w:hAnsi="Times New Roman" w:cs="Times New Roman"/>
+          <w:sz w:val="28"/>
+          <w:szCs w:val="28"/>
+        </w:rPr>
+      </w:pPr>
+      <w:r>
+        <w:rPr>
+          <w:rFonts w:ascii="Times New Roman" w:hAnsi="Times New Roman" w:cs="Times New Roman"/>
+          <w:sz w:val="28"/>
+          <w:szCs w:val="28"/>
+        </w:rPr>
+        <w:tab/>
+        <w:t>На рис. 4 представлены свечи, по которым можно сравнить суммы транзакций мошеннических и обычных.</w:t>
+      </w:r>
+    </w:p>
+    <w:p>
+      <w:pPr>
+        <w:spacing w:line="360" w:lineRule="auto"/>
+        <w:jc w:val="center"/>
+        <w:rPr>
+          <w:rFonts w:ascii="Times New Roman" w:hAnsi="Times New Roman" w:cs="Times New Roman"/>
+          <w:sz w:val="28"/>
+          <w:szCs w:val="28"/>
+        </w:rPr>
+      </w:pPr>
+      <w:r>
+        <w:rPr>
+          <w:rFonts w:ascii="Times New Roman" w:hAnsi="Times New Roman" w:cs="Times New Roman"/>
+          <w:noProof/>
+          <w:sz w:val="28"/>
+          <w:szCs w:val="28"/>
+        </w:rPr>
+        <w:drawing>
+          <wp:inline distT="0" distB="0" distL="0" distR="0" wp14:anchorId="02A93143" wp14:editId="43E00BDC">
+            <wp:extent cx="3893820" cy="1949409"/>
+            <wp:effectExtent l="0" t="0" r="0" b="0"/>
+            <wp:docPr id="1730683625" name="Рисунок 5"/>
+            <wp:cNvGraphicFramePr>
+              <a:graphicFrameLocks xmlns:a="http://schemas.openxmlformats.org/drawingml/2006/main" noChangeAspect="1"/>
+            </wp:cNvGraphicFramePr>
+            <a:graphic xmlns:a="http://schemas.openxmlformats.org/drawingml/2006/main">
+              <a:graphicData uri="http://schemas.openxmlformats.org/drawingml/2006/picture">
+                <pic:pic xmlns:pic="http://schemas.openxmlformats.org/drawingml/2006/picture">
+                  <pic:nvPicPr>
+                    <pic:cNvPr id="0" name="Picture 5"/>
+                    <pic:cNvPicPr>
+                      <a:picLocks noChangeAspect="1" noChangeArrowheads="1"/>
+                    </pic:cNvPicPr>
+                  </pic:nvPicPr>
+                  <pic:blipFill>
+                    <a:blip r:embed="rId18" cstate="print">
+                      <a:extLst>
+                        <a:ext uri="{28A0092B-C50C-407E-A947-70E740481C1C}">
+                          <a14:useLocalDpi xmlns:a14="http://schemas.microsoft.com/office/drawing/2010/main" val="0"/>
+                        </a:ext>
+                      </a:extLst>
+                    </a:blip>
+                    <a:srcRect/>
+                    <a:stretch>
+                      <a:fillRect/>
+                    </a:stretch>
+                  </pic:blipFill>
+                  <pic:spPr bwMode="auto">
+                    <a:xfrm>
+                      <a:off x="0" y="0"/>
+                      <a:ext cx="3905243" cy="1955128"/>
+                    </a:xfrm>
+                    <a:prstGeom prst="rect">
+                      <a:avLst/>
+                    </a:prstGeom>
+                    <a:noFill/>
+                    <a:ln>
+                      <a:noFill/>
+                    </a:ln>
+                  </pic:spPr>
+                </pic:pic>
+              </a:graphicData>
+            </a:graphic>
+          </wp:inline>
+        </w:drawing>
+      </w:r>
+    </w:p>
+    <w:p>
+      <w:pPr>
+        <w:spacing w:line="360" w:lineRule="auto"/>
+        <w:jc w:val="center"/>
+        <w:rPr>
+          <w:rFonts w:ascii="Times New Roman" w:hAnsi="Times New Roman" w:cs="Times New Roman"/>
+          <w:sz w:val="28"/>
+          <w:szCs w:val="28"/>
+        </w:rPr>
+      </w:pPr>
+      <w:r>
+        <w:rPr>
+          <w:rFonts w:ascii="Times New Roman" w:hAnsi="Times New Roman" w:cs="Times New Roman"/>
+          <w:b/>
+          <w:bCs/>
+          <w:sz w:val="28"/>
+          <w:szCs w:val="28"/>
+        </w:rPr>
+        <w:t xml:space="preserve">Рисунок 4. </w:t>
+      </w:r>
+      <w:r>
+        <w:rPr>
+          <w:rFonts w:ascii="Times New Roman" w:hAnsi="Times New Roman" w:cs="Times New Roman"/>
+          <w:sz w:val="28"/>
+          <w:szCs w:val="28"/>
+        </w:rPr>
+        <w:t>Свечи для сравнения сумм транзакций</w:t>
+      </w:r>
+    </w:p>
+    <w:p>
+      <w:pPr>
+        <w:spacing w:line="360" w:lineRule="auto"/>
+        <w:rPr>
+          <w:rFonts w:ascii="Times New Roman" w:hAnsi="Times New Roman" w:cs="Times New Roman"/>
+          <w:sz w:val="28"/>
+          <w:szCs w:val="28"/>
+        </w:rPr>
+      </w:pPr>
+      <w:r>
+        <w:rPr>
+          <w:rFonts w:ascii="Times New Roman" w:hAnsi="Times New Roman" w:cs="Times New Roman"/>
+          <w:sz w:val="28"/>
+          <w:szCs w:val="28"/>
+        </w:rPr>
+        <w:tab/>
+      </w:r>
+      <w:r>
+        <w:rPr>
+          <w:rFonts w:ascii="Times New Roman" w:hAnsi="Times New Roman" w:cs="Times New Roman"/>
+          <w:sz w:val="28"/>
+          <w:szCs w:val="28"/>
+        </w:rPr>
+        <w:t>По данному графику можно сделать вывод, что мошеннические транзакции производятся на большие суммы денег, нежели обычные, что является закономерностью для искусственного интеллекта.</w:t>
+      </w:r>
+    </w:p>
+    <w:p>
+      <w:pPr>
+        <w:spacing w:line="360" w:lineRule="auto"/>
+        <w:rPr>
+          <w:rFonts w:ascii="Times New Roman" w:hAnsi="Times New Roman" w:cs="Times New Roman"/>
+          <w:sz w:val="28"/>
+          <w:szCs w:val="28"/>
+        </w:rPr>
+      </w:pPr>
+      <w:r>
+        <w:rPr>
+          <w:rFonts w:ascii="Times New Roman" w:hAnsi="Times New Roman" w:cs="Times New Roman"/>
+          <w:sz w:val="28"/>
+          <w:szCs w:val="28"/>
+        </w:rPr>
+        <w:t>1.3.5. Гипотезы для неэтического использования датасета</w:t>
+      </w:r>
+    </w:p>
+    <w:p>
+      <w:pPr>
+        <w:spacing w:line="360" w:lineRule="auto"/>
+        <w:rPr>
+          <w:rFonts w:ascii="Times New Roman" w:hAnsi="Times New Roman" w:cs="Times New Roman"/>
+          <w:sz w:val="28"/>
+          <w:szCs w:val="28"/>
+        </w:rPr>
+      </w:pPr>
+      <w:r>
+        <w:rPr>
+          <w:rFonts w:ascii="Times New Roman" w:hAnsi="Times New Roman" w:cs="Times New Roman"/>
+          <w:sz w:val="28"/>
+          <w:szCs w:val="28"/>
+        </w:rPr>
+        <w:tab/>
+      </w:r>
+      <w:r>
+        <w:rPr>
+          <w:rFonts w:ascii="Times New Roman" w:hAnsi="Times New Roman" w:cs="Times New Roman"/>
+          <w:sz w:val="28"/>
+          <w:szCs w:val="28"/>
+        </w:rPr>
+        <w:t>1. Гипотеза о дискриминации по географическому признаку</w:t>
+      </w:r>
+    </w:p>
+    <w:p>
+      <w:pPr>
+        <w:spacing w:line="360" w:lineRule="auto"/>
+        <w:rPr>
+          <w:rFonts w:ascii="Times New Roman" w:hAnsi="Times New Roman" w:cs="Times New Roman"/>
+          <w:sz w:val="28"/>
+          <w:szCs w:val="28"/>
+        </w:rPr>
+      </w:pPr>
+      <w:r>
+        <w:rPr>
+          <w:rFonts w:ascii="Times New Roman" w:hAnsi="Times New Roman" w:cs="Times New Roman"/>
+          <w:sz w:val="28"/>
+          <w:szCs w:val="28"/>
+        </w:rPr>
+        <w:lastRenderedPageBreak/>
+        <w:tab/>
+      </w:r>
+      <w:r>
+        <w:rPr>
+          <w:rFonts w:ascii="Times New Roman" w:hAnsi="Times New Roman" w:cs="Times New Roman"/>
+          <w:sz w:val="28"/>
+          <w:szCs w:val="28"/>
+        </w:rPr>
+        <w:tab/>
+        <w:t>Если в определенном регионе больше всего происходит мошеннических операций, то ИИ может начать предполагать, что все транзакции из этого региона преступные.</w:t>
+      </w:r>
+    </w:p>
+    <w:p>
+      <w:pPr>
+        <w:spacing w:line="360" w:lineRule="auto"/>
+        <w:rPr>
+          <w:rFonts w:ascii="Times New Roman" w:hAnsi="Times New Roman" w:cs="Times New Roman"/>
+          <w:sz w:val="28"/>
+          <w:szCs w:val="28"/>
+        </w:rPr>
+      </w:pPr>
+      <w:r>
+        <w:rPr>
+          <w:rFonts w:ascii="Times New Roman" w:hAnsi="Times New Roman" w:cs="Times New Roman"/>
+          <w:sz w:val="28"/>
+          <w:szCs w:val="28"/>
+        </w:rPr>
+        <w:tab/>
+        <w:t>2. Гипотеза о дискриминации по возрасту</w:t>
+      </w:r>
+    </w:p>
+    <w:p>
+      <w:pPr>
+        <w:spacing w:line="360" w:lineRule="auto"/>
+        <w:rPr>
+          <w:rFonts w:ascii="Times New Roman" w:hAnsi="Times New Roman" w:cs="Times New Roman"/>
+          <w:sz w:val="28"/>
+          <w:szCs w:val="28"/>
+        </w:rPr>
+      </w:pPr>
+      <w:r>
+        <w:rPr>
+          <w:rFonts w:ascii="Times New Roman" w:hAnsi="Times New Roman" w:cs="Times New Roman"/>
+          <w:sz w:val="28"/>
+          <w:szCs w:val="28"/>
+        </w:rPr>
+        <w:tab/>
+      </w:r>
+      <w:r>
+        <w:rPr>
+          <w:rFonts w:ascii="Times New Roman" w:hAnsi="Times New Roman" w:cs="Times New Roman"/>
+          <w:sz w:val="28"/>
+          <w:szCs w:val="28"/>
+        </w:rPr>
+        <w:tab/>
+        <w:t>Если в какой-либо группе возрастов произошло больше всего мошеннических операций, то ИИ может начать основываться на возрасте пользователя, что не корректно в данной сфере.</w:t>
+      </w:r>
+    </w:p>
+    <w:p>
+      <w:pPr>
+        <w:spacing w:line="360" w:lineRule="auto"/>
+        <w:rPr>
+          <w:rFonts w:ascii="Times New Roman" w:hAnsi="Times New Roman" w:cs="Times New Roman"/>
+          <w:sz w:val="28"/>
+          <w:szCs w:val="28"/>
+        </w:rPr>
+      </w:pPr>
+      <w:r>
+        <w:rPr>
+          <w:rFonts w:ascii="Times New Roman" w:hAnsi="Times New Roman" w:cs="Times New Roman"/>
+          <w:sz w:val="28"/>
+          <w:szCs w:val="28"/>
+        </w:rPr>
+        <w:tab/>
+        <w:t>Потенциальные возможности расширения датасета: добавить больше мошеннических транзакций.</w:t>
+      </w:r>
+    </w:p>
+    <w:p>
+      <w:pPr>
+        <w:spacing w:line="360" w:lineRule="auto"/>
+        <w:rPr>
+          <w:rFonts w:ascii="Times New Roman" w:hAnsi="Times New Roman" w:cs="Times New Roman"/>
+          <w:b/>
+          <w:bCs/>
+          <w:sz w:val="28"/>
+          <w:szCs w:val="28"/>
+        </w:rPr>
+      </w:pPr>
+      <w:r>
+        <w:rPr>
+          <w:rFonts w:ascii="Times New Roman" w:hAnsi="Times New Roman" w:cs="Times New Roman"/>
+          <w:sz w:val="28"/>
+          <w:szCs w:val="28"/>
+        </w:rPr>
+        <w:tab/>
+      </w:r>
+      <w:r>
+        <w:rPr>
+          <w:rFonts w:ascii="Times New Roman" w:hAnsi="Times New Roman" w:cs="Times New Roman"/>
+          <w:b/>
+          <w:bCs/>
+          <w:sz w:val="28"/>
+          <w:szCs w:val="28"/>
+        </w:rPr>
+        <w:t>Вывод по первому разделу</w:t>
+      </w:r>
+    </w:p>
+    <w:p>
+      <w:pPr>
+        <w:spacing w:line="360" w:lineRule="auto"/>
+        <w:rPr>
+          <w:rFonts w:ascii="Times New Roman" w:hAnsi="Times New Roman" w:cs="Times New Roman"/>
+          <w:sz w:val="28"/>
+          <w:szCs w:val="28"/>
+        </w:rPr>
+      </w:pPr>
+      <w:r>
+        <w:rPr>
+          <w:rFonts w:ascii="Times New Roman" w:hAnsi="Times New Roman" w:cs="Times New Roman"/>
+          <w:b/>
+          <w:bCs/>
+          <w:sz w:val="28"/>
+          <w:szCs w:val="28"/>
+        </w:rPr>
+        <w:tab/>
+      </w:r>
+      <w:r>
+        <w:rPr>
+          <w:rFonts w:ascii="Times New Roman" w:hAnsi="Times New Roman" w:cs="Times New Roman"/>
+          <w:sz w:val="28"/>
+          <w:szCs w:val="28"/>
+        </w:rPr>
+        <w:t xml:space="preserve"> </w:t>
+      </w:r>
+      <w:r>
+        <w:rPr>
+          <w:rFonts w:ascii="Times New Roman" w:hAnsi="Times New Roman" w:cs="Times New Roman"/>
+          <w:sz w:val="28"/>
+          <w:szCs w:val="28"/>
+        </w:rPr>
+        <w:t>Набор данных «</w:t>
+      </w:r>
+      <w:r>
+        <w:rPr>
+          <w:rFonts w:ascii="Times New Roman" w:hAnsi="Times New Roman" w:cs="Times New Roman"/>
+          <w:sz w:val="28"/>
+          <w:szCs w:val="28"/>
+          <w:lang w:val="en-US"/>
+        </w:rPr>
+        <w:t>F</w:t>
+      </w:r>
+      <w:proofErr w:type="spellStart"/>
+      <w:r>
+        <w:rPr>
+          <w:rFonts w:ascii="Times New Roman" w:hAnsi="Times New Roman" w:cs="Times New Roman"/>
+          <w:sz w:val="28"/>
+          <w:szCs w:val="28"/>
+        </w:rPr>
+        <w:t>raud_detection_dataset</w:t>
+      </w:r>
+      <w:proofErr w:type="spellEnd"/>
+      <w:r>
+        <w:rPr>
+          <w:rFonts w:ascii="Times New Roman" w:hAnsi="Times New Roman" w:cs="Times New Roman"/>
+          <w:sz w:val="28"/>
+          <w:szCs w:val="28"/>
+        </w:rPr>
+        <w:t xml:space="preserve">» является неплохим датасетом для обучения искусственного интеллекта классифицировать мошеннические и обычные транзакции. В нем достаточно большое количество данных, но мало преступных операций в соотношении с обычными. Ключевыми особенностями набора являются: отсутствие пропусков, большого дисбаланса в распределениях признаков, шума. Также, датасет </w:t>
+      </w:r>
+      <w:r>
+        <w:rPr>
+          <w:rFonts w:ascii="Times New Roman" w:hAnsi="Times New Roman" w:cs="Times New Roman"/>
+          <w:sz w:val="28"/>
+          <w:szCs w:val="28"/>
+        </w:rPr>
+        <w:t xml:space="preserve">максимально </w:t>
+      </w:r>
+      <w:r>
+        <w:rPr>
+          <w:rFonts w:ascii="Times New Roman" w:hAnsi="Times New Roman" w:cs="Times New Roman"/>
+          <w:sz w:val="28"/>
+          <w:szCs w:val="28"/>
+        </w:rPr>
+        <w:t>анонимизирован</w:t>
+      </w:r>
+      <w:r>
+        <w:rPr>
+          <w:rFonts w:ascii="Times New Roman" w:hAnsi="Times New Roman" w:cs="Times New Roman"/>
+          <w:sz w:val="28"/>
+          <w:szCs w:val="28"/>
+        </w:rPr>
+        <w:t xml:space="preserve">, чтобы не распространять чувствительные данные пользователей. Рекомендуется дополнить набор данных мошенническими транзакциями. </w:t>
+      </w:r>
     </w:p>
     <w:sectPr>
-      <w:footerReference w:type="default" r:id="rId14"/>
+      <w:footerReference w:type="default" r:id="rId19"/>
       <w:pgSz w:w="11906" w:h="16838"/>
       <w:pgMar w:top="1134" w:right="850" w:bottom="1134" w:left="1701" w:header="708" w:footer="708" w:gutter="0"/>
       <w:cols w:space="708"/>
@@ -2777,6 +9621,123 @@
 <file path=word/numbering.xml><?xml version="1.0" encoding="utf-8"?>
 <w:numbering xmlns:wpc="http://schemas.microsoft.com/office/word/2010/wordprocessingCanvas" xmlns:cx="http://schemas.microsoft.com/office/drawing/2014/chartex" xmlns:cx1="http://schemas.microsoft.com/office/drawing/2015/9/8/chartex" xmlns:cx2="http://schemas.microsoft.com/office/drawing/2015/10/21/chartex" xmlns:cx3="http://schemas.microsoft.com/office/drawing/2016/5/9/chartex" xmlns:cx4="http://schemas.microsoft.com/office/drawing/2016/5/10/chartex" xmlns:cx5="http://schemas.microsoft.com/office/drawing/2016/5/11/chartex" xmlns:cx6="http://schemas.microsoft.com/office/drawing/2016/5/12/chartex" xmlns:cx7="http://schemas.microsoft.com/office/drawing/2016/5/13/chartex" xmlns:cx8="http://schemas.microsoft.com/office/drawing/2016/5/14/chartex" xmlns:mc="http://schemas.openxmlformats.org/markup-compatibility/2006" xmlns:aink="http://schemas.microsoft.com/office/drawing/2016/ink" xmlns:am3d="http://schemas.microsoft.com/office/drawing/2017/model3d" xmlns:o="urn:schemas-microsoft-com:office:office" xmlns:oel="http://schemas.microsoft.com/office/2019/extlst" xmlns:r="http://schemas.openxmlformats.org/officeDocument/2006/relationships" xmlns:m="http://schemas.openxmlformats.org/officeDocument/2006/math" xmlns:v="urn:schemas-microsoft-com:vml" xmlns:wp14="http://schemas.microsoft.com/office/word/2010/wordprocessingDrawing" xmlns:wp="http://schemas.openxmlformats.org/drawingml/2006/wordprocessingDrawing" xmlns:w10="urn:schemas-microsoft-com:office:word" xmlns:w="http://schemas.openxmlformats.org/wordprocessingml/2006/main" xmlns:w14="http://schemas.microsoft.com/office/word/2010/wordml" xmlns:w15="http://schemas.microsoft.com/office/word/2012/wordml" xmlns:w16cex="http://schemas.microsoft.com/office/word/2018/wordml/cex" xmlns:w16cid="http://schemas.microsoft.com/office/word/2016/wordml/cid" xmlns:w16="http://schemas.microsoft.com/office/word/2018/wordml" xmlns:w16du="http://schemas.microsoft.com/office/word/2023/wordml/word16du" xmlns:w16sdtdh="http://schemas.microsoft.com/office/word/2020/wordml/sdtdatahash" xmlns:w16sdtfl="http://schemas.microsoft.com/office/word/2024/wordml/sdtformatlock" xmlns:w16se="http://schemas.microsoft.com/office/word/2015/wordml/symex" xmlns:wpg="http://schemas.microsoft.com/office/word/2010/wordprocessingGroup" xmlns:wpi="http://schemas.microsoft.com/office/word/2010/wordprocessingInk" xmlns:wne="http://schemas.microsoft.com/office/word/2006/wordml" xmlns:wps="http://schemas.microsoft.com/office/word/2010/wordprocessingShape" mc:Ignorable="w14 w15 w16se w16cid w16 w16cex w16sdtdh w16sdtfl w16du wp14">
   <w:abstractNum w:abstractNumId="0" w15:restartNumberingAfterBreak="0">
+    <w:nsid w:val="0CEE3463"/>
+    <w:multiLevelType w:val="multilevel"/>
+    <w:tmpl w:val="5910419A"/>
+    <w:lvl w:ilvl="0">
+      <w:start w:val="1"/>
+      <w:numFmt w:val="decimal"/>
+      <w:lvlText w:val="%1."/>
+      <w:lvlJc w:val="left"/>
+      <w:pPr>
+        <w:tabs>
+          <w:tab w:val="num" w:pos="1429"/>
+        </w:tabs>
+        <w:ind w:left="1429" w:hanging="360"/>
+      </w:pPr>
+      <w:rPr>
+        <w:b w:val="0"/>
+        <w:bCs w:val="0"/>
+      </w:rPr>
+    </w:lvl>
+    <w:lvl w:ilvl="1" w:tentative="1">
+      <w:start w:val="1"/>
+      <w:numFmt w:val="decimal"/>
+      <w:lvlText w:val="%2."/>
+      <w:lvlJc w:val="left"/>
+      <w:pPr>
+        <w:tabs>
+          <w:tab w:val="num" w:pos="2149"/>
+        </w:tabs>
+        <w:ind w:left="2149" w:hanging="360"/>
+      </w:pPr>
+    </w:lvl>
+    <w:lvl w:ilvl="2" w:tentative="1">
+      <w:start w:val="1"/>
+      <w:numFmt w:val="decimal"/>
+      <w:lvlText w:val="%3."/>
+      <w:lvlJc w:val="left"/>
+      <w:pPr>
+        <w:tabs>
+          <w:tab w:val="num" w:pos="2869"/>
+        </w:tabs>
+        <w:ind w:left="2869" w:hanging="360"/>
+      </w:pPr>
+    </w:lvl>
+    <w:lvl w:ilvl="3" w:tentative="1">
+      <w:start w:val="1"/>
+      <w:numFmt w:val="decimal"/>
+      <w:lvlText w:val="%4."/>
+      <w:lvlJc w:val="left"/>
+      <w:pPr>
+        <w:tabs>
+          <w:tab w:val="num" w:pos="3589"/>
+        </w:tabs>
+        <w:ind w:left="3589" w:hanging="360"/>
+      </w:pPr>
+    </w:lvl>
+    <w:lvl w:ilvl="4" w:tentative="1">
+      <w:start w:val="1"/>
+      <w:numFmt w:val="decimal"/>
+      <w:lvlText w:val="%5."/>
+      <w:lvlJc w:val="left"/>
+      <w:pPr>
+        <w:tabs>
+          <w:tab w:val="num" w:pos="4309"/>
+        </w:tabs>
+        <w:ind w:left="4309" w:hanging="360"/>
+      </w:pPr>
+    </w:lvl>
+    <w:lvl w:ilvl="5" w:tentative="1">
+      <w:start w:val="1"/>
+      <w:numFmt w:val="decimal"/>
+      <w:lvlText w:val="%6."/>
+      <w:lvlJc w:val="left"/>
+      <w:pPr>
+        <w:tabs>
+          <w:tab w:val="num" w:pos="5029"/>
+        </w:tabs>
+        <w:ind w:left="5029" w:hanging="360"/>
+      </w:pPr>
+    </w:lvl>
+    <w:lvl w:ilvl="6" w:tentative="1">
+      <w:start w:val="1"/>
+      <w:numFmt w:val="decimal"/>
+      <w:lvlText w:val="%7."/>
+      <w:lvlJc w:val="left"/>
+      <w:pPr>
+        <w:tabs>
+          <w:tab w:val="num" w:pos="5749"/>
+        </w:tabs>
+        <w:ind w:left="5749" w:hanging="360"/>
+      </w:pPr>
+    </w:lvl>
+    <w:lvl w:ilvl="7" w:tentative="1">
+      <w:start w:val="1"/>
+      <w:numFmt w:val="decimal"/>
+      <w:lvlText w:val="%8."/>
+      <w:lvlJc w:val="left"/>
+      <w:pPr>
+        <w:tabs>
+          <w:tab w:val="num" w:pos="6469"/>
+        </w:tabs>
+        <w:ind w:left="6469" w:hanging="360"/>
+      </w:pPr>
+    </w:lvl>
+    <w:lvl w:ilvl="8" w:tentative="1">
+      <w:start w:val="1"/>
+      <w:numFmt w:val="decimal"/>
+      <w:lvlText w:val="%9."/>
+      <w:lvlJc w:val="left"/>
+      <w:pPr>
+        <w:tabs>
+          <w:tab w:val="num" w:pos="7189"/>
+        </w:tabs>
+        <w:ind w:left="7189" w:hanging="360"/>
+      </w:pPr>
+    </w:lvl>
+  </w:abstractNum>
+  <w:abstractNum w:abstractNumId="1" w15:restartNumberingAfterBreak="0">
     <w:nsid w:val="31735588"/>
     <w:multiLevelType w:val="multilevel"/>
     <w:tmpl w:val="0419001F"/>
@@ -2889,7 +9850,7 @@
       </w:rPr>
     </w:lvl>
   </w:abstractNum>
-  <w:abstractNum w:abstractNumId="1" w15:restartNumberingAfterBreak="0">
+  <w:abstractNum w:abstractNumId="2" w15:restartNumberingAfterBreak="0">
     <w:nsid w:val="549A6948"/>
     <w:multiLevelType w:val="hybridMultilevel"/>
     <w:tmpl w:val="16004E4C"/>
@@ -2975,11 +9936,130 @@
       </w:pPr>
     </w:lvl>
   </w:abstractNum>
+  <w:abstractNum w:abstractNumId="3" w15:restartNumberingAfterBreak="0">
+    <w:nsid w:val="78883BB6"/>
+    <w:multiLevelType w:val="hybridMultilevel"/>
+    <w:tmpl w:val="07686B68"/>
+    <w:lvl w:ilvl="0" w:tplc="04190001">
+      <w:start w:val="1"/>
+      <w:numFmt w:val="bullet"/>
+      <w:lvlText w:val=""/>
+      <w:lvlJc w:val="left"/>
+      <w:pPr>
+        <w:ind w:left="2133" w:hanging="360"/>
+      </w:pPr>
+      <w:rPr>
+        <w:rFonts w:ascii="Symbol" w:hAnsi="Symbol" w:hint="default"/>
+      </w:rPr>
+    </w:lvl>
+    <w:lvl w:ilvl="1" w:tplc="04190003" w:tentative="1">
+      <w:start w:val="1"/>
+      <w:numFmt w:val="bullet"/>
+      <w:lvlText w:val="o"/>
+      <w:lvlJc w:val="left"/>
+      <w:pPr>
+        <w:ind w:left="2853" w:hanging="360"/>
+      </w:pPr>
+      <w:rPr>
+        <w:rFonts w:ascii="Courier New" w:hAnsi="Courier New" w:cs="Courier New" w:hint="default"/>
+      </w:rPr>
+    </w:lvl>
+    <w:lvl w:ilvl="2" w:tplc="04190005" w:tentative="1">
+      <w:start w:val="1"/>
+      <w:numFmt w:val="bullet"/>
+      <w:lvlText w:val=""/>
+      <w:lvlJc w:val="left"/>
+      <w:pPr>
+        <w:ind w:left="3573" w:hanging="360"/>
+      </w:pPr>
+      <w:rPr>
+        <w:rFonts w:ascii="Wingdings" w:hAnsi="Wingdings" w:hint="default"/>
+      </w:rPr>
+    </w:lvl>
+    <w:lvl w:ilvl="3" w:tplc="04190001" w:tentative="1">
+      <w:start w:val="1"/>
+      <w:numFmt w:val="bullet"/>
+      <w:lvlText w:val=""/>
+      <w:lvlJc w:val="left"/>
+      <w:pPr>
+        <w:ind w:left="4293" w:hanging="360"/>
+      </w:pPr>
+      <w:rPr>
+        <w:rFonts w:ascii="Symbol" w:hAnsi="Symbol" w:hint="default"/>
+      </w:rPr>
+    </w:lvl>
+    <w:lvl w:ilvl="4" w:tplc="04190003" w:tentative="1">
+      <w:start w:val="1"/>
+      <w:numFmt w:val="bullet"/>
+      <w:lvlText w:val="o"/>
+      <w:lvlJc w:val="left"/>
+      <w:pPr>
+        <w:ind w:left="5013" w:hanging="360"/>
+      </w:pPr>
+      <w:rPr>
+        <w:rFonts w:ascii="Courier New" w:hAnsi="Courier New" w:cs="Courier New" w:hint="default"/>
+      </w:rPr>
+    </w:lvl>
+    <w:lvl w:ilvl="5" w:tplc="04190005" w:tentative="1">
+      <w:start w:val="1"/>
+      <w:numFmt w:val="bullet"/>
+      <w:lvlText w:val=""/>
+      <w:lvlJc w:val="left"/>
+      <w:pPr>
+        <w:ind w:left="5733" w:hanging="360"/>
+      </w:pPr>
+      <w:rPr>
+        <w:rFonts w:ascii="Wingdings" w:hAnsi="Wingdings" w:hint="default"/>
+      </w:rPr>
+    </w:lvl>
+    <w:lvl w:ilvl="6" w:tplc="04190001" w:tentative="1">
+      <w:start w:val="1"/>
+      <w:numFmt w:val="bullet"/>
+      <w:lvlText w:val=""/>
+      <w:lvlJc w:val="left"/>
+      <w:pPr>
+        <w:ind w:left="6453" w:hanging="360"/>
+      </w:pPr>
+      <w:rPr>
+        <w:rFonts w:ascii="Symbol" w:hAnsi="Symbol" w:hint="default"/>
+      </w:rPr>
+    </w:lvl>
+    <w:lvl w:ilvl="7" w:tplc="04190003" w:tentative="1">
+      <w:start w:val="1"/>
+      <w:numFmt w:val="bullet"/>
+      <w:lvlText w:val="o"/>
+      <w:lvlJc w:val="left"/>
+      <w:pPr>
+        <w:ind w:left="7173" w:hanging="360"/>
+      </w:pPr>
+      <w:rPr>
+        <w:rFonts w:ascii="Courier New" w:hAnsi="Courier New" w:cs="Courier New" w:hint="default"/>
+      </w:rPr>
+    </w:lvl>
+    <w:lvl w:ilvl="8" w:tplc="04190005" w:tentative="1">
+      <w:start w:val="1"/>
+      <w:numFmt w:val="bullet"/>
+      <w:lvlText w:val=""/>
+      <w:lvlJc w:val="left"/>
+      <w:pPr>
+        <w:ind w:left="7893" w:hanging="360"/>
+      </w:pPr>
+      <w:rPr>
+        <w:rFonts w:ascii="Wingdings" w:hAnsi="Wingdings" w:hint="default"/>
+      </w:rPr>
+    </w:lvl>
+  </w:abstractNum>
   <w:num w:numId="1" w16cid:durableId="720397307">
-    <w:abstractNumId w:val="0"/>
+    <w:abstractNumId w:val="1"/>
   </w:num>
   <w:num w:numId="2" w16cid:durableId="1092779129">
-    <w:abstractNumId w:val="1"/>
+    <w:abstractNumId w:val="2"/>
+  </w:num>
+  <w:num w:numId="3" w16cid:durableId="1453355735">
+    <w:abstractNumId w:val="3"/>
+  </w:num>
+  <w:num w:numId="4" w16cid:durableId="293558536">
+    <w:abstractNumId w:val="0"/>
   </w:num>
 </w:numbering>
 </file>
@@ -3384,7 +10464,7 @@
   <w:style w:type="paragraph" w:default="1" w:styleId="a">
     <w:name w:val="Normal"/>
     <w:qFormat/>
-    <w:rsid w:val="00E61391"/>
+    <w:rsid w:val="00B071AB"/>
   </w:style>
   <w:style w:type="paragraph" w:styleId="1">
     <w:name w:val="heading 1"/>
@@ -3413,7 +10493,6 @@
     <w:next w:val="a"/>
     <w:link w:val="20"/>
     <w:uiPriority w:val="9"/>
-    <w:semiHidden/>
     <w:unhideWhenUsed/>
     <w:qFormat/>
     <w:rsid w:val="000B6ED8"/>
@@ -3588,7 +10667,6 @@
   <w:style w:type="character" w:default="1" w:styleId="a0">
     <w:name w:val="Default Paragraph Font"/>
     <w:uiPriority w:val="1"/>
-    <w:semiHidden/>
     <w:unhideWhenUsed/>
   </w:style>
   <w:style w:type="table" w:default="1" w:styleId="a1">
@@ -3630,7 +10708,6 @@
     <w:basedOn w:val="a0"/>
     <w:link w:val="2"/>
     <w:uiPriority w:val="9"/>
-    <w:semiHidden/>
     <w:rsid w:val="000B6ED8"/>
     <w:rPr>
       <w:rFonts w:asciiTheme="majorHAnsi" w:eastAsiaTheme="majorEastAsia" w:hAnsiTheme="majorHAnsi" w:cstheme="majorBidi"/>

--- a/ОсновнойДокумент.docx
+++ b/ОсновнойДокумент.docx
@@ -5178,15 +5178,7 @@
           <w:sz w:val="28"/>
           <w:szCs w:val="28"/>
         </w:rPr>
-        <w:t xml:space="preserve">. </w:t>
-      </w:r>
-      <w:r>
-        <w:rPr>
-          <w:rFonts w:ascii="Times New Roman" w:hAnsi="Times New Roman" w:cs="Times New Roman"/>
-          <w:sz w:val="28"/>
-          <w:szCs w:val="28"/>
-        </w:rPr>
-        <w:t>Тип данных: логический тип</w:t>
+        <w:t>. Тип данных: логический тип</w:t>
       </w:r>
       <w:r>
         <w:rPr>
@@ -5255,15 +5247,7 @@
           <w:sz w:val="28"/>
           <w:szCs w:val="28"/>
         </w:rPr>
-        <w:t xml:space="preserve">. </w:t>
-      </w:r>
-      <w:r>
-        <w:rPr>
-          <w:rFonts w:ascii="Times New Roman" w:hAnsi="Times New Roman" w:cs="Times New Roman"/>
-          <w:sz w:val="28"/>
-          <w:szCs w:val="28"/>
-        </w:rPr>
-        <w:t>Тип данных: логический тип</w:t>
+        <w:t>. Тип данных: логический тип</w:t>
       </w:r>
       <w:r>
         <w:rPr>
@@ -5382,17 +5366,7 @@
           <w:sz w:val="28"/>
           <w:szCs w:val="28"/>
         </w:rPr>
-        <w:t xml:space="preserve"> </w:t>
-      </w:r>
-      <w:r>
-        <w:rPr>
-          <w:rFonts w:ascii="Times New Roman" w:hAnsi="Times New Roman" w:cs="Times New Roman"/>
-          <w:b/>
-          <w:bCs/>
-          <w:sz w:val="28"/>
-          <w:szCs w:val="28"/>
-        </w:rPr>
-        <w:t>transaction_count_7d</w:t>
+        <w:t xml:space="preserve"> transaction_count_7d</w:t>
       </w:r>
       <w:r>
         <w:rPr>
@@ -5408,39 +5382,15 @@
           <w:sz w:val="28"/>
           <w:szCs w:val="28"/>
         </w:rPr>
-        <w:t>Количество транзакций пользователя за последние 7 дней.</w:t>
-      </w:r>
-      <w:r>
-        <w:rPr>
-          <w:rFonts w:ascii="Times New Roman" w:hAnsi="Times New Roman" w:cs="Times New Roman"/>
-          <w:sz w:val="28"/>
-          <w:szCs w:val="28"/>
-        </w:rPr>
-        <w:t xml:space="preserve"> </w:t>
-      </w:r>
-      <w:r>
-        <w:rPr>
-          <w:rFonts w:ascii="Times New Roman" w:hAnsi="Times New Roman" w:cs="Times New Roman"/>
-          <w:sz w:val="28"/>
-          <w:szCs w:val="28"/>
-        </w:rPr>
-        <w:t xml:space="preserve">Тип данных: </w:t>
-      </w:r>
-      <w:r>
-        <w:rPr>
-          <w:rFonts w:ascii="Times New Roman" w:hAnsi="Times New Roman" w:cs="Times New Roman"/>
-          <w:sz w:val="28"/>
-          <w:szCs w:val="28"/>
-        </w:rPr>
-        <w:t>вещественное</w:t>
-      </w:r>
-      <w:r>
-        <w:rPr>
-          <w:rFonts w:ascii="Times New Roman" w:hAnsi="Times New Roman" w:cs="Times New Roman"/>
-          <w:sz w:val="28"/>
-          <w:szCs w:val="28"/>
-        </w:rPr>
-        <w:t xml:space="preserve"> число</w:t>
+        <w:t xml:space="preserve">Количество транзакций пользователя за последние 7 дней. </w:t>
+      </w:r>
+      <w:r>
+        <w:rPr>
+          <w:rFonts w:ascii="Times New Roman" w:hAnsi="Times New Roman" w:cs="Times New Roman"/>
+          <w:sz w:val="28"/>
+          <w:szCs w:val="28"/>
+        </w:rPr>
+        <w:t>Тип данных: вещественное число</w:t>
       </w:r>
       <w:r>
         <w:rPr>
@@ -5477,17 +5427,7 @@
           <w:sz w:val="28"/>
           <w:szCs w:val="28"/>
         </w:rPr>
-        <w:t xml:space="preserve"> </w:t>
-      </w:r>
-      <w:r>
-        <w:rPr>
-          <w:rFonts w:ascii="Times New Roman" w:hAnsi="Times New Roman" w:cs="Times New Roman"/>
-          <w:b/>
-          <w:bCs/>
-          <w:sz w:val="28"/>
-          <w:szCs w:val="28"/>
-        </w:rPr>
-        <w:t>transaction_count_30d</w:t>
+        <w:t xml:space="preserve"> transaction_count_30d</w:t>
       </w:r>
       <w:r>
         <w:rPr>
@@ -5503,15 +5443,7 @@
           <w:sz w:val="28"/>
           <w:szCs w:val="28"/>
         </w:rPr>
-        <w:t>Количество транзакций пользователя за последние 30 дней.</w:t>
-      </w:r>
-      <w:r>
-        <w:rPr>
-          <w:rFonts w:ascii="Times New Roman" w:hAnsi="Times New Roman" w:cs="Times New Roman"/>
-          <w:sz w:val="28"/>
-          <w:szCs w:val="28"/>
-        </w:rPr>
-        <w:t xml:space="preserve"> </w:t>
+        <w:t xml:space="preserve">Количество транзакций пользователя за последние 30 дней. </w:t>
       </w:r>
       <w:r>
         <w:rPr>
@@ -5609,15 +5541,7 @@
           <w:sz w:val="28"/>
           <w:szCs w:val="28"/>
         </w:rPr>
-        <w:t xml:space="preserve"> </w:t>
-      </w:r>
-      <w:r>
-        <w:rPr>
-          <w:rFonts w:ascii="Times New Roman" w:hAnsi="Times New Roman" w:cs="Times New Roman"/>
-          <w:sz w:val="28"/>
-          <w:szCs w:val="28"/>
-        </w:rPr>
-        <w:t>Тип данных: вещественное число</w:t>
+        <w:t xml:space="preserve"> Тип данных: вещественное число</w:t>
       </w:r>
       <w:r>
         <w:rPr>
@@ -5691,15 +5615,7 @@
           <w:sz w:val="28"/>
           <w:szCs w:val="28"/>
         </w:rPr>
-        <w:t xml:space="preserve"> </w:t>
-      </w:r>
-      <w:r>
-        <w:rPr>
-          <w:rFonts w:ascii="Times New Roman" w:hAnsi="Times New Roman" w:cs="Times New Roman"/>
-          <w:sz w:val="28"/>
-          <w:szCs w:val="28"/>
-        </w:rPr>
-        <w:t>Тип данных: вещественное число</w:t>
+        <w:t xml:space="preserve"> Тип данных: вещественное число</w:t>
       </w:r>
       <w:r>
         <w:rPr>
@@ -5737,17 +5653,7 @@
           <w:sz w:val="28"/>
           <w:szCs w:val="28"/>
         </w:rPr>
-        <w:t xml:space="preserve"> </w:t>
-      </w:r>
-      <w:r>
-        <w:rPr>
-          <w:rFonts w:ascii="Times New Roman" w:hAnsi="Times New Roman" w:cs="Times New Roman"/>
-          <w:b/>
-          <w:bCs/>
-          <w:sz w:val="28"/>
-          <w:szCs w:val="28"/>
-        </w:rPr>
-        <w:t>amount_rolling_mean_7d</w:t>
+        <w:t xml:space="preserve"> amount_rolling_mean_7d</w:t>
       </w:r>
       <w:r>
         <w:rPr>
@@ -5803,15 +5709,7 @@
           <w:sz w:val="28"/>
           <w:szCs w:val="28"/>
         </w:rPr>
-        <w:t xml:space="preserve"> </w:t>
-      </w:r>
-      <w:r>
-        <w:rPr>
-          <w:rFonts w:ascii="Times New Roman" w:hAnsi="Times New Roman" w:cs="Times New Roman"/>
-          <w:sz w:val="28"/>
-          <w:szCs w:val="28"/>
-        </w:rPr>
-        <w:t>Тип данных: вещественное число</w:t>
+        <w:t xml:space="preserve"> Тип данных: вещественное число</w:t>
       </w:r>
       <w:r>
         <w:rPr>
@@ -5849,17 +5747,7 @@
           <w:sz w:val="28"/>
           <w:szCs w:val="28"/>
         </w:rPr>
-        <w:t xml:space="preserve"> </w:t>
-      </w:r>
-      <w:r>
-        <w:rPr>
-          <w:rFonts w:ascii="Times New Roman" w:hAnsi="Times New Roman" w:cs="Times New Roman"/>
-          <w:b/>
-          <w:bCs/>
-          <w:sz w:val="28"/>
-          <w:szCs w:val="28"/>
-        </w:rPr>
-        <w:t>amount_rolling_std_7d</w:t>
+        <w:t xml:space="preserve"> amount_rolling_std_7d</w:t>
       </w:r>
       <w:r>
         <w:rPr>
@@ -5883,15 +5771,7 @@
           <w:sz w:val="28"/>
           <w:szCs w:val="28"/>
         </w:rPr>
-        <w:t>тандартное отклонение суммы транзакций за последние 7 дней.</w:t>
-      </w:r>
-      <w:r>
-        <w:rPr>
-          <w:rFonts w:ascii="Times New Roman" w:hAnsi="Times New Roman" w:cs="Times New Roman"/>
-          <w:sz w:val="28"/>
-          <w:szCs w:val="28"/>
-        </w:rPr>
-        <w:t xml:space="preserve"> </w:t>
+        <w:t xml:space="preserve">тандартное отклонение суммы транзакций за последние 7 дней. </w:t>
       </w:r>
       <w:r>
         <w:rPr>
@@ -5991,15 +5871,7 @@
           <w:sz w:val="28"/>
           <w:szCs w:val="28"/>
         </w:rPr>
-        <w:t xml:space="preserve"> </w:t>
-      </w:r>
-      <w:r>
-        <w:rPr>
-          <w:rFonts w:ascii="Times New Roman" w:hAnsi="Times New Roman" w:cs="Times New Roman"/>
-          <w:sz w:val="28"/>
-          <w:szCs w:val="28"/>
-        </w:rPr>
-        <w:t>Тип данных: логический тип</w:t>
+        <w:t xml:space="preserve"> Тип данных: логический тип</w:t>
       </w:r>
       <w:r>
         <w:rPr>
@@ -6090,15 +5962,7 @@
           <w:sz w:val="28"/>
           <w:szCs w:val="28"/>
         </w:rPr>
-        <w:t xml:space="preserve"> </w:t>
-      </w:r>
-      <w:r>
-        <w:rPr>
-          <w:rFonts w:ascii="Times New Roman" w:hAnsi="Times New Roman" w:cs="Times New Roman"/>
-          <w:sz w:val="28"/>
-          <w:szCs w:val="28"/>
-        </w:rPr>
-        <w:t>Тип данных: логический тип</w:t>
+        <w:t xml:space="preserve"> Тип данных: логический тип</w:t>
       </w:r>
       <w:r>
         <w:rPr>
@@ -6177,31 +6041,15 @@
           <w:sz w:val="28"/>
           <w:szCs w:val="28"/>
         </w:rPr>
-        <w:t xml:space="preserve"> ли категория магазина</w:t>
-      </w:r>
-      <w:r>
-        <w:rPr>
-          <w:rFonts w:ascii="Times New Roman" w:hAnsi="Times New Roman" w:cs="Times New Roman"/>
-          <w:sz w:val="28"/>
-          <w:szCs w:val="28"/>
-        </w:rPr>
-        <w:t>.</w:t>
-      </w:r>
-      <w:r>
-        <w:rPr>
-          <w:rFonts w:ascii="Times New Roman" w:hAnsi="Times New Roman" w:cs="Times New Roman"/>
-          <w:sz w:val="28"/>
-          <w:szCs w:val="28"/>
-        </w:rPr>
-        <w:t xml:space="preserve"> </w:t>
-      </w:r>
-      <w:r>
-        <w:rPr>
-          <w:rFonts w:ascii="Times New Roman" w:hAnsi="Times New Roman" w:cs="Times New Roman"/>
-          <w:sz w:val="28"/>
-          <w:szCs w:val="28"/>
-        </w:rPr>
-        <w:t>Тип данных: логический тип</w:t>
+        <w:t xml:space="preserve"> ли категория магазина.</w:t>
+      </w:r>
+      <w:r>
+        <w:rPr>
+          <w:rFonts w:ascii="Times New Roman" w:hAnsi="Times New Roman" w:cs="Times New Roman"/>
+          <w:sz w:val="28"/>
+          <w:szCs w:val="28"/>
+        </w:rPr>
+        <w:t xml:space="preserve"> Тип данных: логический тип</w:t>
       </w:r>
       <w:r>
         <w:rPr>
@@ -6389,47 +6237,15 @@
           <w:sz w:val="28"/>
           <w:szCs w:val="28"/>
         </w:rPr>
-        <w:t xml:space="preserve">: </w:t>
-      </w:r>
-      <w:r>
-        <w:rPr>
-          <w:rFonts w:ascii="Times New Roman" w:hAnsi="Times New Roman" w:cs="Times New Roman"/>
-          <w:sz w:val="28"/>
-          <w:szCs w:val="28"/>
-        </w:rPr>
-        <w:t>Произведение суммы на флаг иностранной транзакции.</w:t>
-      </w:r>
-      <w:r>
-        <w:rPr>
-          <w:rFonts w:ascii="Times New Roman" w:hAnsi="Times New Roman" w:cs="Times New Roman"/>
-          <w:sz w:val="28"/>
-          <w:szCs w:val="28"/>
-        </w:rPr>
-        <w:t xml:space="preserve"> </w:t>
-      </w:r>
-      <w:r>
-        <w:rPr>
-          <w:rFonts w:ascii="Times New Roman" w:hAnsi="Times New Roman" w:cs="Times New Roman"/>
-          <w:sz w:val="28"/>
-          <w:szCs w:val="28"/>
-        </w:rPr>
-        <w:t xml:space="preserve">Тип данных: </w:t>
-      </w:r>
-      <w:r>
-        <w:rPr>
-          <w:rFonts w:ascii="Times New Roman" w:hAnsi="Times New Roman" w:cs="Times New Roman"/>
-          <w:sz w:val="28"/>
-          <w:szCs w:val="28"/>
-        </w:rPr>
-        <w:t>вещественное</w:t>
-      </w:r>
-      <w:r>
-        <w:rPr>
-          <w:rFonts w:ascii="Times New Roman" w:hAnsi="Times New Roman" w:cs="Times New Roman"/>
-          <w:sz w:val="28"/>
-          <w:szCs w:val="28"/>
-        </w:rPr>
-        <w:t xml:space="preserve"> число</w:t>
+        <w:t xml:space="preserve">: Произведение суммы на флаг иностранной транзакции. </w:t>
+      </w:r>
+      <w:r>
+        <w:rPr>
+          <w:rFonts w:ascii="Times New Roman" w:hAnsi="Times New Roman" w:cs="Times New Roman"/>
+          <w:sz w:val="28"/>
+          <w:szCs w:val="28"/>
+        </w:rPr>
+        <w:t>Тип данных: вещественное число</w:t>
       </w:r>
       <w:r>
         <w:rPr>
@@ -6569,15 +6385,7 @@
           <w:sz w:val="28"/>
           <w:szCs w:val="28"/>
         </w:rPr>
-        <w:t xml:space="preserve">: </w:t>
-      </w:r>
-      <w:r>
-        <w:rPr>
-          <w:rFonts w:ascii="Times New Roman" w:hAnsi="Times New Roman" w:cs="Times New Roman"/>
-          <w:sz w:val="28"/>
-          <w:szCs w:val="28"/>
-        </w:rPr>
-        <w:t>Произведение количества транзакций на флаг иностранной транзакции</w:t>
+        <w:t>: Произведение количества транзакций на флаг иностранной транзакции</w:t>
       </w:r>
       <w:r>
         <w:rPr>
@@ -6621,6 +6429,7 @@
           <w:bCs/>
           <w:sz w:val="28"/>
           <w:szCs w:val="28"/>
+          <w:lang w:val="en-US"/>
         </w:rPr>
         <w:t xml:space="preserve"> </w:t>
       </w:r>
@@ -6723,6 +6532,7 @@
           <w:bCs/>
           <w:sz w:val="28"/>
           <w:szCs w:val="28"/>
+          <w:lang w:val="en-US"/>
         </w:rPr>
         <w:t xml:space="preserve"> </w:t>
       </w:r>
@@ -6825,7 +6635,6 @@
           <w:bCs/>
           <w:sz w:val="28"/>
           <w:szCs w:val="28"/>
-          <w:lang w:val="en-US"/>
         </w:rPr>
         <w:t xml:space="preserve"> </w:t>
       </w:r>
@@ -7022,7 +6831,23 @@
           <w:sz w:val="28"/>
           <w:szCs w:val="28"/>
         </w:rPr>
-        <w:t xml:space="preserve">На рис. 1 представлены графики распределения некоторых значений </w:t>
+        <w:t xml:space="preserve">На рис. </w:t>
+      </w:r>
+      <w:r>
+        <w:rPr>
+          <w:rFonts w:ascii="Times New Roman" w:hAnsi="Times New Roman" w:cs="Times New Roman"/>
+          <w:sz w:val="28"/>
+          <w:szCs w:val="28"/>
+        </w:rPr>
+        <w:t>1.</w:t>
+      </w:r>
+      <w:r>
+        <w:rPr>
+          <w:rFonts w:ascii="Times New Roman" w:hAnsi="Times New Roman" w:cs="Times New Roman"/>
+          <w:sz w:val="28"/>
+          <w:szCs w:val="28"/>
+        </w:rPr>
+        <w:t xml:space="preserve">1 представлены графики распределения некоторых значений </w:t>
       </w:r>
       <w:r>
         <w:rPr>
@@ -7052,7 +6877,7 @@
           <w:szCs w:val="28"/>
         </w:rPr>
         <w:drawing>
-          <wp:inline distT="0" distB="0" distL="0" distR="0" wp14:anchorId="76011C62" wp14:editId="577AA338">
+          <wp:inline distT="0" distB="0" distL="0" distR="0" wp14:anchorId="76011C62" wp14:editId="3C4905D4">
             <wp:extent cx="5479366" cy="1463040"/>
             <wp:effectExtent l="0" t="0" r="7620" b="3810"/>
             <wp:docPr id="70494878" name="Рисунок 1"/>
@@ -7121,7 +6946,27 @@
           <w:szCs w:val="28"/>
         </w:rPr>
         <w:lastRenderedPageBreak/>
-        <w:t xml:space="preserve">Рисунок 1. </w:t>
+        <w:t xml:space="preserve">Рисунок </w:t>
+      </w:r>
+      <w:r>
+        <w:rPr>
+          <w:rFonts w:ascii="Times New Roman" w:hAnsi="Times New Roman" w:cs="Times New Roman"/>
+          <w:b/>
+          <w:bCs/>
+          <w:sz w:val="28"/>
+          <w:szCs w:val="28"/>
+        </w:rPr>
+        <w:t>1.</w:t>
+      </w:r>
+      <w:r>
+        <w:rPr>
+          <w:rFonts w:ascii="Times New Roman" w:hAnsi="Times New Roman" w:cs="Times New Roman"/>
+          <w:b/>
+          <w:bCs/>
+          <w:sz w:val="28"/>
+          <w:szCs w:val="28"/>
+        </w:rPr>
+        <w:t xml:space="preserve">1. </w:t>
       </w:r>
       <w:r>
         <w:rPr>
@@ -7318,7 +7163,23 @@
           <w:szCs w:val="28"/>
         </w:rPr>
         <w:tab/>
-        <w:t>В табл. 1 приведена информация по количество пропущенных значений в каждом признаке набора данных</w:t>
+        <w:t xml:space="preserve">В табл. </w:t>
+      </w:r>
+      <w:r>
+        <w:rPr>
+          <w:rFonts w:ascii="Times New Roman" w:hAnsi="Times New Roman" w:cs="Times New Roman"/>
+          <w:sz w:val="28"/>
+          <w:szCs w:val="28"/>
+        </w:rPr>
+        <w:t>1.</w:t>
+      </w:r>
+      <w:r>
+        <w:rPr>
+          <w:rFonts w:ascii="Times New Roman" w:hAnsi="Times New Roman" w:cs="Times New Roman"/>
+          <w:sz w:val="28"/>
+          <w:szCs w:val="28"/>
+        </w:rPr>
+        <w:t>1 приведена информация по количество пропущенных значений в каждом признаке набора данных</w:t>
       </w:r>
       <w:r>
         <w:rPr>
@@ -7355,7 +7216,27 @@
           <w:sz w:val="28"/>
           <w:szCs w:val="28"/>
         </w:rPr>
-        <w:t xml:space="preserve">Таблица 1. </w:t>
+        <w:t xml:space="preserve">Таблица </w:t>
+      </w:r>
+      <w:r>
+        <w:rPr>
+          <w:rFonts w:ascii="Times New Roman" w:hAnsi="Times New Roman" w:cs="Times New Roman"/>
+          <w:b/>
+          <w:bCs/>
+          <w:sz w:val="28"/>
+          <w:szCs w:val="28"/>
+        </w:rPr>
+        <w:t>1.</w:t>
+      </w:r>
+      <w:r>
+        <w:rPr>
+          <w:rFonts w:ascii="Times New Roman" w:hAnsi="Times New Roman" w:cs="Times New Roman"/>
+          <w:b/>
+          <w:bCs/>
+          <w:sz w:val="28"/>
+          <w:szCs w:val="28"/>
+        </w:rPr>
+        <w:t xml:space="preserve">1. </w:t>
       </w:r>
       <w:r>
         <w:rPr>
@@ -8720,7 +8601,6 @@
           <w:rFonts w:ascii="Times New Roman" w:hAnsi="Times New Roman" w:cs="Times New Roman"/>
           <w:sz w:val="28"/>
           <w:szCs w:val="28"/>
-          <w:lang w:val="en-US"/>
         </w:rPr>
       </w:pPr>
       <w:r>
@@ -8737,63 +8617,7 @@
           <w:sz w:val="28"/>
           <w:szCs w:val="28"/>
         </w:rPr>
-        <w:t xml:space="preserve">Можно </w:t>
-      </w:r>
-      <w:r>
-        <w:rPr>
-          <w:rFonts w:ascii="Times New Roman" w:hAnsi="Times New Roman" w:cs="Times New Roman"/>
-          <w:sz w:val="28"/>
-          <w:szCs w:val="28"/>
-        </w:rPr>
-        <w:t>у</w:t>
-      </w:r>
-      <w:r>
-        <w:rPr>
-          <w:rFonts w:ascii="Times New Roman" w:hAnsi="Times New Roman" w:cs="Times New Roman"/>
-          <w:sz w:val="28"/>
-          <w:szCs w:val="28"/>
-        </w:rPr>
-        <w:t xml:space="preserve">видеть, что признаки набора не содержат </w:t>
-      </w:r>
-      <w:r>
-        <w:rPr>
-          <w:rFonts w:ascii="Times New Roman" w:hAnsi="Times New Roman" w:cs="Times New Roman"/>
-          <w:sz w:val="28"/>
-          <w:szCs w:val="28"/>
-        </w:rPr>
-        <w:t>пропусков.</w:t>
-      </w:r>
-      <w:r>
-        <w:rPr>
-          <w:rFonts w:ascii="Times New Roman" w:hAnsi="Times New Roman" w:cs="Times New Roman"/>
-          <w:sz w:val="28"/>
-          <w:szCs w:val="28"/>
-        </w:rPr>
-        <w:t xml:space="preserve"> Отсутствие пропу</w:t>
-      </w:r>
-      <w:r>
-        <w:rPr>
-          <w:rFonts w:ascii="Times New Roman" w:hAnsi="Times New Roman" w:cs="Times New Roman"/>
-          <w:sz w:val="28"/>
-          <w:szCs w:val="28"/>
-        </w:rPr>
-        <w:t>щенных значений</w:t>
-      </w:r>
-      <w:r>
-        <w:rPr>
-          <w:rFonts w:ascii="Times New Roman" w:hAnsi="Times New Roman" w:cs="Times New Roman"/>
-          <w:sz w:val="28"/>
-          <w:szCs w:val="28"/>
-        </w:rPr>
-        <w:t xml:space="preserve"> позволяет использовать все записи для </w:t>
-      </w:r>
-      <w:r>
-        <w:rPr>
-          <w:rFonts w:ascii="Times New Roman" w:hAnsi="Times New Roman" w:cs="Times New Roman"/>
-          <w:sz w:val="28"/>
-          <w:szCs w:val="28"/>
-        </w:rPr>
-        <w:t>анализа и построения модели.</w:t>
+        <w:t>Можно увидеть, что признаки набора не содержат пропусков. Отсутствие пропущенных значений позволяет использовать все записи для анализа и построения модели.</w:t>
       </w:r>
     </w:p>
     <w:p>
@@ -8840,7 +8664,23 @@
           <w:sz w:val="28"/>
           <w:szCs w:val="28"/>
         </w:rPr>
-        <w:t>На рис. 2 представлена тепловая карта мошеннических транзакций по дням недели и времени суток</w:t>
+        <w:t xml:space="preserve">На рис. </w:t>
+      </w:r>
+      <w:r>
+        <w:rPr>
+          <w:rFonts w:ascii="Times New Roman" w:hAnsi="Times New Roman" w:cs="Times New Roman"/>
+          <w:sz w:val="28"/>
+          <w:szCs w:val="28"/>
+        </w:rPr>
+        <w:t>1.</w:t>
+      </w:r>
+      <w:r>
+        <w:rPr>
+          <w:rFonts w:ascii="Times New Roman" w:hAnsi="Times New Roman" w:cs="Times New Roman"/>
+          <w:sz w:val="28"/>
+          <w:szCs w:val="28"/>
+        </w:rPr>
+        <w:t>2 представлена тепловая карта мошеннических транзакций по дням недели и времени суток</w:t>
       </w:r>
       <w:r>
         <w:rPr>
@@ -8936,7 +8776,27 @@
           <w:sz w:val="28"/>
           <w:szCs w:val="28"/>
         </w:rPr>
-        <w:t>Рисунок 2.</w:t>
+        <w:t xml:space="preserve">Рисунок </w:t>
+      </w:r>
+      <w:r>
+        <w:rPr>
+          <w:rFonts w:ascii="Times New Roman" w:hAnsi="Times New Roman" w:cs="Times New Roman"/>
+          <w:b/>
+          <w:bCs/>
+          <w:sz w:val="28"/>
+          <w:szCs w:val="28"/>
+        </w:rPr>
+        <w:t>1.</w:t>
+      </w:r>
+      <w:r>
+        <w:rPr>
+          <w:rFonts w:ascii="Times New Roman" w:hAnsi="Times New Roman" w:cs="Times New Roman"/>
+          <w:b/>
+          <w:bCs/>
+          <w:sz w:val="28"/>
+          <w:szCs w:val="28"/>
+        </w:rPr>
+        <w:t>2.</w:t>
       </w:r>
       <w:r>
         <w:rPr>
@@ -9002,7 +8862,23 @@
           <w:szCs w:val="28"/>
         </w:rPr>
         <w:tab/>
-        <w:t>На рис. 3 представлена большая корреляционная тепловая карта по всем признакам из датасета.</w:t>
+        <w:t xml:space="preserve">На рис. </w:t>
+      </w:r>
+      <w:r>
+        <w:rPr>
+          <w:rFonts w:ascii="Times New Roman" w:hAnsi="Times New Roman" w:cs="Times New Roman"/>
+          <w:sz w:val="28"/>
+          <w:szCs w:val="28"/>
+        </w:rPr>
+        <w:t>1.</w:t>
+      </w:r>
+      <w:r>
+        <w:rPr>
+          <w:rFonts w:ascii="Times New Roman" w:hAnsi="Times New Roman" w:cs="Times New Roman"/>
+          <w:sz w:val="28"/>
+          <w:szCs w:val="28"/>
+        </w:rPr>
+        <w:t>3 представлена большая корреляционная тепловая карта по всем признакам из датасета.</w:t>
       </w:r>
     </w:p>
     <w:p>
@@ -9091,7 +8967,27 @@
           <w:sz w:val="28"/>
           <w:szCs w:val="28"/>
         </w:rPr>
-        <w:t xml:space="preserve">Рисунок 3. </w:t>
+        <w:t xml:space="preserve">Рисунок </w:t>
+      </w:r>
+      <w:r>
+        <w:rPr>
+          <w:rFonts w:ascii="Times New Roman" w:hAnsi="Times New Roman" w:cs="Times New Roman"/>
+          <w:b/>
+          <w:bCs/>
+          <w:sz w:val="28"/>
+          <w:szCs w:val="28"/>
+        </w:rPr>
+        <w:t>1.</w:t>
+      </w:r>
+      <w:r>
+        <w:rPr>
+          <w:rFonts w:ascii="Times New Roman" w:hAnsi="Times New Roman" w:cs="Times New Roman"/>
+          <w:b/>
+          <w:bCs/>
+          <w:sz w:val="28"/>
+          <w:szCs w:val="28"/>
+        </w:rPr>
+        <w:t xml:space="preserve">3. </w:t>
       </w:r>
       <w:r>
         <w:rPr>
@@ -9136,7 +9032,23 @@
           <w:szCs w:val="28"/>
         </w:rPr>
         <w:tab/>
-        <w:t>На рис. 4 представлены свечи, по которым можно сравнить суммы транзакций мошеннических и обычных.</w:t>
+        <w:t xml:space="preserve">На рис. </w:t>
+      </w:r>
+      <w:r>
+        <w:rPr>
+          <w:rFonts w:ascii="Times New Roman" w:hAnsi="Times New Roman" w:cs="Times New Roman"/>
+          <w:sz w:val="28"/>
+          <w:szCs w:val="28"/>
+        </w:rPr>
+        <w:t>1.</w:t>
+      </w:r>
+      <w:r>
+        <w:rPr>
+          <w:rFonts w:ascii="Times New Roman" w:hAnsi="Times New Roman" w:cs="Times New Roman"/>
+          <w:sz w:val="28"/>
+          <w:szCs w:val="28"/>
+        </w:rPr>
+        <w:t>4 представлены свечи, по которым можно сравнить суммы транзакций мошеннических и обычных.</w:t>
       </w:r>
     </w:p>
     <w:p>
@@ -9157,7 +9069,7 @@
           <w:szCs w:val="28"/>
         </w:rPr>
         <w:drawing>
-          <wp:inline distT="0" distB="0" distL="0" distR="0" wp14:anchorId="02A93143" wp14:editId="43E00BDC">
+          <wp:inline distT="0" distB="0" distL="0" distR="0" wp14:anchorId="02A93143" wp14:editId="4416DDD5">
             <wp:extent cx="3893820" cy="1949409"/>
             <wp:effectExtent l="0" t="0" r="0" b="0"/>
             <wp:docPr id="1730683625" name="Рисунок 5"/>
@@ -9224,7 +9136,27 @@
           <w:sz w:val="28"/>
           <w:szCs w:val="28"/>
         </w:rPr>
-        <w:t xml:space="preserve">Рисунок 4. </w:t>
+        <w:t xml:space="preserve">Рисунок </w:t>
+      </w:r>
+      <w:r>
+        <w:rPr>
+          <w:rFonts w:ascii="Times New Roman" w:hAnsi="Times New Roman" w:cs="Times New Roman"/>
+          <w:b/>
+          <w:bCs/>
+          <w:sz w:val="28"/>
+          <w:szCs w:val="28"/>
+        </w:rPr>
+        <w:t>1.</w:t>
+      </w:r>
+      <w:r>
+        <w:rPr>
+          <w:rFonts w:ascii="Times New Roman" w:hAnsi="Times New Roman" w:cs="Times New Roman"/>
+          <w:b/>
+          <w:bCs/>
+          <w:sz w:val="28"/>
+          <w:szCs w:val="28"/>
+        </w:rPr>
+        <w:t xml:space="preserve">4. </w:t>
       </w:r>
       <w:r>
         <w:rPr>
@@ -9435,6 +9367,7 @@
           <w:rFonts w:ascii="Times New Roman" w:hAnsi="Times New Roman" w:cs="Times New Roman"/>
           <w:sz w:val="28"/>
           <w:szCs w:val="28"/>
+          <w:lang w:val="en-US"/>
         </w:rPr>
       </w:pPr>
       <w:r>
@@ -9515,8 +9448,1754 @@
         <w:t xml:space="preserve">, чтобы не распространять чувствительные данные пользователей. Рекомендуется дополнить набор данных мошенническими транзакциями. </w:t>
       </w:r>
     </w:p>
+    <w:p>
+      <w:pPr>
+        <w:spacing w:line="360" w:lineRule="auto"/>
+        <w:rPr>
+          <w:rFonts w:ascii="Times New Roman" w:hAnsi="Times New Roman" w:cs="Times New Roman"/>
+          <w:sz w:val="28"/>
+          <w:szCs w:val="28"/>
+          <w:lang w:val="en-US"/>
+        </w:rPr>
+      </w:pPr>
+    </w:p>
+    <w:p>
+      <w:pPr>
+        <w:spacing w:line="360" w:lineRule="auto"/>
+        <w:rPr>
+          <w:rFonts w:ascii="Times New Roman" w:hAnsi="Times New Roman" w:cs="Times New Roman"/>
+          <w:sz w:val="28"/>
+          <w:szCs w:val="28"/>
+          <w:lang w:val="en-US"/>
+        </w:rPr>
+      </w:pPr>
+    </w:p>
+    <w:p>
+      <w:pPr>
+        <w:spacing w:line="360" w:lineRule="auto"/>
+        <w:rPr>
+          <w:rFonts w:ascii="Times New Roman" w:hAnsi="Times New Roman" w:cs="Times New Roman"/>
+          <w:sz w:val="28"/>
+          <w:szCs w:val="28"/>
+          <w:lang w:val="en-US"/>
+        </w:rPr>
+      </w:pPr>
+    </w:p>
+    <w:p>
+      <w:pPr>
+        <w:spacing w:line="360" w:lineRule="auto"/>
+        <w:rPr>
+          <w:rFonts w:ascii="Times New Roman" w:hAnsi="Times New Roman" w:cs="Times New Roman"/>
+          <w:sz w:val="28"/>
+          <w:szCs w:val="28"/>
+          <w:lang w:val="en-US"/>
+        </w:rPr>
+      </w:pPr>
+    </w:p>
+    <w:p>
+      <w:pPr>
+        <w:spacing w:line="360" w:lineRule="auto"/>
+        <w:rPr>
+          <w:rFonts w:ascii="Times New Roman" w:hAnsi="Times New Roman" w:cs="Times New Roman"/>
+          <w:sz w:val="28"/>
+          <w:szCs w:val="28"/>
+          <w:lang w:val="en-US"/>
+        </w:rPr>
+      </w:pPr>
+    </w:p>
+    <w:p>
+      <w:pPr>
+        <w:spacing w:line="360" w:lineRule="auto"/>
+        <w:rPr>
+          <w:rFonts w:ascii="Times New Roman" w:hAnsi="Times New Roman" w:cs="Times New Roman"/>
+          <w:sz w:val="28"/>
+          <w:szCs w:val="28"/>
+          <w:lang w:val="en-US"/>
+        </w:rPr>
+      </w:pPr>
+    </w:p>
+    <w:p>
+      <w:pPr>
+        <w:spacing w:line="360" w:lineRule="auto"/>
+        <w:rPr>
+          <w:rFonts w:ascii="Times New Roman" w:hAnsi="Times New Roman" w:cs="Times New Roman"/>
+          <w:sz w:val="28"/>
+          <w:szCs w:val="28"/>
+          <w:lang w:val="en-US"/>
+        </w:rPr>
+      </w:pPr>
+    </w:p>
+    <w:p>
+      <w:pPr>
+        <w:pStyle w:val="1"/>
+        <w:jc w:val="both"/>
+        <w:rPr>
+          <w:rFonts w:ascii="Times New Roman" w:hAnsi="Times New Roman" w:cs="Times New Roman"/>
+          <w:b/>
+          <w:bCs/>
+          <w:color w:val="auto"/>
+          <w:sz w:val="28"/>
+          <w:szCs w:val="28"/>
+        </w:rPr>
+      </w:pPr>
+      <w:r>
+        <w:rPr>
+          <w:rFonts w:ascii="Times New Roman" w:hAnsi="Times New Roman" w:cs="Times New Roman"/>
+          <w:b/>
+          <w:bCs/>
+          <w:color w:val="auto"/>
+          <w:sz w:val="28"/>
+          <w:szCs w:val="28"/>
+        </w:rPr>
+        <w:lastRenderedPageBreak/>
+        <w:t>2. ПЕРВИЧНЫЙ АНАЛИЗ НАБОРА ДАННЫХ С ВРЕМЕННЫМИ РЯДАМИ</w:t>
+      </w:r>
+    </w:p>
+    <w:p>
+      <w:pPr>
+        <w:pStyle w:val="2"/>
+        <w:jc w:val="both"/>
+        <w:rPr>
+          <w:rFonts w:ascii="Times New Roman" w:hAnsi="Times New Roman" w:cs="Times New Roman"/>
+          <w:b/>
+          <w:bCs/>
+          <w:color w:val="auto"/>
+          <w:sz w:val="28"/>
+          <w:szCs w:val="28"/>
+          <w:lang w:val="en-US"/>
+        </w:rPr>
+      </w:pPr>
+      <w:r>
+        <w:rPr>
+          <w:rFonts w:ascii="Times New Roman" w:hAnsi="Times New Roman" w:cs="Times New Roman"/>
+          <w:b/>
+          <w:bCs/>
+          <w:color w:val="auto"/>
+          <w:sz w:val="28"/>
+          <w:szCs w:val="28"/>
+        </w:rPr>
+        <w:t>2.1. Постановка задачи</w:t>
+      </w:r>
+    </w:p>
+    <w:p>
+      <w:pPr>
+        <w:jc w:val="both"/>
+        <w:rPr>
+          <w:rFonts w:ascii="Times New Roman" w:hAnsi="Times New Roman" w:cs="Times New Roman"/>
+          <w:sz w:val="28"/>
+          <w:szCs w:val="28"/>
+        </w:rPr>
+      </w:pPr>
+      <w:r>
+        <w:rPr>
+          <w:rFonts w:ascii="Times New Roman" w:hAnsi="Times New Roman" w:cs="Times New Roman"/>
+          <w:sz w:val="28"/>
+          <w:szCs w:val="28"/>
+          <w:lang w:val="en-US"/>
+        </w:rPr>
+        <w:tab/>
+      </w:r>
+      <w:r>
+        <w:rPr>
+          <w:rFonts w:ascii="Times New Roman" w:hAnsi="Times New Roman" w:cs="Times New Roman"/>
+          <w:sz w:val="28"/>
+          <w:szCs w:val="28"/>
+        </w:rPr>
+        <w:t>Предметная область датасета: промышленность. Набор данных относится к прогнозированию. Искусственный интеллект должен научиться определять, когда подшипник может выйти из строя, исходя из</w:t>
+      </w:r>
+      <w:r>
+        <w:rPr>
+          <w:rFonts w:ascii="Times New Roman" w:hAnsi="Times New Roman" w:cs="Times New Roman"/>
+          <w:sz w:val="28"/>
+          <w:szCs w:val="28"/>
+        </w:rPr>
+        <w:t xml:space="preserve"> его</w:t>
+      </w:r>
+      <w:r>
+        <w:rPr>
+          <w:rFonts w:ascii="Times New Roman" w:hAnsi="Times New Roman" w:cs="Times New Roman"/>
+          <w:sz w:val="28"/>
+          <w:szCs w:val="28"/>
+        </w:rPr>
+        <w:t xml:space="preserve"> вибраций </w:t>
+      </w:r>
+      <w:r>
+        <w:rPr>
+          <w:rFonts w:ascii="Times New Roman" w:hAnsi="Times New Roman" w:cs="Times New Roman"/>
+          <w:sz w:val="28"/>
+          <w:szCs w:val="28"/>
+        </w:rPr>
+        <w:t xml:space="preserve">и </w:t>
+      </w:r>
+      <w:r>
+        <w:rPr>
+          <w:rFonts w:ascii="Times New Roman" w:hAnsi="Times New Roman" w:cs="Times New Roman"/>
+          <w:sz w:val="28"/>
+          <w:szCs w:val="28"/>
+        </w:rPr>
+        <w:t>температуры. Решение данной задачи может быть интересно заводам с</w:t>
+      </w:r>
+      <w:r>
+        <w:rPr>
+          <w:rFonts w:ascii="Times New Roman" w:hAnsi="Times New Roman" w:cs="Times New Roman"/>
+          <w:sz w:val="28"/>
+          <w:szCs w:val="28"/>
+        </w:rPr>
+        <w:t xml:space="preserve"> промышленным оборудованием</w:t>
+      </w:r>
+      <w:r>
+        <w:rPr>
+          <w:rFonts w:ascii="Times New Roman" w:hAnsi="Times New Roman" w:cs="Times New Roman"/>
+          <w:sz w:val="28"/>
+          <w:szCs w:val="28"/>
+        </w:rPr>
+        <w:t>. Если не уследить за деталями, которые могут быстро износиться, то производство может замедлиться или остановиться на неопределенное количество времени</w:t>
+      </w:r>
+      <w:r>
+        <w:rPr>
+          <w:rFonts w:ascii="Times New Roman" w:hAnsi="Times New Roman" w:cs="Times New Roman"/>
+          <w:sz w:val="28"/>
+          <w:szCs w:val="28"/>
+        </w:rPr>
+        <w:t>, что повлечет убытки</w:t>
+      </w:r>
+      <w:r>
+        <w:rPr>
+          <w:rFonts w:ascii="Times New Roman" w:hAnsi="Times New Roman" w:cs="Times New Roman"/>
+          <w:sz w:val="28"/>
+          <w:szCs w:val="28"/>
+        </w:rPr>
+        <w:t>.</w:t>
+      </w:r>
+    </w:p>
+    <w:p>
+      <w:pPr>
+        <w:pStyle w:val="2"/>
+        <w:jc w:val="both"/>
+        <w:rPr>
+          <w:rFonts w:ascii="Times New Roman" w:hAnsi="Times New Roman" w:cs="Times New Roman"/>
+          <w:b/>
+          <w:bCs/>
+          <w:color w:val="auto"/>
+          <w:sz w:val="28"/>
+          <w:szCs w:val="28"/>
+        </w:rPr>
+      </w:pPr>
+      <w:r>
+        <w:rPr>
+          <w:rFonts w:ascii="Times New Roman" w:hAnsi="Times New Roman" w:cs="Times New Roman"/>
+          <w:b/>
+          <w:bCs/>
+          <w:color w:val="auto"/>
+          <w:sz w:val="28"/>
+          <w:szCs w:val="28"/>
+        </w:rPr>
+        <w:t>2.2. Описание выбранного набора данных</w:t>
+      </w:r>
+    </w:p>
+    <w:p>
+      <w:pPr>
+        <w:jc w:val="both"/>
+        <w:rPr>
+          <w:rFonts w:ascii="Times New Roman" w:hAnsi="Times New Roman" w:cs="Times New Roman"/>
+          <w:b/>
+          <w:bCs/>
+          <w:sz w:val="28"/>
+          <w:szCs w:val="28"/>
+        </w:rPr>
+      </w:pPr>
+      <w:r>
+        <w:rPr>
+          <w:b/>
+          <w:bCs/>
+        </w:rPr>
+        <w:tab/>
+      </w:r>
+      <w:r>
+        <w:rPr>
+          <w:rFonts w:ascii="Times New Roman" w:hAnsi="Times New Roman" w:cs="Times New Roman"/>
+          <w:sz w:val="28"/>
+          <w:szCs w:val="28"/>
+        </w:rPr>
+        <w:t>Набор данных</w:t>
+      </w:r>
+      <w:r>
+        <w:rPr>
+          <w:rFonts w:ascii="Times New Roman" w:hAnsi="Times New Roman" w:cs="Times New Roman"/>
+          <w:sz w:val="28"/>
+          <w:szCs w:val="28"/>
+        </w:rPr>
+        <w:t xml:space="preserve"> «</w:t>
+      </w:r>
+      <w:proofErr w:type="spellStart"/>
+      <w:r>
+        <w:rPr>
+          <w:rFonts w:ascii="Times New Roman" w:hAnsi="Times New Roman" w:cs="Times New Roman"/>
+          <w:sz w:val="28"/>
+          <w:szCs w:val="28"/>
+        </w:rPr>
+        <w:t>Ball</w:t>
+      </w:r>
+      <w:proofErr w:type="spellEnd"/>
+      <w:r>
+        <w:rPr>
+          <w:rFonts w:ascii="Times New Roman" w:hAnsi="Times New Roman" w:cs="Times New Roman"/>
+          <w:sz w:val="28"/>
+          <w:szCs w:val="28"/>
+        </w:rPr>
+        <w:t xml:space="preserve"> </w:t>
+      </w:r>
+      <w:proofErr w:type="spellStart"/>
+      <w:r>
+        <w:rPr>
+          <w:rFonts w:ascii="Times New Roman" w:hAnsi="Times New Roman" w:cs="Times New Roman"/>
+          <w:sz w:val="28"/>
+          <w:szCs w:val="28"/>
+        </w:rPr>
+        <w:t>Bearing</w:t>
+      </w:r>
+      <w:proofErr w:type="spellEnd"/>
+      <w:r>
+        <w:rPr>
+          <w:rFonts w:ascii="Times New Roman" w:hAnsi="Times New Roman" w:cs="Times New Roman"/>
+          <w:sz w:val="28"/>
+          <w:szCs w:val="28"/>
+        </w:rPr>
+        <w:t xml:space="preserve"> </w:t>
+      </w:r>
+      <w:proofErr w:type="spellStart"/>
+      <w:r>
+        <w:rPr>
+          <w:rFonts w:ascii="Times New Roman" w:hAnsi="Times New Roman" w:cs="Times New Roman"/>
+          <w:sz w:val="28"/>
+          <w:szCs w:val="28"/>
+        </w:rPr>
+        <w:t>Vibration</w:t>
+      </w:r>
+      <w:proofErr w:type="spellEnd"/>
+      <w:r>
+        <w:rPr>
+          <w:rFonts w:ascii="Times New Roman" w:hAnsi="Times New Roman" w:cs="Times New Roman"/>
+          <w:sz w:val="28"/>
+          <w:szCs w:val="28"/>
+        </w:rPr>
+        <w:t xml:space="preserve">, </w:t>
+      </w:r>
+      <w:proofErr w:type="spellStart"/>
+      <w:r>
+        <w:rPr>
+          <w:rFonts w:ascii="Times New Roman" w:hAnsi="Times New Roman" w:cs="Times New Roman"/>
+          <w:sz w:val="28"/>
+          <w:szCs w:val="28"/>
+        </w:rPr>
+        <w:t>and</w:t>
+      </w:r>
+      <w:proofErr w:type="spellEnd"/>
+      <w:r>
+        <w:rPr>
+          <w:rFonts w:ascii="Times New Roman" w:hAnsi="Times New Roman" w:cs="Times New Roman"/>
+          <w:sz w:val="28"/>
+          <w:szCs w:val="28"/>
+        </w:rPr>
+        <w:t xml:space="preserve"> </w:t>
+      </w:r>
+      <w:proofErr w:type="spellStart"/>
+      <w:r>
+        <w:rPr>
+          <w:rFonts w:ascii="Times New Roman" w:hAnsi="Times New Roman" w:cs="Times New Roman"/>
+          <w:sz w:val="28"/>
+          <w:szCs w:val="28"/>
+        </w:rPr>
+        <w:t>Temperature</w:t>
+      </w:r>
+      <w:proofErr w:type="spellEnd"/>
+      <w:r>
+        <w:rPr>
+          <w:rFonts w:ascii="Times New Roman" w:hAnsi="Times New Roman" w:cs="Times New Roman"/>
+          <w:sz w:val="28"/>
+          <w:szCs w:val="28"/>
+        </w:rPr>
+        <w:t xml:space="preserve"> </w:t>
+      </w:r>
+      <w:proofErr w:type="spellStart"/>
+      <w:r>
+        <w:rPr>
+          <w:rFonts w:ascii="Times New Roman" w:hAnsi="Times New Roman" w:cs="Times New Roman"/>
+          <w:sz w:val="28"/>
+          <w:szCs w:val="28"/>
+        </w:rPr>
+        <w:t>Run-to-Failure</w:t>
+      </w:r>
+      <w:proofErr w:type="spellEnd"/>
+      <w:r>
+        <w:rPr>
+          <w:rFonts w:ascii="Times New Roman" w:hAnsi="Times New Roman" w:cs="Times New Roman"/>
+          <w:sz w:val="28"/>
+          <w:szCs w:val="28"/>
+        </w:rPr>
+        <w:t xml:space="preserve"> </w:t>
+      </w:r>
+      <w:proofErr w:type="spellStart"/>
+      <w:r>
+        <w:rPr>
+          <w:rFonts w:ascii="Times New Roman" w:hAnsi="Times New Roman" w:cs="Times New Roman"/>
+          <w:sz w:val="28"/>
+          <w:szCs w:val="28"/>
+        </w:rPr>
+        <w:t>Dataset</w:t>
+      </w:r>
+      <w:proofErr w:type="spellEnd"/>
+      <w:r>
+        <w:rPr>
+          <w:rFonts w:ascii="Times New Roman" w:hAnsi="Times New Roman" w:cs="Times New Roman"/>
+          <w:sz w:val="28"/>
+          <w:szCs w:val="28"/>
+        </w:rPr>
+        <w:t xml:space="preserve">» </w:t>
+      </w:r>
+      <w:hyperlink r:id="rId19" w:history="1">
+        <w:r>
+          <w:rPr>
+            <w:rStyle w:val="ae"/>
+            <w:rFonts w:ascii="Times New Roman" w:hAnsi="Times New Roman" w:cs="Times New Roman"/>
+            <w:sz w:val="28"/>
+            <w:szCs w:val="28"/>
+          </w:rPr>
+          <w:t>[3]</w:t>
+        </w:r>
+      </w:hyperlink>
+      <w:r>
+        <w:rPr>
+          <w:rFonts w:ascii="Times New Roman" w:hAnsi="Times New Roman" w:cs="Times New Roman"/>
+          <w:sz w:val="28"/>
+          <w:szCs w:val="28"/>
+        </w:rPr>
+        <w:t xml:space="preserve"> представляет собой</w:t>
+      </w:r>
+      <w:r>
+        <w:rPr>
+          <w:rFonts w:ascii="Times New Roman" w:hAnsi="Times New Roman" w:cs="Times New Roman"/>
+          <w:sz w:val="28"/>
+          <w:szCs w:val="28"/>
+        </w:rPr>
+        <w:t xml:space="preserve"> </w:t>
+      </w:r>
+      <w:r>
+        <w:rPr>
+          <w:rFonts w:ascii="Times New Roman" w:hAnsi="Times New Roman" w:cs="Times New Roman"/>
+          <w:sz w:val="28"/>
+          <w:szCs w:val="28"/>
+        </w:rPr>
+        <w:t xml:space="preserve">129 </w:t>
+      </w:r>
+      <w:r>
+        <w:rPr>
+          <w:rFonts w:ascii="Times New Roman" w:hAnsi="Times New Roman" w:cs="Times New Roman"/>
+          <w:sz w:val="28"/>
+          <w:szCs w:val="28"/>
+        </w:rPr>
+        <w:t xml:space="preserve">файлов формата </w:t>
+      </w:r>
+      <w:r>
+        <w:rPr>
+          <w:rFonts w:ascii="Times New Roman" w:hAnsi="Times New Roman" w:cs="Times New Roman"/>
+          <w:sz w:val="28"/>
+          <w:szCs w:val="28"/>
+        </w:rPr>
+        <w:t>.</w:t>
+      </w:r>
+      <w:r>
+        <w:rPr>
+          <w:rFonts w:ascii="Times New Roman" w:hAnsi="Times New Roman" w:cs="Times New Roman"/>
+          <w:sz w:val="28"/>
+          <w:szCs w:val="28"/>
+          <w:lang w:val="en-US"/>
+        </w:rPr>
+        <w:t>csv</w:t>
+      </w:r>
+      <w:r>
+        <w:rPr>
+          <w:rFonts w:ascii="Times New Roman" w:hAnsi="Times New Roman" w:cs="Times New Roman"/>
+          <w:sz w:val="28"/>
+          <w:szCs w:val="28"/>
+        </w:rPr>
+        <w:t>, каждый из которых показывает работу подшипника за один час</w:t>
+      </w:r>
+      <w:r>
+        <w:rPr>
+          <w:rFonts w:ascii="Times New Roman" w:hAnsi="Times New Roman" w:cs="Times New Roman"/>
+          <w:sz w:val="28"/>
+          <w:szCs w:val="28"/>
+        </w:rPr>
+        <w:t xml:space="preserve"> (период эксплуатации </w:t>
+      </w:r>
+      <w:r>
+        <w:rPr>
+          <w:rFonts w:ascii="Times New Roman" w:hAnsi="Times New Roman" w:cs="Times New Roman"/>
+          <w:sz w:val="28"/>
+          <w:szCs w:val="28"/>
+        </w:rPr>
+        <w:t xml:space="preserve">подшипника – </w:t>
+      </w:r>
+      <w:r>
+        <w:rPr>
+          <w:rFonts w:ascii="Times New Roman" w:hAnsi="Times New Roman" w:cs="Times New Roman"/>
+          <w:sz w:val="28"/>
+          <w:szCs w:val="28"/>
+        </w:rPr>
+        <w:t>128 часов)</w:t>
+      </w:r>
+      <w:r>
+        <w:rPr>
+          <w:rFonts w:ascii="Times New Roman" w:hAnsi="Times New Roman" w:cs="Times New Roman"/>
+          <w:sz w:val="28"/>
+          <w:szCs w:val="28"/>
+        </w:rPr>
+        <w:t xml:space="preserve">. Файлы состоят из 4 столбцов: </w:t>
+      </w:r>
+    </w:p>
+    <w:p>
+      <w:pPr>
+        <w:pStyle w:val="a7"/>
+        <w:numPr>
+          <w:ilvl w:val="0"/>
+          <w:numId w:val="5"/>
+        </w:numPr>
+        <w:jc w:val="both"/>
+        <w:rPr>
+          <w:rFonts w:ascii="Times New Roman" w:hAnsi="Times New Roman" w:cs="Times New Roman"/>
+          <w:sz w:val="28"/>
+          <w:szCs w:val="28"/>
+        </w:rPr>
+      </w:pPr>
+      <w:r>
+        <w:rPr>
+          <w:rFonts w:ascii="Times New Roman" w:hAnsi="Times New Roman" w:cs="Times New Roman"/>
+          <w:b/>
+          <w:bCs/>
+          <w:sz w:val="28"/>
+          <w:szCs w:val="28"/>
+        </w:rPr>
+        <w:t xml:space="preserve">Вибрация по оси </w:t>
+      </w:r>
+      <w:r>
+        <w:rPr>
+          <w:rFonts w:ascii="Times New Roman" w:hAnsi="Times New Roman" w:cs="Times New Roman"/>
+          <w:b/>
+          <w:bCs/>
+          <w:sz w:val="28"/>
+          <w:szCs w:val="28"/>
+          <w:lang w:val="en-US"/>
+        </w:rPr>
+        <w:t>OX</w:t>
+      </w:r>
+      <w:r>
+        <w:rPr>
+          <w:rFonts w:ascii="Times New Roman" w:hAnsi="Times New Roman" w:cs="Times New Roman"/>
+          <w:sz w:val="28"/>
+          <w:szCs w:val="28"/>
+        </w:rPr>
+        <w:t>. Тип данных: вещественное число</w:t>
+      </w:r>
+      <w:r>
+        <w:rPr>
+          <w:rFonts w:ascii="Times New Roman" w:hAnsi="Times New Roman" w:cs="Times New Roman"/>
+          <w:sz w:val="28"/>
+          <w:szCs w:val="28"/>
+          <w:lang w:val="en-US"/>
+        </w:rPr>
+        <w:t>;</w:t>
+      </w:r>
+    </w:p>
+    <w:p>
+      <w:pPr>
+        <w:pStyle w:val="a7"/>
+        <w:numPr>
+          <w:ilvl w:val="0"/>
+          <w:numId w:val="5"/>
+        </w:numPr>
+        <w:jc w:val="both"/>
+        <w:rPr>
+          <w:rFonts w:ascii="Times New Roman" w:hAnsi="Times New Roman" w:cs="Times New Roman"/>
+          <w:sz w:val="28"/>
+          <w:szCs w:val="28"/>
+        </w:rPr>
+      </w:pPr>
+      <w:r>
+        <w:rPr>
+          <w:rFonts w:ascii="Times New Roman" w:hAnsi="Times New Roman" w:cs="Times New Roman"/>
+          <w:b/>
+          <w:bCs/>
+          <w:sz w:val="28"/>
+          <w:szCs w:val="28"/>
+        </w:rPr>
+        <w:t xml:space="preserve">Вибрация по оси </w:t>
+      </w:r>
+      <w:r>
+        <w:rPr>
+          <w:rFonts w:ascii="Times New Roman" w:hAnsi="Times New Roman" w:cs="Times New Roman"/>
+          <w:b/>
+          <w:bCs/>
+          <w:sz w:val="28"/>
+          <w:szCs w:val="28"/>
+          <w:lang w:val="en-US"/>
+        </w:rPr>
+        <w:t>OY</w:t>
+      </w:r>
+      <w:r>
+        <w:rPr>
+          <w:rFonts w:ascii="Times New Roman" w:hAnsi="Times New Roman" w:cs="Times New Roman"/>
+          <w:sz w:val="28"/>
+          <w:szCs w:val="28"/>
+        </w:rPr>
+        <w:t xml:space="preserve">. </w:t>
+      </w:r>
+      <w:r>
+        <w:rPr>
+          <w:rFonts w:ascii="Times New Roman" w:hAnsi="Times New Roman" w:cs="Times New Roman"/>
+          <w:sz w:val="28"/>
+          <w:szCs w:val="28"/>
+        </w:rPr>
+        <w:t>Тип данных: вещественное число</w:t>
+      </w:r>
+      <w:r>
+        <w:rPr>
+          <w:rFonts w:ascii="Times New Roman" w:hAnsi="Times New Roman" w:cs="Times New Roman"/>
+          <w:sz w:val="28"/>
+          <w:szCs w:val="28"/>
+          <w:lang w:val="en-US"/>
+        </w:rPr>
+        <w:t>;</w:t>
+      </w:r>
+    </w:p>
+    <w:p>
+      <w:pPr>
+        <w:pStyle w:val="a7"/>
+        <w:numPr>
+          <w:ilvl w:val="0"/>
+          <w:numId w:val="5"/>
+        </w:numPr>
+        <w:jc w:val="both"/>
+        <w:rPr>
+          <w:rFonts w:ascii="Times New Roman" w:hAnsi="Times New Roman" w:cs="Times New Roman"/>
+          <w:sz w:val="28"/>
+          <w:szCs w:val="28"/>
+        </w:rPr>
+      </w:pPr>
+      <w:r>
+        <w:rPr>
+          <w:rFonts w:ascii="Times New Roman" w:hAnsi="Times New Roman" w:cs="Times New Roman"/>
+          <w:b/>
+          <w:bCs/>
+          <w:sz w:val="28"/>
+          <w:szCs w:val="28"/>
+        </w:rPr>
+        <w:t>Температура</w:t>
+      </w:r>
+      <w:r>
+        <w:rPr>
+          <w:rFonts w:ascii="Times New Roman" w:hAnsi="Times New Roman" w:cs="Times New Roman"/>
+          <w:b/>
+          <w:bCs/>
+          <w:sz w:val="28"/>
+          <w:szCs w:val="28"/>
+        </w:rPr>
+        <w:t xml:space="preserve"> подшипника</w:t>
+      </w:r>
+      <w:r>
+        <w:rPr>
+          <w:rFonts w:ascii="Times New Roman" w:hAnsi="Times New Roman" w:cs="Times New Roman"/>
+          <w:b/>
+          <w:bCs/>
+          <w:sz w:val="28"/>
+          <w:szCs w:val="28"/>
+        </w:rPr>
+        <w:t xml:space="preserve"> в градусах Цельсия</w:t>
+      </w:r>
+      <w:r>
+        <w:rPr>
+          <w:rFonts w:ascii="Times New Roman" w:hAnsi="Times New Roman" w:cs="Times New Roman"/>
+          <w:sz w:val="28"/>
+          <w:szCs w:val="28"/>
+        </w:rPr>
+        <w:t>. Тип данных: вещественное число</w:t>
+      </w:r>
+      <w:r>
+        <w:rPr>
+          <w:rFonts w:ascii="Times New Roman" w:hAnsi="Times New Roman" w:cs="Times New Roman"/>
+          <w:sz w:val="28"/>
+          <w:szCs w:val="28"/>
+        </w:rPr>
+        <w:t>;</w:t>
+      </w:r>
+    </w:p>
+    <w:p>
+      <w:pPr>
+        <w:pStyle w:val="a7"/>
+        <w:numPr>
+          <w:ilvl w:val="0"/>
+          <w:numId w:val="5"/>
+        </w:numPr>
+        <w:jc w:val="both"/>
+        <w:rPr>
+          <w:rFonts w:ascii="Times New Roman" w:hAnsi="Times New Roman" w:cs="Times New Roman"/>
+          <w:sz w:val="28"/>
+          <w:szCs w:val="28"/>
+        </w:rPr>
+      </w:pPr>
+      <w:r>
+        <w:rPr>
+          <w:rFonts w:ascii="Times New Roman" w:hAnsi="Times New Roman" w:cs="Times New Roman"/>
+          <w:b/>
+          <w:bCs/>
+          <w:sz w:val="28"/>
+          <w:szCs w:val="28"/>
+        </w:rPr>
+        <w:t>Температура атмосферы в градусах Цельсия</w:t>
+      </w:r>
+      <w:r>
+        <w:rPr>
+          <w:rFonts w:ascii="Times New Roman" w:hAnsi="Times New Roman" w:cs="Times New Roman"/>
+          <w:sz w:val="28"/>
+          <w:szCs w:val="28"/>
+        </w:rPr>
+        <w:t>. Тип данных: вещественное число.</w:t>
+      </w:r>
+    </w:p>
+    <w:p>
+      <w:pPr>
+        <w:ind w:left="708"/>
+        <w:jc w:val="both"/>
+        <w:rPr>
+          <w:rFonts w:ascii="Times New Roman" w:hAnsi="Times New Roman" w:cs="Times New Roman"/>
+          <w:sz w:val="28"/>
+          <w:szCs w:val="28"/>
+        </w:rPr>
+      </w:pPr>
+      <w:r>
+        <w:rPr>
+          <w:rFonts w:ascii="Times New Roman" w:hAnsi="Times New Roman" w:cs="Times New Roman"/>
+          <w:sz w:val="28"/>
+          <w:szCs w:val="28"/>
+        </w:rPr>
+        <w:t>Данные о вибрации и температуре собираются с частотой дискретизации 25,6 кГц</w:t>
+      </w:r>
+      <w:r>
+        <w:rPr>
+          <w:rFonts w:ascii="Times New Roman" w:hAnsi="Times New Roman" w:cs="Times New Roman"/>
+          <w:sz w:val="28"/>
+          <w:szCs w:val="28"/>
+        </w:rPr>
+        <w:t xml:space="preserve">. </w:t>
+      </w:r>
+      <w:r>
+        <w:rPr>
+          <w:rFonts w:ascii="Times New Roman" w:hAnsi="Times New Roman" w:cs="Times New Roman"/>
+          <w:sz w:val="28"/>
+          <w:szCs w:val="28"/>
+        </w:rPr>
+        <w:t>Длительность данных составляет 78.125 секунд</w:t>
+      </w:r>
+      <w:r>
+        <w:rPr>
+          <w:rFonts w:ascii="Times New Roman" w:hAnsi="Times New Roman" w:cs="Times New Roman"/>
+          <w:sz w:val="28"/>
+          <w:szCs w:val="28"/>
+        </w:rPr>
+        <w:t xml:space="preserve">. Модель датчика вибрации: </w:t>
+      </w:r>
+      <w:r>
+        <w:rPr>
+          <w:rFonts w:ascii="Times New Roman" w:hAnsi="Times New Roman" w:cs="Times New Roman"/>
+          <w:sz w:val="28"/>
+          <w:szCs w:val="28"/>
+          <w:lang w:val="en-US"/>
+        </w:rPr>
+        <w:t>PCB</w:t>
+      </w:r>
+      <w:r>
+        <w:rPr>
+          <w:rFonts w:ascii="Times New Roman" w:hAnsi="Times New Roman" w:cs="Times New Roman"/>
+          <w:sz w:val="28"/>
+          <w:szCs w:val="28"/>
+        </w:rPr>
+        <w:t xml:space="preserve"> 352</w:t>
+      </w:r>
+      <w:r>
+        <w:rPr>
+          <w:rFonts w:ascii="Times New Roman" w:hAnsi="Times New Roman" w:cs="Times New Roman"/>
+          <w:sz w:val="28"/>
+          <w:szCs w:val="28"/>
+          <w:lang w:val="en-US"/>
+        </w:rPr>
+        <w:t>C</w:t>
+      </w:r>
+      <w:r>
+        <w:rPr>
+          <w:rFonts w:ascii="Times New Roman" w:hAnsi="Times New Roman" w:cs="Times New Roman"/>
+          <w:sz w:val="28"/>
+          <w:szCs w:val="28"/>
+        </w:rPr>
+        <w:t xml:space="preserve">34. </w:t>
+      </w:r>
+      <w:r>
+        <w:rPr>
+          <w:rFonts w:ascii="Times New Roman" w:hAnsi="Times New Roman" w:cs="Times New Roman"/>
+          <w:sz w:val="28"/>
+          <w:szCs w:val="28"/>
+        </w:rPr>
+        <w:t xml:space="preserve">Модель датчика </w:t>
+      </w:r>
+      <w:r>
+        <w:rPr>
+          <w:rFonts w:ascii="Times New Roman" w:hAnsi="Times New Roman" w:cs="Times New Roman"/>
+          <w:sz w:val="28"/>
+          <w:szCs w:val="28"/>
+        </w:rPr>
+        <w:t>температуры</w:t>
+      </w:r>
+      <w:r>
+        <w:rPr>
+          <w:rFonts w:ascii="Times New Roman" w:hAnsi="Times New Roman" w:cs="Times New Roman"/>
+          <w:sz w:val="28"/>
+          <w:szCs w:val="28"/>
+        </w:rPr>
+        <w:t xml:space="preserve">: </w:t>
+      </w:r>
+      <w:r>
+        <w:rPr>
+          <w:rFonts w:ascii="Times New Roman" w:hAnsi="Times New Roman" w:cs="Times New Roman"/>
+          <w:sz w:val="28"/>
+          <w:szCs w:val="28"/>
+        </w:rPr>
+        <w:t xml:space="preserve">термопара </w:t>
+      </w:r>
+      <w:r>
+        <w:rPr>
+          <w:rFonts w:ascii="Times New Roman" w:hAnsi="Times New Roman" w:cs="Times New Roman"/>
+          <w:sz w:val="28"/>
+          <w:szCs w:val="28"/>
+        </w:rPr>
+        <w:t xml:space="preserve">типа </w:t>
+      </w:r>
+      <w:r>
+        <w:rPr>
+          <w:rFonts w:ascii="Times New Roman" w:hAnsi="Times New Roman" w:cs="Times New Roman"/>
+          <w:sz w:val="28"/>
+          <w:szCs w:val="28"/>
+          <w:lang w:val="en-US"/>
+        </w:rPr>
+        <w:t>K</w:t>
+      </w:r>
+      <w:r>
+        <w:rPr>
+          <w:rFonts w:ascii="Times New Roman" w:hAnsi="Times New Roman" w:cs="Times New Roman"/>
+          <w:sz w:val="28"/>
+          <w:szCs w:val="28"/>
+        </w:rPr>
+        <w:t>.</w:t>
+      </w:r>
+      <w:r>
+        <w:rPr>
+          <w:rFonts w:ascii="Times New Roman" w:hAnsi="Times New Roman" w:cs="Times New Roman"/>
+          <w:sz w:val="28"/>
+          <w:szCs w:val="28"/>
+        </w:rPr>
+        <w:t xml:space="preserve"> </w:t>
+      </w:r>
+    </w:p>
+    <w:p>
+      <w:pPr>
+        <w:ind w:left="708"/>
+        <w:jc w:val="both"/>
+        <w:rPr>
+          <w:rFonts w:ascii="Times New Roman" w:hAnsi="Times New Roman" w:cs="Times New Roman"/>
+          <w:b/>
+          <w:bCs/>
+          <w:sz w:val="28"/>
+          <w:szCs w:val="28"/>
+        </w:rPr>
+      </w:pPr>
+      <w:r>
+        <w:rPr>
+          <w:rFonts w:ascii="Times New Roman" w:hAnsi="Times New Roman" w:cs="Times New Roman"/>
+          <w:b/>
+          <w:bCs/>
+          <w:sz w:val="28"/>
+          <w:szCs w:val="28"/>
+        </w:rPr>
+        <w:t>Характеристики подшипника:</w:t>
+      </w:r>
+    </w:p>
+    <w:p>
+      <w:pPr>
+        <w:pStyle w:val="a7"/>
+        <w:numPr>
+          <w:ilvl w:val="0"/>
+          <w:numId w:val="6"/>
+        </w:numPr>
+        <w:jc w:val="both"/>
+        <w:rPr>
+          <w:rFonts w:ascii="Times New Roman" w:hAnsi="Times New Roman" w:cs="Times New Roman"/>
+          <w:sz w:val="28"/>
+          <w:szCs w:val="28"/>
+        </w:rPr>
+      </w:pPr>
+      <w:r>
+        <w:rPr>
+          <w:rFonts w:ascii="Times New Roman" w:hAnsi="Times New Roman" w:cs="Times New Roman"/>
+          <w:sz w:val="28"/>
+          <w:szCs w:val="28"/>
+        </w:rPr>
+        <w:t xml:space="preserve">Модель: </w:t>
+      </w:r>
+      <w:r>
+        <w:rPr>
+          <w:rFonts w:ascii="Times New Roman" w:hAnsi="Times New Roman" w:cs="Times New Roman"/>
+          <w:sz w:val="28"/>
+          <w:szCs w:val="28"/>
+          <w:lang w:val="en-US"/>
+        </w:rPr>
+        <w:t>NSK</w:t>
+      </w:r>
+      <w:r>
+        <w:rPr>
+          <w:rFonts w:ascii="Times New Roman" w:hAnsi="Times New Roman" w:cs="Times New Roman"/>
+          <w:sz w:val="28"/>
+          <w:szCs w:val="28"/>
+        </w:rPr>
+        <w:t xml:space="preserve"> 6205</w:t>
+      </w:r>
+      <w:r>
+        <w:rPr>
+          <w:rFonts w:ascii="Times New Roman" w:hAnsi="Times New Roman" w:cs="Times New Roman"/>
+          <w:sz w:val="28"/>
+          <w:szCs w:val="28"/>
+        </w:rPr>
+        <w:t xml:space="preserve"> со стальным уплотнением</w:t>
+      </w:r>
+    </w:p>
+    <w:p>
+      <w:pPr>
+        <w:pStyle w:val="a7"/>
+        <w:numPr>
+          <w:ilvl w:val="0"/>
+          <w:numId w:val="6"/>
+        </w:numPr>
+        <w:jc w:val="both"/>
+        <w:rPr>
+          <w:rFonts w:ascii="Times New Roman" w:hAnsi="Times New Roman" w:cs="Times New Roman"/>
+          <w:sz w:val="28"/>
+          <w:szCs w:val="28"/>
+        </w:rPr>
+      </w:pPr>
+      <w:r>
+        <w:rPr>
+          <w:rFonts w:ascii="Times New Roman" w:hAnsi="Times New Roman" w:cs="Times New Roman"/>
+          <w:sz w:val="28"/>
+          <w:szCs w:val="28"/>
+        </w:rPr>
+        <w:t>Внутренний диаметр: 25 мм</w:t>
+      </w:r>
+    </w:p>
+    <w:p>
+      <w:pPr>
+        <w:pStyle w:val="a7"/>
+        <w:numPr>
+          <w:ilvl w:val="0"/>
+          <w:numId w:val="6"/>
+        </w:numPr>
+        <w:jc w:val="both"/>
+        <w:rPr>
+          <w:rFonts w:ascii="Times New Roman" w:hAnsi="Times New Roman" w:cs="Times New Roman"/>
+          <w:sz w:val="28"/>
+          <w:szCs w:val="28"/>
+        </w:rPr>
+      </w:pPr>
+      <w:r>
+        <w:rPr>
+          <w:rFonts w:ascii="Times New Roman" w:hAnsi="Times New Roman" w:cs="Times New Roman"/>
+          <w:sz w:val="28"/>
+          <w:szCs w:val="28"/>
+        </w:rPr>
+        <w:t>Наружный диаметр: 52 мм</w:t>
+      </w:r>
+    </w:p>
+    <w:p>
+      <w:pPr>
+        <w:pStyle w:val="a7"/>
+        <w:numPr>
+          <w:ilvl w:val="0"/>
+          <w:numId w:val="6"/>
+        </w:numPr>
+        <w:jc w:val="both"/>
+        <w:rPr>
+          <w:rFonts w:ascii="Times New Roman" w:hAnsi="Times New Roman" w:cs="Times New Roman"/>
+          <w:sz w:val="28"/>
+          <w:szCs w:val="28"/>
+        </w:rPr>
+      </w:pPr>
+      <w:r>
+        <w:rPr>
+          <w:rFonts w:ascii="Times New Roman" w:hAnsi="Times New Roman" w:cs="Times New Roman"/>
+          <w:sz w:val="28"/>
+          <w:szCs w:val="28"/>
+        </w:rPr>
+        <w:t>Ширина: 15 мм</w:t>
+      </w:r>
+    </w:p>
+    <w:p>
+      <w:pPr>
+        <w:pStyle w:val="a7"/>
+        <w:numPr>
+          <w:ilvl w:val="0"/>
+          <w:numId w:val="6"/>
+        </w:numPr>
+        <w:jc w:val="both"/>
+        <w:rPr>
+          <w:rFonts w:ascii="Times New Roman" w:hAnsi="Times New Roman" w:cs="Times New Roman"/>
+          <w:sz w:val="28"/>
+          <w:szCs w:val="28"/>
+        </w:rPr>
+      </w:pPr>
+      <w:r>
+        <w:rPr>
+          <w:rFonts w:ascii="Times New Roman" w:hAnsi="Times New Roman" w:cs="Times New Roman"/>
+          <w:sz w:val="28"/>
+          <w:szCs w:val="28"/>
+        </w:rPr>
+        <w:t>Максимальная частота вращения: 13000 об</w:t>
+      </w:r>
+      <w:r>
+        <w:rPr>
+          <w:rFonts w:ascii="Times New Roman" w:hAnsi="Times New Roman" w:cs="Times New Roman"/>
+          <w:sz w:val="28"/>
+          <w:szCs w:val="28"/>
+          <w:lang w:val="en-US"/>
+        </w:rPr>
+        <w:t>/</w:t>
+      </w:r>
+      <w:r>
+        <w:rPr>
+          <w:rFonts w:ascii="Times New Roman" w:hAnsi="Times New Roman" w:cs="Times New Roman"/>
+          <w:sz w:val="28"/>
+          <w:szCs w:val="28"/>
+        </w:rPr>
+        <w:t>мин</w:t>
+      </w:r>
+    </w:p>
+    <w:p>
+      <w:pPr>
+        <w:pStyle w:val="a7"/>
+        <w:numPr>
+          <w:ilvl w:val="0"/>
+          <w:numId w:val="6"/>
+        </w:numPr>
+        <w:jc w:val="both"/>
+        <w:rPr>
+          <w:rFonts w:ascii="Times New Roman" w:hAnsi="Times New Roman" w:cs="Times New Roman"/>
+          <w:sz w:val="28"/>
+          <w:szCs w:val="28"/>
+        </w:rPr>
+      </w:pPr>
+      <w:r>
+        <w:rPr>
+          <w:rFonts w:ascii="Times New Roman" w:hAnsi="Times New Roman" w:cs="Times New Roman"/>
+          <w:sz w:val="28"/>
+          <w:szCs w:val="28"/>
+        </w:rPr>
+        <w:t>Номинальная динамическая нагрузка: 14.8 кН</w:t>
+      </w:r>
+    </w:p>
+    <w:p>
+      <w:pPr>
+        <w:pStyle w:val="a7"/>
+        <w:numPr>
+          <w:ilvl w:val="0"/>
+          <w:numId w:val="6"/>
+        </w:numPr>
+        <w:jc w:val="both"/>
+        <w:rPr>
+          <w:rFonts w:ascii="Times New Roman" w:hAnsi="Times New Roman" w:cs="Times New Roman"/>
+          <w:sz w:val="28"/>
+          <w:szCs w:val="28"/>
+        </w:rPr>
+      </w:pPr>
+      <w:r>
+        <w:rPr>
+          <w:rFonts w:ascii="Times New Roman" w:hAnsi="Times New Roman" w:cs="Times New Roman"/>
+          <w:sz w:val="28"/>
+          <w:szCs w:val="28"/>
+        </w:rPr>
+        <w:t>Номинальная статическая нагрузка: 7.8 кН</w:t>
+      </w:r>
+    </w:p>
+    <w:p>
+      <w:pPr>
+        <w:jc w:val="both"/>
+        <w:rPr>
+          <w:rFonts w:ascii="Times New Roman" w:hAnsi="Times New Roman" w:cs="Times New Roman"/>
+          <w:sz w:val="28"/>
+          <w:szCs w:val="28"/>
+        </w:rPr>
+      </w:pPr>
+    </w:p>
+    <w:p>
+      <w:pPr>
+        <w:jc w:val="both"/>
+        <w:rPr>
+          <w:rFonts w:ascii="Times New Roman" w:hAnsi="Times New Roman" w:cs="Times New Roman"/>
+          <w:sz w:val="28"/>
+          <w:szCs w:val="28"/>
+        </w:rPr>
+      </w:pPr>
+    </w:p>
+    <w:p>
+      <w:pPr>
+        <w:jc w:val="both"/>
+        <w:rPr>
+          <w:rFonts w:ascii="Times New Roman" w:hAnsi="Times New Roman" w:cs="Times New Roman"/>
+          <w:sz w:val="28"/>
+          <w:szCs w:val="28"/>
+        </w:rPr>
+      </w:pPr>
+    </w:p>
+    <w:p>
+      <w:pPr>
+        <w:pStyle w:val="2"/>
+        <w:jc w:val="both"/>
+        <w:rPr>
+          <w:rFonts w:ascii="Times New Roman" w:hAnsi="Times New Roman" w:cs="Times New Roman"/>
+          <w:b/>
+          <w:bCs/>
+          <w:color w:val="auto"/>
+          <w:sz w:val="28"/>
+          <w:szCs w:val="28"/>
+          <w:lang w:val="en-US"/>
+        </w:rPr>
+      </w:pPr>
+      <w:r>
+        <w:rPr>
+          <w:rFonts w:ascii="Times New Roman" w:hAnsi="Times New Roman" w:cs="Times New Roman"/>
+          <w:b/>
+          <w:bCs/>
+          <w:color w:val="auto"/>
+          <w:sz w:val="28"/>
+          <w:szCs w:val="28"/>
+        </w:rPr>
+        <w:lastRenderedPageBreak/>
+        <w:t>2.3. Описание результатов первичного анализа</w:t>
+      </w:r>
+    </w:p>
+    <w:p>
+      <w:pPr>
+        <w:jc w:val="both"/>
+        <w:rPr>
+          <w:rFonts w:ascii="Times New Roman" w:hAnsi="Times New Roman" w:cs="Times New Roman"/>
+          <w:sz w:val="28"/>
+          <w:szCs w:val="28"/>
+        </w:rPr>
+      </w:pPr>
+      <w:r>
+        <w:rPr>
+          <w:rFonts w:ascii="Times New Roman" w:hAnsi="Times New Roman" w:cs="Times New Roman"/>
+          <w:sz w:val="28"/>
+          <w:szCs w:val="28"/>
+        </w:rPr>
+        <w:t>2.3.1. Загрузка и первичное знакомство</w:t>
+      </w:r>
+    </w:p>
+    <w:p>
+      <w:pPr>
+        <w:jc w:val="both"/>
+        <w:rPr>
+          <w:rFonts w:ascii="Times New Roman" w:hAnsi="Times New Roman" w:cs="Times New Roman"/>
+          <w:sz w:val="28"/>
+          <w:szCs w:val="28"/>
+        </w:rPr>
+      </w:pPr>
+      <w:r>
+        <w:rPr>
+          <w:rFonts w:ascii="Times New Roman" w:hAnsi="Times New Roman" w:cs="Times New Roman"/>
+          <w:sz w:val="28"/>
+          <w:szCs w:val="28"/>
+        </w:rPr>
+        <w:tab/>
+        <w:t xml:space="preserve">Фактическая структура данных совпадает с описанием из источника. Длина ряда составляет 128 часов. Временной ряд является многомерным, так как можно составить несколько временных рядов с разными признаками (например, температура подшипника и время, температура в атмосфере и время). В наборе данных отсутствуют временные метки, кроме названий файлов в формате год-месяц-день-часы-минуты. Преобразований не требуется, так как эти данные не влияют на обучение модели. </w:t>
+      </w:r>
+    </w:p>
+    <w:p>
+      <w:pPr>
+        <w:jc w:val="both"/>
+        <w:rPr>
+          <w:rFonts w:ascii="Times New Roman" w:hAnsi="Times New Roman" w:cs="Times New Roman"/>
+          <w:sz w:val="28"/>
+          <w:szCs w:val="28"/>
+        </w:rPr>
+      </w:pPr>
+      <w:r>
+        <w:rPr>
+          <w:rFonts w:ascii="Times New Roman" w:hAnsi="Times New Roman" w:cs="Times New Roman"/>
+          <w:sz w:val="28"/>
+          <w:szCs w:val="28"/>
+        </w:rPr>
+        <w:t>2.3.2. Визуализация исходных данных</w:t>
+      </w:r>
+    </w:p>
+    <w:p>
+      <w:pPr>
+        <w:jc w:val="both"/>
+        <w:rPr>
+          <w:rFonts w:ascii="Times New Roman" w:hAnsi="Times New Roman" w:cs="Times New Roman"/>
+          <w:sz w:val="28"/>
+          <w:szCs w:val="28"/>
+        </w:rPr>
+      </w:pPr>
+      <w:r>
+        <w:rPr>
+          <w:rFonts w:ascii="Times New Roman" w:hAnsi="Times New Roman" w:cs="Times New Roman"/>
+          <w:sz w:val="28"/>
+          <w:szCs w:val="28"/>
+        </w:rPr>
+        <w:tab/>
+        <w:t>На рис</w:t>
+      </w:r>
+      <w:r>
+        <w:rPr>
+          <w:rFonts w:ascii="Times New Roman" w:hAnsi="Times New Roman" w:cs="Times New Roman"/>
+          <w:sz w:val="28"/>
+          <w:szCs w:val="28"/>
+        </w:rPr>
+        <w:t>. 2.1 представлены два графика изменения температуры подшипника и атмосферы во времени.</w:t>
+      </w:r>
+    </w:p>
+    <w:p>
+      <w:pPr>
+        <w:jc w:val="center"/>
+        <w:rPr>
+          <w:rFonts w:ascii="Times New Roman" w:hAnsi="Times New Roman" w:cs="Times New Roman"/>
+          <w:sz w:val="28"/>
+          <w:szCs w:val="28"/>
+        </w:rPr>
+      </w:pPr>
+      <w:r>
+        <w:rPr>
+          <w:rFonts w:ascii="Times New Roman" w:hAnsi="Times New Roman" w:cs="Times New Roman"/>
+          <w:noProof/>
+          <w:sz w:val="28"/>
+          <w:szCs w:val="28"/>
+        </w:rPr>
+        <w:drawing>
+          <wp:inline distT="0" distB="0" distL="0" distR="0" wp14:anchorId="403EDB29" wp14:editId="12208195">
+            <wp:extent cx="4572000" cy="1845945"/>
+            <wp:effectExtent l="0" t="0" r="0" b="1905"/>
+            <wp:docPr id="223361077" name="Рисунок 1"/>
+            <wp:cNvGraphicFramePr>
+              <a:graphicFrameLocks xmlns:a="http://schemas.openxmlformats.org/drawingml/2006/main" noChangeAspect="1"/>
+            </wp:cNvGraphicFramePr>
+            <a:graphic xmlns:a="http://schemas.openxmlformats.org/drawingml/2006/main">
+              <a:graphicData uri="http://schemas.openxmlformats.org/drawingml/2006/picture">
+                <pic:pic xmlns:pic="http://schemas.openxmlformats.org/drawingml/2006/picture">
+                  <pic:nvPicPr>
+                    <pic:cNvPr id="0" name="Picture 1"/>
+                    <pic:cNvPicPr>
+                      <a:picLocks noChangeAspect="1" noChangeArrowheads="1"/>
+                    </pic:cNvPicPr>
+                  </pic:nvPicPr>
+                  <pic:blipFill>
+                    <a:blip r:embed="rId20" cstate="print">
+                      <a:extLst>
+                        <a:ext uri="{28A0092B-C50C-407E-A947-70E740481C1C}">
+                          <a14:useLocalDpi xmlns:a14="http://schemas.microsoft.com/office/drawing/2010/main" val="0"/>
+                        </a:ext>
+                      </a:extLst>
+                    </a:blip>
+                    <a:srcRect/>
+                    <a:stretch>
+                      <a:fillRect/>
+                    </a:stretch>
+                  </pic:blipFill>
+                  <pic:spPr bwMode="auto">
+                    <a:xfrm>
+                      <a:off x="0" y="0"/>
+                      <a:ext cx="4572000" cy="1845945"/>
+                    </a:xfrm>
+                    <a:prstGeom prst="rect">
+                      <a:avLst/>
+                    </a:prstGeom>
+                    <a:noFill/>
+                    <a:ln>
+                      <a:noFill/>
+                    </a:ln>
+                  </pic:spPr>
+                </pic:pic>
+              </a:graphicData>
+            </a:graphic>
+          </wp:inline>
+        </w:drawing>
+      </w:r>
+    </w:p>
+    <w:p>
+      <w:pPr>
+        <w:jc w:val="center"/>
+        <w:rPr>
+          <w:rFonts w:ascii="Times New Roman" w:hAnsi="Times New Roman" w:cs="Times New Roman"/>
+          <w:sz w:val="28"/>
+          <w:szCs w:val="28"/>
+        </w:rPr>
+      </w:pPr>
+      <w:r>
+        <w:rPr>
+          <w:rFonts w:ascii="Times New Roman" w:hAnsi="Times New Roman" w:cs="Times New Roman"/>
+          <w:b/>
+          <w:bCs/>
+          <w:sz w:val="28"/>
+          <w:szCs w:val="28"/>
+        </w:rPr>
+        <w:t xml:space="preserve">Рисунок 2.1. </w:t>
+      </w:r>
+      <w:r>
+        <w:rPr>
+          <w:rFonts w:ascii="Times New Roman" w:hAnsi="Times New Roman" w:cs="Times New Roman"/>
+          <w:sz w:val="28"/>
+          <w:szCs w:val="28"/>
+        </w:rPr>
+        <w:t>Изменение температуры подшипника (</w:t>
+      </w:r>
+      <w:r>
+        <w:rPr>
+          <w:rFonts w:ascii="Times New Roman" w:hAnsi="Times New Roman" w:cs="Times New Roman"/>
+          <w:sz w:val="28"/>
+          <w:szCs w:val="28"/>
+          <w:lang w:val="en-US"/>
+        </w:rPr>
+        <w:t>e</w:t>
+      </w:r>
+      <w:r>
+        <w:rPr>
+          <w:rFonts w:ascii="Times New Roman" w:hAnsi="Times New Roman" w:cs="Times New Roman"/>
+          <w:sz w:val="28"/>
+          <w:szCs w:val="28"/>
+        </w:rPr>
+        <w:t>) и атмосферы</w:t>
+      </w:r>
+      <w:r>
+        <w:rPr>
+          <w:rFonts w:ascii="Times New Roman" w:hAnsi="Times New Roman" w:cs="Times New Roman"/>
+          <w:sz w:val="28"/>
+          <w:szCs w:val="28"/>
+        </w:rPr>
+        <w:t xml:space="preserve"> (</w:t>
+      </w:r>
+      <w:r>
+        <w:rPr>
+          <w:rFonts w:ascii="Times New Roman" w:hAnsi="Times New Roman" w:cs="Times New Roman"/>
+          <w:sz w:val="28"/>
+          <w:szCs w:val="28"/>
+          <w:lang w:val="en-US"/>
+        </w:rPr>
+        <w:t>f</w:t>
+      </w:r>
+      <w:r>
+        <w:rPr>
+          <w:rFonts w:ascii="Times New Roman" w:hAnsi="Times New Roman" w:cs="Times New Roman"/>
+          <w:sz w:val="28"/>
+          <w:szCs w:val="28"/>
+        </w:rPr>
+        <w:t>)</w:t>
+      </w:r>
+      <w:r>
+        <w:rPr>
+          <w:rFonts w:ascii="Times New Roman" w:hAnsi="Times New Roman" w:cs="Times New Roman"/>
+          <w:sz w:val="28"/>
+          <w:szCs w:val="28"/>
+        </w:rPr>
+        <w:t xml:space="preserve"> во времени.</w:t>
+      </w:r>
+    </w:p>
+    <w:p>
+      <w:pPr>
+        <w:rPr>
+          <w:rFonts w:ascii="Times New Roman" w:hAnsi="Times New Roman" w:cs="Times New Roman"/>
+          <w:sz w:val="28"/>
+          <w:szCs w:val="28"/>
+        </w:rPr>
+      </w:pPr>
+      <w:r>
+        <w:rPr>
+          <w:rFonts w:ascii="Times New Roman" w:hAnsi="Times New Roman" w:cs="Times New Roman"/>
+          <w:sz w:val="28"/>
+          <w:szCs w:val="28"/>
+        </w:rPr>
+        <w:tab/>
+        <w:t>На основе рис. 2.1 можно сказать, что у температуры атмосферы</w:t>
+      </w:r>
+      <w:r>
+        <w:rPr>
+          <w:rFonts w:ascii="Times New Roman" w:hAnsi="Times New Roman" w:cs="Times New Roman"/>
+          <w:sz w:val="28"/>
+          <w:szCs w:val="28"/>
+        </w:rPr>
+        <w:t xml:space="preserve"> (</w:t>
+      </w:r>
+      <w:r>
+        <w:rPr>
+          <w:rFonts w:ascii="Times New Roman" w:hAnsi="Times New Roman" w:cs="Times New Roman"/>
+          <w:sz w:val="28"/>
+          <w:szCs w:val="28"/>
+          <w:lang w:val="en-US"/>
+        </w:rPr>
+        <w:t>f</w:t>
+      </w:r>
+      <w:r>
+        <w:rPr>
+          <w:rFonts w:ascii="Times New Roman" w:hAnsi="Times New Roman" w:cs="Times New Roman"/>
+          <w:sz w:val="28"/>
+          <w:szCs w:val="28"/>
+        </w:rPr>
+        <w:t>)</w:t>
+      </w:r>
+      <w:r>
+        <w:rPr>
+          <w:rFonts w:ascii="Times New Roman" w:hAnsi="Times New Roman" w:cs="Times New Roman"/>
+          <w:sz w:val="28"/>
+          <w:szCs w:val="28"/>
+        </w:rPr>
+        <w:t xml:space="preserve"> нет серьезных колебаний, что благоприятно для обучения модели: эта температура никак не скажется на </w:t>
+      </w:r>
+      <w:r>
+        <w:rPr>
+          <w:rFonts w:ascii="Times New Roman" w:hAnsi="Times New Roman" w:cs="Times New Roman"/>
+          <w:sz w:val="28"/>
+          <w:szCs w:val="28"/>
+        </w:rPr>
+        <w:t>подшипнике</w:t>
+      </w:r>
+      <w:r>
+        <w:rPr>
+          <w:rFonts w:ascii="Times New Roman" w:hAnsi="Times New Roman" w:cs="Times New Roman"/>
+          <w:sz w:val="28"/>
+          <w:szCs w:val="28"/>
+        </w:rPr>
+        <w:t>.</w:t>
+      </w:r>
+      <w:r>
+        <w:rPr>
+          <w:rFonts w:ascii="Times New Roman" w:hAnsi="Times New Roman" w:cs="Times New Roman"/>
+          <w:sz w:val="28"/>
+          <w:szCs w:val="28"/>
+        </w:rPr>
+        <w:t xml:space="preserve"> </w:t>
+      </w:r>
+      <w:r>
+        <w:rPr>
+          <w:rFonts w:ascii="Times New Roman" w:hAnsi="Times New Roman" w:cs="Times New Roman"/>
+          <w:sz w:val="28"/>
+          <w:szCs w:val="28"/>
+        </w:rPr>
+        <w:t>Также, можно заметить, что со временем работы подшипника, его температура постепенно изменяется и приобретает аномальные значения, по которым можно спрогнозировать скорую поломку детали</w:t>
+      </w:r>
+      <w:r>
+        <w:rPr>
+          <w:rFonts w:ascii="Times New Roman" w:hAnsi="Times New Roman" w:cs="Times New Roman"/>
+          <w:sz w:val="28"/>
+          <w:szCs w:val="28"/>
+        </w:rPr>
+        <w:t>, начиная от +- 90 часов работы. Из аномалий можно выделить два типа: точечные (на +- 105–108 часов работы) и коллективные (примерно на 117 и далее часов работы). Со временем в целом просматривается рост температуры. Разрывов не наблюдается.</w:t>
+      </w:r>
+    </w:p>
+    <w:p>
+      <w:pPr>
+        <w:rPr>
+          <w:rFonts w:ascii="Times New Roman" w:hAnsi="Times New Roman" w:cs="Times New Roman"/>
+          <w:sz w:val="28"/>
+          <w:szCs w:val="28"/>
+        </w:rPr>
+      </w:pPr>
+      <w:r>
+        <w:rPr>
+          <w:rFonts w:ascii="Times New Roman" w:hAnsi="Times New Roman" w:cs="Times New Roman"/>
+          <w:sz w:val="28"/>
+          <w:szCs w:val="28"/>
+        </w:rPr>
+        <w:tab/>
+        <w:t xml:space="preserve"> </w:t>
+      </w:r>
+      <w:r>
+        <w:rPr>
+          <w:rFonts w:ascii="Times New Roman" w:hAnsi="Times New Roman" w:cs="Times New Roman"/>
+          <w:sz w:val="28"/>
+          <w:szCs w:val="28"/>
+        </w:rPr>
+        <w:t>Рис. 2.2 отображает несколько данных, которые показывают, как энергия вибрации увеличивается и уменьшается. Через некоторое время эксплуатации подшипника</w:t>
+      </w:r>
+      <w:r>
+        <w:rPr>
+          <w:rFonts w:ascii="Times New Roman" w:hAnsi="Times New Roman" w:cs="Times New Roman"/>
+          <w:sz w:val="28"/>
+          <w:szCs w:val="28"/>
+        </w:rPr>
+        <w:t>,</w:t>
+      </w:r>
+      <w:r>
+        <w:rPr>
+          <w:rFonts w:ascii="Times New Roman" w:hAnsi="Times New Roman" w:cs="Times New Roman"/>
+          <w:sz w:val="28"/>
+          <w:szCs w:val="28"/>
+        </w:rPr>
+        <w:t xml:space="preserve"> на нем образовался скол, который увеличил вибрацию, а после смещения уменьшил</w:t>
+      </w:r>
+      <w:r>
+        <w:rPr>
+          <w:rFonts w:ascii="Times New Roman" w:hAnsi="Times New Roman" w:cs="Times New Roman"/>
+          <w:sz w:val="28"/>
+          <w:szCs w:val="28"/>
+        </w:rPr>
+        <w:t>. После окончательного выхода из строя вибрация снова увеличилась.</w:t>
+      </w:r>
+    </w:p>
+    <w:p>
+      <w:pPr>
+        <w:jc w:val="center"/>
+        <w:rPr>
+          <w:rFonts w:ascii="Times New Roman" w:hAnsi="Times New Roman" w:cs="Times New Roman"/>
+          <w:sz w:val="28"/>
+          <w:szCs w:val="28"/>
+        </w:rPr>
+      </w:pPr>
+      <w:r>
+        <w:rPr>
+          <w:rFonts w:ascii="Times New Roman" w:hAnsi="Times New Roman" w:cs="Times New Roman"/>
+          <w:noProof/>
+          <w:sz w:val="28"/>
+          <w:szCs w:val="28"/>
+        </w:rPr>
+        <w:lastRenderedPageBreak/>
+        <w:drawing>
+          <wp:inline distT="0" distB="0" distL="0" distR="0" wp14:anchorId="1E602D1E" wp14:editId="0342FC2F">
+            <wp:extent cx="5364651" cy="4241800"/>
+            <wp:effectExtent l="0" t="0" r="7620" b="6350"/>
+            <wp:docPr id="978147611" name="Рисунок 2"/>
+            <wp:cNvGraphicFramePr>
+              <a:graphicFrameLocks xmlns:a="http://schemas.openxmlformats.org/drawingml/2006/main" noChangeAspect="1"/>
+            </wp:cNvGraphicFramePr>
+            <a:graphic xmlns:a="http://schemas.openxmlformats.org/drawingml/2006/main">
+              <a:graphicData uri="http://schemas.openxmlformats.org/drawingml/2006/picture">
+                <pic:pic xmlns:pic="http://schemas.openxmlformats.org/drawingml/2006/picture">
+                  <pic:nvPicPr>
+                    <pic:cNvPr id="0" name="Picture 2"/>
+                    <pic:cNvPicPr>
+                      <a:picLocks noChangeAspect="1" noChangeArrowheads="1"/>
+                    </pic:cNvPicPr>
+                  </pic:nvPicPr>
+                  <pic:blipFill>
+                    <a:blip r:embed="rId21" cstate="print">
+                      <a:extLst>
+                        <a:ext uri="{28A0092B-C50C-407E-A947-70E740481C1C}">
+                          <a14:useLocalDpi xmlns:a14="http://schemas.microsoft.com/office/drawing/2010/main" val="0"/>
+                        </a:ext>
+                      </a:extLst>
+                    </a:blip>
+                    <a:srcRect/>
+                    <a:stretch>
+                      <a:fillRect/>
+                    </a:stretch>
+                  </pic:blipFill>
+                  <pic:spPr bwMode="auto">
+                    <a:xfrm>
+                      <a:off x="0" y="0"/>
+                      <a:ext cx="5377686" cy="4252107"/>
+                    </a:xfrm>
+                    <a:prstGeom prst="rect">
+                      <a:avLst/>
+                    </a:prstGeom>
+                    <a:noFill/>
+                    <a:ln>
+                      <a:noFill/>
+                    </a:ln>
+                  </pic:spPr>
+                </pic:pic>
+              </a:graphicData>
+            </a:graphic>
+          </wp:inline>
+        </w:drawing>
+      </w:r>
+    </w:p>
+    <w:p>
+      <w:pPr>
+        <w:jc w:val="center"/>
+        <w:rPr>
+          <w:rFonts w:ascii="Times New Roman" w:hAnsi="Times New Roman" w:cs="Times New Roman"/>
+          <w:sz w:val="28"/>
+          <w:szCs w:val="28"/>
+          <w:lang w:val="en-US"/>
+        </w:rPr>
+      </w:pPr>
+      <w:r>
+        <w:rPr>
+          <w:rFonts w:ascii="Times New Roman" w:hAnsi="Times New Roman" w:cs="Times New Roman"/>
+          <w:b/>
+          <w:bCs/>
+          <w:sz w:val="28"/>
+          <w:szCs w:val="28"/>
+        </w:rPr>
+        <w:t xml:space="preserve">Рисунок 2.2. </w:t>
+      </w:r>
+      <w:r>
+        <w:rPr>
+          <w:rFonts w:ascii="Times New Roman" w:hAnsi="Times New Roman" w:cs="Times New Roman"/>
+          <w:sz w:val="28"/>
+          <w:szCs w:val="28"/>
+        </w:rPr>
+        <w:t>Графики вибраций во времени: (</w:t>
+      </w:r>
+      <w:r>
+        <w:rPr>
+          <w:rFonts w:ascii="Times New Roman" w:hAnsi="Times New Roman" w:cs="Times New Roman"/>
+          <w:sz w:val="28"/>
+          <w:szCs w:val="28"/>
+          <w:lang w:val="en-US"/>
+        </w:rPr>
+        <w:t>a</w:t>
+      </w:r>
+      <w:r>
+        <w:rPr>
+          <w:rFonts w:ascii="Times New Roman" w:hAnsi="Times New Roman" w:cs="Times New Roman"/>
+          <w:sz w:val="28"/>
+          <w:szCs w:val="28"/>
+        </w:rPr>
+        <w:t>) – частота прохождения шариков по внутреннему кольцу, (</w:t>
+      </w:r>
+      <w:r>
+        <w:rPr>
+          <w:rFonts w:ascii="Times New Roman" w:hAnsi="Times New Roman" w:cs="Times New Roman"/>
+          <w:sz w:val="28"/>
+          <w:szCs w:val="28"/>
+          <w:lang w:val="en-US"/>
+        </w:rPr>
+        <w:t>b</w:t>
+      </w:r>
+      <w:r>
+        <w:rPr>
+          <w:rFonts w:ascii="Times New Roman" w:hAnsi="Times New Roman" w:cs="Times New Roman"/>
+          <w:sz w:val="28"/>
+          <w:szCs w:val="28"/>
+        </w:rPr>
+        <w:t>) – частота прохождения шариков по внешнему кольцу, (</w:t>
+      </w:r>
+      <w:r>
+        <w:rPr>
+          <w:rFonts w:ascii="Times New Roman" w:hAnsi="Times New Roman" w:cs="Times New Roman"/>
+          <w:sz w:val="28"/>
+          <w:szCs w:val="28"/>
+          <w:lang w:val="en-US"/>
+        </w:rPr>
+        <w:t>c</w:t>
+      </w:r>
+      <w:r>
+        <w:rPr>
+          <w:rFonts w:ascii="Times New Roman" w:hAnsi="Times New Roman" w:cs="Times New Roman"/>
+          <w:sz w:val="28"/>
+          <w:szCs w:val="28"/>
+        </w:rPr>
+        <w:t>) – частота вращения шариков, (</w:t>
+      </w:r>
+      <w:r>
+        <w:rPr>
+          <w:rFonts w:ascii="Times New Roman" w:hAnsi="Times New Roman" w:cs="Times New Roman"/>
+          <w:sz w:val="28"/>
+          <w:szCs w:val="28"/>
+          <w:lang w:val="en-US"/>
+        </w:rPr>
+        <w:t>d</w:t>
+      </w:r>
+      <w:r>
+        <w:rPr>
+          <w:rFonts w:ascii="Times New Roman" w:hAnsi="Times New Roman" w:cs="Times New Roman"/>
+          <w:sz w:val="28"/>
+          <w:szCs w:val="28"/>
+        </w:rPr>
+        <w:t>) – среднеквадратичное значение.</w:t>
+      </w:r>
+    </w:p>
+    <w:p>
+      <w:pPr>
+        <w:rPr>
+          <w:rFonts w:ascii="Times New Roman" w:hAnsi="Times New Roman" w:cs="Times New Roman"/>
+          <w:sz w:val="28"/>
+          <w:szCs w:val="28"/>
+        </w:rPr>
+      </w:pPr>
+      <w:r>
+        <w:rPr>
+          <w:rFonts w:ascii="Times New Roman" w:hAnsi="Times New Roman" w:cs="Times New Roman"/>
+          <w:sz w:val="28"/>
+          <w:szCs w:val="28"/>
+          <w:lang w:val="en-US"/>
+        </w:rPr>
+        <w:tab/>
+      </w:r>
+      <w:r>
+        <w:rPr>
+          <w:rFonts w:ascii="Times New Roman" w:hAnsi="Times New Roman" w:cs="Times New Roman"/>
+          <w:sz w:val="28"/>
+          <w:szCs w:val="28"/>
+        </w:rPr>
+        <w:t>На графике (</w:t>
+      </w:r>
+      <w:r>
+        <w:rPr>
+          <w:rFonts w:ascii="Times New Roman" w:hAnsi="Times New Roman" w:cs="Times New Roman"/>
+          <w:sz w:val="28"/>
+          <w:szCs w:val="28"/>
+          <w:lang w:val="en-US"/>
+        </w:rPr>
+        <w:t>a</w:t>
+      </w:r>
+      <w:r>
+        <w:rPr>
+          <w:rFonts w:ascii="Times New Roman" w:hAnsi="Times New Roman" w:cs="Times New Roman"/>
+          <w:sz w:val="28"/>
+          <w:szCs w:val="28"/>
+        </w:rPr>
+        <w:t>)</w:t>
+      </w:r>
+      <w:r>
+        <w:rPr>
+          <w:rFonts w:ascii="Times New Roman" w:hAnsi="Times New Roman" w:cs="Times New Roman"/>
+          <w:sz w:val="28"/>
+          <w:szCs w:val="28"/>
+        </w:rPr>
+        <w:t xml:space="preserve"> </w:t>
+      </w:r>
+      <w:r>
+        <w:rPr>
+          <w:rFonts w:ascii="Times New Roman" w:hAnsi="Times New Roman" w:cs="Times New Roman"/>
+          <w:sz w:val="28"/>
+          <w:szCs w:val="28"/>
+        </w:rPr>
+        <w:t xml:space="preserve">можно выделить точечные аномалии (например, на 48 часах работы) и коллективные (например, резкое уменьшение вибрации от 48 до +-72 часов работы). На всех остальных графиках наблюдаются точечные аномалии резкого повышения вибрации. </w:t>
+      </w:r>
+    </w:p>
+    <w:p>
+      <w:pPr>
+        <w:rPr>
+          <w:rFonts w:ascii="Times New Roman" w:hAnsi="Times New Roman" w:cs="Times New Roman"/>
+          <w:sz w:val="28"/>
+          <w:szCs w:val="28"/>
+        </w:rPr>
+      </w:pPr>
+      <w:r>
+        <w:rPr>
+          <w:rFonts w:ascii="Times New Roman" w:hAnsi="Times New Roman" w:cs="Times New Roman"/>
+          <w:sz w:val="28"/>
+          <w:szCs w:val="28"/>
+        </w:rPr>
+        <w:t xml:space="preserve"> </w:t>
+      </w:r>
+    </w:p>
     <w:sectPr>
-      <w:footerReference w:type="default" r:id="rId19"/>
+      <w:footerReference w:type="default" r:id="rId22"/>
       <w:pgSz w:w="11906" w:h="16838"/>
       <w:pgMar w:top="1134" w:right="850" w:bottom="1134" w:left="1701" w:header="708" w:footer="708" w:gutter="0"/>
       <w:cols w:space="708"/>
@@ -9851,102 +11530,16 @@
     </w:lvl>
   </w:abstractNum>
   <w:abstractNum w:abstractNumId="2" w15:restartNumberingAfterBreak="0">
-    <w:nsid w:val="549A6948"/>
+    <w:nsid w:val="4D212C06"/>
     <w:multiLevelType w:val="hybridMultilevel"/>
-    <w:tmpl w:val="16004E4C"/>
-    <w:lvl w:ilvl="0" w:tplc="04190011">
-      <w:start w:val="1"/>
-      <w:numFmt w:val="decimal"/>
-      <w:lvlText w:val="%1)"/>
-      <w:lvlJc w:val="left"/>
-      <w:pPr>
-        <w:ind w:left="936" w:hanging="360"/>
-      </w:pPr>
-    </w:lvl>
-    <w:lvl w:ilvl="1" w:tplc="04190019" w:tentative="1">
-      <w:start w:val="1"/>
-      <w:numFmt w:val="lowerLetter"/>
-      <w:lvlText w:val="%2."/>
-      <w:lvlJc w:val="left"/>
-      <w:pPr>
-        <w:ind w:left="1656" w:hanging="360"/>
-      </w:pPr>
-    </w:lvl>
-    <w:lvl w:ilvl="2" w:tplc="0419001B" w:tentative="1">
-      <w:start w:val="1"/>
-      <w:numFmt w:val="lowerRoman"/>
-      <w:lvlText w:val="%3."/>
-      <w:lvlJc w:val="right"/>
-      <w:pPr>
-        <w:ind w:left="2376" w:hanging="180"/>
-      </w:pPr>
-    </w:lvl>
-    <w:lvl w:ilvl="3" w:tplc="0419000F" w:tentative="1">
-      <w:start w:val="1"/>
-      <w:numFmt w:val="decimal"/>
-      <w:lvlText w:val="%4."/>
-      <w:lvlJc w:val="left"/>
-      <w:pPr>
-        <w:ind w:left="3096" w:hanging="360"/>
-      </w:pPr>
-    </w:lvl>
-    <w:lvl w:ilvl="4" w:tplc="04190019" w:tentative="1">
-      <w:start w:val="1"/>
-      <w:numFmt w:val="lowerLetter"/>
-      <w:lvlText w:val="%5."/>
-      <w:lvlJc w:val="left"/>
-      <w:pPr>
-        <w:ind w:left="3816" w:hanging="360"/>
-      </w:pPr>
-    </w:lvl>
-    <w:lvl w:ilvl="5" w:tplc="0419001B" w:tentative="1">
-      <w:start w:val="1"/>
-      <w:numFmt w:val="lowerRoman"/>
-      <w:lvlText w:val="%6."/>
-      <w:lvlJc w:val="right"/>
-      <w:pPr>
-        <w:ind w:left="4536" w:hanging="180"/>
-      </w:pPr>
-    </w:lvl>
-    <w:lvl w:ilvl="6" w:tplc="0419000F" w:tentative="1">
-      <w:start w:val="1"/>
-      <w:numFmt w:val="decimal"/>
-      <w:lvlText w:val="%7."/>
-      <w:lvlJc w:val="left"/>
-      <w:pPr>
-        <w:ind w:left="5256" w:hanging="360"/>
-      </w:pPr>
-    </w:lvl>
-    <w:lvl w:ilvl="7" w:tplc="04190019" w:tentative="1">
-      <w:start w:val="1"/>
-      <w:numFmt w:val="lowerLetter"/>
-      <w:lvlText w:val="%8."/>
-      <w:lvlJc w:val="left"/>
-      <w:pPr>
-        <w:ind w:left="5976" w:hanging="360"/>
-      </w:pPr>
-    </w:lvl>
-    <w:lvl w:ilvl="8" w:tplc="0419001B" w:tentative="1">
-      <w:start w:val="1"/>
-      <w:numFmt w:val="lowerRoman"/>
-      <w:lvlText w:val="%9."/>
-      <w:lvlJc w:val="right"/>
-      <w:pPr>
-        <w:ind w:left="6696" w:hanging="180"/>
-      </w:pPr>
-    </w:lvl>
-  </w:abstractNum>
-  <w:abstractNum w:abstractNumId="3" w15:restartNumberingAfterBreak="0">
-    <w:nsid w:val="78883BB6"/>
-    <w:multiLevelType w:val="hybridMultilevel"/>
-    <w:tmpl w:val="07686B68"/>
+    <w:tmpl w:val="3578B284"/>
     <w:lvl w:ilvl="0" w:tplc="04190001">
       <w:start w:val="1"/>
       <w:numFmt w:val="bullet"/>
       <w:lvlText w:val=""/>
       <w:lvlJc w:val="left"/>
       <w:pPr>
-        <w:ind w:left="2133" w:hanging="360"/>
+        <w:ind w:left="1428" w:hanging="360"/>
       </w:pPr>
       <w:rPr>
         <w:rFonts w:ascii="Symbol" w:hAnsi="Symbol" w:hint="default"/>
@@ -9958,7 +11551,7 @@
       <w:lvlText w:val="o"/>
       <w:lvlJc w:val="left"/>
       <w:pPr>
-        <w:ind w:left="2853" w:hanging="360"/>
+        <w:ind w:left="2148" w:hanging="360"/>
       </w:pPr>
       <w:rPr>
         <w:rFonts w:ascii="Courier New" w:hAnsi="Courier New" w:cs="Courier New" w:hint="default"/>
@@ -9970,7 +11563,7 @@
       <w:lvlText w:val=""/>
       <w:lvlJc w:val="left"/>
       <w:pPr>
-        <w:ind w:left="3573" w:hanging="360"/>
+        <w:ind w:left="2868" w:hanging="360"/>
       </w:pPr>
       <w:rPr>
         <w:rFonts w:ascii="Wingdings" w:hAnsi="Wingdings" w:hint="default"/>
@@ -9982,7 +11575,7 @@
       <w:lvlText w:val=""/>
       <w:lvlJc w:val="left"/>
       <w:pPr>
-        <w:ind w:left="4293" w:hanging="360"/>
+        <w:ind w:left="3588" w:hanging="360"/>
       </w:pPr>
       <w:rPr>
         <w:rFonts w:ascii="Symbol" w:hAnsi="Symbol" w:hint="default"/>
@@ -9994,7 +11587,7 @@
       <w:lvlText w:val="o"/>
       <w:lvlJc w:val="left"/>
       <w:pPr>
-        <w:ind w:left="5013" w:hanging="360"/>
+        <w:ind w:left="4308" w:hanging="360"/>
       </w:pPr>
       <w:rPr>
         <w:rFonts w:ascii="Courier New" w:hAnsi="Courier New" w:cs="Courier New" w:hint="default"/>
@@ -10006,7 +11599,7 @@
       <w:lvlText w:val=""/>
       <w:lvlJc w:val="left"/>
       <w:pPr>
-        <w:ind w:left="5733" w:hanging="360"/>
+        <w:ind w:left="5028" w:hanging="360"/>
       </w:pPr>
       <w:rPr>
         <w:rFonts w:ascii="Wingdings" w:hAnsi="Wingdings" w:hint="default"/>
@@ -10018,7 +11611,7 @@
       <w:lvlText w:val=""/>
       <w:lvlJc w:val="left"/>
       <w:pPr>
-        <w:ind w:left="6453" w:hanging="360"/>
+        <w:ind w:left="5748" w:hanging="360"/>
       </w:pPr>
       <w:rPr>
         <w:rFonts w:ascii="Symbol" w:hAnsi="Symbol" w:hint="default"/>
@@ -10030,7 +11623,7 @@
       <w:lvlText w:val="o"/>
       <w:lvlJc w:val="left"/>
       <w:pPr>
-        <w:ind w:left="7173" w:hanging="360"/>
+        <w:ind w:left="6468" w:hanging="360"/>
       </w:pPr>
       <w:rPr>
         <w:rFonts w:ascii="Courier New" w:hAnsi="Courier New" w:cs="Courier New" w:hint="default"/>
@@ -10042,6 +11635,291 @@
       <w:lvlText w:val=""/>
       <w:lvlJc w:val="left"/>
       <w:pPr>
+        <w:ind w:left="7188" w:hanging="360"/>
+      </w:pPr>
+      <w:rPr>
+        <w:rFonts w:ascii="Wingdings" w:hAnsi="Wingdings" w:hint="default"/>
+      </w:rPr>
+    </w:lvl>
+  </w:abstractNum>
+  <w:abstractNum w:abstractNumId="3" w15:restartNumberingAfterBreak="0">
+    <w:nsid w:val="549A6948"/>
+    <w:multiLevelType w:val="hybridMultilevel"/>
+    <w:tmpl w:val="16004E4C"/>
+    <w:lvl w:ilvl="0" w:tplc="04190011">
+      <w:start w:val="1"/>
+      <w:numFmt w:val="decimal"/>
+      <w:lvlText w:val="%1)"/>
+      <w:lvlJc w:val="left"/>
+      <w:pPr>
+        <w:ind w:left="936" w:hanging="360"/>
+      </w:pPr>
+    </w:lvl>
+    <w:lvl w:ilvl="1" w:tplc="04190019" w:tentative="1">
+      <w:start w:val="1"/>
+      <w:numFmt w:val="lowerLetter"/>
+      <w:lvlText w:val="%2."/>
+      <w:lvlJc w:val="left"/>
+      <w:pPr>
+        <w:ind w:left="1656" w:hanging="360"/>
+      </w:pPr>
+    </w:lvl>
+    <w:lvl w:ilvl="2" w:tplc="0419001B" w:tentative="1">
+      <w:start w:val="1"/>
+      <w:numFmt w:val="lowerRoman"/>
+      <w:lvlText w:val="%3."/>
+      <w:lvlJc w:val="right"/>
+      <w:pPr>
+        <w:ind w:left="2376" w:hanging="180"/>
+      </w:pPr>
+    </w:lvl>
+    <w:lvl w:ilvl="3" w:tplc="0419000F" w:tentative="1">
+      <w:start w:val="1"/>
+      <w:numFmt w:val="decimal"/>
+      <w:lvlText w:val="%4."/>
+      <w:lvlJc w:val="left"/>
+      <w:pPr>
+        <w:ind w:left="3096" w:hanging="360"/>
+      </w:pPr>
+    </w:lvl>
+    <w:lvl w:ilvl="4" w:tplc="04190019" w:tentative="1">
+      <w:start w:val="1"/>
+      <w:numFmt w:val="lowerLetter"/>
+      <w:lvlText w:val="%5."/>
+      <w:lvlJc w:val="left"/>
+      <w:pPr>
+        <w:ind w:left="3816" w:hanging="360"/>
+      </w:pPr>
+    </w:lvl>
+    <w:lvl w:ilvl="5" w:tplc="0419001B" w:tentative="1">
+      <w:start w:val="1"/>
+      <w:numFmt w:val="lowerRoman"/>
+      <w:lvlText w:val="%6."/>
+      <w:lvlJc w:val="right"/>
+      <w:pPr>
+        <w:ind w:left="4536" w:hanging="180"/>
+      </w:pPr>
+    </w:lvl>
+    <w:lvl w:ilvl="6" w:tplc="0419000F" w:tentative="1">
+      <w:start w:val="1"/>
+      <w:numFmt w:val="decimal"/>
+      <w:lvlText w:val="%7."/>
+      <w:lvlJc w:val="left"/>
+      <w:pPr>
+        <w:ind w:left="5256" w:hanging="360"/>
+      </w:pPr>
+    </w:lvl>
+    <w:lvl w:ilvl="7" w:tplc="04190019" w:tentative="1">
+      <w:start w:val="1"/>
+      <w:numFmt w:val="lowerLetter"/>
+      <w:lvlText w:val="%8."/>
+      <w:lvlJc w:val="left"/>
+      <w:pPr>
+        <w:ind w:left="5976" w:hanging="360"/>
+      </w:pPr>
+    </w:lvl>
+    <w:lvl w:ilvl="8" w:tplc="0419001B" w:tentative="1">
+      <w:start w:val="1"/>
+      <w:numFmt w:val="lowerRoman"/>
+      <w:lvlText w:val="%9."/>
+      <w:lvlJc w:val="right"/>
+      <w:pPr>
+        <w:ind w:left="6696" w:hanging="180"/>
+      </w:pPr>
+    </w:lvl>
+  </w:abstractNum>
+  <w:abstractNum w:abstractNumId="4" w15:restartNumberingAfterBreak="0">
+    <w:nsid w:val="62E35B61"/>
+    <w:multiLevelType w:val="hybridMultilevel"/>
+    <w:tmpl w:val="9F5E7382"/>
+    <w:lvl w:ilvl="0" w:tplc="0419000F">
+      <w:start w:val="1"/>
+      <w:numFmt w:val="decimal"/>
+      <w:lvlText w:val="%1."/>
+      <w:lvlJc w:val="left"/>
+      <w:pPr>
+        <w:ind w:left="1500" w:hanging="360"/>
+      </w:pPr>
+    </w:lvl>
+    <w:lvl w:ilvl="1" w:tplc="04190019" w:tentative="1">
+      <w:start w:val="1"/>
+      <w:numFmt w:val="lowerLetter"/>
+      <w:lvlText w:val="%2."/>
+      <w:lvlJc w:val="left"/>
+      <w:pPr>
+        <w:ind w:left="2220" w:hanging="360"/>
+      </w:pPr>
+    </w:lvl>
+    <w:lvl w:ilvl="2" w:tplc="0419001B" w:tentative="1">
+      <w:start w:val="1"/>
+      <w:numFmt w:val="lowerRoman"/>
+      <w:lvlText w:val="%3."/>
+      <w:lvlJc w:val="right"/>
+      <w:pPr>
+        <w:ind w:left="2940" w:hanging="180"/>
+      </w:pPr>
+    </w:lvl>
+    <w:lvl w:ilvl="3" w:tplc="0419000F" w:tentative="1">
+      <w:start w:val="1"/>
+      <w:numFmt w:val="decimal"/>
+      <w:lvlText w:val="%4."/>
+      <w:lvlJc w:val="left"/>
+      <w:pPr>
+        <w:ind w:left="3660" w:hanging="360"/>
+      </w:pPr>
+    </w:lvl>
+    <w:lvl w:ilvl="4" w:tplc="04190019" w:tentative="1">
+      <w:start w:val="1"/>
+      <w:numFmt w:val="lowerLetter"/>
+      <w:lvlText w:val="%5."/>
+      <w:lvlJc w:val="left"/>
+      <w:pPr>
+        <w:ind w:left="4380" w:hanging="360"/>
+      </w:pPr>
+    </w:lvl>
+    <w:lvl w:ilvl="5" w:tplc="0419001B" w:tentative="1">
+      <w:start w:val="1"/>
+      <w:numFmt w:val="lowerRoman"/>
+      <w:lvlText w:val="%6."/>
+      <w:lvlJc w:val="right"/>
+      <w:pPr>
+        <w:ind w:left="5100" w:hanging="180"/>
+      </w:pPr>
+    </w:lvl>
+    <w:lvl w:ilvl="6" w:tplc="0419000F" w:tentative="1">
+      <w:start w:val="1"/>
+      <w:numFmt w:val="decimal"/>
+      <w:lvlText w:val="%7."/>
+      <w:lvlJc w:val="left"/>
+      <w:pPr>
+        <w:ind w:left="5820" w:hanging="360"/>
+      </w:pPr>
+    </w:lvl>
+    <w:lvl w:ilvl="7" w:tplc="04190019" w:tentative="1">
+      <w:start w:val="1"/>
+      <w:numFmt w:val="lowerLetter"/>
+      <w:lvlText w:val="%8."/>
+      <w:lvlJc w:val="left"/>
+      <w:pPr>
+        <w:ind w:left="6540" w:hanging="360"/>
+      </w:pPr>
+    </w:lvl>
+    <w:lvl w:ilvl="8" w:tplc="0419001B" w:tentative="1">
+      <w:start w:val="1"/>
+      <w:numFmt w:val="lowerRoman"/>
+      <w:lvlText w:val="%9."/>
+      <w:lvlJc w:val="right"/>
+      <w:pPr>
+        <w:ind w:left="7260" w:hanging="180"/>
+      </w:pPr>
+    </w:lvl>
+  </w:abstractNum>
+  <w:abstractNum w:abstractNumId="5" w15:restartNumberingAfterBreak="0">
+    <w:nsid w:val="78883BB6"/>
+    <w:multiLevelType w:val="hybridMultilevel"/>
+    <w:tmpl w:val="07686B68"/>
+    <w:lvl w:ilvl="0" w:tplc="04190001">
+      <w:start w:val="1"/>
+      <w:numFmt w:val="bullet"/>
+      <w:lvlText w:val=""/>
+      <w:lvlJc w:val="left"/>
+      <w:pPr>
+        <w:ind w:left="2133" w:hanging="360"/>
+      </w:pPr>
+      <w:rPr>
+        <w:rFonts w:ascii="Symbol" w:hAnsi="Symbol" w:hint="default"/>
+      </w:rPr>
+    </w:lvl>
+    <w:lvl w:ilvl="1" w:tplc="04190003" w:tentative="1">
+      <w:start w:val="1"/>
+      <w:numFmt w:val="bullet"/>
+      <w:lvlText w:val="o"/>
+      <w:lvlJc w:val="left"/>
+      <w:pPr>
+        <w:ind w:left="2853" w:hanging="360"/>
+      </w:pPr>
+      <w:rPr>
+        <w:rFonts w:ascii="Courier New" w:hAnsi="Courier New" w:cs="Courier New" w:hint="default"/>
+      </w:rPr>
+    </w:lvl>
+    <w:lvl w:ilvl="2" w:tplc="04190005" w:tentative="1">
+      <w:start w:val="1"/>
+      <w:numFmt w:val="bullet"/>
+      <w:lvlText w:val=""/>
+      <w:lvlJc w:val="left"/>
+      <w:pPr>
+        <w:ind w:left="3573" w:hanging="360"/>
+      </w:pPr>
+      <w:rPr>
+        <w:rFonts w:ascii="Wingdings" w:hAnsi="Wingdings" w:hint="default"/>
+      </w:rPr>
+    </w:lvl>
+    <w:lvl w:ilvl="3" w:tplc="04190001" w:tentative="1">
+      <w:start w:val="1"/>
+      <w:numFmt w:val="bullet"/>
+      <w:lvlText w:val=""/>
+      <w:lvlJc w:val="left"/>
+      <w:pPr>
+        <w:ind w:left="4293" w:hanging="360"/>
+      </w:pPr>
+      <w:rPr>
+        <w:rFonts w:ascii="Symbol" w:hAnsi="Symbol" w:hint="default"/>
+      </w:rPr>
+    </w:lvl>
+    <w:lvl w:ilvl="4" w:tplc="04190003" w:tentative="1">
+      <w:start w:val="1"/>
+      <w:numFmt w:val="bullet"/>
+      <w:lvlText w:val="o"/>
+      <w:lvlJc w:val="left"/>
+      <w:pPr>
+        <w:ind w:left="5013" w:hanging="360"/>
+      </w:pPr>
+      <w:rPr>
+        <w:rFonts w:ascii="Courier New" w:hAnsi="Courier New" w:cs="Courier New" w:hint="default"/>
+      </w:rPr>
+    </w:lvl>
+    <w:lvl w:ilvl="5" w:tplc="04190005" w:tentative="1">
+      <w:start w:val="1"/>
+      <w:numFmt w:val="bullet"/>
+      <w:lvlText w:val=""/>
+      <w:lvlJc w:val="left"/>
+      <w:pPr>
+        <w:ind w:left="5733" w:hanging="360"/>
+      </w:pPr>
+      <w:rPr>
+        <w:rFonts w:ascii="Wingdings" w:hAnsi="Wingdings" w:hint="default"/>
+      </w:rPr>
+    </w:lvl>
+    <w:lvl w:ilvl="6" w:tplc="04190001" w:tentative="1">
+      <w:start w:val="1"/>
+      <w:numFmt w:val="bullet"/>
+      <w:lvlText w:val=""/>
+      <w:lvlJc w:val="left"/>
+      <w:pPr>
+        <w:ind w:left="6453" w:hanging="360"/>
+      </w:pPr>
+      <w:rPr>
+        <w:rFonts w:ascii="Symbol" w:hAnsi="Symbol" w:hint="default"/>
+      </w:rPr>
+    </w:lvl>
+    <w:lvl w:ilvl="7" w:tplc="04190003" w:tentative="1">
+      <w:start w:val="1"/>
+      <w:numFmt w:val="bullet"/>
+      <w:lvlText w:val="o"/>
+      <w:lvlJc w:val="left"/>
+      <w:pPr>
+        <w:ind w:left="7173" w:hanging="360"/>
+      </w:pPr>
+      <w:rPr>
+        <w:rFonts w:ascii="Courier New" w:hAnsi="Courier New" w:cs="Courier New" w:hint="default"/>
+      </w:rPr>
+    </w:lvl>
+    <w:lvl w:ilvl="8" w:tplc="04190005" w:tentative="1">
+      <w:start w:val="1"/>
+      <w:numFmt w:val="bullet"/>
+      <w:lvlText w:val=""/>
+      <w:lvlJc w:val="left"/>
+      <w:pPr>
         <w:ind w:left="7893" w:hanging="360"/>
       </w:pPr>
       <w:rPr>
@@ -10053,13 +11931,19 @@
     <w:abstractNumId w:val="1"/>
   </w:num>
   <w:num w:numId="2" w16cid:durableId="1092779129">
-    <w:abstractNumId w:val="2"/>
+    <w:abstractNumId w:val="3"/>
   </w:num>
   <w:num w:numId="3" w16cid:durableId="1453355735">
-    <w:abstractNumId w:val="3"/>
+    <w:abstractNumId w:val="5"/>
   </w:num>
   <w:num w:numId="4" w16cid:durableId="293558536">
     <w:abstractNumId w:val="0"/>
+  </w:num>
+  <w:num w:numId="5" w16cid:durableId="105856242">
+    <w:abstractNumId w:val="4"/>
+  </w:num>
+  <w:num w:numId="6" w16cid:durableId="1566070080">
+    <w:abstractNumId w:val="2"/>
   </w:num>
 </w:numbering>
 </file>

--- a/ОсновнойДокумент.docx
+++ b/ОсновнойДокумент.docx
@@ -111,7 +111,27 @@
           <w:bCs/>
           <w:szCs w:val="28"/>
         </w:rPr>
-        <w:t>Центр «ВиртУм»</w:t>
+        <w:t>Центр «</w:t>
+      </w:r>
+      <w:proofErr w:type="spellStart"/>
+      <w:r>
+        <w:rPr>
+          <w:rFonts w:cs="Times New Roman"/>
+          <w:b/>
+          <w:bCs/>
+          <w:szCs w:val="28"/>
+        </w:rPr>
+        <w:t>ВиртУм</w:t>
+      </w:r>
+      <w:proofErr w:type="spellEnd"/>
+      <w:r>
+        <w:rPr>
+          <w:rFonts w:cs="Times New Roman"/>
+          <w:b/>
+          <w:bCs/>
+          <w:szCs w:val="28"/>
+        </w:rPr>
+        <w:t>»</w:t>
       </w:r>
     </w:p>
     <w:p>
@@ -212,8 +232,17 @@
                 <w:rFonts w:cs="Times New Roman"/>
                 <w:szCs w:val="28"/>
               </w:rPr>
-              <w:t>А. А. Замышляева</w:t>
+              <w:t xml:space="preserve">А. А. </w:t>
             </w:r>
+            <w:proofErr w:type="spellStart"/>
+            <w:r>
+              <w:rPr>
+                <w:rFonts w:cs="Times New Roman"/>
+                <w:szCs w:val="28"/>
+              </w:rPr>
+              <w:t>Замышляева</w:t>
+            </w:r>
+            <w:proofErr w:type="spellEnd"/>
           </w:p>
           <w:p>
             <w:pPr>
@@ -390,8 +419,17 @@
                 <w:rFonts w:cs="Times New Roman"/>
                 <w:szCs w:val="28"/>
               </w:rPr>
-              <w:t>ЮУрГУ (НИУ) М.Л. Цымблер</w:t>
+              <w:t xml:space="preserve">ЮУрГУ (НИУ) М.Л. </w:t>
             </w:r>
+            <w:proofErr w:type="spellStart"/>
+            <w:r>
+              <w:rPr>
+                <w:rFonts w:cs="Times New Roman"/>
+                <w:szCs w:val="28"/>
+              </w:rPr>
+              <w:t>Цымблер</w:t>
+            </w:r>
+            <w:proofErr w:type="spellEnd"/>
           </w:p>
           <w:p>
             <w:pPr>
@@ -524,7 +562,6 @@
                 <w:rFonts w:cs="Times New Roman"/>
                 <w:bCs/>
                 <w:szCs w:val="28"/>
-                <w:lang w:val="en-US"/>
               </w:rPr>
               <w:t xml:space="preserve"> </w:t>
             </w:r>
@@ -569,25 +606,22 @@
         <w:rPr>
           <w:rFonts w:cs="Times New Roman"/>
           <w:szCs w:val="28"/>
-          <w:lang w:val="en-US"/>
-        </w:rPr>
-      </w:pPr>
-    </w:p>
-    <w:p>
-      <w:pPr>
-        <w:rPr>
-          <w:rFonts w:cs="Times New Roman"/>
-          <w:szCs w:val="28"/>
-          <w:lang w:val="en-US"/>
-        </w:rPr>
-      </w:pPr>
-    </w:p>
-    <w:p>
-      <w:pPr>
-        <w:rPr>
-          <w:rFonts w:cs="Times New Roman"/>
-          <w:szCs w:val="28"/>
-          <w:lang w:val="en-US"/>
+        </w:rPr>
+      </w:pPr>
+    </w:p>
+    <w:p>
+      <w:pPr>
+        <w:rPr>
+          <w:rFonts w:cs="Times New Roman"/>
+          <w:szCs w:val="28"/>
+        </w:rPr>
+      </w:pPr>
+    </w:p>
+    <w:p>
+      <w:pPr>
+        <w:rPr>
+          <w:rFonts w:cs="Times New Roman"/>
+          <w:szCs w:val="28"/>
         </w:rPr>
       </w:pPr>
     </w:p>
@@ -727,7 +761,27 @@
           <w:bCs/>
           <w:szCs w:val="28"/>
         </w:rPr>
-        <w:t>Центр «ВиртУм»</w:t>
+        <w:t>Центр «</w:t>
+      </w:r>
+      <w:proofErr w:type="spellStart"/>
+      <w:r>
+        <w:rPr>
+          <w:rFonts w:cs="Times New Roman"/>
+          <w:b/>
+          <w:bCs/>
+          <w:szCs w:val="28"/>
+        </w:rPr>
+        <w:t>ВиртУм</w:t>
+      </w:r>
+      <w:proofErr w:type="spellEnd"/>
+      <w:r>
+        <w:rPr>
+          <w:rFonts w:cs="Times New Roman"/>
+          <w:b/>
+          <w:bCs/>
+          <w:szCs w:val="28"/>
+        </w:rPr>
+        <w:t>»</w:t>
       </w:r>
     </w:p>
     <w:tbl>
@@ -817,8 +871,17 @@
                 <w:rFonts w:cs="Times New Roman"/>
                 <w:szCs w:val="28"/>
               </w:rPr>
-              <w:t>А.А. Замышляева</w:t>
+              <w:t xml:space="preserve">А.А. </w:t>
             </w:r>
+            <w:proofErr w:type="spellStart"/>
+            <w:r>
+              <w:rPr>
+                <w:rFonts w:cs="Times New Roman"/>
+                <w:szCs w:val="28"/>
+              </w:rPr>
+              <w:t>Замышляева</w:t>
+            </w:r>
+            <w:proofErr w:type="spellEnd"/>
           </w:p>
           <w:p>
             <w:pPr>
@@ -1585,8 +1648,17 @@
           <w:szCs w:val="28"/>
         </w:rPr>
         <w:tab/>
-        <w:t>М.Л. Цымблер</w:t>
-      </w:r>
+        <w:t xml:space="preserve">М.Л. </w:t>
+      </w:r>
+      <w:proofErr w:type="spellStart"/>
+      <w:r>
+        <w:rPr>
+          <w:rFonts w:cs="Times New Roman"/>
+          <w:szCs w:val="28"/>
+        </w:rPr>
+        <w:t>Цымблер</w:t>
+      </w:r>
+      <w:proofErr w:type="spellEnd"/>
     </w:p>
     <w:p>
       <w:pPr>
@@ -1958,21 +2030,16 @@
       <w:pPr>
         <w:pStyle w:val="1"/>
         <w:rPr>
-          <w:rFonts w:ascii="Times New Roman" w:hAnsi="Times New Roman" w:cs="Times New Roman"/>
-          <w:b/>
-          <w:bCs/>
-          <w:color w:val="auto"/>
-          <w:sz w:val="28"/>
-          <w:szCs w:val="28"/>
-        </w:rPr>
-      </w:pPr>
-      <w:r>
-        <w:rPr>
-          <w:rFonts w:ascii="Times New Roman" w:hAnsi="Times New Roman" w:cs="Times New Roman"/>
-          <w:b/>
-          <w:bCs/>
-          <w:color w:val="auto"/>
-          <w:sz w:val="28"/>
+          <w:rFonts w:cs="Times New Roman"/>
+          <w:b w:val="0"/>
+          <w:bCs/>
+          <w:szCs w:val="28"/>
+        </w:rPr>
+      </w:pPr>
+      <w:r>
+        <w:rPr>
+          <w:rFonts w:cs="Times New Roman"/>
+          <w:bCs/>
           <w:szCs w:val="28"/>
         </w:rPr>
         <w:lastRenderedPageBreak/>
@@ -2492,21 +2559,16 @@
       <w:pPr>
         <w:pStyle w:val="1"/>
         <w:rPr>
-          <w:rFonts w:ascii="Times New Roman" w:hAnsi="Times New Roman" w:cs="Times New Roman"/>
-          <w:b/>
-          <w:bCs/>
-          <w:color w:val="auto"/>
-          <w:sz w:val="28"/>
-          <w:szCs w:val="28"/>
-        </w:rPr>
-      </w:pPr>
-      <w:r>
-        <w:rPr>
-          <w:rFonts w:ascii="Times New Roman" w:hAnsi="Times New Roman" w:cs="Times New Roman"/>
-          <w:b/>
-          <w:bCs/>
-          <w:color w:val="auto"/>
-          <w:sz w:val="28"/>
+          <w:rFonts w:cs="Times New Roman"/>
+          <w:b w:val="0"/>
+          <w:bCs/>
+          <w:szCs w:val="28"/>
+        </w:rPr>
+      </w:pPr>
+      <w:r>
+        <w:rPr>
+          <w:rFonts w:cs="Times New Roman"/>
+          <w:bCs/>
           <w:szCs w:val="28"/>
         </w:rPr>
         <w:lastRenderedPageBreak/>
@@ -2517,43 +2579,32 @@
       <w:pPr>
         <w:pStyle w:val="2"/>
         <w:rPr>
-          <w:rFonts w:ascii="Times New Roman" w:hAnsi="Times New Roman" w:cs="Times New Roman"/>
-          <w:b/>
-          <w:bCs/>
-          <w:color w:val="auto"/>
-          <w:sz w:val="28"/>
-          <w:szCs w:val="28"/>
-        </w:rPr>
-      </w:pPr>
-      <w:r>
-        <w:rPr>
-          <w:rFonts w:ascii="Times New Roman" w:hAnsi="Times New Roman" w:cs="Times New Roman"/>
-          <w:b/>
-          <w:bCs/>
-          <w:color w:val="auto"/>
-          <w:sz w:val="28"/>
+          <w:rFonts w:cs="Times New Roman"/>
+          <w:b w:val="0"/>
+          <w:bCs/>
+          <w:szCs w:val="28"/>
+        </w:rPr>
+      </w:pPr>
+      <w:r>
+        <w:rPr>
+          <w:rFonts w:cs="Times New Roman"/>
+          <w:bCs/>
           <w:szCs w:val="28"/>
         </w:rPr>
         <w:t>1.1</w:t>
       </w:r>
       <w:r>
         <w:rPr>
-          <w:rFonts w:ascii="Times New Roman" w:hAnsi="Times New Roman" w:cs="Times New Roman"/>
-          <w:b/>
-          <w:bCs/>
-          <w:color w:val="auto"/>
-          <w:sz w:val="28"/>
+          <w:rFonts w:cs="Times New Roman"/>
+          <w:bCs/>
           <w:szCs w:val="28"/>
         </w:rPr>
         <w:t>.</w:t>
       </w:r>
       <w:r>
         <w:rPr>
-          <w:rFonts w:ascii="Times New Roman" w:hAnsi="Times New Roman" w:cs="Times New Roman"/>
-          <w:b/>
-          <w:bCs/>
-          <w:color w:val="auto"/>
-          <w:sz w:val="28"/>
+          <w:rFonts w:cs="Times New Roman"/>
+          <w:bCs/>
           <w:szCs w:val="28"/>
         </w:rPr>
         <w:t xml:space="preserve"> Постановка задачи</w:t>
@@ -2657,32 +2708,24 @@
       <w:pPr>
         <w:pStyle w:val="2"/>
         <w:rPr>
-          <w:rFonts w:ascii="Times New Roman" w:hAnsi="Times New Roman" w:cs="Times New Roman"/>
-          <w:b/>
-          <w:bCs/>
-          <w:color w:val="auto"/>
-          <w:sz w:val="28"/>
-          <w:szCs w:val="28"/>
-        </w:rPr>
-      </w:pPr>
-      <w:r>
-        <w:rPr>
-          <w:rFonts w:ascii="Times New Roman" w:hAnsi="Times New Roman" w:cs="Times New Roman"/>
-          <w:b/>
-          <w:bCs/>
-          <w:color w:val="auto"/>
-          <w:sz w:val="28"/>
+          <w:rFonts w:cs="Times New Roman"/>
+          <w:b w:val="0"/>
+          <w:bCs/>
+          <w:szCs w:val="28"/>
+        </w:rPr>
+      </w:pPr>
+      <w:r>
+        <w:rPr>
+          <w:rFonts w:cs="Times New Roman"/>
+          <w:bCs/>
           <w:szCs w:val="28"/>
         </w:rPr>
         <w:t xml:space="preserve">1.2. </w:t>
       </w:r>
       <w:r>
         <w:rPr>
-          <w:rFonts w:ascii="Times New Roman" w:hAnsi="Times New Roman" w:cs="Times New Roman"/>
-          <w:b/>
-          <w:bCs/>
-          <w:color w:val="auto"/>
-          <w:sz w:val="28"/>
+          <w:rFonts w:cs="Times New Roman"/>
+          <w:bCs/>
           <w:szCs w:val="28"/>
         </w:rPr>
         <w:t>Описание выбранного набора данных</w:t>
@@ -2740,6 +2783,7 @@
         </w:rPr>
         <w:t>F</w:t>
       </w:r>
+      <w:proofErr w:type="spellStart"/>
       <w:r>
         <w:rPr>
           <w:rFonts w:cs="Times New Roman"/>
@@ -2747,6 +2791,7 @@
         </w:rPr>
         <w:t>raud_detection_dataset</w:t>
       </w:r>
+      <w:proofErr w:type="spellEnd"/>
       <w:r>
         <w:rPr>
           <w:rFonts w:cs="Times New Roman"/>
@@ -3838,6 +3883,7 @@
         </w:rPr>
         <w:t xml:space="preserve"> </w:t>
       </w:r>
+      <w:proofErr w:type="spellStart"/>
       <w:r>
         <w:rPr>
           <w:rFonts w:cs="Times New Roman"/>
@@ -3847,6 +3893,7 @@
         </w:rPr>
         <w:t>avg_transaction_amount</w:t>
       </w:r>
+      <w:proofErr w:type="spellEnd"/>
       <w:r>
         <w:rPr>
           <w:rFonts w:cs="Times New Roman"/>
@@ -3921,6 +3968,7 @@
         </w:rPr>
         <w:t xml:space="preserve"> </w:t>
       </w:r>
+      <w:proofErr w:type="spellStart"/>
       <w:r>
         <w:rPr>
           <w:rFonts w:cs="Times New Roman"/>
@@ -3930,6 +3978,7 @@
         </w:rPr>
         <w:t>is_foreign_transaction</w:t>
       </w:r>
+      <w:proofErr w:type="spellEnd"/>
       <w:r>
         <w:rPr>
           <w:rFonts w:cs="Times New Roman"/>
@@ -4004,6 +4053,7 @@
         </w:rPr>
         <w:t xml:space="preserve"> </w:t>
       </w:r>
+      <w:proofErr w:type="spellStart"/>
       <w:r>
         <w:rPr>
           <w:rFonts w:cs="Times New Roman"/>
@@ -4013,6 +4063,7 @@
         </w:rPr>
         <w:t>is_weekend</w:t>
       </w:r>
+      <w:proofErr w:type="spellEnd"/>
       <w:r>
         <w:rPr>
           <w:rFonts w:cs="Times New Roman"/>
@@ -4081,6 +4132,7 @@
         </w:rPr>
         <w:t xml:space="preserve"> </w:t>
       </w:r>
+      <w:proofErr w:type="spellStart"/>
       <w:r>
         <w:rPr>
           <w:rFonts w:cs="Times New Roman"/>
@@ -4091,6 +4143,7 @@
         </w:rPr>
         <w:t>hour_of_day</w:t>
       </w:r>
+      <w:proofErr w:type="spellEnd"/>
       <w:r>
         <w:rPr>
           <w:rFonts w:cs="Times New Roman"/>
@@ -4182,6 +4235,7 @@
         </w:rPr>
         <w:t xml:space="preserve"> </w:t>
       </w:r>
+      <w:proofErr w:type="spellStart"/>
       <w:r>
         <w:rPr>
           <w:rFonts w:cs="Times New Roman"/>
@@ -4191,6 +4245,7 @@
         </w:rPr>
         <w:t>is_fraud</w:t>
       </w:r>
+      <w:proofErr w:type="spellEnd"/>
       <w:r>
         <w:rPr>
           <w:rFonts w:cs="Times New Roman"/>
@@ -4387,14 +4442,25 @@
         </w:rPr>
         <w:t>m</w:t>
       </w:r>
-      <w:r>
-        <w:rPr>
-          <w:rFonts w:cs="Times New Roman"/>
-          <w:b/>
-          <w:bCs/>
-          <w:szCs w:val="28"/>
-        </w:rPr>
-        <w:t xml:space="preserve">onth: </w:t>
+      <w:proofErr w:type="spellStart"/>
+      <w:r>
+        <w:rPr>
+          <w:rFonts w:cs="Times New Roman"/>
+          <w:b/>
+          <w:bCs/>
+          <w:szCs w:val="28"/>
+        </w:rPr>
+        <w:t>onth</w:t>
+      </w:r>
+      <w:proofErr w:type="spellEnd"/>
+      <w:r>
+        <w:rPr>
+          <w:rFonts w:cs="Times New Roman"/>
+          <w:b/>
+          <w:bCs/>
+          <w:szCs w:val="28"/>
+        </w:rPr>
+        <w:t xml:space="preserve">: </w:t>
       </w:r>
       <w:r>
         <w:rPr>
@@ -4445,8 +4511,19 @@
           <w:bCs/>
           <w:szCs w:val="28"/>
         </w:rPr>
-        <w:t xml:space="preserve"> is_month_end</w:t>
-      </w:r>
+        <w:t xml:space="preserve"> </w:t>
+      </w:r>
+      <w:proofErr w:type="spellStart"/>
+      <w:r>
+        <w:rPr>
+          <w:rFonts w:cs="Times New Roman"/>
+          <w:b/>
+          <w:bCs/>
+          <w:szCs w:val="28"/>
+        </w:rPr>
+        <w:t>is_month_end</w:t>
+      </w:r>
+      <w:proofErr w:type="spellEnd"/>
       <w:r>
         <w:rPr>
           <w:rFonts w:cs="Times New Roman"/>
@@ -4498,6 +4575,7 @@
         </w:rPr>
         <w:t xml:space="preserve"> </w:t>
       </w:r>
+      <w:proofErr w:type="spellStart"/>
       <w:r>
         <w:rPr>
           <w:rFonts w:cs="Times New Roman"/>
@@ -4507,6 +4585,7 @@
         </w:rPr>
         <w:t>is_month_start</w:t>
       </w:r>
+      <w:proofErr w:type="spellEnd"/>
       <w:r>
         <w:rPr>
           <w:rFonts w:cs="Times New Roman"/>
@@ -4560,8 +4639,19 @@
           <w:bCs/>
           <w:szCs w:val="28"/>
         </w:rPr>
-        <w:t xml:space="preserve"> time_since_last_transaction</w:t>
-      </w:r>
+        <w:t xml:space="preserve"> </w:t>
+      </w:r>
+      <w:proofErr w:type="spellStart"/>
+      <w:r>
+        <w:rPr>
+          <w:rFonts w:cs="Times New Roman"/>
+          <w:b/>
+          <w:bCs/>
+          <w:szCs w:val="28"/>
+        </w:rPr>
+        <w:t>time_since_last_transaction</w:t>
+      </w:r>
+      <w:proofErr w:type="spellEnd"/>
       <w:r>
         <w:rPr>
           <w:rFonts w:cs="Times New Roman"/>
@@ -4734,8 +4824,19 @@
           <w:bCs/>
           <w:szCs w:val="28"/>
         </w:rPr>
-        <w:t xml:space="preserve"> amount_zscore</w:t>
-      </w:r>
+        <w:t xml:space="preserve"> </w:t>
+      </w:r>
+      <w:proofErr w:type="spellStart"/>
+      <w:r>
+        <w:rPr>
+          <w:rFonts w:cs="Times New Roman"/>
+          <w:b/>
+          <w:bCs/>
+          <w:szCs w:val="28"/>
+        </w:rPr>
+        <w:t>amount_zscore</w:t>
+      </w:r>
+      <w:proofErr w:type="spellEnd"/>
       <w:r>
         <w:rPr>
           <w:rFonts w:cs="Times New Roman"/>
@@ -4804,8 +4905,19 @@
           <w:bCs/>
           <w:szCs w:val="28"/>
         </w:rPr>
-        <w:t xml:space="preserve"> amount_percentile</w:t>
-      </w:r>
+        <w:t xml:space="preserve"> </w:t>
+      </w:r>
+      <w:proofErr w:type="spellStart"/>
+      <w:r>
+        <w:rPr>
+          <w:rFonts w:cs="Times New Roman"/>
+          <w:b/>
+          <w:bCs/>
+          <w:szCs w:val="28"/>
+        </w:rPr>
+        <w:t>amount_percentile</w:t>
+      </w:r>
+      <w:proofErr w:type="spellEnd"/>
       <w:r>
         <w:rPr>
           <w:rFonts w:cs="Times New Roman"/>
@@ -5007,8 +5119,19 @@
           <w:bCs/>
           <w:szCs w:val="28"/>
         </w:rPr>
-        <w:t xml:space="preserve"> location_changed</w:t>
-      </w:r>
+        <w:t xml:space="preserve"> </w:t>
+      </w:r>
+      <w:proofErr w:type="spellStart"/>
+      <w:r>
+        <w:rPr>
+          <w:rFonts w:cs="Times New Roman"/>
+          <w:b/>
+          <w:bCs/>
+          <w:szCs w:val="28"/>
+        </w:rPr>
+        <w:t>location_changed</w:t>
+      </w:r>
+      <w:proofErr w:type="spellEnd"/>
       <w:r>
         <w:rPr>
           <w:rFonts w:cs="Times New Roman"/>
@@ -5069,8 +5192,19 @@
           <w:bCs/>
           <w:szCs w:val="28"/>
         </w:rPr>
-        <w:t xml:space="preserve"> device_changed</w:t>
-      </w:r>
+        <w:t xml:space="preserve"> </w:t>
+      </w:r>
+      <w:proofErr w:type="spellStart"/>
+      <w:r>
+        <w:rPr>
+          <w:rFonts w:cs="Times New Roman"/>
+          <w:b/>
+          <w:bCs/>
+          <w:szCs w:val="28"/>
+        </w:rPr>
+        <w:t>device_changed</w:t>
+      </w:r>
+      <w:proofErr w:type="spellEnd"/>
       <w:r>
         <w:rPr>
           <w:rFonts w:cs="Times New Roman"/>
@@ -5129,6 +5263,7 @@
         </w:rPr>
         <w:t xml:space="preserve"> </w:t>
       </w:r>
+      <w:proofErr w:type="spellStart"/>
       <w:r>
         <w:rPr>
           <w:rFonts w:cs="Times New Roman"/>
@@ -5138,6 +5273,7 @@
         </w:rPr>
         <w:t>merchant_category_changed</w:t>
       </w:r>
+      <w:proofErr w:type="spellEnd"/>
       <w:r>
         <w:rPr>
           <w:rFonts w:cs="Times New Roman"/>
@@ -5198,8 +5334,19 @@
           <w:bCs/>
           <w:szCs w:val="28"/>
         </w:rPr>
-        <w:t xml:space="preserve"> risk_score</w:t>
-      </w:r>
+        <w:t xml:space="preserve"> </w:t>
+      </w:r>
+      <w:proofErr w:type="spellStart"/>
+      <w:r>
+        <w:rPr>
+          <w:rFonts w:cs="Times New Roman"/>
+          <w:b/>
+          <w:bCs/>
+          <w:szCs w:val="28"/>
+        </w:rPr>
+        <w:t>risk_score</w:t>
+      </w:r>
+      <w:proofErr w:type="spellEnd"/>
       <w:r>
         <w:rPr>
           <w:rFonts w:cs="Times New Roman"/>
@@ -5239,8 +5386,19 @@
           <w:bCs/>
           <w:szCs w:val="28"/>
         </w:rPr>
-        <w:t xml:space="preserve"> amount_x_transaction_count</w:t>
-      </w:r>
+        <w:t xml:space="preserve"> </w:t>
+      </w:r>
+      <w:proofErr w:type="spellStart"/>
+      <w:r>
+        <w:rPr>
+          <w:rFonts w:cs="Times New Roman"/>
+          <w:b/>
+          <w:bCs/>
+          <w:szCs w:val="28"/>
+        </w:rPr>
+        <w:t>amount_x_transaction_count</w:t>
+      </w:r>
+      <w:proofErr w:type="spellEnd"/>
       <w:r>
         <w:rPr>
           <w:rFonts w:cs="Times New Roman"/>
@@ -5294,8 +5452,19 @@
           <w:bCs/>
           <w:szCs w:val="28"/>
         </w:rPr>
-        <w:t xml:space="preserve"> amount_x_is_foreign</w:t>
-      </w:r>
+        <w:t xml:space="preserve"> </w:t>
+      </w:r>
+      <w:proofErr w:type="spellStart"/>
+      <w:r>
+        <w:rPr>
+          <w:rFonts w:cs="Times New Roman"/>
+          <w:b/>
+          <w:bCs/>
+          <w:szCs w:val="28"/>
+        </w:rPr>
+        <w:t>amount_x_is_foreign</w:t>
+      </w:r>
+      <w:proofErr w:type="spellEnd"/>
       <w:r>
         <w:rPr>
           <w:rFonts w:cs="Times New Roman"/>
@@ -5480,6 +5649,7 @@
         </w:rPr>
         <w:t xml:space="preserve"> </w:t>
       </w:r>
+      <w:proofErr w:type="spellStart"/>
       <w:r>
         <w:rPr>
           <w:rFonts w:cs="Times New Roman"/>
@@ -5490,6 +5660,7 @@
         </w:rPr>
         <w:t>is_rush_hour</w:t>
       </w:r>
+      <w:proofErr w:type="spellEnd"/>
       <w:r>
         <w:rPr>
           <w:rFonts w:cs="Times New Roman"/>
@@ -5571,6 +5742,7 @@
         </w:rPr>
         <w:t xml:space="preserve"> </w:t>
       </w:r>
+      <w:proofErr w:type="spellStart"/>
       <w:r>
         <w:rPr>
           <w:rFonts w:cs="Times New Roman"/>
@@ -5581,6 +5753,7 @@
         </w:rPr>
         <w:t>is_off_hours</w:t>
       </w:r>
+      <w:proofErr w:type="spellEnd"/>
       <w:r>
         <w:rPr>
           <w:rFonts w:cs="Times New Roman"/>
@@ -5661,6 +5834,7 @@
         </w:rPr>
         <w:t xml:space="preserve"> </w:t>
       </w:r>
+      <w:proofErr w:type="spellStart"/>
       <w:r>
         <w:rPr>
           <w:rFonts w:cs="Times New Roman"/>
@@ -5670,6 +5844,7 @@
         </w:rPr>
         <w:t>avg_amount_ratio</w:t>
       </w:r>
+      <w:proofErr w:type="spellEnd"/>
       <w:r>
         <w:rPr>
           <w:rFonts w:cs="Times New Roman"/>
@@ -5723,6 +5898,7 @@
         </w:rPr>
         <w:t xml:space="preserve"> </w:t>
       </w:r>
+      <w:proofErr w:type="spellStart"/>
       <w:r>
         <w:rPr>
           <w:rFonts w:cs="Times New Roman"/>
@@ -5732,6 +5908,7 @@
         </w:rPr>
         <w:t>transaction_velocity</w:t>
       </w:r>
+      <w:proofErr w:type="spellEnd"/>
       <w:r>
         <w:rPr>
           <w:rFonts w:cs="Times New Roman"/>
@@ -5782,21 +5959,16 @@
       <w:pPr>
         <w:pStyle w:val="2"/>
         <w:rPr>
-          <w:rFonts w:ascii="Times New Roman" w:hAnsi="Times New Roman" w:cs="Times New Roman"/>
-          <w:b/>
-          <w:bCs/>
-          <w:color w:val="auto"/>
-          <w:sz w:val="28"/>
-          <w:szCs w:val="28"/>
-        </w:rPr>
-      </w:pPr>
-      <w:r>
-        <w:rPr>
-          <w:rFonts w:ascii="Times New Roman" w:hAnsi="Times New Roman" w:cs="Times New Roman"/>
-          <w:b/>
-          <w:bCs/>
-          <w:color w:val="auto"/>
-          <w:sz w:val="28"/>
+          <w:rFonts w:cs="Times New Roman"/>
+          <w:b w:val="0"/>
+          <w:bCs/>
+          <w:szCs w:val="28"/>
+        </w:rPr>
+      </w:pPr>
+      <w:r>
+        <w:rPr>
+          <w:rFonts w:cs="Times New Roman"/>
+          <w:bCs/>
           <w:szCs w:val="28"/>
         </w:rPr>
         <w:t>1.3. Описание результатов первичного анализа</w:t>
@@ -5883,7 +6055,7 @@
           <w:szCs w:val="28"/>
         </w:rPr>
         <w:drawing>
-          <wp:inline distT="0" distB="0" distL="0" distR="0" wp14:anchorId="76011C62" wp14:editId="1649F5A0">
+          <wp:inline distT="0" distB="0" distL="0" distR="0" wp14:anchorId="76011C62" wp14:editId="127C389A">
             <wp:extent cx="5479366" cy="1463040"/>
             <wp:effectExtent l="0" t="0" r="7620" b="3810"/>
             <wp:docPr id="70494878" name="Рисунок 1"/>
@@ -6342,6 +6514,7 @@
                 <w:szCs w:val="24"/>
               </w:rPr>
             </w:pPr>
+            <w:proofErr w:type="spellStart"/>
             <w:r>
               <w:rPr>
                 <w:rFonts w:cs="Times New Roman"/>
@@ -6352,6 +6525,7 @@
               </w:rPr>
               <w:t>transaction_id</w:t>
             </w:r>
+            <w:proofErr w:type="spellEnd"/>
           </w:p>
         </w:tc>
         <w:tc>
@@ -6423,6 +6597,7 @@
                 <w:szCs w:val="24"/>
               </w:rPr>
             </w:pPr>
+            <w:proofErr w:type="spellStart"/>
             <w:r>
               <w:rPr>
                 <w:rFonts w:cs="Times New Roman"/>
@@ -6433,6 +6608,7 @@
               </w:rPr>
               <w:t>user_id</w:t>
             </w:r>
+            <w:proofErr w:type="spellEnd"/>
           </w:p>
         </w:tc>
         <w:tc>
@@ -6504,6 +6680,7 @@
                 <w:szCs w:val="24"/>
               </w:rPr>
             </w:pPr>
+            <w:proofErr w:type="spellStart"/>
             <w:r>
               <w:rPr>
                 <w:rFonts w:cs="Times New Roman"/>
@@ -6514,6 +6691,7 @@
               </w:rPr>
               <w:t>amount</w:t>
             </w:r>
+            <w:proofErr w:type="spellEnd"/>
           </w:p>
         </w:tc>
         <w:tc>
@@ -6585,6 +6763,7 @@
                 <w:szCs w:val="24"/>
               </w:rPr>
             </w:pPr>
+            <w:proofErr w:type="spellStart"/>
             <w:r>
               <w:rPr>
                 <w:rFonts w:cs="Times New Roman"/>
@@ -6595,6 +6774,7 @@
               </w:rPr>
               <w:t>merchant_category</w:t>
             </w:r>
+            <w:proofErr w:type="spellEnd"/>
           </w:p>
         </w:tc>
         <w:tc>
@@ -6666,6 +6846,7 @@
                 <w:szCs w:val="24"/>
               </w:rPr>
             </w:pPr>
+            <w:proofErr w:type="spellStart"/>
             <w:r>
               <w:rPr>
                 <w:rFonts w:cs="Times New Roman"/>
@@ -6676,6 +6857,7 @@
               </w:rPr>
               <w:t>location</w:t>
             </w:r>
+            <w:proofErr w:type="spellEnd"/>
           </w:p>
         </w:tc>
         <w:tc>
@@ -6747,6 +6929,7 @@
                 <w:szCs w:val="24"/>
               </w:rPr>
             </w:pPr>
+            <w:proofErr w:type="spellStart"/>
             <w:r>
               <w:rPr>
                 <w:rFonts w:cs="Times New Roman"/>
@@ -6757,6 +6940,7 @@
               </w:rPr>
               <w:t>timestamp</w:t>
             </w:r>
+            <w:proofErr w:type="spellEnd"/>
           </w:p>
         </w:tc>
         <w:tc>
@@ -6828,6 +7012,7 @@
                 <w:szCs w:val="24"/>
               </w:rPr>
             </w:pPr>
+            <w:proofErr w:type="spellStart"/>
             <w:r>
               <w:rPr>
                 <w:rFonts w:cs="Times New Roman"/>
@@ -6838,6 +7023,7 @@
               </w:rPr>
               <w:t>device_type</w:t>
             </w:r>
+            <w:proofErr w:type="spellEnd"/>
           </w:p>
         </w:tc>
         <w:tc>
@@ -6909,6 +7095,7 @@
                 <w:szCs w:val="24"/>
               </w:rPr>
             </w:pPr>
+            <w:proofErr w:type="spellStart"/>
             <w:r>
               <w:rPr>
                 <w:rFonts w:cs="Times New Roman"/>
@@ -6919,6 +7106,7 @@
               </w:rPr>
               <w:t>user_age</w:t>
             </w:r>
+            <w:proofErr w:type="spellEnd"/>
           </w:p>
         </w:tc>
         <w:tc>
@@ -6990,6 +7178,7 @@
                 <w:szCs w:val="24"/>
               </w:rPr>
             </w:pPr>
+            <w:proofErr w:type="spellStart"/>
             <w:r>
               <w:rPr>
                 <w:rFonts w:cs="Times New Roman"/>
@@ -7000,6 +7189,7 @@
               </w:rPr>
               <w:t>account_age_days</w:t>
             </w:r>
+            <w:proofErr w:type="spellEnd"/>
           </w:p>
         </w:tc>
         <w:tc>
@@ -7152,6 +7342,7 @@
                 <w:szCs w:val="24"/>
               </w:rPr>
             </w:pPr>
+            <w:proofErr w:type="spellStart"/>
             <w:r>
               <w:rPr>
                 <w:rFonts w:cs="Times New Roman"/>
@@ -7162,6 +7353,7 @@
               </w:rPr>
               <w:t>avg_transaction_amount</w:t>
             </w:r>
+            <w:proofErr w:type="spellEnd"/>
           </w:p>
         </w:tc>
         <w:tc>
@@ -7233,6 +7425,7 @@
                 <w:szCs w:val="24"/>
               </w:rPr>
             </w:pPr>
+            <w:proofErr w:type="spellStart"/>
             <w:r>
               <w:rPr>
                 <w:rFonts w:cs="Times New Roman"/>
@@ -7243,6 +7436,7 @@
               </w:rPr>
               <w:t>is_foreign_transaction</w:t>
             </w:r>
+            <w:proofErr w:type="spellEnd"/>
           </w:p>
         </w:tc>
         <w:tc>
@@ -7314,6 +7508,7 @@
                 <w:szCs w:val="24"/>
               </w:rPr>
             </w:pPr>
+            <w:proofErr w:type="spellStart"/>
             <w:r>
               <w:rPr>
                 <w:rFonts w:cs="Times New Roman"/>
@@ -7324,6 +7519,7 @@
               </w:rPr>
               <w:t>is_weekend</w:t>
             </w:r>
+            <w:proofErr w:type="spellEnd"/>
           </w:p>
         </w:tc>
         <w:tc>
@@ -7395,6 +7591,7 @@
                 <w:szCs w:val="24"/>
               </w:rPr>
             </w:pPr>
+            <w:proofErr w:type="spellStart"/>
             <w:r>
               <w:rPr>
                 <w:rFonts w:cs="Times New Roman"/>
@@ -7405,6 +7602,7 @@
               </w:rPr>
               <w:t>hour_of_day</w:t>
             </w:r>
+            <w:proofErr w:type="spellEnd"/>
           </w:p>
         </w:tc>
         <w:tc>
@@ -7476,6 +7674,7 @@
                 <w:szCs w:val="24"/>
               </w:rPr>
             </w:pPr>
+            <w:proofErr w:type="spellStart"/>
             <w:r>
               <w:rPr>
                 <w:rFonts w:cs="Times New Roman"/>
@@ -7486,6 +7685,7 @@
               </w:rPr>
               <w:t>is_fraud</w:t>
             </w:r>
+            <w:proofErr w:type="spellEnd"/>
           </w:p>
         </w:tc>
         <w:tc>
@@ -7968,7 +8168,7 @@
           <w:szCs w:val="28"/>
         </w:rPr>
         <w:drawing>
-          <wp:inline distT="0" distB="0" distL="0" distR="0" wp14:anchorId="02A93143" wp14:editId="62B6B4FB">
+          <wp:inline distT="0" distB="0" distL="0" distR="0" wp14:anchorId="02A93143" wp14:editId="755329EC">
             <wp:extent cx="3893820" cy="1949409"/>
             <wp:effectExtent l="0" t="0" r="0" b="0"/>
             <wp:docPr id="1730683625" name="Рисунок 5"/>
@@ -8274,6 +8474,7 @@
         </w:rPr>
         <w:t>F</w:t>
       </w:r>
+      <w:proofErr w:type="spellStart"/>
       <w:r>
         <w:rPr>
           <w:rFonts w:cs="Times New Roman"/>
@@ -8283,6 +8484,7 @@
         </w:rPr>
         <w:t>raud_detection_dataset</w:t>
       </w:r>
+      <w:proofErr w:type="spellEnd"/>
       <w:r>
         <w:rPr>
           <w:rFonts w:cs="Times New Roman"/>
@@ -8375,21 +8577,16 @@
       <w:pPr>
         <w:pStyle w:val="1"/>
         <w:rPr>
-          <w:rFonts w:ascii="Times New Roman" w:hAnsi="Times New Roman" w:cs="Times New Roman"/>
-          <w:b/>
-          <w:bCs/>
-          <w:color w:val="auto"/>
-          <w:sz w:val="28"/>
-          <w:szCs w:val="28"/>
-        </w:rPr>
-      </w:pPr>
-      <w:r>
-        <w:rPr>
-          <w:rFonts w:ascii="Times New Roman" w:hAnsi="Times New Roman" w:cs="Times New Roman"/>
-          <w:b/>
-          <w:bCs/>
-          <w:color w:val="auto"/>
-          <w:sz w:val="28"/>
+          <w:rFonts w:cs="Times New Roman"/>
+          <w:b w:val="0"/>
+          <w:bCs/>
+          <w:szCs w:val="28"/>
+        </w:rPr>
+      </w:pPr>
+      <w:r>
+        <w:rPr>
+          <w:rFonts w:cs="Times New Roman"/>
+          <w:bCs/>
           <w:szCs w:val="28"/>
         </w:rPr>
         <w:lastRenderedPageBreak/>
@@ -8400,21 +8597,16 @@
       <w:pPr>
         <w:pStyle w:val="2"/>
         <w:rPr>
-          <w:rFonts w:ascii="Times New Roman" w:hAnsi="Times New Roman" w:cs="Times New Roman"/>
-          <w:b/>
-          <w:bCs/>
-          <w:color w:val="auto"/>
-          <w:sz w:val="28"/>
-          <w:szCs w:val="28"/>
-        </w:rPr>
-      </w:pPr>
-      <w:r>
-        <w:rPr>
-          <w:rFonts w:ascii="Times New Roman" w:hAnsi="Times New Roman" w:cs="Times New Roman"/>
-          <w:b/>
-          <w:bCs/>
-          <w:color w:val="auto"/>
-          <w:sz w:val="28"/>
+          <w:rFonts w:cs="Times New Roman"/>
+          <w:b w:val="0"/>
+          <w:bCs/>
+          <w:szCs w:val="28"/>
+        </w:rPr>
+      </w:pPr>
+      <w:r>
+        <w:rPr>
+          <w:rFonts w:cs="Times New Roman"/>
+          <w:bCs/>
           <w:szCs w:val="28"/>
         </w:rPr>
         <w:t>2.1. Постановка задачи</w:t>
@@ -8502,21 +8694,16 @@
       <w:pPr>
         <w:pStyle w:val="2"/>
         <w:rPr>
-          <w:rFonts w:ascii="Times New Roman" w:hAnsi="Times New Roman" w:cs="Times New Roman"/>
-          <w:b/>
-          <w:bCs/>
-          <w:color w:val="auto"/>
-          <w:sz w:val="28"/>
-          <w:szCs w:val="28"/>
-        </w:rPr>
-      </w:pPr>
-      <w:r>
-        <w:rPr>
-          <w:rFonts w:ascii="Times New Roman" w:hAnsi="Times New Roman" w:cs="Times New Roman"/>
-          <w:b/>
-          <w:bCs/>
-          <w:color w:val="auto"/>
-          <w:sz w:val="28"/>
+          <w:rFonts w:cs="Times New Roman"/>
+          <w:b w:val="0"/>
+          <w:bCs/>
+          <w:szCs w:val="28"/>
+        </w:rPr>
+      </w:pPr>
+      <w:r>
+        <w:rPr>
+          <w:rFonts w:cs="Times New Roman"/>
+          <w:bCs/>
           <w:szCs w:val="28"/>
         </w:rPr>
         <w:t>2.2. Описание выбранного набора данных</w:t>
@@ -8552,13 +8739,111 @@
         </w:rPr>
         <w:t xml:space="preserve"> «</w:t>
       </w:r>
-      <w:r>
-        <w:rPr>
-          <w:rFonts w:cs="Times New Roman"/>
-          <w:szCs w:val="28"/>
-        </w:rPr>
-        <w:t>Ball Bearing Vibration, and Temperature Run-to-Failure Dataset</w:t>
-      </w:r>
+      <w:proofErr w:type="spellStart"/>
+      <w:r>
+        <w:rPr>
+          <w:rFonts w:cs="Times New Roman"/>
+          <w:szCs w:val="28"/>
+        </w:rPr>
+        <w:t>Ball</w:t>
+      </w:r>
+      <w:proofErr w:type="spellEnd"/>
+      <w:r>
+        <w:rPr>
+          <w:rFonts w:cs="Times New Roman"/>
+          <w:szCs w:val="28"/>
+        </w:rPr>
+        <w:t xml:space="preserve"> </w:t>
+      </w:r>
+      <w:proofErr w:type="spellStart"/>
+      <w:r>
+        <w:rPr>
+          <w:rFonts w:cs="Times New Roman"/>
+          <w:szCs w:val="28"/>
+        </w:rPr>
+        <w:t>Bearing</w:t>
+      </w:r>
+      <w:proofErr w:type="spellEnd"/>
+      <w:r>
+        <w:rPr>
+          <w:rFonts w:cs="Times New Roman"/>
+          <w:szCs w:val="28"/>
+        </w:rPr>
+        <w:t xml:space="preserve"> </w:t>
+      </w:r>
+      <w:proofErr w:type="spellStart"/>
+      <w:r>
+        <w:rPr>
+          <w:rFonts w:cs="Times New Roman"/>
+          <w:szCs w:val="28"/>
+        </w:rPr>
+        <w:t>Vibration</w:t>
+      </w:r>
+      <w:proofErr w:type="spellEnd"/>
+      <w:r>
+        <w:rPr>
+          <w:rFonts w:cs="Times New Roman"/>
+          <w:szCs w:val="28"/>
+        </w:rPr>
+        <w:t xml:space="preserve">, </w:t>
+      </w:r>
+      <w:proofErr w:type="spellStart"/>
+      <w:r>
+        <w:rPr>
+          <w:rFonts w:cs="Times New Roman"/>
+          <w:szCs w:val="28"/>
+        </w:rPr>
+        <w:t>and</w:t>
+      </w:r>
+      <w:proofErr w:type="spellEnd"/>
+      <w:r>
+        <w:rPr>
+          <w:rFonts w:cs="Times New Roman"/>
+          <w:szCs w:val="28"/>
+        </w:rPr>
+        <w:t xml:space="preserve"> </w:t>
+      </w:r>
+      <w:proofErr w:type="spellStart"/>
+      <w:r>
+        <w:rPr>
+          <w:rFonts w:cs="Times New Roman"/>
+          <w:szCs w:val="28"/>
+        </w:rPr>
+        <w:t>Temperature</w:t>
+      </w:r>
+      <w:proofErr w:type="spellEnd"/>
+      <w:r>
+        <w:rPr>
+          <w:rFonts w:cs="Times New Roman"/>
+          <w:szCs w:val="28"/>
+        </w:rPr>
+        <w:t xml:space="preserve"> </w:t>
+      </w:r>
+      <w:proofErr w:type="spellStart"/>
+      <w:r>
+        <w:rPr>
+          <w:rFonts w:cs="Times New Roman"/>
+          <w:szCs w:val="28"/>
+        </w:rPr>
+        <w:t>Run-to-Failure</w:t>
+      </w:r>
+      <w:proofErr w:type="spellEnd"/>
+      <w:r>
+        <w:rPr>
+          <w:rFonts w:cs="Times New Roman"/>
+          <w:szCs w:val="28"/>
+        </w:rPr>
+        <w:t xml:space="preserve"> </w:t>
+      </w:r>
+      <w:proofErr w:type="spellStart"/>
+      <w:r>
+        <w:rPr>
+          <w:rFonts w:cs="Times New Roman"/>
+          <w:szCs w:val="28"/>
+        </w:rPr>
+        <w:t>Dataset</w:t>
+      </w:r>
+      <w:proofErr w:type="spellEnd"/>
       <w:r>
         <w:rPr>
           <w:rFonts w:cs="Times New Roman"/>
@@ -9183,22 +9468,17 @@
       <w:pPr>
         <w:pStyle w:val="2"/>
         <w:rPr>
-          <w:rFonts w:ascii="Times New Roman" w:hAnsi="Times New Roman" w:cs="Times New Roman"/>
-          <w:b/>
-          <w:bCs/>
-          <w:color w:val="auto"/>
-          <w:sz w:val="28"/>
+          <w:rFonts w:cs="Times New Roman"/>
+          <w:b w:val="0"/>
+          <w:bCs/>
           <w:szCs w:val="28"/>
           <w:lang w:val="en-US"/>
         </w:rPr>
       </w:pPr>
       <w:r>
         <w:rPr>
-          <w:rFonts w:ascii="Times New Roman" w:hAnsi="Times New Roman" w:cs="Times New Roman"/>
-          <w:b/>
-          <w:bCs/>
-          <w:color w:val="auto"/>
-          <w:sz w:val="28"/>
+          <w:rFonts w:cs="Times New Roman"/>
+          <w:bCs/>
           <w:szCs w:val="28"/>
         </w:rPr>
         <w:lastRenderedPageBreak/>
@@ -9870,6 +10150,7 @@
                 <w:lang w:val="en-US"/>
               </w:rPr>
             </w:pPr>
+            <w:proofErr w:type="spellStart"/>
             <w:r>
               <w:rPr>
                 <w:rFonts w:cs="Times New Roman"/>
@@ -9881,6 +10162,7 @@
               </w:rPr>
               <w:t>Vibration_X</w:t>
             </w:r>
+            <w:proofErr w:type="spellEnd"/>
           </w:p>
         </w:tc>
         <w:tc>
@@ -9898,6 +10180,7 @@
                 <w:lang w:val="en-US"/>
               </w:rPr>
             </w:pPr>
+            <w:proofErr w:type="spellStart"/>
             <w:r>
               <w:rPr>
                 <w:rFonts w:cs="Times New Roman"/>
@@ -9909,6 +10192,7 @@
               </w:rPr>
               <w:t>Vibration_Y</w:t>
             </w:r>
+            <w:proofErr w:type="spellEnd"/>
           </w:p>
         </w:tc>
         <w:tc>
@@ -9926,6 +10210,7 @@
                 <w:lang w:val="en-US"/>
               </w:rPr>
             </w:pPr>
+            <w:proofErr w:type="spellStart"/>
             <w:r>
               <w:rPr>
                 <w:rFonts w:cs="Times New Roman"/>
@@ -9937,6 +10222,7 @@
               </w:rPr>
               <w:t>Temp_Bearing</w:t>
             </w:r>
+            <w:proofErr w:type="spellEnd"/>
           </w:p>
         </w:tc>
         <w:tc>
@@ -9954,6 +10240,7 @@
                 <w:lang w:val="en-US"/>
               </w:rPr>
             </w:pPr>
+            <w:proofErr w:type="spellStart"/>
             <w:r>
               <w:rPr>
                 <w:rFonts w:cs="Times New Roman"/>
@@ -9965,6 +10252,7 @@
               </w:rPr>
               <w:t>Temp_Atmosphere</w:t>
             </w:r>
+            <w:proofErr w:type="spellEnd"/>
           </w:p>
         </w:tc>
       </w:tr>
@@ -11301,21 +11589,16 @@
       <w:pPr>
         <w:pStyle w:val="2"/>
         <w:rPr>
-          <w:rFonts w:ascii="Times New Roman" w:hAnsi="Times New Roman" w:cs="Times New Roman"/>
-          <w:b/>
-          <w:bCs/>
-          <w:color w:val="auto"/>
-          <w:sz w:val="28"/>
-          <w:szCs w:val="28"/>
-        </w:rPr>
-      </w:pPr>
-      <w:r>
-        <w:rPr>
-          <w:rFonts w:ascii="Times New Roman" w:hAnsi="Times New Roman" w:cs="Times New Roman"/>
-          <w:b/>
-          <w:bCs/>
-          <w:color w:val="auto"/>
-          <w:sz w:val="28"/>
+          <w:rFonts w:cs="Times New Roman"/>
+          <w:b w:val="0"/>
+          <w:bCs/>
+          <w:szCs w:val="28"/>
+        </w:rPr>
+      </w:pPr>
+      <w:r>
+        <w:rPr>
+          <w:rFonts w:cs="Times New Roman"/>
+          <w:bCs/>
           <w:szCs w:val="28"/>
         </w:rPr>
         <w:t>2.4 Анализ пропусков и выбросов</w:t>
@@ -11457,6 +11740,7 @@
                 <w:szCs w:val="28"/>
               </w:rPr>
             </w:pPr>
+            <w:proofErr w:type="spellStart"/>
             <w:r>
               <w:rPr>
                 <w:rFonts w:cs="Times New Roman"/>
@@ -11466,6 +11750,7 @@
               </w:rPr>
               <w:t>Vibration_X</w:t>
             </w:r>
+            <w:proofErr w:type="spellEnd"/>
           </w:p>
         </w:tc>
         <w:tc>
@@ -11523,6 +11808,7 @@
                 <w:szCs w:val="28"/>
               </w:rPr>
             </w:pPr>
+            <w:proofErr w:type="spellStart"/>
             <w:r>
               <w:rPr>
                 <w:rFonts w:cs="Times New Roman"/>
@@ -11532,6 +11818,7 @@
               </w:rPr>
               <w:t>Vibration_Y</w:t>
             </w:r>
+            <w:proofErr w:type="spellEnd"/>
           </w:p>
         </w:tc>
         <w:tc>
@@ -11589,6 +11876,7 @@
                 <w:szCs w:val="28"/>
               </w:rPr>
             </w:pPr>
+            <w:proofErr w:type="spellStart"/>
             <w:r>
               <w:rPr>
                 <w:rFonts w:cs="Times New Roman"/>
@@ -11598,6 +11886,7 @@
               </w:rPr>
               <w:t>Temp_Bearing</w:t>
             </w:r>
+            <w:proofErr w:type="spellEnd"/>
           </w:p>
         </w:tc>
         <w:tc>
@@ -11656,6 +11945,7 @@
                 <w:szCs w:val="28"/>
               </w:rPr>
             </w:pPr>
+            <w:proofErr w:type="spellStart"/>
             <w:r>
               <w:rPr>
                 <w:rFonts w:cs="Times New Roman"/>
@@ -11665,6 +11955,7 @@
               </w:rPr>
               <w:t>Temp_Atmosphere</w:t>
             </w:r>
+            <w:proofErr w:type="spellEnd"/>
           </w:p>
         </w:tc>
         <w:tc>
@@ -11856,7 +12147,7 @@
           <w:szCs w:val="28"/>
         </w:rPr>
         <w:drawing>
-          <wp:inline distT="0" distB="0" distL="0" distR="0" wp14:anchorId="52127436" wp14:editId="3A657E9A">
+          <wp:inline distT="0" distB="0" distL="0" distR="0" wp14:anchorId="52127436" wp14:editId="220357FC">
             <wp:extent cx="5935980" cy="2110740"/>
             <wp:effectExtent l="0" t="0" r="7620" b="3810"/>
             <wp:docPr id="1566250433" name="Рисунок 1"/>
@@ -11939,21 +12230,16 @@
       <w:pPr>
         <w:pStyle w:val="2"/>
         <w:rPr>
-          <w:rFonts w:ascii="Times New Roman" w:hAnsi="Times New Roman" w:cs="Times New Roman"/>
-          <w:b/>
-          <w:bCs/>
-          <w:color w:val="auto"/>
-          <w:sz w:val="28"/>
-          <w:szCs w:val="28"/>
-        </w:rPr>
-      </w:pPr>
-      <w:r>
-        <w:rPr>
-          <w:rFonts w:ascii="Times New Roman" w:hAnsi="Times New Roman" w:cs="Times New Roman"/>
-          <w:b/>
-          <w:bCs/>
-          <w:color w:val="auto"/>
-          <w:sz w:val="28"/>
+          <w:rFonts w:cs="Times New Roman"/>
+          <w:b w:val="0"/>
+          <w:bCs/>
+          <w:szCs w:val="28"/>
+        </w:rPr>
+      </w:pPr>
+      <w:r>
+        <w:rPr>
+          <w:rFonts w:cs="Times New Roman"/>
+          <w:bCs/>
           <w:szCs w:val="28"/>
         </w:rPr>
         <w:lastRenderedPageBreak/>
@@ -11961,11 +12247,8 @@
       </w:r>
       <w:r>
         <w:rPr>
-          <w:rFonts w:ascii="Times New Roman" w:hAnsi="Times New Roman" w:cs="Times New Roman"/>
-          <w:b/>
-          <w:bCs/>
-          <w:color w:val="auto"/>
-          <w:sz w:val="28"/>
+          <w:rFonts w:cs="Times New Roman"/>
+          <w:bCs/>
           <w:szCs w:val="28"/>
         </w:rPr>
         <w:t>Анализ диапазонов значений</w:t>
@@ -12004,7 +12287,7 @@
           <w:szCs w:val="28"/>
         </w:rPr>
         <w:drawing>
-          <wp:inline distT="0" distB="0" distL="0" distR="0" wp14:anchorId="303E83D7" wp14:editId="739BC871">
+          <wp:inline distT="0" distB="0" distL="0" distR="0" wp14:anchorId="303E83D7" wp14:editId="488E9BFF">
             <wp:extent cx="5928360" cy="2773680"/>
             <wp:effectExtent l="0" t="0" r="0" b="7620"/>
             <wp:docPr id="1741823544" name="Рисунок 2"/>
@@ -12163,32 +12446,24 @@
       <w:pPr>
         <w:pStyle w:val="2"/>
         <w:rPr>
-          <w:rFonts w:ascii="Times New Roman" w:hAnsi="Times New Roman" w:cs="Times New Roman"/>
-          <w:b/>
-          <w:bCs/>
-          <w:color w:val="auto"/>
-          <w:sz w:val="28"/>
-          <w:szCs w:val="28"/>
-        </w:rPr>
-      </w:pPr>
-      <w:r>
-        <w:rPr>
-          <w:rFonts w:ascii="Times New Roman" w:hAnsi="Times New Roman" w:cs="Times New Roman"/>
-          <w:b/>
-          <w:bCs/>
-          <w:color w:val="auto"/>
-          <w:sz w:val="28"/>
+          <w:rFonts w:cs="Times New Roman"/>
+          <w:b w:val="0"/>
+          <w:bCs/>
+          <w:szCs w:val="28"/>
+        </w:rPr>
+      </w:pPr>
+      <w:r>
+        <w:rPr>
+          <w:rFonts w:cs="Times New Roman"/>
+          <w:bCs/>
           <w:szCs w:val="28"/>
         </w:rPr>
         <w:t xml:space="preserve">2.6 </w:t>
       </w:r>
       <w:r>
         <w:rPr>
-          <w:rFonts w:ascii="Times New Roman" w:hAnsi="Times New Roman" w:cs="Times New Roman"/>
-          <w:b/>
-          <w:bCs/>
-          <w:color w:val="auto"/>
-          <w:sz w:val="28"/>
+          <w:rFonts w:cs="Times New Roman"/>
+          <w:bCs/>
           <w:szCs w:val="28"/>
         </w:rPr>
         <w:t>Корреляционный анализ</w:t>
@@ -12231,7 +12506,7 @@
           <w:szCs w:val="28"/>
         </w:rPr>
         <w:drawing>
-          <wp:inline distT="0" distB="0" distL="0" distR="0" wp14:anchorId="3F0B6425" wp14:editId="63F61BF7">
+          <wp:inline distT="0" distB="0" distL="0" distR="0" wp14:anchorId="3F0B6425" wp14:editId="6B6CD0AE">
             <wp:extent cx="5229860" cy="2453576"/>
             <wp:effectExtent l="0" t="0" r="0" b="4445"/>
             <wp:docPr id="1727576592" name="Рисунок 1"/>
@@ -12453,22 +12728,16 @@
       </w:pPr>
       <w:r>
         <w:rPr>
-          <w:rFonts w:ascii="Times New Roman" w:hAnsi="Times New Roman" w:cs="Times New Roman"/>
-          <w:b/>
-          <w:bCs/>
-          <w:color w:val="auto"/>
-          <w:sz w:val="28"/>
+          <w:rFonts w:cs="Times New Roman"/>
+          <w:bCs/>
           <w:szCs w:val="28"/>
         </w:rPr>
         <w:t xml:space="preserve">2.7 </w:t>
       </w:r>
       <w:r>
         <w:rPr>
-          <w:rFonts w:ascii="Times New Roman" w:hAnsi="Times New Roman" w:cs="Times New Roman"/>
-          <w:b/>
-          <w:bCs/>
-          <w:color w:val="auto"/>
-          <w:sz w:val="28"/>
+          <w:rFonts w:cs="Times New Roman"/>
+          <w:bCs/>
           <w:szCs w:val="28"/>
         </w:rPr>
         <w:t>Поиск и анализ шумов</w:t>
@@ -12895,7 +13164,7 @@
           <w:szCs w:val="28"/>
         </w:rPr>
         <w:drawing>
-          <wp:inline distT="0" distB="0" distL="0" distR="0" wp14:anchorId="71CB0CD9" wp14:editId="6EEBB7C6">
+          <wp:inline distT="0" distB="0" distL="0" distR="0" wp14:anchorId="71CB0CD9" wp14:editId="1F6B1E0E">
             <wp:extent cx="5928360" cy="2910840"/>
             <wp:effectExtent l="0" t="0" r="0" b="3810"/>
             <wp:docPr id="745917792" name="Рисунок 4"/>
@@ -14020,21 +14289,16 @@
       <w:pPr>
         <w:pStyle w:val="1"/>
         <w:rPr>
-          <w:rFonts w:ascii="Times New Roman" w:hAnsi="Times New Roman" w:cs="Times New Roman"/>
-          <w:b/>
-          <w:bCs/>
-          <w:color w:val="auto"/>
-          <w:sz w:val="28"/>
-          <w:szCs w:val="28"/>
-        </w:rPr>
-      </w:pPr>
-      <w:r>
-        <w:rPr>
-          <w:rFonts w:ascii="Times New Roman" w:hAnsi="Times New Roman" w:cs="Times New Roman"/>
-          <w:b/>
-          <w:bCs/>
-          <w:color w:val="auto"/>
-          <w:sz w:val="28"/>
+          <w:rFonts w:cs="Times New Roman"/>
+          <w:b w:val="0"/>
+          <w:bCs/>
+          <w:szCs w:val="28"/>
+        </w:rPr>
+      </w:pPr>
+      <w:r>
+        <w:rPr>
+          <w:rFonts w:cs="Times New Roman"/>
+          <w:bCs/>
           <w:szCs w:val="28"/>
         </w:rPr>
         <w:lastRenderedPageBreak/>
@@ -14042,11 +14306,8 @@
       </w:r>
       <w:r>
         <w:rPr>
-          <w:rFonts w:ascii="Times New Roman" w:hAnsi="Times New Roman" w:cs="Times New Roman"/>
-          <w:b/>
-          <w:bCs/>
-          <w:color w:val="auto"/>
-          <w:sz w:val="28"/>
+          <w:rFonts w:cs="Times New Roman"/>
+          <w:bCs/>
           <w:szCs w:val="28"/>
         </w:rPr>
         <w:t>ЕРВИЧНЫЙ АНАЛИЗ НАБОРА ДАННЫХ С ИЗОБРАЖЕНИЯМИ</w:t>
@@ -14056,32 +14317,24 @@
       <w:pPr>
         <w:pStyle w:val="2"/>
         <w:rPr>
-          <w:rFonts w:ascii="Times New Roman" w:hAnsi="Times New Roman" w:cs="Times New Roman"/>
-          <w:b/>
-          <w:bCs/>
-          <w:color w:val="auto"/>
-          <w:sz w:val="28"/>
-          <w:szCs w:val="28"/>
-        </w:rPr>
-      </w:pPr>
-      <w:r>
-        <w:rPr>
-          <w:rFonts w:ascii="Times New Roman" w:hAnsi="Times New Roman" w:cs="Times New Roman"/>
-          <w:b/>
-          <w:bCs/>
-          <w:color w:val="auto"/>
-          <w:sz w:val="28"/>
+          <w:rFonts w:cs="Times New Roman"/>
+          <w:b w:val="0"/>
+          <w:bCs/>
+          <w:szCs w:val="28"/>
+        </w:rPr>
+      </w:pPr>
+      <w:r>
+        <w:rPr>
+          <w:rFonts w:cs="Times New Roman"/>
+          <w:bCs/>
           <w:szCs w:val="28"/>
         </w:rPr>
         <w:t>3</w:t>
       </w:r>
       <w:r>
         <w:rPr>
-          <w:rFonts w:ascii="Times New Roman" w:hAnsi="Times New Roman" w:cs="Times New Roman"/>
-          <w:b/>
-          <w:bCs/>
-          <w:color w:val="auto"/>
-          <w:sz w:val="28"/>
+          <w:rFonts w:cs="Times New Roman"/>
+          <w:bCs/>
           <w:szCs w:val="28"/>
         </w:rPr>
         <w:t>.1. Постановка задачи</w:t>
@@ -14127,33 +14380,24 @@
       <w:pPr>
         <w:pStyle w:val="2"/>
         <w:rPr>
-          <w:rFonts w:ascii="Times New Roman" w:hAnsi="Times New Roman" w:cs="Times New Roman"/>
-          <w:b/>
-          <w:bCs/>
-          <w:color w:val="auto"/>
-          <w:sz w:val="28"/>
-          <w:szCs w:val="28"/>
-        </w:rPr>
-      </w:pPr>
-      <w:r>
-        <w:rPr>
-          <w:rFonts w:ascii="Times New Roman" w:hAnsi="Times New Roman" w:cs="Times New Roman"/>
-          <w:b/>
-          <w:bCs/>
-          <w:color w:val="auto"/>
-          <w:sz w:val="28"/>
-          <w:szCs w:val="28"/>
-          <w:lang w:val="en-US"/>
+          <w:rFonts w:cs="Times New Roman"/>
+          <w:b w:val="0"/>
+          <w:bCs/>
+          <w:szCs w:val="28"/>
+        </w:rPr>
+      </w:pPr>
+      <w:r>
+        <w:rPr>
+          <w:rFonts w:cs="Times New Roman"/>
+          <w:bCs/>
+          <w:szCs w:val="28"/>
         </w:rPr>
         <w:t xml:space="preserve">3.2. </w:t>
       </w:r>
       <w:r>
         <w:rPr>
-          <w:rFonts w:ascii="Times New Roman" w:hAnsi="Times New Roman" w:cs="Times New Roman"/>
-          <w:b/>
-          <w:bCs/>
-          <w:color w:val="auto"/>
-          <w:sz w:val="28"/>
+          <w:rFonts w:cs="Times New Roman"/>
+          <w:bCs/>
           <w:szCs w:val="28"/>
         </w:rPr>
         <w:t>Описание выбранного набора данных</w:t>
@@ -14300,16 +14544,61 @@
         <w:t>STORM</w:t>
       </w:r>
       <w:r>
-        <w:t xml:space="preserve"> (Safeguarding Cultural Heritage through Technical and Organisational Resources Management) [5]. </w:t>
+        <w:t xml:space="preserve"> (</w:t>
+      </w:r>
+      <w:proofErr w:type="spellStart"/>
+      <w:r>
+        <w:t>Safeguarding</w:t>
+      </w:r>
+      <w:proofErr w:type="spellEnd"/>
+      <w:r>
+        <w:t xml:space="preserve"> </w:t>
+      </w:r>
+      <w:proofErr w:type="spellStart"/>
+      <w:r>
+        <w:t>Cultural</w:t>
+      </w:r>
+      <w:proofErr w:type="spellEnd"/>
+      <w:r>
+        <w:t xml:space="preserve"> Heritage </w:t>
+      </w:r>
+      <w:proofErr w:type="spellStart"/>
+      <w:r>
+        <w:t>through</w:t>
+      </w:r>
+      <w:proofErr w:type="spellEnd"/>
+      <w:r>
+        <w:t xml:space="preserve"> </w:t>
+      </w:r>
+      <w:proofErr w:type="spellStart"/>
+      <w:r>
+        <w:t>Technical</w:t>
+      </w:r>
+      <w:proofErr w:type="spellEnd"/>
+      <w:r>
+        <w:t xml:space="preserve"> </w:t>
+      </w:r>
+      <w:proofErr w:type="spellStart"/>
+      <w:r>
+        <w:t>and</w:t>
+      </w:r>
+      <w:proofErr w:type="spellEnd"/>
+      <w:r>
+        <w:t xml:space="preserve"> </w:t>
+      </w:r>
+      <w:proofErr w:type="spellStart"/>
+      <w:r>
+        <w:t>Organisational</w:t>
+      </w:r>
+      <w:proofErr w:type="spellEnd"/>
+      <w:r>
+        <w:t xml:space="preserve"> Resources Management) [5]. </w:t>
       </w:r>
       <w:r>
         <w:t>Это проект Европейского союза по охране культурного наследия.</w:t>
       </w:r>
       <w:r>
-        <w:t xml:space="preserve"> </w:t>
-      </w:r>
-      <w:r>
-        <w:t xml:space="preserve">Набор данных распространяется под лицензией </w:t>
+        <w:t xml:space="preserve"> Набор данных распространяется под лицензией </w:t>
       </w:r>
       <w:r>
         <w:rPr>
@@ -14415,16 +14704,25 @@
         <w:rPr>
           <w:lang w:val="en-US"/>
         </w:rPr>
-        <w:t>Pascal VOC.</w:t>
+        <w:t>Pascal</w:t>
+      </w:r>
+      <w:r>
+        <w:t xml:space="preserve"> </w:t>
+      </w:r>
+      <w:r>
+        <w:rPr>
+          <w:lang w:val="en-US"/>
+        </w:rPr>
+        <w:t>VOC</w:t>
+      </w:r>
+      <w:r>
+        <w:t>.</w:t>
       </w:r>
     </w:p>
     <w:p>
       <w:pPr>
         <w:spacing w:line="360" w:lineRule="auto"/>
         <w:ind w:firstLine="708"/>
-        <w:rPr>
-          <w:lang w:val="en-US"/>
-        </w:rPr>
       </w:pPr>
       <w:r>
         <w:rPr>
@@ -14517,9 +14815,35 @@
             <w:pPr>
               <w:spacing w:line="360" w:lineRule="auto"/>
             </w:pPr>
+            <w:proofErr w:type="spellStart"/>
             <w:r>
-              <w:t>xmin, ymin, xmax, ymax</w:t>
+              <w:t>xmin</w:t>
             </w:r>
+            <w:proofErr w:type="spellEnd"/>
+            <w:r>
+              <w:t xml:space="preserve">, </w:t>
+            </w:r>
+            <w:proofErr w:type="spellStart"/>
+            <w:r>
+              <w:t>ymin</w:t>
+            </w:r>
+            <w:proofErr w:type="spellEnd"/>
+            <w:r>
+              <w:t xml:space="preserve">, </w:t>
+            </w:r>
+            <w:proofErr w:type="spellStart"/>
+            <w:r>
+              <w:t>xmax</w:t>
+            </w:r>
+            <w:proofErr w:type="spellEnd"/>
+            <w:r>
+              <w:t xml:space="preserve">, </w:t>
+            </w:r>
+            <w:proofErr w:type="spellStart"/>
+            <w:r>
+              <w:t>ymax</w:t>
+            </w:r>
+            <w:proofErr w:type="spellEnd"/>
           </w:p>
         </w:tc>
         <w:tc>
@@ -14531,7 +14855,39 @@
               <w:spacing w:line="360" w:lineRule="auto"/>
             </w:pPr>
             <w:r>
-              <w:t>&lt;xmin&gt;, &lt;ymin&gt;, &lt;xmax&gt;, &lt;ymax&gt;</w:t>
+              <w:t>&lt;</w:t>
+            </w:r>
+            <w:proofErr w:type="spellStart"/>
+            <w:r>
+              <w:t>xmin</w:t>
+            </w:r>
+            <w:proofErr w:type="spellEnd"/>
+            <w:r>
+              <w:t>&gt;, &lt;</w:t>
+            </w:r>
+            <w:proofErr w:type="spellStart"/>
+            <w:r>
+              <w:t>ymin</w:t>
+            </w:r>
+            <w:proofErr w:type="spellEnd"/>
+            <w:r>
+              <w:t>&gt;, &lt;</w:t>
+            </w:r>
+            <w:proofErr w:type="spellStart"/>
+            <w:r>
+              <w:t>xmax</w:t>
+            </w:r>
+            <w:proofErr w:type="spellEnd"/>
+            <w:r>
+              <w:t>&gt;, &lt;</w:t>
+            </w:r>
+            <w:proofErr w:type="spellStart"/>
+            <w:r>
+              <w:t>ymax</w:t>
+            </w:r>
+            <w:proofErr w:type="spellEnd"/>
+            <w:r>
+              <w:t>&gt;</w:t>
             </w:r>
           </w:p>
         </w:tc>
@@ -14613,16 +14969,32 @@
           <w:lang w:val="en-US"/>
         </w:rPr>
       </w:pPr>
+      <w:proofErr w:type="spellStart"/>
       <w:r>
         <w:rPr>
           <w:lang w:val="en-US"/>
         </w:rPr>
-        <w:t>imagesofgraffiti\3238357\bounding_boxes</w:t>
-      </w:r>
+        <w:t>imagesofgraffiti</w:t>
+      </w:r>
+      <w:proofErr w:type="spellEnd"/>
       <w:r>
         <w:rPr>
           <w:lang w:val="en-US"/>
         </w:rPr>
+        <w:t>\</w:t>
+      </w:r>
+      <w:proofErr w:type="spellStart"/>
+      <w:r>
+        <w:rPr>
+          <w:lang w:val="en-US"/>
+        </w:rPr>
+        <w:t>bounding_boxes</w:t>
+      </w:r>
+      <w:proofErr w:type="spellEnd"/>
+      <w:r>
+        <w:rPr>
+          <w:lang w:val="en-US"/>
+        </w:rPr>
         <w:t>\test_labels.csv</w:t>
       </w:r>
       <w:r>
@@ -14631,11 +15003,33 @@
         </w:rPr>
         <w:t xml:space="preserve">, </w:t>
       </w:r>
+      <w:proofErr w:type="spellStart"/>
       <w:r>
         <w:rPr>
           <w:lang w:val="en-US"/>
         </w:rPr>
-        <w:t>imagesofgraffiti\3238357\bounding_boxes\</w:t>
+        <w:t>imagesofgraffiti</w:t>
+      </w:r>
+      <w:proofErr w:type="spellEnd"/>
+      <w:r>
+        <w:rPr>
+          <w:lang w:val="en-US"/>
+        </w:rPr>
+        <w:t>\</w:t>
+      </w:r>
+      <w:proofErr w:type="spellStart"/>
+      <w:r>
+        <w:rPr>
+          <w:lang w:val="en-US"/>
+        </w:rPr>
+        <w:t>bounding_boxes</w:t>
+      </w:r>
+      <w:proofErr w:type="spellEnd"/>
+      <w:r>
+        <w:rPr>
+          <w:lang w:val="en-US"/>
+        </w:rPr>
+        <w:t>\</w:t>
       </w:r>
       <w:r>
         <w:rPr>
@@ -14681,17 +15075,28 @@
         <w:pStyle w:val="a7"/>
         <w:spacing w:line="360" w:lineRule="auto"/>
         <w:ind w:left="1428"/>
-      </w:pPr>
-      <w:r>
         <w:rPr>
           <w:lang w:val="en-US"/>
         </w:rPr>
-        <w:t>imagesofgraffiti\3238357\</w:t>
-      </w:r>
+      </w:pPr>
+      <w:proofErr w:type="spellStart"/>
       <w:r>
         <w:rPr>
           <w:lang w:val="en-US"/>
         </w:rPr>
+        <w:t>imagesofgraffiti</w:t>
+      </w:r>
+      <w:proofErr w:type="spellEnd"/>
+      <w:r>
+        <w:rPr>
+          <w:lang w:val="en-US"/>
+        </w:rPr>
+        <w:t>\</w:t>
+      </w:r>
+      <w:r>
+        <w:rPr>
+          <w:lang w:val="en-US"/>
+        </w:rPr>
         <w:t>images</w:t>
       </w:r>
       <w:r>
@@ -14706,11 +15111,19 @@
         </w:rPr>
         <w:t xml:space="preserve">test, </w:t>
       </w:r>
+      <w:proofErr w:type="spellStart"/>
       <w:r>
         <w:rPr>
           <w:lang w:val="en-US"/>
         </w:rPr>
-        <w:t>imagesofgraffiti\3238357\</w:t>
+        <w:t>imagesofgraffiti</w:t>
+      </w:r>
+      <w:proofErr w:type="spellEnd"/>
+      <w:r>
+        <w:rPr>
+          <w:lang w:val="en-US"/>
+        </w:rPr>
+        <w:t>\</w:t>
       </w:r>
       <w:r>
         <w:rPr>
@@ -14896,6 +15309,7 @@
         </w:numPr>
         <w:spacing w:line="360" w:lineRule="auto"/>
       </w:pPr>
+      <w:proofErr w:type="spellStart"/>
       <w:r>
         <w:rPr>
           <w:b/>
@@ -14904,6 +15318,7 @@
         </w:rPr>
         <w:t>Xmin</w:t>
       </w:r>
+      <w:proofErr w:type="spellEnd"/>
       <w:r>
         <w:t xml:space="preserve">: </w:t>
       </w:r>
@@ -14935,6 +15350,7 @@
         </w:numPr>
         <w:spacing w:line="360" w:lineRule="auto"/>
       </w:pPr>
+      <w:proofErr w:type="spellStart"/>
       <w:r>
         <w:rPr>
           <w:b/>
@@ -14943,6 +15359,7 @@
         </w:rPr>
         <w:t>Ymin</w:t>
       </w:r>
+      <w:proofErr w:type="spellEnd"/>
       <w:r>
         <w:t xml:space="preserve">: </w:t>
       </w:r>
@@ -14974,6 +15391,7 @@
         </w:numPr>
         <w:spacing w:line="360" w:lineRule="auto"/>
       </w:pPr>
+      <w:proofErr w:type="spellStart"/>
       <w:r>
         <w:rPr>
           <w:b/>
@@ -14982,6 +15400,7 @@
         </w:rPr>
         <w:t>Xmax</w:t>
       </w:r>
+      <w:proofErr w:type="spellEnd"/>
       <w:r>
         <w:t xml:space="preserve">: </w:t>
       </w:r>
@@ -15016,15 +15435,16 @@
         </w:numPr>
         <w:spacing w:line="360" w:lineRule="auto"/>
       </w:pPr>
+      <w:proofErr w:type="spellStart"/>
       <w:r>
         <w:rPr>
           <w:b/>
           <w:bCs/>
           <w:lang w:val="en-US"/>
         </w:rPr>
-        <w:lastRenderedPageBreak/>
         <w:t>Ymax</w:t>
       </w:r>
+      <w:proofErr w:type="spellEnd"/>
       <w:r>
         <w:t xml:space="preserve">: </w:t>
       </w:r>
@@ -15059,6 +15479,7 @@
         <w:ind w:left="708"/>
       </w:pPr>
       <w:r>
+        <w:lastRenderedPageBreak/>
         <w:t>Ограничения во время сбора датасета:</w:t>
       </w:r>
     </w:p>
@@ -15098,32 +15519,24 @@
       <w:pPr>
         <w:pStyle w:val="2"/>
         <w:rPr>
-          <w:rFonts w:ascii="Times New Roman" w:hAnsi="Times New Roman" w:cs="Times New Roman"/>
-          <w:b/>
-          <w:bCs/>
-          <w:color w:val="auto"/>
-          <w:sz w:val="28"/>
-          <w:szCs w:val="28"/>
-        </w:rPr>
-      </w:pPr>
-      <w:r>
-        <w:rPr>
-          <w:rFonts w:ascii="Times New Roman" w:hAnsi="Times New Roman" w:cs="Times New Roman"/>
-          <w:b/>
-          <w:bCs/>
-          <w:color w:val="auto"/>
-          <w:sz w:val="28"/>
+          <w:rFonts w:cs="Times New Roman"/>
+          <w:b w:val="0"/>
+          <w:bCs/>
+          <w:szCs w:val="28"/>
+        </w:rPr>
+      </w:pPr>
+      <w:r>
+        <w:rPr>
+          <w:rFonts w:cs="Times New Roman"/>
+          <w:bCs/>
           <w:szCs w:val="28"/>
         </w:rPr>
         <w:t xml:space="preserve">3.3. </w:t>
       </w:r>
       <w:r>
         <w:rPr>
-          <w:rFonts w:ascii="Times New Roman" w:hAnsi="Times New Roman" w:cs="Times New Roman"/>
-          <w:b/>
-          <w:bCs/>
-          <w:color w:val="auto"/>
-          <w:sz w:val="28"/>
+          <w:rFonts w:cs="Times New Roman"/>
+          <w:bCs/>
           <w:szCs w:val="28"/>
         </w:rPr>
         <w:t>Описание результатов первичного анализа</w:t>
@@ -15267,6 +15680,9 @@
         <w:jc w:val="center"/>
       </w:pPr>
       <w:r>
+        <w:rPr>
+          <w:noProof/>
+        </w:rPr>
         <w:lastRenderedPageBreak/>
         <w:drawing>
           <wp:inline distT="0" distB="0" distL="0" distR="0" wp14:anchorId="5C8E3FFC" wp14:editId="6A319CC1">
@@ -15328,6 +15744,9 @@
         <w:jc w:val="center"/>
       </w:pPr>
       <w:r>
+        <w:rPr>
+          <w:noProof/>
+        </w:rPr>
         <w:drawing>
           <wp:inline distT="0" distB="0" distL="0" distR="0" wp14:anchorId="36E5970E" wp14:editId="1C8E84F7">
             <wp:extent cx="1830665" cy="2437495"/>
@@ -15374,27 +15793,10 @@
           <w:b/>
           <w:bCs/>
         </w:rPr>
-        <w:t>Рисунок 3.</w:t>
-      </w:r>
-      <w:r>
-        <w:rPr>
-          <w:b/>
-          <w:bCs/>
-        </w:rPr>
-        <w:t>3</w:t>
-      </w:r>
-      <w:r>
-        <w:rPr>
-          <w:b/>
-          <w:bCs/>
-        </w:rPr>
-        <w:t xml:space="preserve">. </w:t>
-      </w:r>
-      <w:r>
-        <w:t>Пример изображения из датасета №</w:t>
-      </w:r>
-      <w:r>
-        <w:t>2</w:t>
+        <w:t xml:space="preserve">Рисунок 3.3. </w:t>
+      </w:r>
+      <w:r>
+        <w:t>Пример изображения из датасета №2</w:t>
       </w:r>
     </w:p>
     <w:p>
@@ -15407,6 +15809,9 @@
         <w:jc w:val="center"/>
       </w:pPr>
       <w:r>
+        <w:rPr>
+          <w:noProof/>
+        </w:rPr>
         <w:drawing>
           <wp:inline distT="0" distB="0" distL="0" distR="0" wp14:anchorId="10CAFB4F" wp14:editId="4526FEF7">
             <wp:extent cx="1832255" cy="2449830"/>
@@ -15453,27 +15858,10 @@
           <w:b/>
           <w:bCs/>
         </w:rPr>
-        <w:t>Рисунок 3.</w:t>
-      </w:r>
-      <w:r>
-        <w:rPr>
-          <w:b/>
-          <w:bCs/>
-        </w:rPr>
-        <w:t>4</w:t>
-      </w:r>
-      <w:r>
-        <w:rPr>
-          <w:b/>
-          <w:bCs/>
-        </w:rPr>
-        <w:t xml:space="preserve">. </w:t>
-      </w:r>
-      <w:r>
-        <w:t>Пример изображения из датасета №</w:t>
-      </w:r>
-      <w:r>
-        <w:t>3</w:t>
+        <w:t xml:space="preserve">Рисунок 3.4. </w:t>
+      </w:r>
+      <w:r>
+        <w:t>Пример изображения из датасета №3</w:t>
       </w:r>
     </w:p>
     <w:p>
@@ -15653,14 +16041,1957 @@
         <w:t>, начиная от стены здания, заканчивая памятником и скамейкой. Также,</w:t>
       </w:r>
       <w:r>
-        <w:t xml:space="preserve"> рисунки были запечатлены при разных освещениях, но отсутствуют ночные и вечерние фотографии. Большинство фото были анонимизированы путем обрезания частей, где находятся люди или номера автомобилей, но встречаются файлы, в которых такие объекты присутствуют. Возможно добавление фотографий для дальнейшей их разметки. </w:t>
-      </w:r>
-      <w:r>
-        <w:t>Данный набор подходит для поставленной задачи.</w:t>
+        <w:t xml:space="preserve"> рисунки были запечатлены при разных освещениях, но отсутствуют ночные и вечерние фотографии. Большинство фото были анонимизированы путем обрезания частей, где находятся люди или номера автомобилей, но встречаются файлы, в которых такие объекты присутствуют. Возможно добавление фотографий для дальнейшей их разметки. Данный набор подходит для поставленной задачи.</w:t>
+      </w:r>
+    </w:p>
+    <w:p>
+      <w:pPr>
+        <w:spacing w:line="360" w:lineRule="auto"/>
+        <w:ind w:firstLine="708"/>
+      </w:pPr>
+    </w:p>
+    <w:p>
+      <w:pPr>
+        <w:spacing w:line="360" w:lineRule="auto"/>
+        <w:ind w:firstLine="708"/>
+      </w:pPr>
+    </w:p>
+    <w:p>
+      <w:pPr>
+        <w:spacing w:line="360" w:lineRule="auto"/>
+        <w:ind w:firstLine="708"/>
+      </w:pPr>
+    </w:p>
+    <w:p>
+      <w:pPr>
+        <w:spacing w:line="360" w:lineRule="auto"/>
+        <w:ind w:firstLine="708"/>
+      </w:pPr>
+    </w:p>
+    <w:p>
+      <w:pPr>
+        <w:spacing w:line="360" w:lineRule="auto"/>
+        <w:ind w:firstLine="708"/>
+      </w:pPr>
+    </w:p>
+    <w:p>
+      <w:pPr>
+        <w:spacing w:line="360" w:lineRule="auto"/>
+        <w:ind w:firstLine="708"/>
+      </w:pPr>
+    </w:p>
+    <w:p>
+      <w:pPr>
+        <w:spacing w:line="360" w:lineRule="auto"/>
+        <w:ind w:firstLine="708"/>
+      </w:pPr>
+    </w:p>
+    <w:p>
+      <w:pPr>
+        <w:spacing w:line="360" w:lineRule="auto"/>
+        <w:ind w:firstLine="708"/>
+      </w:pPr>
+    </w:p>
+    <w:p>
+      <w:pPr>
+        <w:spacing w:line="360" w:lineRule="auto"/>
+        <w:ind w:firstLine="708"/>
+      </w:pPr>
+    </w:p>
+    <w:p>
+      <w:pPr>
+        <w:spacing w:line="360" w:lineRule="auto"/>
+        <w:ind w:firstLine="708"/>
+      </w:pPr>
+    </w:p>
+    <w:p>
+      <w:pPr>
+        <w:pStyle w:val="1"/>
+        <w:rPr>
+          <w:rFonts w:cs="Times New Roman"/>
+          <w:b w:val="0"/>
+          <w:bCs/>
+          <w:szCs w:val="28"/>
+        </w:rPr>
+      </w:pPr>
+      <w:r>
+        <w:rPr>
+          <w:rFonts w:cs="Times New Roman"/>
+          <w:bCs/>
+          <w:szCs w:val="28"/>
+        </w:rPr>
+        <w:lastRenderedPageBreak/>
+        <w:t>4. ПЕРВИЧНЫЙ АНАЛИЗ НАБОРА ТЕКСТОВЫХ ДАННЫХ</w:t>
+      </w:r>
+    </w:p>
+    <w:p>
+      <w:pPr>
+        <w:pStyle w:val="2"/>
+      </w:pPr>
+      <w:r>
+        <w:t xml:space="preserve">4.1. </w:t>
+      </w:r>
+      <w:r>
+        <w:t>Постановка задачи</w:t>
+      </w:r>
+    </w:p>
+    <w:p>
+      <w:r>
+        <w:tab/>
+      </w:r>
+      <w:r>
+        <w:t xml:space="preserve">Предметная область набора данных: компьютерная и информационная безопасность. Спам сообщения нередко поступают на электронный ящик каждому пользователю. Они могут быть безобидными и не нести какой-либо полезной информации. Также, спам отправляют злоумышленники с целью заразить компьютер вирусными файлами, чтобы завладеть им в своих целях или украсть данные. От спама могут пострадать как обычные пользователи, так и </w:t>
+      </w:r>
+      <w:r>
+        <w:t>различные</w:t>
+      </w:r>
+      <w:r>
+        <w:t xml:space="preserve"> компании. </w:t>
+      </w:r>
+      <w:r>
+        <w:t>Цель датасета: к</w:t>
+      </w:r>
+      <w:r>
+        <w:t>лассификация электронных писем: является ли оно спамом. Этим</w:t>
+      </w:r>
+      <w:r>
+        <w:t xml:space="preserve"> могут быть заинтересованы </w:t>
+      </w:r>
+      <w:r>
+        <w:t>разработчики сервиса электронной почты или отдельные компании, использующие электронную почту. На вход должна подаваться информация из письма, а на выходе класс сообщения: спам это или нет.</w:t>
+      </w:r>
+    </w:p>
+    <w:p>
+      <w:pPr>
+        <w:pStyle w:val="2"/>
+      </w:pPr>
+      <w:r>
+        <w:t>4.2. Описание выбранного набора данных</w:t>
+      </w:r>
+    </w:p>
+    <w:p>
+      <w:r>
+        <w:tab/>
+        <w:t>Набор</w:t>
+      </w:r>
+      <w:r>
+        <w:t xml:space="preserve"> </w:t>
+      </w:r>
+      <w:r>
+        <w:t>данных</w:t>
+      </w:r>
+      <w:r>
+        <w:t xml:space="preserve"> «</w:t>
+      </w:r>
+      <w:r>
+        <w:rPr>
+          <w:b/>
+          <w:bCs/>
+          <w:lang w:val="en-US"/>
+        </w:rPr>
+        <w:t>Enron</w:t>
+      </w:r>
+      <w:r>
+        <w:rPr>
+          <w:b/>
+          <w:bCs/>
+        </w:rPr>
+        <w:t xml:space="preserve"> </w:t>
+      </w:r>
+      <w:r>
+        <w:rPr>
+          <w:b/>
+          <w:bCs/>
+          <w:lang w:val="en-US"/>
+        </w:rPr>
+        <w:t>Spam</w:t>
+      </w:r>
+      <w:r>
+        <w:rPr>
+          <w:b/>
+          <w:bCs/>
+        </w:rPr>
+        <w:t xml:space="preserve"> </w:t>
+      </w:r>
+      <w:r>
+        <w:rPr>
+          <w:b/>
+          <w:bCs/>
+          <w:lang w:val="en-US"/>
+        </w:rPr>
+        <w:t>Dataset</w:t>
+      </w:r>
+      <w:r>
+        <w:t xml:space="preserve">» [6] </w:t>
+      </w:r>
+      <w:r>
+        <w:t xml:space="preserve">представляет собой файл формата </w:t>
+      </w:r>
+      <w:r>
+        <w:t>.</w:t>
+      </w:r>
+      <w:r>
+        <w:rPr>
+          <w:lang w:val="en-US"/>
+        </w:rPr>
+        <w:t>csv</w:t>
+      </w:r>
+      <w:r>
+        <w:t xml:space="preserve"> </w:t>
+      </w:r>
+      <w:r>
+        <w:t>с информацией о письмах и сами сообщения. Всего в датасете 33716 писем</w:t>
+      </w:r>
+      <w:r>
+        <w:t xml:space="preserve"> на английском языке</w:t>
+      </w:r>
+      <w:r>
+        <w:t xml:space="preserve">. Он </w:t>
+      </w:r>
+      <w:r>
+        <w:t>был составлен на основе статьи «</w:t>
+      </w:r>
+      <w:proofErr w:type="spellStart"/>
+      <w:r>
+        <w:t>Spam</w:t>
+      </w:r>
+      <w:proofErr w:type="spellEnd"/>
+      <w:r>
+        <w:t xml:space="preserve"> </w:t>
+      </w:r>
+      <w:proofErr w:type="spellStart"/>
+      <w:r>
+        <w:t>Filtering</w:t>
+      </w:r>
+      <w:proofErr w:type="spellEnd"/>
+      <w:r>
+        <w:t xml:space="preserve"> </w:t>
+      </w:r>
+      <w:proofErr w:type="spellStart"/>
+      <w:r>
+        <w:t>with</w:t>
+      </w:r>
+      <w:proofErr w:type="spellEnd"/>
+      <w:r>
+        <w:t xml:space="preserve"> </w:t>
+      </w:r>
+      <w:proofErr w:type="spellStart"/>
+      <w:r>
+        <w:t>Naive</w:t>
+      </w:r>
+      <w:proofErr w:type="spellEnd"/>
+      <w:r>
+        <w:t xml:space="preserve"> </w:t>
+      </w:r>
+      <w:proofErr w:type="spellStart"/>
+      <w:r>
+        <w:t>Bayes</w:t>
+      </w:r>
+      <w:proofErr w:type="spellEnd"/>
+      <w:r>
+        <w:t xml:space="preserve"> - </w:t>
+      </w:r>
+      <w:proofErr w:type="spellStart"/>
+      <w:r>
+        <w:t>Which</w:t>
+      </w:r>
+      <w:proofErr w:type="spellEnd"/>
+      <w:r>
+        <w:t xml:space="preserve"> </w:t>
+      </w:r>
+      <w:proofErr w:type="spellStart"/>
+      <w:r>
+        <w:t>Naive</w:t>
+      </w:r>
+      <w:proofErr w:type="spellEnd"/>
+      <w:r>
+        <w:t xml:space="preserve"> </w:t>
+      </w:r>
+      <w:proofErr w:type="spellStart"/>
+      <w:r>
+        <w:t>Bayes</w:t>
+      </w:r>
+      <w:proofErr w:type="spellEnd"/>
+      <w:r>
+        <w:t>?</w:t>
+      </w:r>
+      <w:r>
+        <w:t xml:space="preserve">» </w:t>
+      </w:r>
+      <w:r>
+        <w:t>[7]</w:t>
+      </w:r>
+      <w:r>
+        <w:t xml:space="preserve">. </w:t>
+      </w:r>
+      <w:r>
+        <w:t>Авторы статьи использовали корпус сообщений «</w:t>
+      </w:r>
+      <w:proofErr w:type="spellStart"/>
+      <w:r>
+        <w:rPr>
+          <w:lang w:val="en-US"/>
+        </w:rPr>
+        <w:t>SpamAssassin</w:t>
+      </w:r>
+      <w:proofErr w:type="spellEnd"/>
+      <w:r>
+        <w:t>»</w:t>
+      </w:r>
+      <w:r>
+        <w:t xml:space="preserve"> [8]</w:t>
+      </w:r>
+      <w:r>
+        <w:t xml:space="preserve">, </w:t>
+      </w:r>
+      <w:r>
+        <w:t>в котором хранятся существовавшие</w:t>
+      </w:r>
+      <w:r>
+        <w:t xml:space="preserve"> </w:t>
+      </w:r>
+      <w:r>
+        <w:t>уже классифицированные</w:t>
+      </w:r>
+      <w:r>
+        <w:t xml:space="preserve"> электронные письма</w:t>
+      </w:r>
+      <w:r>
+        <w:t xml:space="preserve">. </w:t>
+      </w:r>
+      <w:r>
+        <w:t xml:space="preserve"> </w:t>
+      </w:r>
+    </w:p>
+    <w:p>
+      <w:r>
+        <w:tab/>
+        <w:t>Структура набора данных:</w:t>
+      </w:r>
+    </w:p>
+    <w:p>
+      <w:pPr>
+        <w:pStyle w:val="a7"/>
+        <w:numPr>
+          <w:ilvl w:val="0"/>
+          <w:numId w:val="8"/>
+        </w:numPr>
+        <w:rPr>
+          <w:b/>
+          <w:bCs/>
+        </w:rPr>
+      </w:pPr>
+      <w:r>
+        <w:rPr>
+          <w:b/>
+          <w:bCs/>
+          <w:lang w:val="en-US"/>
+        </w:rPr>
+        <w:t>Message</w:t>
+      </w:r>
+      <w:r>
+        <w:rPr>
+          <w:b/>
+          <w:bCs/>
+        </w:rPr>
+        <w:t xml:space="preserve"> </w:t>
+      </w:r>
+      <w:r>
+        <w:rPr>
+          <w:b/>
+          <w:bCs/>
+          <w:lang w:val="en-US"/>
+        </w:rPr>
+        <w:t>ID</w:t>
+      </w:r>
+      <w:r>
+        <w:t xml:space="preserve">: </w:t>
+      </w:r>
+      <w:r>
+        <w:t>порядковый номер сообщения в датасете. Тип данных: целое число</w:t>
+      </w:r>
+      <w:r>
+        <w:t>;</w:t>
+      </w:r>
+    </w:p>
+    <w:p>
+      <w:pPr>
+        <w:pStyle w:val="a7"/>
+        <w:numPr>
+          <w:ilvl w:val="0"/>
+          <w:numId w:val="8"/>
+        </w:numPr>
+        <w:rPr>
+          <w:b/>
+          <w:bCs/>
+        </w:rPr>
+      </w:pPr>
+      <w:r>
+        <w:rPr>
+          <w:b/>
+          <w:bCs/>
+          <w:lang w:val="en-US"/>
+        </w:rPr>
+        <w:t>Subject</w:t>
+      </w:r>
+      <w:r>
+        <w:t xml:space="preserve">: </w:t>
+      </w:r>
+      <w:r>
+        <w:t>тема сообщения. Тип данных: строка</w:t>
+      </w:r>
+      <w:r>
+        <w:t>;</w:t>
+      </w:r>
+    </w:p>
+    <w:p>
+      <w:pPr>
+        <w:pStyle w:val="a7"/>
+        <w:numPr>
+          <w:ilvl w:val="0"/>
+          <w:numId w:val="8"/>
+        </w:numPr>
+        <w:rPr>
+          <w:b/>
+          <w:bCs/>
+        </w:rPr>
+      </w:pPr>
+      <w:r>
+        <w:rPr>
+          <w:b/>
+          <w:bCs/>
+          <w:lang w:val="en-US"/>
+        </w:rPr>
+        <w:t>Message</w:t>
+      </w:r>
+      <w:r>
+        <w:t xml:space="preserve">: </w:t>
+      </w:r>
+      <w:r>
+        <w:t>текст письма. Тип данных: строка</w:t>
+      </w:r>
+      <w:r>
+        <w:t>;</w:t>
+      </w:r>
+    </w:p>
+    <w:p>
+      <w:pPr>
+        <w:pStyle w:val="a7"/>
+        <w:numPr>
+          <w:ilvl w:val="0"/>
+          <w:numId w:val="8"/>
+        </w:numPr>
+        <w:rPr>
+          <w:b/>
+          <w:bCs/>
+        </w:rPr>
+      </w:pPr>
+      <w:r>
+        <w:rPr>
+          <w:b/>
+          <w:bCs/>
+          <w:lang w:val="en-US"/>
+        </w:rPr>
+        <w:t>Spam</w:t>
+      </w:r>
+      <w:r>
+        <w:rPr>
+          <w:b/>
+          <w:bCs/>
+        </w:rPr>
+        <w:t>/</w:t>
+      </w:r>
+      <w:r>
+        <w:rPr>
+          <w:b/>
+          <w:bCs/>
+          <w:lang w:val="en-US"/>
+        </w:rPr>
+        <w:t>Ham</w:t>
+      </w:r>
+      <w:r>
+        <w:t xml:space="preserve">: </w:t>
+      </w:r>
+      <w:r>
+        <w:t>класс сообщения</w:t>
+      </w:r>
+      <w:r>
+        <w:t xml:space="preserve">: </w:t>
+      </w:r>
+      <w:r>
+        <w:rPr>
+          <w:lang w:val="en-US"/>
+        </w:rPr>
+        <w:t>spam</w:t>
+      </w:r>
+      <w:r>
+        <w:t>/</w:t>
+      </w:r>
+      <w:r>
+        <w:rPr>
+          <w:lang w:val="en-US"/>
+        </w:rPr>
+        <w:t>ham</w:t>
+      </w:r>
+      <w:r>
+        <w:t xml:space="preserve">. </w:t>
+      </w:r>
+      <w:r>
+        <w:t>Тип данных: строка</w:t>
+      </w:r>
+      <w:r>
+        <w:t>;</w:t>
+      </w:r>
+    </w:p>
+    <w:p>
+      <w:pPr>
+        <w:pStyle w:val="a7"/>
+        <w:numPr>
+          <w:ilvl w:val="0"/>
+          <w:numId w:val="8"/>
+        </w:numPr>
+        <w:rPr>
+          <w:b/>
+          <w:bCs/>
+        </w:rPr>
+      </w:pPr>
+      <w:r>
+        <w:rPr>
+          <w:b/>
+          <w:bCs/>
+          <w:lang w:val="en-US"/>
+        </w:rPr>
+        <w:t>Date</w:t>
+      </w:r>
+      <w:r>
+        <w:t xml:space="preserve">: </w:t>
+      </w:r>
+      <w:r>
+        <w:t>дата отправки сообщения. Тип данных: дата формата ГГГГ-ММ-ДД</w:t>
+      </w:r>
+      <w:r>
+        <w:t>.</w:t>
+      </w:r>
+    </w:p>
+    <w:p>
+      <w:pPr>
+        <w:ind w:left="708"/>
+      </w:pPr>
+      <w:r>
+        <w:t>Датасет не содержит чувствительных данных.</w:t>
+      </w:r>
+    </w:p>
+    <w:p>
+      <w:pPr>
+        <w:pStyle w:val="2"/>
+      </w:pPr>
+      <w:r>
+        <w:t>4.3. Описание результатов первичного анализа</w:t>
+      </w:r>
+    </w:p>
+    <w:p>
+      <w:r>
+        <w:t>4.3.1. Анализ количества и баланса классов</w:t>
+      </w:r>
+    </w:p>
+    <w:p>
+      <w:r>
+        <w:tab/>
+        <w:t>На рис. 4.1 отображен баланс классов писем спам</w:t>
+      </w:r>
+      <w:r>
+        <w:t>/</w:t>
+      </w:r>
+      <w:r>
+        <w:t>не спам.</w:t>
+      </w:r>
+    </w:p>
+    <w:p>
+      <w:pPr>
+        <w:jc w:val="center"/>
+      </w:pPr>
+      <w:r>
+        <w:rPr>
+          <w:noProof/>
+        </w:rPr>
+        <w:lastRenderedPageBreak/>
+        <w:drawing>
+          <wp:inline distT="0" distB="0" distL="0" distR="0" wp14:anchorId="3D046F48" wp14:editId="758C3E08">
+            <wp:extent cx="5339644" cy="4004733"/>
+            <wp:effectExtent l="0" t="0" r="0" b="0"/>
+            <wp:docPr id="982757469" name="Рисунок 1"/>
+            <wp:cNvGraphicFramePr>
+              <a:graphicFrameLocks xmlns:a="http://schemas.openxmlformats.org/drawingml/2006/main" noChangeAspect="1"/>
+            </wp:cNvGraphicFramePr>
+            <a:graphic xmlns:a="http://schemas.openxmlformats.org/drawingml/2006/main">
+              <a:graphicData uri="http://schemas.openxmlformats.org/drawingml/2006/picture">
+                <pic:pic xmlns:pic="http://schemas.openxmlformats.org/drawingml/2006/picture">
+                  <pic:nvPicPr>
+                    <pic:cNvPr id="982757469" name="Рисунок 1"/>
+                    <pic:cNvPicPr>
+                      <a:picLocks noChangeAspect="1" noChangeArrowheads="1"/>
+                    </pic:cNvPicPr>
+                  </pic:nvPicPr>
+                  <pic:blipFill>
+                    <a:blip r:embed="rId31">
+                      <a:extLst>
+                        <a:ext uri="{28A0092B-C50C-407E-A947-70E740481C1C}">
+                          <a14:useLocalDpi xmlns:a14="http://schemas.microsoft.com/office/drawing/2010/main" val="0"/>
+                        </a:ext>
+                      </a:extLst>
+                    </a:blip>
+                    <a:stretch>
+                      <a:fillRect/>
+                    </a:stretch>
+                  </pic:blipFill>
+                  <pic:spPr bwMode="auto">
+                    <a:xfrm>
+                      <a:off x="0" y="0"/>
+                      <a:ext cx="5359523" cy="4019643"/>
+                    </a:xfrm>
+                    <a:prstGeom prst="rect">
+                      <a:avLst/>
+                    </a:prstGeom>
+                    <a:noFill/>
+                    <a:ln>
+                      <a:noFill/>
+                    </a:ln>
+                  </pic:spPr>
+                </pic:pic>
+              </a:graphicData>
+            </a:graphic>
+          </wp:inline>
+        </w:drawing>
+      </w:r>
+    </w:p>
+    <w:p>
+      <w:pPr>
+        <w:jc w:val="center"/>
+      </w:pPr>
+      <w:r>
+        <w:rPr>
+          <w:b/>
+          <w:bCs/>
+        </w:rPr>
+        <w:t xml:space="preserve">Рисунок 4.1. </w:t>
+      </w:r>
+      <w:r>
+        <w:t xml:space="preserve">Баланс классов </w:t>
+      </w:r>
+      <w:r>
+        <w:rPr>
+          <w:lang w:val="en-US"/>
+        </w:rPr>
+        <w:t>spam</w:t>
+      </w:r>
+      <w:r>
+        <w:t xml:space="preserve"> (</w:t>
+      </w:r>
+      <w:r>
+        <w:t>спам письмо</w:t>
+      </w:r>
+      <w:r>
+        <w:t>)</w:t>
+      </w:r>
+      <w:r>
+        <w:t xml:space="preserve"> и </w:t>
+      </w:r>
+      <w:r>
+        <w:rPr>
+          <w:lang w:val="en-US"/>
+        </w:rPr>
+        <w:t>ham</w:t>
+      </w:r>
+      <w:r>
+        <w:t xml:space="preserve"> (</w:t>
+      </w:r>
+      <w:r>
+        <w:t>не спам письмо</w:t>
+      </w:r>
+      <w:r>
+        <w:t>)</w:t>
+      </w:r>
+    </w:p>
+    <w:p>
+      <w:r>
+        <w:tab/>
+        <w:t>Исходя из графика, можно заметить примерно одинаковое количество спам и не спам сообщений, что положительно скажется при обучении модели.</w:t>
+      </w:r>
+      <w:r>
+        <w:t xml:space="preserve"> </w:t>
+      </w:r>
+      <w:r>
+        <w:t>Дисбаланс по количеству разного вида писем составляет 626 в сторону спам сообщений.</w:t>
+      </w:r>
+    </w:p>
+    <w:p>
+      <w:r>
+        <w:t>4.3.2. Анализ на наличие пропусков</w:t>
+      </w:r>
+    </w:p>
+    <w:p>
+      <w:pPr>
+        <w:ind w:firstLine="708"/>
+      </w:pPr>
+      <w:r>
+        <w:t xml:space="preserve">В </w:t>
+      </w:r>
+      <w:proofErr w:type="spellStart"/>
+      <w:r>
+        <w:t>табл</w:t>
+      </w:r>
+      <w:proofErr w:type="spellEnd"/>
+      <w:r>
+        <w:t xml:space="preserve"> 4.1 представлены пропуски </w:t>
+      </w:r>
+      <w:r>
+        <w:t>в столбцах набора данных</w:t>
+      </w:r>
+    </w:p>
+    <w:p>
+      <w:pPr>
+        <w:rPr>
+          <w:b/>
+          <w:bCs/>
+        </w:rPr>
+      </w:pPr>
+      <w:r>
+        <w:rPr>
+          <w:b/>
+          <w:bCs/>
+        </w:rPr>
+        <w:t xml:space="preserve">Таблица 4.1. </w:t>
+      </w:r>
+      <w:r>
+        <w:t>Количество пропусков и их доля</w:t>
+      </w:r>
+    </w:p>
+    <w:tbl>
+      <w:tblPr>
+        <w:tblStyle w:val="ad"/>
+        <w:tblW w:w="0" w:type="auto"/>
+        <w:tblLook w:val="04A0" w:firstRow="1" w:lastRow="0" w:firstColumn="1" w:lastColumn="0" w:noHBand="0" w:noVBand="1"/>
+      </w:tblPr>
+      <w:tblGrid>
+        <w:gridCol w:w="3295"/>
+        <w:gridCol w:w="3352"/>
+        <w:gridCol w:w="2698"/>
+      </w:tblGrid>
+      <w:tr>
+        <w:tc>
+          <w:tcPr>
+            <w:tcW w:w="3295" w:type="dxa"/>
+          </w:tcPr>
+          <w:p>
+            <w:pPr>
+              <w:rPr>
+                <w:b/>
+                <w:bCs/>
+              </w:rPr>
+            </w:pPr>
+            <w:r>
+              <w:rPr>
+                <w:b/>
+                <w:bCs/>
+              </w:rPr>
+              <w:t>Признак</w:t>
+            </w:r>
+          </w:p>
+        </w:tc>
+        <w:tc>
+          <w:tcPr>
+            <w:tcW w:w="3352" w:type="dxa"/>
+          </w:tcPr>
+          <w:p>
+            <w:pPr>
+              <w:rPr>
+                <w:b/>
+                <w:bCs/>
+              </w:rPr>
+            </w:pPr>
+            <w:r>
+              <w:rPr>
+                <w:b/>
+                <w:bCs/>
+              </w:rPr>
+              <w:t>Количество пропусков</w:t>
+            </w:r>
+          </w:p>
+        </w:tc>
+        <w:tc>
+          <w:tcPr>
+            <w:tcW w:w="2698" w:type="dxa"/>
+          </w:tcPr>
+          <w:p>
+            <w:pPr>
+              <w:rPr>
+                <w:b/>
+                <w:bCs/>
+              </w:rPr>
+            </w:pPr>
+            <w:r>
+              <w:rPr>
+                <w:b/>
+                <w:bCs/>
+              </w:rPr>
+              <w:t>Доля пропусков (%)</w:t>
+            </w:r>
+          </w:p>
+        </w:tc>
+      </w:tr>
+      <w:tr>
+        <w:tc>
+          <w:tcPr>
+            <w:tcW w:w="3295" w:type="dxa"/>
+          </w:tcPr>
+          <w:p>
+            <w:pPr>
+              <w:rPr>
+                <w:b/>
+                <w:bCs/>
+              </w:rPr>
+            </w:pPr>
+            <w:r>
+              <w:rPr>
+                <w:b/>
+                <w:bCs/>
+                <w:lang w:val="en-US"/>
+              </w:rPr>
+              <w:t>Message ID</w:t>
+            </w:r>
+          </w:p>
+        </w:tc>
+        <w:tc>
+          <w:tcPr>
+            <w:tcW w:w="3352" w:type="dxa"/>
+          </w:tcPr>
+          <w:p>
+            <w:r>
+              <w:t>0</w:t>
+            </w:r>
+          </w:p>
+        </w:tc>
+        <w:tc>
+          <w:tcPr>
+            <w:tcW w:w="2698" w:type="dxa"/>
+          </w:tcPr>
+          <w:p>
+            <w:r>
+              <w:t>0</w:t>
+            </w:r>
+          </w:p>
+        </w:tc>
+      </w:tr>
+      <w:tr>
+        <w:tc>
+          <w:tcPr>
+            <w:tcW w:w="3295" w:type="dxa"/>
+          </w:tcPr>
+          <w:p>
+            <w:pPr>
+              <w:rPr>
+                <w:b/>
+                <w:bCs/>
+                <w:lang w:val="en-US"/>
+              </w:rPr>
+            </w:pPr>
+            <w:r>
+              <w:rPr>
+                <w:b/>
+                <w:bCs/>
+                <w:lang w:val="en-US"/>
+              </w:rPr>
+              <w:t>Subject</w:t>
+            </w:r>
+          </w:p>
+        </w:tc>
+        <w:tc>
+          <w:tcPr>
+            <w:tcW w:w="3352" w:type="dxa"/>
+          </w:tcPr>
+          <w:p>
+            <w:pPr>
+              <w:rPr>
+                <w:lang w:val="en-US"/>
+              </w:rPr>
+            </w:pPr>
+            <w:r>
+              <w:rPr>
+                <w:lang w:val="en-US"/>
+              </w:rPr>
+              <w:t>289</w:t>
+            </w:r>
+          </w:p>
+        </w:tc>
+        <w:tc>
+          <w:tcPr>
+            <w:tcW w:w="2698" w:type="dxa"/>
+          </w:tcPr>
+          <w:p>
+            <w:pPr>
+              <w:rPr>
+                <w:lang w:val="en-US"/>
+              </w:rPr>
+            </w:pPr>
+            <w:r>
+              <w:rPr>
+                <w:lang w:val="en-US"/>
+              </w:rPr>
+              <w:t>0.86</w:t>
+            </w:r>
+          </w:p>
+        </w:tc>
+      </w:tr>
+      <w:tr>
+        <w:tc>
+          <w:tcPr>
+            <w:tcW w:w="3295" w:type="dxa"/>
+          </w:tcPr>
+          <w:p>
+            <w:pPr>
+              <w:rPr>
+                <w:b/>
+                <w:bCs/>
+                <w:lang w:val="en-US"/>
+              </w:rPr>
+            </w:pPr>
+            <w:r>
+              <w:rPr>
+                <w:b/>
+                <w:bCs/>
+                <w:lang w:val="en-US"/>
+              </w:rPr>
+              <w:t>Message</w:t>
+            </w:r>
+          </w:p>
+        </w:tc>
+        <w:tc>
+          <w:tcPr>
+            <w:tcW w:w="3352" w:type="dxa"/>
+          </w:tcPr>
+          <w:p>
+            <w:pPr>
+              <w:rPr>
+                <w:lang w:val="en-US"/>
+              </w:rPr>
+            </w:pPr>
+            <w:r>
+              <w:rPr>
+                <w:lang w:val="en-US"/>
+              </w:rPr>
+              <w:t>371</w:t>
+            </w:r>
+          </w:p>
+        </w:tc>
+        <w:tc>
+          <w:tcPr>
+            <w:tcW w:w="2698" w:type="dxa"/>
+          </w:tcPr>
+          <w:p>
+            <w:pPr>
+              <w:rPr>
+                <w:lang w:val="en-US"/>
+              </w:rPr>
+            </w:pPr>
+            <w:r>
+              <w:rPr>
+                <w:lang w:val="en-US"/>
+              </w:rPr>
+              <w:t>1.11</w:t>
+            </w:r>
+          </w:p>
+        </w:tc>
+      </w:tr>
+      <w:tr>
+        <w:tc>
+          <w:tcPr>
+            <w:tcW w:w="3295" w:type="dxa"/>
+          </w:tcPr>
+          <w:p>
+            <w:pPr>
+              <w:rPr>
+                <w:b/>
+                <w:bCs/>
+                <w:lang w:val="en-US"/>
+              </w:rPr>
+            </w:pPr>
+            <w:r>
+              <w:rPr>
+                <w:b/>
+                <w:bCs/>
+                <w:lang w:val="en-US"/>
+              </w:rPr>
+              <w:t>Spam/Ham</w:t>
+            </w:r>
+          </w:p>
+        </w:tc>
+        <w:tc>
+          <w:tcPr>
+            <w:tcW w:w="3352" w:type="dxa"/>
+          </w:tcPr>
+          <w:p>
+            <w:r>
+              <w:t>0</w:t>
+            </w:r>
+          </w:p>
+        </w:tc>
+        <w:tc>
+          <w:tcPr>
+            <w:tcW w:w="2698" w:type="dxa"/>
+          </w:tcPr>
+          <w:p>
+            <w:r>
+              <w:t>0</w:t>
+            </w:r>
+          </w:p>
+        </w:tc>
+      </w:tr>
+      <w:tr>
+        <w:tc>
+          <w:tcPr>
+            <w:tcW w:w="3295" w:type="dxa"/>
+          </w:tcPr>
+          <w:p>
+            <w:pPr>
+              <w:rPr>
+                <w:b/>
+                <w:bCs/>
+                <w:lang w:val="en-US"/>
+              </w:rPr>
+            </w:pPr>
+            <w:r>
+              <w:rPr>
+                <w:b/>
+                <w:bCs/>
+                <w:lang w:val="en-US"/>
+              </w:rPr>
+              <w:t>Date</w:t>
+            </w:r>
+          </w:p>
+        </w:tc>
+        <w:tc>
+          <w:tcPr>
+            <w:tcW w:w="3352" w:type="dxa"/>
+          </w:tcPr>
+          <w:p>
+            <w:r>
+              <w:t>0</w:t>
+            </w:r>
+          </w:p>
+        </w:tc>
+        <w:tc>
+          <w:tcPr>
+            <w:tcW w:w="2698" w:type="dxa"/>
+          </w:tcPr>
+          <w:p>
+            <w:pPr>
+              <w:rPr>
+                <w:lang w:val="en-US"/>
+              </w:rPr>
+            </w:pPr>
+            <w:r>
+              <w:t>0</w:t>
+            </w:r>
+          </w:p>
+        </w:tc>
+      </w:tr>
+    </w:tbl>
+    <w:p>
+      <w:r>
+        <w:rPr>
+          <w:b/>
+          <w:bCs/>
+        </w:rPr>
+        <w:tab/>
+      </w:r>
+    </w:p>
+    <w:p>
+      <w:r>
+        <w:tab/>
+        <w:t xml:space="preserve">По таблице можно увидеть, </w:t>
+      </w:r>
+      <w:r>
+        <w:t>что имеются пропущенные данные в очень малом количестве. Возможно, они были потеряны при передаче данных или сборе датасета. Такое небольшое количество не повлияет на обучение ИИ. При необходимости датасет можно дополнить.</w:t>
+      </w:r>
+    </w:p>
+    <w:p>
+      <w:r>
+        <w:lastRenderedPageBreak/>
+        <w:t>4.3.3. Анализ количества слов и длин сообщений и тем у писем</w:t>
+      </w:r>
+    </w:p>
+    <w:p>
+      <w:r>
+        <w:tab/>
+        <w:t xml:space="preserve">На рис. 4.2 представлены два графика, которые отображают среднее количество слов и символов в сообщениях и их темах. Слева представлены средняя длинна сообщения (синий цвет) и среднее количество слов в сообщении (зеленый цвет). Справа отображены средние значения количества слов в теме письма (фиолетовый цвет) и символов тем (красный цвет). </w:t>
+      </w:r>
+    </w:p>
+    <w:p>
+      <w:pPr>
+        <w:jc w:val="center"/>
+      </w:pPr>
+      <w:r>
+        <w:rPr>
+          <w:noProof/>
+        </w:rPr>
+        <w:drawing>
+          <wp:inline distT="0" distB="0" distL="0" distR="0" wp14:anchorId="24A3DEBE" wp14:editId="1BE28B0D">
+            <wp:extent cx="6188115" cy="2506980"/>
+            <wp:effectExtent l="0" t="0" r="3175" b="7620"/>
+            <wp:docPr id="296527827" name="Рисунок 1"/>
+            <wp:cNvGraphicFramePr>
+              <a:graphicFrameLocks xmlns:a="http://schemas.openxmlformats.org/drawingml/2006/main" noChangeAspect="1"/>
+            </wp:cNvGraphicFramePr>
+            <a:graphic xmlns:a="http://schemas.openxmlformats.org/drawingml/2006/main">
+              <a:graphicData uri="http://schemas.openxmlformats.org/drawingml/2006/picture">
+                <pic:pic xmlns:pic="http://schemas.openxmlformats.org/drawingml/2006/picture">
+                  <pic:nvPicPr>
+                    <pic:cNvPr id="0" name="Picture 1"/>
+                    <pic:cNvPicPr>
+                      <a:picLocks noChangeAspect="1" noChangeArrowheads="1"/>
+                    </pic:cNvPicPr>
+                  </pic:nvPicPr>
+                  <pic:blipFill rotWithShape="1">
+                    <a:blip r:embed="rId32">
+                      <a:extLst>
+                        <a:ext uri="{28A0092B-C50C-407E-A947-70E740481C1C}">
+                          <a14:useLocalDpi xmlns:a14="http://schemas.microsoft.com/office/drawing/2010/main" val="0"/>
+                        </a:ext>
+                      </a:extLst>
+                    </a:blip>
+                    <a:srcRect b="5389"/>
+                    <a:stretch>
+                      <a:fillRect/>
+                    </a:stretch>
+                  </pic:blipFill>
+                  <pic:spPr bwMode="auto">
+                    <a:xfrm>
+                      <a:off x="0" y="0"/>
+                      <a:ext cx="6198579" cy="2511219"/>
+                    </a:xfrm>
+                    <a:prstGeom prst="rect">
+                      <a:avLst/>
+                    </a:prstGeom>
+                    <a:noFill/>
+                    <a:ln>
+                      <a:noFill/>
+                    </a:ln>
+                    <a:extLst>
+                      <a:ext uri="{53640926-AAD7-44D8-BBD7-CCE9431645EC}">
+                        <a14:shadowObscured xmlns:a14="http://schemas.microsoft.com/office/drawing/2010/main"/>
+                      </a:ext>
+                    </a:extLst>
+                  </pic:spPr>
+                </pic:pic>
+              </a:graphicData>
+            </a:graphic>
+          </wp:inline>
+        </w:drawing>
+      </w:r>
+    </w:p>
+    <w:p>
+      <w:pPr>
+        <w:jc w:val="center"/>
+      </w:pPr>
+      <w:r>
+        <w:rPr>
+          <w:b/>
+          <w:bCs/>
+        </w:rPr>
+        <w:t xml:space="preserve">Рисунок 4.2. </w:t>
+      </w:r>
+      <w:r>
+        <w:t>Усредненные значения количества слов и символов в сообщениях и их темах</w:t>
+      </w:r>
+    </w:p>
+    <w:p>
+      <w:r>
+        <w:tab/>
+        <w:t xml:space="preserve">Из графиков можно увидеть, что спам письма отличаются меньшим количеством слов в сообщении, но при этом чуть большим числом слов в темах. Из этого выявляется закономерность: спам письма пытаются сильнее выделиться среди всех писем на почте и несут меньшую информацию в самом сообщении. Главная задача спам письма </w:t>
+      </w:r>
+      <w:r>
+        <w:t xml:space="preserve">заставить пользователя нажать на него и перейти по вредоносной ссылке или скачать вирусный файл. С такой тактикой спам письмо может достичь своей цели с большей вероятностью. </w:t>
+      </w:r>
+      <w:r>
+        <w:t xml:space="preserve">  </w:t>
+      </w:r>
+    </w:p>
+    <w:p>
+      <w:pPr>
+        <w:rPr>
+          <w:b/>
+          <w:bCs/>
+        </w:rPr>
+      </w:pPr>
+      <w:r>
+        <w:tab/>
+      </w:r>
+      <w:r>
+        <w:rPr>
+          <w:b/>
+          <w:bCs/>
+        </w:rPr>
+        <w:t>Выводы по четвертому разделу</w:t>
+      </w:r>
+    </w:p>
+    <w:p>
+      <w:r>
+        <w:rPr>
+          <w:b/>
+          <w:bCs/>
+        </w:rPr>
+        <w:tab/>
+      </w:r>
+      <w:r>
+        <w:t>Набор</w:t>
+      </w:r>
+      <w:r>
+        <w:t xml:space="preserve"> </w:t>
+      </w:r>
+      <w:r>
+        <w:t>данных</w:t>
+      </w:r>
+      <w:r>
+        <w:t xml:space="preserve"> «</w:t>
+      </w:r>
+      <w:r>
+        <w:rPr>
+          <w:b/>
+          <w:bCs/>
+          <w:lang w:val="en-US"/>
+        </w:rPr>
+        <w:t>Enron</w:t>
+      </w:r>
+      <w:r>
+        <w:rPr>
+          <w:b/>
+          <w:bCs/>
+        </w:rPr>
+        <w:t xml:space="preserve"> </w:t>
+      </w:r>
+      <w:r>
+        <w:rPr>
+          <w:b/>
+          <w:bCs/>
+          <w:lang w:val="en-US"/>
+        </w:rPr>
+        <w:t>Spam</w:t>
+      </w:r>
+      <w:r>
+        <w:rPr>
+          <w:b/>
+          <w:bCs/>
+        </w:rPr>
+        <w:t xml:space="preserve"> </w:t>
+      </w:r>
+      <w:r>
+        <w:rPr>
+          <w:b/>
+          <w:bCs/>
+          <w:lang w:val="en-US"/>
+        </w:rPr>
+        <w:t>Dataset</w:t>
+      </w:r>
+      <w:r>
+        <w:t xml:space="preserve">» - </w:t>
+      </w:r>
+      <w:r>
+        <w:t>датасет с большим количеством настоящих классифицированных по спаму писем. В нем</w:t>
+      </w:r>
+      <w:r>
+        <w:t xml:space="preserve"> имеются пропущенные данные, но их</w:t>
+      </w:r>
+      <w:r>
+        <w:t xml:space="preserve"> очень мало. Набор содержит сбалансированное количество писем, которые помечены как спам и не спам. Датасет содержит только письма на английском языке, что может затруднить обучение модели для классификации писем на русском. Нужно дополнить данны</w:t>
+      </w:r>
+      <w:r>
+        <w:t>е сообщениями</w:t>
+      </w:r>
+      <w:r>
+        <w:t xml:space="preserve"> на других языках</w:t>
+      </w:r>
+      <w:r>
+        <w:t>.</w:t>
+      </w:r>
+    </w:p>
+    <w:p/>
+    <w:p/>
+    <w:p>
+      <w:pPr>
+        <w:pStyle w:val="1"/>
+      </w:pPr>
+      <w:r>
+        <w:lastRenderedPageBreak/>
+        <w:t>ЗАКЛЮЧЕНИЕ</w:t>
+      </w:r>
+    </w:p>
+    <w:p>
+      <w:pPr>
+        <w:pStyle w:val="af5"/>
+      </w:pPr>
+      <w:r>
+        <w:t xml:space="preserve">В рамках </w:t>
+      </w:r>
+      <w:r>
+        <w:t>курсового проекта выполнен п</w:t>
+      </w:r>
+      <w:r>
+        <w:t xml:space="preserve">оиск и первичный анализ наборов данных </w:t>
+      </w:r>
+      <w:r>
+        <w:t xml:space="preserve">разных типов </w:t>
+      </w:r>
+      <w:r>
+        <w:t>по различным областям применения</w:t>
+      </w:r>
+      <w:r>
+        <w:t xml:space="preserve">. </w:t>
+      </w:r>
+      <w:r>
+        <w:t>В ходе выполнения работы были получены следующие основные результаты</w:t>
+      </w:r>
+      <w:r>
+        <w:t>:</w:t>
+      </w:r>
+    </w:p>
+    <w:p>
+      <w:pPr>
+        <w:pStyle w:val="a7"/>
+        <w:numPr>
+          <w:ilvl w:val="0"/>
+          <w:numId w:val="9"/>
+        </w:numPr>
+        <w:tabs>
+          <w:tab w:val="left" w:pos="1134"/>
+        </w:tabs>
+        <w:spacing w:after="0" w:line="360" w:lineRule="auto"/>
+        <w:ind w:left="0" w:firstLine="709"/>
+        <w:contextualSpacing w:val="0"/>
+        <w:rPr>
+          <w:rFonts w:cs="Times New Roman"/>
+          <w:szCs w:val="28"/>
+        </w:rPr>
+      </w:pPr>
+      <w:r>
+        <w:rPr>
+          <w:rFonts w:cs="Times New Roman"/>
+          <w:szCs w:val="28"/>
+        </w:rPr>
+        <w:t>подготов</w:t>
+      </w:r>
+      <w:r>
+        <w:rPr>
+          <w:rFonts w:cs="Times New Roman"/>
+          <w:szCs w:val="28"/>
+        </w:rPr>
+        <w:t>лено</w:t>
+      </w:r>
+      <w:r>
+        <w:rPr>
+          <w:rFonts w:cs="Times New Roman"/>
+          <w:szCs w:val="28"/>
+        </w:rPr>
+        <w:t xml:space="preserve"> </w:t>
+      </w:r>
+      <w:r>
+        <w:rPr>
+          <w:rFonts w:cs="Times New Roman"/>
+          <w:szCs w:val="28"/>
+        </w:rPr>
+        <w:t>для каждого типа данных (</w:t>
+      </w:r>
+      <w:r>
+        <w:rPr>
+          <w:rFonts w:cs="Times New Roman"/>
+          <w:szCs w:val="28"/>
+        </w:rPr>
+        <w:t>табличные данные, временные ряды, изображения, тексты</w:t>
+      </w:r>
+      <w:r>
+        <w:rPr>
+          <w:rFonts w:cs="Times New Roman"/>
+          <w:szCs w:val="28"/>
+        </w:rPr>
+        <w:t xml:space="preserve">) </w:t>
+      </w:r>
+      <w:r>
+        <w:rPr>
+          <w:rFonts w:cs="Times New Roman"/>
+          <w:szCs w:val="28"/>
+        </w:rPr>
+        <w:t xml:space="preserve">краткое описание </w:t>
+      </w:r>
+      <w:r>
+        <w:rPr>
+          <w:rFonts w:cs="Times New Roman"/>
+          <w:szCs w:val="28"/>
+        </w:rPr>
+        <w:t xml:space="preserve">выбранной </w:t>
+      </w:r>
+      <w:r>
+        <w:rPr>
+          <w:rFonts w:cs="Times New Roman"/>
+          <w:szCs w:val="28"/>
+        </w:rPr>
+        <w:t>задачи, решение которой связано с применением технологи</w:t>
+      </w:r>
+      <w:r>
+        <w:rPr>
+          <w:rFonts w:cs="Times New Roman"/>
+          <w:szCs w:val="28"/>
+        </w:rPr>
+        <w:t>й</w:t>
+      </w:r>
+      <w:r>
+        <w:rPr>
+          <w:rFonts w:cs="Times New Roman"/>
+          <w:szCs w:val="28"/>
+        </w:rPr>
+        <w:t xml:space="preserve"> </w:t>
+      </w:r>
+      <w:r>
+        <w:rPr>
+          <w:rFonts w:cs="Times New Roman"/>
+          <w:szCs w:val="28"/>
+        </w:rPr>
+        <w:t>искусственного интеллекта;</w:t>
+      </w:r>
+    </w:p>
+    <w:p>
+      <w:pPr>
+        <w:pStyle w:val="a7"/>
+        <w:numPr>
+          <w:ilvl w:val="0"/>
+          <w:numId w:val="9"/>
+        </w:numPr>
+        <w:tabs>
+          <w:tab w:val="left" w:pos="1134"/>
+        </w:tabs>
+        <w:spacing w:after="0" w:line="360" w:lineRule="auto"/>
+        <w:ind w:left="0" w:firstLine="709"/>
+        <w:contextualSpacing w:val="0"/>
+        <w:rPr>
+          <w:rFonts w:cs="Times New Roman"/>
+          <w:szCs w:val="28"/>
+        </w:rPr>
+      </w:pPr>
+      <w:r>
+        <w:rPr>
+          <w:rFonts w:cs="Times New Roman"/>
+          <w:szCs w:val="28"/>
+        </w:rPr>
+        <w:t>подобран и обоснован</w:t>
+      </w:r>
+      <w:r>
+        <w:rPr>
+          <w:rFonts w:cs="Times New Roman"/>
+          <w:szCs w:val="28"/>
+        </w:rPr>
+        <w:t xml:space="preserve"> </w:t>
+      </w:r>
+      <w:r>
+        <w:rPr>
+          <w:rFonts w:cs="Times New Roman"/>
+          <w:szCs w:val="28"/>
+        </w:rPr>
+        <w:t>выбор</w:t>
+      </w:r>
+      <w:r>
+        <w:rPr>
+          <w:rFonts w:cs="Times New Roman"/>
+          <w:szCs w:val="28"/>
+        </w:rPr>
+        <w:t xml:space="preserve"> </w:t>
+      </w:r>
+      <w:r>
+        <w:rPr>
+          <w:rFonts w:cs="Times New Roman"/>
+          <w:szCs w:val="28"/>
+        </w:rPr>
+        <w:t xml:space="preserve">для каждого типа данных </w:t>
+      </w:r>
+      <w:r>
+        <w:rPr>
+          <w:rFonts w:cs="Times New Roman"/>
+          <w:szCs w:val="28"/>
+        </w:rPr>
+        <w:t>набор данных</w:t>
+      </w:r>
+      <w:r>
+        <w:rPr>
+          <w:rFonts w:cs="Times New Roman"/>
+          <w:szCs w:val="28"/>
+        </w:rPr>
+        <w:t xml:space="preserve"> из авторитетных открытых источников</w:t>
+      </w:r>
+      <w:r>
+        <w:rPr>
+          <w:szCs w:val="28"/>
+        </w:rPr>
+        <w:t>, необходимы</w:t>
+      </w:r>
+      <w:r>
+        <w:rPr>
+          <w:szCs w:val="28"/>
+        </w:rPr>
+        <w:t>й</w:t>
+      </w:r>
+      <w:r>
+        <w:rPr>
+          <w:szCs w:val="28"/>
+        </w:rPr>
+        <w:t xml:space="preserve"> для обучения ИИ-модел</w:t>
+      </w:r>
+      <w:r>
+        <w:rPr>
+          <w:szCs w:val="28"/>
+        </w:rPr>
+        <w:t>и</w:t>
+      </w:r>
+      <w:r>
+        <w:rPr>
+          <w:szCs w:val="28"/>
+        </w:rPr>
+        <w:t>, решающ</w:t>
+      </w:r>
+      <w:r>
+        <w:rPr>
+          <w:szCs w:val="28"/>
+        </w:rPr>
+        <w:t>ей</w:t>
+      </w:r>
+      <w:r>
+        <w:rPr>
+          <w:szCs w:val="28"/>
+        </w:rPr>
+        <w:t xml:space="preserve"> соответствующ</w:t>
+      </w:r>
+      <w:r>
+        <w:rPr>
+          <w:szCs w:val="28"/>
+        </w:rPr>
+        <w:t>ую</w:t>
+      </w:r>
+      <w:r>
+        <w:rPr>
+          <w:szCs w:val="28"/>
+        </w:rPr>
+        <w:t xml:space="preserve"> выбранн</w:t>
+      </w:r>
+      <w:r>
+        <w:rPr>
+          <w:szCs w:val="28"/>
+        </w:rPr>
+        <w:t>ую</w:t>
+      </w:r>
+      <w:r>
+        <w:rPr>
+          <w:szCs w:val="28"/>
+        </w:rPr>
+        <w:t xml:space="preserve"> задач</w:t>
+      </w:r>
+      <w:r>
+        <w:rPr>
+          <w:szCs w:val="28"/>
+        </w:rPr>
+        <w:t>у</w:t>
+      </w:r>
+      <w:r>
+        <w:rPr>
+          <w:szCs w:val="28"/>
+        </w:rPr>
+        <w:t>;</w:t>
+      </w:r>
+    </w:p>
+    <w:p>
+      <w:pPr>
+        <w:pStyle w:val="a7"/>
+        <w:numPr>
+          <w:ilvl w:val="0"/>
+          <w:numId w:val="9"/>
+        </w:numPr>
+        <w:tabs>
+          <w:tab w:val="left" w:pos="1134"/>
+        </w:tabs>
+        <w:spacing w:after="0" w:line="360" w:lineRule="auto"/>
+        <w:ind w:left="0" w:firstLine="709"/>
+        <w:contextualSpacing w:val="0"/>
+        <w:rPr>
+          <w:rFonts w:cs="Times New Roman"/>
+          <w:szCs w:val="28"/>
+        </w:rPr>
+      </w:pPr>
+      <w:r>
+        <w:rPr>
+          <w:rFonts w:cs="Times New Roman"/>
+          <w:szCs w:val="28"/>
+        </w:rPr>
+        <w:t>реализован</w:t>
+      </w:r>
+      <w:r>
+        <w:rPr>
+          <w:rFonts w:cs="Times New Roman"/>
+          <w:szCs w:val="28"/>
+        </w:rPr>
+        <w:t xml:space="preserve"> комплекс программ</w:t>
+      </w:r>
+      <w:r>
+        <w:rPr>
+          <w:rFonts w:cs="Times New Roman"/>
+          <w:szCs w:val="28"/>
+        </w:rPr>
+        <w:t xml:space="preserve"> на языке </w:t>
+      </w:r>
+      <w:r>
+        <w:rPr>
+          <w:rFonts w:cs="Times New Roman"/>
+          <w:szCs w:val="28"/>
+          <w:lang w:val="en-US"/>
+        </w:rPr>
+        <w:t>Python</w:t>
+      </w:r>
+      <w:r>
+        <w:rPr>
+          <w:rFonts w:cs="Times New Roman"/>
+          <w:szCs w:val="28"/>
+        </w:rPr>
+        <w:t>, каждая из которых для заданного типа данных</w:t>
+      </w:r>
+      <w:r>
+        <w:rPr>
+          <w:rFonts w:cs="Times New Roman"/>
+          <w:szCs w:val="28"/>
+        </w:rPr>
+        <w:t xml:space="preserve"> </w:t>
+      </w:r>
+      <w:r>
+        <w:rPr>
+          <w:rFonts w:cs="Times New Roman"/>
+          <w:szCs w:val="28"/>
+        </w:rPr>
+        <w:t>выполня</w:t>
+      </w:r>
+      <w:r>
+        <w:rPr>
+          <w:rFonts w:cs="Times New Roman"/>
+          <w:szCs w:val="28"/>
+        </w:rPr>
+        <w:t>ет</w:t>
+      </w:r>
+      <w:r>
+        <w:rPr>
+          <w:rFonts w:cs="Times New Roman"/>
+          <w:szCs w:val="28"/>
+        </w:rPr>
+        <w:t xml:space="preserve"> основные функции первичного анализа</w:t>
+      </w:r>
+      <w:r>
+        <w:rPr>
+          <w:szCs w:val="28"/>
+        </w:rPr>
+        <w:t>;</w:t>
+      </w:r>
+    </w:p>
+    <w:p>
+      <w:pPr>
+        <w:pStyle w:val="a7"/>
+        <w:numPr>
+          <w:ilvl w:val="0"/>
+          <w:numId w:val="9"/>
+        </w:numPr>
+        <w:tabs>
+          <w:tab w:val="left" w:pos="1134"/>
+        </w:tabs>
+        <w:spacing w:after="0" w:line="360" w:lineRule="auto"/>
+        <w:ind w:left="0" w:firstLine="709"/>
+        <w:contextualSpacing w:val="0"/>
+        <w:rPr>
+          <w:rFonts w:cs="Times New Roman"/>
+          <w:szCs w:val="28"/>
+        </w:rPr>
+      </w:pPr>
+      <w:r>
+        <w:rPr>
+          <w:szCs w:val="28"/>
+        </w:rPr>
+        <w:t>с</w:t>
+      </w:r>
+      <w:r>
+        <w:rPr>
+          <w:szCs w:val="28"/>
+        </w:rPr>
+        <w:t>формулиров</w:t>
+      </w:r>
+      <w:r>
+        <w:rPr>
+          <w:szCs w:val="28"/>
+        </w:rPr>
+        <w:t>аны</w:t>
+      </w:r>
+      <w:r>
+        <w:rPr>
+          <w:szCs w:val="28"/>
+        </w:rPr>
+        <w:t xml:space="preserve"> вывод</w:t>
+      </w:r>
+      <w:r>
+        <w:rPr>
+          <w:szCs w:val="28"/>
+        </w:rPr>
+        <w:t>ы</w:t>
+      </w:r>
+      <w:r>
+        <w:rPr>
+          <w:szCs w:val="28"/>
+        </w:rPr>
+        <w:t xml:space="preserve"> </w:t>
+      </w:r>
+      <w:r>
+        <w:rPr>
+          <w:szCs w:val="28"/>
+        </w:rPr>
+        <w:t>по каждому этапу анализа, а также</w:t>
+      </w:r>
+      <w:r>
+        <w:rPr>
+          <w:szCs w:val="28"/>
+        </w:rPr>
+        <w:t xml:space="preserve"> итоговое заключение о качестве данных и их пригодности для решения поставленной задачи</w:t>
+      </w:r>
+      <w:r>
+        <w:rPr>
+          <w:szCs w:val="28"/>
+        </w:rPr>
+        <w:t>;</w:t>
+      </w:r>
+    </w:p>
+    <w:p>
+      <w:pPr>
+        <w:pStyle w:val="a7"/>
+        <w:numPr>
+          <w:ilvl w:val="0"/>
+          <w:numId w:val="9"/>
+        </w:numPr>
+        <w:tabs>
+          <w:tab w:val="left" w:pos="1134"/>
+        </w:tabs>
+        <w:spacing w:after="0" w:line="360" w:lineRule="auto"/>
+        <w:ind w:left="0" w:firstLine="709"/>
+        <w:contextualSpacing w:val="0"/>
+        <w:rPr>
+          <w:rFonts w:cs="Times New Roman"/>
+          <w:szCs w:val="28"/>
+        </w:rPr>
+      </w:pPr>
+      <w:r>
+        <w:rPr>
+          <w:rFonts w:cs="Times New Roman"/>
+          <w:szCs w:val="28"/>
+        </w:rPr>
+        <w:t>размещен исходный код в репозитории</w:t>
+      </w:r>
+      <w:r>
+        <w:t xml:space="preserve"> </w:t>
+      </w:r>
+      <w:r>
+        <w:rPr>
+          <w:rFonts w:cs="Times New Roman"/>
+          <w:szCs w:val="28"/>
+        </w:rPr>
+        <w:t>системы контроля версий</w:t>
+      </w:r>
+      <w:r>
+        <w:rPr>
+          <w:rFonts w:cs="Times New Roman"/>
+          <w:szCs w:val="28"/>
+        </w:rPr>
+        <w:t xml:space="preserve"> </w:t>
+      </w:r>
+      <w:r>
+        <w:rPr>
+          <w:rFonts w:cs="Times New Roman"/>
+          <w:szCs w:val="28"/>
+          <w:lang w:val="en-US"/>
+        </w:rPr>
+        <w:t>Git</w:t>
+      </w:r>
+      <w:r>
+        <w:rPr>
+          <w:rFonts w:cs="Times New Roman"/>
+          <w:szCs w:val="28"/>
+        </w:rPr>
+        <w:t>: ССЫЛКА НА РЕПОЗИТОРИЙ.</w:t>
+      </w:r>
+    </w:p>
+    <w:p>
+      <w:pPr>
+        <w:tabs>
+          <w:tab w:val="left" w:pos="1134"/>
+        </w:tabs>
+        <w:spacing w:after="0" w:line="360" w:lineRule="auto"/>
+        <w:rPr>
+          <w:rFonts w:cs="Times New Roman"/>
+          <w:szCs w:val="28"/>
+        </w:rPr>
+      </w:pPr>
+    </w:p>
+    <w:p>
+      <w:pPr>
+        <w:tabs>
+          <w:tab w:val="left" w:pos="1134"/>
+        </w:tabs>
+        <w:spacing w:after="0" w:line="360" w:lineRule="auto"/>
+        <w:rPr>
+          <w:rFonts w:cs="Times New Roman"/>
+          <w:szCs w:val="28"/>
+        </w:rPr>
+      </w:pPr>
+    </w:p>
+    <w:p>
+      <w:pPr>
+        <w:tabs>
+          <w:tab w:val="left" w:pos="1134"/>
+        </w:tabs>
+        <w:spacing w:after="0" w:line="360" w:lineRule="auto"/>
+        <w:rPr>
+          <w:rFonts w:cs="Times New Roman"/>
+          <w:szCs w:val="28"/>
+        </w:rPr>
+      </w:pPr>
+    </w:p>
+    <w:p>
+      <w:pPr>
+        <w:tabs>
+          <w:tab w:val="left" w:pos="1134"/>
+        </w:tabs>
+        <w:spacing w:after="0" w:line="360" w:lineRule="auto"/>
+        <w:rPr>
+          <w:rFonts w:cs="Times New Roman"/>
+          <w:szCs w:val="28"/>
+        </w:rPr>
+      </w:pPr>
+    </w:p>
+    <w:p>
+      <w:pPr>
+        <w:tabs>
+          <w:tab w:val="left" w:pos="1134"/>
+        </w:tabs>
+        <w:spacing w:after="0" w:line="360" w:lineRule="auto"/>
+        <w:rPr>
+          <w:rFonts w:cs="Times New Roman"/>
+          <w:szCs w:val="28"/>
+        </w:rPr>
+      </w:pPr>
+    </w:p>
+    <w:p>
+      <w:pPr>
+        <w:tabs>
+          <w:tab w:val="left" w:pos="1134"/>
+        </w:tabs>
+        <w:spacing w:after="0" w:line="360" w:lineRule="auto"/>
+        <w:rPr>
+          <w:rFonts w:cs="Times New Roman"/>
+          <w:szCs w:val="28"/>
+        </w:rPr>
+      </w:pPr>
+    </w:p>
+    <w:p>
+      <w:pPr>
+        <w:tabs>
+          <w:tab w:val="left" w:pos="1134"/>
+        </w:tabs>
+        <w:spacing w:after="0" w:line="360" w:lineRule="auto"/>
+        <w:rPr>
+          <w:rFonts w:cs="Times New Roman"/>
+          <w:szCs w:val="28"/>
+        </w:rPr>
+      </w:pPr>
+    </w:p>
+    <w:p>
+      <w:pPr>
+        <w:tabs>
+          <w:tab w:val="left" w:pos="1134"/>
+        </w:tabs>
+        <w:spacing w:after="0" w:line="360" w:lineRule="auto"/>
+        <w:rPr>
+          <w:rFonts w:cs="Times New Roman"/>
+          <w:szCs w:val="28"/>
+        </w:rPr>
+      </w:pPr>
+    </w:p>
+    <w:p>
+      <w:pPr>
+        <w:tabs>
+          <w:tab w:val="left" w:pos="1134"/>
+        </w:tabs>
+        <w:spacing w:after="0" w:line="360" w:lineRule="auto"/>
+        <w:rPr>
+          <w:rFonts w:cs="Times New Roman"/>
+          <w:szCs w:val="28"/>
+        </w:rPr>
+      </w:pPr>
+    </w:p>
+    <w:p>
+      <w:pPr>
+        <w:tabs>
+          <w:tab w:val="left" w:pos="1134"/>
+        </w:tabs>
+        <w:spacing w:after="0" w:line="360" w:lineRule="auto"/>
+        <w:rPr>
+          <w:rFonts w:cs="Times New Roman"/>
+          <w:szCs w:val="28"/>
+        </w:rPr>
+      </w:pPr>
+    </w:p>
+    <w:p>
+      <w:pPr>
+        <w:tabs>
+          <w:tab w:val="left" w:pos="1134"/>
+        </w:tabs>
+        <w:spacing w:after="0" w:line="360" w:lineRule="auto"/>
+        <w:rPr>
+          <w:rFonts w:cs="Times New Roman"/>
+          <w:szCs w:val="28"/>
+        </w:rPr>
+      </w:pPr>
+    </w:p>
+    <w:p>
+      <w:pPr>
+        <w:tabs>
+          <w:tab w:val="left" w:pos="1134"/>
+        </w:tabs>
+        <w:spacing w:after="0" w:line="360" w:lineRule="auto"/>
+        <w:rPr>
+          <w:rFonts w:cs="Times New Roman"/>
+          <w:szCs w:val="28"/>
+        </w:rPr>
+      </w:pPr>
+    </w:p>
+    <w:p>
+      <w:pPr>
+        <w:pStyle w:val="1"/>
+      </w:pPr>
+      <w:r>
+        <w:lastRenderedPageBreak/>
+        <w:t>ЛИТЕРАТУРА</w:t>
+      </w:r>
+    </w:p>
+    <w:p>
+      <w:pPr>
+        <w:pStyle w:val="a7"/>
+        <w:numPr>
+          <w:ilvl w:val="0"/>
+          <w:numId w:val="12"/>
+        </w:numPr>
+      </w:pPr>
+    </w:p>
+    <w:p>
+      <w:r>
+        <w:t xml:space="preserve"> </w:t>
       </w:r>
     </w:p>
     <w:sectPr>
-      <w:footerReference w:type="default" r:id="rId31"/>
+      <w:footerReference w:type="default" r:id="rId33"/>
       <w:pgSz w:w="11906" w:h="16838"/>
       <w:pgMar w:top="1134" w:right="850" w:bottom="1134" w:left="1701" w:header="708" w:footer="708" w:gutter="0"/>
       <w:cols w:space="708"/>
@@ -15971,6 +18302,360 @@
     </w:lvl>
   </w:abstractNum>
   <w:abstractNum w:abstractNumId="2" w15:restartNumberingAfterBreak="0">
+    <w:nsid w:val="1C3E2423"/>
+    <w:multiLevelType w:val="hybridMultilevel"/>
+    <w:tmpl w:val="2D764CC6"/>
+    <w:lvl w:ilvl="0" w:tplc="0419000F">
+      <w:start w:val="1"/>
+      <w:numFmt w:val="decimal"/>
+      <w:lvlText w:val="%1."/>
+      <w:lvlJc w:val="left"/>
+      <w:pPr>
+        <w:ind w:left="1068" w:hanging="360"/>
+      </w:pPr>
+      <w:rPr>
+        <w:rFonts w:hint="default"/>
+      </w:rPr>
+    </w:lvl>
+    <w:lvl w:ilvl="1" w:tplc="04190019" w:tentative="1">
+      <w:start w:val="1"/>
+      <w:numFmt w:val="lowerLetter"/>
+      <w:lvlText w:val="%2."/>
+      <w:lvlJc w:val="left"/>
+      <w:pPr>
+        <w:ind w:left="1788" w:hanging="360"/>
+      </w:pPr>
+    </w:lvl>
+    <w:lvl w:ilvl="2" w:tplc="0419001B" w:tentative="1">
+      <w:start w:val="1"/>
+      <w:numFmt w:val="lowerRoman"/>
+      <w:lvlText w:val="%3."/>
+      <w:lvlJc w:val="right"/>
+      <w:pPr>
+        <w:ind w:left="2508" w:hanging="180"/>
+      </w:pPr>
+    </w:lvl>
+    <w:lvl w:ilvl="3" w:tplc="0419000F" w:tentative="1">
+      <w:start w:val="1"/>
+      <w:numFmt w:val="decimal"/>
+      <w:lvlText w:val="%4."/>
+      <w:lvlJc w:val="left"/>
+      <w:pPr>
+        <w:ind w:left="3228" w:hanging="360"/>
+      </w:pPr>
+    </w:lvl>
+    <w:lvl w:ilvl="4" w:tplc="04190019" w:tentative="1">
+      <w:start w:val="1"/>
+      <w:numFmt w:val="lowerLetter"/>
+      <w:lvlText w:val="%5."/>
+      <w:lvlJc w:val="left"/>
+      <w:pPr>
+        <w:ind w:left="3948" w:hanging="360"/>
+      </w:pPr>
+    </w:lvl>
+    <w:lvl w:ilvl="5" w:tplc="0419001B" w:tentative="1">
+      <w:start w:val="1"/>
+      <w:numFmt w:val="lowerRoman"/>
+      <w:lvlText w:val="%6."/>
+      <w:lvlJc w:val="right"/>
+      <w:pPr>
+        <w:ind w:left="4668" w:hanging="180"/>
+      </w:pPr>
+    </w:lvl>
+    <w:lvl w:ilvl="6" w:tplc="0419000F" w:tentative="1">
+      <w:start w:val="1"/>
+      <w:numFmt w:val="decimal"/>
+      <w:lvlText w:val="%7."/>
+      <w:lvlJc w:val="left"/>
+      <w:pPr>
+        <w:ind w:left="5388" w:hanging="360"/>
+      </w:pPr>
+    </w:lvl>
+    <w:lvl w:ilvl="7" w:tplc="04190019" w:tentative="1">
+      <w:start w:val="1"/>
+      <w:numFmt w:val="lowerLetter"/>
+      <w:lvlText w:val="%8."/>
+      <w:lvlJc w:val="left"/>
+      <w:pPr>
+        <w:ind w:left="6108" w:hanging="360"/>
+      </w:pPr>
+    </w:lvl>
+    <w:lvl w:ilvl="8" w:tplc="0419001B" w:tentative="1">
+      <w:start w:val="1"/>
+      <w:numFmt w:val="lowerRoman"/>
+      <w:lvlText w:val="%9."/>
+      <w:lvlJc w:val="right"/>
+      <w:pPr>
+        <w:ind w:left="6828" w:hanging="180"/>
+      </w:pPr>
+    </w:lvl>
+  </w:abstractNum>
+  <w:abstractNum w:abstractNumId="3" w15:restartNumberingAfterBreak="0">
+    <w:nsid w:val="1C4255AE"/>
+    <w:multiLevelType w:val="hybridMultilevel"/>
+    <w:tmpl w:val="CD3AE70C"/>
+    <w:lvl w:ilvl="0" w:tplc="3272B024">
+      <w:start w:val="1"/>
+      <w:numFmt w:val="decimal"/>
+      <w:lvlText w:val="%1."/>
+      <w:lvlJc w:val="left"/>
+      <w:pPr>
+        <w:ind w:left="1068" w:hanging="360"/>
+      </w:pPr>
+      <w:rPr>
+        <w:rFonts w:hint="default"/>
+      </w:rPr>
+    </w:lvl>
+    <w:lvl w:ilvl="1" w:tplc="04190019" w:tentative="1">
+      <w:start w:val="1"/>
+      <w:numFmt w:val="lowerLetter"/>
+      <w:lvlText w:val="%2."/>
+      <w:lvlJc w:val="left"/>
+      <w:pPr>
+        <w:ind w:left="1788" w:hanging="360"/>
+      </w:pPr>
+    </w:lvl>
+    <w:lvl w:ilvl="2" w:tplc="0419001B" w:tentative="1">
+      <w:start w:val="1"/>
+      <w:numFmt w:val="lowerRoman"/>
+      <w:lvlText w:val="%3."/>
+      <w:lvlJc w:val="right"/>
+      <w:pPr>
+        <w:ind w:left="2508" w:hanging="180"/>
+      </w:pPr>
+    </w:lvl>
+    <w:lvl w:ilvl="3" w:tplc="0419000F" w:tentative="1">
+      <w:start w:val="1"/>
+      <w:numFmt w:val="decimal"/>
+      <w:lvlText w:val="%4."/>
+      <w:lvlJc w:val="left"/>
+      <w:pPr>
+        <w:ind w:left="3228" w:hanging="360"/>
+      </w:pPr>
+    </w:lvl>
+    <w:lvl w:ilvl="4" w:tplc="04190019" w:tentative="1">
+      <w:start w:val="1"/>
+      <w:numFmt w:val="lowerLetter"/>
+      <w:lvlText w:val="%5."/>
+      <w:lvlJc w:val="left"/>
+      <w:pPr>
+        <w:ind w:left="3948" w:hanging="360"/>
+      </w:pPr>
+    </w:lvl>
+    <w:lvl w:ilvl="5" w:tplc="0419001B" w:tentative="1">
+      <w:start w:val="1"/>
+      <w:numFmt w:val="lowerRoman"/>
+      <w:lvlText w:val="%6."/>
+      <w:lvlJc w:val="right"/>
+      <w:pPr>
+        <w:ind w:left="4668" w:hanging="180"/>
+      </w:pPr>
+    </w:lvl>
+    <w:lvl w:ilvl="6" w:tplc="0419000F" w:tentative="1">
+      <w:start w:val="1"/>
+      <w:numFmt w:val="decimal"/>
+      <w:lvlText w:val="%7."/>
+      <w:lvlJc w:val="left"/>
+      <w:pPr>
+        <w:ind w:left="5388" w:hanging="360"/>
+      </w:pPr>
+    </w:lvl>
+    <w:lvl w:ilvl="7" w:tplc="04190019" w:tentative="1">
+      <w:start w:val="1"/>
+      <w:numFmt w:val="lowerLetter"/>
+      <w:lvlText w:val="%8."/>
+      <w:lvlJc w:val="left"/>
+      <w:pPr>
+        <w:ind w:left="6108" w:hanging="360"/>
+      </w:pPr>
+    </w:lvl>
+    <w:lvl w:ilvl="8" w:tplc="0419001B" w:tentative="1">
+      <w:start w:val="1"/>
+      <w:numFmt w:val="lowerRoman"/>
+      <w:lvlText w:val="%9."/>
+      <w:lvlJc w:val="right"/>
+      <w:pPr>
+        <w:ind w:left="6828" w:hanging="180"/>
+      </w:pPr>
+    </w:lvl>
+  </w:abstractNum>
+  <w:abstractNum w:abstractNumId="4" w15:restartNumberingAfterBreak="0">
+    <w:nsid w:val="1D625E34"/>
+    <w:multiLevelType w:val="hybridMultilevel"/>
+    <w:tmpl w:val="16004E4C"/>
+    <w:lvl w:ilvl="0" w:tplc="04190011">
+      <w:start w:val="1"/>
+      <w:numFmt w:val="decimal"/>
+      <w:lvlText w:val="%1)"/>
+      <w:lvlJc w:val="left"/>
+      <w:pPr>
+        <w:ind w:left="936" w:hanging="360"/>
+      </w:pPr>
+    </w:lvl>
+    <w:lvl w:ilvl="1" w:tplc="04190019" w:tentative="1">
+      <w:start w:val="1"/>
+      <w:numFmt w:val="lowerLetter"/>
+      <w:lvlText w:val="%2."/>
+      <w:lvlJc w:val="left"/>
+      <w:pPr>
+        <w:ind w:left="1656" w:hanging="360"/>
+      </w:pPr>
+    </w:lvl>
+    <w:lvl w:ilvl="2" w:tplc="0419001B" w:tentative="1">
+      <w:start w:val="1"/>
+      <w:numFmt w:val="lowerRoman"/>
+      <w:lvlText w:val="%3."/>
+      <w:lvlJc w:val="right"/>
+      <w:pPr>
+        <w:ind w:left="2376" w:hanging="180"/>
+      </w:pPr>
+    </w:lvl>
+    <w:lvl w:ilvl="3" w:tplc="0419000F" w:tentative="1">
+      <w:start w:val="1"/>
+      <w:numFmt w:val="decimal"/>
+      <w:lvlText w:val="%4."/>
+      <w:lvlJc w:val="left"/>
+      <w:pPr>
+        <w:ind w:left="3096" w:hanging="360"/>
+      </w:pPr>
+    </w:lvl>
+    <w:lvl w:ilvl="4" w:tplc="04190019" w:tentative="1">
+      <w:start w:val="1"/>
+      <w:numFmt w:val="lowerLetter"/>
+      <w:lvlText w:val="%5."/>
+      <w:lvlJc w:val="left"/>
+      <w:pPr>
+        <w:ind w:left="3816" w:hanging="360"/>
+      </w:pPr>
+    </w:lvl>
+    <w:lvl w:ilvl="5" w:tplc="0419001B" w:tentative="1">
+      <w:start w:val="1"/>
+      <w:numFmt w:val="lowerRoman"/>
+      <w:lvlText w:val="%6."/>
+      <w:lvlJc w:val="right"/>
+      <w:pPr>
+        <w:ind w:left="4536" w:hanging="180"/>
+      </w:pPr>
+    </w:lvl>
+    <w:lvl w:ilvl="6" w:tplc="0419000F" w:tentative="1">
+      <w:start w:val="1"/>
+      <w:numFmt w:val="decimal"/>
+      <w:lvlText w:val="%7."/>
+      <w:lvlJc w:val="left"/>
+      <w:pPr>
+        <w:ind w:left="5256" w:hanging="360"/>
+      </w:pPr>
+    </w:lvl>
+    <w:lvl w:ilvl="7" w:tplc="04190019" w:tentative="1">
+      <w:start w:val="1"/>
+      <w:numFmt w:val="lowerLetter"/>
+      <w:lvlText w:val="%8."/>
+      <w:lvlJc w:val="left"/>
+      <w:pPr>
+        <w:ind w:left="5976" w:hanging="360"/>
+      </w:pPr>
+    </w:lvl>
+    <w:lvl w:ilvl="8" w:tplc="0419001B" w:tentative="1">
+      <w:start w:val="1"/>
+      <w:numFmt w:val="lowerRoman"/>
+      <w:lvlText w:val="%9."/>
+      <w:lvlJc w:val="right"/>
+      <w:pPr>
+        <w:ind w:left="6696" w:hanging="180"/>
+      </w:pPr>
+    </w:lvl>
+  </w:abstractNum>
+  <w:abstractNum w:abstractNumId="5" w15:restartNumberingAfterBreak="0">
+    <w:nsid w:val="278E1E1F"/>
+    <w:multiLevelType w:val="hybridMultilevel"/>
+    <w:tmpl w:val="A4109A2A"/>
+    <w:lvl w:ilvl="0" w:tplc="63483EC0">
+      <w:start w:val="1"/>
+      <w:numFmt w:val="decimal"/>
+      <w:lvlText w:val="%1."/>
+      <w:lvlJc w:val="left"/>
+      <w:pPr>
+        <w:ind w:left="1068" w:hanging="360"/>
+      </w:pPr>
+      <w:rPr>
+        <w:rFonts w:hint="default"/>
+        <w:b w:val="0"/>
+      </w:rPr>
+    </w:lvl>
+    <w:lvl w:ilvl="1" w:tplc="04190019" w:tentative="1">
+      <w:start w:val="1"/>
+      <w:numFmt w:val="lowerLetter"/>
+      <w:lvlText w:val="%2."/>
+      <w:lvlJc w:val="left"/>
+      <w:pPr>
+        <w:ind w:left="1788" w:hanging="360"/>
+      </w:pPr>
+    </w:lvl>
+    <w:lvl w:ilvl="2" w:tplc="0419001B" w:tentative="1">
+      <w:start w:val="1"/>
+      <w:numFmt w:val="lowerRoman"/>
+      <w:lvlText w:val="%3."/>
+      <w:lvlJc w:val="right"/>
+      <w:pPr>
+        <w:ind w:left="2508" w:hanging="180"/>
+      </w:pPr>
+    </w:lvl>
+    <w:lvl w:ilvl="3" w:tplc="0419000F" w:tentative="1">
+      <w:start w:val="1"/>
+      <w:numFmt w:val="decimal"/>
+      <w:lvlText w:val="%4."/>
+      <w:lvlJc w:val="left"/>
+      <w:pPr>
+        <w:ind w:left="3228" w:hanging="360"/>
+      </w:pPr>
+    </w:lvl>
+    <w:lvl w:ilvl="4" w:tplc="04190019" w:tentative="1">
+      <w:start w:val="1"/>
+      <w:numFmt w:val="lowerLetter"/>
+      <w:lvlText w:val="%5."/>
+      <w:lvlJc w:val="left"/>
+      <w:pPr>
+        <w:ind w:left="3948" w:hanging="360"/>
+      </w:pPr>
+    </w:lvl>
+    <w:lvl w:ilvl="5" w:tplc="0419001B" w:tentative="1">
+      <w:start w:val="1"/>
+      <w:numFmt w:val="lowerRoman"/>
+      <w:lvlText w:val="%6."/>
+      <w:lvlJc w:val="right"/>
+      <w:pPr>
+        <w:ind w:left="4668" w:hanging="180"/>
+      </w:pPr>
+    </w:lvl>
+    <w:lvl w:ilvl="6" w:tplc="0419000F" w:tentative="1">
+      <w:start w:val="1"/>
+      <w:numFmt w:val="decimal"/>
+      <w:lvlText w:val="%7."/>
+      <w:lvlJc w:val="left"/>
+      <w:pPr>
+        <w:ind w:left="5388" w:hanging="360"/>
+      </w:pPr>
+    </w:lvl>
+    <w:lvl w:ilvl="7" w:tplc="04190019" w:tentative="1">
+      <w:start w:val="1"/>
+      <w:numFmt w:val="lowerLetter"/>
+      <w:lvlText w:val="%8."/>
+      <w:lvlJc w:val="left"/>
+      <w:pPr>
+        <w:ind w:left="6108" w:hanging="360"/>
+      </w:pPr>
+    </w:lvl>
+    <w:lvl w:ilvl="8" w:tplc="0419001B" w:tentative="1">
+      <w:start w:val="1"/>
+      <w:numFmt w:val="lowerRoman"/>
+      <w:lvlText w:val="%9."/>
+      <w:lvlJc w:val="right"/>
+      <w:pPr>
+        <w:ind w:left="6828" w:hanging="180"/>
+      </w:pPr>
+    </w:lvl>
+  </w:abstractNum>
+  <w:abstractNum w:abstractNumId="6" w15:restartNumberingAfterBreak="0">
     <w:nsid w:val="31735588"/>
     <w:multiLevelType w:val="multilevel"/>
     <w:tmpl w:val="0419001F"/>
@@ -16083,7 +18768,96 @@
       </w:rPr>
     </w:lvl>
   </w:abstractNum>
-  <w:abstractNum w:abstractNumId="3" w15:restartNumberingAfterBreak="0">
+  <w:abstractNum w:abstractNumId="7" w15:restartNumberingAfterBreak="0">
+    <w:nsid w:val="362F5F29"/>
+    <w:multiLevelType w:val="hybridMultilevel"/>
+    <w:tmpl w:val="8B6E93F4"/>
+    <w:lvl w:ilvl="0" w:tplc="D9682C6C">
+      <w:start w:val="1"/>
+      <w:numFmt w:val="decimal"/>
+      <w:lvlText w:val="%1."/>
+      <w:lvlJc w:val="left"/>
+      <w:pPr>
+        <w:ind w:left="1068" w:hanging="360"/>
+      </w:pPr>
+      <w:rPr>
+        <w:rFonts w:hint="default"/>
+      </w:rPr>
+    </w:lvl>
+    <w:lvl w:ilvl="1" w:tplc="04190019" w:tentative="1">
+      <w:start w:val="1"/>
+      <w:numFmt w:val="lowerLetter"/>
+      <w:lvlText w:val="%2."/>
+      <w:lvlJc w:val="left"/>
+      <w:pPr>
+        <w:ind w:left="1788" w:hanging="360"/>
+      </w:pPr>
+    </w:lvl>
+    <w:lvl w:ilvl="2" w:tplc="0419001B" w:tentative="1">
+      <w:start w:val="1"/>
+      <w:numFmt w:val="lowerRoman"/>
+      <w:lvlText w:val="%3."/>
+      <w:lvlJc w:val="right"/>
+      <w:pPr>
+        <w:ind w:left="2508" w:hanging="180"/>
+      </w:pPr>
+    </w:lvl>
+    <w:lvl w:ilvl="3" w:tplc="0419000F" w:tentative="1">
+      <w:start w:val="1"/>
+      <w:numFmt w:val="decimal"/>
+      <w:lvlText w:val="%4."/>
+      <w:lvlJc w:val="left"/>
+      <w:pPr>
+        <w:ind w:left="3228" w:hanging="360"/>
+      </w:pPr>
+    </w:lvl>
+    <w:lvl w:ilvl="4" w:tplc="04190019" w:tentative="1">
+      <w:start w:val="1"/>
+      <w:numFmt w:val="lowerLetter"/>
+      <w:lvlText w:val="%5."/>
+      <w:lvlJc w:val="left"/>
+      <w:pPr>
+        <w:ind w:left="3948" w:hanging="360"/>
+      </w:pPr>
+    </w:lvl>
+    <w:lvl w:ilvl="5" w:tplc="0419001B" w:tentative="1">
+      <w:start w:val="1"/>
+      <w:numFmt w:val="lowerRoman"/>
+      <w:lvlText w:val="%6."/>
+      <w:lvlJc w:val="right"/>
+      <w:pPr>
+        <w:ind w:left="4668" w:hanging="180"/>
+      </w:pPr>
+    </w:lvl>
+    <w:lvl w:ilvl="6" w:tplc="0419000F" w:tentative="1">
+      <w:start w:val="1"/>
+      <w:numFmt w:val="decimal"/>
+      <w:lvlText w:val="%7."/>
+      <w:lvlJc w:val="left"/>
+      <w:pPr>
+        <w:ind w:left="5388" w:hanging="360"/>
+      </w:pPr>
+    </w:lvl>
+    <w:lvl w:ilvl="7" w:tplc="04190019" w:tentative="1">
+      <w:start w:val="1"/>
+      <w:numFmt w:val="lowerLetter"/>
+      <w:lvlText w:val="%8."/>
+      <w:lvlJc w:val="left"/>
+      <w:pPr>
+        <w:ind w:left="6108" w:hanging="360"/>
+      </w:pPr>
+    </w:lvl>
+    <w:lvl w:ilvl="8" w:tplc="0419001B" w:tentative="1">
+      <w:start w:val="1"/>
+      <w:numFmt w:val="lowerRoman"/>
+      <w:lvlText w:val="%9."/>
+      <w:lvlJc w:val="right"/>
+      <w:pPr>
+        <w:ind w:left="6828" w:hanging="180"/>
+      </w:pPr>
+    </w:lvl>
+  </w:abstractNum>
+  <w:abstractNum w:abstractNumId="8" w15:restartNumberingAfterBreak="0">
     <w:nsid w:val="4D212C06"/>
     <w:multiLevelType w:val="hybridMultilevel"/>
     <w:tmpl w:val="3578B284"/>
@@ -16196,7 +18970,7 @@
       </w:rPr>
     </w:lvl>
   </w:abstractNum>
-  <w:abstractNum w:abstractNumId="4" w15:restartNumberingAfterBreak="0">
+  <w:abstractNum w:abstractNumId="9" w15:restartNumberingAfterBreak="0">
     <w:nsid w:val="549A6948"/>
     <w:multiLevelType w:val="hybridMultilevel"/>
     <w:tmpl w:val="16004E4C"/>
@@ -16282,11 +19056,11 @@
       </w:pPr>
     </w:lvl>
   </w:abstractNum>
-  <w:abstractNum w:abstractNumId="5" w15:restartNumberingAfterBreak="0">
+  <w:abstractNum w:abstractNumId="10" w15:restartNumberingAfterBreak="0">
     <w:nsid w:val="62E35B61"/>
-    <w:multiLevelType w:val="hybridMultilevel"/>
-    <w:tmpl w:val="9F5E7382"/>
-    <w:lvl w:ilvl="0" w:tplc="0419000F">
+    <w:multiLevelType w:val="multilevel"/>
+    <w:tmpl w:val="1A049560"/>
+    <w:lvl w:ilvl="0">
       <w:start w:val="1"/>
       <w:numFmt w:val="decimal"/>
       <w:lvlText w:val="%1."/>
@@ -16295,80 +19069,112 @@
         <w:ind w:left="1500" w:hanging="360"/>
       </w:pPr>
     </w:lvl>
-    <w:lvl w:ilvl="1" w:tplc="04190019" w:tentative="1">
-      <w:start w:val="1"/>
-      <w:numFmt w:val="lowerLetter"/>
-      <w:lvlText w:val="%2."/>
+    <w:lvl w:ilvl="1">
+      <w:start w:val="2"/>
+      <w:numFmt w:val="decimal"/>
+      <w:isLgl/>
+      <w:lvlText w:val="%1.%2."/>
       <w:lvlJc w:val="left"/>
       <w:pPr>
-        <w:ind w:left="2220" w:hanging="360"/>
-      </w:pPr>
+        <w:ind w:left="1860" w:hanging="720"/>
+      </w:pPr>
+      <w:rPr>
+        <w:rFonts w:hint="default"/>
+      </w:rPr>
     </w:lvl>
-    <w:lvl w:ilvl="2" w:tplc="0419001B" w:tentative="1">
-      <w:start w:val="1"/>
-      <w:numFmt w:val="lowerRoman"/>
-      <w:lvlText w:val="%3."/>
-      <w:lvlJc w:val="right"/>
-      <w:pPr>
-        <w:ind w:left="2940" w:hanging="180"/>
-      </w:pPr>
-    </w:lvl>
-    <w:lvl w:ilvl="3" w:tplc="0419000F" w:tentative="1">
+    <w:lvl w:ilvl="2">
       <w:start w:val="1"/>
       <w:numFmt w:val="decimal"/>
-      <w:lvlText w:val="%4."/>
+      <w:isLgl/>
+      <w:lvlText w:val="%1.%2.%3."/>
       <w:lvlJc w:val="left"/>
       <w:pPr>
-        <w:ind w:left="3660" w:hanging="360"/>
-      </w:pPr>
+        <w:ind w:left="1860" w:hanging="720"/>
+      </w:pPr>
+      <w:rPr>
+        <w:rFonts w:hint="default"/>
+      </w:rPr>
     </w:lvl>
-    <w:lvl w:ilvl="4" w:tplc="04190019" w:tentative="1">
-      <w:start w:val="1"/>
-      <w:numFmt w:val="lowerLetter"/>
-      <w:lvlText w:val="%5."/>
-      <w:lvlJc w:val="left"/>
-      <w:pPr>
-        <w:ind w:left="4380" w:hanging="360"/>
-      </w:pPr>
-    </w:lvl>
-    <w:lvl w:ilvl="5" w:tplc="0419001B" w:tentative="1">
-      <w:start w:val="1"/>
-      <w:numFmt w:val="lowerRoman"/>
-      <w:lvlText w:val="%6."/>
-      <w:lvlJc w:val="right"/>
-      <w:pPr>
-        <w:ind w:left="5100" w:hanging="180"/>
-      </w:pPr>
-    </w:lvl>
-    <w:lvl w:ilvl="6" w:tplc="0419000F" w:tentative="1">
+    <w:lvl w:ilvl="3">
       <w:start w:val="1"/>
       <w:numFmt w:val="decimal"/>
-      <w:lvlText w:val="%7."/>
+      <w:isLgl/>
+      <w:lvlText w:val="%1.%2.%3.%4."/>
       <w:lvlJc w:val="left"/>
       <w:pPr>
-        <w:ind w:left="5820" w:hanging="360"/>
-      </w:pPr>
+        <w:ind w:left="2220" w:hanging="1080"/>
+      </w:pPr>
+      <w:rPr>
+        <w:rFonts w:hint="default"/>
+      </w:rPr>
     </w:lvl>
-    <w:lvl w:ilvl="7" w:tplc="04190019" w:tentative="1">
+    <w:lvl w:ilvl="4">
       <w:start w:val="1"/>
-      <w:numFmt w:val="lowerLetter"/>
-      <w:lvlText w:val="%8."/>
+      <w:numFmt w:val="decimal"/>
+      <w:isLgl/>
+      <w:lvlText w:val="%1.%2.%3.%4.%5."/>
       <w:lvlJc w:val="left"/>
       <w:pPr>
-        <w:ind w:left="6540" w:hanging="360"/>
-      </w:pPr>
+        <w:ind w:left="2220" w:hanging="1080"/>
+      </w:pPr>
+      <w:rPr>
+        <w:rFonts w:hint="default"/>
+      </w:rPr>
     </w:lvl>
-    <w:lvl w:ilvl="8" w:tplc="0419001B" w:tentative="1">
+    <w:lvl w:ilvl="5">
       <w:start w:val="1"/>
-      <w:numFmt w:val="lowerRoman"/>
-      <w:lvlText w:val="%9."/>
-      <w:lvlJc w:val="right"/>
-      <w:pPr>
-        <w:ind w:left="7260" w:hanging="180"/>
-      </w:pPr>
+      <w:numFmt w:val="decimal"/>
+      <w:isLgl/>
+      <w:lvlText w:val="%1.%2.%3.%4.%5.%6."/>
+      <w:lvlJc w:val="left"/>
+      <w:pPr>
+        <w:ind w:left="2580" w:hanging="1440"/>
+      </w:pPr>
+      <w:rPr>
+        <w:rFonts w:hint="default"/>
+      </w:rPr>
+    </w:lvl>
+    <w:lvl w:ilvl="6">
+      <w:start w:val="1"/>
+      <w:numFmt w:val="decimal"/>
+      <w:isLgl/>
+      <w:lvlText w:val="%1.%2.%3.%4.%5.%6.%7."/>
+      <w:lvlJc w:val="left"/>
+      <w:pPr>
+        <w:ind w:left="2940" w:hanging="1800"/>
+      </w:pPr>
+      <w:rPr>
+        <w:rFonts w:hint="default"/>
+      </w:rPr>
+    </w:lvl>
+    <w:lvl w:ilvl="7">
+      <w:start w:val="1"/>
+      <w:numFmt w:val="decimal"/>
+      <w:isLgl/>
+      <w:lvlText w:val="%1.%2.%3.%4.%5.%6.%7.%8."/>
+      <w:lvlJc w:val="left"/>
+      <w:pPr>
+        <w:ind w:left="2940" w:hanging="1800"/>
+      </w:pPr>
+      <w:rPr>
+        <w:rFonts w:hint="default"/>
+      </w:rPr>
+    </w:lvl>
+    <w:lvl w:ilvl="8">
+      <w:start w:val="1"/>
+      <w:numFmt w:val="decimal"/>
+      <w:isLgl/>
+      <w:lvlText w:val="%1.%2.%3.%4.%5.%6.%7.%8.%9."/>
+      <w:lvlJc w:val="left"/>
+      <w:pPr>
+        <w:ind w:left="3300" w:hanging="2160"/>
+      </w:pPr>
+      <w:rPr>
+        <w:rFonts w:hint="default"/>
+      </w:rPr>
     </w:lvl>
   </w:abstractNum>
-  <w:abstractNum w:abstractNumId="6" w15:restartNumberingAfterBreak="0">
+  <w:abstractNum w:abstractNumId="11" w15:restartNumberingAfterBreak="0">
     <w:nsid w:val="78883BB6"/>
     <w:multiLevelType w:val="hybridMultilevel"/>
     <w:tmpl w:val="07686B68"/>
@@ -16482,25 +19288,40 @@
     </w:lvl>
   </w:abstractNum>
   <w:num w:numId="1" w16cid:durableId="720397307">
-    <w:abstractNumId w:val="2"/>
+    <w:abstractNumId w:val="6"/>
   </w:num>
   <w:num w:numId="2" w16cid:durableId="1092779129">
-    <w:abstractNumId w:val="4"/>
+    <w:abstractNumId w:val="9"/>
   </w:num>
   <w:num w:numId="3" w16cid:durableId="1453355735">
-    <w:abstractNumId w:val="6"/>
+    <w:abstractNumId w:val="11"/>
   </w:num>
   <w:num w:numId="4" w16cid:durableId="293558536">
     <w:abstractNumId w:val="1"/>
   </w:num>
   <w:num w:numId="5" w16cid:durableId="105856242">
-    <w:abstractNumId w:val="5"/>
+    <w:abstractNumId w:val="10"/>
   </w:num>
   <w:num w:numId="6" w16cid:durableId="1566070080">
-    <w:abstractNumId w:val="3"/>
+    <w:abstractNumId w:val="8"/>
   </w:num>
   <w:num w:numId="7" w16cid:durableId="252595735">
     <w:abstractNumId w:val="0"/>
+  </w:num>
+  <w:num w:numId="8" w16cid:durableId="406267827">
+    <w:abstractNumId w:val="5"/>
+  </w:num>
+  <w:num w:numId="9" w16cid:durableId="390426713">
+    <w:abstractNumId w:val="4"/>
+  </w:num>
+  <w:num w:numId="10" w16cid:durableId="499076211">
+    <w:abstractNumId w:val="3"/>
+  </w:num>
+  <w:num w:numId="11" w16cid:durableId="1127315467">
+    <w:abstractNumId w:val="2"/>
+  </w:num>
+  <w:num w:numId="12" w16cid:durableId="54281046">
+    <w:abstractNumId w:val="7"/>
   </w:num>
 </w:numbering>
 </file>
@@ -16921,7 +19742,7 @@
     <w:link w:val="10"/>
     <w:uiPriority w:val="9"/>
     <w:qFormat/>
-    <w:rsid w:val="000B6ED8"/>
+    <w:rsid w:val="00BB30F7"/>
     <w:pPr>
       <w:keepNext/>
       <w:keepLines/>
@@ -16929,9 +19750,8 @@
       <w:outlineLvl w:val="0"/>
     </w:pPr>
     <w:rPr>
-      <w:rFonts w:asciiTheme="majorHAnsi" w:eastAsiaTheme="majorEastAsia" w:hAnsiTheme="majorHAnsi" w:cstheme="majorBidi"/>
-      <w:color w:val="0F4761" w:themeColor="accent1" w:themeShade="BF"/>
-      <w:sz w:val="40"/>
+      <w:rFonts w:eastAsiaTheme="majorEastAsia" w:cstheme="majorBidi"/>
+      <w:b/>
       <w:szCs w:val="40"/>
     </w:rPr>
   </w:style>
@@ -16943,7 +19763,7 @@
     <w:uiPriority w:val="9"/>
     <w:unhideWhenUsed/>
     <w:qFormat/>
-    <w:rsid w:val="000B6ED8"/>
+    <w:rsid w:val="00BB30F7"/>
     <w:pPr>
       <w:keepNext/>
       <w:keepLines/>
@@ -16951,9 +19771,8 @@
       <w:outlineLvl w:val="1"/>
     </w:pPr>
     <w:rPr>
-      <w:rFonts w:asciiTheme="majorHAnsi" w:eastAsiaTheme="majorEastAsia" w:hAnsiTheme="majorHAnsi" w:cstheme="majorBidi"/>
-      <w:color w:val="0F4761" w:themeColor="accent1" w:themeShade="BF"/>
-      <w:sz w:val="32"/>
+      <w:rFonts w:eastAsiaTheme="majorEastAsia" w:cstheme="majorBidi"/>
+      <w:b/>
       <w:szCs w:val="32"/>
     </w:rPr>
   </w:style>
@@ -17114,6 +19933,7 @@
   <w:style w:type="character" w:default="1" w:styleId="a0">
     <w:name w:val="Default Paragraph Font"/>
     <w:uiPriority w:val="1"/>
+    <w:semiHidden/>
     <w:unhideWhenUsed/>
   </w:style>
   <w:style w:type="table" w:default="1" w:styleId="a1">
@@ -17142,11 +19962,11 @@
     <w:basedOn w:val="a0"/>
     <w:link w:val="1"/>
     <w:uiPriority w:val="9"/>
-    <w:rsid w:val="000B6ED8"/>
+    <w:rsid w:val="00BB30F7"/>
     <w:rPr>
-      <w:rFonts w:asciiTheme="majorHAnsi" w:eastAsiaTheme="majorEastAsia" w:hAnsiTheme="majorHAnsi" w:cstheme="majorBidi"/>
-      <w:color w:val="0F4761" w:themeColor="accent1" w:themeShade="BF"/>
-      <w:sz w:val="40"/>
+      <w:rFonts w:ascii="Times New Roman" w:eastAsiaTheme="majorEastAsia" w:hAnsi="Times New Roman" w:cstheme="majorBidi"/>
+      <w:b/>
+      <w:sz w:val="28"/>
       <w:szCs w:val="40"/>
     </w:rPr>
   </w:style>
@@ -17155,11 +19975,11 @@
     <w:basedOn w:val="a0"/>
     <w:link w:val="2"/>
     <w:uiPriority w:val="9"/>
-    <w:rsid w:val="000B6ED8"/>
+    <w:rsid w:val="00BB30F7"/>
     <w:rPr>
-      <w:rFonts w:asciiTheme="majorHAnsi" w:eastAsiaTheme="majorEastAsia" w:hAnsiTheme="majorHAnsi" w:cstheme="majorBidi"/>
-      <w:color w:val="0F4761" w:themeColor="accent1" w:themeShade="BF"/>
-      <w:sz w:val="32"/>
+      <w:rFonts w:ascii="Times New Roman" w:eastAsiaTheme="majorEastAsia" w:hAnsi="Times New Roman" w:cstheme="majorBidi"/>
+      <w:b/>
+      <w:sz w:val="28"/>
       <w:szCs w:val="32"/>
     </w:rPr>
   </w:style>
@@ -17612,6 +20432,68 @@
     <w:uiPriority w:val="34"/>
     <w:rsid w:val="007D6B56"/>
   </w:style>
+  <w:style w:type="paragraph" w:styleId="HTML">
+    <w:name w:val="HTML Preformatted"/>
+    <w:basedOn w:val="a"/>
+    <w:link w:val="HTML0"/>
+    <w:uiPriority w:val="99"/>
+    <w:semiHidden/>
+    <w:unhideWhenUsed/>
+    <w:rsid w:val="0040181D"/>
+    <w:pPr>
+      <w:spacing w:after="0" w:line="240" w:lineRule="auto"/>
+    </w:pPr>
+    <w:rPr>
+      <w:rFonts w:ascii="Consolas" w:hAnsi="Consolas"/>
+      <w:sz w:val="20"/>
+      <w:szCs w:val="20"/>
+    </w:rPr>
+  </w:style>
+  <w:style w:type="character" w:customStyle="1" w:styleId="HTML0">
+    <w:name w:val="Стандартный HTML Знак"/>
+    <w:basedOn w:val="a0"/>
+    <w:link w:val="HTML"/>
+    <w:uiPriority w:val="99"/>
+    <w:semiHidden/>
+    <w:rsid w:val="0040181D"/>
+    <w:rPr>
+      <w:rFonts w:ascii="Consolas" w:hAnsi="Consolas"/>
+      <w:sz w:val="20"/>
+      <w:szCs w:val="20"/>
+    </w:rPr>
+  </w:style>
+  <w:style w:type="paragraph" w:customStyle="1" w:styleId="af5">
+    <w:name w:val="Основной"/>
+    <w:basedOn w:val="a"/>
+    <w:link w:val="af6"/>
+    <w:qFormat/>
+    <w:rsid w:val="00A5519C"/>
+    <w:pPr>
+      <w:spacing w:after="0" w:line="360" w:lineRule="auto"/>
+      <w:ind w:firstLine="709"/>
+    </w:pPr>
+    <w:rPr>
+      <w:rFonts w:eastAsia="Times New Roman" w:cs="Times New Roman"/>
+      <w:kern w:val="0"/>
+      <w:szCs w:val="20"/>
+      <w:lang w:eastAsia="ar-SA"/>
+      <w14:ligatures w14:val="none"/>
+    </w:rPr>
+  </w:style>
+  <w:style w:type="character" w:customStyle="1" w:styleId="af6">
+    <w:name w:val="Основной Знак"/>
+    <w:basedOn w:val="a0"/>
+    <w:link w:val="af5"/>
+    <w:rsid w:val="00A5519C"/>
+    <w:rPr>
+      <w:rFonts w:ascii="Times New Roman" w:eastAsia="Times New Roman" w:hAnsi="Times New Roman" w:cs="Times New Roman"/>
+      <w:kern w:val="0"/>
+      <w:sz w:val="28"/>
+      <w:szCs w:val="20"/>
+      <w:lang w:eastAsia="ar-SA"/>
+      <w14:ligatures w14:val="none"/>
+    </w:rPr>
+  </w:style>
 </w:styles>
 </file>
 

--- a/ОсновнойДокумент.docx
+++ b/ОсновнойДокумент.docx
@@ -1257,14 +1257,30 @@
           <w:szCs w:val="28"/>
         </w:rPr>
       </w:pPr>
-      <w:hyperlink r:id="rId8" w:history="1">
+      <w:hyperlink w:anchor="Frauddetectiondataset" w:history="1">
         <w:r>
           <w:rPr>
             <w:rStyle w:val="ae"/>
             <w:rFonts w:cs="Times New Roman"/>
             <w:szCs w:val="28"/>
           </w:rPr>
-          <w:t>Источник набора табличных данных</w:t>
+          <w:t>Источник набора табли</w:t>
+        </w:r>
+        <w:r>
+          <w:rPr>
+            <w:rStyle w:val="ae"/>
+            <w:rFonts w:cs="Times New Roman"/>
+            <w:szCs w:val="28"/>
+          </w:rPr>
+          <w:t>ч</w:t>
+        </w:r>
+        <w:r>
+          <w:rPr>
+            <w:rStyle w:val="ae"/>
+            <w:rFonts w:cs="Times New Roman"/>
+            <w:szCs w:val="28"/>
+          </w:rPr>
+          <w:t>ных данных</w:t>
         </w:r>
       </w:hyperlink>
     </w:p>
@@ -1281,14 +1297,30 @@
           <w:szCs w:val="28"/>
         </w:rPr>
       </w:pPr>
-      <w:hyperlink r:id="rId9" w:history="1">
+      <w:hyperlink w:anchor="ballbearingdataset" w:history="1">
         <w:r>
           <w:rPr>
             <w:rStyle w:val="ae"/>
             <w:rFonts w:cs="Times New Roman"/>
             <w:szCs w:val="28"/>
           </w:rPr>
-          <w:t>Источник набора данных с временными рядами</w:t>
+          <w:t>Источник набора дан</w:t>
+        </w:r>
+        <w:r>
+          <w:rPr>
+            <w:rStyle w:val="ae"/>
+            <w:rFonts w:cs="Times New Roman"/>
+            <w:szCs w:val="28"/>
+          </w:rPr>
+          <w:t>н</w:t>
+        </w:r>
+        <w:r>
+          <w:rPr>
+            <w:rStyle w:val="ae"/>
+            <w:rFonts w:cs="Times New Roman"/>
+            <w:szCs w:val="28"/>
+          </w:rPr>
+          <w:t>ых с временными рядами</w:t>
         </w:r>
       </w:hyperlink>
     </w:p>
@@ -1305,14 +1337,30 @@
           <w:szCs w:val="28"/>
         </w:rPr>
       </w:pPr>
-      <w:hyperlink r:id="rId10" w:history="1">
+      <w:hyperlink w:anchor="graffiti" w:history="1">
         <w:r>
           <w:rPr>
             <w:rStyle w:val="ae"/>
             <w:rFonts w:cs="Times New Roman"/>
             <w:szCs w:val="28"/>
           </w:rPr>
-          <w:t>Источник набора данных с изображениями</w:t>
+          <w:t>Источник набора данн</w:t>
+        </w:r>
+        <w:r>
+          <w:rPr>
+            <w:rStyle w:val="ae"/>
+            <w:rFonts w:cs="Times New Roman"/>
+            <w:szCs w:val="28"/>
+          </w:rPr>
+          <w:t>ы</w:t>
+        </w:r>
+        <w:r>
+          <w:rPr>
+            <w:rStyle w:val="ae"/>
+            <w:rFonts w:cs="Times New Roman"/>
+            <w:szCs w:val="28"/>
+          </w:rPr>
+          <w:t>х с изображениями</w:t>
         </w:r>
       </w:hyperlink>
     </w:p>
@@ -1329,40 +1377,39 @@
           <w:szCs w:val="28"/>
         </w:rPr>
       </w:pPr>
-      <w:hyperlink r:id="rId11" w:history="1">
+      <w:hyperlink w:anchor="EnronSpamDataset" w:history="1">
         <w:r>
           <w:rPr>
             <w:rStyle w:val="ae"/>
             <w:rFonts w:cs="Times New Roman"/>
             <w:szCs w:val="28"/>
           </w:rPr>
-          <w:t>Источник набора текстовых данных</w:t>
+          <w:t>Источник набора текс</w:t>
         </w:r>
-      </w:hyperlink>
-    </w:p>
-    <w:p>
-      <w:pPr>
-        <w:numPr>
-          <w:ilvl w:val="1"/>
-          <w:numId w:val="1"/>
-        </w:numPr>
-        <w:spacing w:after="0" w:line="240" w:lineRule="auto"/>
-        <w:ind w:left="0" w:firstLine="0"/>
-        <w:rPr>
-          <w:rFonts w:cs="Times New Roman"/>
-          <w:szCs w:val="28"/>
-        </w:rPr>
-      </w:pPr>
-      <w:hyperlink r:id="rId12" w:history="1">
         <w:r>
           <w:rPr>
             <w:rStyle w:val="ae"/>
             <w:rFonts w:cs="Times New Roman"/>
             <w:szCs w:val="28"/>
           </w:rPr>
-          <w:t>Источник набора аудиоданных</w:t>
+          <w:t>т</w:t>
+        </w:r>
+        <w:r>
+          <w:rPr>
+            <w:rStyle w:val="ae"/>
+            <w:rFonts w:cs="Times New Roman"/>
+            <w:szCs w:val="28"/>
+          </w:rPr>
+          <w:t>овых данных</w:t>
         </w:r>
       </w:hyperlink>
+      <w:r>
+        <w:rPr>
+          <w:rFonts w:cs="Times New Roman"/>
+          <w:szCs w:val="28"/>
+        </w:rPr>
+        <w:t xml:space="preserve"> </w:t>
+      </w:r>
     </w:p>
     <w:p>
       <w:pPr>
@@ -1408,8 +1455,15 @@
           <w:rFonts w:cs="Times New Roman"/>
           <w:szCs w:val="28"/>
         </w:rPr>
+        <w:t xml:space="preserve">Выбор и описание предметной области, формулировка потенциальных проблем, обзор часто используемых табличных датасетов для </w:t>
+      </w:r>
+      <w:r>
+        <w:rPr>
+          <w:rFonts w:cs="Times New Roman"/>
+          <w:szCs w:val="28"/>
+        </w:rPr>
         <w:lastRenderedPageBreak/>
-        <w:t>Выбор и описание предметной области, формулировка потенциальных проблем, обзор часто используемых табличных датасетов для сформулированных задач, обоснование, описание и первичный анализ выбранного табличного датасета.</w:t>
+        <w:t>сформулированных задач, обоснование, описание и первичный анализ выбранного табличного датасета.</w:t>
       </w:r>
     </w:p>
     <w:p>
@@ -1801,234 +1855,1534 @@
           <w:szCs w:val="28"/>
         </w:rPr>
       </w:pPr>
-      <w:r>
-        <w:rPr>
-          <w:rFonts w:cs="Times New Roman"/>
-          <w:szCs w:val="28"/>
-        </w:rPr>
-        <w:lastRenderedPageBreak/>
-        <w:t>ОГЛАВЛЕНИЕ</w:t>
-      </w:r>
-    </w:p>
-    <w:p>
-      <w:pPr>
-        <w:rPr>
-          <w:rFonts w:cs="Times New Roman"/>
-          <w:szCs w:val="28"/>
-        </w:rPr>
-      </w:pPr>
-    </w:p>
-    <w:p>
-      <w:pPr>
-        <w:rPr>
-          <w:rFonts w:cs="Times New Roman"/>
-          <w:szCs w:val="28"/>
-        </w:rPr>
-      </w:pPr>
-    </w:p>
-    <w:p>
-      <w:pPr>
-        <w:rPr>
-          <w:rFonts w:cs="Times New Roman"/>
-          <w:szCs w:val="28"/>
-        </w:rPr>
-      </w:pPr>
-    </w:p>
-    <w:p>
-      <w:pPr>
-        <w:rPr>
-          <w:rFonts w:cs="Times New Roman"/>
-          <w:szCs w:val="28"/>
-        </w:rPr>
-      </w:pPr>
-    </w:p>
-    <w:p>
-      <w:pPr>
-        <w:rPr>
-          <w:rFonts w:cs="Times New Roman"/>
-          <w:szCs w:val="28"/>
-        </w:rPr>
-      </w:pPr>
-    </w:p>
-    <w:p>
-      <w:pPr>
-        <w:rPr>
-          <w:rFonts w:cs="Times New Roman"/>
-          <w:szCs w:val="28"/>
-        </w:rPr>
-      </w:pPr>
-    </w:p>
-    <w:p>
-      <w:pPr>
-        <w:rPr>
-          <w:rFonts w:cs="Times New Roman"/>
-          <w:szCs w:val="28"/>
-        </w:rPr>
-      </w:pPr>
-    </w:p>
-    <w:p>
-      <w:pPr>
-        <w:rPr>
-          <w:rFonts w:cs="Times New Roman"/>
-          <w:szCs w:val="28"/>
-        </w:rPr>
-      </w:pPr>
-    </w:p>
-    <w:p>
-      <w:pPr>
-        <w:rPr>
-          <w:rFonts w:cs="Times New Roman"/>
-          <w:szCs w:val="28"/>
-        </w:rPr>
-      </w:pPr>
-    </w:p>
-    <w:p>
-      <w:pPr>
-        <w:rPr>
-          <w:rFonts w:cs="Times New Roman"/>
-          <w:szCs w:val="28"/>
-        </w:rPr>
-      </w:pPr>
-    </w:p>
-    <w:p>
-      <w:pPr>
-        <w:rPr>
-          <w:rFonts w:cs="Times New Roman"/>
-          <w:szCs w:val="28"/>
-        </w:rPr>
-      </w:pPr>
-    </w:p>
-    <w:p>
-      <w:pPr>
-        <w:rPr>
-          <w:rFonts w:cs="Times New Roman"/>
-          <w:szCs w:val="28"/>
-        </w:rPr>
-      </w:pPr>
-    </w:p>
-    <w:p>
-      <w:pPr>
-        <w:rPr>
-          <w:rFonts w:cs="Times New Roman"/>
-          <w:szCs w:val="28"/>
-        </w:rPr>
-      </w:pPr>
-    </w:p>
-    <w:p>
-      <w:pPr>
-        <w:rPr>
-          <w:rFonts w:cs="Times New Roman"/>
-          <w:szCs w:val="28"/>
-        </w:rPr>
-      </w:pPr>
-    </w:p>
-    <w:p>
-      <w:pPr>
-        <w:rPr>
-          <w:rFonts w:cs="Times New Roman"/>
-          <w:szCs w:val="28"/>
-        </w:rPr>
-      </w:pPr>
-    </w:p>
-    <w:p>
-      <w:pPr>
-        <w:rPr>
-          <w:rFonts w:cs="Times New Roman"/>
-          <w:szCs w:val="28"/>
-        </w:rPr>
-      </w:pPr>
-    </w:p>
-    <w:p>
-      <w:pPr>
-        <w:rPr>
-          <w:rFonts w:cs="Times New Roman"/>
-          <w:szCs w:val="28"/>
-        </w:rPr>
-      </w:pPr>
-    </w:p>
-    <w:p>
-      <w:pPr>
-        <w:rPr>
-          <w:rFonts w:cs="Times New Roman"/>
-          <w:szCs w:val="28"/>
-        </w:rPr>
-      </w:pPr>
-    </w:p>
-    <w:p>
-      <w:pPr>
-        <w:rPr>
-          <w:rFonts w:cs="Times New Roman"/>
-          <w:szCs w:val="28"/>
-        </w:rPr>
-      </w:pPr>
-    </w:p>
-    <w:p>
-      <w:pPr>
-        <w:rPr>
-          <w:rFonts w:cs="Times New Roman"/>
-          <w:szCs w:val="28"/>
-        </w:rPr>
-      </w:pPr>
-    </w:p>
-    <w:p>
-      <w:pPr>
-        <w:rPr>
-          <w:rFonts w:cs="Times New Roman"/>
-          <w:szCs w:val="28"/>
-        </w:rPr>
-      </w:pPr>
-    </w:p>
-    <w:p>
-      <w:pPr>
-        <w:rPr>
-          <w:rFonts w:cs="Times New Roman"/>
-          <w:szCs w:val="28"/>
-        </w:rPr>
-      </w:pPr>
-    </w:p>
-    <w:p>
-      <w:pPr>
-        <w:rPr>
-          <w:rFonts w:cs="Times New Roman"/>
-          <w:szCs w:val="28"/>
-        </w:rPr>
-      </w:pPr>
-    </w:p>
-    <w:p>
-      <w:pPr>
-        <w:rPr>
-          <w:rFonts w:cs="Times New Roman"/>
-          <w:szCs w:val="28"/>
-        </w:rPr>
-      </w:pPr>
-    </w:p>
-    <w:p>
-      <w:pPr>
-        <w:rPr>
-          <w:rFonts w:cs="Times New Roman"/>
-          <w:szCs w:val="28"/>
-        </w:rPr>
-      </w:pPr>
-    </w:p>
-    <w:p>
-      <w:pPr>
-        <w:rPr>
-          <w:rFonts w:cs="Times New Roman"/>
-          <w:szCs w:val="28"/>
-        </w:rPr>
-      </w:pPr>
-    </w:p>
-    <w:p>
-      <w:pPr>
-        <w:rPr>
-          <w:rFonts w:cs="Times New Roman"/>
-          <w:szCs w:val="28"/>
-        </w:rPr>
+    </w:p>
+    <w:sdt>
+      <w:sdtPr>
+        <w:id w:val="-477533970"/>
+        <w:docPartObj>
+          <w:docPartGallery w:val="Table of Contents"/>
+          <w:docPartUnique/>
+        </w:docPartObj>
+      </w:sdtPr>
+      <w:sdtEndPr>
+        <w:rPr>
+          <w:rFonts w:ascii="Times New Roman" w:eastAsiaTheme="minorHAnsi" w:hAnsi="Times New Roman" w:cstheme="minorBidi"/>
+          <w:b/>
+          <w:bCs/>
+          <w:color w:val="auto"/>
+          <w:kern w:val="2"/>
+          <w:sz w:val="28"/>
+          <w:szCs w:val="22"/>
+          <w:lang w:eastAsia="en-US"/>
+          <w14:ligatures w14:val="standardContextual"/>
+        </w:rPr>
+      </w:sdtEndPr>
+      <w:sdtContent>
+        <w:p>
+          <w:pPr>
+            <w:pStyle w:val="af7"/>
+            <w:spacing w:line="360" w:lineRule="auto"/>
+            <w:rPr>
+              <w:rFonts w:ascii="Times New Roman" w:hAnsi="Times New Roman" w:cs="Times New Roman"/>
+              <w:b/>
+              <w:bCs/>
+              <w:color w:val="auto"/>
+              <w:sz w:val="28"/>
+              <w:szCs w:val="28"/>
+            </w:rPr>
+          </w:pPr>
+          <w:r>
+            <w:rPr>
+              <w:rFonts w:ascii="Times New Roman" w:hAnsi="Times New Roman" w:cs="Times New Roman"/>
+              <w:b/>
+              <w:bCs/>
+              <w:color w:val="auto"/>
+              <w:sz w:val="28"/>
+              <w:szCs w:val="28"/>
+            </w:rPr>
+            <w:t>О</w:t>
+          </w:r>
+          <w:r>
+            <w:rPr>
+              <w:rFonts w:ascii="Times New Roman" w:hAnsi="Times New Roman" w:cs="Times New Roman"/>
+              <w:b/>
+              <w:bCs/>
+              <w:color w:val="auto"/>
+              <w:sz w:val="28"/>
+              <w:szCs w:val="28"/>
+            </w:rPr>
+            <w:t>ГЛАВЛЕНИЕ</w:t>
+          </w:r>
+        </w:p>
+        <w:p>
+          <w:pPr>
+            <w:pStyle w:val="11"/>
+            <w:tabs>
+              <w:tab w:val="right" w:leader="dot" w:pos="9345"/>
+            </w:tabs>
+            <w:spacing w:line="360" w:lineRule="auto"/>
+            <w:rPr>
+              <w:rFonts w:asciiTheme="minorHAnsi" w:eastAsiaTheme="minorEastAsia" w:hAnsiTheme="minorHAnsi"/>
+              <w:noProof/>
+              <w:sz w:val="24"/>
+              <w:szCs w:val="24"/>
+              <w:lang w:eastAsia="ru-RU"/>
+            </w:rPr>
+          </w:pPr>
+          <w:r>
+            <w:fldChar w:fldCharType="begin"/>
+          </w:r>
+          <w:r>
+            <w:instrText xml:space="preserve"> TOC \o "1-3" \h \z \u </w:instrText>
+          </w:r>
+          <w:r>
+            <w:fldChar w:fldCharType="separate"/>
+          </w:r>
+          <w:hyperlink w:anchor="_Toc228665273" w:history="1">
+            <w:r>
+              <w:rPr>
+                <w:rStyle w:val="ae"/>
+                <w:rFonts w:cs="Times New Roman"/>
+                <w:bCs/>
+                <w:noProof/>
+              </w:rPr>
+              <w:t>ВВЕДЕНИЕ</w:t>
+            </w:r>
+            <w:r>
+              <w:rPr>
+                <w:noProof/>
+                <w:webHidden/>
+              </w:rPr>
+              <w:tab/>
+            </w:r>
+            <w:r>
+              <w:rPr>
+                <w:noProof/>
+                <w:webHidden/>
+              </w:rPr>
+              <w:fldChar w:fldCharType="begin"/>
+            </w:r>
+            <w:r>
+              <w:rPr>
+                <w:noProof/>
+                <w:webHidden/>
+              </w:rPr>
+              <w:instrText xml:space="preserve"> PAGEREF _Toc228665273 \h </w:instrText>
+            </w:r>
+            <w:r>
+              <w:rPr>
+                <w:noProof/>
+                <w:webHidden/>
+              </w:rPr>
+            </w:r>
+            <w:r>
+              <w:rPr>
+                <w:noProof/>
+                <w:webHidden/>
+              </w:rPr>
+              <w:fldChar w:fldCharType="separate"/>
+            </w:r>
+            <w:r>
+              <w:rPr>
+                <w:noProof/>
+                <w:webHidden/>
+              </w:rPr>
+              <w:t>5</w:t>
+            </w:r>
+            <w:r>
+              <w:rPr>
+                <w:noProof/>
+                <w:webHidden/>
+              </w:rPr>
+              <w:fldChar w:fldCharType="end"/>
+            </w:r>
+          </w:hyperlink>
+        </w:p>
+        <w:p>
+          <w:pPr>
+            <w:pStyle w:val="11"/>
+            <w:tabs>
+              <w:tab w:val="right" w:leader="dot" w:pos="9345"/>
+            </w:tabs>
+            <w:spacing w:line="360" w:lineRule="auto"/>
+            <w:rPr>
+              <w:rFonts w:asciiTheme="minorHAnsi" w:eastAsiaTheme="minorEastAsia" w:hAnsiTheme="minorHAnsi"/>
+              <w:noProof/>
+              <w:sz w:val="24"/>
+              <w:szCs w:val="24"/>
+              <w:lang w:eastAsia="ru-RU"/>
+            </w:rPr>
+          </w:pPr>
+          <w:hyperlink w:anchor="_Toc228665274" w:history="1">
+            <w:r>
+              <w:rPr>
+                <w:rStyle w:val="ae"/>
+                <w:rFonts w:cs="Times New Roman"/>
+                <w:bCs/>
+                <w:noProof/>
+              </w:rPr>
+              <w:t>1. ПЕРВИЧНЫЙ АНАЛИЗ НАБОРА ТАБЛИЧНЫХ ДАННЫХ</w:t>
+            </w:r>
+            <w:r>
+              <w:rPr>
+                <w:noProof/>
+                <w:webHidden/>
+              </w:rPr>
+              <w:tab/>
+            </w:r>
+            <w:r>
+              <w:rPr>
+                <w:noProof/>
+                <w:webHidden/>
+              </w:rPr>
+              <w:fldChar w:fldCharType="begin"/>
+            </w:r>
+            <w:r>
+              <w:rPr>
+                <w:noProof/>
+                <w:webHidden/>
+              </w:rPr>
+              <w:instrText xml:space="preserve"> PAGEREF _Toc228665274 \h </w:instrText>
+            </w:r>
+            <w:r>
+              <w:rPr>
+                <w:noProof/>
+                <w:webHidden/>
+              </w:rPr>
+            </w:r>
+            <w:r>
+              <w:rPr>
+                <w:noProof/>
+                <w:webHidden/>
+              </w:rPr>
+              <w:fldChar w:fldCharType="separate"/>
+            </w:r>
+            <w:r>
+              <w:rPr>
+                <w:noProof/>
+                <w:webHidden/>
+              </w:rPr>
+              <w:t>7</w:t>
+            </w:r>
+            <w:r>
+              <w:rPr>
+                <w:noProof/>
+                <w:webHidden/>
+              </w:rPr>
+              <w:fldChar w:fldCharType="end"/>
+            </w:r>
+          </w:hyperlink>
+        </w:p>
+        <w:p>
+          <w:pPr>
+            <w:pStyle w:val="25"/>
+            <w:tabs>
+              <w:tab w:val="right" w:leader="dot" w:pos="9345"/>
+            </w:tabs>
+            <w:spacing w:line="360" w:lineRule="auto"/>
+            <w:rPr>
+              <w:rFonts w:asciiTheme="minorHAnsi" w:eastAsiaTheme="minorEastAsia" w:hAnsiTheme="minorHAnsi"/>
+              <w:noProof/>
+              <w:sz w:val="24"/>
+              <w:szCs w:val="24"/>
+              <w:lang w:eastAsia="ru-RU"/>
+            </w:rPr>
+          </w:pPr>
+          <w:hyperlink w:anchor="_Toc228665275" w:history="1">
+            <w:r>
+              <w:rPr>
+                <w:rStyle w:val="ae"/>
+                <w:rFonts w:cs="Times New Roman"/>
+                <w:bCs/>
+                <w:noProof/>
+              </w:rPr>
+              <w:t>1.1. Постановка задачи</w:t>
+            </w:r>
+            <w:r>
+              <w:rPr>
+                <w:noProof/>
+                <w:webHidden/>
+              </w:rPr>
+              <w:tab/>
+            </w:r>
+            <w:r>
+              <w:rPr>
+                <w:noProof/>
+                <w:webHidden/>
+              </w:rPr>
+              <w:fldChar w:fldCharType="begin"/>
+            </w:r>
+            <w:r>
+              <w:rPr>
+                <w:noProof/>
+                <w:webHidden/>
+              </w:rPr>
+              <w:instrText xml:space="preserve"> PAGEREF _Toc228665275 \h </w:instrText>
+            </w:r>
+            <w:r>
+              <w:rPr>
+                <w:noProof/>
+                <w:webHidden/>
+              </w:rPr>
+            </w:r>
+            <w:r>
+              <w:rPr>
+                <w:noProof/>
+                <w:webHidden/>
+              </w:rPr>
+              <w:fldChar w:fldCharType="separate"/>
+            </w:r>
+            <w:r>
+              <w:rPr>
+                <w:noProof/>
+                <w:webHidden/>
+              </w:rPr>
+              <w:t>7</w:t>
+            </w:r>
+            <w:r>
+              <w:rPr>
+                <w:noProof/>
+                <w:webHidden/>
+              </w:rPr>
+              <w:fldChar w:fldCharType="end"/>
+            </w:r>
+          </w:hyperlink>
+        </w:p>
+        <w:p>
+          <w:pPr>
+            <w:pStyle w:val="25"/>
+            <w:tabs>
+              <w:tab w:val="right" w:leader="dot" w:pos="9345"/>
+            </w:tabs>
+            <w:spacing w:line="360" w:lineRule="auto"/>
+            <w:rPr>
+              <w:rFonts w:asciiTheme="minorHAnsi" w:eastAsiaTheme="minorEastAsia" w:hAnsiTheme="minorHAnsi"/>
+              <w:noProof/>
+              <w:sz w:val="24"/>
+              <w:szCs w:val="24"/>
+              <w:lang w:eastAsia="ru-RU"/>
+            </w:rPr>
+          </w:pPr>
+          <w:hyperlink w:anchor="_Toc228665276" w:history="1">
+            <w:r>
+              <w:rPr>
+                <w:rStyle w:val="ae"/>
+                <w:rFonts w:cs="Times New Roman"/>
+                <w:bCs/>
+                <w:noProof/>
+              </w:rPr>
+              <w:t>1.2. Описание выбранного набора данных</w:t>
+            </w:r>
+            <w:r>
+              <w:rPr>
+                <w:noProof/>
+                <w:webHidden/>
+              </w:rPr>
+              <w:tab/>
+            </w:r>
+            <w:r>
+              <w:rPr>
+                <w:noProof/>
+                <w:webHidden/>
+              </w:rPr>
+              <w:fldChar w:fldCharType="begin"/>
+            </w:r>
+            <w:r>
+              <w:rPr>
+                <w:noProof/>
+                <w:webHidden/>
+              </w:rPr>
+              <w:instrText xml:space="preserve"> PAGEREF _Toc228665276 \h </w:instrText>
+            </w:r>
+            <w:r>
+              <w:rPr>
+                <w:noProof/>
+                <w:webHidden/>
+              </w:rPr>
+            </w:r>
+            <w:r>
+              <w:rPr>
+                <w:noProof/>
+                <w:webHidden/>
+              </w:rPr>
+              <w:fldChar w:fldCharType="separate"/>
+            </w:r>
+            <w:r>
+              <w:rPr>
+                <w:noProof/>
+                <w:webHidden/>
+              </w:rPr>
+              <w:t>7</w:t>
+            </w:r>
+            <w:r>
+              <w:rPr>
+                <w:noProof/>
+                <w:webHidden/>
+              </w:rPr>
+              <w:fldChar w:fldCharType="end"/>
+            </w:r>
+          </w:hyperlink>
+        </w:p>
+        <w:p>
+          <w:pPr>
+            <w:pStyle w:val="25"/>
+            <w:tabs>
+              <w:tab w:val="right" w:leader="dot" w:pos="9345"/>
+            </w:tabs>
+            <w:spacing w:line="360" w:lineRule="auto"/>
+            <w:rPr>
+              <w:rFonts w:asciiTheme="minorHAnsi" w:eastAsiaTheme="minorEastAsia" w:hAnsiTheme="minorHAnsi"/>
+              <w:noProof/>
+              <w:sz w:val="24"/>
+              <w:szCs w:val="24"/>
+              <w:lang w:eastAsia="ru-RU"/>
+            </w:rPr>
+          </w:pPr>
+          <w:hyperlink w:anchor="_Toc228665277" w:history="1">
+            <w:r>
+              <w:rPr>
+                <w:rStyle w:val="ae"/>
+                <w:rFonts w:cs="Times New Roman"/>
+                <w:bCs/>
+                <w:noProof/>
+              </w:rPr>
+              <w:t>1.3. Описание результатов первичного анализа</w:t>
+            </w:r>
+            <w:r>
+              <w:rPr>
+                <w:noProof/>
+                <w:webHidden/>
+              </w:rPr>
+              <w:tab/>
+            </w:r>
+            <w:r>
+              <w:rPr>
+                <w:noProof/>
+                <w:webHidden/>
+              </w:rPr>
+              <w:fldChar w:fldCharType="begin"/>
+            </w:r>
+            <w:r>
+              <w:rPr>
+                <w:noProof/>
+                <w:webHidden/>
+              </w:rPr>
+              <w:instrText xml:space="preserve"> PAGEREF _Toc228665277 \h </w:instrText>
+            </w:r>
+            <w:r>
+              <w:rPr>
+                <w:noProof/>
+                <w:webHidden/>
+              </w:rPr>
+            </w:r>
+            <w:r>
+              <w:rPr>
+                <w:noProof/>
+                <w:webHidden/>
+              </w:rPr>
+              <w:fldChar w:fldCharType="separate"/>
+            </w:r>
+            <w:r>
+              <w:rPr>
+                <w:noProof/>
+                <w:webHidden/>
+              </w:rPr>
+              <w:t>10</w:t>
+            </w:r>
+            <w:r>
+              <w:rPr>
+                <w:noProof/>
+                <w:webHidden/>
+              </w:rPr>
+              <w:fldChar w:fldCharType="end"/>
+            </w:r>
+          </w:hyperlink>
+        </w:p>
+        <w:p>
+          <w:pPr>
+            <w:pStyle w:val="11"/>
+            <w:tabs>
+              <w:tab w:val="right" w:leader="dot" w:pos="9345"/>
+            </w:tabs>
+            <w:spacing w:line="360" w:lineRule="auto"/>
+            <w:rPr>
+              <w:rFonts w:asciiTheme="minorHAnsi" w:eastAsiaTheme="minorEastAsia" w:hAnsiTheme="minorHAnsi"/>
+              <w:noProof/>
+              <w:sz w:val="24"/>
+              <w:szCs w:val="24"/>
+              <w:lang w:eastAsia="ru-RU"/>
+            </w:rPr>
+          </w:pPr>
+          <w:hyperlink w:anchor="_Toc228665278" w:history="1">
+            <w:r>
+              <w:rPr>
+                <w:rStyle w:val="ae"/>
+                <w:rFonts w:cs="Times New Roman"/>
+                <w:bCs/>
+                <w:noProof/>
+              </w:rPr>
+              <w:t>2. ПЕРВИЧНЫЙ АНАЛИЗ НАБОРА ДАННЫХ С ВРЕМЕННЫМИ РЯДАМИ</w:t>
+            </w:r>
+            <w:r>
+              <w:rPr>
+                <w:noProof/>
+                <w:webHidden/>
+              </w:rPr>
+              <w:tab/>
+            </w:r>
+            <w:r>
+              <w:rPr>
+                <w:noProof/>
+                <w:webHidden/>
+              </w:rPr>
+              <w:fldChar w:fldCharType="begin"/>
+            </w:r>
+            <w:r>
+              <w:rPr>
+                <w:noProof/>
+                <w:webHidden/>
+              </w:rPr>
+              <w:instrText xml:space="preserve"> PAGEREF _Toc228665278 \h </w:instrText>
+            </w:r>
+            <w:r>
+              <w:rPr>
+                <w:noProof/>
+                <w:webHidden/>
+              </w:rPr>
+            </w:r>
+            <w:r>
+              <w:rPr>
+                <w:noProof/>
+                <w:webHidden/>
+              </w:rPr>
+              <w:fldChar w:fldCharType="separate"/>
+            </w:r>
+            <w:r>
+              <w:rPr>
+                <w:noProof/>
+                <w:webHidden/>
+              </w:rPr>
+              <w:t>15</w:t>
+            </w:r>
+            <w:r>
+              <w:rPr>
+                <w:noProof/>
+                <w:webHidden/>
+              </w:rPr>
+              <w:fldChar w:fldCharType="end"/>
+            </w:r>
+          </w:hyperlink>
+        </w:p>
+        <w:p>
+          <w:pPr>
+            <w:pStyle w:val="25"/>
+            <w:tabs>
+              <w:tab w:val="right" w:leader="dot" w:pos="9345"/>
+            </w:tabs>
+            <w:spacing w:line="360" w:lineRule="auto"/>
+            <w:rPr>
+              <w:rFonts w:asciiTheme="minorHAnsi" w:eastAsiaTheme="minorEastAsia" w:hAnsiTheme="minorHAnsi"/>
+              <w:noProof/>
+              <w:sz w:val="24"/>
+              <w:szCs w:val="24"/>
+              <w:lang w:eastAsia="ru-RU"/>
+            </w:rPr>
+          </w:pPr>
+          <w:hyperlink w:anchor="_Toc228665279" w:history="1">
+            <w:r>
+              <w:rPr>
+                <w:rStyle w:val="ae"/>
+                <w:rFonts w:cs="Times New Roman"/>
+                <w:bCs/>
+                <w:noProof/>
+              </w:rPr>
+              <w:t>2.1. Постановка задачи</w:t>
+            </w:r>
+            <w:r>
+              <w:rPr>
+                <w:noProof/>
+                <w:webHidden/>
+              </w:rPr>
+              <w:tab/>
+            </w:r>
+            <w:r>
+              <w:rPr>
+                <w:noProof/>
+                <w:webHidden/>
+              </w:rPr>
+              <w:fldChar w:fldCharType="begin"/>
+            </w:r>
+            <w:r>
+              <w:rPr>
+                <w:noProof/>
+                <w:webHidden/>
+              </w:rPr>
+              <w:instrText xml:space="preserve"> PAGEREF _Toc228665279 \h </w:instrText>
+            </w:r>
+            <w:r>
+              <w:rPr>
+                <w:noProof/>
+                <w:webHidden/>
+              </w:rPr>
+            </w:r>
+            <w:r>
+              <w:rPr>
+                <w:noProof/>
+                <w:webHidden/>
+              </w:rPr>
+              <w:fldChar w:fldCharType="separate"/>
+            </w:r>
+            <w:r>
+              <w:rPr>
+                <w:noProof/>
+                <w:webHidden/>
+              </w:rPr>
+              <w:t>15</w:t>
+            </w:r>
+            <w:r>
+              <w:rPr>
+                <w:noProof/>
+                <w:webHidden/>
+              </w:rPr>
+              <w:fldChar w:fldCharType="end"/>
+            </w:r>
+          </w:hyperlink>
+        </w:p>
+        <w:p>
+          <w:pPr>
+            <w:pStyle w:val="25"/>
+            <w:tabs>
+              <w:tab w:val="right" w:leader="dot" w:pos="9345"/>
+            </w:tabs>
+            <w:spacing w:line="360" w:lineRule="auto"/>
+            <w:rPr>
+              <w:rFonts w:asciiTheme="minorHAnsi" w:eastAsiaTheme="minorEastAsia" w:hAnsiTheme="minorHAnsi"/>
+              <w:noProof/>
+              <w:sz w:val="24"/>
+              <w:szCs w:val="24"/>
+              <w:lang w:eastAsia="ru-RU"/>
+            </w:rPr>
+          </w:pPr>
+          <w:hyperlink w:anchor="_Toc228665280" w:history="1">
+            <w:r>
+              <w:rPr>
+                <w:rStyle w:val="ae"/>
+                <w:rFonts w:cs="Times New Roman"/>
+                <w:bCs/>
+                <w:noProof/>
+              </w:rPr>
+              <w:t>2.2. Описание выбранного набора данных</w:t>
+            </w:r>
+            <w:r>
+              <w:rPr>
+                <w:noProof/>
+                <w:webHidden/>
+              </w:rPr>
+              <w:tab/>
+            </w:r>
+            <w:r>
+              <w:rPr>
+                <w:noProof/>
+                <w:webHidden/>
+              </w:rPr>
+              <w:fldChar w:fldCharType="begin"/>
+            </w:r>
+            <w:r>
+              <w:rPr>
+                <w:noProof/>
+                <w:webHidden/>
+              </w:rPr>
+              <w:instrText xml:space="preserve"> PAGEREF _Toc228665280 \h </w:instrText>
+            </w:r>
+            <w:r>
+              <w:rPr>
+                <w:noProof/>
+                <w:webHidden/>
+              </w:rPr>
+            </w:r>
+            <w:r>
+              <w:rPr>
+                <w:noProof/>
+                <w:webHidden/>
+              </w:rPr>
+              <w:fldChar w:fldCharType="separate"/>
+            </w:r>
+            <w:r>
+              <w:rPr>
+                <w:noProof/>
+                <w:webHidden/>
+              </w:rPr>
+              <w:t>15</w:t>
+            </w:r>
+            <w:r>
+              <w:rPr>
+                <w:noProof/>
+                <w:webHidden/>
+              </w:rPr>
+              <w:fldChar w:fldCharType="end"/>
+            </w:r>
+          </w:hyperlink>
+        </w:p>
+        <w:p>
+          <w:pPr>
+            <w:pStyle w:val="25"/>
+            <w:tabs>
+              <w:tab w:val="right" w:leader="dot" w:pos="9345"/>
+            </w:tabs>
+            <w:spacing w:line="360" w:lineRule="auto"/>
+            <w:rPr>
+              <w:rFonts w:asciiTheme="minorHAnsi" w:eastAsiaTheme="minorEastAsia" w:hAnsiTheme="minorHAnsi"/>
+              <w:noProof/>
+              <w:sz w:val="24"/>
+              <w:szCs w:val="24"/>
+              <w:lang w:eastAsia="ru-RU"/>
+            </w:rPr>
+          </w:pPr>
+          <w:hyperlink w:anchor="_Toc228665281" w:history="1">
+            <w:r>
+              <w:rPr>
+                <w:rStyle w:val="ae"/>
+                <w:rFonts w:cs="Times New Roman"/>
+                <w:bCs/>
+                <w:noProof/>
+              </w:rPr>
+              <w:t>2.3. Описание результатов первичного анализа</w:t>
+            </w:r>
+            <w:r>
+              <w:rPr>
+                <w:noProof/>
+                <w:webHidden/>
+              </w:rPr>
+              <w:tab/>
+            </w:r>
+            <w:r>
+              <w:rPr>
+                <w:noProof/>
+                <w:webHidden/>
+              </w:rPr>
+              <w:fldChar w:fldCharType="begin"/>
+            </w:r>
+            <w:r>
+              <w:rPr>
+                <w:noProof/>
+                <w:webHidden/>
+              </w:rPr>
+              <w:instrText xml:space="preserve"> PAGEREF _Toc228665281 \h </w:instrText>
+            </w:r>
+            <w:r>
+              <w:rPr>
+                <w:noProof/>
+                <w:webHidden/>
+              </w:rPr>
+            </w:r>
+            <w:r>
+              <w:rPr>
+                <w:noProof/>
+                <w:webHidden/>
+              </w:rPr>
+              <w:fldChar w:fldCharType="separate"/>
+            </w:r>
+            <w:r>
+              <w:rPr>
+                <w:noProof/>
+                <w:webHidden/>
+              </w:rPr>
+              <w:t>16</w:t>
+            </w:r>
+            <w:r>
+              <w:rPr>
+                <w:noProof/>
+                <w:webHidden/>
+              </w:rPr>
+              <w:fldChar w:fldCharType="end"/>
+            </w:r>
+          </w:hyperlink>
+        </w:p>
+        <w:p>
+          <w:pPr>
+            <w:pStyle w:val="11"/>
+            <w:tabs>
+              <w:tab w:val="right" w:leader="dot" w:pos="9345"/>
+            </w:tabs>
+            <w:spacing w:line="360" w:lineRule="auto"/>
+            <w:rPr>
+              <w:rFonts w:asciiTheme="minorHAnsi" w:eastAsiaTheme="minorEastAsia" w:hAnsiTheme="minorHAnsi"/>
+              <w:noProof/>
+              <w:sz w:val="24"/>
+              <w:szCs w:val="24"/>
+              <w:lang w:eastAsia="ru-RU"/>
+            </w:rPr>
+          </w:pPr>
+          <w:hyperlink w:anchor="_Toc228665282" w:history="1">
+            <w:r>
+              <w:rPr>
+                <w:rStyle w:val="ae"/>
+                <w:rFonts w:cs="Times New Roman"/>
+                <w:bCs/>
+                <w:noProof/>
+              </w:rPr>
+              <w:t>3. ПЕРВИЧНЫЙ АНАЛИЗ НАБОРА ДАННЫХ С ИЗОБРАЖЕНИЯМИ</w:t>
+            </w:r>
+            <w:r>
+              <w:rPr>
+                <w:noProof/>
+                <w:webHidden/>
+              </w:rPr>
+              <w:tab/>
+            </w:r>
+            <w:r>
+              <w:rPr>
+                <w:noProof/>
+                <w:webHidden/>
+              </w:rPr>
+              <w:fldChar w:fldCharType="begin"/>
+            </w:r>
+            <w:r>
+              <w:rPr>
+                <w:noProof/>
+                <w:webHidden/>
+              </w:rPr>
+              <w:instrText xml:space="preserve"> PAGEREF _Toc228665282 \h </w:instrText>
+            </w:r>
+            <w:r>
+              <w:rPr>
+                <w:noProof/>
+                <w:webHidden/>
+              </w:rPr>
+            </w:r>
+            <w:r>
+              <w:rPr>
+                <w:noProof/>
+                <w:webHidden/>
+              </w:rPr>
+              <w:fldChar w:fldCharType="separate"/>
+            </w:r>
+            <w:r>
+              <w:rPr>
+                <w:noProof/>
+                <w:webHidden/>
+              </w:rPr>
+              <w:t>26</w:t>
+            </w:r>
+            <w:r>
+              <w:rPr>
+                <w:noProof/>
+                <w:webHidden/>
+              </w:rPr>
+              <w:fldChar w:fldCharType="end"/>
+            </w:r>
+          </w:hyperlink>
+        </w:p>
+        <w:p>
+          <w:pPr>
+            <w:pStyle w:val="25"/>
+            <w:tabs>
+              <w:tab w:val="right" w:leader="dot" w:pos="9345"/>
+            </w:tabs>
+            <w:spacing w:line="360" w:lineRule="auto"/>
+            <w:rPr>
+              <w:rFonts w:asciiTheme="minorHAnsi" w:eastAsiaTheme="minorEastAsia" w:hAnsiTheme="minorHAnsi"/>
+              <w:noProof/>
+              <w:sz w:val="24"/>
+              <w:szCs w:val="24"/>
+              <w:lang w:eastAsia="ru-RU"/>
+            </w:rPr>
+          </w:pPr>
+          <w:hyperlink w:anchor="_Toc228665283" w:history="1">
+            <w:r>
+              <w:rPr>
+                <w:rStyle w:val="ae"/>
+                <w:rFonts w:cs="Times New Roman"/>
+                <w:bCs/>
+                <w:noProof/>
+              </w:rPr>
+              <w:t>3.1. Постановка задачи</w:t>
+            </w:r>
+            <w:r>
+              <w:rPr>
+                <w:noProof/>
+                <w:webHidden/>
+              </w:rPr>
+              <w:tab/>
+            </w:r>
+            <w:r>
+              <w:rPr>
+                <w:noProof/>
+                <w:webHidden/>
+              </w:rPr>
+              <w:fldChar w:fldCharType="begin"/>
+            </w:r>
+            <w:r>
+              <w:rPr>
+                <w:noProof/>
+                <w:webHidden/>
+              </w:rPr>
+              <w:instrText xml:space="preserve"> PAGEREF _Toc228665283 \h </w:instrText>
+            </w:r>
+            <w:r>
+              <w:rPr>
+                <w:noProof/>
+                <w:webHidden/>
+              </w:rPr>
+            </w:r>
+            <w:r>
+              <w:rPr>
+                <w:noProof/>
+                <w:webHidden/>
+              </w:rPr>
+              <w:fldChar w:fldCharType="separate"/>
+            </w:r>
+            <w:r>
+              <w:rPr>
+                <w:noProof/>
+                <w:webHidden/>
+              </w:rPr>
+              <w:t>26</w:t>
+            </w:r>
+            <w:r>
+              <w:rPr>
+                <w:noProof/>
+                <w:webHidden/>
+              </w:rPr>
+              <w:fldChar w:fldCharType="end"/>
+            </w:r>
+          </w:hyperlink>
+        </w:p>
+        <w:p>
+          <w:pPr>
+            <w:pStyle w:val="25"/>
+            <w:tabs>
+              <w:tab w:val="right" w:leader="dot" w:pos="9345"/>
+            </w:tabs>
+            <w:spacing w:line="360" w:lineRule="auto"/>
+            <w:rPr>
+              <w:rFonts w:asciiTheme="minorHAnsi" w:eastAsiaTheme="minorEastAsia" w:hAnsiTheme="minorHAnsi"/>
+              <w:noProof/>
+              <w:sz w:val="24"/>
+              <w:szCs w:val="24"/>
+              <w:lang w:eastAsia="ru-RU"/>
+            </w:rPr>
+          </w:pPr>
+          <w:hyperlink w:anchor="_Toc228665284" w:history="1">
+            <w:r>
+              <w:rPr>
+                <w:rStyle w:val="ae"/>
+                <w:rFonts w:cs="Times New Roman"/>
+                <w:bCs/>
+                <w:noProof/>
+              </w:rPr>
+              <w:t>3.2. Описание выбранного набора данных</w:t>
+            </w:r>
+            <w:r>
+              <w:rPr>
+                <w:noProof/>
+                <w:webHidden/>
+              </w:rPr>
+              <w:tab/>
+            </w:r>
+            <w:r>
+              <w:rPr>
+                <w:noProof/>
+                <w:webHidden/>
+              </w:rPr>
+              <w:fldChar w:fldCharType="begin"/>
+            </w:r>
+            <w:r>
+              <w:rPr>
+                <w:noProof/>
+                <w:webHidden/>
+              </w:rPr>
+              <w:instrText xml:space="preserve"> PAGEREF _Toc228665284 \h </w:instrText>
+            </w:r>
+            <w:r>
+              <w:rPr>
+                <w:noProof/>
+                <w:webHidden/>
+              </w:rPr>
+            </w:r>
+            <w:r>
+              <w:rPr>
+                <w:noProof/>
+                <w:webHidden/>
+              </w:rPr>
+              <w:fldChar w:fldCharType="separate"/>
+            </w:r>
+            <w:r>
+              <w:rPr>
+                <w:noProof/>
+                <w:webHidden/>
+              </w:rPr>
+              <w:t>26</w:t>
+            </w:r>
+            <w:r>
+              <w:rPr>
+                <w:noProof/>
+                <w:webHidden/>
+              </w:rPr>
+              <w:fldChar w:fldCharType="end"/>
+            </w:r>
+          </w:hyperlink>
+        </w:p>
+        <w:p>
+          <w:pPr>
+            <w:pStyle w:val="25"/>
+            <w:tabs>
+              <w:tab w:val="right" w:leader="dot" w:pos="9345"/>
+            </w:tabs>
+            <w:spacing w:line="360" w:lineRule="auto"/>
+            <w:rPr>
+              <w:rFonts w:asciiTheme="minorHAnsi" w:eastAsiaTheme="minorEastAsia" w:hAnsiTheme="minorHAnsi"/>
+              <w:noProof/>
+              <w:sz w:val="24"/>
+              <w:szCs w:val="24"/>
+              <w:lang w:eastAsia="ru-RU"/>
+            </w:rPr>
+          </w:pPr>
+          <w:hyperlink w:anchor="_Toc228665285" w:history="1">
+            <w:r>
+              <w:rPr>
+                <w:rStyle w:val="ae"/>
+                <w:rFonts w:cs="Times New Roman"/>
+                <w:bCs/>
+                <w:noProof/>
+              </w:rPr>
+              <w:t>3.3. Описание результатов первичного анализа</w:t>
+            </w:r>
+            <w:r>
+              <w:rPr>
+                <w:noProof/>
+                <w:webHidden/>
+              </w:rPr>
+              <w:tab/>
+            </w:r>
+            <w:r>
+              <w:rPr>
+                <w:noProof/>
+                <w:webHidden/>
+              </w:rPr>
+              <w:fldChar w:fldCharType="begin"/>
+            </w:r>
+            <w:r>
+              <w:rPr>
+                <w:noProof/>
+                <w:webHidden/>
+              </w:rPr>
+              <w:instrText xml:space="preserve"> PAGEREF _Toc228665285 \h </w:instrText>
+            </w:r>
+            <w:r>
+              <w:rPr>
+                <w:noProof/>
+                <w:webHidden/>
+              </w:rPr>
+            </w:r>
+            <w:r>
+              <w:rPr>
+                <w:noProof/>
+                <w:webHidden/>
+              </w:rPr>
+              <w:fldChar w:fldCharType="separate"/>
+            </w:r>
+            <w:r>
+              <w:rPr>
+                <w:noProof/>
+                <w:webHidden/>
+              </w:rPr>
+              <w:t>28</w:t>
+            </w:r>
+            <w:r>
+              <w:rPr>
+                <w:noProof/>
+                <w:webHidden/>
+              </w:rPr>
+              <w:fldChar w:fldCharType="end"/>
+            </w:r>
+          </w:hyperlink>
+        </w:p>
+        <w:p>
+          <w:pPr>
+            <w:pStyle w:val="11"/>
+            <w:tabs>
+              <w:tab w:val="right" w:leader="dot" w:pos="9345"/>
+            </w:tabs>
+            <w:spacing w:line="360" w:lineRule="auto"/>
+            <w:rPr>
+              <w:rFonts w:asciiTheme="minorHAnsi" w:eastAsiaTheme="minorEastAsia" w:hAnsiTheme="minorHAnsi"/>
+              <w:noProof/>
+              <w:sz w:val="24"/>
+              <w:szCs w:val="24"/>
+              <w:lang w:eastAsia="ru-RU"/>
+            </w:rPr>
+          </w:pPr>
+          <w:hyperlink w:anchor="_Toc228665286" w:history="1">
+            <w:r>
+              <w:rPr>
+                <w:rStyle w:val="ae"/>
+                <w:rFonts w:cs="Times New Roman"/>
+                <w:bCs/>
+                <w:noProof/>
+              </w:rPr>
+              <w:t>4. ПЕРВИЧНЫЙ АНАЛИЗ НАБОРА ТЕКСТОВЫХ ДАННЫХ</w:t>
+            </w:r>
+            <w:r>
+              <w:rPr>
+                <w:noProof/>
+                <w:webHidden/>
+              </w:rPr>
+              <w:tab/>
+            </w:r>
+            <w:r>
+              <w:rPr>
+                <w:noProof/>
+                <w:webHidden/>
+              </w:rPr>
+              <w:fldChar w:fldCharType="begin"/>
+            </w:r>
+            <w:r>
+              <w:rPr>
+                <w:noProof/>
+                <w:webHidden/>
+              </w:rPr>
+              <w:instrText xml:space="preserve"> PAGEREF _Toc228665286 \h </w:instrText>
+            </w:r>
+            <w:r>
+              <w:rPr>
+                <w:noProof/>
+                <w:webHidden/>
+              </w:rPr>
+            </w:r>
+            <w:r>
+              <w:rPr>
+                <w:noProof/>
+                <w:webHidden/>
+              </w:rPr>
+              <w:fldChar w:fldCharType="separate"/>
+            </w:r>
+            <w:r>
+              <w:rPr>
+                <w:noProof/>
+                <w:webHidden/>
+              </w:rPr>
+              <w:t>31</w:t>
+            </w:r>
+            <w:r>
+              <w:rPr>
+                <w:noProof/>
+                <w:webHidden/>
+              </w:rPr>
+              <w:fldChar w:fldCharType="end"/>
+            </w:r>
+          </w:hyperlink>
+        </w:p>
+        <w:p>
+          <w:pPr>
+            <w:pStyle w:val="25"/>
+            <w:tabs>
+              <w:tab w:val="right" w:leader="dot" w:pos="9345"/>
+            </w:tabs>
+            <w:spacing w:line="360" w:lineRule="auto"/>
+            <w:rPr>
+              <w:rFonts w:asciiTheme="minorHAnsi" w:eastAsiaTheme="minorEastAsia" w:hAnsiTheme="minorHAnsi"/>
+              <w:noProof/>
+              <w:sz w:val="24"/>
+              <w:szCs w:val="24"/>
+              <w:lang w:eastAsia="ru-RU"/>
+            </w:rPr>
+          </w:pPr>
+          <w:hyperlink w:anchor="_Toc228665287" w:history="1">
+            <w:r>
+              <w:rPr>
+                <w:rStyle w:val="ae"/>
+                <w:noProof/>
+              </w:rPr>
+              <w:t>4.1. Постановка задачи</w:t>
+            </w:r>
+            <w:r>
+              <w:rPr>
+                <w:noProof/>
+                <w:webHidden/>
+              </w:rPr>
+              <w:tab/>
+            </w:r>
+            <w:r>
+              <w:rPr>
+                <w:noProof/>
+                <w:webHidden/>
+              </w:rPr>
+              <w:fldChar w:fldCharType="begin"/>
+            </w:r>
+            <w:r>
+              <w:rPr>
+                <w:noProof/>
+                <w:webHidden/>
+              </w:rPr>
+              <w:instrText xml:space="preserve"> PAGEREF _Toc228665287 \h </w:instrText>
+            </w:r>
+            <w:r>
+              <w:rPr>
+                <w:noProof/>
+                <w:webHidden/>
+              </w:rPr>
+            </w:r>
+            <w:r>
+              <w:rPr>
+                <w:noProof/>
+                <w:webHidden/>
+              </w:rPr>
+              <w:fldChar w:fldCharType="separate"/>
+            </w:r>
+            <w:r>
+              <w:rPr>
+                <w:noProof/>
+                <w:webHidden/>
+              </w:rPr>
+              <w:t>31</w:t>
+            </w:r>
+            <w:r>
+              <w:rPr>
+                <w:noProof/>
+                <w:webHidden/>
+              </w:rPr>
+              <w:fldChar w:fldCharType="end"/>
+            </w:r>
+          </w:hyperlink>
+        </w:p>
+        <w:p>
+          <w:pPr>
+            <w:pStyle w:val="25"/>
+            <w:tabs>
+              <w:tab w:val="right" w:leader="dot" w:pos="9345"/>
+            </w:tabs>
+            <w:spacing w:line="360" w:lineRule="auto"/>
+            <w:rPr>
+              <w:rFonts w:asciiTheme="minorHAnsi" w:eastAsiaTheme="minorEastAsia" w:hAnsiTheme="minorHAnsi"/>
+              <w:noProof/>
+              <w:sz w:val="24"/>
+              <w:szCs w:val="24"/>
+              <w:lang w:eastAsia="ru-RU"/>
+            </w:rPr>
+          </w:pPr>
+          <w:hyperlink w:anchor="_Toc228665288" w:history="1">
+            <w:r>
+              <w:rPr>
+                <w:rStyle w:val="ae"/>
+                <w:noProof/>
+              </w:rPr>
+              <w:t>4.2. Описание выбранного набора данных</w:t>
+            </w:r>
+            <w:r>
+              <w:rPr>
+                <w:noProof/>
+                <w:webHidden/>
+              </w:rPr>
+              <w:tab/>
+            </w:r>
+            <w:r>
+              <w:rPr>
+                <w:noProof/>
+                <w:webHidden/>
+              </w:rPr>
+              <w:fldChar w:fldCharType="begin"/>
+            </w:r>
+            <w:r>
+              <w:rPr>
+                <w:noProof/>
+                <w:webHidden/>
+              </w:rPr>
+              <w:instrText xml:space="preserve"> PAGEREF _Toc228665288 \h </w:instrText>
+            </w:r>
+            <w:r>
+              <w:rPr>
+                <w:noProof/>
+                <w:webHidden/>
+              </w:rPr>
+            </w:r>
+            <w:r>
+              <w:rPr>
+                <w:noProof/>
+                <w:webHidden/>
+              </w:rPr>
+              <w:fldChar w:fldCharType="separate"/>
+            </w:r>
+            <w:r>
+              <w:rPr>
+                <w:noProof/>
+                <w:webHidden/>
+              </w:rPr>
+              <w:t>31</w:t>
+            </w:r>
+            <w:r>
+              <w:rPr>
+                <w:noProof/>
+                <w:webHidden/>
+              </w:rPr>
+              <w:fldChar w:fldCharType="end"/>
+            </w:r>
+          </w:hyperlink>
+        </w:p>
+        <w:p>
+          <w:pPr>
+            <w:pStyle w:val="25"/>
+            <w:tabs>
+              <w:tab w:val="right" w:leader="dot" w:pos="9345"/>
+            </w:tabs>
+            <w:spacing w:line="360" w:lineRule="auto"/>
+            <w:rPr>
+              <w:rFonts w:asciiTheme="minorHAnsi" w:eastAsiaTheme="minorEastAsia" w:hAnsiTheme="minorHAnsi"/>
+              <w:noProof/>
+              <w:sz w:val="24"/>
+              <w:szCs w:val="24"/>
+              <w:lang w:eastAsia="ru-RU"/>
+            </w:rPr>
+          </w:pPr>
+          <w:hyperlink w:anchor="_Toc228665289" w:history="1">
+            <w:r>
+              <w:rPr>
+                <w:rStyle w:val="ae"/>
+                <w:noProof/>
+              </w:rPr>
+              <w:t>4.3. Описание результатов первичного анализа</w:t>
+            </w:r>
+            <w:r>
+              <w:rPr>
+                <w:noProof/>
+                <w:webHidden/>
+              </w:rPr>
+              <w:tab/>
+            </w:r>
+            <w:r>
+              <w:rPr>
+                <w:noProof/>
+                <w:webHidden/>
+              </w:rPr>
+              <w:fldChar w:fldCharType="begin"/>
+            </w:r>
+            <w:r>
+              <w:rPr>
+                <w:noProof/>
+                <w:webHidden/>
+              </w:rPr>
+              <w:instrText xml:space="preserve"> PAGEREF _Toc228665289 \h </w:instrText>
+            </w:r>
+            <w:r>
+              <w:rPr>
+                <w:noProof/>
+                <w:webHidden/>
+              </w:rPr>
+            </w:r>
+            <w:r>
+              <w:rPr>
+                <w:noProof/>
+                <w:webHidden/>
+              </w:rPr>
+              <w:fldChar w:fldCharType="separate"/>
+            </w:r>
+            <w:r>
+              <w:rPr>
+                <w:noProof/>
+                <w:webHidden/>
+              </w:rPr>
+              <w:t>32</w:t>
+            </w:r>
+            <w:r>
+              <w:rPr>
+                <w:noProof/>
+                <w:webHidden/>
+              </w:rPr>
+              <w:fldChar w:fldCharType="end"/>
+            </w:r>
+          </w:hyperlink>
+        </w:p>
+        <w:p>
+          <w:pPr>
+            <w:pStyle w:val="11"/>
+            <w:tabs>
+              <w:tab w:val="right" w:leader="dot" w:pos="9345"/>
+            </w:tabs>
+            <w:spacing w:line="360" w:lineRule="auto"/>
+            <w:rPr>
+              <w:rFonts w:asciiTheme="minorHAnsi" w:eastAsiaTheme="minorEastAsia" w:hAnsiTheme="minorHAnsi"/>
+              <w:noProof/>
+              <w:sz w:val="24"/>
+              <w:szCs w:val="24"/>
+              <w:lang w:eastAsia="ru-RU"/>
+            </w:rPr>
+          </w:pPr>
+          <w:hyperlink w:anchor="_Toc228665290" w:history="1">
+            <w:r>
+              <w:rPr>
+                <w:rStyle w:val="ae"/>
+                <w:noProof/>
+              </w:rPr>
+              <w:t>ЗАКЛЮЧЕНИЕ</w:t>
+            </w:r>
+            <w:r>
+              <w:rPr>
+                <w:noProof/>
+                <w:webHidden/>
+              </w:rPr>
+              <w:tab/>
+            </w:r>
+            <w:r>
+              <w:rPr>
+                <w:noProof/>
+                <w:webHidden/>
+              </w:rPr>
+              <w:fldChar w:fldCharType="begin"/>
+            </w:r>
+            <w:r>
+              <w:rPr>
+                <w:noProof/>
+                <w:webHidden/>
+              </w:rPr>
+              <w:instrText xml:space="preserve"> PAGEREF _Toc228665290 \h </w:instrText>
+            </w:r>
+            <w:r>
+              <w:rPr>
+                <w:noProof/>
+                <w:webHidden/>
+              </w:rPr>
+            </w:r>
+            <w:r>
+              <w:rPr>
+                <w:noProof/>
+                <w:webHidden/>
+              </w:rPr>
+              <w:fldChar w:fldCharType="separate"/>
+            </w:r>
+            <w:r>
+              <w:rPr>
+                <w:noProof/>
+                <w:webHidden/>
+              </w:rPr>
+              <w:t>35</w:t>
+            </w:r>
+            <w:r>
+              <w:rPr>
+                <w:noProof/>
+                <w:webHidden/>
+              </w:rPr>
+              <w:fldChar w:fldCharType="end"/>
+            </w:r>
+          </w:hyperlink>
+        </w:p>
+        <w:p>
+          <w:pPr>
+            <w:pStyle w:val="11"/>
+            <w:tabs>
+              <w:tab w:val="right" w:leader="dot" w:pos="9345"/>
+            </w:tabs>
+            <w:spacing w:line="360" w:lineRule="auto"/>
+            <w:rPr>
+              <w:rFonts w:asciiTheme="minorHAnsi" w:eastAsiaTheme="minorEastAsia" w:hAnsiTheme="minorHAnsi"/>
+              <w:noProof/>
+              <w:sz w:val="24"/>
+              <w:szCs w:val="24"/>
+              <w:lang w:eastAsia="ru-RU"/>
+            </w:rPr>
+          </w:pPr>
+          <w:hyperlink w:anchor="_Toc228665291" w:history="1">
+            <w:r>
+              <w:rPr>
+                <w:rStyle w:val="ae"/>
+                <w:noProof/>
+              </w:rPr>
+              <w:t>ЛИТЕРАТУРА</w:t>
+            </w:r>
+            <w:r>
+              <w:rPr>
+                <w:noProof/>
+                <w:webHidden/>
+              </w:rPr>
+              <w:tab/>
+            </w:r>
+            <w:r>
+              <w:rPr>
+                <w:noProof/>
+                <w:webHidden/>
+              </w:rPr>
+              <w:fldChar w:fldCharType="begin"/>
+            </w:r>
+            <w:r>
+              <w:rPr>
+                <w:noProof/>
+                <w:webHidden/>
+              </w:rPr>
+              <w:instrText xml:space="preserve"> PAGEREF _Toc228665291 \h </w:instrText>
+            </w:r>
+            <w:r>
+              <w:rPr>
+                <w:noProof/>
+                <w:webHidden/>
+              </w:rPr>
+            </w:r>
+            <w:r>
+              <w:rPr>
+                <w:noProof/>
+                <w:webHidden/>
+              </w:rPr>
+              <w:fldChar w:fldCharType="separate"/>
+            </w:r>
+            <w:r>
+              <w:rPr>
+                <w:noProof/>
+                <w:webHidden/>
+              </w:rPr>
+              <w:t>36</w:t>
+            </w:r>
+            <w:r>
+              <w:rPr>
+                <w:noProof/>
+                <w:webHidden/>
+              </w:rPr>
+              <w:fldChar w:fldCharType="end"/>
+            </w:r>
+          </w:hyperlink>
+        </w:p>
+        <w:p>
+          <w:pPr>
+            <w:spacing w:line="360" w:lineRule="auto"/>
+            <w:rPr>
+              <w:b/>
+              <w:bCs/>
+            </w:rPr>
+          </w:pPr>
+          <w:r>
+            <w:rPr>
+              <w:b/>
+              <w:bCs/>
+            </w:rPr>
+            <w:fldChar w:fldCharType="end"/>
+          </w:r>
+        </w:p>
+      </w:sdtContent>
+    </w:sdt>
+    <w:p>
+      <w:pPr>
+        <w:spacing w:line="360" w:lineRule="auto"/>
+        <w:rPr>
+          <w:b/>
+          <w:bCs/>
+        </w:rPr>
+      </w:pPr>
+    </w:p>
+    <w:p>
+      <w:pPr>
+        <w:spacing w:line="360" w:lineRule="auto"/>
+        <w:rPr>
+          <w:b/>
+          <w:bCs/>
+        </w:rPr>
+      </w:pPr>
+    </w:p>
+    <w:p>
+      <w:pPr>
+        <w:spacing w:line="360" w:lineRule="auto"/>
       </w:pPr>
     </w:p>
     <w:p>
       <w:pPr>
         <w:pStyle w:val="1"/>
+        <w:spacing w:line="360" w:lineRule="auto"/>
         <w:rPr>
           <w:rFonts w:cs="Times New Roman"/>
           <w:b w:val="0"/>
@@ -2036,6 +3390,7 @@
           <w:szCs w:val="28"/>
         </w:rPr>
       </w:pPr>
+      <w:bookmarkStart w:id="0" w:name="_Toc228665273"/>
       <w:r>
         <w:rPr>
           <w:rFonts w:cs="Times New Roman"/>
@@ -2045,6 +3400,7 @@
         <w:lastRenderedPageBreak/>
         <w:t>ВВЕДЕНИЕ</w:t>
       </w:r>
+      <w:bookmarkEnd w:id="0"/>
     </w:p>
     <w:p>
       <w:pPr>
@@ -2118,14 +3474,30 @@
         </w:rPr>
         <w:t xml:space="preserve">В исследовании </w:t>
       </w:r>
-      <w:hyperlink r:id="rId13" w:history="1">
+      <w:hyperlink w:anchor="Киберленинка" w:history="1">
         <w:r>
           <w:rPr>
             <w:rStyle w:val="ae"/>
             <w:rFonts w:cs="Times New Roman"/>
             <w:szCs w:val="28"/>
           </w:rPr>
-          <w:t>[1]</w:t>
+          <w:t>[</w:t>
+        </w:r>
+        <w:r>
+          <w:rPr>
+            <w:rStyle w:val="ae"/>
+            <w:rFonts w:cs="Times New Roman"/>
+            <w:szCs w:val="28"/>
+          </w:rPr>
+          <w:t>1</w:t>
+        </w:r>
+        <w:r>
+          <w:rPr>
+            <w:rStyle w:val="ae"/>
+            <w:rFonts w:cs="Times New Roman"/>
+            <w:szCs w:val="28"/>
+          </w:rPr>
+          <w:t>]</w:t>
         </w:r>
       </w:hyperlink>
       <w:r>
@@ -2558,6 +3930,7 @@
     <w:p>
       <w:pPr>
         <w:pStyle w:val="1"/>
+        <w:spacing w:line="360" w:lineRule="auto"/>
         <w:rPr>
           <w:rFonts w:cs="Times New Roman"/>
           <w:b w:val="0"/>
@@ -2565,6 +3938,7 @@
           <w:szCs w:val="28"/>
         </w:rPr>
       </w:pPr>
+      <w:bookmarkStart w:id="1" w:name="_Toc228665274"/>
       <w:r>
         <w:rPr>
           <w:rFonts w:cs="Times New Roman"/>
@@ -2574,10 +3948,12 @@
         <w:lastRenderedPageBreak/>
         <w:t>1. ПЕРВИЧНЫЙ АНАЛИЗ НАБОРА ТАБЛИЧНЫХ ДАННЫХ</w:t>
       </w:r>
+      <w:bookmarkEnd w:id="1"/>
     </w:p>
     <w:p>
       <w:pPr>
         <w:pStyle w:val="2"/>
+        <w:spacing w:line="360" w:lineRule="auto"/>
         <w:rPr>
           <w:rFonts w:cs="Times New Roman"/>
           <w:b w:val="0"/>
@@ -2585,6 +3961,7 @@
           <w:szCs w:val="28"/>
         </w:rPr>
       </w:pPr>
+      <w:bookmarkStart w:id="2" w:name="_Toc228665275"/>
       <w:r>
         <w:rPr>
           <w:rFonts w:cs="Times New Roman"/>
@@ -2609,6 +3986,7 @@
         </w:rPr>
         <w:t xml:space="preserve"> Постановка задачи</w:t>
       </w:r>
+      <w:bookmarkEnd w:id="2"/>
     </w:p>
     <w:p>
       <w:pPr>
@@ -2707,6 +4085,7 @@
     <w:p>
       <w:pPr>
         <w:pStyle w:val="2"/>
+        <w:spacing w:line="360" w:lineRule="auto"/>
         <w:rPr>
           <w:rFonts w:cs="Times New Roman"/>
           <w:b w:val="0"/>
@@ -2714,6 +4093,7 @@
           <w:szCs w:val="28"/>
         </w:rPr>
       </w:pPr>
+      <w:bookmarkStart w:id="3" w:name="_Toc228665276"/>
       <w:r>
         <w:rPr>
           <w:rFonts w:cs="Times New Roman"/>
@@ -2730,6 +4110,7 @@
         </w:rPr>
         <w:t>Описание выбранного набора данных</w:t>
       </w:r>
+      <w:bookmarkEnd w:id="3"/>
     </w:p>
     <w:p>
       <w:pPr>
@@ -2806,13 +4187,16 @@
         </w:rPr>
         <w:t xml:space="preserve"> </w:t>
       </w:r>
-      <w:r>
-        <w:rPr>
-          <w:rFonts w:cs="Times New Roman"/>
-          <w:szCs w:val="28"/>
-        </w:rPr>
-        <w:t>[2]</w:t>
-      </w:r>
+      <w:hyperlink w:anchor="Frauddetectiondataset" w:history="1">
+        <w:r>
+          <w:rPr>
+            <w:rStyle w:val="ae"/>
+            <w:rFonts w:cs="Times New Roman"/>
+            <w:szCs w:val="28"/>
+          </w:rPr>
+          <w:t>[2]</w:t>
+        </w:r>
+      </w:hyperlink>
       <w:r>
         <w:rPr>
           <w:rFonts w:cs="Times New Roman"/>
@@ -5958,6 +7342,7 @@
     <w:p>
       <w:pPr>
         <w:pStyle w:val="2"/>
+        <w:spacing w:line="360" w:lineRule="auto"/>
         <w:rPr>
           <w:rFonts w:cs="Times New Roman"/>
           <w:b w:val="0"/>
@@ -5965,6 +7350,7 @@
           <w:szCs w:val="28"/>
         </w:rPr>
       </w:pPr>
+      <w:bookmarkStart w:id="4" w:name="_Toc228665277"/>
       <w:r>
         <w:rPr>
           <w:rFonts w:cs="Times New Roman"/>
@@ -5973,6 +7359,7 @@
         </w:rPr>
         <w:t>1.3. Описание результатов первичного анализа</w:t>
       </w:r>
+      <w:bookmarkEnd w:id="4"/>
     </w:p>
     <w:p>
       <w:pPr>
@@ -6055,9 +7442,9 @@
           <w:szCs w:val="28"/>
         </w:rPr>
         <w:drawing>
-          <wp:inline distT="0" distB="0" distL="0" distR="0" wp14:anchorId="76011C62" wp14:editId="127C389A">
-            <wp:extent cx="5479366" cy="1463040"/>
-            <wp:effectExtent l="0" t="0" r="7620" b="3810"/>
+          <wp:inline distT="0" distB="0" distL="0" distR="0" wp14:anchorId="76011C62" wp14:editId="40673D79">
+            <wp:extent cx="5219700" cy="1409263"/>
+            <wp:effectExtent l="0" t="0" r="0" b="635"/>
             <wp:docPr id="70494878" name="Рисунок 1"/>
             <wp:cNvGraphicFramePr>
               <a:graphicFrameLocks xmlns:a="http://schemas.openxmlformats.org/drawingml/2006/main" noChangeAspect="1"/>
@@ -6072,7 +7459,7 @@
                     </pic:cNvPicPr>
                   </pic:nvPicPr>
                   <pic:blipFill>
-                    <a:blip r:embed="rId14" cstate="print">
+                    <a:blip r:embed="rId8" cstate="print">
                       <a:extLst>
                         <a:ext uri="{28A0092B-C50C-407E-A947-70E740481C1C}">
                           <a14:useLocalDpi xmlns:a14="http://schemas.microsoft.com/office/drawing/2010/main" val="0"/>
@@ -6087,7 +7474,7 @@
                   <pic:spPr bwMode="auto">
                     <a:xfrm>
                       <a:off x="0" y="0"/>
-                      <a:ext cx="5563563" cy="1485521"/>
+                      <a:ext cx="5506922" cy="1486810"/>
                     </a:xfrm>
                     <a:prstGeom prst="rect">
                       <a:avLst/>
@@ -7855,7 +9242,7 @@
                     </pic:cNvPicPr>
                   </pic:nvPicPr>
                   <pic:blipFill>
-                    <a:blip r:embed="rId15">
+                    <a:blip r:embed="rId9">
                       <a:extLst>
                         <a:ext uri="{28A0092B-C50C-407E-A947-70E740481C1C}">
                           <a14:useLocalDpi xmlns:a14="http://schemas.microsoft.com/office/drawing/2010/main" val="0"/>
@@ -8029,7 +9416,7 @@
                     </pic:cNvPicPr>
                   </pic:nvPicPr>
                   <pic:blipFill>
-                    <a:blip r:embed="rId16">
+                    <a:blip r:embed="rId10">
                       <a:extLst>
                         <a:ext uri="{28A0092B-C50C-407E-A947-70E740481C1C}">
                           <a14:useLocalDpi xmlns:a14="http://schemas.microsoft.com/office/drawing/2010/main" val="0"/>
@@ -8168,7 +9555,7 @@
           <w:szCs w:val="28"/>
         </w:rPr>
         <w:drawing>
-          <wp:inline distT="0" distB="0" distL="0" distR="0" wp14:anchorId="02A93143" wp14:editId="755329EC">
+          <wp:inline distT="0" distB="0" distL="0" distR="0" wp14:anchorId="02A93143" wp14:editId="62016189">
             <wp:extent cx="3893820" cy="1949409"/>
             <wp:effectExtent l="0" t="0" r="0" b="0"/>
             <wp:docPr id="1730683625" name="Рисунок 5"/>
@@ -8185,7 +9572,7 @@
                     </pic:cNvPicPr>
                   </pic:nvPicPr>
                   <pic:blipFill>
-                    <a:blip r:embed="rId17" cstate="print">
+                    <a:blip r:embed="rId11" cstate="print">
                       <a:extLst>
                         <a:ext uri="{28A0092B-C50C-407E-A947-70E740481C1C}">
                           <a14:useLocalDpi xmlns:a14="http://schemas.microsoft.com/office/drawing/2010/main" val="0"/>
@@ -8345,6 +9732,12 @@
           <w:szCs w:val="28"/>
         </w:rPr>
         <w:tab/>
+      </w:r>
+      <w:r>
+        <w:rPr>
+          <w:rFonts w:cs="Times New Roman"/>
+          <w:szCs w:val="28"/>
+        </w:rPr>
         <w:t>Если в определенном регионе больше всего происходит мошеннических операций, то ИИ может начать предполагать, что все транзакции из этого региона преступные.</w:t>
       </w:r>
     </w:p>
@@ -8576,6 +9969,7 @@
     <w:p>
       <w:pPr>
         <w:pStyle w:val="1"/>
+        <w:spacing w:line="360" w:lineRule="auto"/>
         <w:rPr>
           <w:rFonts w:cs="Times New Roman"/>
           <w:b w:val="0"/>
@@ -8583,6 +9977,7 @@
           <w:szCs w:val="28"/>
         </w:rPr>
       </w:pPr>
+      <w:bookmarkStart w:id="5" w:name="_Toc228665278"/>
       <w:r>
         <w:rPr>
           <w:rFonts w:cs="Times New Roman"/>
@@ -8592,10 +9987,12 @@
         <w:lastRenderedPageBreak/>
         <w:t>2. ПЕРВИЧНЫЙ АНАЛИЗ НАБОРА ДАННЫХ С ВРЕМЕННЫМИ РЯДАМИ</w:t>
       </w:r>
+      <w:bookmarkEnd w:id="5"/>
     </w:p>
     <w:p>
       <w:pPr>
         <w:pStyle w:val="2"/>
+        <w:spacing w:line="360" w:lineRule="auto"/>
         <w:rPr>
           <w:rFonts w:cs="Times New Roman"/>
           <w:b w:val="0"/>
@@ -8603,6 +10000,7 @@
           <w:szCs w:val="28"/>
         </w:rPr>
       </w:pPr>
+      <w:bookmarkStart w:id="6" w:name="_Toc228665279"/>
       <w:r>
         <w:rPr>
           <w:rFonts w:cs="Times New Roman"/>
@@ -8611,9 +10009,11 @@
         </w:rPr>
         <w:t>2.1. Постановка задачи</w:t>
       </w:r>
-    </w:p>
-    <w:p>
-      <w:pPr>
+      <w:bookmarkEnd w:id="6"/>
+    </w:p>
+    <w:p>
+      <w:pPr>
+        <w:spacing w:line="360" w:lineRule="auto"/>
         <w:rPr>
           <w:rFonts w:cs="Times New Roman"/>
           <w:szCs w:val="28"/>
@@ -8693,6 +10093,7 @@
     <w:p>
       <w:pPr>
         <w:pStyle w:val="2"/>
+        <w:spacing w:line="360" w:lineRule="auto"/>
         <w:rPr>
           <w:rFonts w:cs="Times New Roman"/>
           <w:b w:val="0"/>
@@ -8700,6 +10101,7 @@
           <w:szCs w:val="28"/>
         </w:rPr>
       </w:pPr>
+      <w:bookmarkStart w:id="7" w:name="_Toc228665280"/>
       <w:r>
         <w:rPr>
           <w:rFonts w:cs="Times New Roman"/>
@@ -8708,9 +10110,11 @@
         </w:rPr>
         <w:t>2.2. Описание выбранного набора данных</w:t>
       </w:r>
-    </w:p>
-    <w:p>
-      <w:pPr>
+      <w:bookmarkEnd w:id="7"/>
+    </w:p>
+    <w:p>
+      <w:pPr>
+        <w:spacing w:line="360" w:lineRule="auto"/>
         <w:rPr>
           <w:rFonts w:cs="Times New Roman"/>
           <w:b/>
@@ -8851,13 +10255,16 @@
         </w:rPr>
         <w:t xml:space="preserve">» </w:t>
       </w:r>
-      <w:r>
-        <w:rPr>
-          <w:rFonts w:cs="Times New Roman"/>
-          <w:szCs w:val="28"/>
-        </w:rPr>
-        <w:t>[3]</w:t>
-      </w:r>
+      <w:hyperlink w:anchor="ballbearingdataset" w:history="1">
+        <w:r>
+          <w:rPr>
+            <w:rStyle w:val="ae"/>
+            <w:rFonts w:cs="Times New Roman"/>
+            <w:szCs w:val="28"/>
+          </w:rPr>
+          <w:t>[3]</w:t>
+        </w:r>
+      </w:hyperlink>
       <w:r>
         <w:rPr>
           <w:rFonts w:cs="Times New Roman"/>
@@ -8944,6 +10351,7 @@
           <w:ilvl w:val="0"/>
           <w:numId w:val="5"/>
         </w:numPr>
+        <w:spacing w:line="360" w:lineRule="auto"/>
         <w:rPr>
           <w:rFonts w:cs="Times New Roman"/>
           <w:szCs w:val="28"/>
@@ -8990,6 +10398,7 @@
           <w:ilvl w:val="0"/>
           <w:numId w:val="5"/>
         </w:numPr>
+        <w:spacing w:line="360" w:lineRule="auto"/>
         <w:rPr>
           <w:rFonts w:cs="Times New Roman"/>
           <w:szCs w:val="28"/>
@@ -9043,6 +10452,7 @@
           <w:ilvl w:val="0"/>
           <w:numId w:val="5"/>
         </w:numPr>
+        <w:spacing w:line="360" w:lineRule="auto"/>
         <w:rPr>
           <w:rFonts w:cs="Times New Roman"/>
           <w:szCs w:val="28"/>
@@ -9097,6 +10507,7 @@
           <w:ilvl w:val="0"/>
           <w:numId w:val="5"/>
         </w:numPr>
+        <w:spacing w:line="360" w:lineRule="auto"/>
         <w:rPr>
           <w:rFonts w:cs="Times New Roman"/>
           <w:szCs w:val="28"/>
@@ -9121,6 +10532,7 @@
     </w:p>
     <w:p>
       <w:pPr>
+        <w:spacing w:line="360" w:lineRule="auto"/>
         <w:ind w:firstLine="708"/>
         <w:rPr>
           <w:rFonts w:cs="Times New Roman"/>
@@ -9245,6 +10657,7 @@
     </w:p>
     <w:p>
       <w:pPr>
+        <w:spacing w:line="360" w:lineRule="auto"/>
         <w:ind w:left="708"/>
         <w:rPr>
           <w:rFonts w:cs="Times New Roman"/>
@@ -9270,6 +10683,7 @@
           <w:ilvl w:val="0"/>
           <w:numId w:val="6"/>
         </w:numPr>
+        <w:spacing w:line="360" w:lineRule="auto"/>
         <w:rPr>
           <w:rFonts w:cs="Times New Roman"/>
           <w:szCs w:val="28"/>
@@ -9312,6 +10726,7 @@
           <w:ilvl w:val="0"/>
           <w:numId w:val="6"/>
         </w:numPr>
+        <w:spacing w:line="360" w:lineRule="auto"/>
         <w:rPr>
           <w:rFonts w:cs="Times New Roman"/>
           <w:szCs w:val="28"/>
@@ -9332,16 +10747,18 @@
           <w:ilvl w:val="0"/>
           <w:numId w:val="6"/>
         </w:numPr>
-        <w:rPr>
-          <w:rFonts w:cs="Times New Roman"/>
-          <w:szCs w:val="28"/>
-        </w:rPr>
-      </w:pPr>
-      <w:r>
-        <w:rPr>
-          <w:rFonts w:cs="Times New Roman"/>
-          <w:szCs w:val="28"/>
-        </w:rPr>
+        <w:spacing w:line="360" w:lineRule="auto"/>
+        <w:rPr>
+          <w:rFonts w:cs="Times New Roman"/>
+          <w:szCs w:val="28"/>
+        </w:rPr>
+      </w:pPr>
+      <w:r>
+        <w:rPr>
+          <w:rFonts w:cs="Times New Roman"/>
+          <w:szCs w:val="28"/>
+        </w:rPr>
+        <w:lastRenderedPageBreak/>
         <w:t>Наружный диаметр: 52 мм</w:t>
       </w:r>
     </w:p>
@@ -9352,6 +10769,7 @@
           <w:ilvl w:val="0"/>
           <w:numId w:val="6"/>
         </w:numPr>
+        <w:spacing w:line="360" w:lineRule="auto"/>
         <w:rPr>
           <w:rFonts w:cs="Times New Roman"/>
           <w:szCs w:val="28"/>
@@ -9372,6 +10790,7 @@
           <w:ilvl w:val="0"/>
           <w:numId w:val="6"/>
         </w:numPr>
+        <w:spacing w:line="360" w:lineRule="auto"/>
         <w:rPr>
           <w:rFonts w:cs="Times New Roman"/>
           <w:szCs w:val="28"/>
@@ -9407,6 +10826,7 @@
           <w:ilvl w:val="0"/>
           <w:numId w:val="6"/>
         </w:numPr>
+        <w:spacing w:line="360" w:lineRule="auto"/>
         <w:rPr>
           <w:rFonts w:cs="Times New Roman"/>
           <w:szCs w:val="28"/>
@@ -9427,6 +10847,7 @@
           <w:ilvl w:val="0"/>
           <w:numId w:val="6"/>
         </w:numPr>
+        <w:spacing w:line="360" w:lineRule="auto"/>
         <w:rPr>
           <w:rFonts w:cs="Times New Roman"/>
           <w:szCs w:val="28"/>
@@ -9442,51 +10863,29 @@
     </w:p>
     <w:p>
       <w:pPr>
-        <w:rPr>
-          <w:rFonts w:cs="Times New Roman"/>
-          <w:szCs w:val="28"/>
-        </w:rPr>
-      </w:pPr>
-    </w:p>
-    <w:p>
-      <w:pPr>
-        <w:rPr>
-          <w:rFonts w:cs="Times New Roman"/>
-          <w:szCs w:val="28"/>
-        </w:rPr>
-      </w:pPr>
-    </w:p>
-    <w:p>
-      <w:pPr>
-        <w:rPr>
-          <w:rFonts w:cs="Times New Roman"/>
-          <w:szCs w:val="28"/>
-        </w:rPr>
-      </w:pPr>
-    </w:p>
-    <w:p>
-      <w:pPr>
         <w:pStyle w:val="2"/>
+        <w:spacing w:line="360" w:lineRule="auto"/>
         <w:rPr>
           <w:rFonts w:cs="Times New Roman"/>
           <w:b w:val="0"/>
           <w:bCs/>
           <w:szCs w:val="28"/>
-          <w:lang w:val="en-US"/>
-        </w:rPr>
-      </w:pPr>
-      <w:r>
-        <w:rPr>
-          <w:rFonts w:cs="Times New Roman"/>
-          <w:bCs/>
-          <w:szCs w:val="28"/>
-        </w:rPr>
-        <w:lastRenderedPageBreak/>
+        </w:rPr>
+      </w:pPr>
+      <w:bookmarkStart w:id="8" w:name="_Toc228665281"/>
+      <w:r>
+        <w:rPr>
+          <w:rFonts w:cs="Times New Roman"/>
+          <w:bCs/>
+          <w:szCs w:val="28"/>
+        </w:rPr>
         <w:t>2.3. Описание результатов первичного анализа</w:t>
       </w:r>
-    </w:p>
-    <w:p>
-      <w:pPr>
+      <w:bookmarkEnd w:id="8"/>
+    </w:p>
+    <w:p>
+      <w:pPr>
+        <w:spacing w:line="360" w:lineRule="auto"/>
         <w:rPr>
           <w:rFonts w:cs="Times New Roman"/>
           <w:szCs w:val="28"/>
@@ -9502,6 +10901,7 @@
     </w:p>
     <w:p>
       <w:pPr>
+        <w:spacing w:line="360" w:lineRule="auto"/>
         <w:rPr>
           <w:rFonts w:cs="Times New Roman"/>
           <w:szCs w:val="28"/>
@@ -9532,6 +10932,7 @@
     </w:p>
     <w:p>
       <w:pPr>
+        <w:spacing w:line="360" w:lineRule="auto"/>
         <w:rPr>
           <w:rFonts w:cs="Times New Roman"/>
           <w:szCs w:val="28"/>
@@ -9547,6 +10948,7 @@
     </w:p>
     <w:p>
       <w:pPr>
+        <w:spacing w:line="360" w:lineRule="auto"/>
         <w:rPr>
           <w:rFonts w:cs="Times New Roman"/>
           <w:szCs w:val="28"/>
@@ -9570,6 +10972,7 @@
     </w:p>
     <w:p>
       <w:pPr>
+        <w:spacing w:line="360" w:lineRule="auto"/>
         <w:jc w:val="center"/>
         <w:rPr>
           <w:rFonts w:cs="Times New Roman"/>
@@ -9600,7 +11003,7 @@
                     </pic:cNvPicPr>
                   </pic:nvPicPr>
                   <pic:blipFill>
-                    <a:blip r:embed="rId18" cstate="print">
+                    <a:blip r:embed="rId12" cstate="print">
                       <a:extLst>
                         <a:ext uri="{28A0092B-C50C-407E-A947-70E740481C1C}">
                           <a14:useLocalDpi xmlns:a14="http://schemas.microsoft.com/office/drawing/2010/main" val="0"/>
@@ -9634,6 +11037,7 @@
     </w:p>
     <w:p>
       <w:pPr>
+        <w:spacing w:line="360" w:lineRule="auto"/>
         <w:jc w:val="center"/>
         <w:rPr>
           <w:rFonts w:cs="Times New Roman"/>
@@ -9703,16 +11107,18 @@
     </w:p>
     <w:p>
       <w:pPr>
-        <w:rPr>
-          <w:rFonts w:cs="Times New Roman"/>
-          <w:szCs w:val="28"/>
-        </w:rPr>
-      </w:pPr>
-      <w:r>
-        <w:rPr>
-          <w:rFonts w:cs="Times New Roman"/>
-          <w:szCs w:val="28"/>
-        </w:rPr>
+        <w:spacing w:line="360" w:lineRule="auto"/>
+        <w:rPr>
+          <w:rFonts w:cs="Times New Roman"/>
+          <w:szCs w:val="28"/>
+        </w:rPr>
+      </w:pPr>
+      <w:r>
+        <w:rPr>
+          <w:rFonts w:cs="Times New Roman"/>
+          <w:szCs w:val="28"/>
+        </w:rPr>
+        <w:lastRenderedPageBreak/>
         <w:tab/>
         <w:t>На основе рис. 2.1 можно сказать, что у температуры атмосферы</w:t>
       </w:r>
@@ -9797,6 +11203,7 @@
     </w:p>
     <w:p>
       <w:pPr>
+        <w:spacing w:line="360" w:lineRule="auto"/>
         <w:rPr>
           <w:rFonts w:cs="Times New Roman"/>
           <w:szCs w:val="28"/>
@@ -9841,6 +11248,7 @@
     </w:p>
     <w:p>
       <w:pPr>
+        <w:spacing w:line="360" w:lineRule="auto"/>
         <w:jc w:val="center"/>
         <w:rPr>
           <w:rFonts w:cs="Times New Roman"/>
@@ -9853,7 +11261,6 @@
           <w:noProof/>
           <w:szCs w:val="28"/>
         </w:rPr>
-        <w:lastRenderedPageBreak/>
         <w:drawing>
           <wp:inline distT="0" distB="0" distL="0" distR="0" wp14:anchorId="1E602D1E" wp14:editId="0342FC2F">
             <wp:extent cx="5364651" cy="4241800"/>
@@ -9872,7 +11279,7 @@
                     </pic:cNvPicPr>
                   </pic:nvPicPr>
                   <pic:blipFill>
-                    <a:blip r:embed="rId19" cstate="print">
+                    <a:blip r:embed="rId13" cstate="print">
                       <a:extLst>
                         <a:ext uri="{28A0092B-C50C-407E-A947-70E740481C1C}">
                           <a14:useLocalDpi xmlns:a14="http://schemas.microsoft.com/office/drawing/2010/main" val="0"/>
@@ -9906,6 +11313,7 @@
     </w:p>
     <w:p>
       <w:pPr>
+        <w:spacing w:line="360" w:lineRule="auto"/>
         <w:jc w:val="center"/>
         <w:rPr>
           <w:rFonts w:cs="Times New Roman"/>
@@ -9919,6 +11327,7 @@
           <w:bCs/>
           <w:szCs w:val="28"/>
         </w:rPr>
+        <w:lastRenderedPageBreak/>
         <w:t xml:space="preserve">Рисунок 2.2. </w:t>
       </w:r>
       <w:r>
@@ -9991,6 +11400,7 @@
     </w:p>
     <w:p>
       <w:pPr>
+        <w:spacing w:line="360" w:lineRule="auto"/>
         <w:rPr>
           <w:rFonts w:cs="Times New Roman"/>
           <w:szCs w:val="28"/>
@@ -10042,6 +11452,7 @@
     </w:p>
     <w:p>
       <w:pPr>
+        <w:spacing w:line="360" w:lineRule="auto"/>
         <w:rPr>
           <w:rFonts w:cs="Times New Roman"/>
           <w:szCs w:val="28"/>
@@ -10057,6 +11468,7 @@
     </w:p>
     <w:p>
       <w:pPr>
+        <w:spacing w:line="360" w:lineRule="auto"/>
         <w:rPr>
           <w:rFonts w:cs="Times New Roman"/>
           <w:szCs w:val="28"/>
@@ -10125,6 +11537,7 @@
           </w:tcPr>
           <w:p>
             <w:pPr>
+              <w:spacing w:line="360" w:lineRule="auto"/>
               <w:rPr>
                 <w:rFonts w:cs="Times New Roman"/>
                 <w:b/>
@@ -10141,6 +11554,7 @@
           </w:tcPr>
           <w:p>
             <w:pPr>
+              <w:spacing w:line="360" w:lineRule="auto"/>
               <w:rPr>
                 <w:rFonts w:cs="Times New Roman"/>
                 <w:b/>
@@ -10171,6 +11585,7 @@
           </w:tcPr>
           <w:p>
             <w:pPr>
+              <w:spacing w:line="360" w:lineRule="auto"/>
               <w:rPr>
                 <w:rFonts w:cs="Times New Roman"/>
                 <w:b/>
@@ -10201,6 +11616,7 @@
           </w:tcPr>
           <w:p>
             <w:pPr>
+              <w:spacing w:line="360" w:lineRule="auto"/>
               <w:rPr>
                 <w:rFonts w:cs="Times New Roman"/>
                 <w:b/>
@@ -10231,6 +11647,7 @@
           </w:tcPr>
           <w:p>
             <w:pPr>
+              <w:spacing w:line="360" w:lineRule="auto"/>
               <w:rPr>
                 <w:rFonts w:cs="Times New Roman"/>
                 <w:b/>
@@ -10263,6 +11680,7 @@
           </w:tcPr>
           <w:p>
             <w:pPr>
+              <w:spacing w:line="360" w:lineRule="auto"/>
               <w:rPr>
                 <w:rFonts w:cs="Times New Roman"/>
                 <w:b/>
@@ -10291,6 +11709,7 @@
           </w:tcPr>
           <w:p>
             <w:pPr>
+              <w:spacing w:line="360" w:lineRule="auto"/>
               <w:rPr>
                 <w:rFonts w:cs="Times New Roman"/>
                 <w:sz w:val="24"/>
@@ -10315,6 +11734,7 @@
           </w:tcPr>
           <w:p>
             <w:pPr>
+              <w:spacing w:line="360" w:lineRule="auto"/>
               <w:rPr>
                 <w:rFonts w:cs="Times New Roman"/>
                 <w:sz w:val="24"/>
@@ -10339,6 +11759,7 @@
           </w:tcPr>
           <w:p>
             <w:pPr>
+              <w:spacing w:line="360" w:lineRule="auto"/>
               <w:rPr>
                 <w:rFonts w:cs="Times New Roman"/>
                 <w:sz w:val="24"/>
@@ -10363,6 +11784,7 @@
           </w:tcPr>
           <w:p>
             <w:pPr>
+              <w:spacing w:line="360" w:lineRule="auto"/>
               <w:rPr>
                 <w:rFonts w:cs="Times New Roman"/>
                 <w:sz w:val="24"/>
@@ -10389,6 +11811,7 @@
           </w:tcPr>
           <w:p>
             <w:pPr>
+              <w:spacing w:line="360" w:lineRule="auto"/>
               <w:rPr>
                 <w:rFonts w:cs="Times New Roman"/>
                 <w:b/>
@@ -10417,6 +11840,7 @@
           </w:tcPr>
           <w:p>
             <w:pPr>
+              <w:spacing w:line="360" w:lineRule="auto"/>
               <w:rPr>
                 <w:rFonts w:cs="Times New Roman"/>
                 <w:sz w:val="24"/>
@@ -10449,6 +11873,7 @@
           </w:tcPr>
           <w:p>
             <w:pPr>
+              <w:spacing w:line="360" w:lineRule="auto"/>
               <w:rPr>
                 <w:rFonts w:cs="Times New Roman"/>
                 <w:sz w:val="24"/>
@@ -10482,6 +11907,7 @@
           </w:tcPr>
           <w:p>
             <w:pPr>
+              <w:spacing w:line="360" w:lineRule="auto"/>
               <w:rPr>
                 <w:rFonts w:cs="Times New Roman"/>
                 <w:sz w:val="24"/>
@@ -10524,6 +11950,7 @@
           </w:tcPr>
           <w:p>
             <w:pPr>
+              <w:spacing w:line="360" w:lineRule="auto"/>
               <w:rPr>
                 <w:rFonts w:cs="Times New Roman"/>
                 <w:sz w:val="24"/>
@@ -10568,6 +11995,7 @@
           </w:tcPr>
           <w:p>
             <w:pPr>
+              <w:spacing w:line="360" w:lineRule="auto"/>
               <w:rPr>
                 <w:rFonts w:cs="Times New Roman"/>
                 <w:b/>
@@ -10596,6 +12024,7 @@
           </w:tcPr>
           <w:p>
             <w:pPr>
+              <w:spacing w:line="360" w:lineRule="auto"/>
               <w:rPr>
                 <w:rFonts w:cs="Times New Roman"/>
                 <w:sz w:val="24"/>
@@ -10620,6 +12049,7 @@
           </w:tcPr>
           <w:p>
             <w:pPr>
+              <w:spacing w:line="360" w:lineRule="auto"/>
               <w:rPr>
                 <w:rFonts w:cs="Times New Roman"/>
                 <w:sz w:val="24"/>
@@ -10644,6 +12074,7 @@
           </w:tcPr>
           <w:p>
             <w:pPr>
+              <w:spacing w:line="360" w:lineRule="auto"/>
               <w:rPr>
                 <w:rFonts w:cs="Times New Roman"/>
                 <w:sz w:val="24"/>
@@ -10686,6 +12117,7 @@
           </w:tcPr>
           <w:p>
             <w:pPr>
+              <w:spacing w:line="360" w:lineRule="auto"/>
               <w:rPr>
                 <w:rFonts w:cs="Times New Roman"/>
                 <w:sz w:val="24"/>
@@ -10721,6 +12153,7 @@
           </w:tcPr>
           <w:p>
             <w:pPr>
+              <w:spacing w:line="360" w:lineRule="auto"/>
               <w:rPr>
                 <w:rFonts w:cs="Times New Roman"/>
                 <w:b/>
@@ -10749,6 +12182,7 @@
           </w:tcPr>
           <w:p>
             <w:pPr>
+              <w:spacing w:line="360" w:lineRule="auto"/>
               <w:rPr>
                 <w:rFonts w:cs="Times New Roman"/>
                 <w:sz w:val="24"/>
@@ -10773,6 +12207,7 @@
           </w:tcPr>
           <w:p>
             <w:pPr>
+              <w:spacing w:line="360" w:lineRule="auto"/>
               <w:rPr>
                 <w:rFonts w:cs="Times New Roman"/>
                 <w:sz w:val="24"/>
@@ -10797,6 +12232,7 @@
           </w:tcPr>
           <w:p>
             <w:pPr>
+              <w:spacing w:line="360" w:lineRule="auto"/>
               <w:rPr>
                 <w:rFonts w:cs="Times New Roman"/>
                 <w:sz w:val="24"/>
@@ -10839,6 +12275,7 @@
           </w:tcPr>
           <w:p>
             <w:pPr>
+              <w:spacing w:line="360" w:lineRule="auto"/>
               <w:rPr>
                 <w:rFonts w:cs="Times New Roman"/>
                 <w:sz w:val="24"/>
@@ -10883,6 +12320,7 @@
           </w:tcPr>
           <w:p>
             <w:pPr>
+              <w:spacing w:line="360" w:lineRule="auto"/>
               <w:rPr>
                 <w:rFonts w:cs="Times New Roman"/>
                 <w:b/>
@@ -10911,6 +12349,7 @@
           </w:tcPr>
           <w:p>
             <w:pPr>
+              <w:spacing w:line="360" w:lineRule="auto"/>
               <w:rPr>
                 <w:rFonts w:cs="Times New Roman"/>
                 <w:sz w:val="24"/>
@@ -10935,6 +12374,7 @@
           </w:tcPr>
           <w:p>
             <w:pPr>
+              <w:spacing w:line="360" w:lineRule="auto"/>
               <w:rPr>
                 <w:rFonts w:cs="Times New Roman"/>
                 <w:sz w:val="24"/>
@@ -10959,6 +12399,7 @@
           </w:tcPr>
           <w:p>
             <w:pPr>
+              <w:spacing w:line="360" w:lineRule="auto"/>
               <w:rPr>
                 <w:rFonts w:cs="Times New Roman"/>
                 <w:sz w:val="24"/>
@@ -11001,6 +12442,7 @@
           </w:tcPr>
           <w:p>
             <w:pPr>
+              <w:spacing w:line="360" w:lineRule="auto"/>
               <w:rPr>
                 <w:rFonts w:cs="Times New Roman"/>
                 <w:sz w:val="24"/>
@@ -11045,6 +12487,7 @@
           </w:tcPr>
           <w:p>
             <w:pPr>
+              <w:spacing w:line="360" w:lineRule="auto"/>
               <w:rPr>
                 <w:rFonts w:cs="Times New Roman"/>
                 <w:b/>
@@ -11073,6 +12516,7 @@
           </w:tcPr>
           <w:p>
             <w:pPr>
+              <w:spacing w:line="360" w:lineRule="auto"/>
               <w:rPr>
                 <w:rFonts w:cs="Times New Roman"/>
                 <w:sz w:val="24"/>
@@ -11097,6 +12541,7 @@
           </w:tcPr>
           <w:p>
             <w:pPr>
+              <w:spacing w:line="360" w:lineRule="auto"/>
               <w:rPr>
                 <w:rFonts w:cs="Times New Roman"/>
                 <w:sz w:val="24"/>
@@ -11121,6 +12566,7 @@
           </w:tcPr>
           <w:p>
             <w:pPr>
+              <w:spacing w:line="360" w:lineRule="auto"/>
               <w:rPr>
                 <w:rFonts w:cs="Times New Roman"/>
                 <w:sz w:val="24"/>
@@ -11163,6 +12609,7 @@
           </w:tcPr>
           <w:p>
             <w:pPr>
+              <w:spacing w:line="360" w:lineRule="auto"/>
               <w:rPr>
                 <w:rFonts w:cs="Times New Roman"/>
                 <w:sz w:val="24"/>
@@ -11207,6 +12654,7 @@
           </w:tcPr>
           <w:p>
             <w:pPr>
+              <w:spacing w:line="360" w:lineRule="auto"/>
               <w:rPr>
                 <w:rFonts w:cs="Times New Roman"/>
                 <w:b/>
@@ -11235,6 +12683,7 @@
           </w:tcPr>
           <w:p>
             <w:pPr>
+              <w:spacing w:line="360" w:lineRule="auto"/>
               <w:rPr>
                 <w:rFonts w:cs="Times New Roman"/>
                 <w:sz w:val="24"/>
@@ -11259,6 +12708,7 @@
           </w:tcPr>
           <w:p>
             <w:pPr>
+              <w:spacing w:line="360" w:lineRule="auto"/>
               <w:rPr>
                 <w:rFonts w:cs="Times New Roman"/>
                 <w:sz w:val="24"/>
@@ -11283,6 +12733,7 @@
           </w:tcPr>
           <w:p>
             <w:pPr>
+              <w:spacing w:line="360" w:lineRule="auto"/>
               <w:rPr>
                 <w:rFonts w:cs="Times New Roman"/>
                 <w:sz w:val="24"/>
@@ -11325,6 +12776,7 @@
           </w:tcPr>
           <w:p>
             <w:pPr>
+              <w:spacing w:line="360" w:lineRule="auto"/>
               <w:rPr>
                 <w:rFonts w:cs="Times New Roman"/>
                 <w:sz w:val="24"/>
@@ -11369,6 +12821,7 @@
           </w:tcPr>
           <w:p>
             <w:pPr>
+              <w:spacing w:line="360" w:lineRule="auto"/>
               <w:rPr>
                 <w:rFonts w:cs="Times New Roman"/>
                 <w:b/>
@@ -11397,6 +12850,7 @@
           </w:tcPr>
           <w:p>
             <w:pPr>
+              <w:spacing w:line="360" w:lineRule="auto"/>
               <w:rPr>
                 <w:rFonts w:cs="Times New Roman"/>
                 <w:sz w:val="24"/>
@@ -11421,6 +12875,7 @@
           </w:tcPr>
           <w:p>
             <w:pPr>
+              <w:spacing w:line="360" w:lineRule="auto"/>
               <w:rPr>
                 <w:rFonts w:cs="Times New Roman"/>
                 <w:sz w:val="24"/>
@@ -11445,6 +12900,7 @@
           </w:tcPr>
           <w:p>
             <w:pPr>
+              <w:spacing w:line="360" w:lineRule="auto"/>
               <w:rPr>
                 <w:rFonts w:cs="Times New Roman"/>
                 <w:sz w:val="24"/>
@@ -11487,6 +12943,7 @@
           </w:tcPr>
           <w:p>
             <w:pPr>
+              <w:spacing w:line="360" w:lineRule="auto"/>
               <w:rPr>
                 <w:rFonts w:cs="Times New Roman"/>
                 <w:sz w:val="24"/>
@@ -11527,15 +12984,85 @@
     </w:tbl>
     <w:p>
       <w:pPr>
-        <w:rPr>
-          <w:rFonts w:cs="Times New Roman"/>
-          <w:szCs w:val="28"/>
-        </w:rPr>
-      </w:pPr>
-    </w:p>
-    <w:p>
-      <w:pPr>
-        <w:ind w:firstLine="708"/>
+        <w:spacing w:line="360" w:lineRule="auto"/>
+        <w:rPr>
+          <w:rFonts w:cs="Times New Roman"/>
+          <w:szCs w:val="28"/>
+        </w:rPr>
+      </w:pPr>
+    </w:p>
+    <w:p>
+      <w:pPr>
+        <w:spacing w:line="360" w:lineRule="auto"/>
+        <w:ind w:firstLine="709"/>
+        <w:rPr>
+          <w:rFonts w:cs="Times New Roman"/>
+          <w:szCs w:val="28"/>
+        </w:rPr>
+      </w:pPr>
+      <w:r>
+        <w:rPr>
+          <w:rFonts w:cs="Times New Roman"/>
+          <w:szCs w:val="28"/>
+        </w:rPr>
+        <w:t xml:space="preserve">По таблице можно увидеть, </w:t>
+      </w:r>
+      <w:r>
+        <w:rPr>
+          <w:rFonts w:cs="Times New Roman"/>
+          <w:szCs w:val="28"/>
+        </w:rPr>
+        <w:t xml:space="preserve">что максимальные значения, за исключением температуры атмосферы, за допустимыми пределами, когда подшипник уже износился и требует замену. </w:t>
+      </w:r>
+      <w:r>
+        <w:rPr>
+          <w:rFonts w:cs="Times New Roman"/>
+          <w:szCs w:val="28"/>
+        </w:rPr>
+        <w:t xml:space="preserve">Также, средние значения и медианы достаточно близки к друг-другу, что можно назвать симметричным распределением.  Частота дискретизации везде равна 25.6 кГц. Разброс между значениями вибрации небольшой и составляет </w:t>
+      </w:r>
+      <w:r>
+        <w:rPr>
+          <w:rFonts w:cs="Times New Roman"/>
+          <w:szCs w:val="28"/>
+        </w:rPr>
+        <w:t>0,2300138</w:t>
+      </w:r>
+      <w:r>
+        <w:rPr>
+          <w:rFonts w:cs="Times New Roman"/>
+          <w:szCs w:val="28"/>
+        </w:rPr>
+        <w:t>, что не требует масштабирования данных. Из неинформативных каналов можно выделить температуру атмосферы, так как она почти никак не изменяется</w:t>
+      </w:r>
+      <w:r>
+        <w:rPr>
+          <w:rFonts w:cs="Times New Roman"/>
+          <w:szCs w:val="28"/>
+        </w:rPr>
+        <w:t>.</w:t>
+      </w:r>
+    </w:p>
+    <w:p>
+      <w:pPr>
+        <w:rPr>
+          <w:b/>
+        </w:rPr>
+      </w:pPr>
+      <w:r>
+        <w:t>2.</w:t>
+      </w:r>
+      <w:r>
+        <w:t>3.3.</w:t>
+      </w:r>
+      <w:r>
+        <w:t xml:space="preserve"> Анализ пропусков и выбросов</w:t>
+      </w:r>
+    </w:p>
+    <w:p>
+      <w:pPr>
+        <w:spacing w:line="360" w:lineRule="auto"/>
+        <w:ind w:firstLine="709"/>
         <w:rPr>
           <w:rFonts w:cs="Times New Roman"/>
           <w:szCs w:val="28"/>
@@ -11547,78 +13074,6 @@
           <w:szCs w:val="28"/>
         </w:rPr>
         <w:lastRenderedPageBreak/>
-        <w:t xml:space="preserve">По таблице можно увидеть, </w:t>
-      </w:r>
-      <w:r>
-        <w:rPr>
-          <w:rFonts w:cs="Times New Roman"/>
-          <w:szCs w:val="28"/>
-        </w:rPr>
-        <w:t xml:space="preserve">что максимальные значения, за исключением температуры атмосферы, за допустимыми пределами, когда подшипник уже износился и требует замену. </w:t>
-      </w:r>
-      <w:r>
-        <w:rPr>
-          <w:rFonts w:cs="Times New Roman"/>
-          <w:szCs w:val="28"/>
-        </w:rPr>
-        <w:t xml:space="preserve">Также, средние значения и медианы достаточно близки к друг-другу, что можно назвать симметричным распределением.  Частота дискретизации везде равна 25.6 кГц. Разброс между значениями вибрации небольшой и составляет </w:t>
-      </w:r>
-      <w:r>
-        <w:rPr>
-          <w:rFonts w:cs="Times New Roman"/>
-          <w:szCs w:val="28"/>
-        </w:rPr>
-        <w:t>0,2300138</w:t>
-      </w:r>
-      <w:r>
-        <w:rPr>
-          <w:rFonts w:cs="Times New Roman"/>
-          <w:szCs w:val="28"/>
-        </w:rPr>
-        <w:t>, что не требует масштабирования данных. Из неинформативных каналов можно выделить температуру атмосферы, так как она почти никак не изменяется</w:t>
-      </w:r>
-      <w:r>
-        <w:rPr>
-          <w:rFonts w:cs="Times New Roman"/>
-          <w:szCs w:val="28"/>
-        </w:rPr>
-        <w:t>.</w:t>
-      </w:r>
-    </w:p>
-    <w:p>
-      <w:pPr>
-        <w:pStyle w:val="2"/>
-        <w:rPr>
-          <w:rFonts w:cs="Times New Roman"/>
-          <w:b w:val="0"/>
-          <w:bCs/>
-          <w:szCs w:val="28"/>
-        </w:rPr>
-      </w:pPr>
-      <w:r>
-        <w:rPr>
-          <w:rFonts w:cs="Times New Roman"/>
-          <w:bCs/>
-          <w:szCs w:val="28"/>
-        </w:rPr>
-        <w:t>2.4 Анализ пропусков и выбросов</w:t>
-      </w:r>
-    </w:p>
-    <w:p>
-      <w:pPr>
-        <w:rPr>
-          <w:rFonts w:cs="Times New Roman"/>
-          <w:szCs w:val="28"/>
-        </w:rPr>
-      </w:pPr>
-      <w:r>
-        <w:tab/>
-      </w:r>
-      <w:r>
-        <w:rPr>
-          <w:rFonts w:cs="Times New Roman"/>
-          <w:szCs w:val="28"/>
-        </w:rPr>
         <w:t>Табл. 2.2 отображает пропущенные значения и выбросы по каждому каналу временного ряда.</w:t>
       </w:r>
     </w:p>
@@ -11640,11 +13095,13 @@
           </w:tcPr>
           <w:p>
             <w:pPr>
+              <w:spacing w:line="360" w:lineRule="auto"/>
               <w:rPr>
                 <w:rFonts w:cs="Times New Roman"/>
                 <w:b/>
                 <w:bCs/>
-                <w:szCs w:val="28"/>
+                <w:sz w:val="24"/>
+                <w:szCs w:val="24"/>
               </w:rPr>
             </w:pPr>
           </w:p>
@@ -11655,11 +13112,13 @@
           </w:tcPr>
           <w:p>
             <w:pPr>
+              <w:spacing w:line="360" w:lineRule="auto"/>
               <w:rPr>
                 <w:rFonts w:cs="Times New Roman"/>
                 <w:b/>
                 <w:bCs/>
-                <w:szCs w:val="28"/>
+                <w:sz w:val="24"/>
+                <w:szCs w:val="24"/>
               </w:rPr>
             </w:pPr>
             <w:r>
@@ -11667,7 +13126,8 @@
                 <w:rFonts w:cs="Times New Roman"/>
                 <w:b/>
                 <w:bCs/>
-                <w:szCs w:val="28"/>
+                <w:sz w:val="24"/>
+                <w:szCs w:val="24"/>
               </w:rPr>
               <w:t>Пропуски (</w:t>
             </w:r>
@@ -11676,7 +13136,8 @@
                 <w:rFonts w:cs="Times New Roman"/>
                 <w:b/>
                 <w:bCs/>
-                <w:szCs w:val="28"/>
+                <w:sz w:val="24"/>
+                <w:szCs w:val="24"/>
                 <w:lang w:val="en-US"/>
               </w:rPr>
               <w:t>%</w:t>
@@ -11686,7 +13147,8 @@
                 <w:rFonts w:cs="Times New Roman"/>
                 <w:b/>
                 <w:bCs/>
-                <w:szCs w:val="28"/>
+                <w:sz w:val="24"/>
+                <w:szCs w:val="24"/>
               </w:rPr>
               <w:t>)</w:t>
             </w:r>
@@ -11698,11 +13160,13 @@
           </w:tcPr>
           <w:p>
             <w:pPr>
+              <w:spacing w:line="360" w:lineRule="auto"/>
               <w:rPr>
                 <w:rFonts w:cs="Times New Roman"/>
                 <w:b/>
                 <w:bCs/>
-                <w:szCs w:val="28"/>
+                <w:sz w:val="24"/>
+                <w:szCs w:val="24"/>
               </w:rPr>
             </w:pPr>
             <w:r>
@@ -11710,7 +13174,8 @@
                 <w:rFonts w:cs="Times New Roman"/>
                 <w:b/>
                 <w:bCs/>
-                <w:szCs w:val="28"/>
+                <w:sz w:val="24"/>
+                <w:szCs w:val="24"/>
               </w:rPr>
               <w:t>Выбросы</w:t>
             </w:r>
@@ -11719,7 +13184,8 @@
                 <w:rFonts w:cs="Times New Roman"/>
                 <w:b/>
                 <w:bCs/>
-                <w:szCs w:val="28"/>
+                <w:sz w:val="24"/>
+                <w:szCs w:val="24"/>
               </w:rPr>
               <w:t xml:space="preserve"> (аномалии)</w:t>
             </w:r>
@@ -11733,11 +13199,13 @@
           </w:tcPr>
           <w:p>
             <w:pPr>
+              <w:spacing w:line="360" w:lineRule="auto"/>
               <w:rPr>
                 <w:rFonts w:cs="Times New Roman"/>
                 <w:b/>
                 <w:bCs/>
-                <w:szCs w:val="28"/>
+                <w:sz w:val="24"/>
+                <w:szCs w:val="24"/>
               </w:rPr>
             </w:pPr>
             <w:proofErr w:type="spellStart"/>
@@ -11746,7 +13214,8 @@
                 <w:rFonts w:cs="Times New Roman"/>
                 <w:b/>
                 <w:bCs/>
-                <w:szCs w:val="28"/>
+                <w:sz w:val="24"/>
+                <w:szCs w:val="24"/>
               </w:rPr>
               <w:t>Vibration_X</w:t>
             </w:r>
@@ -11759,15 +13228,18 @@
           </w:tcPr>
           <w:p>
             <w:pPr>
-              <w:rPr>
-                <w:rFonts w:cs="Times New Roman"/>
-                <w:szCs w:val="28"/>
+              <w:spacing w:line="360" w:lineRule="auto"/>
+              <w:rPr>
+                <w:rFonts w:cs="Times New Roman"/>
+                <w:sz w:val="24"/>
+                <w:szCs w:val="24"/>
               </w:rPr>
             </w:pPr>
             <w:r>
               <w:rPr>
                 <w:rFonts w:cs="Times New Roman"/>
-                <w:szCs w:val="28"/>
+                <w:sz w:val="24"/>
+                <w:szCs w:val="24"/>
               </w:rPr>
               <w:t>0.002-0.004</w:t>
             </w:r>
@@ -11779,15 +13251,18 @@
           </w:tcPr>
           <w:p>
             <w:pPr>
-              <w:rPr>
-                <w:rFonts w:cs="Times New Roman"/>
-                <w:szCs w:val="28"/>
+              <w:spacing w:line="360" w:lineRule="auto"/>
+              <w:rPr>
+                <w:rFonts w:cs="Times New Roman"/>
+                <w:sz w:val="24"/>
+                <w:szCs w:val="24"/>
               </w:rPr>
             </w:pPr>
             <w:r>
               <w:rPr>
                 <w:rFonts w:cs="Times New Roman"/>
-                <w:szCs w:val="28"/>
+                <w:sz w:val="24"/>
+                <w:szCs w:val="24"/>
               </w:rPr>
               <w:t>2352734</w:t>
             </w:r>
@@ -11801,11 +13276,13 @@
           </w:tcPr>
           <w:p>
             <w:pPr>
+              <w:spacing w:line="360" w:lineRule="auto"/>
               <w:rPr>
                 <w:rFonts w:cs="Times New Roman"/>
                 <w:b/>
                 <w:bCs/>
-                <w:szCs w:val="28"/>
+                <w:sz w:val="24"/>
+                <w:szCs w:val="24"/>
               </w:rPr>
             </w:pPr>
             <w:proofErr w:type="spellStart"/>
@@ -11814,7 +13291,8 @@
                 <w:rFonts w:cs="Times New Roman"/>
                 <w:b/>
                 <w:bCs/>
-                <w:szCs w:val="28"/>
+                <w:sz w:val="24"/>
+                <w:szCs w:val="24"/>
               </w:rPr>
               <w:t>Vibration_Y</w:t>
             </w:r>
@@ -11827,15 +13305,18 @@
           </w:tcPr>
           <w:p>
             <w:pPr>
-              <w:rPr>
-                <w:rFonts w:cs="Times New Roman"/>
-                <w:szCs w:val="28"/>
+              <w:spacing w:line="360" w:lineRule="auto"/>
+              <w:rPr>
+                <w:rFonts w:cs="Times New Roman"/>
+                <w:sz w:val="24"/>
+                <w:szCs w:val="24"/>
               </w:rPr>
             </w:pPr>
             <w:r>
               <w:rPr>
                 <w:rFonts w:cs="Times New Roman"/>
-                <w:szCs w:val="28"/>
+                <w:sz w:val="24"/>
+                <w:szCs w:val="24"/>
               </w:rPr>
               <w:t>0.002-0.004</w:t>
             </w:r>
@@ -11847,15 +13328,18 @@
           </w:tcPr>
           <w:p>
             <w:pPr>
-              <w:rPr>
-                <w:rFonts w:cs="Times New Roman"/>
-                <w:szCs w:val="28"/>
+              <w:spacing w:line="360" w:lineRule="auto"/>
+              <w:rPr>
+                <w:rFonts w:cs="Times New Roman"/>
+                <w:sz w:val="24"/>
+                <w:szCs w:val="24"/>
               </w:rPr>
             </w:pPr>
             <w:r>
               <w:rPr>
                 <w:rFonts w:cs="Times New Roman"/>
-                <w:szCs w:val="28"/>
+                <w:sz w:val="24"/>
+                <w:szCs w:val="24"/>
               </w:rPr>
               <w:t>3698449</w:t>
             </w:r>
@@ -11869,11 +13353,13 @@
           </w:tcPr>
           <w:p>
             <w:pPr>
+              <w:spacing w:line="360" w:lineRule="auto"/>
               <w:rPr>
                 <w:rFonts w:cs="Times New Roman"/>
                 <w:b/>
                 <w:bCs/>
-                <w:szCs w:val="28"/>
+                <w:sz w:val="24"/>
+                <w:szCs w:val="24"/>
               </w:rPr>
             </w:pPr>
             <w:proofErr w:type="spellStart"/>
@@ -11882,7 +13368,8 @@
                 <w:rFonts w:cs="Times New Roman"/>
                 <w:b/>
                 <w:bCs/>
-                <w:szCs w:val="28"/>
+                <w:sz w:val="24"/>
+                <w:szCs w:val="24"/>
               </w:rPr>
               <w:t>Temp_Bearing</w:t>
             </w:r>
@@ -11895,16 +13382,19 @@
           </w:tcPr>
           <w:p>
             <w:pPr>
-              <w:rPr>
-                <w:rFonts w:cs="Times New Roman"/>
-                <w:szCs w:val="28"/>
+              <w:spacing w:line="360" w:lineRule="auto"/>
+              <w:rPr>
+                <w:rFonts w:cs="Times New Roman"/>
+                <w:sz w:val="24"/>
+                <w:szCs w:val="24"/>
                 <w:lang w:val="en-US"/>
               </w:rPr>
             </w:pPr>
             <w:r>
               <w:rPr>
                 <w:rFonts w:cs="Times New Roman"/>
-                <w:szCs w:val="28"/>
+                <w:sz w:val="24"/>
+                <w:szCs w:val="24"/>
               </w:rPr>
               <w:t>0.002-0.0041</w:t>
             </w:r>
@@ -11916,15 +13406,18 @@
           </w:tcPr>
           <w:p>
             <w:pPr>
-              <w:rPr>
-                <w:rFonts w:cs="Times New Roman"/>
-                <w:szCs w:val="28"/>
+              <w:spacing w:line="360" w:lineRule="auto"/>
+              <w:rPr>
+                <w:rFonts w:cs="Times New Roman"/>
+                <w:sz w:val="24"/>
+                <w:szCs w:val="24"/>
               </w:rPr>
             </w:pPr>
             <w:r>
               <w:rPr>
                 <w:rFonts w:cs="Times New Roman"/>
-                <w:szCs w:val="28"/>
+                <w:sz w:val="24"/>
+                <w:szCs w:val="24"/>
               </w:rPr>
               <w:t>-</w:t>
             </w:r>
@@ -11938,11 +13431,13 @@
           </w:tcPr>
           <w:p>
             <w:pPr>
+              <w:spacing w:line="360" w:lineRule="auto"/>
               <w:rPr>
                 <w:rFonts w:cs="Times New Roman"/>
                 <w:b/>
                 <w:bCs/>
-                <w:szCs w:val="28"/>
+                <w:sz w:val="24"/>
+                <w:szCs w:val="24"/>
               </w:rPr>
             </w:pPr>
             <w:proofErr w:type="spellStart"/>
@@ -11951,7 +13446,8 @@
                 <w:rFonts w:cs="Times New Roman"/>
                 <w:b/>
                 <w:bCs/>
-                <w:szCs w:val="28"/>
+                <w:sz w:val="24"/>
+                <w:szCs w:val="24"/>
               </w:rPr>
               <w:t>Temp_Atmosphere</w:t>
             </w:r>
@@ -11964,15 +13460,18 @@
           </w:tcPr>
           <w:p>
             <w:pPr>
-              <w:rPr>
-                <w:rFonts w:cs="Times New Roman"/>
-                <w:szCs w:val="28"/>
+              <w:spacing w:line="360" w:lineRule="auto"/>
+              <w:rPr>
+                <w:rFonts w:cs="Times New Roman"/>
+                <w:sz w:val="24"/>
+                <w:szCs w:val="24"/>
               </w:rPr>
             </w:pPr>
             <w:r>
               <w:rPr>
                 <w:rFonts w:cs="Times New Roman"/>
-                <w:szCs w:val="28"/>
+                <w:sz w:val="24"/>
+                <w:szCs w:val="24"/>
               </w:rPr>
               <w:t>0.002-0.0041</w:t>
             </w:r>
@@ -11984,15 +13483,18 @@
           </w:tcPr>
           <w:p>
             <w:pPr>
-              <w:rPr>
-                <w:rFonts w:cs="Times New Roman"/>
-                <w:szCs w:val="28"/>
+              <w:spacing w:line="360" w:lineRule="auto"/>
+              <w:rPr>
+                <w:rFonts w:cs="Times New Roman"/>
+                <w:sz w:val="24"/>
+                <w:szCs w:val="24"/>
               </w:rPr>
             </w:pPr>
             <w:r>
               <w:rPr>
                 <w:rFonts w:cs="Times New Roman"/>
-                <w:szCs w:val="28"/>
+                <w:sz w:val="24"/>
+                <w:szCs w:val="24"/>
               </w:rPr>
               <w:t>-</w:t>
             </w:r>
@@ -12002,6 +13504,7 @@
     </w:tbl>
     <w:p>
       <w:pPr>
+        <w:spacing w:line="360" w:lineRule="auto"/>
         <w:rPr>
           <w:rFonts w:cs="Times New Roman"/>
           <w:szCs w:val="28"/>
@@ -12019,18 +13522,13 @@
     </w:p>
     <w:p>
       <w:pPr>
-        <w:rPr>
-          <w:rFonts w:cs="Times New Roman"/>
-          <w:szCs w:val="28"/>
-        </w:rPr>
-      </w:pPr>
-      <w:r>
-        <w:rPr>
-          <w:rFonts w:cs="Times New Roman"/>
-          <w:szCs w:val="28"/>
-        </w:rPr>
-        <w:tab/>
-      </w:r>
+        <w:spacing w:line="360" w:lineRule="auto"/>
+        <w:ind w:firstLine="709"/>
+        <w:rPr>
+          <w:rFonts w:cs="Times New Roman"/>
+          <w:szCs w:val="28"/>
+        </w:rPr>
+      </w:pPr>
       <w:r>
         <w:rPr>
           <w:rFonts w:cs="Times New Roman"/>
@@ -12134,6 +13632,7 @@
     </w:p>
     <w:p>
       <w:pPr>
+        <w:spacing w:line="360" w:lineRule="auto"/>
         <w:jc w:val="center"/>
         <w:rPr>
           <w:rFonts w:cs="Times New Roman"/>
@@ -12147,7 +13646,7 @@
           <w:szCs w:val="28"/>
         </w:rPr>
         <w:drawing>
-          <wp:inline distT="0" distB="0" distL="0" distR="0" wp14:anchorId="52127436" wp14:editId="220357FC">
+          <wp:inline distT="0" distB="0" distL="0" distR="0" wp14:anchorId="52127436" wp14:editId="3278DEA0">
             <wp:extent cx="5935980" cy="2110740"/>
             <wp:effectExtent l="0" t="0" r="7620" b="3810"/>
             <wp:docPr id="1566250433" name="Рисунок 1"/>
@@ -12164,7 +13663,7 @@
                     </pic:cNvPicPr>
                   </pic:nvPicPr>
                   <pic:blipFill rotWithShape="1">
-                    <a:blip r:embed="rId20" cstate="print">
+                    <a:blip r:embed="rId14" cstate="print">
                       <a:extLst>
                         <a:ext uri="{28A0092B-C50C-407E-A947-70E740481C1C}">
                           <a14:useLocalDpi xmlns:a14="http://schemas.microsoft.com/office/drawing/2010/main" val="0"/>
@@ -12203,6 +13702,7 @@
     </w:p>
     <w:p>
       <w:pPr>
+        <w:spacing w:line="360" w:lineRule="auto"/>
         <w:jc w:val="center"/>
         <w:rPr>
           <w:rFonts w:cs="Times New Roman"/>
@@ -12228,66 +13728,60 @@
     </w:p>
     <w:p>
       <w:pPr>
-        <w:pStyle w:val="2"/>
-        <w:rPr>
-          <w:rFonts w:cs="Times New Roman"/>
-          <w:b w:val="0"/>
-          <w:bCs/>
-          <w:szCs w:val="28"/>
-        </w:rPr>
-      </w:pPr>
-      <w:r>
-        <w:rPr>
-          <w:rFonts w:cs="Times New Roman"/>
-          <w:bCs/>
+        <w:rPr>
+          <w:b/>
+        </w:rPr>
+      </w:pPr>
+      <w:r>
+        <w:t>2.</w:t>
+      </w:r>
+      <w:r>
+        <w:t>3.4.</w:t>
+      </w:r>
+      <w:r>
+        <w:t xml:space="preserve"> </w:t>
+      </w:r>
+      <w:r>
+        <w:t>Анализ диапазонов значений</w:t>
+      </w:r>
+    </w:p>
+    <w:p>
+      <w:pPr>
+        <w:spacing w:line="360" w:lineRule="auto"/>
+        <w:rPr>
+          <w:rFonts w:cs="Times New Roman"/>
+          <w:szCs w:val="28"/>
+        </w:rPr>
+      </w:pPr>
+      <w:r>
+        <w:tab/>
+      </w:r>
+      <w:r>
+        <w:rPr>
+          <w:rFonts w:cs="Times New Roman"/>
+          <w:szCs w:val="28"/>
+        </w:rPr>
+        <w:t>На рис. 2.4 представлены диапазоны значений по всем файлам</w:t>
+      </w:r>
+    </w:p>
+    <w:p>
+      <w:pPr>
+        <w:spacing w:line="360" w:lineRule="auto"/>
+        <w:jc w:val="center"/>
+        <w:rPr>
+          <w:rFonts w:cs="Times New Roman"/>
+          <w:szCs w:val="28"/>
+        </w:rPr>
+      </w:pPr>
+      <w:r>
+        <w:rPr>
+          <w:rFonts w:cs="Times New Roman"/>
+          <w:noProof/>
           <w:szCs w:val="28"/>
         </w:rPr>
         <w:lastRenderedPageBreak/>
-        <w:t xml:space="preserve">2.5 </w:t>
-      </w:r>
-      <w:r>
-        <w:rPr>
-          <w:rFonts w:cs="Times New Roman"/>
-          <w:bCs/>
-          <w:szCs w:val="28"/>
-        </w:rPr>
-        <w:t>Анализ диапазонов значений</w:t>
-      </w:r>
-    </w:p>
-    <w:p>
-      <w:pPr>
-        <w:rPr>
-          <w:rFonts w:cs="Times New Roman"/>
-          <w:szCs w:val="28"/>
-        </w:rPr>
-      </w:pPr>
-      <w:r>
-        <w:tab/>
-      </w:r>
-      <w:r>
-        <w:rPr>
-          <w:rFonts w:cs="Times New Roman"/>
-          <w:szCs w:val="28"/>
-        </w:rPr>
-        <w:t>На рис. 2.4 представлены диапазоны значений по всем файлам</w:t>
-      </w:r>
-    </w:p>
-    <w:p>
-      <w:pPr>
-        <w:jc w:val="center"/>
-        <w:rPr>
-          <w:rFonts w:cs="Times New Roman"/>
-          <w:szCs w:val="28"/>
-        </w:rPr>
-      </w:pPr>
-      <w:r>
-        <w:rPr>
-          <w:rFonts w:cs="Times New Roman"/>
-          <w:noProof/>
-          <w:szCs w:val="28"/>
-        </w:rPr>
         <w:drawing>
-          <wp:inline distT="0" distB="0" distL="0" distR="0" wp14:anchorId="303E83D7" wp14:editId="488E9BFF">
+          <wp:inline distT="0" distB="0" distL="0" distR="0" wp14:anchorId="303E83D7" wp14:editId="3B9DDECB">
             <wp:extent cx="5928360" cy="2773680"/>
             <wp:effectExtent l="0" t="0" r="0" b="7620"/>
             <wp:docPr id="1741823544" name="Рисунок 2"/>
@@ -12304,7 +13798,7 @@
                     </pic:cNvPicPr>
                   </pic:nvPicPr>
                   <pic:blipFill>
-                    <a:blip r:embed="rId21" cstate="print">
+                    <a:blip r:embed="rId15" cstate="print">
                       <a:extLst>
                         <a:ext uri="{28A0092B-C50C-407E-A947-70E740481C1C}">
                           <a14:useLocalDpi xmlns:a14="http://schemas.microsoft.com/office/drawing/2010/main" val="0"/>
@@ -12338,6 +13832,7 @@
     </w:p>
     <w:p>
       <w:pPr>
+        <w:spacing w:line="360" w:lineRule="auto"/>
         <w:jc w:val="center"/>
         <w:rPr>
           <w:rFonts w:cs="Times New Roman"/>
@@ -12365,7 +13860,8 @@
     </w:p>
     <w:p>
       <w:pPr>
-        <w:ind w:firstLine="708"/>
+        <w:spacing w:line="360" w:lineRule="auto"/>
+        <w:ind w:firstLine="709"/>
         <w:rPr>
           <w:rFonts w:cs="Times New Roman"/>
           <w:szCs w:val="28"/>
@@ -12444,45 +13940,32 @@
     </w:p>
     <w:p>
       <w:pPr>
-        <w:pStyle w:val="2"/>
-        <w:rPr>
-          <w:rFonts w:cs="Times New Roman"/>
-          <w:b w:val="0"/>
-          <w:bCs/>
-          <w:szCs w:val="28"/>
-        </w:rPr>
-      </w:pPr>
-      <w:r>
-        <w:rPr>
-          <w:rFonts w:cs="Times New Roman"/>
-          <w:bCs/>
-          <w:szCs w:val="28"/>
-        </w:rPr>
-        <w:t xml:space="preserve">2.6 </w:t>
-      </w:r>
-      <w:r>
-        <w:rPr>
-          <w:rFonts w:cs="Times New Roman"/>
-          <w:bCs/>
-          <w:szCs w:val="28"/>
-        </w:rPr>
+        <w:rPr>
+          <w:b/>
+        </w:rPr>
+      </w:pPr>
+      <w:r>
+        <w:t>2.</w:t>
+      </w:r>
+      <w:r>
+        <w:t>3.5.</w:t>
+      </w:r>
+      <w:r>
+        <w:t xml:space="preserve"> </w:t>
+      </w:r>
+      <w:r>
         <w:t>Корреляционный анализ</w:t>
       </w:r>
     </w:p>
     <w:p>
       <w:pPr>
-        <w:rPr>
-          <w:rFonts w:cs="Times New Roman"/>
-          <w:szCs w:val="28"/>
-        </w:rPr>
-      </w:pPr>
-      <w:r>
-        <w:rPr>
-          <w:rFonts w:cs="Times New Roman"/>
-          <w:szCs w:val="28"/>
-        </w:rPr>
-        <w:tab/>
-      </w:r>
+        <w:spacing w:line="360" w:lineRule="auto"/>
+        <w:ind w:firstLine="709"/>
+        <w:rPr>
+          <w:rFonts w:cs="Times New Roman"/>
+          <w:szCs w:val="28"/>
+        </w:rPr>
+      </w:pPr>
       <w:r>
         <w:rPr>
           <w:rFonts w:cs="Times New Roman"/>
@@ -12493,6 +13976,7 @@
     </w:p>
     <w:p>
       <w:pPr>
+        <w:spacing w:line="360" w:lineRule="auto"/>
         <w:jc w:val="center"/>
         <w:rPr>
           <w:rFonts w:cs="Times New Roman"/>
@@ -12505,8 +13989,9 @@
           <w:noProof/>
           <w:szCs w:val="28"/>
         </w:rPr>
+        <w:lastRenderedPageBreak/>
         <w:drawing>
-          <wp:inline distT="0" distB="0" distL="0" distR="0" wp14:anchorId="3F0B6425" wp14:editId="6B6CD0AE">
+          <wp:inline distT="0" distB="0" distL="0" distR="0" wp14:anchorId="3F0B6425" wp14:editId="080825C6">
             <wp:extent cx="5229860" cy="2453576"/>
             <wp:effectExtent l="0" t="0" r="0" b="4445"/>
             <wp:docPr id="1727576592" name="Рисунок 1"/>
@@ -12523,7 +14008,7 @@
                     </pic:cNvPicPr>
                   </pic:nvPicPr>
                   <pic:blipFill rotWithShape="1">
-                    <a:blip r:embed="rId22" cstate="print">
+                    <a:blip r:embed="rId16" cstate="print">
                       <a:extLst>
                         <a:ext uri="{28A0092B-C50C-407E-A947-70E740481C1C}">
                           <a14:useLocalDpi xmlns:a14="http://schemas.microsoft.com/office/drawing/2010/main" val="0"/>
@@ -12562,6 +14047,7 @@
     </w:p>
     <w:p>
       <w:pPr>
+        <w:spacing w:line="360" w:lineRule="auto"/>
         <w:jc w:val="center"/>
         <w:rPr>
           <w:rFonts w:cs="Times New Roman"/>
@@ -12587,175 +14073,199 @@
     </w:p>
     <w:p>
       <w:pPr>
-        <w:rPr>
-          <w:rFonts w:cs="Times New Roman"/>
-          <w:szCs w:val="28"/>
-        </w:rPr>
-      </w:pPr>
-      <w:r>
-        <w:rPr>
-          <w:rFonts w:cs="Times New Roman"/>
-          <w:szCs w:val="28"/>
-        </w:rPr>
+        <w:spacing w:line="360" w:lineRule="auto"/>
+        <w:ind w:firstLine="709"/>
+        <w:rPr>
+          <w:rFonts w:cs="Times New Roman"/>
+          <w:szCs w:val="28"/>
+        </w:rPr>
+      </w:pPr>
+      <w:r>
+        <w:rPr>
+          <w:rFonts w:cs="Times New Roman"/>
+          <w:szCs w:val="28"/>
+        </w:rPr>
+        <w:t>Наблюдается следующее:</w:t>
+      </w:r>
+      <w:r>
+        <w:rPr>
+          <w:rFonts w:cs="Times New Roman"/>
+          <w:szCs w:val="28"/>
+        </w:rPr>
+        <w:t xml:space="preserve"> отрицательная корреляция отсутствует.</w:t>
+      </w:r>
+      <w:r>
+        <w:rPr>
+          <w:rFonts w:cs="Times New Roman"/>
+          <w:szCs w:val="28"/>
+        </w:rPr>
+        <w:t xml:space="preserve"> </w:t>
+      </w:r>
+      <w:r>
+        <w:rPr>
+          <w:rFonts w:cs="Times New Roman"/>
+          <w:szCs w:val="28"/>
+        </w:rPr>
+        <w:t>Имеется небольшая</w:t>
+      </w:r>
+      <w:r>
+        <w:rPr>
+          <w:rFonts w:cs="Times New Roman"/>
+          <w:szCs w:val="28"/>
+        </w:rPr>
+        <w:t xml:space="preserve"> корреляция между вибрациями по оси </w:t>
+      </w:r>
+      <w:r>
+        <w:rPr>
+          <w:rFonts w:cs="Times New Roman"/>
+          <w:szCs w:val="28"/>
+          <w:lang w:val="en-US"/>
+        </w:rPr>
+        <w:t>x</w:t>
+      </w:r>
+      <w:r>
+        <w:rPr>
+          <w:rFonts w:cs="Times New Roman"/>
+          <w:szCs w:val="28"/>
+        </w:rPr>
+        <w:t xml:space="preserve"> </w:t>
+      </w:r>
+      <w:r>
+        <w:rPr>
+          <w:rFonts w:cs="Times New Roman"/>
+          <w:szCs w:val="28"/>
+        </w:rPr>
+        <w:t xml:space="preserve">и </w:t>
+      </w:r>
+      <w:r>
+        <w:rPr>
+          <w:rFonts w:cs="Times New Roman"/>
+          <w:szCs w:val="28"/>
+          <w:lang w:val="en-US"/>
+        </w:rPr>
+        <w:t>y</w:t>
+      </w:r>
+      <w:r>
+        <w:rPr>
+          <w:rFonts w:cs="Times New Roman"/>
+          <w:szCs w:val="28"/>
+        </w:rPr>
+        <w:t xml:space="preserve">. </w:t>
+      </w:r>
+      <w:r>
+        <w:rPr>
+          <w:rFonts w:cs="Times New Roman"/>
+          <w:szCs w:val="28"/>
+        </w:rPr>
+        <w:t xml:space="preserve">Также, можно заметить, что температура атмосферы и температура подшипника имеют коэффициент 0.6. </w:t>
+      </w:r>
+      <w:r>
+        <w:rPr>
+          <w:rFonts w:cs="Times New Roman"/>
+          <w:szCs w:val="28"/>
+        </w:rPr>
+        <w:t>Это означает, что две величины изменяются вместе в положительную сторону, но это не говорит о том, что температура атмосферы – одна из главных причин повышения температуры подшипника. На протяжении всей работы детали внешняя температура изменилась с 24.4 градусов по Цельсию до 26.7 градусов. Это не значительное изменение, поэтому нельзя сказать, что температура атмосферы сильно повлияла на подшипник.</w:t>
+      </w:r>
+      <w:r>
+        <w:rPr>
+          <w:rFonts w:cs="Times New Roman"/>
+          <w:szCs w:val="28"/>
+        </w:rPr>
+        <w:t xml:space="preserve"> Последнее, что можно увидеть: никакой корреляции </w:t>
+      </w:r>
+      <w:r>
+        <w:rPr>
+          <w:rFonts w:cs="Times New Roman"/>
+          <w:szCs w:val="28"/>
+        </w:rPr>
+        <w:t>нет между</w:t>
+      </w:r>
+      <w:r>
+        <w:rPr>
+          <w:rFonts w:cs="Times New Roman"/>
+          <w:szCs w:val="28"/>
+        </w:rPr>
+        <w:t xml:space="preserve"> температурами и вибрациями подшипника.</w:t>
+      </w:r>
+      <w:r>
+        <w:rPr>
+          <w:rFonts w:cs="Times New Roman"/>
+          <w:szCs w:val="28"/>
+        </w:rPr>
+        <w:t xml:space="preserve"> Внешняя температура относительно вибраций – уникальное значение. Также, вибрации никак не влияют на температуру подшипника</w:t>
+      </w:r>
+      <w:r>
+        <w:rPr>
+          <w:rFonts w:cs="Times New Roman"/>
+          <w:szCs w:val="28"/>
+        </w:rPr>
+        <w:t xml:space="preserve"> и наоборот, ведь сильные вибрации вызываются дефектами в самом подшипнике.</w:t>
+      </w:r>
+    </w:p>
+    <w:p>
+      <w:pPr>
+        <w:spacing w:line="360" w:lineRule="auto"/>
+        <w:ind w:firstLine="709"/>
+        <w:rPr>
+          <w:rFonts w:cs="Times New Roman"/>
+          <w:szCs w:val="28"/>
+        </w:rPr>
+      </w:pPr>
+    </w:p>
+    <w:p>
+      <w:pPr>
+        <w:spacing w:line="360" w:lineRule="auto"/>
+        <w:ind w:firstLine="709"/>
+        <w:rPr>
+          <w:rFonts w:cs="Times New Roman"/>
+          <w:szCs w:val="28"/>
+        </w:rPr>
+      </w:pPr>
+    </w:p>
+    <w:p>
+      <w:pPr>
+        <w:spacing w:line="360" w:lineRule="auto"/>
+        <w:ind w:firstLine="709"/>
+        <w:rPr>
+          <w:rFonts w:cs="Times New Roman"/>
+          <w:szCs w:val="28"/>
+        </w:rPr>
+      </w:pPr>
+    </w:p>
+    <w:p>
+      <w:pPr>
+        <w:spacing w:line="360" w:lineRule="auto"/>
+        <w:ind w:firstLine="709"/>
+        <w:rPr>
+          <w:rFonts w:cs="Times New Roman"/>
+          <w:szCs w:val="28"/>
+        </w:rPr>
+      </w:pPr>
+    </w:p>
+    <w:p>
+      <w:r>
         <w:lastRenderedPageBreak/>
-        <w:tab/>
-      </w:r>
-      <w:r>
-        <w:rPr>
-          <w:rFonts w:cs="Times New Roman"/>
-          <w:szCs w:val="28"/>
-        </w:rPr>
-        <w:t>Наблюдается следующее:</w:t>
-      </w:r>
-      <w:r>
-        <w:rPr>
-          <w:rFonts w:cs="Times New Roman"/>
-          <w:szCs w:val="28"/>
-        </w:rPr>
-        <w:t xml:space="preserve"> отрицательная корреляция отсутствует.</w:t>
-      </w:r>
-      <w:r>
-        <w:rPr>
-          <w:rFonts w:cs="Times New Roman"/>
-          <w:szCs w:val="28"/>
-        </w:rPr>
+        <w:t>2.</w:t>
+      </w:r>
+      <w:r>
+        <w:t>3.6.</w:t>
+      </w:r>
+      <w:r>
         <w:t xml:space="preserve"> </w:t>
       </w:r>
       <w:r>
-        <w:rPr>
-          <w:rFonts w:cs="Times New Roman"/>
-          <w:szCs w:val="28"/>
-        </w:rPr>
-        <w:t>Имеется небольшая</w:t>
-      </w:r>
-      <w:r>
-        <w:rPr>
-          <w:rFonts w:cs="Times New Roman"/>
-          <w:szCs w:val="28"/>
-        </w:rPr>
-        <w:t xml:space="preserve"> корреляция между вибрациями по оси </w:t>
-      </w:r>
-      <w:r>
-        <w:rPr>
-          <w:rFonts w:cs="Times New Roman"/>
-          <w:szCs w:val="28"/>
-          <w:lang w:val="en-US"/>
-        </w:rPr>
-        <w:t>x</w:t>
-      </w:r>
-      <w:r>
-        <w:rPr>
-          <w:rFonts w:cs="Times New Roman"/>
-          <w:szCs w:val="28"/>
-        </w:rPr>
-        <w:t xml:space="preserve"> </w:t>
-      </w:r>
-      <w:r>
-        <w:rPr>
-          <w:rFonts w:cs="Times New Roman"/>
-          <w:szCs w:val="28"/>
-        </w:rPr>
-        <w:t xml:space="preserve">и </w:t>
-      </w:r>
-      <w:r>
-        <w:rPr>
-          <w:rFonts w:cs="Times New Roman"/>
-          <w:szCs w:val="28"/>
-          <w:lang w:val="en-US"/>
-        </w:rPr>
-        <w:t>y</w:t>
-      </w:r>
-      <w:r>
-        <w:rPr>
-          <w:rFonts w:cs="Times New Roman"/>
-          <w:szCs w:val="28"/>
-        </w:rPr>
-        <w:t xml:space="preserve">. </w:t>
-      </w:r>
-      <w:r>
-        <w:rPr>
-          <w:rFonts w:cs="Times New Roman"/>
-          <w:szCs w:val="28"/>
-        </w:rPr>
-        <w:t xml:space="preserve">Также, можно заметить, что температура атмосферы и температура подшипника имеют коэффициент 0.6. </w:t>
-      </w:r>
-      <w:r>
-        <w:rPr>
-          <w:rFonts w:cs="Times New Roman"/>
-          <w:szCs w:val="28"/>
-        </w:rPr>
-        <w:t>Это означает, что две величины изменяются вместе в положительную сторону, но это не говорит о том, что температура атмосферы – одна из главных причин повышения температуры подшипника. На протяжении всей работы детали внешняя температура изменилась с 24.4 градусов по Цельсию до 26.7 градусов. Это не значительное изменение, поэтому нельзя сказать, что температура атмосферы сильно повлияла на подшипник.</w:t>
-      </w:r>
-      <w:r>
-        <w:rPr>
-          <w:rFonts w:cs="Times New Roman"/>
-          <w:szCs w:val="28"/>
-        </w:rPr>
-        <w:t xml:space="preserve"> Последнее, что можно увидеть: никакой корреляции </w:t>
-      </w:r>
-      <w:r>
-        <w:rPr>
-          <w:rFonts w:cs="Times New Roman"/>
-          <w:szCs w:val="28"/>
-        </w:rPr>
-        <w:t>нет между</w:t>
-      </w:r>
-      <w:r>
-        <w:rPr>
-          <w:rFonts w:cs="Times New Roman"/>
-          <w:szCs w:val="28"/>
-        </w:rPr>
-        <w:t xml:space="preserve"> температурами и вибрациями подшипника.</w:t>
-      </w:r>
-      <w:r>
-        <w:rPr>
-          <w:rFonts w:cs="Times New Roman"/>
-          <w:szCs w:val="28"/>
-        </w:rPr>
-        <w:t xml:space="preserve"> Внешняя температура относительно вибраций – уникальное значение. Также, вибрации никак не влияют на температуру подшипника</w:t>
-      </w:r>
-      <w:r>
-        <w:rPr>
-          <w:rFonts w:cs="Times New Roman"/>
-          <w:szCs w:val="28"/>
-        </w:rPr>
-        <w:t xml:space="preserve"> и наоборот, ведь сильные вибрации вызываются дефектами в самом подшипнике.</w:t>
-      </w:r>
-    </w:p>
-    <w:p>
-      <w:pPr>
-        <w:pStyle w:val="2"/>
-      </w:pPr>
-      <w:r>
-        <w:rPr>
-          <w:rFonts w:cs="Times New Roman"/>
-          <w:bCs/>
-          <w:szCs w:val="28"/>
-        </w:rPr>
-        <w:t xml:space="preserve">2.7 </w:t>
-      </w:r>
-      <w:r>
-        <w:rPr>
-          <w:rFonts w:cs="Times New Roman"/>
-          <w:bCs/>
-          <w:szCs w:val="28"/>
-        </w:rPr>
-        <w:t>Поиск и анализ шумов</w:t>
-      </w:r>
-      <w:r>
-        <w:t xml:space="preserve"> </w:t>
-      </w:r>
-    </w:p>
-    <w:p>
-      <w:pPr>
-        <w:rPr>
-          <w:rFonts w:cs="Times New Roman"/>
-          <w:szCs w:val="28"/>
-        </w:rPr>
-      </w:pPr>
-      <w:r>
-        <w:tab/>
-      </w:r>
+        <w:t xml:space="preserve">Поиск и анализ шумов </w:t>
+      </w:r>
+    </w:p>
+    <w:p>
+      <w:pPr>
+        <w:spacing w:line="360" w:lineRule="auto"/>
+        <w:ind w:firstLine="709"/>
+        <w:rPr>
+          <w:rFonts w:cs="Times New Roman"/>
+          <w:szCs w:val="28"/>
+        </w:rPr>
+      </w:pPr>
       <w:r>
         <w:rPr>
           <w:rFonts w:cs="Times New Roman"/>
@@ -12787,7 +14297,7 @@
                     </pic:cNvPicPr>
                   </pic:nvPicPr>
                   <pic:blipFill>
-                    <a:blip r:embed="rId23" cstate="print">
+                    <a:blip r:embed="rId17" cstate="print">
                       <a:extLst>
                         <a:ext uri="{28A0092B-C50C-407E-A947-70E740481C1C}">
                           <a14:useLocalDpi xmlns:a14="http://schemas.microsoft.com/office/drawing/2010/main" val="0"/>
@@ -12821,6 +14331,7 @@
     </w:p>
     <w:p>
       <w:pPr>
+        <w:spacing w:line="360" w:lineRule="auto"/>
         <w:jc w:val="center"/>
         <w:rPr>
           <w:rFonts w:cs="Times New Roman"/>
@@ -12860,7 +14371,8 @@
     </w:p>
     <w:p>
       <w:pPr>
-        <w:ind w:firstLine="708"/>
+        <w:spacing w:line="360" w:lineRule="auto"/>
+        <w:ind w:firstLine="709"/>
         <w:rPr>
           <w:rFonts w:cs="Times New Roman"/>
           <w:szCs w:val="28"/>
@@ -12876,17 +14388,18 @@
     </w:p>
     <w:p>
       <w:pPr>
-        <w:rPr>
-          <w:rFonts w:cs="Times New Roman"/>
-          <w:szCs w:val="28"/>
-        </w:rPr>
-      </w:pPr>
-      <w:r>
-        <w:rPr>
-          <w:rFonts w:cs="Times New Roman"/>
-          <w:szCs w:val="28"/>
-        </w:rPr>
-        <w:tab/>
+        <w:spacing w:line="360" w:lineRule="auto"/>
+        <w:ind w:firstLine="709"/>
+        <w:rPr>
+          <w:rFonts w:cs="Times New Roman"/>
+          <w:szCs w:val="28"/>
+        </w:rPr>
+      </w:pPr>
+      <w:r>
+        <w:rPr>
+          <w:rFonts w:cs="Times New Roman"/>
+          <w:szCs w:val="28"/>
+        </w:rPr>
         <w:t>Второй график – тренд</w:t>
       </w:r>
       <w:r>
@@ -12913,42 +14426,93 @@
     </w:p>
     <w:p>
       <w:pPr>
-        <w:rPr>
-          <w:rFonts w:cs="Times New Roman"/>
-          <w:szCs w:val="28"/>
-        </w:rPr>
-      </w:pPr>
-      <w:r>
-        <w:rPr>
-          <w:rFonts w:cs="Times New Roman"/>
-          <w:szCs w:val="28"/>
-        </w:rPr>
-        <w:tab/>
-        <w:t xml:space="preserve">Третий график – сезонность. Здесь отображена часовая сезонность, так как был проанализирован один файл. Она очень незначительная и колеблется </w:t>
-      </w:r>
+        <w:spacing w:line="360" w:lineRule="auto"/>
+        <w:ind w:firstLine="709"/>
+        <w:rPr>
+          <w:rFonts w:cs="Times New Roman"/>
+          <w:szCs w:val="28"/>
+        </w:rPr>
+      </w:pPr>
+      <w:r>
+        <w:rPr>
+          <w:rFonts w:cs="Times New Roman"/>
+          <w:szCs w:val="28"/>
+        </w:rPr>
+        <w:t>Третий график – сезонность. Здесь отображена часовая сезонность, так как был проанализирован один файл. Она очень незначительная и колеблется примерно от -0.015 до 0.01 градусов Цельсия. Это показывает стабильность в этот час работы. Сезонность почти никак не влияет на общий сигнал</w:t>
+      </w:r>
+      <w:r>
+        <w:rPr>
+          <w:rFonts w:cs="Times New Roman"/>
+          <w:szCs w:val="28"/>
+        </w:rPr>
+        <w:t>.</w:t>
+      </w:r>
+    </w:p>
+    <w:p>
+      <w:pPr>
+        <w:spacing w:line="360" w:lineRule="auto"/>
+        <w:ind w:firstLine="709"/>
+        <w:rPr>
+          <w:rFonts w:cs="Times New Roman"/>
+          <w:szCs w:val="28"/>
+        </w:rPr>
+      </w:pPr>
+    </w:p>
+    <w:p>
+      <w:pPr>
+        <w:spacing w:line="360" w:lineRule="auto"/>
+        <w:ind w:firstLine="709"/>
+        <w:rPr>
+          <w:rFonts w:cs="Times New Roman"/>
+          <w:szCs w:val="28"/>
+        </w:rPr>
+      </w:pPr>
+    </w:p>
+    <w:p>
+      <w:pPr>
+        <w:spacing w:line="360" w:lineRule="auto"/>
+        <w:ind w:firstLine="709"/>
+        <w:rPr>
+          <w:rFonts w:cs="Times New Roman"/>
+          <w:szCs w:val="28"/>
+        </w:rPr>
+      </w:pPr>
+    </w:p>
+    <w:p>
+      <w:pPr>
+        <w:spacing w:line="360" w:lineRule="auto"/>
+        <w:ind w:firstLine="709"/>
+        <w:rPr>
+          <w:rFonts w:cs="Times New Roman"/>
+          <w:szCs w:val="28"/>
+        </w:rPr>
+      </w:pPr>
+    </w:p>
+    <w:p>
+      <w:pPr>
+        <w:spacing w:line="360" w:lineRule="auto"/>
+        <w:ind w:firstLine="709"/>
+        <w:rPr>
+          <w:rFonts w:cs="Times New Roman"/>
+          <w:szCs w:val="28"/>
+        </w:rPr>
+      </w:pPr>
+    </w:p>
+    <w:p>
+      <w:pPr>
+        <w:spacing w:line="360" w:lineRule="auto"/>
+        <w:ind w:firstLine="709"/>
+        <w:rPr>
+          <w:rFonts w:cs="Times New Roman"/>
+          <w:szCs w:val="28"/>
+        </w:rPr>
+      </w:pPr>
       <w:r>
         <w:rPr>
           <w:rFonts w:cs="Times New Roman"/>
           <w:szCs w:val="28"/>
         </w:rPr>
         <w:lastRenderedPageBreak/>
-        <w:t>примерно от -0.015 до 0.01 градусов Цельсия. Это показывает стабильность в этот час работы. Сезонность почти никак не влияет на общий сигнал</w:t>
-      </w:r>
-    </w:p>
-    <w:p>
-      <w:pPr>
-        <w:rPr>
-          <w:rFonts w:cs="Times New Roman"/>
-          <w:szCs w:val="28"/>
-          <w:lang w:val="en-US"/>
-        </w:rPr>
-      </w:pPr>
-      <w:r>
-        <w:rPr>
-          <w:rFonts w:cs="Times New Roman"/>
-          <w:szCs w:val="28"/>
-        </w:rPr>
-        <w:tab/>
         <w:t xml:space="preserve">На рис. 2.7 отображается </w:t>
       </w:r>
       <w:r>
@@ -12957,11 +14521,19 @@
           <w:szCs w:val="28"/>
           <w:lang w:val="en-US"/>
         </w:rPr>
-        <w:t>SNR.</w:t>
-      </w:r>
-    </w:p>
-    <w:p>
-      <w:pPr>
+        <w:t>SNR</w:t>
+      </w:r>
+      <w:r>
+        <w:rPr>
+          <w:rFonts w:cs="Times New Roman"/>
+          <w:szCs w:val="28"/>
+        </w:rPr>
+        <w:t>.</w:t>
+      </w:r>
+    </w:p>
+    <w:p>
+      <w:pPr>
+        <w:spacing w:line="360" w:lineRule="auto"/>
         <w:jc w:val="center"/>
         <w:rPr>
           <w:rFonts w:cs="Times New Roman"/>
@@ -12994,7 +14566,7 @@
                     </pic:cNvPicPr>
                   </pic:nvPicPr>
                   <pic:blipFill>
-                    <a:blip r:embed="rId24">
+                    <a:blip r:embed="rId18">
                       <a:extLst>
                         <a:ext uri="{28A0092B-C50C-407E-A947-70E740481C1C}">
                           <a14:useLocalDpi xmlns:a14="http://schemas.microsoft.com/office/drawing/2010/main" val="0"/>
@@ -13028,6 +14600,7 @@
     </w:p>
     <w:p>
       <w:pPr>
+        <w:spacing w:line="360" w:lineRule="auto"/>
         <w:jc w:val="center"/>
         <w:rPr>
           <w:rFonts w:cs="Times New Roman"/>
@@ -13068,17 +14641,18 @@
     </w:p>
     <w:p>
       <w:pPr>
-        <w:rPr>
-          <w:rFonts w:cs="Times New Roman"/>
-          <w:szCs w:val="28"/>
-        </w:rPr>
-      </w:pPr>
-      <w:r>
-        <w:rPr>
-          <w:rFonts w:cs="Times New Roman"/>
-          <w:szCs w:val="28"/>
-        </w:rPr>
-        <w:tab/>
+        <w:spacing w:line="360" w:lineRule="auto"/>
+        <w:ind w:firstLine="709"/>
+        <w:rPr>
+          <w:rFonts w:cs="Times New Roman"/>
+          <w:szCs w:val="28"/>
+        </w:rPr>
+      </w:pPr>
+      <w:r>
+        <w:rPr>
+          <w:rFonts w:cs="Times New Roman"/>
+          <w:szCs w:val="28"/>
+        </w:rPr>
         <w:t>График показывает, что ш</w:t>
       </w:r>
       <w:r>
@@ -13133,22 +14707,24 @@
     </w:p>
     <w:p>
       <w:pPr>
-        <w:rPr>
-          <w:rFonts w:cs="Times New Roman"/>
-          <w:szCs w:val="28"/>
-        </w:rPr>
-      </w:pPr>
-      <w:r>
-        <w:rPr>
-          <w:rFonts w:cs="Times New Roman"/>
-          <w:szCs w:val="28"/>
-        </w:rPr>
-        <w:tab/>
+        <w:spacing w:line="360" w:lineRule="auto"/>
+        <w:ind w:firstLine="709"/>
+        <w:rPr>
+          <w:rFonts w:cs="Times New Roman"/>
+          <w:szCs w:val="28"/>
+        </w:rPr>
+      </w:pPr>
+      <w:r>
+        <w:rPr>
+          <w:rFonts w:cs="Times New Roman"/>
+          <w:szCs w:val="28"/>
+        </w:rPr>
         <w:t>Теперь рассмотрим файл, где подшипник уже перегрелся и работает неисправно. На рис. 2.8. показаны тренд и сезонность.</w:t>
       </w:r>
     </w:p>
     <w:p>
       <w:pPr>
+        <w:spacing w:line="360" w:lineRule="auto"/>
         <w:jc w:val="center"/>
         <w:rPr>
           <w:rFonts w:cs="Times New Roman"/>
@@ -13164,7 +14740,7 @@
           <w:szCs w:val="28"/>
         </w:rPr>
         <w:drawing>
-          <wp:inline distT="0" distB="0" distL="0" distR="0" wp14:anchorId="71CB0CD9" wp14:editId="1F6B1E0E">
+          <wp:inline distT="0" distB="0" distL="0" distR="0" wp14:anchorId="71CB0CD9" wp14:editId="7B8A69C2">
             <wp:extent cx="5928360" cy="2910840"/>
             <wp:effectExtent l="0" t="0" r="0" b="3810"/>
             <wp:docPr id="745917792" name="Рисунок 4"/>
@@ -13181,7 +14757,7 @@
                     </pic:cNvPicPr>
                   </pic:nvPicPr>
                   <pic:blipFill>
-                    <a:blip r:embed="rId25" cstate="print">
+                    <a:blip r:embed="rId19" cstate="print">
                       <a:extLst>
                         <a:ext uri="{28A0092B-C50C-407E-A947-70E740481C1C}">
                           <a14:useLocalDpi xmlns:a14="http://schemas.microsoft.com/office/drawing/2010/main" val="0"/>
@@ -13215,6 +14791,7 @@
     </w:p>
     <w:p>
       <w:pPr>
+        <w:spacing w:line="360" w:lineRule="auto"/>
         <w:jc w:val="center"/>
         <w:rPr>
           <w:rFonts w:cs="Times New Roman"/>
@@ -13240,6 +14817,8 @@
     </w:p>
     <w:p>
       <w:pPr>
+        <w:spacing w:line="360" w:lineRule="auto"/>
+        <w:ind w:firstLine="709"/>
         <w:rPr>
           <w:rFonts w:cs="Times New Roman"/>
           <w:szCs w:val="28"/>
@@ -13251,7 +14830,6 @@
           <w:szCs w:val="28"/>
         </w:rPr>
         <w:lastRenderedPageBreak/>
-        <w:tab/>
         <w:t xml:space="preserve">На втором графике видны плавные колебания температуры. Это связано с деформацией подшипника. Возможно, </w:t>
       </w:r>
       <w:r>
@@ -13264,17 +14842,58 @@
     </w:p>
     <w:p>
       <w:pPr>
-        <w:rPr>
-          <w:rFonts w:cs="Times New Roman"/>
-          <w:szCs w:val="28"/>
-        </w:rPr>
-      </w:pPr>
-      <w:r>
-        <w:rPr>
-          <w:rFonts w:cs="Times New Roman"/>
-          <w:szCs w:val="28"/>
-        </w:rPr>
-        <w:tab/>
+        <w:spacing w:line="360" w:lineRule="auto"/>
+        <w:ind w:firstLine="709"/>
+        <w:rPr>
+          <w:rFonts w:cs="Times New Roman"/>
+          <w:szCs w:val="28"/>
+        </w:rPr>
+      </w:pPr>
+      <w:r>
+        <w:rPr>
+          <w:rFonts w:cs="Times New Roman"/>
+          <w:szCs w:val="28"/>
+        </w:rPr>
+        <w:t>Третий график показывает следующее:</w:t>
+      </w:r>
+      <w:r>
+        <w:rPr>
+          <w:rFonts w:cs="Times New Roman"/>
+          <w:szCs w:val="28"/>
+        </w:rPr>
+        <w:t xml:space="preserve"> у сезонности изменился диапазон. Он стал изменятся чуть более широко. К</w:t>
+      </w:r>
+      <w:r>
+        <w:rPr>
+          <w:rFonts w:cs="Times New Roman"/>
+          <w:szCs w:val="28"/>
+        </w:rPr>
+        <w:t>огда сезонность падает, начинает падать температура. Как только сезонность снова увеличивается, температура вновь повышается.</w:t>
+      </w:r>
+    </w:p>
+    <w:p>
+      <w:pPr>
+        <w:spacing w:line="360" w:lineRule="auto"/>
+        <w:ind w:firstLine="709"/>
+        <w:rPr>
+          <w:rFonts w:cs="Times New Roman"/>
+          <w:szCs w:val="28"/>
+        </w:rPr>
+      </w:pPr>
+      <w:r>
+        <w:rPr>
+          <w:rFonts w:cs="Times New Roman"/>
+          <w:szCs w:val="28"/>
+        </w:rPr>
+        <w:t xml:space="preserve">На рис. 2.9 отображен </w:t>
+      </w:r>
+      <w:r>
+        <w:rPr>
+          <w:rFonts w:cs="Times New Roman"/>
+          <w:szCs w:val="28"/>
+          <w:lang w:val="en-US"/>
+        </w:rPr>
+        <w:t>SNR</w:t>
       </w:r>
       <w:r>
         <w:rPr>
@@ -13288,63 +14907,12 @@
           <w:rFonts w:cs="Times New Roman"/>
           <w:szCs w:val="28"/>
         </w:rPr>
-        <w:t>Третий график показывает следующее:</w:t>
-      </w:r>
-      <w:r>
-        <w:rPr>
-          <w:rFonts w:cs="Times New Roman"/>
-          <w:szCs w:val="28"/>
-        </w:rPr>
-        <w:t xml:space="preserve"> у сезонности изменился диапазон. Он стал изменятся чуть более широко. К</w:t>
-      </w:r>
-      <w:r>
-        <w:rPr>
-          <w:rFonts w:cs="Times New Roman"/>
-          <w:szCs w:val="28"/>
-        </w:rPr>
-        <w:t>огда сезонность падает, начинает падать температура. Как только сезонность снова увеличивается, температура вновь повышается.</w:t>
-      </w:r>
-    </w:p>
-    <w:p>
-      <w:pPr>
-        <w:rPr>
-          <w:rFonts w:cs="Times New Roman"/>
-          <w:szCs w:val="28"/>
-        </w:rPr>
-      </w:pPr>
-      <w:r>
-        <w:rPr>
-          <w:rFonts w:cs="Times New Roman"/>
-          <w:szCs w:val="28"/>
-        </w:rPr>
-        <w:tab/>
-        <w:t xml:space="preserve">На рис. 2.9 отображен </w:t>
-      </w:r>
-      <w:r>
-        <w:rPr>
-          <w:rFonts w:cs="Times New Roman"/>
-          <w:szCs w:val="28"/>
-          <w:lang w:val="en-US"/>
-        </w:rPr>
-        <w:t>SNR</w:t>
-      </w:r>
-      <w:r>
-        <w:rPr>
-          <w:rFonts w:cs="Times New Roman"/>
-          <w:szCs w:val="28"/>
-        </w:rPr>
-        <w:t xml:space="preserve"> </w:t>
-      </w:r>
-      <w:r>
-        <w:rPr>
-          <w:rFonts w:cs="Times New Roman"/>
-          <w:szCs w:val="28"/>
-        </w:rPr>
         <w:t>неисправного подшипника.</w:t>
       </w:r>
     </w:p>
     <w:p>
       <w:pPr>
+        <w:spacing w:line="360" w:lineRule="auto"/>
         <w:jc w:val="center"/>
         <w:rPr>
           <w:rFonts w:cs="Times New Roman"/>
@@ -13375,7 +14943,7 @@
                     </pic:cNvPicPr>
                   </pic:nvPicPr>
                   <pic:blipFill>
-                    <a:blip r:embed="rId26">
+                    <a:blip r:embed="rId20">
                       <a:extLst>
                         <a:ext uri="{28A0092B-C50C-407E-A947-70E740481C1C}">
                           <a14:useLocalDpi xmlns:a14="http://schemas.microsoft.com/office/drawing/2010/main" val="0"/>
@@ -13409,6 +14977,7 @@
     </w:p>
     <w:p>
       <w:pPr>
+        <w:spacing w:line="360" w:lineRule="auto"/>
         <w:jc w:val="center"/>
         <w:rPr>
           <w:rFonts w:cs="Times New Roman"/>
@@ -13449,17 +15018,18 @@
     </w:p>
     <w:p>
       <w:pPr>
-        <w:rPr>
-          <w:rFonts w:cs="Times New Roman"/>
-          <w:szCs w:val="28"/>
-        </w:rPr>
-      </w:pPr>
-      <w:r>
-        <w:rPr>
-          <w:rFonts w:cs="Times New Roman"/>
-          <w:szCs w:val="28"/>
-        </w:rPr>
-        <w:tab/>
+        <w:spacing w:line="360" w:lineRule="auto"/>
+        <w:ind w:firstLine="709"/>
+        <w:rPr>
+          <w:rFonts w:cs="Times New Roman"/>
+          <w:szCs w:val="28"/>
+        </w:rPr>
+      </w:pPr>
+      <w:r>
+        <w:rPr>
+          <w:rFonts w:cs="Times New Roman"/>
+          <w:szCs w:val="28"/>
+        </w:rPr>
         <w:t>Вид</w:t>
       </w:r>
       <w:r>
@@ -13523,18 +15093,13 @@
     </w:p>
     <w:p>
       <w:pPr>
-        <w:rPr>
-          <w:rFonts w:cs="Times New Roman"/>
-          <w:szCs w:val="28"/>
-        </w:rPr>
-      </w:pPr>
-      <w:r>
-        <w:rPr>
-          <w:rFonts w:cs="Times New Roman"/>
-          <w:szCs w:val="28"/>
-        </w:rPr>
-        <w:tab/>
-      </w:r>
+        <w:spacing w:line="360" w:lineRule="auto"/>
+        <w:ind w:firstLine="709"/>
+        <w:rPr>
+          <w:rFonts w:cs="Times New Roman"/>
+          <w:szCs w:val="28"/>
+        </w:rPr>
+      </w:pPr>
       <w:r>
         <w:rPr>
           <w:rFonts w:cs="Times New Roman"/>
@@ -13601,27 +15166,23 @@
     </w:p>
     <w:p>
       <w:pPr>
-        <w:rPr>
-          <w:rFonts w:cs="Times New Roman"/>
-          <w:b/>
-          <w:bCs/>
-          <w:szCs w:val="28"/>
-        </w:rPr>
-      </w:pPr>
-      <w:r>
-        <w:rPr>
-          <w:rFonts w:cs="Times New Roman"/>
-          <w:szCs w:val="28"/>
-        </w:rPr>
-        <w:tab/>
-      </w:r>
-      <w:r>
-        <w:rPr>
-          <w:rFonts w:cs="Times New Roman"/>
-          <w:b/>
-          <w:bCs/>
-          <w:szCs w:val="28"/>
-        </w:rPr>
+        <w:spacing w:line="360" w:lineRule="auto"/>
+        <w:ind w:firstLine="709"/>
+        <w:rPr>
+          <w:rFonts w:cs="Times New Roman"/>
+          <w:b/>
+          <w:bCs/>
+          <w:szCs w:val="28"/>
+        </w:rPr>
+      </w:pPr>
+      <w:r>
+        <w:rPr>
+          <w:rFonts w:cs="Times New Roman"/>
+          <w:b/>
+          <w:bCs/>
+          <w:szCs w:val="28"/>
+        </w:rPr>
+        <w:lastRenderedPageBreak/>
         <w:t>Выводы</w:t>
       </w:r>
       <w:r>
@@ -13690,20 +15251,13 @@
     </w:p>
     <w:p>
       <w:pPr>
-        <w:rPr>
-          <w:rFonts w:cs="Times New Roman"/>
-          <w:szCs w:val="28"/>
-        </w:rPr>
-      </w:pPr>
-      <w:r>
-        <w:rPr>
-          <w:rFonts w:cs="Times New Roman"/>
-          <w:b/>
-          <w:bCs/>
-          <w:szCs w:val="28"/>
-        </w:rPr>
-        <w:tab/>
-      </w:r>
+        <w:spacing w:line="360" w:lineRule="auto"/>
+        <w:ind w:firstLine="709"/>
+        <w:rPr>
+          <w:rFonts w:cs="Times New Roman"/>
+          <w:szCs w:val="28"/>
+        </w:rPr>
+      </w:pPr>
       <w:r>
         <w:rPr>
           <w:rFonts w:cs="Times New Roman"/>
@@ -14074,211 +15628,129 @@
           <w:rFonts w:cs="Times New Roman"/>
           <w:szCs w:val="28"/>
         </w:rPr>
-        <w:t xml:space="preserve">В нем представлены вибрации по двум осям, температура работающего подшипника и атмосферы. В датасете почти отсутствуют пропуски. Дубликаты полностью отсутствуют. Имеются аномалии, с помощью которых можно спрогнозировать скорую неисправность </w:t>
-      </w:r>
-      <w:r>
-        <w:rPr>
-          <w:rFonts w:cs="Times New Roman"/>
-          <w:szCs w:val="28"/>
-        </w:rPr>
-        <w:lastRenderedPageBreak/>
-        <w:t>подшипника. Шумы удовлетворительные. Это означает, что модель сможет выделить из них нужные данные, но для повышения точности требуется фильтрация. Набор можно использовать для решения поставленной задачи.</w:t>
-      </w:r>
-    </w:p>
-    <w:p>
-      <w:pPr>
-        <w:rPr>
-          <w:rFonts w:cs="Times New Roman"/>
-          <w:szCs w:val="28"/>
-        </w:rPr>
-      </w:pPr>
-    </w:p>
-    <w:p>
-      <w:pPr>
-        <w:rPr>
-          <w:rFonts w:cs="Times New Roman"/>
-          <w:szCs w:val="28"/>
-        </w:rPr>
-      </w:pPr>
-    </w:p>
-    <w:p>
-      <w:pPr>
-        <w:rPr>
-          <w:rFonts w:cs="Times New Roman"/>
-          <w:szCs w:val="28"/>
-        </w:rPr>
-      </w:pPr>
-    </w:p>
-    <w:p>
-      <w:pPr>
-        <w:rPr>
-          <w:rFonts w:cs="Times New Roman"/>
-          <w:szCs w:val="28"/>
-        </w:rPr>
-      </w:pPr>
-    </w:p>
-    <w:p>
-      <w:pPr>
-        <w:rPr>
-          <w:rFonts w:cs="Times New Roman"/>
-          <w:szCs w:val="28"/>
-        </w:rPr>
-      </w:pPr>
-    </w:p>
-    <w:p>
-      <w:pPr>
-        <w:rPr>
-          <w:rFonts w:cs="Times New Roman"/>
-          <w:szCs w:val="28"/>
-        </w:rPr>
-      </w:pPr>
-    </w:p>
-    <w:p>
-      <w:pPr>
-        <w:rPr>
-          <w:rFonts w:cs="Times New Roman"/>
-          <w:szCs w:val="28"/>
-        </w:rPr>
-      </w:pPr>
-    </w:p>
-    <w:p>
-      <w:pPr>
-        <w:rPr>
-          <w:rFonts w:cs="Times New Roman"/>
-          <w:szCs w:val="28"/>
-        </w:rPr>
-      </w:pPr>
-    </w:p>
-    <w:p>
-      <w:pPr>
-        <w:rPr>
-          <w:rFonts w:cs="Times New Roman"/>
-          <w:szCs w:val="28"/>
-        </w:rPr>
-      </w:pPr>
-    </w:p>
-    <w:p>
-      <w:pPr>
-        <w:rPr>
-          <w:rFonts w:cs="Times New Roman"/>
-          <w:szCs w:val="28"/>
-        </w:rPr>
-      </w:pPr>
-    </w:p>
-    <w:p>
-      <w:pPr>
-        <w:rPr>
-          <w:rFonts w:cs="Times New Roman"/>
-          <w:szCs w:val="28"/>
-        </w:rPr>
-      </w:pPr>
-    </w:p>
-    <w:p>
-      <w:pPr>
-        <w:rPr>
-          <w:rFonts w:cs="Times New Roman"/>
-          <w:szCs w:val="28"/>
-        </w:rPr>
-      </w:pPr>
-    </w:p>
-    <w:p>
-      <w:pPr>
-        <w:rPr>
-          <w:rFonts w:cs="Times New Roman"/>
-          <w:szCs w:val="28"/>
-        </w:rPr>
-      </w:pPr>
-    </w:p>
-    <w:p>
-      <w:pPr>
-        <w:rPr>
-          <w:rFonts w:cs="Times New Roman"/>
-          <w:szCs w:val="28"/>
-        </w:rPr>
-      </w:pPr>
-    </w:p>
-    <w:p>
-      <w:pPr>
-        <w:rPr>
-          <w:rFonts w:cs="Times New Roman"/>
-          <w:szCs w:val="28"/>
-        </w:rPr>
-      </w:pPr>
-    </w:p>
-    <w:p>
-      <w:pPr>
-        <w:rPr>
-          <w:rFonts w:cs="Times New Roman"/>
-          <w:szCs w:val="28"/>
-        </w:rPr>
-      </w:pPr>
-    </w:p>
-    <w:p>
-      <w:pPr>
-        <w:rPr>
-          <w:rFonts w:cs="Times New Roman"/>
-          <w:szCs w:val="28"/>
-        </w:rPr>
-      </w:pPr>
-    </w:p>
-    <w:p>
-      <w:pPr>
-        <w:rPr>
-          <w:rFonts w:cs="Times New Roman"/>
-          <w:szCs w:val="28"/>
-        </w:rPr>
-      </w:pPr>
-    </w:p>
-    <w:p>
-      <w:pPr>
-        <w:rPr>
-          <w:rFonts w:cs="Times New Roman"/>
-          <w:szCs w:val="28"/>
-        </w:rPr>
-      </w:pPr>
-    </w:p>
-    <w:p>
-      <w:pPr>
-        <w:rPr>
-          <w:rFonts w:cs="Times New Roman"/>
-          <w:szCs w:val="28"/>
-        </w:rPr>
-      </w:pPr>
-    </w:p>
-    <w:p>
-      <w:pPr>
-        <w:rPr>
-          <w:rFonts w:cs="Times New Roman"/>
-          <w:szCs w:val="28"/>
-        </w:rPr>
-      </w:pPr>
-    </w:p>
-    <w:p>
-      <w:pPr>
-        <w:rPr>
-          <w:rFonts w:cs="Times New Roman"/>
-          <w:szCs w:val="28"/>
-        </w:rPr>
-      </w:pPr>
-    </w:p>
-    <w:p>
-      <w:pPr>
-        <w:rPr>
-          <w:rFonts w:cs="Times New Roman"/>
-          <w:szCs w:val="28"/>
-        </w:rPr>
-      </w:pPr>
-    </w:p>
-    <w:p>
-      <w:pPr>
-        <w:rPr>
-          <w:rFonts w:cs="Times New Roman"/>
-          <w:szCs w:val="28"/>
-        </w:rPr>
-      </w:pPr>
-    </w:p>
-    <w:p>
-      <w:pPr>
+        <w:t>В нем представлены вибрации по двум осям, температура работающего подшипника и атмосферы. В датасете почти отсутствуют пропуски. Дубликаты полностью отсутствуют. Имеются аномалии, с помощью которых можно спрогнозировать скорую неисправность подшипника. Шумы удовлетворительные. Это означает, что модель сможет выделить из них нужные данные, но для повышения точности требуется фильтрация. Набор можно использовать для решения поставленной задачи.</w:t>
+      </w:r>
+    </w:p>
+    <w:p>
+      <w:pPr>
+        <w:spacing w:line="360" w:lineRule="auto"/>
+        <w:rPr>
+          <w:rFonts w:cs="Times New Roman"/>
+          <w:szCs w:val="28"/>
+        </w:rPr>
+      </w:pPr>
+    </w:p>
+    <w:p>
+      <w:pPr>
+        <w:spacing w:line="360" w:lineRule="auto"/>
+        <w:rPr>
+          <w:rFonts w:cs="Times New Roman"/>
+          <w:szCs w:val="28"/>
+        </w:rPr>
+      </w:pPr>
+    </w:p>
+    <w:p>
+      <w:pPr>
+        <w:spacing w:line="360" w:lineRule="auto"/>
+        <w:rPr>
+          <w:rFonts w:cs="Times New Roman"/>
+          <w:szCs w:val="28"/>
+        </w:rPr>
+      </w:pPr>
+    </w:p>
+    <w:p>
+      <w:pPr>
+        <w:spacing w:line="360" w:lineRule="auto"/>
+        <w:rPr>
+          <w:rFonts w:cs="Times New Roman"/>
+          <w:szCs w:val="28"/>
+        </w:rPr>
+      </w:pPr>
+    </w:p>
+    <w:p>
+      <w:pPr>
+        <w:spacing w:line="360" w:lineRule="auto"/>
+        <w:rPr>
+          <w:rFonts w:cs="Times New Roman"/>
+          <w:szCs w:val="28"/>
+        </w:rPr>
+      </w:pPr>
+    </w:p>
+    <w:p>
+      <w:pPr>
+        <w:spacing w:line="360" w:lineRule="auto"/>
+        <w:rPr>
+          <w:rFonts w:cs="Times New Roman"/>
+          <w:szCs w:val="28"/>
+        </w:rPr>
+      </w:pPr>
+    </w:p>
+    <w:p>
+      <w:pPr>
+        <w:spacing w:line="360" w:lineRule="auto"/>
+        <w:rPr>
+          <w:rFonts w:cs="Times New Roman"/>
+          <w:szCs w:val="28"/>
+        </w:rPr>
+      </w:pPr>
+    </w:p>
+    <w:p>
+      <w:pPr>
+        <w:spacing w:line="360" w:lineRule="auto"/>
+        <w:rPr>
+          <w:rFonts w:cs="Times New Roman"/>
+          <w:szCs w:val="28"/>
+        </w:rPr>
+      </w:pPr>
+    </w:p>
+    <w:p>
+      <w:pPr>
+        <w:spacing w:line="360" w:lineRule="auto"/>
+        <w:rPr>
+          <w:rFonts w:cs="Times New Roman"/>
+          <w:szCs w:val="28"/>
+        </w:rPr>
+      </w:pPr>
+    </w:p>
+    <w:p>
+      <w:pPr>
+        <w:spacing w:line="360" w:lineRule="auto"/>
+        <w:rPr>
+          <w:rFonts w:cs="Times New Roman"/>
+          <w:szCs w:val="28"/>
+        </w:rPr>
+      </w:pPr>
+    </w:p>
+    <w:p>
+      <w:pPr>
+        <w:spacing w:line="360" w:lineRule="auto"/>
+        <w:rPr>
+          <w:rFonts w:cs="Times New Roman"/>
+          <w:szCs w:val="28"/>
+        </w:rPr>
+      </w:pPr>
+    </w:p>
+    <w:p>
+      <w:pPr>
+        <w:spacing w:line="360" w:lineRule="auto"/>
+        <w:rPr>
+          <w:rFonts w:cs="Times New Roman"/>
+          <w:szCs w:val="28"/>
+        </w:rPr>
+      </w:pPr>
+    </w:p>
+    <w:p>
+      <w:pPr>
+        <w:spacing w:line="360" w:lineRule="auto"/>
+        <w:rPr>
+          <w:rFonts w:cs="Times New Roman"/>
+          <w:szCs w:val="28"/>
+        </w:rPr>
+      </w:pPr>
+    </w:p>
+    <w:p>
+      <w:pPr>
+        <w:spacing w:line="360" w:lineRule="auto"/>
         <w:rPr>
           <w:rFonts w:cs="Times New Roman"/>
           <w:szCs w:val="28"/>
@@ -14288,6 +15760,7 @@
     <w:p>
       <w:pPr>
         <w:pStyle w:val="1"/>
+        <w:spacing w:line="360" w:lineRule="auto"/>
         <w:rPr>
           <w:rFonts w:cs="Times New Roman"/>
           <w:b w:val="0"/>
@@ -14295,6 +15768,7 @@
           <w:szCs w:val="28"/>
         </w:rPr>
       </w:pPr>
+      <w:bookmarkStart w:id="9" w:name="_Toc228665282"/>
       <w:r>
         <w:rPr>
           <w:rFonts w:cs="Times New Roman"/>
@@ -14312,10 +15786,12 @@
         </w:rPr>
         <w:t>ЕРВИЧНЫЙ АНАЛИЗ НАБОРА ДАННЫХ С ИЗОБРАЖЕНИЯМИ</w:t>
       </w:r>
+      <w:bookmarkEnd w:id="9"/>
     </w:p>
     <w:p>
       <w:pPr>
         <w:pStyle w:val="2"/>
+        <w:spacing w:line="360" w:lineRule="auto"/>
         <w:rPr>
           <w:rFonts w:cs="Times New Roman"/>
           <w:b w:val="0"/>
@@ -14323,6 +15799,7 @@
           <w:szCs w:val="28"/>
         </w:rPr>
       </w:pPr>
+      <w:bookmarkStart w:id="10" w:name="_Toc228665283"/>
       <w:r>
         <w:rPr>
           <w:rFonts w:cs="Times New Roman"/>
@@ -14339,6 +15816,7 @@
         </w:rPr>
         <w:t>.1. Постановка задачи</w:t>
       </w:r>
+      <w:bookmarkEnd w:id="10"/>
     </w:p>
     <w:p>
       <w:pPr>
@@ -14379,6 +15857,7 @@
     <w:p>
       <w:pPr>
         <w:pStyle w:val="2"/>
+        <w:spacing w:line="360" w:lineRule="auto"/>
         <w:rPr>
           <w:rFonts w:cs="Times New Roman"/>
           <w:b w:val="0"/>
@@ -14386,6 +15865,7 @@
           <w:szCs w:val="28"/>
         </w:rPr>
       </w:pPr>
+      <w:bookmarkStart w:id="11" w:name="_Toc228665284"/>
       <w:r>
         <w:rPr>
           <w:rFonts w:cs="Times New Roman"/>
@@ -14402,13 +15882,14 @@
         </w:rPr>
         <w:t>Описание выбранного набора данных</w:t>
       </w:r>
-    </w:p>
-    <w:p>
-      <w:pPr>
-        <w:spacing w:line="360" w:lineRule="auto"/>
-      </w:pPr>
-      <w:r>
-        <w:tab/>
+      <w:bookmarkEnd w:id="11"/>
+    </w:p>
+    <w:p>
+      <w:pPr>
+        <w:spacing w:line="360" w:lineRule="auto"/>
+        <w:ind w:firstLine="709"/>
+      </w:pPr>
+      <w:r>
         <w:t>Набор</w:t>
       </w:r>
       <w:r>
@@ -14463,7 +15944,30 @@
         <w:t>dataset</w:t>
       </w:r>
       <w:r>
-        <w:t xml:space="preserve">» [4] </w:t>
+        <w:t xml:space="preserve">» </w:t>
+      </w:r>
+      <w:hyperlink w:anchor="STORMgraffitidetection" w:history="1">
+        <w:r>
+          <w:rPr>
+            <w:rStyle w:val="ae"/>
+          </w:rPr>
+          <w:t>[</w:t>
+        </w:r>
+        <w:r>
+          <w:rPr>
+            <w:rStyle w:val="ae"/>
+          </w:rPr>
+          <w:t>4</w:t>
+        </w:r>
+        <w:r>
+          <w:rPr>
+            <w:rStyle w:val="ae"/>
+          </w:rPr>
+          <w:t>]</w:t>
+        </w:r>
+      </w:hyperlink>
+      <w:r>
+        <w:t xml:space="preserve"> </w:t>
       </w:r>
       <w:r>
         <w:t>представляет</w:t>
@@ -14592,7 +16096,18 @@
       </w:r>
       <w:proofErr w:type="spellEnd"/>
       <w:r>
-        <w:t xml:space="preserve"> Resources Management) [5]. </w:t>
+        <w:t xml:space="preserve"> Resources Management) </w:t>
+      </w:r>
+      <w:hyperlink w:anchor="STORMEU" w:history="1">
+        <w:r>
+          <w:rPr>
+            <w:rStyle w:val="ae"/>
+          </w:rPr>
+          <w:t>[5]</w:t>
+        </w:r>
+      </w:hyperlink>
+      <w:r>
+        <w:t xml:space="preserve">. </w:t>
       </w:r>
       <w:r>
         <w:t>Это проект Европейского союза по охране культурного наследия.</w:t>
@@ -14661,10 +16176,10 @@
     <w:p>
       <w:pPr>
         <w:spacing w:line="360" w:lineRule="auto"/>
+        <w:ind w:firstLine="709"/>
       </w:pPr>
       <w:r>
         <w:lastRenderedPageBreak/>
-        <w:tab/>
         <w:t>Формат аннотации собственный в .</w:t>
       </w:r>
       <w:r>
@@ -14722,7 +16237,7 @@
     <w:p>
       <w:pPr>
         <w:spacing w:line="360" w:lineRule="auto"/>
-        <w:ind w:firstLine="708"/>
+        <w:ind w:firstLine="709"/>
       </w:pPr>
       <w:r>
         <w:rPr>
@@ -15518,6 +17033,7 @@
     <w:p>
       <w:pPr>
         <w:pStyle w:val="2"/>
+        <w:spacing w:line="360" w:lineRule="auto"/>
         <w:rPr>
           <w:rFonts w:cs="Times New Roman"/>
           <w:b w:val="0"/>
@@ -15525,6 +17041,7 @@
           <w:szCs w:val="28"/>
         </w:rPr>
       </w:pPr>
+      <w:bookmarkStart w:id="12" w:name="_Toc228665285"/>
       <w:r>
         <w:rPr>
           <w:rFonts w:cs="Times New Roman"/>
@@ -15541,13 +17058,20 @@
         </w:rPr>
         <w:t>Описание результатов первичного анализа</w:t>
       </w:r>
-    </w:p>
-    <w:p>
+      <w:bookmarkEnd w:id="12"/>
+    </w:p>
+    <w:p>
+      <w:pPr>
+        <w:spacing w:line="360" w:lineRule="auto"/>
+      </w:pPr>
       <w:r>
         <w:t>3.3.1. Анализ количества и баланса классов</w:t>
       </w:r>
     </w:p>
     <w:p>
+      <w:pPr>
+        <w:spacing w:line="360" w:lineRule="auto"/>
+      </w:pPr>
       <w:r>
         <w:tab/>
       </w:r>
@@ -15557,6 +17081,7 @@
     </w:p>
     <w:p>
       <w:pPr>
+        <w:spacing w:line="360" w:lineRule="auto"/>
         <w:jc w:val="center"/>
       </w:pPr>
       <w:r>
@@ -15581,7 +17106,7 @@
                     </pic:cNvPicPr>
                   </pic:nvPicPr>
                   <pic:blipFill>
-                    <a:blip r:embed="rId27">
+                    <a:blip r:embed="rId21">
                       <a:extLst>
                         <a:ext uri="{28A0092B-C50C-407E-A947-70E740481C1C}">
                           <a14:useLocalDpi xmlns:a14="http://schemas.microsoft.com/office/drawing/2010/main" val="0"/>
@@ -15615,6 +17140,7 @@
     </w:p>
     <w:p>
       <w:pPr>
+        <w:spacing w:line="360" w:lineRule="auto"/>
         <w:jc w:val="center"/>
         <w:rPr>
           <w:b/>
@@ -15634,7 +17160,8 @@
     </w:p>
     <w:p>
       <w:pPr>
-        <w:ind w:firstLine="708"/>
+        <w:spacing w:line="360" w:lineRule="auto"/>
+        <w:ind w:firstLine="709"/>
       </w:pPr>
       <w:r>
         <w:t xml:space="preserve">Из графика видно, что существует только один класс </w:t>
@@ -15665,18 +17192,25 @@
       </w:r>
     </w:p>
     <w:p>
+      <w:pPr>
+        <w:spacing w:line="360" w:lineRule="auto"/>
+      </w:pPr>
       <w:r>
         <w:t>3.3.2. Примеры типичных изображений</w:t>
       </w:r>
     </w:p>
     <w:p>
-      <w:r>
-        <w:tab/>
+      <w:pPr>
+        <w:spacing w:line="360" w:lineRule="auto"/>
+        <w:ind w:firstLine="709"/>
+      </w:pPr>
+      <w:r>
         <w:t>Рис. 3.2, 3.3, 3.4 показывают примеры типичных изображений из набора данных.</w:t>
       </w:r>
     </w:p>
     <w:p>
       <w:pPr>
+        <w:spacing w:line="360" w:lineRule="auto"/>
         <w:jc w:val="center"/>
       </w:pPr>
       <w:r>
@@ -15700,7 +17234,7 @@
                     <pic:cNvPicPr/>
                   </pic:nvPicPr>
                   <pic:blipFill>
-                    <a:blip r:embed="rId28"/>
+                    <a:blip r:embed="rId22"/>
                     <a:stretch>
                       <a:fillRect/>
                     </a:stretch>
@@ -15723,6 +17257,7 @@
     </w:p>
     <w:p>
       <w:pPr>
+        <w:spacing w:line="360" w:lineRule="auto"/>
         <w:jc w:val="center"/>
       </w:pPr>
       <w:r>
@@ -15741,6 +17276,7 @@
     </w:p>
     <w:p>
       <w:pPr>
+        <w:spacing w:line="360" w:lineRule="auto"/>
         <w:jc w:val="center"/>
       </w:pPr>
       <w:r>
@@ -15763,7 +17299,7 @@
                     <pic:cNvPicPr/>
                   </pic:nvPicPr>
                   <pic:blipFill>
-                    <a:blip r:embed="rId29"/>
+                    <a:blip r:embed="rId23"/>
                     <a:stretch>
                       <a:fillRect/>
                     </a:stretch>
@@ -15786,6 +17322,7 @@
     </w:p>
     <w:p>
       <w:pPr>
+        <w:spacing w:line="360" w:lineRule="auto"/>
         <w:jc w:val="center"/>
       </w:pPr>
       <w:r>
@@ -15801,11 +17338,7 @@
     </w:p>
     <w:p>
       <w:pPr>
-        <w:jc w:val="center"/>
-      </w:pPr>
-    </w:p>
-    <w:p>
-      <w:pPr>
+        <w:spacing w:line="360" w:lineRule="auto"/>
         <w:jc w:val="center"/>
       </w:pPr>
       <w:r>
@@ -15828,7 +17361,7 @@
                     <pic:cNvPicPr/>
                   </pic:nvPicPr>
                   <pic:blipFill>
-                    <a:blip r:embed="rId30"/>
+                    <a:blip r:embed="rId24"/>
                     <a:stretch>
                       <a:fillRect/>
                     </a:stretch>
@@ -15851,6 +17384,7 @@
     </w:p>
     <w:p>
       <w:pPr>
+        <w:spacing w:line="360" w:lineRule="auto"/>
         <w:jc w:val="center"/>
       </w:pPr>
       <w:r>
@@ -16107,6 +17641,7 @@
     <w:p>
       <w:pPr>
         <w:pStyle w:val="1"/>
+        <w:spacing w:line="360" w:lineRule="auto"/>
         <w:rPr>
           <w:rFonts w:cs="Times New Roman"/>
           <w:b w:val="0"/>
@@ -16114,6 +17649,7 @@
           <w:szCs w:val="28"/>
         </w:rPr>
       </w:pPr>
+      <w:bookmarkStart w:id="13" w:name="_Toc228665286"/>
       <w:r>
         <w:rPr>
           <w:rFonts w:cs="Times New Roman"/>
@@ -16123,19 +17659,26 @@
         <w:lastRenderedPageBreak/>
         <w:t>4. ПЕРВИЧНЫЙ АНАЛИЗ НАБОРА ТЕКСТОВЫХ ДАННЫХ</w:t>
       </w:r>
+      <w:bookmarkEnd w:id="13"/>
     </w:p>
     <w:p>
       <w:pPr>
         <w:pStyle w:val="2"/>
-      </w:pPr>
+        <w:spacing w:line="360" w:lineRule="auto"/>
+      </w:pPr>
+      <w:bookmarkStart w:id="14" w:name="_Toc228665287"/>
       <w:r>
         <w:t xml:space="preserve">4.1. </w:t>
       </w:r>
       <w:r>
         <w:t>Постановка задачи</w:t>
       </w:r>
-    </w:p>
-    <w:p>
+      <w:bookmarkEnd w:id="14"/>
+    </w:p>
+    <w:p>
+      <w:pPr>
+        <w:spacing w:line="360" w:lineRule="auto"/>
+      </w:pPr>
       <w:r>
         <w:tab/>
       </w:r>
@@ -16164,12 +17707,18 @@
     <w:p>
       <w:pPr>
         <w:pStyle w:val="2"/>
-      </w:pPr>
+        <w:spacing w:line="360" w:lineRule="auto"/>
+      </w:pPr>
+      <w:bookmarkStart w:id="15" w:name="_Toc228665288"/>
       <w:r>
         <w:t>4.2. Описание выбранного набора данных</w:t>
       </w:r>
-    </w:p>
-    <w:p>
+      <w:bookmarkEnd w:id="15"/>
+    </w:p>
+    <w:p>
+      <w:pPr>
+        <w:spacing w:line="360" w:lineRule="auto"/>
+      </w:pPr>
       <w:r>
         <w:tab/>
         <w:t>Набор</w:t>
@@ -16222,7 +17771,18 @@
         <w:t>Dataset</w:t>
       </w:r>
       <w:r>
-        <w:t xml:space="preserve">» [6] </w:t>
+        <w:t xml:space="preserve">» </w:t>
+      </w:r>
+      <w:hyperlink w:anchor="EnronSpamDataset" w:history="1">
+        <w:r>
+          <w:rPr>
+            <w:rStyle w:val="ae"/>
+          </w:rPr>
+          <w:t>[6]</w:t>
+        </w:r>
+      </w:hyperlink>
+      <w:r>
+        <w:t xml:space="preserve"> </w:t>
       </w:r>
       <w:r>
         <w:t xml:space="preserve">представляет собой файл формата </w:t>
@@ -16318,9 +17878,14 @@
       <w:r>
         <w:t xml:space="preserve">» </w:t>
       </w:r>
-      <w:r>
-        <w:t>[7]</w:t>
-      </w:r>
+      <w:hyperlink w:anchor="AdaptiveSpamFilteringUsingOnlyBayesText" w:history="1">
+        <w:r>
+          <w:rPr>
+            <w:rStyle w:val="ae"/>
+          </w:rPr>
+          <w:t>[7]</w:t>
+        </w:r>
+      </w:hyperlink>
       <w:r>
         <w:t xml:space="preserve">. </w:t>
       </w:r>
@@ -16339,8 +17904,28 @@
         <w:t>»</w:t>
       </w:r>
       <w:r>
-        <w:t xml:space="preserve"> [8]</w:t>
-      </w:r>
+        <w:t xml:space="preserve"> </w:t>
+      </w:r>
+      <w:hyperlink w:anchor="SpamAssassin" w:history="1">
+        <w:r>
+          <w:rPr>
+            <w:rStyle w:val="ae"/>
+          </w:rPr>
+          <w:t>[</w:t>
+        </w:r>
+        <w:r>
+          <w:rPr>
+            <w:rStyle w:val="ae"/>
+          </w:rPr>
+          <w:t>8</w:t>
+        </w:r>
+        <w:r>
+          <w:rPr>
+            <w:rStyle w:val="ae"/>
+          </w:rPr>
+          <w:t>]</w:t>
+        </w:r>
+      </w:hyperlink>
       <w:r>
         <w:t xml:space="preserve">, </w:t>
       </w:r>
@@ -16364,6 +17949,9 @@
       </w:r>
     </w:p>
     <w:p>
+      <w:pPr>
+        <w:spacing w:line="360" w:lineRule="auto"/>
+      </w:pPr>
       <w:r>
         <w:tab/>
         <w:t>Структура набора данных:</w:t>
@@ -16376,6 +17964,7 @@
           <w:ilvl w:val="0"/>
           <w:numId w:val="8"/>
         </w:numPr>
+        <w:spacing w:line="360" w:lineRule="auto"/>
         <w:rPr>
           <w:b/>
           <w:bCs/>
@@ -16421,6 +18010,7 @@
           <w:ilvl w:val="0"/>
           <w:numId w:val="8"/>
         </w:numPr>
+        <w:spacing w:line="360" w:lineRule="auto"/>
         <w:rPr>
           <w:b/>
           <w:bCs/>
@@ -16451,6 +18041,7 @@
           <w:ilvl w:val="0"/>
           <w:numId w:val="8"/>
         </w:numPr>
+        <w:spacing w:line="360" w:lineRule="auto"/>
         <w:rPr>
           <w:b/>
           <w:bCs/>
@@ -16481,6 +18072,7 @@
           <w:ilvl w:val="0"/>
           <w:numId w:val="8"/>
         </w:numPr>
+        <w:spacing w:line="360" w:lineRule="auto"/>
         <w:rPr>
           <w:b/>
           <w:bCs/>
@@ -16550,6 +18142,7 @@
           <w:ilvl w:val="0"/>
           <w:numId w:val="8"/>
         </w:numPr>
+        <w:spacing w:line="360" w:lineRule="auto"/>
         <w:rPr>
           <w:b/>
           <w:bCs/>
@@ -16575,26 +18168,37 @@
     </w:p>
     <w:p>
       <w:pPr>
+        <w:spacing w:line="360" w:lineRule="auto"/>
         <w:ind w:left="708"/>
       </w:pPr>
       <w:r>
+        <w:lastRenderedPageBreak/>
         <w:t>Датасет не содержит чувствительных данных.</w:t>
       </w:r>
     </w:p>
     <w:p>
       <w:pPr>
         <w:pStyle w:val="2"/>
-      </w:pPr>
+        <w:spacing w:line="360" w:lineRule="auto"/>
+      </w:pPr>
+      <w:bookmarkStart w:id="16" w:name="_Toc228665289"/>
       <w:r>
         <w:t>4.3. Описание результатов первичного анализа</w:t>
       </w:r>
-    </w:p>
-    <w:p>
+      <w:bookmarkEnd w:id="16"/>
+    </w:p>
+    <w:p>
+      <w:pPr>
+        <w:spacing w:line="360" w:lineRule="auto"/>
+      </w:pPr>
       <w:r>
         <w:t>4.3.1. Анализ количества и баланса классов</w:t>
       </w:r>
     </w:p>
     <w:p>
+      <w:pPr>
+        <w:spacing w:line="360" w:lineRule="auto"/>
+      </w:pPr>
       <w:r>
         <w:tab/>
         <w:t>На рис. 4.1 отображен баланс классов писем спам</w:t>
@@ -16608,13 +18212,13 @@
     </w:p>
     <w:p>
       <w:pPr>
+        <w:spacing w:line="360" w:lineRule="auto"/>
         <w:jc w:val="center"/>
       </w:pPr>
       <w:r>
         <w:rPr>
           <w:noProof/>
         </w:rPr>
-        <w:lastRenderedPageBreak/>
         <w:drawing>
           <wp:inline distT="0" distB="0" distL="0" distR="0" wp14:anchorId="3D046F48" wp14:editId="758C3E08">
             <wp:extent cx="5339644" cy="4004733"/>
@@ -16633,7 +18237,7 @@
                     </pic:cNvPicPr>
                   </pic:nvPicPr>
                   <pic:blipFill>
-                    <a:blip r:embed="rId31">
+                    <a:blip r:embed="rId25">
                       <a:extLst>
                         <a:ext uri="{28A0092B-C50C-407E-A947-70E740481C1C}">
                           <a14:useLocalDpi xmlns:a14="http://schemas.microsoft.com/office/drawing/2010/main" val="0"/>
@@ -16666,6 +18270,8 @@
     </w:p>
     <w:p>
       <w:pPr>
+        <w:spacing w:line="360" w:lineRule="auto"/>
+        <w:ind w:firstLine="709"/>
         <w:jc w:val="center"/>
       </w:pPr>
       <w:r>
@@ -16713,8 +18319,11 @@
       </w:r>
     </w:p>
     <w:p>
-      <w:r>
-        <w:tab/>
+      <w:pPr>
+        <w:spacing w:line="360" w:lineRule="auto"/>
+        <w:ind w:firstLine="709"/>
+      </w:pPr>
+      <w:r>
         <w:t>Исходя из графика, можно заметить примерно одинаковое количество спам и не спам сообщений, что положительно скажется при обучении модели.</w:t>
       </w:r>
       <w:r>
@@ -16725,12 +18334,16 @@
       </w:r>
     </w:p>
     <w:p>
+      <w:pPr>
+        <w:spacing w:line="360" w:lineRule="auto"/>
+      </w:pPr>
       <w:r>
         <w:t>4.3.2. Анализ на наличие пропусков</w:t>
       </w:r>
     </w:p>
     <w:p>
       <w:pPr>
+        <w:spacing w:line="360" w:lineRule="auto"/>
         <w:ind w:firstLine="708"/>
       </w:pPr>
       <w:r>
@@ -16750,6 +18363,7 @@
     </w:p>
     <w:p>
       <w:pPr>
+        <w:spacing w:line="360" w:lineRule="auto"/>
         <w:rPr>
           <w:b/>
           <w:bCs/>
@@ -16784,16 +18398,22 @@
           </w:tcPr>
           <w:p>
             <w:pPr>
+              <w:spacing w:line="360" w:lineRule="auto"/>
               <w:rPr>
                 <w:b/>
                 <w:bCs/>
+                <w:sz w:val="24"/>
+                <w:szCs w:val="24"/>
               </w:rPr>
             </w:pPr>
             <w:r>
               <w:rPr>
                 <w:b/>
                 <w:bCs/>
-              </w:rPr>
+                <w:sz w:val="24"/>
+                <w:szCs w:val="24"/>
+              </w:rPr>
+              <w:lastRenderedPageBreak/>
               <w:t>Признак</w:t>
             </w:r>
           </w:p>
@@ -16804,15 +18424,20 @@
           </w:tcPr>
           <w:p>
             <w:pPr>
+              <w:spacing w:line="360" w:lineRule="auto"/>
               <w:rPr>
                 <w:b/>
                 <w:bCs/>
+                <w:sz w:val="24"/>
+                <w:szCs w:val="24"/>
               </w:rPr>
             </w:pPr>
             <w:r>
               <w:rPr>
                 <w:b/>
                 <w:bCs/>
+                <w:sz w:val="24"/>
+                <w:szCs w:val="24"/>
               </w:rPr>
               <w:t>Количество пропусков</w:t>
             </w:r>
@@ -16824,15 +18449,20 @@
           </w:tcPr>
           <w:p>
             <w:pPr>
+              <w:spacing w:line="360" w:lineRule="auto"/>
               <w:rPr>
                 <w:b/>
                 <w:bCs/>
+                <w:sz w:val="24"/>
+                <w:szCs w:val="24"/>
               </w:rPr>
             </w:pPr>
             <w:r>
               <w:rPr>
                 <w:b/>
                 <w:bCs/>
+                <w:sz w:val="24"/>
+                <w:szCs w:val="24"/>
               </w:rPr>
               <w:t>Доля пропусков (%)</w:t>
             </w:r>
@@ -16846,15 +18476,20 @@
           </w:tcPr>
           <w:p>
             <w:pPr>
+              <w:spacing w:line="360" w:lineRule="auto"/>
               <w:rPr>
                 <w:b/>
                 <w:bCs/>
+                <w:sz w:val="24"/>
+                <w:szCs w:val="24"/>
               </w:rPr>
             </w:pPr>
             <w:r>
               <w:rPr>
                 <w:b/>
                 <w:bCs/>
+                <w:sz w:val="24"/>
+                <w:szCs w:val="24"/>
                 <w:lang w:val="en-US"/>
               </w:rPr>
               <w:t>Message ID</w:t>
@@ -16866,7 +18501,18 @@
             <w:tcW w:w="3352" w:type="dxa"/>
           </w:tcPr>
           <w:p>
-            <w:r>
+            <w:pPr>
+              <w:spacing w:line="360" w:lineRule="auto"/>
+              <w:rPr>
+                <w:sz w:val="24"/>
+                <w:szCs w:val="24"/>
+              </w:rPr>
+            </w:pPr>
+            <w:r>
+              <w:rPr>
+                <w:sz w:val="24"/>
+                <w:szCs w:val="24"/>
+              </w:rPr>
               <w:t>0</w:t>
             </w:r>
           </w:p>
@@ -16876,7 +18522,18 @@
             <w:tcW w:w="2698" w:type="dxa"/>
           </w:tcPr>
           <w:p>
-            <w:r>
+            <w:pPr>
+              <w:spacing w:line="360" w:lineRule="auto"/>
+              <w:rPr>
+                <w:sz w:val="24"/>
+                <w:szCs w:val="24"/>
+              </w:rPr>
+            </w:pPr>
+            <w:r>
+              <w:rPr>
+                <w:sz w:val="24"/>
+                <w:szCs w:val="24"/>
+              </w:rPr>
               <w:t>0</w:t>
             </w:r>
           </w:p>
@@ -16889,9 +18546,12 @@
           </w:tcPr>
           <w:p>
             <w:pPr>
+              <w:spacing w:line="360" w:lineRule="auto"/>
               <w:rPr>
                 <w:b/>
                 <w:bCs/>
+                <w:sz w:val="24"/>
+                <w:szCs w:val="24"/>
                 <w:lang w:val="en-US"/>
               </w:rPr>
             </w:pPr>
@@ -16899,6 +18559,8 @@
               <w:rPr>
                 <w:b/>
                 <w:bCs/>
+                <w:sz w:val="24"/>
+                <w:szCs w:val="24"/>
                 <w:lang w:val="en-US"/>
               </w:rPr>
               <w:t>Subject</w:t>
@@ -16911,12 +18573,17 @@
           </w:tcPr>
           <w:p>
             <w:pPr>
-              <w:rPr>
+              <w:spacing w:line="360" w:lineRule="auto"/>
+              <w:rPr>
+                <w:sz w:val="24"/>
+                <w:szCs w:val="24"/>
                 <w:lang w:val="en-US"/>
               </w:rPr>
             </w:pPr>
             <w:r>
               <w:rPr>
+                <w:sz w:val="24"/>
+                <w:szCs w:val="24"/>
                 <w:lang w:val="en-US"/>
               </w:rPr>
               <w:t>289</w:t>
@@ -16929,12 +18596,17 @@
           </w:tcPr>
           <w:p>
             <w:pPr>
-              <w:rPr>
+              <w:spacing w:line="360" w:lineRule="auto"/>
+              <w:rPr>
+                <w:sz w:val="24"/>
+                <w:szCs w:val="24"/>
                 <w:lang w:val="en-US"/>
               </w:rPr>
             </w:pPr>
             <w:r>
               <w:rPr>
+                <w:sz w:val="24"/>
+                <w:szCs w:val="24"/>
                 <w:lang w:val="en-US"/>
               </w:rPr>
               <w:t>0.86</w:t>
@@ -16949,9 +18621,12 @@
           </w:tcPr>
           <w:p>
             <w:pPr>
+              <w:spacing w:line="360" w:lineRule="auto"/>
               <w:rPr>
                 <w:b/>
                 <w:bCs/>
+                <w:sz w:val="24"/>
+                <w:szCs w:val="24"/>
                 <w:lang w:val="en-US"/>
               </w:rPr>
             </w:pPr>
@@ -16959,6 +18634,8 @@
               <w:rPr>
                 <w:b/>
                 <w:bCs/>
+                <w:sz w:val="24"/>
+                <w:szCs w:val="24"/>
                 <w:lang w:val="en-US"/>
               </w:rPr>
               <w:t>Message</w:t>
@@ -16971,12 +18648,17 @@
           </w:tcPr>
           <w:p>
             <w:pPr>
-              <w:rPr>
+              <w:spacing w:line="360" w:lineRule="auto"/>
+              <w:rPr>
+                <w:sz w:val="24"/>
+                <w:szCs w:val="24"/>
                 <w:lang w:val="en-US"/>
               </w:rPr>
             </w:pPr>
             <w:r>
               <w:rPr>
+                <w:sz w:val="24"/>
+                <w:szCs w:val="24"/>
                 <w:lang w:val="en-US"/>
               </w:rPr>
               <w:t>371</w:t>
@@ -16989,12 +18671,17 @@
           </w:tcPr>
           <w:p>
             <w:pPr>
-              <w:rPr>
+              <w:spacing w:line="360" w:lineRule="auto"/>
+              <w:rPr>
+                <w:sz w:val="24"/>
+                <w:szCs w:val="24"/>
                 <w:lang w:val="en-US"/>
               </w:rPr>
             </w:pPr>
             <w:r>
               <w:rPr>
+                <w:sz w:val="24"/>
+                <w:szCs w:val="24"/>
                 <w:lang w:val="en-US"/>
               </w:rPr>
               <w:t>1.11</w:t>
@@ -17009,9 +18696,12 @@
           </w:tcPr>
           <w:p>
             <w:pPr>
+              <w:spacing w:line="360" w:lineRule="auto"/>
               <w:rPr>
                 <w:b/>
                 <w:bCs/>
+                <w:sz w:val="24"/>
+                <w:szCs w:val="24"/>
                 <w:lang w:val="en-US"/>
               </w:rPr>
             </w:pPr>
@@ -17019,6 +18709,8 @@
               <w:rPr>
                 <w:b/>
                 <w:bCs/>
+                <w:sz w:val="24"/>
+                <w:szCs w:val="24"/>
                 <w:lang w:val="en-US"/>
               </w:rPr>
               <w:t>Spam/Ham</w:t>
@@ -17030,7 +18722,18 @@
             <w:tcW w:w="3352" w:type="dxa"/>
           </w:tcPr>
           <w:p>
-            <w:r>
+            <w:pPr>
+              <w:spacing w:line="360" w:lineRule="auto"/>
+              <w:rPr>
+                <w:sz w:val="24"/>
+                <w:szCs w:val="24"/>
+              </w:rPr>
+            </w:pPr>
+            <w:r>
+              <w:rPr>
+                <w:sz w:val="24"/>
+                <w:szCs w:val="24"/>
+              </w:rPr>
               <w:t>0</w:t>
             </w:r>
           </w:p>
@@ -17040,7 +18743,18 @@
             <w:tcW w:w="2698" w:type="dxa"/>
           </w:tcPr>
           <w:p>
-            <w:r>
+            <w:pPr>
+              <w:spacing w:line="360" w:lineRule="auto"/>
+              <w:rPr>
+                <w:sz w:val="24"/>
+                <w:szCs w:val="24"/>
+              </w:rPr>
+            </w:pPr>
+            <w:r>
+              <w:rPr>
+                <w:sz w:val="24"/>
+                <w:szCs w:val="24"/>
+              </w:rPr>
               <w:t>0</w:t>
             </w:r>
           </w:p>
@@ -17053,9 +18767,12 @@
           </w:tcPr>
           <w:p>
             <w:pPr>
+              <w:spacing w:line="360" w:lineRule="auto"/>
               <w:rPr>
                 <w:b/>
                 <w:bCs/>
+                <w:sz w:val="24"/>
+                <w:szCs w:val="24"/>
                 <w:lang w:val="en-US"/>
               </w:rPr>
             </w:pPr>
@@ -17063,6 +18780,8 @@
               <w:rPr>
                 <w:b/>
                 <w:bCs/>
+                <w:sz w:val="24"/>
+                <w:szCs w:val="24"/>
                 <w:lang w:val="en-US"/>
               </w:rPr>
               <w:t>Date</w:t>
@@ -17074,7 +18793,18 @@
             <w:tcW w:w="3352" w:type="dxa"/>
           </w:tcPr>
           <w:p>
-            <w:r>
+            <w:pPr>
+              <w:spacing w:line="360" w:lineRule="auto"/>
+              <w:rPr>
+                <w:sz w:val="24"/>
+                <w:szCs w:val="24"/>
+              </w:rPr>
+            </w:pPr>
+            <w:r>
+              <w:rPr>
+                <w:sz w:val="24"/>
+                <w:szCs w:val="24"/>
+              </w:rPr>
               <w:t>0</w:t>
             </w:r>
           </w:p>
@@ -17085,11 +18815,18 @@
           </w:tcPr>
           <w:p>
             <w:pPr>
-              <w:rPr>
+              <w:spacing w:line="360" w:lineRule="auto"/>
+              <w:rPr>
+                <w:sz w:val="24"/>
+                <w:szCs w:val="24"/>
                 <w:lang w:val="en-US"/>
               </w:rPr>
             </w:pPr>
             <w:r>
+              <w:rPr>
+                <w:sz w:val="24"/>
+                <w:szCs w:val="24"/>
+              </w:rPr>
               <w:t>0</w:t>
             </w:r>
           </w:p>
@@ -17097,6 +18834,9 @@
       </w:tr>
     </w:tbl>
     <w:p>
+      <w:pPr>
+        <w:spacing w:line="360" w:lineRule="auto"/>
+      </w:pPr>
       <w:r>
         <w:rPr>
           <w:b/>
@@ -17106,8 +18846,11 @@
       </w:r>
     </w:p>
     <w:p>
-      <w:r>
-        <w:tab/>
+      <w:pPr>
+        <w:spacing w:line="360" w:lineRule="auto"/>
+        <w:ind w:firstLine="709"/>
+      </w:pPr>
+      <w:r>
         <w:t xml:space="preserve">По таблице можно увидеть, </w:t>
       </w:r>
       <w:r>
@@ -17115,19 +18858,26 @@
       </w:r>
     </w:p>
     <w:p>
-      <w:r>
-        <w:lastRenderedPageBreak/>
+      <w:pPr>
+        <w:spacing w:line="360" w:lineRule="auto"/>
+        <w:ind w:firstLine="709"/>
+      </w:pPr>
+      <w:r>
         <w:t>4.3.3. Анализ количества слов и длин сообщений и тем у писем</w:t>
       </w:r>
     </w:p>
     <w:p>
-      <w:r>
-        <w:tab/>
+      <w:pPr>
+        <w:spacing w:line="360" w:lineRule="auto"/>
+        <w:ind w:firstLine="709"/>
+      </w:pPr>
+      <w:r>
         <w:t xml:space="preserve">На рис. 4.2 представлены два графика, которые отображают среднее количество слов и символов в сообщениях и их темах. Слева представлены средняя длинна сообщения (синий цвет) и среднее количество слов в сообщении (зеленый цвет). Справа отображены средние значения количества слов в теме письма (фиолетовый цвет) и символов тем (красный цвет). </w:t>
       </w:r>
     </w:p>
     <w:p>
       <w:pPr>
+        <w:spacing w:line="360" w:lineRule="auto"/>
         <w:jc w:val="center"/>
       </w:pPr>
       <w:r>
@@ -17152,7 +18902,7 @@
                     </pic:cNvPicPr>
                   </pic:nvPicPr>
                   <pic:blipFill rotWithShape="1">
-                    <a:blip r:embed="rId32">
+                    <a:blip r:embed="rId26">
                       <a:extLst>
                         <a:ext uri="{28A0092B-C50C-407E-A947-70E740481C1C}">
                           <a14:useLocalDpi xmlns:a14="http://schemas.microsoft.com/office/drawing/2010/main" val="0"/>
@@ -17191,6 +18941,8 @@
     </w:p>
     <w:p>
       <w:pPr>
+        <w:spacing w:line="360" w:lineRule="auto"/>
+        <w:ind w:firstLine="709"/>
         <w:jc w:val="center"/>
       </w:pPr>
       <w:r>
@@ -17205,8 +18957,12 @@
       </w:r>
     </w:p>
     <w:p>
-      <w:r>
-        <w:tab/>
+      <w:pPr>
+        <w:spacing w:line="360" w:lineRule="auto"/>
+        <w:ind w:firstLine="709"/>
+      </w:pPr>
+      <w:r>
+        <w:lastRenderedPageBreak/>
         <w:t xml:space="preserve">Из графиков можно увидеть, что спам письма отличаются меньшим количеством слов в сообщении, но при этом чуть большим числом слов в темах. Из этого выявляется закономерность: спам письма пытаются сильнее выделиться среди всех писем на почте и несут меньшую информацию в самом сообщении. Главная задача спам письма </w:t>
       </w:r>
       <w:r>
@@ -17218,14 +18974,13 @@
     </w:p>
     <w:p>
       <w:pPr>
-        <w:rPr>
-          <w:b/>
-          <w:bCs/>
-        </w:rPr>
-      </w:pPr>
-      <w:r>
-        <w:tab/>
-      </w:r>
+        <w:spacing w:line="360" w:lineRule="auto"/>
+        <w:ind w:firstLine="709"/>
+        <w:rPr>
+          <w:b/>
+          <w:bCs/>
+        </w:rPr>
+      </w:pPr>
       <w:r>
         <w:rPr>
           <w:b/>
@@ -17235,13 +18990,10 @@
       </w:r>
     </w:p>
     <w:p>
-      <w:r>
-        <w:rPr>
-          <w:b/>
-          <w:bCs/>
-        </w:rPr>
-        <w:tab/>
-      </w:r>
+      <w:pPr>
+        <w:spacing w:line="360" w:lineRule="auto"/>
+        <w:ind w:firstLine="709"/>
+      </w:pPr>
       <w:r>
         <w:t>Набор</w:t>
       </w:r>
@@ -17314,16 +19066,77 @@
         <w:t>.</w:t>
       </w:r>
     </w:p>
-    <w:p/>
-    <w:p/>
+    <w:p>
+      <w:pPr>
+        <w:spacing w:line="360" w:lineRule="auto"/>
+        <w:ind w:firstLine="709"/>
+      </w:pPr>
+    </w:p>
+    <w:p>
+      <w:pPr>
+        <w:spacing w:line="360" w:lineRule="auto"/>
+        <w:ind w:firstLine="709"/>
+      </w:pPr>
+    </w:p>
+    <w:p>
+      <w:pPr>
+        <w:spacing w:line="360" w:lineRule="auto"/>
+        <w:ind w:firstLine="709"/>
+      </w:pPr>
+    </w:p>
+    <w:p>
+      <w:pPr>
+        <w:spacing w:line="360" w:lineRule="auto"/>
+        <w:ind w:firstLine="709"/>
+      </w:pPr>
+    </w:p>
+    <w:p>
+      <w:pPr>
+        <w:spacing w:line="360" w:lineRule="auto"/>
+        <w:ind w:firstLine="709"/>
+      </w:pPr>
+    </w:p>
+    <w:p>
+      <w:pPr>
+        <w:spacing w:line="360" w:lineRule="auto"/>
+        <w:ind w:firstLine="709"/>
+      </w:pPr>
+    </w:p>
+    <w:p>
+      <w:pPr>
+        <w:spacing w:line="360" w:lineRule="auto"/>
+        <w:ind w:firstLine="709"/>
+      </w:pPr>
+    </w:p>
+    <w:p>
+      <w:pPr>
+        <w:spacing w:line="360" w:lineRule="auto"/>
+        <w:ind w:firstLine="709"/>
+      </w:pPr>
+    </w:p>
+    <w:p>
+      <w:pPr>
+        <w:spacing w:line="360" w:lineRule="auto"/>
+        <w:ind w:firstLine="709"/>
+      </w:pPr>
+    </w:p>
+    <w:p>
+      <w:pPr>
+        <w:spacing w:line="360" w:lineRule="auto"/>
+        <w:ind w:firstLine="709"/>
+      </w:pPr>
+    </w:p>
     <w:p>
       <w:pPr>
         <w:pStyle w:val="1"/>
-      </w:pPr>
+        <w:spacing w:line="360" w:lineRule="auto"/>
+      </w:pPr>
+      <w:bookmarkStart w:id="17" w:name="_Toc228665290"/>
       <w:r>
         <w:lastRenderedPageBreak/>
         <w:t>ЗАКЛЮЧЕНИЕ</w:t>
       </w:r>
+      <w:bookmarkEnd w:id="17"/>
     </w:p>
     <w:p>
       <w:pPr>
@@ -17820,7 +19633,40 @@
           <w:rFonts w:cs="Times New Roman"/>
           <w:szCs w:val="28"/>
         </w:rPr>
-        <w:t>: ССЫЛКА НА РЕПОЗИТОРИЙ.</w:t>
+        <w:t xml:space="preserve">: </w:t>
+      </w:r>
+      <w:hyperlink r:id="rId27" w:history="1">
+        <w:r>
+          <w:rPr>
+            <w:rStyle w:val="ae"/>
+            <w:rFonts w:cs="Times New Roman"/>
+            <w:szCs w:val="28"/>
+          </w:rPr>
+          <w:t>ССЫЛКА Н</w:t>
+        </w:r>
+        <w:r>
+          <w:rPr>
+            <w:rStyle w:val="ae"/>
+            <w:rFonts w:cs="Times New Roman"/>
+            <w:szCs w:val="28"/>
+          </w:rPr>
+          <w:t>А</w:t>
+        </w:r>
+        <w:r>
+          <w:rPr>
+            <w:rStyle w:val="ae"/>
+            <w:rFonts w:cs="Times New Roman"/>
+            <w:szCs w:val="28"/>
+          </w:rPr>
+          <w:t xml:space="preserve"> РЕПОЗИТОРИЙ</w:t>
+        </w:r>
+      </w:hyperlink>
+      <w:r>
+        <w:rPr>
+          <w:rFonts w:cs="Times New Roman"/>
+          <w:szCs w:val="28"/>
+        </w:rPr>
+        <w:t>.</w:t>
       </w:r>
     </w:p>
     <w:p>
@@ -17957,24 +19803,17 @@
     </w:p>
     <w:p>
       <w:pPr>
-        <w:tabs>
-          <w:tab w:val="left" w:pos="1134"/>
-        </w:tabs>
-        <w:spacing w:after="0" w:line="360" w:lineRule="auto"/>
-        <w:rPr>
-          <w:rFonts w:cs="Times New Roman"/>
-          <w:szCs w:val="28"/>
-        </w:rPr>
-      </w:pPr>
-    </w:p>
-    <w:p>
-      <w:pPr>
         <w:pStyle w:val="1"/>
-      </w:pPr>
+        <w:spacing w:line="360" w:lineRule="auto"/>
+      </w:pPr>
+      <w:bookmarkStart w:id="18" w:name="_Toc228665291"/>
+      <w:bookmarkStart w:id="19" w:name="_ЛИТЕРАТУРА"/>
+      <w:bookmarkEnd w:id="19"/>
       <w:r>
         <w:lastRenderedPageBreak/>
         <w:t>ЛИТЕРАТУРА</w:t>
       </w:r>
+      <w:bookmarkEnd w:id="18"/>
     </w:p>
     <w:p>
       <w:pPr>
@@ -17983,15 +19822,799 @@
           <w:ilvl w:val="0"/>
           <w:numId w:val="12"/>
         </w:numPr>
-      </w:pPr>
-    </w:p>
-    <w:p>
-      <w:r>
+        <w:spacing w:line="360" w:lineRule="auto"/>
+        <w:ind w:left="1066"/>
+        <w:rPr>
+          <w:lang w:val="en-US"/>
+        </w:rPr>
+      </w:pPr>
+      <w:bookmarkStart w:id="20" w:name="Frauddetectiondataset"/>
+      <w:r>
+        <w:t>Набор</w:t>
+      </w:r>
+      <w:r>
+        <w:rPr>
+          <w:lang w:val="en-US"/>
+        </w:rPr>
         <w:t xml:space="preserve"> </w:t>
       </w:r>
+      <w:r>
+        <w:t>данных</w:t>
+      </w:r>
+      <w:r>
+        <w:rPr>
+          <w:lang w:val="en-US"/>
+        </w:rPr>
+        <w:t xml:space="preserve"> </w:t>
+      </w:r>
+      <w:proofErr w:type="spellStart"/>
+      <w:r>
+        <w:rPr>
+          <w:rFonts w:cs="Times New Roman"/>
+          <w:szCs w:val="28"/>
+          <w:lang w:val="en-US"/>
+        </w:rPr>
+        <w:t>F</w:t>
+      </w:r>
+      <w:r>
+        <w:rPr>
+          <w:rFonts w:cs="Times New Roman"/>
+          <w:szCs w:val="28"/>
+          <w:lang w:val="en-US"/>
+        </w:rPr>
+        <w:t>raud_detection_dataset</w:t>
+      </w:r>
+      <w:proofErr w:type="spellEnd"/>
+      <w:r>
+        <w:rPr>
+          <w:lang w:val="en-US"/>
+        </w:rPr>
+        <w:t xml:space="preserve">. </w:t>
+      </w:r>
+      <w:r>
+        <w:rPr>
+          <w:lang w:val="en-US"/>
+        </w:rPr>
+        <w:t>URL</w:t>
+      </w:r>
+      <w:r>
+        <w:rPr>
+          <w:lang w:val="en-US"/>
+        </w:rPr>
+        <w:t>:</w:t>
+      </w:r>
+      <w:r>
+        <w:rPr>
+          <w:lang w:val="en-US"/>
+        </w:rPr>
+        <w:t xml:space="preserve"> https://github.com/rskworld/fraud-detection</w:t>
+      </w:r>
+      <w:r>
+        <w:rPr>
+          <w:lang w:val="en-US"/>
+        </w:rPr>
+        <w:t>.</w:t>
+      </w:r>
+    </w:p>
+    <w:p>
+      <w:pPr>
+        <w:pStyle w:val="a7"/>
+        <w:numPr>
+          <w:ilvl w:val="0"/>
+          <w:numId w:val="12"/>
+        </w:numPr>
+        <w:spacing w:line="360" w:lineRule="auto"/>
+        <w:ind w:left="1066"/>
+        <w:rPr>
+          <w:b/>
+          <w:bCs/>
+          <w:lang w:val="en-US"/>
+        </w:rPr>
+      </w:pPr>
+      <w:bookmarkStart w:id="21" w:name="ballbearingdataset"/>
+      <w:bookmarkEnd w:id="20"/>
+      <w:r>
+        <w:t>Набор</w:t>
+      </w:r>
+      <w:r>
+        <w:rPr>
+          <w:lang w:val="en-US"/>
+        </w:rPr>
+        <w:t xml:space="preserve"> </w:t>
+      </w:r>
+      <w:r>
+        <w:t>данных</w:t>
+      </w:r>
+      <w:r>
+        <w:rPr>
+          <w:lang w:val="en-US"/>
+        </w:rPr>
+        <w:t xml:space="preserve"> </w:t>
+      </w:r>
+      <w:r>
+        <w:rPr>
+          <w:lang w:val="en-US"/>
+        </w:rPr>
+        <w:t xml:space="preserve">Ball Bearing Vibration, and Temperature Run-to-Failure </w:t>
+      </w:r>
+    </w:p>
+    <w:p>
+      <w:pPr>
+        <w:pStyle w:val="a7"/>
+        <w:spacing w:line="360" w:lineRule="auto"/>
+        <w:ind w:left="1066"/>
+        <w:rPr>
+          <w:b/>
+          <w:bCs/>
+          <w:lang w:val="en-US"/>
+        </w:rPr>
+      </w:pPr>
+      <w:r>
+        <w:rPr>
+          <w:lang w:val="en-US"/>
+        </w:rPr>
+        <w:t>Dataset</w:t>
+      </w:r>
+      <w:r>
+        <w:rPr>
+          <w:lang w:val="en-US"/>
+        </w:rPr>
+        <w:t xml:space="preserve">. </w:t>
+      </w:r>
+      <w:r>
+        <w:rPr>
+          <w:lang w:val="en-US"/>
+        </w:rPr>
+        <w:t xml:space="preserve">URL: </w:t>
+      </w:r>
+      <w:r>
+        <w:rPr>
+          <w:lang w:val="en-US"/>
+        </w:rPr>
+        <w:t>https://data.mendeley.com/datasets/5hcdd3tdvb/6</w:t>
+      </w:r>
+      <w:r>
+        <w:rPr>
+          <w:lang w:val="en-US"/>
+        </w:rPr>
+        <w:t>.</w:t>
+      </w:r>
+    </w:p>
+    <w:p>
+      <w:pPr>
+        <w:pStyle w:val="a7"/>
+        <w:numPr>
+          <w:ilvl w:val="0"/>
+          <w:numId w:val="12"/>
+        </w:numPr>
+        <w:spacing w:line="360" w:lineRule="auto"/>
+        <w:ind w:left="1066"/>
+        <w:rPr>
+          <w:b/>
+          <w:bCs/>
+          <w:lang w:val="en-US"/>
+        </w:rPr>
+      </w:pPr>
+      <w:bookmarkStart w:id="22" w:name="ballbearing"/>
+      <w:bookmarkEnd w:id="21"/>
+      <w:r>
+        <w:rPr>
+          <w:lang w:val="en-US"/>
+        </w:rPr>
+        <w:t xml:space="preserve">Jung, Wonho; Yun, </w:t>
+      </w:r>
+      <w:proofErr w:type="spellStart"/>
+      <w:r>
+        <w:rPr>
+          <w:lang w:val="en-US"/>
+        </w:rPr>
+        <w:t>SungHyun</w:t>
+      </w:r>
+      <w:proofErr w:type="spellEnd"/>
+      <w:r>
+        <w:rPr>
+          <w:lang w:val="en-US"/>
+        </w:rPr>
+        <w:t>; Kim, Junho; Park, Yong-Hwa</w:t>
+      </w:r>
+      <w:r>
+        <w:rPr>
+          <w:lang w:val="en-US"/>
+        </w:rPr>
+        <w:t>.</w:t>
+      </w:r>
+      <w:r>
+        <w:rPr>
+          <w:lang w:val="en-US"/>
+        </w:rPr>
+        <w:t xml:space="preserve"> </w:t>
+      </w:r>
+      <w:r>
+        <w:rPr>
+          <w:lang w:val="en-US"/>
+        </w:rPr>
+        <w:t>Vibration, and temperature run-to-failure dataset of ball bearing for prognostics</w:t>
+      </w:r>
+      <w:r>
+        <w:rPr>
+          <w:lang w:val="en-US"/>
+        </w:rPr>
+        <w:t xml:space="preserve"> // Mendeley Data. 2024.</w:t>
+      </w:r>
+      <w:r>
+        <w:rPr>
+          <w:lang w:val="en-US"/>
+        </w:rPr>
+        <w:t xml:space="preserve"> V6, </w:t>
+      </w:r>
+      <w:r>
+        <w:rPr>
+          <w:lang w:val="en-US"/>
+        </w:rPr>
+        <w:t>DOI</w:t>
+      </w:r>
+      <w:r>
+        <w:rPr>
+          <w:lang w:val="en-US"/>
+        </w:rPr>
+        <w:t>: 10.17632/5hcdd3tdvb.6</w:t>
+      </w:r>
+      <w:r>
+        <w:rPr>
+          <w:lang w:val="en-US"/>
+        </w:rPr>
+        <w:t>.</w:t>
+      </w:r>
+      <w:r>
+        <w:rPr>
+          <w:lang w:val="en-US"/>
+        </w:rPr>
+        <w:t xml:space="preserve"> URL: </w:t>
+      </w:r>
+      <w:r>
+        <w:rPr>
+          <w:lang w:val="en-US"/>
+        </w:rPr>
+        <w:t>https://www.sciencedirect.com/science/article/pii/S235234092400372X</w:t>
+      </w:r>
+      <w:r>
+        <w:rPr>
+          <w:lang w:val="en-US"/>
+        </w:rPr>
+        <w:t>.</w:t>
+      </w:r>
+    </w:p>
+    <w:p>
+      <w:pPr>
+        <w:pStyle w:val="a7"/>
+        <w:numPr>
+          <w:ilvl w:val="0"/>
+          <w:numId w:val="12"/>
+        </w:numPr>
+        <w:spacing w:line="360" w:lineRule="auto"/>
+        <w:ind w:left="1066"/>
+        <w:rPr>
+          <w:b/>
+          <w:bCs/>
+          <w:lang w:val="en-US"/>
+        </w:rPr>
+      </w:pPr>
+      <w:bookmarkStart w:id="23" w:name="STORMgraffitidetection"/>
+      <w:bookmarkEnd w:id="22"/>
+      <w:r>
+        <w:t>Набор</w:t>
+      </w:r>
+      <w:r>
+        <w:rPr>
+          <w:lang w:val="en-US"/>
+        </w:rPr>
+        <w:t xml:space="preserve"> </w:t>
+      </w:r>
+      <w:r>
+        <w:t>данных</w:t>
+      </w:r>
+      <w:r>
+        <w:rPr>
+          <w:lang w:val="en-US"/>
+        </w:rPr>
+        <w:t xml:space="preserve"> </w:t>
+      </w:r>
+      <w:r>
+        <w:rPr>
+          <w:lang w:val="en-US"/>
+        </w:rPr>
+        <w:t>STORM graffiti/tagging detection dataset</w:t>
+      </w:r>
+      <w:r>
+        <w:rPr>
+          <w:lang w:val="en-US"/>
+        </w:rPr>
+        <w:t xml:space="preserve">. URL: </w:t>
+      </w:r>
+      <w:r>
+        <w:rPr>
+          <w:lang w:val="en-US"/>
+        </w:rPr>
+        <w:t>https://zenodo.org/records/3238357</w:t>
+      </w:r>
+      <w:r>
+        <w:rPr>
+          <w:lang w:val="en-US"/>
+        </w:rPr>
+        <w:t>.</w:t>
+      </w:r>
+    </w:p>
+    <w:p>
+      <w:pPr>
+        <w:pStyle w:val="a7"/>
+        <w:numPr>
+          <w:ilvl w:val="0"/>
+          <w:numId w:val="12"/>
+        </w:numPr>
+        <w:spacing w:line="360" w:lineRule="auto"/>
+        <w:ind w:left="1066"/>
+        <w:rPr>
+          <w:b/>
+          <w:bCs/>
+          <w:lang w:val="en-US"/>
+        </w:rPr>
+      </w:pPr>
+      <w:bookmarkStart w:id="24" w:name="STORMEU"/>
+      <w:r>
+        <w:rPr>
+          <w:lang w:val="en-US"/>
+        </w:rPr>
+        <w:t>Heritage Re</w:t>
+      </w:r>
+      <w:r>
+        <w:rPr>
+          <w:lang w:val="en-US"/>
+        </w:rPr>
+        <w:t xml:space="preserve">search Hub: </w:t>
+      </w:r>
+      <w:r>
+        <w:t>страница</w:t>
+      </w:r>
+      <w:r>
+        <w:rPr>
+          <w:lang w:val="en-US"/>
+        </w:rPr>
+        <w:t xml:space="preserve"> </w:t>
+      </w:r>
+      <w:r>
+        <w:t>проекта</w:t>
+      </w:r>
+      <w:r>
+        <w:rPr>
+          <w:lang w:val="en-US"/>
+        </w:rPr>
+        <w:t xml:space="preserve"> STORM (</w:t>
+      </w:r>
+      <w:r>
+        <w:rPr>
+          <w:lang w:val="en-US"/>
+        </w:rPr>
+        <w:t xml:space="preserve">Safeguarding Cultural Heritage through Technical and </w:t>
+      </w:r>
+      <w:proofErr w:type="spellStart"/>
+      <w:r>
+        <w:rPr>
+          <w:lang w:val="en-US"/>
+        </w:rPr>
+        <w:t>Organisational</w:t>
+      </w:r>
+      <w:proofErr w:type="spellEnd"/>
+      <w:r>
+        <w:rPr>
+          <w:lang w:val="en-US"/>
+        </w:rPr>
+        <w:t xml:space="preserve"> Resources Management</w:t>
+      </w:r>
+      <w:r>
+        <w:rPr>
+          <w:lang w:val="en-US"/>
+        </w:rPr>
+        <w:t>)</w:t>
+      </w:r>
+      <w:r>
+        <w:rPr>
+          <w:lang w:val="en-US"/>
+        </w:rPr>
+        <w:t xml:space="preserve">. URL: </w:t>
+      </w:r>
+      <w:r>
+        <w:rPr>
+          <w:lang w:val="en-US"/>
+        </w:rPr>
+        <w:t>https://www.heritageresearch-hub.eu/project/storm</w:t>
+      </w:r>
+      <w:r>
+        <w:rPr>
+          <w:lang w:val="en-US"/>
+        </w:rPr>
+        <w:t>.</w:t>
+      </w:r>
+    </w:p>
+    <w:p>
+      <w:pPr>
+        <w:pStyle w:val="a7"/>
+        <w:numPr>
+          <w:ilvl w:val="0"/>
+          <w:numId w:val="12"/>
+        </w:numPr>
+        <w:spacing w:line="360" w:lineRule="auto"/>
+        <w:ind w:left="1066"/>
+        <w:rPr>
+          <w:lang w:val="en-US"/>
+        </w:rPr>
+      </w:pPr>
+      <w:bookmarkStart w:id="25" w:name="graffiti"/>
+      <w:bookmarkEnd w:id="23"/>
+      <w:bookmarkEnd w:id="24"/>
+      <w:proofErr w:type="spellStart"/>
+      <w:r>
+        <w:rPr>
+          <w:lang w:val="en-US"/>
+        </w:rPr>
+        <w:t>Patrikakis</w:t>
+      </w:r>
+      <w:proofErr w:type="spellEnd"/>
+      <w:r>
+        <w:rPr>
+          <w:lang w:val="en-US"/>
+        </w:rPr>
+        <w:t xml:space="preserve"> Charalampos, </w:t>
+      </w:r>
+      <w:proofErr w:type="spellStart"/>
+      <w:r>
+        <w:rPr>
+          <w:lang w:val="en-US"/>
+        </w:rPr>
+        <w:t>Kasnesis</w:t>
+      </w:r>
+      <w:proofErr w:type="spellEnd"/>
+      <w:r>
+        <w:rPr>
+          <w:lang w:val="en-US"/>
+        </w:rPr>
+        <w:t xml:space="preserve"> Panagiotis, </w:t>
+      </w:r>
+      <w:proofErr w:type="spellStart"/>
+      <w:r>
+        <w:rPr>
+          <w:lang w:val="en-US"/>
+        </w:rPr>
+        <w:t>Toumanidis</w:t>
+      </w:r>
+      <w:proofErr w:type="spellEnd"/>
+      <w:r>
+        <w:rPr>
+          <w:lang w:val="en-US"/>
+        </w:rPr>
+        <w:t xml:space="preserve"> </w:t>
+      </w:r>
+      <w:proofErr w:type="spellStart"/>
+      <w:r>
+        <w:rPr>
+          <w:lang w:val="en-US"/>
+        </w:rPr>
+        <w:t>Lazarosand</w:t>
+      </w:r>
+      <w:proofErr w:type="spellEnd"/>
+      <w:r>
+        <w:rPr>
+          <w:lang w:val="en-US"/>
+        </w:rPr>
+        <w:t xml:space="preserve"> Tzitamidis Alexandros</w:t>
+      </w:r>
+      <w:r>
+        <w:rPr>
+          <w:lang w:val="en-US"/>
+        </w:rPr>
+        <w:t>,</w:t>
+      </w:r>
+      <w:r>
+        <w:rPr>
+          <w:lang w:val="en-US"/>
+        </w:rPr>
+        <w:t xml:space="preserve"> “STORM graffiti/tagging detection dataset”. </w:t>
+      </w:r>
+      <w:proofErr w:type="spellStart"/>
+      <w:r>
+        <w:rPr>
+          <w:lang w:val="en-US"/>
+        </w:rPr>
+        <w:t>Zenodo</w:t>
+      </w:r>
+      <w:proofErr w:type="spellEnd"/>
+      <w:r>
+        <w:rPr>
+          <w:lang w:val="en-US"/>
+        </w:rPr>
+        <w:t xml:space="preserve">, Jun. 04, 2019. </w:t>
+      </w:r>
+      <w:proofErr w:type="spellStart"/>
+      <w:r>
+        <w:rPr>
+          <w:lang w:val="en-US"/>
+        </w:rPr>
+        <w:t>doi</w:t>
+      </w:r>
+      <w:proofErr w:type="spellEnd"/>
+      <w:r>
+        <w:rPr>
+          <w:lang w:val="en-US"/>
+        </w:rPr>
+        <w:t>: 10.5281/zenodo.3238357.</w:t>
+      </w:r>
+    </w:p>
+    <w:p>
+      <w:pPr>
+        <w:pStyle w:val="a7"/>
+        <w:numPr>
+          <w:ilvl w:val="0"/>
+          <w:numId w:val="12"/>
+        </w:numPr>
+        <w:spacing w:line="360" w:lineRule="auto"/>
+        <w:ind w:left="1066"/>
+        <w:rPr>
+          <w:lang w:val="en-US"/>
+        </w:rPr>
+      </w:pPr>
+      <w:bookmarkStart w:id="26" w:name="EnronSpamDataset"/>
+      <w:bookmarkEnd w:id="25"/>
+      <w:r>
+        <w:t>Набор</w:t>
+      </w:r>
+      <w:r>
+        <w:rPr>
+          <w:lang w:val="en-US"/>
+        </w:rPr>
+        <w:t xml:space="preserve"> </w:t>
+      </w:r>
+      <w:r>
+        <w:t>данных</w:t>
+      </w:r>
+      <w:r>
+        <w:rPr>
+          <w:lang w:val="en-US"/>
+        </w:rPr>
+        <w:t xml:space="preserve"> </w:t>
+      </w:r>
+      <w:r>
+        <w:rPr>
+          <w:lang w:val="en-US"/>
+        </w:rPr>
+        <w:t>The Enron-Spam dataset preprocessed in a single, clean csv file.</w:t>
+      </w:r>
+      <w:r>
+        <w:rPr>
+          <w:lang w:val="en-US"/>
+        </w:rPr>
+        <w:t xml:space="preserve"> </w:t>
+      </w:r>
+      <w:r>
+        <w:rPr>
+          <w:lang w:val="en-US"/>
+        </w:rPr>
+        <w:t xml:space="preserve">URL: </w:t>
+      </w:r>
+      <w:r>
+        <w:rPr>
+          <w:lang w:val="en-US"/>
+        </w:rPr>
+        <w:t>https://github.com/MWiechmann/enron_spam_data?tab=readme-ov-file</w:t>
+      </w:r>
+      <w:r>
+        <w:rPr>
+          <w:lang w:val="en-US"/>
+        </w:rPr>
+        <w:t>.</w:t>
+      </w:r>
+    </w:p>
+    <w:p>
+      <w:pPr>
+        <w:pStyle w:val="a7"/>
+        <w:numPr>
+          <w:ilvl w:val="0"/>
+          <w:numId w:val="12"/>
+        </w:numPr>
+        <w:spacing w:line="360" w:lineRule="auto"/>
+        <w:ind w:left="1066"/>
+      </w:pPr>
+      <w:bookmarkStart w:id="27" w:name="SpamAssassin"/>
+      <w:bookmarkEnd w:id="26"/>
+      <w:r>
+        <w:rPr>
+          <w:lang w:val="en-US"/>
+        </w:rPr>
+        <w:t>Apache</w:t>
+      </w:r>
+      <w:r>
+        <w:t xml:space="preserve"> </w:t>
+      </w:r>
+      <w:proofErr w:type="spellStart"/>
+      <w:r>
+        <w:rPr>
+          <w:lang w:val="en-US"/>
+        </w:rPr>
+        <w:t>SpamAssassin</w:t>
+      </w:r>
+      <w:proofErr w:type="spellEnd"/>
+      <w:r>
+        <w:t xml:space="preserve">: </w:t>
+      </w:r>
+      <w:r>
+        <w:t xml:space="preserve">сайт, предоставляющий фильтр для классификации электронных писем и блокировки спама. </w:t>
+      </w:r>
+      <w:r>
+        <w:rPr>
+          <w:lang w:val="en-US"/>
+        </w:rPr>
+        <w:t xml:space="preserve">URL: </w:t>
+      </w:r>
+      <w:r>
+        <w:rPr>
+          <w:lang w:val="en-US"/>
+        </w:rPr>
+        <w:t>https://spamassassin.apache.org/index.html</w:t>
+      </w:r>
+      <w:r>
+        <w:rPr>
+          <w:lang w:val="en-US"/>
+        </w:rPr>
+        <w:t>.</w:t>
+      </w:r>
+    </w:p>
+    <w:p>
+      <w:pPr>
+        <w:pStyle w:val="a7"/>
+        <w:numPr>
+          <w:ilvl w:val="0"/>
+          <w:numId w:val="12"/>
+        </w:numPr>
+        <w:spacing w:line="360" w:lineRule="auto"/>
+        <w:ind w:left="1066"/>
+        <w:rPr>
+          <w:lang w:val="en-US"/>
+        </w:rPr>
+      </w:pPr>
+      <w:bookmarkStart w:id="28" w:name="AdaptiveSpamFilteringUsingOnlyBayesText"/>
+      <w:bookmarkEnd w:id="27"/>
+      <w:r>
+        <w:rPr>
+          <w:lang w:val="en-US"/>
+        </w:rPr>
+        <w:t xml:space="preserve">A. </w:t>
+      </w:r>
+      <w:proofErr w:type="spellStart"/>
+      <w:r>
+        <w:rPr>
+          <w:lang w:val="en-US"/>
+        </w:rPr>
+        <w:t>Kosmopoulos</w:t>
+      </w:r>
+      <w:proofErr w:type="spellEnd"/>
+      <w:r>
+        <w:rPr>
+          <w:lang w:val="en-US"/>
+        </w:rPr>
+        <w:t xml:space="preserve">, G. </w:t>
+      </w:r>
+      <w:proofErr w:type="spellStart"/>
+      <w:r>
+        <w:rPr>
+          <w:lang w:val="en-US"/>
+        </w:rPr>
+        <w:t>Paliouras</w:t>
+      </w:r>
+      <w:proofErr w:type="spellEnd"/>
+      <w:r>
+        <w:rPr>
+          <w:lang w:val="en-US"/>
+        </w:rPr>
+        <w:t xml:space="preserve"> and I. </w:t>
+      </w:r>
+      <w:proofErr w:type="spellStart"/>
+      <w:r>
+        <w:rPr>
+          <w:lang w:val="en-US"/>
+        </w:rPr>
+        <w:t>Androutsopoulos</w:t>
+      </w:r>
+      <w:proofErr w:type="spellEnd"/>
+      <w:r>
+        <w:rPr>
+          <w:lang w:val="en-US"/>
+        </w:rPr>
+        <w:t xml:space="preserve">, "Adaptive Spam Filtering Using Only Naive Bayes Text Classifiers". Spam Filtering Challenge Competition, </w:t>
+      </w:r>
+      <w:r>
+        <w:rPr>
+          <w:i/>
+          <w:iCs/>
+          <w:lang w:val="en-US"/>
+        </w:rPr>
+        <w:t>5th Conference on Email and Anti-Spam</w:t>
+      </w:r>
+      <w:r>
+        <w:rPr>
+          <w:lang w:val="en-US"/>
+        </w:rPr>
+        <w:t xml:space="preserve"> (CEAS 2008), Mountain View, CA, USA, 2008</w:t>
+      </w:r>
+      <w:r>
+        <w:rPr>
+          <w:lang w:val="en-US"/>
+        </w:rPr>
+        <w:t xml:space="preserve">. URL: </w:t>
+      </w:r>
+      <w:r>
+        <w:rPr>
+          <w:lang w:val="en-US"/>
+        </w:rPr>
+        <w:t>https://pages.aueb.gr/users/ion/docs/ceas2008_paper.pdf</w:t>
+      </w:r>
+      <w:r>
+        <w:rPr>
+          <w:lang w:val="en-US"/>
+        </w:rPr>
+        <w:t>.</w:t>
+      </w:r>
+    </w:p>
+    <w:p>
+      <w:pPr>
+        <w:pStyle w:val="a7"/>
+        <w:numPr>
+          <w:ilvl w:val="0"/>
+          <w:numId w:val="12"/>
+        </w:numPr>
+        <w:spacing w:line="360" w:lineRule="auto"/>
+        <w:ind w:left="1066"/>
+        <w:rPr>
+          <w:lang w:val="en-US"/>
+        </w:rPr>
+      </w:pPr>
+      <w:bookmarkStart w:id="29" w:name="Киберленинка"/>
+      <w:bookmarkEnd w:id="28"/>
+      <w:r>
+        <w:lastRenderedPageBreak/>
+        <w:t xml:space="preserve"> </w:t>
+      </w:r>
+      <w:r>
+        <w:t xml:space="preserve">Майорова Алла Романовна, Карамышева Надежда Сергеевна, Зинкин Сергей Александрович АНАЛИЗ ВЛИЯНИЯ КАЧЕСТВА ДАННЫХ НА ПРОИЗВОДИТЕЛЬНОСТЬ АЛГОРИТМОВ МАШИННОГО ОБУЧЕНИЯ // Вестник </w:t>
+      </w:r>
+      <w:proofErr w:type="spellStart"/>
+      <w:r>
+        <w:t>ПензГУ</w:t>
+      </w:r>
+      <w:proofErr w:type="spellEnd"/>
+      <w:r>
+        <w:t xml:space="preserve">. 2024. №4 (48). </w:t>
+      </w:r>
+      <w:r>
+        <w:rPr>
+          <w:lang w:val="en-US"/>
+        </w:rPr>
+        <w:t>URL: https://cyberleninka.ru/article/n/analiz-vliyaniya-kachestva-dannyh-na-proizvoditelnost-algoritmov-mashinnogo-obucheniya.</w:t>
+      </w:r>
+    </w:p>
+    <w:bookmarkEnd w:id="29"/>
+    <w:p>
+      <w:pPr>
+        <w:rPr>
+          <w:lang w:val="en-US"/>
+        </w:rPr>
+      </w:pPr>
+      <w:r>
+        <w:rPr>
+          <w:lang w:val="en-US"/>
+        </w:rPr>
+        <w:t xml:space="preserve"> </w:t>
+      </w:r>
     </w:p>
     <w:sectPr>
-      <w:footerReference w:type="default" r:id="rId33"/>
+      <w:footerReference w:type="default" r:id="rId28"/>
       <w:pgSz w:w="11906" w:h="16838"/>
       <w:pgMar w:top="1134" w:right="850" w:bottom="1134" w:left="1701" w:header="708" w:footer="708" w:gutter="0"/>
       <w:cols w:space="708"/>
@@ -18771,8 +21394,8 @@
   <w:abstractNum w:abstractNumId="7" w15:restartNumberingAfterBreak="0">
     <w:nsid w:val="362F5F29"/>
     <w:multiLevelType w:val="hybridMultilevel"/>
-    <w:tmpl w:val="8B6E93F4"/>
-    <w:lvl w:ilvl="0" w:tplc="D9682C6C">
+    <w:tmpl w:val="BE3A67C4"/>
+    <w:lvl w:ilvl="0" w:tplc="2E2E01B4">
       <w:start w:val="1"/>
       <w:numFmt w:val="decimal"/>
       <w:lvlText w:val="%1."/>
@@ -18782,6 +21405,8 @@
       </w:pPr>
       <w:rPr>
         <w:rFonts w:hint="default"/>
+        <w:b w:val="0"/>
+        <w:bCs w:val="0"/>
       </w:rPr>
     </w:lvl>
     <w:lvl w:ilvl="1" w:tplc="04190019" w:tentative="1">
@@ -19933,7 +22558,6 @@
   <w:style w:type="character" w:default="1" w:styleId="a0">
     <w:name w:val="Default Paragraph Font"/>
     <w:uiPriority w:val="1"/>
-    <w:semiHidden/>
     <w:unhideWhenUsed/>
   </w:style>
   <w:style w:type="table" w:default="1" w:styleId="a1">
@@ -20494,6 +23118,55 @@
       <w14:ligatures w14:val="none"/>
     </w:rPr>
   </w:style>
+  <w:style w:type="paragraph" w:styleId="af7">
+    <w:name w:val="TOC Heading"/>
+    <w:basedOn w:val="1"/>
+    <w:next w:val="a"/>
+    <w:uiPriority w:val="39"/>
+    <w:unhideWhenUsed/>
+    <w:qFormat/>
+    <w:rsid w:val="007F66BE"/>
+    <w:pPr>
+      <w:spacing w:before="240" w:after="0"/>
+      <w:jc w:val="left"/>
+      <w:outlineLvl w:val="9"/>
+    </w:pPr>
+    <w:rPr>
+      <w:rFonts w:asciiTheme="majorHAnsi" w:hAnsiTheme="majorHAnsi"/>
+      <w:b w:val="0"/>
+      <w:color w:val="0F4761" w:themeColor="accent1" w:themeShade="BF"/>
+      <w:kern w:val="0"/>
+      <w:sz w:val="32"/>
+      <w:szCs w:val="32"/>
+      <w:lang w:eastAsia="ru-RU"/>
+      <w14:ligatures w14:val="none"/>
+    </w:rPr>
+  </w:style>
+  <w:style w:type="paragraph" w:styleId="11">
+    <w:name w:val="toc 1"/>
+    <w:basedOn w:val="a"/>
+    <w:next w:val="a"/>
+    <w:autoRedefine/>
+    <w:uiPriority w:val="39"/>
+    <w:unhideWhenUsed/>
+    <w:rsid w:val="007F66BE"/>
+    <w:pPr>
+      <w:spacing w:after="100"/>
+    </w:pPr>
+  </w:style>
+  <w:style w:type="paragraph" w:styleId="25">
+    <w:name w:val="toc 2"/>
+    <w:basedOn w:val="a"/>
+    <w:next w:val="a"/>
+    <w:autoRedefine/>
+    <w:uiPriority w:val="39"/>
+    <w:unhideWhenUsed/>
+    <w:rsid w:val="007F66BE"/>
+    <w:pPr>
+      <w:spacing w:after="100"/>
+      <w:ind w:left="280"/>
+    </w:pPr>
+  </w:style>
 </w:styles>
 </file>
 

--- a/ОсновнойДокумент.docx
+++ b/ОсновнойДокумент.docx
@@ -404,7 +404,23 @@
                 <w:rFonts w:cs="Times New Roman"/>
                 <w:szCs w:val="28"/>
               </w:rPr>
-              <w:t>Доктор физ.-мат. наук, доцент</w:t>
+              <w:t xml:space="preserve">Доктор </w:t>
+            </w:r>
+            <w:proofErr w:type="gramStart"/>
+            <w:r>
+              <w:rPr>
+                <w:rFonts w:cs="Times New Roman"/>
+                <w:szCs w:val="28"/>
+              </w:rPr>
+              <w:t>физ.-мат.</w:t>
+            </w:r>
+            <w:proofErr w:type="gramEnd"/>
+            <w:r>
+              <w:rPr>
+                <w:rFonts w:cs="Times New Roman"/>
+                <w:szCs w:val="28"/>
+              </w:rPr>
+              <w:t xml:space="preserve"> наук, доцент</w:t>
             </w:r>
           </w:p>
           <w:p>
@@ -541,13 +557,29 @@
                 <w:bCs/>
                 <w:szCs w:val="28"/>
               </w:rPr>
-              <w:t>“___”</w:t>
+              <w:t>“__</w:t>
+            </w:r>
+            <w:proofErr w:type="gramStart"/>
+            <w:r>
+              <w:rPr>
+                <w:rFonts w:cs="Times New Roman"/>
+                <w:bCs/>
+                <w:szCs w:val="28"/>
+              </w:rPr>
+              <w:t>_”</w:t>
             </w:r>
             <w:r>
               <w:rPr>
                 <w:rFonts w:cs="Calibri"/>
               </w:rPr>
-              <w:t>_____________</w:t>
+              <w:t>_</w:t>
+            </w:r>
+            <w:proofErr w:type="gramEnd"/>
+            <w:r>
+              <w:rPr>
+                <w:rFonts w:cs="Calibri"/>
+              </w:rPr>
+              <w:t>____________</w:t>
             </w:r>
             <w:r>
               <w:rPr>
@@ -866,12 +898,21 @@
               </w:rPr>
               <w:t xml:space="preserve">        ____________</w:t>
             </w:r>
+            <w:proofErr w:type="gramStart"/>
             <w:r>
               <w:rPr>
                 <w:rFonts w:cs="Times New Roman"/>
                 <w:szCs w:val="28"/>
               </w:rPr>
-              <w:t xml:space="preserve">А.А. </w:t>
+              <w:t>А.А.</w:t>
+            </w:r>
+            <w:proofErr w:type="gramEnd"/>
+            <w:r>
+              <w:rPr>
+                <w:rFonts w:cs="Times New Roman"/>
+                <w:szCs w:val="28"/>
+              </w:rPr>
+              <w:t xml:space="preserve"> </w:t>
             </w:r>
             <w:proofErr w:type="spellStart"/>
             <w:r>
@@ -1264,23 +1305,7 @@
             <w:rFonts w:cs="Times New Roman"/>
             <w:szCs w:val="28"/>
           </w:rPr>
-          <w:t>Источник набора табли</w:t>
-        </w:r>
-        <w:r>
-          <w:rPr>
-            <w:rStyle w:val="ae"/>
-            <w:rFonts w:cs="Times New Roman"/>
-            <w:szCs w:val="28"/>
-          </w:rPr>
-          <w:t>ч</w:t>
-        </w:r>
-        <w:r>
-          <w:rPr>
-            <w:rStyle w:val="ae"/>
-            <w:rFonts w:cs="Times New Roman"/>
-            <w:szCs w:val="28"/>
-          </w:rPr>
-          <w:t>ных данных</w:t>
+          <w:t>Источник набора табличных данных</w:t>
         </w:r>
       </w:hyperlink>
     </w:p>
@@ -1304,23 +1329,7 @@
             <w:rFonts w:cs="Times New Roman"/>
             <w:szCs w:val="28"/>
           </w:rPr>
-          <w:t>Источник набора дан</w:t>
-        </w:r>
-        <w:r>
-          <w:rPr>
-            <w:rStyle w:val="ae"/>
-            <w:rFonts w:cs="Times New Roman"/>
-            <w:szCs w:val="28"/>
-          </w:rPr>
-          <w:t>н</w:t>
-        </w:r>
-        <w:r>
-          <w:rPr>
-            <w:rStyle w:val="ae"/>
-            <w:rFonts w:cs="Times New Roman"/>
-            <w:szCs w:val="28"/>
-          </w:rPr>
-          <w:t>ых с временными рядами</w:t>
+          <w:t>Источник набора данных с временными рядами</w:t>
         </w:r>
       </w:hyperlink>
     </w:p>
@@ -1344,23 +1353,7 @@
             <w:rFonts w:cs="Times New Roman"/>
             <w:szCs w:val="28"/>
           </w:rPr>
-          <w:t>Источник набора данн</w:t>
-        </w:r>
-        <w:r>
-          <w:rPr>
-            <w:rStyle w:val="ae"/>
-            <w:rFonts w:cs="Times New Roman"/>
-            <w:szCs w:val="28"/>
-          </w:rPr>
-          <w:t>ы</w:t>
-        </w:r>
-        <w:r>
-          <w:rPr>
-            <w:rStyle w:val="ae"/>
-            <w:rFonts w:cs="Times New Roman"/>
-            <w:szCs w:val="28"/>
-          </w:rPr>
-          <w:t>х с изображениями</w:t>
+          <w:t>Источник набора данных с изображениями</w:t>
         </w:r>
       </w:hyperlink>
     </w:p>
@@ -1384,23 +1377,7 @@
             <w:rFonts w:cs="Times New Roman"/>
             <w:szCs w:val="28"/>
           </w:rPr>
-          <w:t>Источник набора текс</w:t>
-        </w:r>
-        <w:r>
-          <w:rPr>
-            <w:rStyle w:val="ae"/>
-            <w:rFonts w:cs="Times New Roman"/>
-            <w:szCs w:val="28"/>
-          </w:rPr>
-          <w:t>т</w:t>
-        </w:r>
-        <w:r>
-          <w:rPr>
-            <w:rStyle w:val="ae"/>
-            <w:rFonts w:cs="Times New Roman"/>
-            <w:szCs w:val="28"/>
-          </w:rPr>
-          <w:t>овых данных</w:t>
+          <w:t>Источник набора текстовых данных</w:t>
         </w:r>
       </w:hyperlink>
       <w:r>
@@ -1582,7 +1559,25 @@
           <w:sz w:val="28"/>
           <w:szCs w:val="28"/>
         </w:rPr>
-        <w:t>«___»_________</w:t>
+        <w:t>«__</w:t>
+      </w:r>
+      <w:proofErr w:type="gramStart"/>
+      <w:r>
+        <w:rPr>
+          <w:rFonts w:ascii="Times New Roman" w:hAnsi="Times New Roman" w:cs="Times New Roman"/>
+          <w:sz w:val="28"/>
+          <w:szCs w:val="28"/>
+        </w:rPr>
+        <w:t>_»_</w:t>
+      </w:r>
+      <w:proofErr w:type="gramEnd"/>
+      <w:r>
+        <w:rPr>
+          <w:rFonts w:ascii="Times New Roman" w:hAnsi="Times New Roman" w:cs="Times New Roman"/>
+          <w:sz w:val="28"/>
+          <w:szCs w:val="28"/>
+        </w:rPr>
+        <w:t>________</w:t>
       </w:r>
       <w:r>
         <w:rPr>
@@ -1761,6 +1756,7 @@
       <w:r>
         <w:t xml:space="preserve">          </w:t>
       </w:r>
+      <w:proofErr w:type="gramStart"/>
       <w:r>
         <w:rPr>
           <w:rFonts w:cs="Times New Roman"/>
@@ -1768,6 +1764,7 @@
         </w:rPr>
         <w:t>А.В.</w:t>
       </w:r>
+      <w:proofErr w:type="gramEnd"/>
       <w:r>
         <w:rPr>
           <w:rFonts w:cs="Times New Roman"/>
@@ -1858,6 +1855,15 @@
     </w:p>
     <w:sdt>
       <w:sdtPr>
+        <w:rPr>
+          <w:rFonts w:ascii="Times New Roman" w:eastAsiaTheme="minorHAnsi" w:hAnsi="Times New Roman" w:cstheme="minorBidi"/>
+          <w:color w:val="auto"/>
+          <w:kern w:val="2"/>
+          <w:sz w:val="28"/>
+          <w:szCs w:val="22"/>
+          <w:lang w:eastAsia="en-US"/>
+          <w14:ligatures w14:val="standardContextual"/>
+        </w:rPr>
         <w:id w:val="-477533970"/>
         <w:docPartObj>
           <w:docPartGallery w:val="Table of Contents"/>
@@ -1866,15 +1872,8 @@
       </w:sdtPr>
       <w:sdtEndPr>
         <w:rPr>
-          <w:rFonts w:ascii="Times New Roman" w:eastAsiaTheme="minorHAnsi" w:hAnsi="Times New Roman" w:cstheme="minorBidi"/>
-          <w:b/>
-          <w:bCs/>
-          <w:color w:val="auto"/>
-          <w:kern w:val="2"/>
-          <w:sz w:val="28"/>
-          <w:szCs w:val="22"/>
-          <w:lang w:eastAsia="en-US"/>
-          <w14:ligatures w14:val="standardContextual"/>
+          <w:b/>
+          <w:bCs/>
         </w:rPr>
       </w:sdtEndPr>
       <w:sdtContent>
@@ -2962,7 +2961,7 @@
                 <w:noProof/>
                 <w:webHidden/>
               </w:rPr>
-              <w:t>31</w:t>
+              <w:t>32</w:t>
             </w:r>
             <w:r>
               <w:rPr>
@@ -3035,7 +3034,7 @@
                 <w:noProof/>
                 <w:webHidden/>
               </w:rPr>
-              <w:t>31</w:t>
+              <w:t>32</w:t>
             </w:r>
             <w:r>
               <w:rPr>
@@ -3108,7 +3107,7 @@
                 <w:noProof/>
                 <w:webHidden/>
               </w:rPr>
-              <w:t>31</w:t>
+              <w:t>32</w:t>
             </w:r>
             <w:r>
               <w:rPr>
@@ -3181,7 +3180,7 @@
                 <w:noProof/>
                 <w:webHidden/>
               </w:rPr>
-              <w:t>32</w:t>
+              <w:t>33</w:t>
             </w:r>
             <w:r>
               <w:rPr>
@@ -3254,7 +3253,7 @@
                 <w:noProof/>
                 <w:webHidden/>
               </w:rPr>
-              <w:t>35</w:t>
+              <w:t>37</w:t>
             </w:r>
             <w:r>
               <w:rPr>
@@ -3327,7 +3326,7 @@
                 <w:noProof/>
                 <w:webHidden/>
               </w:rPr>
-              <w:t>36</w:t>
+              <w:t>38</w:t>
             </w:r>
             <w:r>
               <w:rPr>
@@ -3481,23 +3480,7 @@
             <w:rFonts w:cs="Times New Roman"/>
             <w:szCs w:val="28"/>
           </w:rPr>
-          <w:t>[</w:t>
-        </w:r>
-        <w:r>
-          <w:rPr>
-            <w:rStyle w:val="ae"/>
-            <w:rFonts w:cs="Times New Roman"/>
-            <w:szCs w:val="28"/>
-          </w:rPr>
-          <w:t>1</w:t>
-        </w:r>
-        <w:r>
-          <w:rPr>
-            <w:rStyle w:val="ae"/>
-            <w:rFonts w:cs="Times New Roman"/>
-            <w:szCs w:val="28"/>
-          </w:rPr>
-          <w:t>]</w:t>
+          <w:t>[1]</w:t>
         </w:r>
       </w:hyperlink>
       <w:r>
@@ -4810,7 +4793,39 @@
           <w:rFonts w:cs="Times New Roman"/>
           <w:szCs w:val="28"/>
         </w:rPr>
-        <w:t>Время произведения транзакции формата «ГГГГ-ММ-ДД ЧЧ:ММ:СС.МС»</w:t>
+        <w:t xml:space="preserve">Время произведения транзакции формата «ГГГГ-ММ-ДД </w:t>
+      </w:r>
+      <w:proofErr w:type="gramStart"/>
+      <w:r>
+        <w:rPr>
+          <w:rFonts w:cs="Times New Roman"/>
+          <w:szCs w:val="28"/>
+        </w:rPr>
+        <w:t>ЧЧ:ММ</w:t>
+      </w:r>
+      <w:proofErr w:type="gramEnd"/>
+      <w:r>
+        <w:rPr>
+          <w:rFonts w:cs="Times New Roman"/>
+          <w:szCs w:val="28"/>
+        </w:rPr>
+        <w:t>:</w:t>
+      </w:r>
+      <w:proofErr w:type="gramStart"/>
+      <w:r>
+        <w:rPr>
+          <w:rFonts w:cs="Times New Roman"/>
+          <w:szCs w:val="28"/>
+        </w:rPr>
+        <w:t>СС.МС</w:t>
+      </w:r>
+      <w:proofErr w:type="gramEnd"/>
+      <w:r>
+        <w:rPr>
+          <w:rFonts w:cs="Times New Roman"/>
+          <w:szCs w:val="28"/>
+        </w:rPr>
+        <w:t>»</w:t>
       </w:r>
       <w:r>
         <w:rPr>
@@ -5363,6 +5378,7 @@
         <w:t>is_foreign_transaction</w:t>
       </w:r>
       <w:proofErr w:type="spellEnd"/>
+      <w:proofErr w:type="gramStart"/>
       <w:r>
         <w:rPr>
           <w:rFonts w:cs="Times New Roman"/>
@@ -5375,7 +5391,15 @@
           <w:rFonts w:cs="Times New Roman"/>
           <w:szCs w:val="28"/>
         </w:rPr>
-        <w:t>Осуществляется ли транзакция из-за рубежа</w:t>
+        <w:t>Осуществляется</w:t>
+      </w:r>
+      <w:proofErr w:type="gramEnd"/>
+      <w:r>
+        <w:rPr>
+          <w:rFonts w:cs="Times New Roman"/>
+          <w:szCs w:val="28"/>
+        </w:rPr>
+        <w:t xml:space="preserve"> ли транзакция из-за рубежа</w:t>
       </w:r>
       <w:r>
         <w:rPr>
@@ -5448,6 +5472,7 @@
         <w:t>is_weekend</w:t>
       </w:r>
       <w:proofErr w:type="spellEnd"/>
+      <w:proofErr w:type="gramStart"/>
       <w:r>
         <w:rPr>
           <w:rFonts w:cs="Times New Roman"/>
@@ -5460,7 +5485,15 @@
           <w:rFonts w:cs="Times New Roman"/>
           <w:szCs w:val="28"/>
         </w:rPr>
-        <w:t>Была ли транзакция осуществлена на выходных</w:t>
+        <w:t>Была</w:t>
+      </w:r>
+      <w:proofErr w:type="gramEnd"/>
+      <w:r>
+        <w:rPr>
+          <w:rFonts w:cs="Times New Roman"/>
+          <w:szCs w:val="28"/>
+        </w:rPr>
+        <w:t xml:space="preserve"> ли транзакция осуществлена на выходных</w:t>
       </w:r>
       <w:r>
         <w:rPr>
@@ -5630,6 +5663,7 @@
         <w:t>is_fraud</w:t>
       </w:r>
       <w:proofErr w:type="spellEnd"/>
+      <w:proofErr w:type="gramStart"/>
       <w:r>
         <w:rPr>
           <w:rFonts w:cs="Times New Roman"/>
@@ -5642,7 +5676,15 @@
           <w:rFonts w:cs="Times New Roman"/>
           <w:szCs w:val="28"/>
         </w:rPr>
-        <w:t>Является ли транзакция мошеннической</w:t>
+        <w:t>Является</w:t>
+      </w:r>
+      <w:proofErr w:type="gramEnd"/>
+      <w:r>
+        <w:rPr>
+          <w:rFonts w:cs="Times New Roman"/>
+          <w:szCs w:val="28"/>
+        </w:rPr>
+        <w:t xml:space="preserve"> ли транзакция мошеннической</w:t>
       </w:r>
       <w:r>
         <w:rPr>
@@ -5908,6 +5950,7 @@
         <w:t>is_month_end</w:t>
       </w:r>
       <w:proofErr w:type="spellEnd"/>
+      <w:proofErr w:type="gramStart"/>
       <w:r>
         <w:rPr>
           <w:rFonts w:cs="Times New Roman"/>
@@ -5920,7 +5963,15 @@
           <w:rFonts w:cs="Times New Roman"/>
           <w:szCs w:val="28"/>
         </w:rPr>
-        <w:t>оследние дни месяца</w:t>
+        <w:t>оследние</w:t>
+      </w:r>
+      <w:proofErr w:type="gramEnd"/>
+      <w:r>
+        <w:rPr>
+          <w:rFonts w:cs="Times New Roman"/>
+          <w:szCs w:val="28"/>
+        </w:rPr>
+        <w:t xml:space="preserve"> дни месяца</w:t>
       </w:r>
       <w:r>
         <w:rPr>
@@ -6516,6 +6567,7 @@
         <w:t>location_changed</w:t>
       </w:r>
       <w:proofErr w:type="spellEnd"/>
+      <w:proofErr w:type="gramStart"/>
       <w:r>
         <w:rPr>
           <w:rFonts w:cs="Times New Roman"/>
@@ -6535,7 +6587,15 @@
           <w:rFonts w:cs="Times New Roman"/>
           <w:szCs w:val="28"/>
         </w:rPr>
-        <w:t>зменилась ли страна совершения транзакции по сравнению с предыдущей.</w:t>
+        <w:t>зменилась</w:t>
+      </w:r>
+      <w:proofErr w:type="gramEnd"/>
+      <w:r>
+        <w:rPr>
+          <w:rFonts w:cs="Times New Roman"/>
+          <w:szCs w:val="28"/>
+        </w:rPr>
+        <w:t xml:space="preserve"> ли страна совершения транзакции по сравнению с предыдущей.</w:t>
       </w:r>
       <w:r>
         <w:rPr>
@@ -6589,6 +6649,7 @@
         <w:t>device_changed</w:t>
       </w:r>
       <w:proofErr w:type="spellEnd"/>
+      <w:proofErr w:type="gramStart"/>
       <w:r>
         <w:rPr>
           <w:rFonts w:cs="Times New Roman"/>
@@ -6608,7 +6669,15 @@
           <w:rFonts w:cs="Times New Roman"/>
           <w:szCs w:val="28"/>
         </w:rPr>
-        <w:t>зменился ли тип устройства по сравнению с предыдущей транзакцией.</w:t>
+        <w:t>зменился</w:t>
+      </w:r>
+      <w:proofErr w:type="gramEnd"/>
+      <w:r>
+        <w:rPr>
+          <w:rFonts w:cs="Times New Roman"/>
+          <w:szCs w:val="28"/>
+        </w:rPr>
+        <w:t xml:space="preserve"> ли тип устройства по сравнению с предыдущей транзакцией.</w:t>
       </w:r>
       <w:r>
         <w:rPr>
@@ -6658,6 +6727,7 @@
         <w:t>merchant_category_changed</w:t>
       </w:r>
       <w:proofErr w:type="spellEnd"/>
+      <w:proofErr w:type="gramStart"/>
       <w:r>
         <w:rPr>
           <w:rFonts w:cs="Times New Roman"/>
@@ -6677,7 +6747,15 @@
           <w:rFonts w:cs="Times New Roman"/>
           <w:szCs w:val="28"/>
         </w:rPr>
-        <w:t>зменилась ли категория магазина.</w:t>
+        <w:t>зменилась</w:t>
+      </w:r>
+      <w:proofErr w:type="gramEnd"/>
+      <w:r>
+        <w:rPr>
+          <w:rFonts w:cs="Times New Roman"/>
+          <w:szCs w:val="28"/>
+        </w:rPr>
+        <w:t xml:space="preserve"> ли категория магазина.</w:t>
       </w:r>
       <w:r>
         <w:rPr>
@@ -7442,7 +7520,7 @@
           <w:szCs w:val="28"/>
         </w:rPr>
         <w:drawing>
-          <wp:inline distT="0" distB="0" distL="0" distR="0" wp14:anchorId="76011C62" wp14:editId="40673D79">
+          <wp:inline distT="0" distB="0" distL="0" distR="0" wp14:anchorId="76011C62" wp14:editId="5809BFF1">
             <wp:extent cx="5219700" cy="1409263"/>
             <wp:effectExtent l="0" t="0" r="0" b="635"/>
             <wp:docPr id="70494878" name="Рисунок 1"/>
@@ -9555,7 +9633,7 @@
           <w:szCs w:val="28"/>
         </w:rPr>
         <w:drawing>
-          <wp:inline distT="0" distB="0" distL="0" distR="0" wp14:anchorId="02A93143" wp14:editId="62016189">
+          <wp:inline distT="0" distB="0" distL="0" distR="0" wp14:anchorId="02A93143" wp14:editId="3DB15B56">
             <wp:extent cx="3893820" cy="1949409"/>
             <wp:effectExtent l="0" t="0" r="0" b="0"/>
             <wp:docPr id="1730683625" name="Рисунок 5"/>
@@ -13390,13 +13468,23 @@
                 <w:lang w:val="en-US"/>
               </w:rPr>
             </w:pPr>
-            <w:r>
-              <w:rPr>
-                <w:rFonts w:cs="Times New Roman"/>
-                <w:sz w:val="24"/>
-                <w:szCs w:val="24"/>
-              </w:rPr>
-              <w:t>0.002-0.0041</w:t>
+            <w:proofErr w:type="gramStart"/>
+            <w:r>
+              <w:rPr>
+                <w:rFonts w:cs="Times New Roman"/>
+                <w:sz w:val="24"/>
+                <w:szCs w:val="24"/>
+              </w:rPr>
+              <w:t>0.002-0</w:t>
+            </w:r>
+            <w:proofErr w:type="gramEnd"/>
+            <w:r>
+              <w:rPr>
+                <w:rFonts w:cs="Times New Roman"/>
+                <w:sz w:val="24"/>
+                <w:szCs w:val="24"/>
+              </w:rPr>
+              <w:t>.0041</w:t>
             </w:r>
           </w:p>
         </w:tc>
@@ -13467,13 +13555,23 @@
                 <w:szCs w:val="24"/>
               </w:rPr>
             </w:pPr>
-            <w:r>
-              <w:rPr>
-                <w:rFonts w:cs="Times New Roman"/>
-                <w:sz w:val="24"/>
-                <w:szCs w:val="24"/>
-              </w:rPr>
-              <w:t>0.002-0.0041</w:t>
+            <w:proofErr w:type="gramStart"/>
+            <w:r>
+              <w:rPr>
+                <w:rFonts w:cs="Times New Roman"/>
+                <w:sz w:val="24"/>
+                <w:szCs w:val="24"/>
+              </w:rPr>
+              <w:t>0.002-0</w:t>
+            </w:r>
+            <w:proofErr w:type="gramEnd"/>
+            <w:r>
+              <w:rPr>
+                <w:rFonts w:cs="Times New Roman"/>
+                <w:sz w:val="24"/>
+                <w:szCs w:val="24"/>
+              </w:rPr>
+              <w:t>.0041</w:t>
             </w:r>
           </w:p>
         </w:tc>
@@ -13646,7 +13744,7 @@
           <w:szCs w:val="28"/>
         </w:rPr>
         <w:drawing>
-          <wp:inline distT="0" distB="0" distL="0" distR="0" wp14:anchorId="52127436" wp14:editId="3278DEA0">
+          <wp:inline distT="0" distB="0" distL="0" distR="0" wp14:anchorId="52127436" wp14:editId="612AB011">
             <wp:extent cx="5935980" cy="2110740"/>
             <wp:effectExtent l="0" t="0" r="7620" b="3810"/>
             <wp:docPr id="1566250433" name="Рисунок 1"/>
@@ -13781,7 +13879,7 @@
         </w:rPr>
         <w:lastRenderedPageBreak/>
         <w:drawing>
-          <wp:inline distT="0" distB="0" distL="0" distR="0" wp14:anchorId="303E83D7" wp14:editId="3B9DDECB">
+          <wp:inline distT="0" distB="0" distL="0" distR="0" wp14:anchorId="303E83D7" wp14:editId="2CF57F8B">
             <wp:extent cx="5928360" cy="2773680"/>
             <wp:effectExtent l="0" t="0" r="0" b="7620"/>
             <wp:docPr id="1741823544" name="Рисунок 2"/>
@@ -13991,7 +14089,7 @@
         </w:rPr>
         <w:lastRenderedPageBreak/>
         <w:drawing>
-          <wp:inline distT="0" distB="0" distL="0" distR="0" wp14:anchorId="3F0B6425" wp14:editId="080825C6">
+          <wp:inline distT="0" distB="0" distL="0" distR="0" wp14:anchorId="3F0B6425" wp14:editId="7604B089">
             <wp:extent cx="5229860" cy="2453576"/>
             <wp:effectExtent l="0" t="0" r="0" b="4445"/>
             <wp:docPr id="1727576592" name="Рисунок 1"/>
@@ -14740,7 +14838,7 @@
           <w:szCs w:val="28"/>
         </w:rPr>
         <w:drawing>
-          <wp:inline distT="0" distB="0" distL="0" distR="0" wp14:anchorId="71CB0CD9" wp14:editId="7B8A69C2">
+          <wp:inline distT="0" distB="0" distL="0" distR="0" wp14:anchorId="71CB0CD9" wp14:editId="1843A459">
             <wp:extent cx="5928360" cy="2910840"/>
             <wp:effectExtent l="0" t="0" r="0" b="3810"/>
             <wp:docPr id="745917792" name="Рисунок 4"/>
@@ -15827,7 +15925,13 @@
         <w:t xml:space="preserve">Предметная область набора данных: </w:t>
       </w:r>
       <w:r>
-        <w:t xml:space="preserve">охрана порядка и культурного наследия в городе. Вандализм – распространенная проблема в любом городе. Люди, занимающиеся вандализмом, наносят ущерб </w:t>
+        <w:t xml:space="preserve">охрана порядка и культурного наследия в городе. Вандализм – распространенная проблема в любом городе. </w:t>
+      </w:r>
+      <w:r>
+        <w:t xml:space="preserve">Вандалы </w:t>
+      </w:r>
+      <w:r>
+        <w:t xml:space="preserve">наносят ущерб </w:t>
       </w:r>
       <w:r>
         <w:t>населенному пункту</w:t>
@@ -15951,19 +16055,7 @@
           <w:rPr>
             <w:rStyle w:val="ae"/>
           </w:rPr>
-          <w:t>[</w:t>
-        </w:r>
-        <w:r>
-          <w:rPr>
-            <w:rStyle w:val="ae"/>
-          </w:rPr>
-          <w:t>4</w:t>
-        </w:r>
-        <w:r>
-          <w:rPr>
-            <w:rStyle w:val="ae"/>
-          </w:rPr>
-          <w:t>]</w:t>
+          <w:t>[4]</w:t>
         </w:r>
       </w:hyperlink>
       <w:r>
@@ -16096,7 +16188,10 @@
       </w:r>
       <w:proofErr w:type="spellEnd"/>
       <w:r>
-        <w:t xml:space="preserve"> Resources Management) </w:t>
+        <w:t xml:space="preserve"> Resources Management)</w:t>
+      </w:r>
+      <w:r>
+        <w:t> </w:t>
       </w:r>
       <w:hyperlink w:anchor="STORMEU" w:history="1">
         <w:r>
@@ -16164,7 +16259,13 @@
         <w:t xml:space="preserve"> </w:t>
       </w:r>
       <w:r>
-        <w:t>Также, на фотографиях может быть больше одного рисунка, которые нужно распознать.</w:t>
+        <w:t>Также,</w:t>
+      </w:r>
+      <w:r>
+        <w:t xml:space="preserve"> </w:t>
+      </w:r>
+      <w:r>
+        <w:t>на фотографиях может быть больше одного рисунка, которые нужно распознать.</w:t>
       </w:r>
       <w:r>
         <w:t xml:space="preserve"> </w:t>
@@ -17219,9 +17320,9 @@
         </w:rPr>
         <w:lastRenderedPageBreak/>
         <w:drawing>
-          <wp:inline distT="0" distB="0" distL="0" distR="0" wp14:anchorId="5C8E3FFC" wp14:editId="6A319CC1">
-            <wp:extent cx="1783813" cy="2385060"/>
-            <wp:effectExtent l="0" t="0" r="6985" b="0"/>
+          <wp:inline distT="0" distB="0" distL="0" distR="0" wp14:anchorId="5C8E3FFC" wp14:editId="3CDB51BA">
+            <wp:extent cx="3017704" cy="4034843"/>
+            <wp:effectExtent l="0" t="0" r="0" b="3810"/>
             <wp:docPr id="1546267691" name="Рисунок 1"/>
             <wp:cNvGraphicFramePr>
               <a:graphicFrameLocks xmlns:a="http://schemas.openxmlformats.org/drawingml/2006/main" noChangeAspect="1"/>
@@ -17242,7 +17343,7 @@
                   <pic:spPr>
                     <a:xfrm>
                       <a:off x="0" y="0"/>
-                      <a:ext cx="1806518" cy="2415418"/>
+                      <a:ext cx="3086911" cy="4127377"/>
                     </a:xfrm>
                     <a:prstGeom prst="rect">
                       <a:avLst/>
@@ -17268,10 +17369,10 @@
         <w:t xml:space="preserve">Рисунок 3.2. </w:t>
       </w:r>
       <w:r>
-        <w:t>Пример изображения</w:t>
-      </w:r>
-      <w:r>
-        <w:t xml:space="preserve"> из датасета №1</w:t>
+        <w:t>Пример</w:t>
+      </w:r>
+      <w:r>
+        <w:t xml:space="preserve"> №1</w:t>
       </w:r>
     </w:p>
     <w:p>
@@ -17284,9 +17385,9 @@
           <w:noProof/>
         </w:rPr>
         <w:drawing>
-          <wp:inline distT="0" distB="0" distL="0" distR="0" wp14:anchorId="36E5970E" wp14:editId="1C8E84F7">
-            <wp:extent cx="1830665" cy="2437495"/>
-            <wp:effectExtent l="0" t="0" r="0" b="1270"/>
+          <wp:inline distT="0" distB="0" distL="0" distR="0" wp14:anchorId="36E5970E" wp14:editId="6404234B">
+            <wp:extent cx="3011046" cy="4009150"/>
+            <wp:effectExtent l="0" t="0" r="0" b="0"/>
             <wp:docPr id="845936101" name="Рисунок 1"/>
             <wp:cNvGraphicFramePr>
               <a:graphicFrameLocks xmlns:a="http://schemas.openxmlformats.org/drawingml/2006/main" noChangeAspect="1"/>
@@ -17307,7 +17408,7 @@
                   <pic:spPr>
                     <a:xfrm>
                       <a:off x="0" y="0"/>
-                      <a:ext cx="1857157" cy="2472768"/>
+                      <a:ext cx="3075946" cy="4095563"/>
                     </a:xfrm>
                     <a:prstGeom prst="rect">
                       <a:avLst/>
@@ -17333,7 +17434,16 @@
         <w:t xml:space="preserve">Рисунок 3.3. </w:t>
       </w:r>
       <w:r>
-        <w:t>Пример изображения из датасета №2</w:t>
+        <w:t>Пример</w:t>
+      </w:r>
+      <w:r>
+        <w:t xml:space="preserve"> </w:t>
+      </w:r>
+      <w:r>
+        <w:t>№</w:t>
+      </w:r>
+      <w:r>
+        <w:t>2</w:t>
       </w:r>
     </w:p>
     <w:p>
@@ -17345,10 +17455,11 @@
         <w:rPr>
           <w:noProof/>
         </w:rPr>
+        <w:lastRenderedPageBreak/>
         <w:drawing>
-          <wp:inline distT="0" distB="0" distL="0" distR="0" wp14:anchorId="10CAFB4F" wp14:editId="4526FEF7">
-            <wp:extent cx="1832255" cy="2449830"/>
-            <wp:effectExtent l="0" t="0" r="0" b="7620"/>
+          <wp:inline distT="0" distB="0" distL="0" distR="0" wp14:anchorId="10CAFB4F" wp14:editId="1EBD275C">
+            <wp:extent cx="2982722" cy="3988072"/>
+            <wp:effectExtent l="0" t="0" r="8255" b="0"/>
             <wp:docPr id="1036728336" name="Рисунок 1"/>
             <wp:cNvGraphicFramePr>
               <a:graphicFrameLocks xmlns:a="http://schemas.openxmlformats.org/drawingml/2006/main" noChangeAspect="1"/>
@@ -17369,7 +17480,7 @@
                   <pic:spPr>
                     <a:xfrm>
                       <a:off x="0" y="0"/>
-                      <a:ext cx="1859686" cy="2486507"/>
+                      <a:ext cx="3052081" cy="4080809"/>
                     </a:xfrm>
                     <a:prstGeom prst="rect">
                       <a:avLst/>
@@ -17395,7 +17506,16 @@
         <w:t xml:space="preserve">Рисунок 3.4. </w:t>
       </w:r>
       <w:r>
-        <w:t>Пример изображения из датасета №3</w:t>
+        <w:t>Пример</w:t>
+      </w:r>
+      <w:r>
+        <w:t xml:space="preserve"> </w:t>
+      </w:r>
+      <w:r>
+        <w:t>№</w:t>
+      </w:r>
+      <w:r>
+        <w:t>3</w:t>
       </w:r>
     </w:p>
     <w:p>
@@ -17404,179 +17524,230 @@
         <w:ind w:firstLine="708"/>
       </w:pPr>
       <w:r>
+        <w:t xml:space="preserve">Все фото </w:t>
+      </w:r>
+      <w:r>
+        <w:t>с</w:t>
+      </w:r>
+      <w:r>
+        <w:t xml:space="preserve"> разрешени</w:t>
+      </w:r>
+      <w:r>
+        <w:t>ем</w:t>
+      </w:r>
+      <w:r>
+        <w:t xml:space="preserve"> 720 </w:t>
+      </w:r>
+      <w:r>
+        <w:rPr>
+          <w:lang w:val="en-US"/>
+        </w:rPr>
+        <w:t>x</w:t>
+      </w:r>
+      <w:r>
+        <w:t xml:space="preserve"> 960</w:t>
+      </w:r>
+      <w:r>
+        <w:t>. На некоторых фотографиях запечатлены сразу несколько граффити.</w:t>
+      </w:r>
+      <w:r>
+        <w:t xml:space="preserve"> На рис 3.3 можно увидеть разное освещение: на одно граффити светит солнце.</w:t>
+      </w:r>
+      <w:r>
+        <w:t xml:space="preserve"> Рисунки имеют разные размеры и расположены на различных поверхностях: железная дверь на рис 3.4, </w:t>
+      </w:r>
+      <w:r>
+        <w:t>бетонные стены на рисунках 3.2 и 3.3.</w:t>
+      </w:r>
+      <w:r>
+        <w:t xml:space="preserve"> </w:t>
+      </w:r>
+      <w:r>
+        <w:t>На рис. 3.4 можно заметить, что фотография обрезана. Возможно, на этом месте были чувствительные данные, которые нужно скрыть</w:t>
+      </w:r>
+      <w:r>
+        <w:t>.</w:t>
+      </w:r>
+    </w:p>
+    <w:p>
+      <w:pPr>
+        <w:spacing w:line="360" w:lineRule="auto"/>
+        <w:ind w:firstLine="708"/>
+        <w:rPr>
+          <w:b/>
+          <w:bCs/>
+        </w:rPr>
+      </w:pPr>
+      <w:r>
+        <w:rPr>
+          <w:b/>
+          <w:bCs/>
+        </w:rPr>
+        <w:t>Выводы по третьему разделу</w:t>
+      </w:r>
+    </w:p>
+    <w:p>
+      <w:pPr>
+        <w:spacing w:line="360" w:lineRule="auto"/>
+        <w:ind w:firstLine="708"/>
+      </w:pPr>
+      <w:r>
+        <w:t>Набор</w:t>
+      </w:r>
+      <w:r>
+        <w:t xml:space="preserve"> </w:t>
+      </w:r>
+      <w:r>
+        <w:t>данных</w:t>
+      </w:r>
+      <w:r>
+        <w:t xml:space="preserve"> «</w:t>
+      </w:r>
+      <w:r>
+        <w:rPr>
+          <w:b/>
+          <w:bCs/>
+          <w:lang w:val="en-US"/>
+        </w:rPr>
+        <w:t>STORM</w:t>
+      </w:r>
+      <w:r>
+        <w:rPr>
+          <w:b/>
+          <w:bCs/>
+        </w:rPr>
+        <w:t xml:space="preserve"> </w:t>
+      </w:r>
+      <w:r>
+        <w:rPr>
+          <w:b/>
+          <w:bCs/>
+          <w:lang w:val="en-US"/>
+        </w:rPr>
+        <w:t>graffiti</w:t>
+      </w:r>
+      <w:r>
+        <w:rPr>
+          <w:b/>
+          <w:bCs/>
+        </w:rPr>
+        <w:t>/</w:t>
+      </w:r>
+      <w:r>
+        <w:rPr>
+          <w:b/>
+          <w:bCs/>
+          <w:lang w:val="en-US"/>
+        </w:rPr>
+        <w:t>tagging</w:t>
+      </w:r>
+      <w:r>
+        <w:rPr>
+          <w:b/>
+          <w:bCs/>
+        </w:rPr>
+        <w:t xml:space="preserve"> </w:t>
+      </w:r>
+      <w:r>
+        <w:rPr>
+          <w:b/>
+          <w:bCs/>
+          <w:lang w:val="en-US"/>
+        </w:rPr>
+        <w:t>detection</w:t>
+      </w:r>
+      <w:r>
+        <w:rPr>
+          <w:b/>
+          <w:bCs/>
+        </w:rPr>
+        <w:t xml:space="preserve"> </w:t>
+      </w:r>
+      <w:r>
+        <w:rPr>
+          <w:b/>
+          <w:bCs/>
+          <w:lang w:val="en-US"/>
+        </w:rPr>
+        <w:t>dataset</w:t>
+      </w:r>
+      <w:r>
+        <w:t xml:space="preserve">» </w:t>
+      </w:r>
+      <w:r>
+        <w:rPr>
+          <w:b/>
+          <w:bCs/>
+        </w:rPr>
+        <w:t>–</w:t>
+      </w:r>
+      <w:r>
+        <w:t xml:space="preserve"> датасет</w:t>
+      </w:r>
+      <w:r>
+        <w:t>, в котором представлены граффити в разнообразных местах</w:t>
+      </w:r>
+      <w:r>
+        <w:t xml:space="preserve"> и поверхностях</w:t>
+      </w:r>
+      <w:r>
+        <w:t>, начиная от стены здания, заканчивая памятником и скамейкой. Также,</w:t>
+      </w:r>
+      <w:r>
+        <w:t xml:space="preserve"> рисунки были запечатлены при разных освещениях, но отсутствуют ночные и вечерние фотографии. Большинство фото были анонимизированы путем обрезания частей, где находятся люди или номера автомобилей, но встречаются файлы, в </w:t>
+      </w:r>
+      <w:r>
         <w:lastRenderedPageBreak/>
-        <w:t xml:space="preserve">Все фото </w:t>
-      </w:r>
-      <w:r>
-        <w:t>с</w:t>
-      </w:r>
-      <w:r>
-        <w:t xml:space="preserve"> разрешени</w:t>
-      </w:r>
-      <w:r>
-        <w:t>ем</w:t>
-      </w:r>
-      <w:r>
-        <w:t xml:space="preserve"> 720 </w:t>
-      </w:r>
-      <w:r>
-        <w:rPr>
-          <w:lang w:val="en-US"/>
-        </w:rPr>
-        <w:t>x</w:t>
-      </w:r>
-      <w:r>
-        <w:t xml:space="preserve"> 960</w:t>
-      </w:r>
-      <w:r>
-        <w:t>. На некоторых фотографиях запечатлены сразу несколько граффити.</w:t>
-      </w:r>
-      <w:r>
-        <w:t xml:space="preserve"> На рис 3.3 можно увидеть разное освещение: на одно граффити светит солнце.</w:t>
-      </w:r>
-      <w:r>
-        <w:t xml:space="preserve"> Рисунки имеют разные размеры и расположены на различных поверхностях: железная дверь на рис 3.4, </w:t>
-      </w:r>
-      <w:r>
-        <w:t>бетонные стены на рисунках 3.2 и 3.3.</w:t>
-      </w:r>
-      <w:r>
-        <w:t xml:space="preserve"> </w:t>
-      </w:r>
-      <w:r>
-        <w:t>На рис. 3.4 можно заметить, что фотография обрезана. Возможно, на этом месте были чувствительные данные, которые нужно скрыть</w:t>
-      </w:r>
-      <w:r>
-        <w:t>.</w:t>
+        <w:t>которых такие объекты присутствуют. Возможно добавление фотографий для дальнейшей их разметки. Данный набор подходит для поставленной задачи.</w:t>
       </w:r>
     </w:p>
     <w:p>
       <w:pPr>
         <w:spacing w:line="360" w:lineRule="auto"/>
         <w:ind w:firstLine="708"/>
-        <w:rPr>
-          <w:b/>
-          <w:bCs/>
-        </w:rPr>
-      </w:pPr>
-      <w:r>
-        <w:rPr>
-          <w:b/>
-          <w:bCs/>
-        </w:rPr>
-        <w:t>Выводы по третьему разделу</w:t>
-      </w:r>
+      </w:pPr>
     </w:p>
     <w:p>
       <w:pPr>
         <w:spacing w:line="360" w:lineRule="auto"/>
         <w:ind w:firstLine="708"/>
       </w:pPr>
-      <w:r>
-        <w:t>Набор</w:t>
-      </w:r>
-      <w:r>
-        <w:t xml:space="preserve"> </w:t>
-      </w:r>
-      <w:r>
-        <w:t>данных</w:t>
-      </w:r>
-      <w:r>
-        <w:t xml:space="preserve"> «</w:t>
-      </w:r>
-      <w:r>
-        <w:rPr>
-          <w:b/>
-          <w:bCs/>
-          <w:lang w:val="en-US"/>
-        </w:rPr>
-        <w:t>STORM</w:t>
-      </w:r>
-      <w:r>
-        <w:rPr>
-          <w:b/>
-          <w:bCs/>
-        </w:rPr>
-        <w:t xml:space="preserve"> </w:t>
-      </w:r>
-      <w:r>
-        <w:rPr>
-          <w:b/>
-          <w:bCs/>
-          <w:lang w:val="en-US"/>
-        </w:rPr>
-        <w:t>graffiti</w:t>
-      </w:r>
-      <w:r>
-        <w:rPr>
-          <w:b/>
-          <w:bCs/>
-        </w:rPr>
-        <w:t>/</w:t>
-      </w:r>
-      <w:r>
-        <w:rPr>
-          <w:b/>
-          <w:bCs/>
-          <w:lang w:val="en-US"/>
-        </w:rPr>
-        <w:t>tagging</w:t>
-      </w:r>
-      <w:r>
-        <w:rPr>
-          <w:b/>
-          <w:bCs/>
-        </w:rPr>
-        <w:t xml:space="preserve"> </w:t>
-      </w:r>
-      <w:r>
-        <w:rPr>
-          <w:b/>
-          <w:bCs/>
-          <w:lang w:val="en-US"/>
-        </w:rPr>
-        <w:t>detection</w:t>
-      </w:r>
-      <w:r>
-        <w:rPr>
-          <w:b/>
-          <w:bCs/>
-        </w:rPr>
-        <w:t xml:space="preserve"> </w:t>
-      </w:r>
-      <w:r>
-        <w:rPr>
-          <w:b/>
-          <w:bCs/>
-          <w:lang w:val="en-US"/>
-        </w:rPr>
-        <w:t>dataset</w:t>
-      </w:r>
-      <w:r>
-        <w:t xml:space="preserve">» </w:t>
-      </w:r>
-      <w:r>
-        <w:rPr>
-          <w:b/>
-          <w:bCs/>
-        </w:rPr>
-        <w:t>-</w:t>
-      </w:r>
-      <w:r>
-        <w:t xml:space="preserve"> </w:t>
-      </w:r>
-      <w:r>
-        <w:t>датасет, в котором представлены граффити в разнообразных местах</w:t>
-      </w:r>
-      <w:r>
-        <w:t xml:space="preserve"> и поверхностях</w:t>
-      </w:r>
-      <w:r>
-        <w:t>, начиная от стены здания, заканчивая памятником и скамейкой. Также,</w:t>
-      </w:r>
-      <w:r>
-        <w:t xml:space="preserve"> рисунки были запечатлены при разных освещениях, но отсутствуют ночные и вечерние фотографии. Большинство фото были анонимизированы путем обрезания частей, где находятся люди или номера автомобилей, но встречаются файлы, в которых такие объекты присутствуют. Возможно добавление фотографий для дальнейшей их разметки. Данный набор подходит для поставленной задачи.</w:t>
-      </w:r>
+    </w:p>
+    <w:p>
+      <w:pPr>
+        <w:spacing w:line="360" w:lineRule="auto"/>
+        <w:ind w:firstLine="708"/>
+      </w:pPr>
+    </w:p>
+    <w:p>
+      <w:pPr>
+        <w:spacing w:line="360" w:lineRule="auto"/>
+        <w:ind w:firstLine="708"/>
+      </w:pPr>
+    </w:p>
+    <w:p>
+      <w:pPr>
+        <w:spacing w:line="360" w:lineRule="auto"/>
+        <w:ind w:firstLine="708"/>
+      </w:pPr>
+    </w:p>
+    <w:p>
+      <w:pPr>
+        <w:spacing w:line="360" w:lineRule="auto"/>
+        <w:ind w:firstLine="708"/>
+      </w:pPr>
+    </w:p>
+    <w:p>
+      <w:pPr>
+        <w:spacing w:line="360" w:lineRule="auto"/>
+        <w:ind w:firstLine="708"/>
+      </w:pPr>
+    </w:p>
+    <w:p>
+      <w:pPr>
+        <w:spacing w:line="360" w:lineRule="auto"/>
+        <w:ind w:firstLine="708"/>
+      </w:pPr>
     </w:p>
     <w:p>
       <w:pPr>
@@ -17911,19 +18082,7 @@
           <w:rPr>
             <w:rStyle w:val="ae"/>
           </w:rPr>
-          <w:t>[</w:t>
-        </w:r>
-        <w:r>
-          <w:rPr>
-            <w:rStyle w:val="ae"/>
-          </w:rPr>
-          <w:t>8</w:t>
-        </w:r>
-        <w:r>
-          <w:rPr>
-            <w:rStyle w:val="ae"/>
-          </w:rPr>
-          <w:t>]</w:t>
+          <w:t>[8]</w:t>
         </w:r>
       </w:hyperlink>
       <w:r>
@@ -18220,8 +18379,8 @@
           <w:noProof/>
         </w:rPr>
         <w:drawing>
-          <wp:inline distT="0" distB="0" distL="0" distR="0" wp14:anchorId="3D046F48" wp14:editId="758C3E08">
-            <wp:extent cx="5339644" cy="4004733"/>
+          <wp:inline distT="0" distB="0" distL="0" distR="0" wp14:anchorId="3D046F48" wp14:editId="1F11A7FC">
+            <wp:extent cx="5339079" cy="3771900"/>
             <wp:effectExtent l="0" t="0" r="0" b="0"/>
             <wp:docPr id="982757469" name="Рисунок 1"/>
             <wp:cNvGraphicFramePr>
@@ -18236,7 +18395,7 @@
                       <a:picLocks noChangeAspect="1" noChangeArrowheads="1"/>
                     </pic:cNvPicPr>
                   </pic:nvPicPr>
-                  <pic:blipFill>
+                  <pic:blipFill rotWithShape="1">
                     <a:blip r:embed="rId25">
                       <a:extLst>
                         <a:ext uri="{28A0092B-C50C-407E-A947-70E740481C1C}">
@@ -18244,6 +18403,7 @@
                         </a:ext>
                       </a:extLst>
                     </a:blip>
+                    <a:srcRect b="5804"/>
                     <a:stretch>
                       <a:fillRect/>
                     </a:stretch>
@@ -18251,7 +18411,7 @@
                   <pic:spPr bwMode="auto">
                     <a:xfrm>
                       <a:off x="0" y="0"/>
-                      <a:ext cx="5359523" cy="4019643"/>
+                      <a:ext cx="5359523" cy="3786343"/>
                     </a:xfrm>
                     <a:prstGeom prst="rect">
                       <a:avLst/>
@@ -18260,6 +18420,11 @@
                     <a:ln>
                       <a:noFill/>
                     </a:ln>
+                    <a:extLst>
+                      <a:ext uri="{53640926-AAD7-44D8-BBD7-CCE9431645EC}">
+                        <a14:shadowObscured xmlns:a14="http://schemas.microsoft.com/office/drawing/2010/main"/>
+                      </a:ext>
+                    </a:extLst>
                   </pic:spPr>
                 </pic:pic>
               </a:graphicData>
@@ -18336,8 +18501,33 @@
     <w:p>
       <w:pPr>
         <w:spacing w:line="360" w:lineRule="auto"/>
-      </w:pPr>
-      <w:r>
+        <w:ind w:firstLine="709"/>
+      </w:pPr>
+    </w:p>
+    <w:p>
+      <w:pPr>
+        <w:spacing w:line="360" w:lineRule="auto"/>
+        <w:ind w:firstLine="709"/>
+      </w:pPr>
+    </w:p>
+    <w:p>
+      <w:pPr>
+        <w:spacing w:line="360" w:lineRule="auto"/>
+        <w:ind w:firstLine="709"/>
+      </w:pPr>
+    </w:p>
+    <w:p>
+      <w:pPr>
+        <w:spacing w:line="360" w:lineRule="auto"/>
+        <w:ind w:firstLine="709"/>
+      </w:pPr>
+    </w:p>
+    <w:p>
+      <w:pPr>
+        <w:spacing w:line="360" w:lineRule="auto"/>
+      </w:pPr>
+      <w:r>
+        <w:lastRenderedPageBreak/>
         <w:t>4.3.2. Анализ на наличие пропусков</w:t>
       </w:r>
     </w:p>
@@ -18347,13 +18537,11 @@
         <w:ind w:firstLine="708"/>
       </w:pPr>
       <w:r>
-        <w:t xml:space="preserve">В </w:t>
-      </w:r>
-      <w:proofErr w:type="spellStart"/>
-      <w:r>
-        <w:t>табл</w:t>
-      </w:r>
-      <w:proofErr w:type="spellEnd"/>
+        <w:t>В табл</w:t>
+      </w:r>
+      <w:r>
+        <w:t>.</w:t>
+      </w:r>
       <w:r>
         <w:t xml:space="preserve"> 4.1 представлены пропуски </w:t>
       </w:r>
@@ -18413,7 +18601,6 @@
                 <w:sz w:val="24"/>
                 <w:szCs w:val="24"/>
               </w:rPr>
-              <w:lastRenderedPageBreak/>
               <w:t>Признак</w:t>
             </w:r>
           </w:p>
@@ -18884,10 +19071,11 @@
         <w:rPr>
           <w:noProof/>
         </w:rPr>
+        <w:lastRenderedPageBreak/>
         <w:drawing>
-          <wp:inline distT="0" distB="0" distL="0" distR="0" wp14:anchorId="24A3DEBE" wp14:editId="1BE28B0D">
-            <wp:extent cx="6188115" cy="2506980"/>
-            <wp:effectExtent l="0" t="0" r="3175" b="7620"/>
+          <wp:inline distT="0" distB="0" distL="0" distR="0" wp14:anchorId="24A3DEBE" wp14:editId="232406C8">
+            <wp:extent cx="6036945" cy="3908913"/>
+            <wp:effectExtent l="0" t="0" r="1905" b="0"/>
             <wp:docPr id="296527827" name="Рисунок 1"/>
             <wp:cNvGraphicFramePr>
               <a:graphicFrameLocks xmlns:a="http://schemas.openxmlformats.org/drawingml/2006/main" noChangeAspect="1"/>
@@ -18896,7 +19084,7 @@
               <a:graphicData uri="http://schemas.openxmlformats.org/drawingml/2006/picture">
                 <pic:pic xmlns:pic="http://schemas.openxmlformats.org/drawingml/2006/picture">
                   <pic:nvPicPr>
-                    <pic:cNvPr id="0" name="Picture 1"/>
+                    <pic:cNvPr id="296527827" name="Рисунок 1"/>
                     <pic:cNvPicPr>
                       <a:picLocks noChangeAspect="1" noChangeArrowheads="1"/>
                     </pic:cNvPicPr>
@@ -18909,7 +19097,7 @@
                         </a:ext>
                       </a:extLst>
                     </a:blip>
-                    <a:srcRect b="5389"/>
+                    <a:srcRect t="2162" b="5460"/>
                     <a:stretch>
                       <a:fillRect/>
                     </a:stretch>
@@ -18917,7 +19105,7 @@
                   <pic:spPr bwMode="auto">
                     <a:xfrm>
                       <a:off x="0" y="0"/>
-                      <a:ext cx="6198579" cy="2511219"/>
+                      <a:ext cx="6162294" cy="3990076"/>
                     </a:xfrm>
                     <a:prstGeom prst="rect">
                       <a:avLst/>
@@ -18955,6 +19143,9 @@
       <w:r>
         <w:t>Усредненные значения количества слов и символов в сообщениях и их темах</w:t>
       </w:r>
+      <w:r>
+        <w:t xml:space="preserve">. </w:t>
+      </w:r>
     </w:p>
     <w:p>
       <w:pPr>
@@ -18962,109 +19153,278 @@
         <w:ind w:firstLine="709"/>
       </w:pPr>
       <w:r>
+        <w:rPr>
+          <w:lang w:val="en-US"/>
+        </w:rPr>
+        <w:t>Subject</w:t>
+      </w:r>
+      <w:r>
+        <w:t>_</w:t>
+      </w:r>
+      <w:proofErr w:type="spellStart"/>
+      <w:r>
+        <w:rPr>
+          <w:lang w:val="en-US"/>
+        </w:rPr>
+        <w:t>len</w:t>
+      </w:r>
+      <w:proofErr w:type="spellEnd"/>
+      <w:r>
+        <w:t xml:space="preserve"> </w:t>
+      </w:r>
+      <w:r>
+        <w:t xml:space="preserve">и </w:t>
+      </w:r>
+      <w:r>
+        <w:rPr>
+          <w:lang w:val="en-US"/>
+        </w:rPr>
+        <w:t>Message</w:t>
+      </w:r>
+      <w:r>
+        <w:t>_</w:t>
+      </w:r>
+      <w:proofErr w:type="spellStart"/>
+      <w:r>
+        <w:rPr>
+          <w:lang w:val="en-US"/>
+        </w:rPr>
+        <w:t>len</w:t>
+      </w:r>
+      <w:proofErr w:type="spellEnd"/>
+      <w:r>
+        <w:t xml:space="preserve"> – </w:t>
+      </w:r>
+      <w:r>
+        <w:t>длина темы и сообщения.</w:t>
+      </w:r>
+      <w:r>
+        <w:t xml:space="preserve"> </w:t>
+      </w:r>
+      <w:r>
+        <w:rPr>
+          <w:lang w:val="en-US"/>
+        </w:rPr>
+        <w:t>W</w:t>
+      </w:r>
+      <w:r>
+        <w:rPr>
+          <w:lang w:val="en-US"/>
+        </w:rPr>
+        <w:t>ords</w:t>
+      </w:r>
+      <w:r>
+        <w:t>_</w:t>
+      </w:r>
+      <w:r>
+        <w:rPr>
+          <w:lang w:val="en-US"/>
+        </w:rPr>
+        <w:t>in</w:t>
+      </w:r>
+      <w:r>
+        <w:t>_</w:t>
+      </w:r>
+      <w:r>
+        <w:rPr>
+          <w:lang w:val="en-US"/>
+        </w:rPr>
+        <w:t>Subject</w:t>
+      </w:r>
+      <w:r>
+        <w:t xml:space="preserve"> </w:t>
+      </w:r>
+      <w:r>
+        <w:t>и</w:t>
+      </w:r>
+      <w:r>
+        <w:t xml:space="preserve"> </w:t>
+      </w:r>
+      <w:r>
+        <w:rPr>
+          <w:lang w:val="en-US"/>
+        </w:rPr>
+        <w:t>Words</w:t>
+      </w:r>
+      <w:r>
+        <w:t>_</w:t>
+      </w:r>
+      <w:r>
+        <w:rPr>
+          <w:lang w:val="en-US"/>
+        </w:rPr>
+        <w:t>in</w:t>
+      </w:r>
+      <w:r>
+        <w:t>_</w:t>
+      </w:r>
+      <w:r>
+        <w:rPr>
+          <w:lang w:val="en-US"/>
+        </w:rPr>
+        <w:t>Message</w:t>
+      </w:r>
+      <w:r>
+        <w:t xml:space="preserve"> – </w:t>
+      </w:r>
+      <w:r>
+        <w:t>количество</w:t>
+      </w:r>
+      <w:r>
+        <w:t xml:space="preserve"> </w:t>
+      </w:r>
+      <w:r>
+        <w:t>слов</w:t>
+      </w:r>
+      <w:r>
+        <w:t xml:space="preserve"> </w:t>
+      </w:r>
+      <w:r>
+        <w:t>в</w:t>
+      </w:r>
+      <w:r>
+        <w:t xml:space="preserve"> </w:t>
+      </w:r>
+      <w:r>
+        <w:t>теме</w:t>
+      </w:r>
+      <w:r>
+        <w:t xml:space="preserve"> </w:t>
+      </w:r>
+      <w:r>
+        <w:t>и</w:t>
+      </w:r>
+      <w:r>
+        <w:t xml:space="preserve"> </w:t>
+      </w:r>
+      <w:r>
+        <w:t>сообщении.</w:t>
+      </w:r>
+    </w:p>
+    <w:p>
+      <w:pPr>
+        <w:spacing w:line="360" w:lineRule="auto"/>
+        <w:ind w:firstLine="709"/>
+      </w:pPr>
+      <w:r>
+        <w:t xml:space="preserve">Из графиков можно увидеть, что спам письма отличаются меньшим количеством слов в сообщении, но при этом чуть большим числом слов в темах. Из этого выявляется закономерность: спам письма пытаются сильнее выделиться среди всех писем на почте и несут меньшую информацию в самом сообщении. Главная задача спам письма </w:t>
+      </w:r>
+      <w:r>
+        <w:t xml:space="preserve">заставить пользователя нажать на него и перейти по вредоносной ссылке или скачать вирусный файл. С такой тактикой спам письмо может достичь своей цели с большей вероятностью. </w:t>
+      </w:r>
+      <w:r>
+        <w:t xml:space="preserve">  </w:t>
+      </w:r>
+    </w:p>
+    <w:p>
+      <w:pPr>
+        <w:spacing w:line="360" w:lineRule="auto"/>
+        <w:ind w:firstLine="709"/>
+        <w:rPr>
+          <w:b/>
+          <w:bCs/>
+        </w:rPr>
+      </w:pPr>
+      <w:r>
+        <w:rPr>
+          <w:b/>
+          <w:bCs/>
+        </w:rPr>
+        <w:t>Выводы по четвертому разделу</w:t>
+      </w:r>
+    </w:p>
+    <w:p>
+      <w:pPr>
+        <w:spacing w:line="360" w:lineRule="auto"/>
+        <w:ind w:firstLine="709"/>
+      </w:pPr>
+      <w:r>
+        <w:t>Набор</w:t>
+      </w:r>
+      <w:r>
+        <w:t xml:space="preserve"> </w:t>
+      </w:r>
+      <w:r>
+        <w:t>данных</w:t>
+      </w:r>
+      <w:r>
+        <w:t xml:space="preserve"> «</w:t>
+      </w:r>
+      <w:r>
+        <w:rPr>
+          <w:b/>
+          <w:bCs/>
+          <w:lang w:val="en-US"/>
+        </w:rPr>
+        <w:t>Enron</w:t>
+      </w:r>
+      <w:r>
+        <w:rPr>
+          <w:b/>
+          <w:bCs/>
+        </w:rPr>
+        <w:t xml:space="preserve"> </w:t>
+      </w:r>
+      <w:r>
+        <w:rPr>
+          <w:b/>
+          <w:bCs/>
+          <w:lang w:val="en-US"/>
+        </w:rPr>
+        <w:t>Spam</w:t>
+      </w:r>
+      <w:r>
+        <w:rPr>
+          <w:b/>
+          <w:bCs/>
+        </w:rPr>
+        <w:t xml:space="preserve"> </w:t>
+      </w:r>
+      <w:r>
+        <w:rPr>
+          <w:b/>
+          <w:bCs/>
+          <w:lang w:val="en-US"/>
+        </w:rPr>
+        <w:t>Dataset</w:t>
+      </w:r>
+      <w:r>
+        <w:t xml:space="preserve">» - </w:t>
+      </w:r>
+      <w:r>
+        <w:t>датасет с большим количеством настоящих классифицированных по спаму писем. В нем</w:t>
+      </w:r>
+      <w:r>
+        <w:t xml:space="preserve"> имеются пропущенные данные, но их</w:t>
+      </w:r>
+      <w:r>
+        <w:t xml:space="preserve"> очень мало. Набор содержит сбалансированное </w:t>
+      </w:r>
+      <w:r>
         <w:lastRenderedPageBreak/>
-        <w:t xml:space="preserve">Из графиков можно увидеть, что спам письма отличаются меньшим количеством слов в сообщении, но при этом чуть большим числом слов в темах. Из этого выявляется закономерность: спам письма пытаются сильнее выделиться среди всех писем на почте и несут меньшую информацию в самом сообщении. Главная задача спам письма </w:t>
-      </w:r>
-      <w:r>
-        <w:t xml:space="preserve">заставить пользователя нажать на него и перейти по вредоносной ссылке или скачать вирусный файл. С такой тактикой спам письмо может достичь своей цели с большей вероятностью. </w:t>
-      </w:r>
-      <w:r>
-        <w:t xml:space="preserve">  </w:t>
+        <w:t>количество писем, которые помечены как спам и не спам. Датасет содержит только письма на английском языке, что может затруднить обучение модели для классификации писем на русском. Нужно дополнить данны</w:t>
+      </w:r>
+      <w:r>
+        <w:t>е сообщениями</w:t>
+      </w:r>
+      <w:r>
+        <w:t xml:space="preserve"> на других языках</w:t>
+      </w:r>
+      <w:r>
+        <w:t>.</w:t>
       </w:r>
     </w:p>
     <w:p>
       <w:pPr>
         <w:spacing w:line="360" w:lineRule="auto"/>
         <w:ind w:firstLine="709"/>
-        <w:rPr>
-          <w:b/>
-          <w:bCs/>
-        </w:rPr>
-      </w:pPr>
-      <w:r>
-        <w:rPr>
-          <w:b/>
-          <w:bCs/>
-        </w:rPr>
-        <w:t>Выводы по четвертому разделу</w:t>
-      </w:r>
+      </w:pPr>
     </w:p>
     <w:p>
       <w:pPr>
         <w:spacing w:line="360" w:lineRule="auto"/>
         <w:ind w:firstLine="709"/>
       </w:pPr>
-      <w:r>
-        <w:t>Набор</w:t>
-      </w:r>
-      <w:r>
-        <w:t xml:space="preserve"> </w:t>
-      </w:r>
-      <w:r>
-        <w:t>данных</w:t>
-      </w:r>
-      <w:r>
-        <w:t xml:space="preserve"> «</w:t>
-      </w:r>
-      <w:r>
-        <w:rPr>
-          <w:b/>
-          <w:bCs/>
-          <w:lang w:val="en-US"/>
-        </w:rPr>
-        <w:t>Enron</w:t>
-      </w:r>
-      <w:r>
-        <w:rPr>
-          <w:b/>
-          <w:bCs/>
-        </w:rPr>
-        <w:t xml:space="preserve"> </w:t>
-      </w:r>
-      <w:r>
-        <w:rPr>
-          <w:b/>
-          <w:bCs/>
-          <w:lang w:val="en-US"/>
-        </w:rPr>
-        <w:t>Spam</w:t>
-      </w:r>
-      <w:r>
-        <w:rPr>
-          <w:b/>
-          <w:bCs/>
-        </w:rPr>
-        <w:t xml:space="preserve"> </w:t>
-      </w:r>
-      <w:r>
-        <w:rPr>
-          <w:b/>
-          <w:bCs/>
-          <w:lang w:val="en-US"/>
-        </w:rPr>
-        <w:t>Dataset</w:t>
-      </w:r>
-      <w:r>
-        <w:t xml:space="preserve">» - </w:t>
-      </w:r>
-      <w:r>
-        <w:t>датасет с большим количеством настоящих классифицированных по спаму писем. В нем</w:t>
-      </w:r>
-      <w:r>
-        <w:t xml:space="preserve"> имеются пропущенные данные, но их</w:t>
-      </w:r>
-      <w:r>
-        <w:t xml:space="preserve"> очень мало. Набор содержит сбалансированное количество писем, которые помечены как спам и не спам. Датасет содержит только письма на английском языке, что может затруднить обучение модели для классификации писем на русском. Нужно дополнить данны</w:t>
-      </w:r>
-      <w:r>
-        <w:t>е сообщениями</w:t>
-      </w:r>
-      <w:r>
-        <w:t xml:space="preserve"> на других языках</w:t>
-      </w:r>
-      <w:r>
-        <w:t>.</w:t>
-      </w:r>
     </w:p>
     <w:p>
       <w:pPr>
@@ -19112,18 +19472,63 @@
       <w:pPr>
         <w:spacing w:line="360" w:lineRule="auto"/>
         <w:ind w:firstLine="709"/>
+        <w:rPr>
+          <w:lang w:val="en-US"/>
+        </w:rPr>
       </w:pPr>
     </w:p>
     <w:p>
       <w:pPr>
         <w:spacing w:line="360" w:lineRule="auto"/>
         <w:ind w:firstLine="709"/>
+        <w:rPr>
+          <w:lang w:val="en-US"/>
+        </w:rPr>
       </w:pPr>
     </w:p>
     <w:p>
       <w:pPr>
         <w:spacing w:line="360" w:lineRule="auto"/>
         <w:ind w:firstLine="709"/>
+        <w:rPr>
+          <w:lang w:val="en-US"/>
+        </w:rPr>
+      </w:pPr>
+    </w:p>
+    <w:p>
+      <w:pPr>
+        <w:spacing w:line="360" w:lineRule="auto"/>
+        <w:ind w:firstLine="709"/>
+        <w:rPr>
+          <w:lang w:val="en-US"/>
+        </w:rPr>
+      </w:pPr>
+    </w:p>
+    <w:p>
+      <w:pPr>
+        <w:spacing w:line="360" w:lineRule="auto"/>
+        <w:ind w:firstLine="709"/>
+        <w:rPr>
+          <w:lang w:val="en-US"/>
+        </w:rPr>
+      </w:pPr>
+    </w:p>
+    <w:p>
+      <w:pPr>
+        <w:spacing w:line="360" w:lineRule="auto"/>
+        <w:ind w:firstLine="709"/>
+        <w:rPr>
+          <w:lang w:val="en-US"/>
+        </w:rPr>
+      </w:pPr>
+    </w:p>
+    <w:p>
+      <w:pPr>
+        <w:spacing w:line="360" w:lineRule="auto"/>
+        <w:ind w:firstLine="709"/>
+        <w:rPr>
+          <w:lang w:val="en-US"/>
+        </w:rPr>
       </w:pPr>
     </w:p>
     <w:p>
@@ -19642,23 +20047,7 @@
             <w:rFonts w:cs="Times New Roman"/>
             <w:szCs w:val="28"/>
           </w:rPr>
-          <w:t>ССЫЛКА Н</w:t>
-        </w:r>
-        <w:r>
-          <w:rPr>
-            <w:rStyle w:val="ae"/>
-            <w:rFonts w:cs="Times New Roman"/>
-            <w:szCs w:val="28"/>
-          </w:rPr>
-          <w:t>А</w:t>
-        </w:r>
-        <w:r>
-          <w:rPr>
-            <w:rStyle w:val="ae"/>
-            <w:rFonts w:cs="Times New Roman"/>
-            <w:szCs w:val="28"/>
-          </w:rPr>
-          <w:t xml:space="preserve"> РЕПОЗИТОРИЙ</w:t>
+          <w:t>ССЫЛКА НА РЕПОЗИТОРИЙ</w:t>
         </w:r>
       </w:hyperlink>
       <w:r>
@@ -19806,14 +20195,14 @@
         <w:pStyle w:val="1"/>
         <w:spacing w:line="360" w:lineRule="auto"/>
       </w:pPr>
-      <w:bookmarkStart w:id="18" w:name="_Toc228665291"/>
-      <w:bookmarkStart w:id="19" w:name="_ЛИТЕРАТУРА"/>
-      <w:bookmarkEnd w:id="19"/>
+      <w:bookmarkStart w:id="18" w:name="_ЛИТЕРАТУРА"/>
+      <w:bookmarkStart w:id="19" w:name="_Toc228665291"/>
+      <w:bookmarkEnd w:id="18"/>
       <w:r>
         <w:lastRenderedPageBreak/>
         <w:t>ЛИТЕРАТУРА</w:t>
       </w:r>
-      <w:bookmarkEnd w:id="18"/>
+      <w:bookmarkEnd w:id="19"/>
     </w:p>
     <w:p>
       <w:pPr>
@@ -19929,13 +20318,7 @@
         <w:rPr>
           <w:lang w:val="en-US"/>
         </w:rPr>
-        <w:t xml:space="preserve"> </w:t>
-      </w:r>
-      <w:r>
-        <w:rPr>
-          <w:lang w:val="en-US"/>
-        </w:rPr>
-        <w:t xml:space="preserve">Ball Bearing Vibration, and Temperature Run-to-Failure </w:t>
+        <w:t xml:space="preserve"> Ball Bearing Vibration, and Temperature Run-to-Failure </w:t>
       </w:r>
     </w:p>
     <w:p>
@@ -19953,13 +20336,7 @@
         <w:rPr>
           <w:lang w:val="en-US"/>
         </w:rPr>
-        <w:t>Dataset</w:t>
-      </w:r>
-      <w:r>
-        <w:rPr>
-          <w:lang w:val="en-US"/>
-        </w:rPr>
-        <w:t xml:space="preserve">. </w:t>
+        <w:t xml:space="preserve">Dataset. </w:t>
       </w:r>
       <w:r>
         <w:rPr>
@@ -20117,19 +20494,7 @@
         <w:rPr>
           <w:lang w:val="en-US"/>
         </w:rPr>
-        <w:t xml:space="preserve"> </w:t>
-      </w:r>
-      <w:r>
-        <w:rPr>
-          <w:lang w:val="en-US"/>
-        </w:rPr>
-        <w:t>STORM graffiti/tagging detection dataset</w:t>
-      </w:r>
-      <w:r>
-        <w:rPr>
-          <w:lang w:val="en-US"/>
-        </w:rPr>
-        <w:t xml:space="preserve">. URL: </w:t>
+        <w:t xml:space="preserve"> STORM graffiti/tagging detection dataset. URL: </w:t>
       </w:r>
       <w:r>
         <w:rPr>
@@ -20188,13 +20553,7 @@
         <w:rPr>
           <w:lang w:val="en-US"/>
         </w:rPr>
-        <w:t xml:space="preserve"> STORM (</w:t>
-      </w:r>
-      <w:r>
-        <w:rPr>
-          <w:lang w:val="en-US"/>
-        </w:rPr>
-        <w:t xml:space="preserve">Safeguarding Cultural Heritage through Technical and </w:t>
+        <w:t xml:space="preserve"> STORM (Safeguarding Cultural Heritage through Technical and </w:t>
       </w:r>
       <w:proofErr w:type="spellStart"/>
       <w:r>
@@ -20208,13 +20567,7 @@
         <w:rPr>
           <w:lang w:val="en-US"/>
         </w:rPr>
-        <w:t xml:space="preserve"> Resources Management</w:t>
-      </w:r>
-      <w:r>
-        <w:rPr>
-          <w:lang w:val="en-US"/>
-        </w:rPr>
-        <w:t>)</w:t>
+        <w:t xml:space="preserve"> Resources Management)</w:t>
       </w:r>
       <w:r>
         <w:rPr>
@@ -20379,19 +20732,7 @@
         <w:rPr>
           <w:lang w:val="en-US"/>
         </w:rPr>
-        <w:t xml:space="preserve"> </w:t>
-      </w:r>
-      <w:r>
-        <w:rPr>
-          <w:lang w:val="en-US"/>
-        </w:rPr>
-        <w:t>The Enron-Spam dataset preprocessed in a single, clean csv file.</w:t>
-      </w:r>
-      <w:r>
-        <w:rPr>
-          <w:lang w:val="en-US"/>
-        </w:rPr>
-        <w:t xml:space="preserve"> </w:t>
+        <w:t xml:space="preserve"> The Enron-Spam dataset preprocessed in a single, clean csv file. </w:t>
       </w:r>
       <w:r>
         <w:rPr>
@@ -20578,6 +20919,9 @@
       <w:bookmarkStart w:id="29" w:name="Киберленинка"/>
       <w:bookmarkEnd w:id="28"/>
       <w:r>
+        <w:rPr>
+          <w:lang w:val="en-US"/>
+        </w:rPr>
         <w:lastRenderedPageBreak/>
         <w:t xml:space="preserve"> </w:t>
       </w:r>
@@ -20590,7 +20934,13 @@
       </w:r>
       <w:proofErr w:type="spellEnd"/>
       <w:r>
-        <w:t xml:space="preserve">. 2024. №4 (48). </w:t>
+        <w:t xml:space="preserve">. </w:t>
+      </w:r>
+      <w:r>
+        <w:rPr>
+          <w:lang w:val="en-US"/>
+        </w:rPr>
+        <w:t xml:space="preserve">2024. №4 (48). </w:t>
       </w:r>
       <w:r>
         <w:rPr>
@@ -22558,6 +22908,7 @@
   <w:style w:type="character" w:default="1" w:styleId="a0">
     <w:name w:val="Default Paragraph Font"/>
     <w:uiPriority w:val="1"/>
+    <w:semiHidden/>
     <w:unhideWhenUsed/>
   </w:style>
   <w:style w:type="table" w:default="1" w:styleId="a1">
